--- a/Marika_Nishi_Resume.docx
+++ b/Marika_Nishi_Resume.docx
@@ -20,6 +20,21 @@
         </w:rPr>
         <w:t>Marika Nishi</w:t>
       </w:r>
+      <w:r>
+        <w:rPr>
+          <w:rFonts w:ascii="Garamond" w:hAnsi="Garamond" w:cs="Arial"/>
+          <w:sz w:val="40"/>
+        </w:rPr>
+        <w:t xml:space="preserve"> </w:t>
+      </w:r>
+      <w:r>
+        <w:rPr>
+          <w:rFonts w:ascii="Garamond" w:hAnsi="Garamond" w:cs="Arial"/>
+          <w:sz w:val="20"/>
+          <w:szCs w:val="20"/>
+        </w:rPr>
+        <w:t>Software Development Engineer (SDE) Intern</w:t>
+      </w:r>
     </w:p>
     <w:p>
       <w:pPr>
@@ -30,123 +45,119 @@
         <w:jc w:val="center"/>
         <w:rPr>
           <w:rFonts w:ascii="Garamond" w:hAnsi="Garamond" w:cs="Arial"/>
-          <w:sz w:val="21"/>
-          <w:szCs w:val="21"/>
-        </w:rPr>
-      </w:pPr>
-      <w:proofErr w:type="gramStart"/>
-      <w:r>
-        <w:rPr>
-          <w:rFonts w:ascii="Garamond" w:hAnsi="Garamond" w:cs="Arial"/>
-          <w:sz w:val="21"/>
-          <w:szCs w:val="21"/>
+          <w:sz w:val="18"/>
+          <w:szCs w:val="18"/>
+        </w:rPr>
+      </w:pPr>
+      <w:r>
+        <w:rPr>
+          <w:rFonts w:ascii="Garamond" w:hAnsi="Garamond" w:cs="Arial"/>
+          <w:sz w:val="18"/>
+          <w:szCs w:val="18"/>
         </w:rPr>
         <w:t>mari3511n@gmail.com</w:t>
       </w:r>
       <w:r>
         <w:rPr>
           <w:rFonts w:ascii="Garamond" w:hAnsi="Garamond" w:cs="Arial"/>
-          <w:sz w:val="21"/>
-          <w:szCs w:val="21"/>
-        </w:rPr>
-        <w:t xml:space="preserve">  /</w:t>
-      </w:r>
-      <w:proofErr w:type="gramEnd"/>
-      <w:r>
-        <w:rPr>
-          <w:rFonts w:ascii="Garamond" w:hAnsi="Garamond" w:cs="Arial"/>
-          <w:sz w:val="21"/>
-          <w:szCs w:val="21"/>
-        </w:rPr>
-        <w:t>/  (</w:t>
-      </w:r>
-      <w:r>
-        <w:rPr>
-          <w:rFonts w:ascii="Garamond" w:hAnsi="Garamond" w:cs="Arial"/>
-          <w:sz w:val="21"/>
-          <w:szCs w:val="21"/>
+          <w:sz w:val="18"/>
+          <w:szCs w:val="18"/>
+        </w:rPr>
+        <w:t xml:space="preserve"> (</w:t>
+      </w:r>
+      <w:r>
+        <w:rPr>
+          <w:rFonts w:ascii="Garamond" w:hAnsi="Garamond" w:cs="Arial"/>
+          <w:sz w:val="18"/>
+          <w:szCs w:val="18"/>
         </w:rPr>
         <w:t>445</w:t>
       </w:r>
       <w:r>
         <w:rPr>
           <w:rFonts w:ascii="Garamond" w:hAnsi="Garamond" w:cs="Arial"/>
-          <w:sz w:val="21"/>
-          <w:szCs w:val="21"/>
+          <w:sz w:val="18"/>
+          <w:szCs w:val="18"/>
         </w:rPr>
         <w:t xml:space="preserve">) </w:t>
       </w:r>
       <w:r>
         <w:rPr>
           <w:rFonts w:ascii="Garamond" w:hAnsi="Garamond" w:cs="Arial"/>
-          <w:sz w:val="21"/>
-          <w:szCs w:val="21"/>
+          <w:sz w:val="18"/>
+          <w:szCs w:val="18"/>
         </w:rPr>
         <w:t>256</w:t>
       </w:r>
       <w:r>
         <w:rPr>
           <w:rFonts w:ascii="Garamond" w:hAnsi="Garamond" w:cs="Arial"/>
-          <w:sz w:val="21"/>
-          <w:szCs w:val="21"/>
+          <w:sz w:val="18"/>
+          <w:szCs w:val="18"/>
         </w:rPr>
         <w:t>-</w:t>
       </w:r>
       <w:r>
         <w:rPr>
           <w:rFonts w:ascii="Garamond" w:hAnsi="Garamond" w:cs="Arial"/>
-          <w:sz w:val="21"/>
-          <w:szCs w:val="21"/>
+          <w:sz w:val="18"/>
+          <w:szCs w:val="18"/>
         </w:rPr>
         <w:t>0089</w:t>
       </w:r>
       <w:r>
         <w:rPr>
           <w:rFonts w:ascii="Garamond" w:hAnsi="Garamond" w:cs="Arial"/>
-          <w:sz w:val="21"/>
-          <w:szCs w:val="21"/>
+          <w:sz w:val="18"/>
+          <w:szCs w:val="18"/>
         </w:rPr>
         <w:t xml:space="preserve">  </w:t>
       </w:r>
       <w:r>
         <w:rPr>
           <w:rFonts w:ascii="Garamond" w:hAnsi="Garamond" w:cs="Arial"/>
-          <w:sz w:val="21"/>
-          <w:szCs w:val="21"/>
-        </w:rPr>
-        <w:t xml:space="preserve">//  </w:t>
-      </w:r>
-      <w:r>
-        <w:rPr>
-          <w:rFonts w:ascii="Garamond" w:hAnsi="Garamond" w:cs="Arial"/>
-          <w:sz w:val="21"/>
-          <w:szCs w:val="21"/>
-        </w:rPr>
-        <w:t>Philadelphia, PA</w:t>
-      </w:r>
-      <w:r>
-        <w:rPr>
-          <w:rFonts w:ascii="Garamond" w:hAnsi="Garamond" w:cs="Arial"/>
-          <w:sz w:val="21"/>
-          <w:szCs w:val="21"/>
-        </w:rPr>
-        <w:t xml:space="preserve">  </w:t>
-      </w:r>
-      <w:r>
-        <w:rPr>
-          <w:rFonts w:ascii="Garamond" w:hAnsi="Garamond" w:cs="Arial"/>
-          <w:sz w:val="21"/>
-          <w:szCs w:val="21"/>
-        </w:rPr>
-        <w:t xml:space="preserve">//  </w:t>
-      </w:r>
-      <w:r>
-        <w:rPr>
-          <w:rFonts w:ascii="Garamond" w:hAnsi="Garamond" w:cs="Arial"/>
-          <w:sz w:val="21"/>
-          <w:szCs w:val="21"/>
-        </w:rPr>
-        <w:t>https://www.linkedin.com/in/marika-nishi-532675322/</w:t>
+          <w:sz w:val="18"/>
+          <w:szCs w:val="18"/>
+        </w:rPr>
+        <w:t xml:space="preserve">Philadelphia, PA </w:t>
+      </w:r>
+      <w:hyperlink r:id="rId9" w:history="1">
+        <w:r>
+          <w:rPr>
+            <w:rStyle w:val="Hyperlink"/>
+            <w:rFonts w:ascii="Garamond" w:hAnsi="Garamond" w:cs="Arial"/>
+            <w:sz w:val="18"/>
+            <w:szCs w:val="18"/>
+          </w:rPr>
+          <w:t>https://www.linkedin.com/in/marika-nishi-532675322/</w:t>
+        </w:r>
+      </w:hyperlink>
+      <w:r>
+        <w:rPr>
+          <w:rFonts w:ascii="Garamond" w:hAnsi="Garamond" w:cs="Arial"/>
+          <w:sz w:val="18"/>
+          <w:szCs w:val="18"/>
+        </w:rPr>
+        <w:t xml:space="preserve"> </w:t>
+      </w:r>
+      <w:hyperlink r:id="rId10" w:history="1">
+        <w:r>
+          <w:rPr>
+            <w:rStyle w:val="Hyperlink"/>
+            <w:rFonts w:ascii="Garamond" w:hAnsi="Garamond" w:cs="Arial"/>
+            <w:sz w:val="18"/>
+            <w:szCs w:val="18"/>
+          </w:rPr>
+          <w:t>https://github.com/marika340</w:t>
+        </w:r>
+      </w:hyperlink>
+      <w:r>
+        <w:rPr>
+          <w:rFonts w:ascii="Garamond" w:hAnsi="Garamond" w:cs="Arial"/>
+          <w:sz w:val="18"/>
+          <w:szCs w:val="18"/>
+        </w:rPr>
+        <w:t xml:space="preserve"> </w:t>
       </w:r>
     </w:p>
     <w:p>
@@ -590,7 +601,6 @@
           <w:szCs w:val="21"/>
         </w:rPr>
         <w:sectPr>
-          <w:headerReference w:type="default" r:id="rId9"/>
           <w:type w:val="continuous"/>
           <w:pgSz w:w="12240" w:h="15840"/>
           <w:pgMar w:top="864" w:right="864" w:bottom="864" w:left="864" w:header="0" w:footer="0" w:gutter="0"/>
@@ -629,73 +639,15 @@
           <w:sz w:val="21"/>
           <w:szCs w:val="21"/>
         </w:rPr>
-        <w:t xml:space="preserve">ROS, ROS2, C++, Python, </w:t>
-      </w:r>
-      <w:proofErr w:type="spellStart"/>
-      <w:r>
-        <w:rPr>
-          <w:rFonts w:ascii="Garamond" w:hAnsi="Garamond" w:cs="Arial"/>
-          <w:iCs/>
-          <w:sz w:val="21"/>
-          <w:szCs w:val="21"/>
-        </w:rPr>
-        <w:t>Pytorch</w:t>
-      </w:r>
-      <w:proofErr w:type="spellEnd"/>
-      <w:r>
-        <w:rPr>
-          <w:rFonts w:ascii="Garamond" w:hAnsi="Garamond" w:cs="Arial"/>
-          <w:iCs/>
-          <w:sz w:val="21"/>
-          <w:szCs w:val="21"/>
-        </w:rPr>
-        <w:t xml:space="preserve">, </w:t>
-      </w:r>
-      <w:proofErr w:type="spellStart"/>
-      <w:r>
-        <w:rPr>
-          <w:rFonts w:ascii="Garamond" w:hAnsi="Garamond" w:cs="Arial"/>
-          <w:iCs/>
-          <w:sz w:val="21"/>
-          <w:szCs w:val="21"/>
-        </w:rPr>
-        <w:t>Matlab</w:t>
-      </w:r>
-      <w:proofErr w:type="spellEnd"/>
-      <w:r>
-        <w:rPr>
-          <w:rFonts w:ascii="Garamond" w:hAnsi="Garamond" w:cs="Arial"/>
-          <w:iCs/>
-          <w:sz w:val="21"/>
-          <w:szCs w:val="21"/>
-        </w:rPr>
-        <w:t xml:space="preserve">, Arduino IDE, </w:t>
-      </w:r>
-      <w:r>
-        <w:rPr>
-          <w:rFonts w:ascii="Garamond" w:hAnsi="Garamond" w:cs="Arial"/>
-          <w:sz w:val="21"/>
-          <w:szCs w:val="21"/>
-        </w:rPr>
-        <w:t>Simulator (</w:t>
-      </w:r>
-      <w:proofErr w:type="spellStart"/>
-      <w:r>
-        <w:rPr>
-          <w:rFonts w:ascii="Garamond" w:hAnsi="Garamond" w:cs="Arial"/>
-          <w:sz w:val="21"/>
-          <w:szCs w:val="21"/>
-        </w:rPr>
-        <w:t>CoppeliaSim</w:t>
-      </w:r>
-      <w:proofErr w:type="spellEnd"/>
-      <w:r>
-        <w:rPr>
-          <w:rFonts w:ascii="Garamond" w:hAnsi="Garamond" w:cs="Arial"/>
-          <w:sz w:val="21"/>
-          <w:szCs w:val="21"/>
-        </w:rPr>
-        <w:t xml:space="preserve">, Simulink), OpenCV, </w:t>
+        <w:t xml:space="preserve">ROS, ROS2, C++, Python, Pytorch, Matlab, Arduino IDE, </w:t>
+      </w:r>
+      <w:r>
+        <w:rPr>
+          <w:rFonts w:ascii="Garamond" w:hAnsi="Garamond" w:cs="Arial"/>
+          <w:sz w:val="21"/>
+          <w:szCs w:val="21"/>
+        </w:rPr>
+        <w:t xml:space="preserve">Simulator (CoppeliaSim, Simulink), OpenCV, </w:t>
       </w:r>
       <w:r>
         <w:rPr>
@@ -711,25 +663,23 @@
           <w:sz w:val="21"/>
           <w:szCs w:val="21"/>
         </w:rPr>
-        <w:t xml:space="preserve"> (</w:t>
-      </w:r>
-      <w:proofErr w:type="spellStart"/>
-      <w:r>
-        <w:rPr>
-          <w:rFonts w:ascii="Garamond" w:hAnsi="Garamond" w:cs="Arial"/>
-          <w:sz w:val="21"/>
-          <w:szCs w:val="21"/>
-        </w:rPr>
-        <w:t>Autoware</w:t>
-      </w:r>
-      <w:proofErr w:type="spellEnd"/>
-      <w:r>
-        <w:rPr>
-          <w:rFonts w:ascii="Garamond" w:hAnsi="Garamond" w:cs="Arial"/>
-          <w:sz w:val="21"/>
-          <w:szCs w:val="21"/>
-        </w:rPr>
-        <w:t>, SolidWorks)</w:t>
+        <w:t xml:space="preserve"> (Autoware, SolidWorks)</w:t>
+      </w:r>
+      <w:r>
+        <w:rPr>
+          <w:rFonts w:ascii="Garamond" w:hAnsi="Garamond" w:cs="Arial"/>
+          <w:sz w:val="21"/>
+          <w:szCs w:val="21"/>
+        </w:rPr>
+        <w:t>, Mobile Robots</w:t>
+      </w:r>
+      <w:r>
+        <w:rPr>
+          <w:rFonts w:ascii="Garamond" w:hAnsi="Garamond" w:cs="Arial"/>
+          <w:sz w:val="21"/>
+          <w:szCs w:val="21"/>
+        </w:rPr>
+        <w:t>, Git</w:t>
       </w:r>
     </w:p>
     <w:p>
@@ -760,6 +710,22 @@
           <w:sz w:val="21"/>
           <w:szCs w:val="21"/>
         </w:rPr>
+        <w:t>A</w:t>
+      </w:r>
+      <w:r>
+        <w:rPr>
+          <w:rFonts w:ascii="Garamond" w:hAnsi="Garamond" w:cs="Arial"/>
+          <w:sz w:val="21"/>
+          <w:szCs w:val="21"/>
+        </w:rPr>
+        <w:t xml:space="preserve">utomation, </w:t>
+      </w:r>
+      <w:r>
+        <w:rPr>
+          <w:rFonts w:ascii="Garamond" w:hAnsi="Garamond" w:cs="Arial"/>
+          <w:sz w:val="21"/>
+          <w:szCs w:val="21"/>
+        </w:rPr>
         <w:t>Kalman Filter,</w:t>
       </w:r>
       <w:r>
@@ -777,6 +743,14 @@
           <w:szCs w:val="21"/>
         </w:rPr>
         <w:t xml:space="preserve">Perception, </w:t>
+      </w:r>
+      <w:r>
+        <w:rPr>
+          <w:rFonts w:ascii="Garamond" w:hAnsi="Garamond" w:cs="Arial"/>
+          <w:sz w:val="21"/>
+          <w:szCs w:val="21"/>
+        </w:rPr>
+        <w:t xml:space="preserve">Control, </w:t>
       </w:r>
       <w:r>
         <w:rPr>
@@ -824,7 +798,23 @@
           <w:sz w:val="21"/>
           <w:szCs w:val="21"/>
         </w:rPr>
-        <w:t xml:space="preserve">Leadership, Project Management, Communication, </w:t>
+        <w:t xml:space="preserve">Leadership, </w:t>
+      </w:r>
+      <w:r>
+        <w:rPr>
+          <w:rFonts w:ascii="Garamond" w:hAnsi="Garamond" w:cs="Arial"/>
+          <w:sz w:val="21"/>
+          <w:szCs w:val="21"/>
+        </w:rPr>
+        <w:t xml:space="preserve">Research and Development, </w:t>
+      </w:r>
+      <w:r>
+        <w:rPr>
+          <w:rFonts w:ascii="Garamond" w:hAnsi="Garamond" w:cs="Arial"/>
+          <w:sz w:val="21"/>
+          <w:szCs w:val="21"/>
+        </w:rPr>
+        <w:t xml:space="preserve">Project Management, Communication, </w:t>
       </w:r>
       <w:r>
         <w:rPr>
@@ -833,6 +823,14 @@
           <w:szCs w:val="21"/>
         </w:rPr>
         <w:t>Teamwork</w:t>
+      </w:r>
+      <w:r>
+        <w:rPr>
+          <w:rFonts w:ascii="Garamond" w:hAnsi="Garamond" w:cs="Arial"/>
+          <w:sz w:val="21"/>
+          <w:szCs w:val="21"/>
+        </w:rPr>
+        <w:t>, Problem Solving</w:t>
       </w:r>
     </w:p>
     <w:p>
@@ -904,25 +902,7 @@
           <w:sz w:val="21"/>
           <w:szCs w:val="21"/>
         </w:rPr>
-        <w:t xml:space="preserve">Machine Learning; F1/10 </w:t>
-      </w:r>
-      <w:proofErr w:type="gramStart"/>
-      <w:r>
-        <w:rPr>
-          <w:rFonts w:ascii="Garamond" w:hAnsi="Garamond" w:cs="Arial"/>
-          <w:sz w:val="21"/>
-          <w:szCs w:val="21"/>
-        </w:rPr>
-        <w:t>Autonomous Racing</w:t>
-      </w:r>
-      <w:proofErr w:type="gramEnd"/>
-      <w:r>
-        <w:rPr>
-          <w:rFonts w:ascii="Garamond" w:hAnsi="Garamond" w:cs="Arial"/>
-          <w:sz w:val="21"/>
-          <w:szCs w:val="21"/>
-        </w:rPr>
-        <w:t xml:space="preserve"> Cars</w:t>
+        <w:t>Machine Learning; F1/10 Autonomous Racing Cars</w:t>
       </w:r>
       <w:r>
         <w:rPr>
@@ -1210,7 +1190,6 @@
         </w:rPr>
         <w:t xml:space="preserve">Designed and built </w:t>
       </w:r>
-      <w:proofErr w:type="gramStart"/>
       <w:r>
         <w:rPr>
           <w:rFonts w:ascii="Garamond" w:hAnsi="Garamond" w:cs="Arial"/>
@@ -1219,7 +1198,6 @@
         </w:rPr>
         <w:t>map</w:t>
       </w:r>
-      <w:proofErr w:type="gramEnd"/>
       <w:r>
         <w:rPr>
           <w:rFonts w:ascii="Garamond" w:hAnsi="Garamond" w:cs="Arial"/>
@@ -1290,15 +1268,15 @@
           <w:sz w:val="21"/>
           <w:szCs w:val="21"/>
         </w:rPr>
-        <w:t xml:space="preserve"> in </w:t>
-      </w:r>
-      <w:r>
-        <w:rPr>
-          <w:rFonts w:ascii="Garamond" w:hAnsi="Garamond" w:cs="Arial"/>
-          <w:sz w:val="21"/>
-          <w:szCs w:val="21"/>
-        </w:rPr>
-        <w:t>14 countries understand signals sent from cars</w:t>
+        <w:t xml:space="preserve"> </w:t>
+      </w:r>
+      <w:r>
+        <w:rPr>
+          <w:rFonts w:ascii="Garamond" w:hAnsi="Garamond" w:cs="Arial"/>
+          <w:sz w:val="21"/>
+          <w:szCs w:val="21"/>
+        </w:rPr>
+        <w:t>understand signals sent from cars</w:t>
       </w:r>
       <w:r>
         <w:rPr>
@@ -1332,23 +1310,15 @@
           <w:sz w:val="21"/>
           <w:szCs w:val="21"/>
         </w:rPr>
-        <w:t>D</w:t>
-      </w:r>
-      <w:r>
-        <w:rPr>
-          <w:rFonts w:ascii="Garamond" w:hAnsi="Garamond" w:cs="Arial"/>
-          <w:sz w:val="21"/>
-          <w:szCs w:val="21"/>
-        </w:rPr>
-        <w:t>iscovered</w:t>
-      </w:r>
-      <w:r>
-        <w:rPr>
-          <w:rFonts w:ascii="Garamond" w:hAnsi="Garamond" w:cs="Arial"/>
-          <w:sz w:val="21"/>
-          <w:szCs w:val="21"/>
-        </w:rPr>
-        <w:t xml:space="preserve"> bug in BOSCH’s</w:t>
+        <w:t>Improved</w:t>
+      </w:r>
+      <w:r>
+        <w:rPr>
+          <w:rFonts w:ascii="Garamond" w:hAnsi="Garamond" w:cs="Arial"/>
+          <w:sz w:val="21"/>
+          <w:szCs w:val="21"/>
+        </w:rPr>
+        <w:t xml:space="preserve"> BOSCH’s</w:t>
       </w:r>
       <w:r>
         <w:rPr>
@@ -1388,6 +1358,14 @@
           <w:sz w:val="21"/>
           <w:szCs w:val="21"/>
         </w:rPr>
+        <w:t xml:space="preserve">CAN </w:t>
+      </w:r>
+      <w:r>
+        <w:rPr>
+          <w:rFonts w:ascii="Garamond" w:hAnsi="Garamond" w:cs="Arial"/>
+          <w:sz w:val="21"/>
+          <w:szCs w:val="21"/>
+        </w:rPr>
         <w:t xml:space="preserve">signals from cars; </w:t>
       </w:r>
       <w:r>
@@ -1396,7 +1374,47 @@
           <w:sz w:val="21"/>
           <w:szCs w:val="21"/>
         </w:rPr>
-        <w:t>made sure that engineers could find correct vehicle positions</w:t>
+        <w:t>refined</w:t>
+      </w:r>
+      <w:r>
+        <w:rPr>
+          <w:rFonts w:ascii="Garamond" w:hAnsi="Garamond" w:cs="Arial"/>
+          <w:sz w:val="21"/>
+          <w:szCs w:val="21"/>
+        </w:rPr>
+        <w:t xml:space="preserve"> </w:t>
+      </w:r>
+      <w:r>
+        <w:rPr>
+          <w:rFonts w:ascii="Garamond" w:hAnsi="Garamond" w:cs="Arial"/>
+          <w:sz w:val="21"/>
+          <w:szCs w:val="21"/>
+        </w:rPr>
+        <w:t>accuracy of</w:t>
+      </w:r>
+      <w:r>
+        <w:rPr>
+          <w:rFonts w:ascii="Garamond" w:hAnsi="Garamond" w:cs="Arial"/>
+          <w:sz w:val="21"/>
+          <w:szCs w:val="21"/>
+        </w:rPr>
+        <w:t xml:space="preserve"> </w:t>
+      </w:r>
+      <w:r>
+        <w:rPr>
+          <w:rFonts w:ascii="Garamond" w:hAnsi="Garamond" w:cs="Arial"/>
+          <w:sz w:val="21"/>
+          <w:szCs w:val="21"/>
+        </w:rPr>
+        <w:t>system</w:t>
+      </w:r>
+      <w:r>
+        <w:rPr>
+          <w:rFonts w:ascii="Garamond" w:hAnsi="Garamond" w:cs="Arial"/>
+          <w:sz w:val="21"/>
+          <w:szCs w:val="21"/>
+        </w:rPr>
+        <w:t xml:space="preserve"> outputs</w:t>
       </w:r>
     </w:p>
     <w:p>
@@ -1478,11 +1496,11 @@
         <w:spacing w:after="0" w:line="276" w:lineRule="auto"/>
         <w:rPr>
           <w:rFonts w:ascii="Garamond" w:hAnsi="Garamond" w:cs="Arial"/>
-          <w:sz w:val="21"/>
-          <w:szCs w:val="21"/>
-        </w:rPr>
-      </w:pPr>
-      <w:proofErr w:type="gramStart"/>
+          <w:bCs/>
+          <w:sz w:val="21"/>
+          <w:szCs w:val="21"/>
+        </w:rPr>
+      </w:pPr>
       <w:r>
         <w:rPr>
           <w:rFonts w:ascii="Garamond" w:hAnsi="Garamond" w:cs="Arial"/>
@@ -1491,7 +1509,6 @@
         </w:rPr>
         <w:t>Communicated</w:t>
       </w:r>
-      <w:proofErr w:type="gramEnd"/>
       <w:r>
         <w:rPr>
           <w:rFonts w:ascii="Garamond" w:hAnsi="Garamond" w:cs="Arial"/>
@@ -1543,12 +1560,14 @@
     </w:p>
     <w:p>
       <w:pPr>
+        <w:pStyle w:val="ListParagraph"/>
         <w:tabs>
           <w:tab w:val="right" w:pos="10440"/>
         </w:tabs>
         <w:spacing w:after="0" w:line="276" w:lineRule="auto"/>
         <w:rPr>
           <w:rFonts w:ascii="Garamond" w:hAnsi="Garamond" w:cs="Arial"/>
+          <w:bCs/>
           <w:sz w:val="21"/>
           <w:szCs w:val="21"/>
         </w:rPr>
@@ -1570,28 +1589,74 @@
       <w:r>
         <w:rPr>
           <w:rFonts w:ascii="Garamond" w:hAnsi="Garamond" w:cs="Arial"/>
-          <w:sz w:val="21"/>
-          <w:szCs w:val="21"/>
-        </w:rPr>
-        <w:t xml:space="preserve">University of Tokyo | </w:t>
-      </w:r>
-      <w:r>
-        <w:rPr>
-          <w:rFonts w:ascii="Garamond" w:hAnsi="Garamond" w:cs="Arial"/>
-          <w:i/>
-          <w:iCs/>
-          <w:sz w:val="21"/>
-          <w:szCs w:val="21"/>
-        </w:rPr>
-        <w:t>Teaching Assistant</w:t>
-      </w:r>
-      <w:r>
-        <w:rPr>
-          <w:rFonts w:ascii="Garamond" w:hAnsi="Garamond" w:cs="Arial"/>
-          <w:sz w:val="21"/>
-          <w:szCs w:val="21"/>
-        </w:rPr>
-        <w:t>, Tokyo, Japan</w:t>
+          <w:bCs/>
+          <w:sz w:val="21"/>
+          <w:szCs w:val="21"/>
+        </w:rPr>
+        <w:t xml:space="preserve">DMG </w:t>
+      </w:r>
+      <w:r>
+        <w:rPr>
+          <w:rFonts w:ascii="Garamond" w:hAnsi="Garamond" w:cs="Arial"/>
+          <w:bCs/>
+          <w:sz w:val="21"/>
+          <w:szCs w:val="21"/>
+        </w:rPr>
+        <w:t>MORI</w:t>
+      </w:r>
+      <w:r>
+        <w:rPr>
+          <w:rFonts w:ascii="Garamond" w:hAnsi="Garamond" w:cs="Arial"/>
+          <w:iCs/>
+          <w:sz w:val="21"/>
+          <w:szCs w:val="21"/>
+        </w:rPr>
+        <w:t xml:space="preserve"> | </w:t>
+      </w:r>
+      <w:r>
+        <w:rPr>
+          <w:rFonts w:ascii="Garamond" w:hAnsi="Garamond" w:cs="Arial"/>
+          <w:i/>
+          <w:sz w:val="21"/>
+          <w:szCs w:val="21"/>
+        </w:rPr>
+        <w:t xml:space="preserve">Industrial Practices </w:t>
+      </w:r>
+      <w:r>
+        <w:rPr>
+          <w:rFonts w:ascii="Garamond" w:hAnsi="Garamond" w:cs="Arial"/>
+          <w:i/>
+          <w:sz w:val="21"/>
+          <w:szCs w:val="21"/>
+        </w:rPr>
+        <w:t>Intern</w:t>
+      </w:r>
+      <w:r>
+        <w:rPr>
+          <w:rFonts w:ascii="Garamond" w:hAnsi="Garamond" w:cs="Arial"/>
+          <w:i/>
+          <w:sz w:val="21"/>
+          <w:szCs w:val="21"/>
+        </w:rPr>
+        <w:t>, Additive Manufacturing R &amp; D</w:t>
+      </w:r>
+      <w:r>
+        <w:rPr>
+          <w:rFonts w:ascii="Garamond" w:hAnsi="Garamond" w:cs="Arial"/>
+          <w:iCs/>
+          <w:sz w:val="21"/>
+          <w:szCs w:val="21"/>
+        </w:rPr>
+        <w:t>, Iga, Mie</w:t>
+      </w:r>
+      <w:r>
+        <w:rPr>
+          <w:rFonts w:ascii="Garamond" w:hAnsi="Garamond" w:cs="Arial"/>
+          <w:iCs/>
+          <w:sz w:val="21"/>
+          <w:szCs w:val="21"/>
+        </w:rPr>
+        <w:t>, Japan</w:t>
       </w:r>
       <w:r>
         <w:rPr>
@@ -1611,7 +1676,18 @@
           <w:sz w:val="21"/>
           <w:szCs w:val="21"/>
         </w:rPr>
-        <w:t>April 2022</w:t>
+        <w:t>August</w:t>
+      </w:r>
+      <w:r>
+        <w:rPr>
+          <w:rFonts w:ascii="Garamond" w:hAnsi="Garamond" w:cs="Arial"/>
+          <w:bCs/>
+          <w:i/>
+          <w:iCs/>
+          <w:sz w:val="21"/>
+          <w:szCs w:val="21"/>
+        </w:rPr>
+        <w:t xml:space="preserve"> 2021</w:t>
       </w:r>
       <w:r>
         <w:rPr>
@@ -1633,7 +1709,7 @@
           <w:sz w:val="21"/>
           <w:szCs w:val="21"/>
         </w:rPr>
-        <w:t>January</w:t>
+        <w:t>September</w:t>
       </w:r>
       <w:r>
         <w:rPr>
@@ -1655,7 +1731,7 @@
           <w:sz w:val="21"/>
           <w:szCs w:val="21"/>
         </w:rPr>
-        <w:t>2023</w:t>
+        <w:t>2021</w:t>
       </w:r>
     </w:p>
     <w:p>
@@ -1681,229 +1757,7 @@
           <w:sz w:val="21"/>
           <w:szCs w:val="21"/>
         </w:rPr>
-        <w:t>Instructed</w:t>
-      </w:r>
-      <w:r>
-        <w:rPr>
-          <w:rFonts w:ascii="Garamond" w:hAnsi="Garamond" w:cs="Arial"/>
-          <w:sz w:val="21"/>
-          <w:szCs w:val="21"/>
-        </w:rPr>
-        <w:t xml:space="preserve"> skills in using sensors</w:t>
-      </w:r>
-      <w:r>
-        <w:rPr>
-          <w:rFonts w:ascii="Garamond" w:hAnsi="Garamond" w:cs="Arial"/>
-          <w:sz w:val="21"/>
-          <w:szCs w:val="21"/>
-        </w:rPr>
-        <w:t xml:space="preserve">, </w:t>
-      </w:r>
-      <w:r>
-        <w:rPr>
-          <w:rFonts w:ascii="Garamond" w:hAnsi="Garamond" w:cs="Arial"/>
-          <w:sz w:val="21"/>
-          <w:szCs w:val="21"/>
-        </w:rPr>
-        <w:t>writing ROS codes to process sensor data</w:t>
-      </w:r>
-      <w:r>
-        <w:rPr>
-          <w:rFonts w:ascii="Garamond" w:hAnsi="Garamond" w:cs="Arial"/>
-          <w:sz w:val="21"/>
-          <w:szCs w:val="21"/>
-        </w:rPr>
-        <w:t xml:space="preserve"> and data </w:t>
-      </w:r>
-      <w:r>
-        <w:rPr>
-          <w:rFonts w:ascii="Garamond" w:hAnsi="Garamond" w:cs="Arial"/>
-          <w:sz w:val="21"/>
-          <w:szCs w:val="21"/>
-        </w:rPr>
-        <w:t>analysis</w:t>
-      </w:r>
-      <w:r>
-        <w:rPr>
-          <w:rFonts w:ascii="Garamond" w:hAnsi="Garamond" w:cs="Arial"/>
-          <w:sz w:val="21"/>
-          <w:szCs w:val="21"/>
-        </w:rPr>
-        <w:t xml:space="preserve"> for autonomous braking</w:t>
-      </w:r>
-    </w:p>
-    <w:p>
-      <w:pPr>
-        <w:tabs>
-          <w:tab w:val="right" w:pos="10440"/>
-        </w:tabs>
-        <w:spacing w:after="0" w:line="276" w:lineRule="auto"/>
-        <w:rPr>
-          <w:rFonts w:ascii="Garamond" w:hAnsi="Garamond" w:cs="Arial"/>
-          <w:sz w:val="21"/>
-          <w:szCs w:val="21"/>
-        </w:rPr>
-      </w:pPr>
-    </w:p>
-    <w:p>
-      <w:pPr>
-        <w:tabs>
-          <w:tab w:val="right" w:pos="10440"/>
-        </w:tabs>
-        <w:spacing w:after="0" w:line="276" w:lineRule="auto"/>
-        <w:rPr>
-          <w:rFonts w:ascii="Garamond" w:hAnsi="Garamond" w:cs="Arial"/>
-          <w:b/>
-          <w:sz w:val="21"/>
-          <w:szCs w:val="21"/>
-        </w:rPr>
-      </w:pPr>
-      <w:r>
-        <w:rPr>
-          <w:rFonts w:ascii="Garamond" w:hAnsi="Garamond" w:cs="Arial"/>
-          <w:bCs/>
-          <w:sz w:val="21"/>
-          <w:szCs w:val="21"/>
-        </w:rPr>
-        <w:t xml:space="preserve">DMG </w:t>
-      </w:r>
-      <w:r>
-        <w:rPr>
-          <w:rFonts w:ascii="Garamond" w:hAnsi="Garamond" w:cs="Arial"/>
-          <w:bCs/>
-          <w:sz w:val="21"/>
-          <w:szCs w:val="21"/>
-        </w:rPr>
-        <w:t>MORI</w:t>
-      </w:r>
-      <w:r>
-        <w:rPr>
-          <w:rFonts w:ascii="Garamond" w:hAnsi="Garamond" w:cs="Arial"/>
-          <w:iCs/>
-          <w:sz w:val="21"/>
-          <w:szCs w:val="21"/>
-        </w:rPr>
-        <w:t xml:space="preserve"> | </w:t>
-      </w:r>
-      <w:r>
-        <w:rPr>
-          <w:rFonts w:ascii="Garamond" w:hAnsi="Garamond" w:cs="Arial"/>
-          <w:i/>
-          <w:sz w:val="21"/>
-          <w:szCs w:val="21"/>
-        </w:rPr>
-        <w:t xml:space="preserve">Industrial Practices </w:t>
-      </w:r>
-      <w:r>
-        <w:rPr>
-          <w:rFonts w:ascii="Garamond" w:hAnsi="Garamond" w:cs="Arial"/>
-          <w:i/>
-          <w:sz w:val="21"/>
-          <w:szCs w:val="21"/>
-        </w:rPr>
-        <w:t>Intern</w:t>
-      </w:r>
-      <w:r>
-        <w:rPr>
-          <w:rFonts w:ascii="Garamond" w:hAnsi="Garamond" w:cs="Arial"/>
-          <w:i/>
-          <w:sz w:val="21"/>
-          <w:szCs w:val="21"/>
-        </w:rPr>
-        <w:t>, Additive Manufacturing R &amp; D</w:t>
-      </w:r>
-      <w:r>
-        <w:rPr>
-          <w:rFonts w:ascii="Garamond" w:hAnsi="Garamond" w:cs="Arial"/>
-          <w:iCs/>
-          <w:sz w:val="21"/>
-          <w:szCs w:val="21"/>
-        </w:rPr>
-        <w:t>, Iga, Mie</w:t>
-      </w:r>
-      <w:r>
-        <w:rPr>
-          <w:rFonts w:ascii="Garamond" w:hAnsi="Garamond" w:cs="Arial"/>
-          <w:iCs/>
-          <w:sz w:val="21"/>
-          <w:szCs w:val="21"/>
-        </w:rPr>
-        <w:t>, Japan</w:t>
-      </w:r>
-      <w:r>
-        <w:rPr>
-          <w:rFonts w:ascii="Garamond" w:hAnsi="Garamond" w:cs="Arial"/>
-          <w:b/>
-          <w:sz w:val="21"/>
-          <w:szCs w:val="21"/>
-        </w:rPr>
-        <w:tab/>
-      </w:r>
-      <w:r>
-        <w:rPr>
-          <w:rFonts w:ascii="Garamond" w:hAnsi="Garamond" w:cs="Arial"/>
-          <w:bCs/>
-          <w:i/>
-          <w:iCs/>
-          <w:sz w:val="21"/>
-          <w:szCs w:val="21"/>
-        </w:rPr>
-        <w:t>August</w:t>
-      </w:r>
-      <w:r>
-        <w:rPr>
-          <w:rFonts w:ascii="Garamond" w:hAnsi="Garamond" w:cs="Arial"/>
-          <w:bCs/>
-          <w:i/>
-          <w:iCs/>
-          <w:sz w:val="21"/>
-          <w:szCs w:val="21"/>
-        </w:rPr>
-        <w:t xml:space="preserve"> 2021</w:t>
-      </w:r>
-      <w:r>
-        <w:rPr>
-          <w:rFonts w:ascii="Garamond" w:hAnsi="Garamond" w:cs="Arial"/>
-          <w:bCs/>
-          <w:i/>
-          <w:iCs/>
-          <w:sz w:val="21"/>
-          <w:szCs w:val="21"/>
-        </w:rPr>
-        <w:t xml:space="preserve"> – </w:t>
-      </w:r>
-      <w:r>
-        <w:rPr>
-          <w:rFonts w:ascii="Garamond" w:hAnsi="Garamond" w:cs="Arial"/>
-          <w:bCs/>
-          <w:i/>
-          <w:iCs/>
-          <w:sz w:val="21"/>
-          <w:szCs w:val="21"/>
-        </w:rPr>
-        <w:t>September</w:t>
-      </w:r>
-      <w:r>
-        <w:rPr>
-          <w:rFonts w:ascii="Garamond" w:hAnsi="Garamond" w:cs="Arial"/>
-          <w:bCs/>
-          <w:i/>
-          <w:iCs/>
-          <w:sz w:val="21"/>
-          <w:szCs w:val="21"/>
-        </w:rPr>
-        <w:t xml:space="preserve"> </w:t>
-      </w:r>
-      <w:r>
-        <w:rPr>
-          <w:rFonts w:ascii="Garamond" w:hAnsi="Garamond" w:cs="Arial"/>
-          <w:bCs/>
-          <w:i/>
-          <w:iCs/>
-          <w:sz w:val="21"/>
-          <w:szCs w:val="21"/>
-        </w:rPr>
-        <w:t>2021</w:t>
+        <w:t>Monitored and analyzed performance tests of additive manufacturing machines</w:t>
       </w:r>
     </w:p>
     <w:p>
@@ -1929,7 +1783,71 @@
           <w:sz w:val="21"/>
           <w:szCs w:val="21"/>
         </w:rPr>
-        <w:t>Monitored and analyzed performance tests of additive manufacturing machines</w:t>
+        <w:t>Investigated</w:t>
+      </w:r>
+      <w:r>
+        <w:rPr>
+          <w:rFonts w:ascii="Garamond" w:hAnsi="Garamond" w:cs="Arial"/>
+          <w:sz w:val="21"/>
+          <w:szCs w:val="21"/>
+        </w:rPr>
+        <w:t xml:space="preserve"> additive manufacturing methods, e.g. 3D printing; </w:t>
+      </w:r>
+      <w:r>
+        <w:rPr>
+          <w:rFonts w:ascii="Garamond" w:hAnsi="Garamond" w:cs="Arial"/>
+          <w:sz w:val="21"/>
+          <w:szCs w:val="21"/>
+        </w:rPr>
+        <w:t xml:space="preserve">proposed </w:t>
+      </w:r>
+      <w:r>
+        <w:rPr>
+          <w:rFonts w:ascii="Garamond" w:hAnsi="Garamond" w:cs="Arial"/>
+          <w:sz w:val="21"/>
+          <w:szCs w:val="21"/>
+        </w:rPr>
+        <w:t>innov</w:t>
+      </w:r>
+      <w:r>
+        <w:rPr>
+          <w:rFonts w:ascii="Garamond" w:hAnsi="Garamond" w:cs="Arial"/>
+          <w:sz w:val="21"/>
+          <w:szCs w:val="21"/>
+        </w:rPr>
+        <w:t xml:space="preserve">ative </w:t>
+      </w:r>
+      <w:r>
+        <w:rPr>
+          <w:rFonts w:ascii="Garamond" w:hAnsi="Garamond" w:cs="Arial"/>
+          <w:sz w:val="21"/>
+          <w:szCs w:val="21"/>
+        </w:rPr>
+        <w:t>solution</w:t>
+      </w:r>
+      <w:r>
+        <w:rPr>
+          <w:rFonts w:ascii="Garamond" w:hAnsi="Garamond" w:cs="Arial"/>
+          <w:sz w:val="21"/>
+          <w:szCs w:val="21"/>
+        </w:rPr>
+        <w:t>s</w:t>
+      </w:r>
+      <w:r>
+        <w:rPr>
+          <w:rFonts w:ascii="Garamond" w:hAnsi="Garamond" w:cs="Arial"/>
+          <w:sz w:val="21"/>
+          <w:szCs w:val="21"/>
+        </w:rPr>
+        <w:t xml:space="preserve"> to </w:t>
+      </w:r>
+      <w:r>
+        <w:rPr>
+          <w:rFonts w:ascii="Garamond" w:hAnsi="Garamond" w:cs="Arial"/>
+          <w:sz w:val="21"/>
+          <w:szCs w:val="21"/>
+        </w:rPr>
+        <w:t>technical challenges</w:t>
       </w:r>
     </w:p>
     <w:p>
@@ -1955,47 +1873,318 @@
           <w:sz w:val="21"/>
           <w:szCs w:val="21"/>
         </w:rPr>
-        <w:t>Investigated</w:t>
-      </w:r>
-      <w:r>
-        <w:rPr>
-          <w:rFonts w:ascii="Garamond" w:hAnsi="Garamond" w:cs="Arial"/>
-          <w:sz w:val="21"/>
-          <w:szCs w:val="21"/>
-        </w:rPr>
-        <w:t xml:space="preserve"> additive manufacturing methods, e.g. 3D printing; </w:t>
-      </w:r>
-      <w:r>
-        <w:rPr>
-          <w:rFonts w:ascii="Garamond" w:hAnsi="Garamond" w:cs="Arial"/>
-          <w:sz w:val="21"/>
-          <w:szCs w:val="21"/>
-        </w:rPr>
-        <w:t xml:space="preserve">proposed </w:t>
-      </w:r>
-      <w:r>
-        <w:rPr>
-          <w:rFonts w:ascii="Garamond" w:hAnsi="Garamond" w:cs="Arial"/>
-          <w:sz w:val="21"/>
-          <w:szCs w:val="21"/>
-        </w:rPr>
-        <w:t>innov</w:t>
-      </w:r>
-      <w:r>
-        <w:rPr>
-          <w:rFonts w:ascii="Garamond" w:hAnsi="Garamond" w:cs="Arial"/>
-          <w:sz w:val="21"/>
-          <w:szCs w:val="21"/>
-        </w:rPr>
-        <w:t xml:space="preserve">ative </w:t>
-      </w:r>
-      <w:r>
-        <w:rPr>
-          <w:rFonts w:ascii="Garamond" w:hAnsi="Garamond" w:cs="Arial"/>
-          <w:sz w:val="21"/>
-          <w:szCs w:val="21"/>
-        </w:rPr>
-        <w:t>solution</w:t>
+        <w:t xml:space="preserve">Translated and summarized English academic paper </w:t>
+      </w:r>
+      <w:r>
+        <w:rPr>
+          <w:rFonts w:ascii="Garamond" w:hAnsi="Garamond" w:cs="Arial"/>
+          <w:sz w:val="21"/>
+          <w:szCs w:val="21"/>
+        </w:rPr>
+        <w:t>on</w:t>
+      </w:r>
+      <w:r>
+        <w:rPr>
+          <w:rFonts w:ascii="Garamond" w:hAnsi="Garamond" w:cs="Arial"/>
+          <w:sz w:val="21"/>
+          <w:szCs w:val="21"/>
+        </w:rPr>
+        <w:t xml:space="preserve"> additive manufacturing</w:t>
+      </w:r>
+      <w:r>
+        <w:rPr>
+          <w:rFonts w:ascii="Garamond" w:hAnsi="Garamond" w:cs="Arial"/>
+          <w:sz w:val="21"/>
+          <w:szCs w:val="21"/>
+        </w:rPr>
+        <w:t xml:space="preserve">, effectively conveying </w:t>
+      </w:r>
+      <w:r>
+        <w:rPr>
+          <w:rFonts w:ascii="Garamond" w:hAnsi="Garamond" w:cs="Arial"/>
+          <w:sz w:val="21"/>
+          <w:szCs w:val="21"/>
+        </w:rPr>
+        <w:t>key insights to the entire Additive Manufacturing Department</w:t>
+      </w:r>
+    </w:p>
+    <w:p>
+      <w:pPr>
+        <w:pStyle w:val="ListParagraph"/>
+        <w:tabs>
+          <w:tab w:val="right" w:pos="10440"/>
+        </w:tabs>
+        <w:spacing w:after="0" w:line="276" w:lineRule="auto"/>
+        <w:rPr>
+          <w:rFonts w:ascii="Garamond" w:hAnsi="Garamond" w:cs="Arial"/>
+          <w:sz w:val="21"/>
+          <w:szCs w:val="21"/>
+        </w:rPr>
+      </w:pPr>
+    </w:p>
+    <w:p>
+      <w:pPr>
+        <w:pBdr>
+          <w:bottom w:val="single" w:sz="4" w:space="1" w:color="auto"/>
+        </w:pBdr>
+        <w:tabs>
+          <w:tab w:val="right" w:pos="10440"/>
+        </w:tabs>
+        <w:spacing w:after="0" w:line="276" w:lineRule="auto"/>
+        <w:rPr>
+          <w:rFonts w:ascii="Garamond" w:hAnsi="Garamond" w:cs="Arial"/>
+          <w:b/>
+          <w:bCs/>
+        </w:rPr>
+      </w:pPr>
+      <w:r>
+        <w:rPr>
+          <w:rFonts w:ascii="Garamond" w:hAnsi="Garamond" w:cs="Arial"/>
+          <w:b/>
+          <w:bCs/>
+        </w:rPr>
+        <w:t>PROJECT</w:t>
+      </w:r>
+      <w:r>
+        <w:rPr>
+          <w:rFonts w:ascii="Garamond" w:hAnsi="Garamond" w:cs="Arial"/>
+          <w:b/>
+          <w:bCs/>
+        </w:rPr>
+        <w:t>S</w:t>
+      </w:r>
+    </w:p>
+    <w:p>
+      <w:pPr>
+        <w:tabs>
+          <w:tab w:val="right" w:pos="10440"/>
+        </w:tabs>
+        <w:spacing w:after="0" w:line="276" w:lineRule="auto"/>
+        <w:rPr>
+          <w:rFonts w:ascii="Garamond" w:hAnsi="Garamond" w:cs="Arial"/>
+          <w:i/>
+          <w:sz w:val="21"/>
+          <w:szCs w:val="21"/>
+        </w:rPr>
+      </w:pPr>
+      <w:r>
+        <w:rPr>
+          <w:rFonts w:ascii="Garamond" w:hAnsi="Garamond" w:cs="Arial"/>
+          <w:iCs/>
+          <w:sz w:val="21"/>
+          <w:szCs w:val="21"/>
+        </w:rPr>
+        <w:t>F1/10 Autonomous Racing Cars</w:t>
+      </w:r>
+      <w:r>
+        <w:rPr>
+          <w:rFonts w:ascii="Garamond" w:hAnsi="Garamond" w:cs="Arial"/>
+          <w:iCs/>
+          <w:sz w:val="21"/>
+          <w:szCs w:val="21"/>
+        </w:rPr>
+        <w:t xml:space="preserve"> | </w:t>
+      </w:r>
+      <w:r>
+        <w:rPr>
+          <w:rFonts w:ascii="Garamond" w:hAnsi="Garamond" w:cs="Arial"/>
+          <w:i/>
+          <w:sz w:val="21"/>
+          <w:szCs w:val="21"/>
+        </w:rPr>
+        <w:t xml:space="preserve">Motion Planning, </w:t>
+      </w:r>
+      <w:r>
+        <w:rPr>
+          <w:rFonts w:ascii="Garamond" w:hAnsi="Garamond" w:cs="Arial"/>
+          <w:i/>
+          <w:sz w:val="21"/>
+          <w:szCs w:val="21"/>
+        </w:rPr>
+        <w:t xml:space="preserve">Vehicle Control, </w:t>
+      </w:r>
+      <w:r>
+        <w:rPr>
+          <w:rFonts w:ascii="Garamond" w:hAnsi="Garamond" w:cs="Arial"/>
+          <w:i/>
+          <w:sz w:val="21"/>
+          <w:szCs w:val="21"/>
+        </w:rPr>
+        <w:t xml:space="preserve">Python, </w:t>
+      </w:r>
+      <w:r>
+        <w:rPr>
+          <w:rFonts w:ascii="Garamond" w:hAnsi="Garamond" w:cs="Arial"/>
+          <w:i/>
+          <w:sz w:val="21"/>
+          <w:szCs w:val="21"/>
+        </w:rPr>
+        <w:t>C++, ROS</w:t>
+      </w:r>
+      <w:r>
+        <w:rPr>
+          <w:rFonts w:ascii="Garamond" w:hAnsi="Garamond" w:cs="Arial"/>
+          <w:i/>
+          <w:sz w:val="21"/>
+          <w:szCs w:val="21"/>
+        </w:rPr>
+        <w:t>, LiDAR</w:t>
+      </w:r>
+      <w:r>
+        <w:rPr>
+          <w:rFonts w:ascii="Garamond" w:hAnsi="Garamond" w:cs="Arial"/>
+          <w:i/>
+          <w:sz w:val="21"/>
+          <w:szCs w:val="21"/>
+        </w:rPr>
+        <w:tab/>
+      </w:r>
+      <w:r>
+        <w:rPr>
+          <w:rFonts w:ascii="Garamond" w:hAnsi="Garamond" w:cs="Arial"/>
+          <w:i/>
+          <w:sz w:val="21"/>
+          <w:szCs w:val="21"/>
+        </w:rPr>
+        <w:t>January</w:t>
+      </w:r>
+      <w:r>
+        <w:rPr>
+          <w:rFonts w:ascii="Garamond" w:hAnsi="Garamond" w:cs="Arial"/>
+          <w:i/>
+          <w:sz w:val="21"/>
+          <w:szCs w:val="21"/>
+        </w:rPr>
+        <w:t xml:space="preserve"> 202</w:t>
+      </w:r>
+      <w:r>
+        <w:rPr>
+          <w:rFonts w:ascii="Garamond" w:hAnsi="Garamond" w:cs="Arial"/>
+          <w:i/>
+          <w:sz w:val="21"/>
+          <w:szCs w:val="21"/>
+        </w:rPr>
+        <w:t>5</w:t>
+      </w:r>
+      <w:r>
+        <w:rPr>
+          <w:rFonts w:ascii="Garamond" w:hAnsi="Garamond" w:cs="Arial"/>
+          <w:bCs/>
+          <w:i/>
+          <w:iCs/>
+          <w:sz w:val="21"/>
+          <w:szCs w:val="21"/>
+        </w:rPr>
+        <w:t xml:space="preserve"> – </w:t>
+      </w:r>
+      <w:r>
+        <w:rPr>
+          <w:rFonts w:ascii="Garamond" w:hAnsi="Garamond" w:cs="Arial"/>
+          <w:bCs/>
+          <w:i/>
+          <w:iCs/>
+          <w:sz w:val="21"/>
+          <w:szCs w:val="21"/>
+        </w:rPr>
+        <w:t>Present</w:t>
+      </w:r>
+    </w:p>
+    <w:p>
+      <w:pPr>
+        <w:pStyle w:val="ListParagraph"/>
+        <w:numPr>
+          <w:ilvl w:val="0"/>
+          <w:numId w:val="2"/>
+        </w:numPr>
+        <w:tabs>
+          <w:tab w:val="right" w:pos="10440"/>
+        </w:tabs>
+        <w:spacing w:after="0" w:line="276" w:lineRule="auto"/>
+        <w:rPr>
+          <w:rFonts w:ascii="Garamond" w:hAnsi="Garamond" w:cs="Arial"/>
+          <w:sz w:val="21"/>
+          <w:szCs w:val="21"/>
+        </w:rPr>
+      </w:pPr>
+      <w:r>
+        <w:rPr>
+          <w:rFonts w:ascii="Garamond" w:hAnsi="Garamond" w:cs="Arial"/>
+          <w:sz w:val="21"/>
+          <w:szCs w:val="21"/>
+        </w:rPr>
+        <w:t xml:space="preserve">Developed autonomous racing car that </w:t>
+      </w:r>
+      <w:r>
+        <w:rPr>
+          <w:rFonts w:ascii="Garamond" w:hAnsi="Garamond" w:cs="Arial"/>
+          <w:sz w:val="21"/>
+          <w:szCs w:val="21"/>
+        </w:rPr>
+        <w:t>was</w:t>
+      </w:r>
+      <w:r>
+        <w:rPr>
+          <w:rFonts w:ascii="Garamond" w:hAnsi="Garamond" w:cs="Arial"/>
+          <w:sz w:val="21"/>
+          <w:szCs w:val="21"/>
+        </w:rPr>
+        <w:t xml:space="preserve"> 1/10 scale of F1 racing cars; designed and implemented motion planning</w:t>
+      </w:r>
+      <w:r>
+        <w:rPr>
+          <w:rFonts w:ascii="Garamond" w:hAnsi="Garamond" w:cs="Arial"/>
+          <w:sz w:val="21"/>
+          <w:szCs w:val="21"/>
+        </w:rPr>
+        <w:t xml:space="preserve"> and</w:t>
+      </w:r>
+      <w:r>
+        <w:rPr>
+          <w:rFonts w:ascii="Garamond" w:hAnsi="Garamond" w:cs="Arial"/>
+          <w:sz w:val="21"/>
+          <w:szCs w:val="21"/>
+        </w:rPr>
+        <w:t xml:space="preserve"> vehicle</w:t>
+      </w:r>
+      <w:r>
+        <w:rPr>
+          <w:rFonts w:ascii="Garamond" w:hAnsi="Garamond" w:cs="Arial"/>
+          <w:sz w:val="21"/>
+          <w:szCs w:val="21"/>
+        </w:rPr>
+        <w:t xml:space="preserve"> control systems using Python</w:t>
+      </w:r>
+      <w:r>
+        <w:rPr>
+          <w:rFonts w:ascii="Garamond" w:hAnsi="Garamond" w:cs="Arial"/>
+          <w:sz w:val="21"/>
+          <w:szCs w:val="21"/>
+        </w:rPr>
+        <w:t xml:space="preserve"> and</w:t>
+      </w:r>
+      <w:r>
+        <w:rPr>
+          <w:rFonts w:ascii="Garamond" w:hAnsi="Garamond" w:cs="Arial"/>
+          <w:sz w:val="21"/>
+          <w:szCs w:val="21"/>
+        </w:rPr>
+        <w:t xml:space="preserve"> C++ ROS</w:t>
+      </w:r>
+      <w:r>
+        <w:rPr>
+          <w:rFonts w:ascii="Garamond" w:hAnsi="Garamond" w:cs="Arial"/>
+          <w:sz w:val="21"/>
+          <w:szCs w:val="21"/>
+        </w:rPr>
+        <w:t xml:space="preserve">; successfully made car run </w:t>
+      </w:r>
+      <w:r>
+        <w:rPr>
+          <w:rFonts w:ascii="Garamond" w:hAnsi="Garamond" w:cs="Arial"/>
+          <w:sz w:val="21"/>
+          <w:szCs w:val="21"/>
+        </w:rPr>
+        <w:t>fast without collision</w:t>
       </w:r>
       <w:r>
         <w:rPr>
@@ -2005,21 +2194,199 @@
         </w:rPr>
         <w:t>s</w:t>
       </w:r>
-      <w:r>
-        <w:rPr>
-          <w:rFonts w:ascii="Garamond" w:hAnsi="Garamond" w:cs="Arial"/>
-          <w:sz w:val="21"/>
-          <w:szCs w:val="21"/>
-        </w:rPr>
-        <w:t xml:space="preserve"> to </w:t>
-      </w:r>
-      <w:r>
-        <w:rPr>
-          <w:rFonts w:ascii="Garamond" w:hAnsi="Garamond" w:cs="Arial"/>
-          <w:sz w:val="21"/>
-          <w:szCs w:val="21"/>
-        </w:rPr>
-        <w:t>technical challenges</w:t>
+    </w:p>
+    <w:p>
+      <w:pPr>
+        <w:tabs>
+          <w:tab w:val="right" w:pos="10440"/>
+        </w:tabs>
+        <w:spacing w:after="0" w:line="276" w:lineRule="auto"/>
+        <w:rPr>
+          <w:rFonts w:ascii="Garamond" w:hAnsi="Garamond" w:cs="Arial"/>
+          <w:iCs/>
+          <w:sz w:val="21"/>
+          <w:szCs w:val="21"/>
+        </w:rPr>
+      </w:pPr>
+    </w:p>
+    <w:p>
+      <w:pPr>
+        <w:tabs>
+          <w:tab w:val="right" w:pos="10440"/>
+        </w:tabs>
+        <w:spacing w:after="0" w:line="276" w:lineRule="auto"/>
+        <w:rPr>
+          <w:rFonts w:ascii="Garamond" w:hAnsi="Garamond" w:cs="Arial"/>
+          <w:i/>
+          <w:sz w:val="21"/>
+          <w:szCs w:val="21"/>
+        </w:rPr>
+      </w:pPr>
+      <w:r>
+        <w:rPr>
+          <w:rFonts w:ascii="Garamond" w:hAnsi="Garamond" w:cs="Arial"/>
+          <w:iCs/>
+          <w:sz w:val="21"/>
+          <w:szCs w:val="21"/>
+        </w:rPr>
+        <w:t>Research of Traffic Collision Prediction System</w:t>
+      </w:r>
+      <w:r>
+        <w:rPr>
+          <w:rFonts w:ascii="Garamond" w:hAnsi="Garamond" w:cs="Arial"/>
+          <w:iCs/>
+          <w:sz w:val="21"/>
+          <w:szCs w:val="21"/>
+        </w:rPr>
+        <w:t xml:space="preserve"> | </w:t>
+      </w:r>
+      <w:r>
+        <w:rPr>
+          <w:rFonts w:ascii="Garamond" w:hAnsi="Garamond" w:cs="Arial"/>
+          <w:i/>
+          <w:sz w:val="21"/>
+          <w:szCs w:val="21"/>
+        </w:rPr>
+        <w:t>C++, ROS, Extended Kalman Filter, Sensor</w:t>
+      </w:r>
+      <w:r>
+        <w:rPr>
+          <w:rFonts w:ascii="Garamond" w:hAnsi="Garamond" w:cs="Arial"/>
+          <w:i/>
+          <w:sz w:val="21"/>
+          <w:szCs w:val="21"/>
+        </w:rPr>
+        <w:t xml:space="preserve"> Utilization</w:t>
+      </w:r>
+      <w:r>
+        <w:rPr>
+          <w:rFonts w:ascii="Garamond" w:hAnsi="Garamond" w:cs="Arial"/>
+          <w:i/>
+          <w:sz w:val="21"/>
+          <w:szCs w:val="21"/>
+        </w:rPr>
+        <w:tab/>
+      </w:r>
+      <w:r>
+        <w:rPr>
+          <w:rFonts w:ascii="Garamond" w:hAnsi="Garamond" w:cs="Arial"/>
+          <w:i/>
+          <w:sz w:val="21"/>
+          <w:szCs w:val="21"/>
+        </w:rPr>
+        <w:t>April</w:t>
+      </w:r>
+      <w:r>
+        <w:rPr>
+          <w:rFonts w:ascii="Garamond" w:hAnsi="Garamond" w:cs="Arial"/>
+          <w:i/>
+          <w:sz w:val="21"/>
+          <w:szCs w:val="21"/>
+        </w:rPr>
+        <w:t xml:space="preserve"> 202</w:t>
+      </w:r>
+      <w:r>
+        <w:rPr>
+          <w:rFonts w:ascii="Garamond" w:hAnsi="Garamond" w:cs="Arial"/>
+          <w:i/>
+          <w:sz w:val="21"/>
+          <w:szCs w:val="21"/>
+        </w:rPr>
+        <w:t>2</w:t>
+      </w:r>
+      <w:r>
+        <w:rPr>
+          <w:rFonts w:ascii="Garamond" w:hAnsi="Garamond" w:cs="Arial"/>
+          <w:bCs/>
+          <w:i/>
+          <w:iCs/>
+          <w:sz w:val="21"/>
+          <w:szCs w:val="21"/>
+        </w:rPr>
+        <w:t xml:space="preserve"> – </w:t>
+      </w:r>
+      <w:r>
+        <w:rPr>
+          <w:rFonts w:ascii="Garamond" w:hAnsi="Garamond" w:cs="Arial"/>
+          <w:bCs/>
+          <w:i/>
+          <w:iCs/>
+          <w:sz w:val="21"/>
+          <w:szCs w:val="21"/>
+        </w:rPr>
+        <w:t>March</w:t>
+      </w:r>
+      <w:r>
+        <w:rPr>
+          <w:rFonts w:ascii="Garamond" w:hAnsi="Garamond" w:cs="Arial"/>
+          <w:bCs/>
+          <w:i/>
+          <w:iCs/>
+          <w:sz w:val="21"/>
+          <w:szCs w:val="21"/>
+        </w:rPr>
+        <w:t xml:space="preserve"> 202</w:t>
+      </w:r>
+      <w:r>
+        <w:rPr>
+          <w:rFonts w:ascii="Garamond" w:hAnsi="Garamond" w:cs="Arial"/>
+          <w:bCs/>
+          <w:i/>
+          <w:iCs/>
+          <w:sz w:val="21"/>
+          <w:szCs w:val="21"/>
+        </w:rPr>
+        <w:t>3</w:t>
+      </w:r>
+    </w:p>
+    <w:p>
+      <w:pPr>
+        <w:pStyle w:val="ListParagraph"/>
+        <w:numPr>
+          <w:ilvl w:val="0"/>
+          <w:numId w:val="2"/>
+        </w:numPr>
+        <w:tabs>
+          <w:tab w:val="right" w:pos="10440"/>
+        </w:tabs>
+        <w:spacing w:after="0" w:line="276" w:lineRule="auto"/>
+        <w:rPr>
+          <w:rFonts w:ascii="Garamond" w:hAnsi="Garamond" w:cs="Arial"/>
+          <w:sz w:val="21"/>
+          <w:szCs w:val="21"/>
+        </w:rPr>
+      </w:pPr>
+      <w:r>
+        <w:rPr>
+          <w:rFonts w:ascii="Garamond" w:hAnsi="Garamond" w:cs="Arial"/>
+          <w:sz w:val="21"/>
+          <w:szCs w:val="21"/>
+        </w:rPr>
+        <w:t>Designed and built</w:t>
+      </w:r>
+      <w:r>
+        <w:rPr>
+          <w:rFonts w:ascii="Garamond" w:hAnsi="Garamond" w:cs="Arial"/>
+          <w:sz w:val="21"/>
+          <w:szCs w:val="21"/>
+        </w:rPr>
+        <w:t xml:space="preserve"> </w:t>
+      </w:r>
+      <w:r>
+        <w:rPr>
+          <w:rFonts w:ascii="Garamond" w:hAnsi="Garamond" w:cs="Arial"/>
+          <w:sz w:val="21"/>
+          <w:szCs w:val="21"/>
+        </w:rPr>
+        <w:t>collision prediction system</w:t>
+      </w:r>
+      <w:r>
+        <w:rPr>
+          <w:rFonts w:ascii="Garamond" w:hAnsi="Garamond" w:cs="Arial"/>
+          <w:sz w:val="21"/>
+          <w:szCs w:val="21"/>
+        </w:rPr>
+        <w:t xml:space="preserve"> among pedestrian, cyclist, and intelligent wheelchair</w:t>
       </w:r>
     </w:p>
     <w:p>
@@ -2035,275 +2402,19 @@
         <w:spacing w:after="0" w:line="276" w:lineRule="auto"/>
         <w:rPr>
           <w:rFonts w:ascii="Garamond" w:hAnsi="Garamond" w:cs="Arial"/>
-          <w:sz w:val="21"/>
-          <w:szCs w:val="21"/>
-        </w:rPr>
-      </w:pPr>
-      <w:r>
-        <w:rPr>
-          <w:rFonts w:ascii="Garamond" w:hAnsi="Garamond" w:cs="Arial"/>
-          <w:sz w:val="21"/>
-          <w:szCs w:val="21"/>
-        </w:rPr>
-        <w:t xml:space="preserve">Translated and summarized English academic paper </w:t>
-      </w:r>
-      <w:r>
-        <w:rPr>
-          <w:rFonts w:ascii="Garamond" w:hAnsi="Garamond" w:cs="Arial"/>
-          <w:sz w:val="21"/>
-          <w:szCs w:val="21"/>
-        </w:rPr>
-        <w:t>on</w:t>
-      </w:r>
-      <w:r>
-        <w:rPr>
-          <w:rFonts w:ascii="Garamond" w:hAnsi="Garamond" w:cs="Arial"/>
-          <w:sz w:val="21"/>
-          <w:szCs w:val="21"/>
-        </w:rPr>
-        <w:t xml:space="preserve"> additive manufacturing</w:t>
-      </w:r>
-      <w:r>
-        <w:rPr>
-          <w:rFonts w:ascii="Garamond" w:hAnsi="Garamond" w:cs="Arial"/>
-          <w:sz w:val="21"/>
-          <w:szCs w:val="21"/>
-        </w:rPr>
-        <w:t xml:space="preserve">, effectively conveying </w:t>
-      </w:r>
-      <w:r>
-        <w:rPr>
-          <w:rFonts w:ascii="Garamond" w:hAnsi="Garamond" w:cs="Arial"/>
-          <w:sz w:val="21"/>
-          <w:szCs w:val="21"/>
-        </w:rPr>
-        <w:t>key insights to the entire Additive Manufacturing Department</w:t>
-      </w:r>
-    </w:p>
-    <w:p>
-      <w:pPr>
-        <w:pStyle w:val="ListParagraph"/>
-        <w:tabs>
-          <w:tab w:val="right" w:pos="10440"/>
-        </w:tabs>
-        <w:spacing w:after="0" w:line="276" w:lineRule="auto"/>
-        <w:rPr>
-          <w:rFonts w:ascii="Garamond" w:hAnsi="Garamond" w:cs="Arial"/>
-          <w:sz w:val="21"/>
-          <w:szCs w:val="21"/>
-        </w:rPr>
-      </w:pPr>
-    </w:p>
-    <w:p>
-      <w:pPr>
-        <w:pBdr>
-          <w:bottom w:val="single" w:sz="4" w:space="1" w:color="auto"/>
-        </w:pBdr>
-        <w:tabs>
-          <w:tab w:val="right" w:pos="10440"/>
-        </w:tabs>
-        <w:spacing w:after="0" w:line="276" w:lineRule="auto"/>
-        <w:rPr>
-          <w:rFonts w:ascii="Garamond" w:hAnsi="Garamond" w:cs="Arial"/>
           <w:b/>
           <w:bCs/>
-        </w:rPr>
-      </w:pPr>
-      <w:r>
-        <w:rPr>
-          <w:rFonts w:ascii="Garamond" w:hAnsi="Garamond" w:cs="Arial"/>
-          <w:b/>
-          <w:bCs/>
-        </w:rPr>
-        <w:t>PROJECT</w:t>
-      </w:r>
-      <w:r>
-        <w:rPr>
-          <w:rFonts w:ascii="Garamond" w:hAnsi="Garamond" w:cs="Arial"/>
-          <w:b/>
-          <w:bCs/>
-        </w:rPr>
-        <w:t>S</w:t>
-      </w:r>
-    </w:p>
-    <w:p>
-      <w:pPr>
-        <w:tabs>
-          <w:tab w:val="right" w:pos="10440"/>
-        </w:tabs>
-        <w:spacing w:after="0" w:line="276" w:lineRule="auto"/>
-        <w:rPr>
-          <w:rFonts w:ascii="Garamond" w:hAnsi="Garamond" w:cs="Arial"/>
-          <w:i/>
-          <w:sz w:val="21"/>
-          <w:szCs w:val="21"/>
-        </w:rPr>
-      </w:pPr>
-      <w:r>
-        <w:rPr>
-          <w:rFonts w:ascii="Garamond" w:hAnsi="Garamond" w:cs="Arial"/>
-          <w:iCs/>
-          <w:sz w:val="21"/>
-          <w:szCs w:val="21"/>
-        </w:rPr>
-        <w:t>Research of Traffic Collision Prediction System</w:t>
-      </w:r>
-      <w:r>
-        <w:rPr>
-          <w:rFonts w:ascii="Garamond" w:hAnsi="Garamond" w:cs="Arial"/>
-          <w:iCs/>
-          <w:sz w:val="21"/>
-          <w:szCs w:val="21"/>
-        </w:rPr>
-        <w:t xml:space="preserve"> | </w:t>
-      </w:r>
-      <w:r>
-        <w:rPr>
-          <w:rFonts w:ascii="Garamond" w:hAnsi="Garamond" w:cs="Arial"/>
-          <w:i/>
-          <w:sz w:val="21"/>
-          <w:szCs w:val="21"/>
-        </w:rPr>
-        <w:t>C++, ROS, Extended Kalman Filter, Sensor</w:t>
-      </w:r>
-      <w:r>
-        <w:rPr>
-          <w:rFonts w:ascii="Garamond" w:hAnsi="Garamond" w:cs="Arial"/>
-          <w:i/>
-          <w:sz w:val="21"/>
-          <w:szCs w:val="21"/>
-        </w:rPr>
-        <w:t xml:space="preserve"> Utilization</w:t>
-      </w:r>
-      <w:r>
-        <w:rPr>
-          <w:rFonts w:ascii="Garamond" w:hAnsi="Garamond" w:cs="Arial"/>
-          <w:i/>
-          <w:sz w:val="21"/>
-          <w:szCs w:val="21"/>
-        </w:rPr>
-        <w:tab/>
-      </w:r>
-      <w:r>
-        <w:rPr>
-          <w:rFonts w:ascii="Garamond" w:hAnsi="Garamond" w:cs="Arial"/>
-          <w:i/>
-          <w:sz w:val="21"/>
-          <w:szCs w:val="21"/>
-        </w:rPr>
-        <w:t>April</w:t>
-      </w:r>
-      <w:r>
-        <w:rPr>
-          <w:rFonts w:ascii="Garamond" w:hAnsi="Garamond" w:cs="Arial"/>
-          <w:i/>
-          <w:sz w:val="21"/>
-          <w:szCs w:val="21"/>
-        </w:rPr>
-        <w:t xml:space="preserve"> 202</w:t>
-      </w:r>
-      <w:r>
-        <w:rPr>
-          <w:rFonts w:ascii="Garamond" w:hAnsi="Garamond" w:cs="Arial"/>
-          <w:i/>
-          <w:sz w:val="21"/>
-          <w:szCs w:val="21"/>
-        </w:rPr>
-        <w:t>2</w:t>
-      </w:r>
-      <w:r>
-        <w:rPr>
-          <w:rFonts w:ascii="Garamond" w:hAnsi="Garamond" w:cs="Arial"/>
-          <w:bCs/>
-          <w:i/>
-          <w:iCs/>
-          <w:sz w:val="21"/>
-          <w:szCs w:val="21"/>
-        </w:rPr>
-        <w:t xml:space="preserve"> – </w:t>
-      </w:r>
-      <w:r>
-        <w:rPr>
-          <w:rFonts w:ascii="Garamond" w:hAnsi="Garamond" w:cs="Arial"/>
-          <w:bCs/>
-          <w:i/>
-          <w:iCs/>
-          <w:sz w:val="21"/>
-          <w:szCs w:val="21"/>
-        </w:rPr>
-        <w:t>March</w:t>
-      </w:r>
-      <w:r>
-        <w:rPr>
-          <w:rFonts w:ascii="Garamond" w:hAnsi="Garamond" w:cs="Arial"/>
-          <w:bCs/>
-          <w:i/>
-          <w:iCs/>
-          <w:sz w:val="21"/>
-          <w:szCs w:val="21"/>
-        </w:rPr>
-        <w:t xml:space="preserve"> 202</w:t>
-      </w:r>
-      <w:r>
-        <w:rPr>
-          <w:rFonts w:ascii="Garamond" w:hAnsi="Garamond" w:cs="Arial"/>
-          <w:bCs/>
-          <w:i/>
-          <w:iCs/>
-          <w:sz w:val="21"/>
-          <w:szCs w:val="21"/>
-        </w:rPr>
-        <w:t>3</w:t>
-      </w:r>
-    </w:p>
-    <w:p>
-      <w:pPr>
-        <w:pStyle w:val="ListParagraph"/>
-        <w:numPr>
-          <w:ilvl w:val="0"/>
-          <w:numId w:val="2"/>
-        </w:numPr>
-        <w:tabs>
-          <w:tab w:val="right" w:pos="10440"/>
-        </w:tabs>
-        <w:spacing w:after="0" w:line="276" w:lineRule="auto"/>
-        <w:rPr>
-          <w:rFonts w:ascii="Garamond" w:hAnsi="Garamond" w:cs="Arial"/>
-          <w:sz w:val="21"/>
-          <w:szCs w:val="21"/>
-        </w:rPr>
-      </w:pPr>
-      <w:r>
-        <w:rPr>
-          <w:rFonts w:ascii="Garamond" w:hAnsi="Garamond" w:cs="Arial"/>
-          <w:sz w:val="21"/>
-          <w:szCs w:val="21"/>
-        </w:rPr>
-        <w:t>Designed and built</w:t>
-      </w:r>
-      <w:r>
-        <w:rPr>
-          <w:rFonts w:ascii="Garamond" w:hAnsi="Garamond" w:cs="Arial"/>
-          <w:sz w:val="21"/>
-          <w:szCs w:val="21"/>
-        </w:rPr>
-        <w:t xml:space="preserve"> </w:t>
-      </w:r>
-      <w:r>
-        <w:rPr>
-          <w:rFonts w:ascii="Garamond" w:hAnsi="Garamond" w:cs="Arial"/>
-          <w:sz w:val="21"/>
-          <w:szCs w:val="21"/>
-        </w:rPr>
-        <w:t>collision prediction system</w:t>
-      </w:r>
-      <w:r>
-        <w:rPr>
-          <w:rFonts w:ascii="Garamond" w:hAnsi="Garamond" w:cs="Arial"/>
-          <w:sz w:val="21"/>
-          <w:szCs w:val="21"/>
-        </w:rPr>
-        <w:t xml:space="preserve"> among pedestrian, cyclist, and intelligent wheelchair</w:t>
+          <w:sz w:val="21"/>
+          <w:szCs w:val="21"/>
+        </w:rPr>
+      </w:pPr>
+      <w:r>
+        <w:rPr>
+          <w:rFonts w:ascii="Garamond" w:hAnsi="Garamond" w:cs="Arial"/>
+          <w:sz w:val="21"/>
+          <w:szCs w:val="21"/>
+        </w:rPr>
+        <w:t>Wrote C++ ROS codes that detected pedestrians and cyclists based on LiDAR data</w:t>
       </w:r>
     </w:p>
     <w:p>
@@ -2319,19 +2430,57 @@
         <w:spacing w:after="0" w:line="276" w:lineRule="auto"/>
         <w:rPr>
           <w:rFonts w:ascii="Garamond" w:hAnsi="Garamond" w:cs="Arial"/>
-          <w:b/>
-          <w:bCs/>
-          <w:sz w:val="21"/>
-          <w:szCs w:val="21"/>
-        </w:rPr>
-      </w:pPr>
-      <w:r>
-        <w:rPr>
-          <w:rFonts w:ascii="Garamond" w:hAnsi="Garamond" w:cs="Arial"/>
-          <w:sz w:val="21"/>
-          <w:szCs w:val="21"/>
-        </w:rPr>
-        <w:t>Wrote C++ ROS codes that detected pedestrians and cyclists based on LiDAR data</w:t>
+          <w:sz w:val="21"/>
+          <w:szCs w:val="21"/>
+        </w:rPr>
+      </w:pPr>
+      <w:r>
+        <w:rPr>
+          <w:rFonts w:ascii="Garamond" w:hAnsi="Garamond" w:cs="Arial"/>
+          <w:sz w:val="21"/>
+          <w:szCs w:val="21"/>
+        </w:rPr>
+        <w:t>Conducted sensor fusion using</w:t>
+      </w:r>
+      <w:r>
+        <w:rPr>
+          <w:rFonts w:ascii="Garamond" w:hAnsi="Garamond" w:cs="Arial"/>
+          <w:sz w:val="21"/>
+          <w:szCs w:val="21"/>
+        </w:rPr>
+        <w:t xml:space="preserve"> Extended Kalman Filter</w:t>
+      </w:r>
+      <w:r>
+        <w:rPr>
+          <w:rFonts w:ascii="Garamond" w:hAnsi="Garamond" w:cs="Arial"/>
+          <w:sz w:val="21"/>
+          <w:szCs w:val="21"/>
+        </w:rPr>
+        <w:t>;</w:t>
+      </w:r>
+      <w:r>
+        <w:rPr>
+          <w:rFonts w:ascii="Garamond" w:hAnsi="Garamond" w:cs="Arial"/>
+          <w:sz w:val="21"/>
+          <w:szCs w:val="21"/>
+        </w:rPr>
+        <w:t xml:space="preserve"> estimate</w:t>
+      </w:r>
+      <w:r>
+        <w:rPr>
+          <w:rFonts w:ascii="Garamond" w:hAnsi="Garamond" w:cs="Arial"/>
+          <w:sz w:val="21"/>
+          <w:szCs w:val="21"/>
+        </w:rPr>
+        <w:t>d</w:t>
+      </w:r>
+      <w:r>
+        <w:rPr>
+          <w:rFonts w:ascii="Garamond" w:hAnsi="Garamond" w:cs="Arial"/>
+          <w:sz w:val="21"/>
+          <w:szCs w:val="21"/>
+        </w:rPr>
+        <w:t xml:space="preserve"> pedestrians and cyclists’ positions</w:t>
       </w:r>
     </w:p>
     <w:p>
@@ -2357,57 +2506,182 @@
           <w:sz w:val="21"/>
           <w:szCs w:val="21"/>
         </w:rPr>
-        <w:t>Conducted sensor fusion using</w:t>
-      </w:r>
-      <w:r>
-        <w:rPr>
-          <w:rFonts w:ascii="Garamond" w:hAnsi="Garamond" w:cs="Arial"/>
-          <w:sz w:val="21"/>
-          <w:szCs w:val="21"/>
-        </w:rPr>
-        <w:t xml:space="preserve"> Extended Kalman </w:t>
-      </w:r>
-      <w:proofErr w:type="gramStart"/>
-      <w:r>
-        <w:rPr>
-          <w:rFonts w:ascii="Garamond" w:hAnsi="Garamond" w:cs="Arial"/>
-          <w:sz w:val="21"/>
-          <w:szCs w:val="21"/>
-        </w:rPr>
-        <w:t>Filter</w:t>
-      </w:r>
-      <w:r>
-        <w:rPr>
-          <w:rFonts w:ascii="Garamond" w:hAnsi="Garamond" w:cs="Arial"/>
-          <w:sz w:val="21"/>
-          <w:szCs w:val="21"/>
-        </w:rPr>
-        <w:t>;</w:t>
-      </w:r>
-      <w:proofErr w:type="gramEnd"/>
-      <w:r>
-        <w:rPr>
-          <w:rFonts w:ascii="Garamond" w:hAnsi="Garamond" w:cs="Arial"/>
-          <w:sz w:val="21"/>
-          <w:szCs w:val="21"/>
-        </w:rPr>
-        <w:t xml:space="preserve"> estimate</w:t>
-      </w:r>
-      <w:r>
-        <w:rPr>
-          <w:rFonts w:ascii="Garamond" w:hAnsi="Garamond" w:cs="Arial"/>
-          <w:sz w:val="21"/>
-          <w:szCs w:val="21"/>
-        </w:rPr>
-        <w:t>d</w:t>
-      </w:r>
-      <w:r>
-        <w:rPr>
-          <w:rFonts w:ascii="Garamond" w:hAnsi="Garamond" w:cs="Arial"/>
-          <w:sz w:val="21"/>
-          <w:szCs w:val="21"/>
-        </w:rPr>
-        <w:t xml:space="preserve"> pedestrians and cyclists’ positions</w:t>
+        <w:t>Operated</w:t>
+      </w:r>
+      <w:r>
+        <w:rPr>
+          <w:rFonts w:ascii="Garamond" w:hAnsi="Garamond" w:cs="Arial"/>
+          <w:sz w:val="21"/>
+          <w:szCs w:val="21"/>
+        </w:rPr>
+        <w:t xml:space="preserve"> RTK-GPS, low-accuracy GPS, LiDAR</w:t>
+      </w:r>
+      <w:r>
+        <w:rPr>
+          <w:rFonts w:ascii="Garamond" w:hAnsi="Garamond" w:cs="Arial"/>
+          <w:sz w:val="21"/>
+          <w:szCs w:val="21"/>
+        </w:rPr>
+        <w:t>, and IMU to collect and integrate data into system development</w:t>
+      </w:r>
+    </w:p>
+    <w:p>
+      <w:pPr>
+        <w:tabs>
+          <w:tab w:val="right" w:pos="10440"/>
+        </w:tabs>
+        <w:spacing w:after="0" w:line="276" w:lineRule="auto"/>
+        <w:rPr>
+          <w:rFonts w:ascii="Garamond" w:hAnsi="Garamond" w:cs="Arial"/>
+          <w:bCs/>
+          <w:sz w:val="21"/>
+          <w:szCs w:val="21"/>
+        </w:rPr>
+      </w:pPr>
+    </w:p>
+    <w:p>
+      <w:pPr>
+        <w:tabs>
+          <w:tab w:val="right" w:pos="10440"/>
+        </w:tabs>
+        <w:spacing w:after="0" w:line="276" w:lineRule="auto"/>
+        <w:rPr>
+          <w:rFonts w:ascii="Garamond" w:hAnsi="Garamond" w:cs="Arial"/>
+          <w:bCs/>
+          <w:i/>
+          <w:sz w:val="21"/>
+          <w:szCs w:val="21"/>
+        </w:rPr>
+      </w:pPr>
+      <w:r>
+        <w:rPr>
+          <w:rFonts w:ascii="Garamond" w:hAnsi="Garamond" w:cs="Arial"/>
+          <w:bCs/>
+          <w:sz w:val="21"/>
+          <w:szCs w:val="21"/>
+        </w:rPr>
+        <w:t>Teleoperated Santa Robot</w:t>
+      </w:r>
+      <w:r>
+        <w:rPr>
+          <w:rFonts w:ascii="Garamond" w:hAnsi="Garamond" w:cs="Arial"/>
+          <w:iCs/>
+          <w:sz w:val="21"/>
+          <w:szCs w:val="21"/>
+        </w:rPr>
+        <w:t>|</w:t>
+      </w:r>
+      <w:r>
+        <w:rPr>
+          <w:rFonts w:ascii="Garamond" w:hAnsi="Garamond" w:cs="Arial"/>
+          <w:iCs/>
+          <w:sz w:val="21"/>
+          <w:szCs w:val="21"/>
+        </w:rPr>
+        <w:t xml:space="preserve"> </w:t>
+      </w:r>
+      <w:r>
+        <w:rPr>
+          <w:rFonts w:ascii="Garamond" w:hAnsi="Garamond" w:cs="Arial"/>
+          <w:i/>
+          <w:sz w:val="21"/>
+          <w:szCs w:val="21"/>
+        </w:rPr>
+        <w:t>Arduino</w:t>
+      </w:r>
+      <w:r>
+        <w:rPr>
+          <w:rFonts w:ascii="Garamond" w:hAnsi="Garamond" w:cs="Arial"/>
+          <w:i/>
+          <w:sz w:val="21"/>
+          <w:szCs w:val="21"/>
+        </w:rPr>
+        <w:t xml:space="preserve"> IDE</w:t>
+      </w:r>
+      <w:r>
+        <w:rPr>
+          <w:rFonts w:ascii="Garamond" w:hAnsi="Garamond" w:cs="Arial"/>
+          <w:i/>
+          <w:sz w:val="21"/>
+          <w:szCs w:val="21"/>
+        </w:rPr>
+        <w:t xml:space="preserve">, </w:t>
+      </w:r>
+      <w:r>
+        <w:rPr>
+          <w:rFonts w:ascii="Garamond" w:hAnsi="Garamond" w:cs="Arial"/>
+          <w:i/>
+          <w:sz w:val="21"/>
+          <w:szCs w:val="21"/>
+        </w:rPr>
+        <w:t xml:space="preserve">Hardware Design, </w:t>
+      </w:r>
+      <w:r>
+        <w:rPr>
+          <w:rFonts w:ascii="Garamond" w:hAnsi="Garamond" w:cs="Arial"/>
+          <w:i/>
+          <w:sz w:val="21"/>
+          <w:szCs w:val="21"/>
+        </w:rPr>
+        <w:t xml:space="preserve">Soldering, </w:t>
+      </w:r>
+      <w:r>
+        <w:rPr>
+          <w:rFonts w:ascii="Garamond" w:hAnsi="Garamond" w:cs="Arial"/>
+          <w:i/>
+          <w:sz w:val="21"/>
+          <w:szCs w:val="21"/>
+        </w:rPr>
+        <w:t>Leade</w:t>
+      </w:r>
+      <w:r>
+        <w:rPr>
+          <w:rFonts w:ascii="Garamond" w:hAnsi="Garamond" w:cs="Arial"/>
+          <w:i/>
+          <w:sz w:val="21"/>
+          <w:szCs w:val="21"/>
+        </w:rPr>
+        <w:t>rship</w:t>
+      </w:r>
+      <w:r>
+        <w:rPr>
+          <w:rFonts w:ascii="Garamond" w:hAnsi="Garamond" w:cs="Arial"/>
+          <w:i/>
+          <w:sz w:val="21"/>
+          <w:szCs w:val="21"/>
+        </w:rPr>
+        <w:tab/>
+      </w:r>
+      <w:r>
+        <w:rPr>
+          <w:rFonts w:ascii="Garamond" w:hAnsi="Garamond" w:cs="Arial"/>
+          <w:i/>
+          <w:sz w:val="21"/>
+          <w:szCs w:val="21"/>
+        </w:rPr>
+        <w:t>October 2021</w:t>
+      </w:r>
+      <w:r>
+        <w:rPr>
+          <w:rFonts w:ascii="Garamond" w:hAnsi="Garamond" w:cs="Arial"/>
+          <w:bCs/>
+          <w:i/>
+          <w:iCs/>
+          <w:sz w:val="21"/>
+          <w:szCs w:val="21"/>
+        </w:rPr>
+        <w:t xml:space="preserve"> – </w:t>
+      </w:r>
+      <w:r>
+        <w:rPr>
+          <w:rFonts w:ascii="Garamond" w:hAnsi="Garamond" w:cs="Arial"/>
+          <w:bCs/>
+          <w:i/>
+          <w:iCs/>
+          <w:sz w:val="21"/>
+          <w:szCs w:val="21"/>
+        </w:rPr>
+        <w:t>January 2022</w:t>
       </w:r>
     </w:p>
     <w:p>
@@ -2433,23 +2707,47 @@
           <w:sz w:val="21"/>
           <w:szCs w:val="21"/>
         </w:rPr>
-        <w:t>Operated</w:t>
-      </w:r>
-      <w:r>
-        <w:rPr>
-          <w:rFonts w:ascii="Garamond" w:hAnsi="Garamond" w:cs="Arial"/>
-          <w:sz w:val="21"/>
-          <w:szCs w:val="21"/>
-        </w:rPr>
-        <w:t xml:space="preserve"> RTK-GPS, low-accuracy GPS, LiDAR</w:t>
-      </w:r>
-      <w:r>
-        <w:rPr>
-          <w:rFonts w:ascii="Garamond" w:hAnsi="Garamond" w:cs="Arial"/>
-          <w:sz w:val="21"/>
-          <w:szCs w:val="21"/>
-        </w:rPr>
-        <w:t>, and IMU to collect and integrate data into system development</w:t>
+        <w:t>Led</w:t>
+      </w:r>
+      <w:r>
+        <w:rPr>
+          <w:rFonts w:ascii="Garamond" w:hAnsi="Garamond" w:cs="Arial"/>
+          <w:sz w:val="21"/>
+          <w:szCs w:val="21"/>
+        </w:rPr>
+        <w:t xml:space="preserve"> 4-person team to design and build teleoperated Santa robot to distribute presents to miniature houses; </w:t>
+      </w:r>
+      <w:r>
+        <w:rPr>
+          <w:rFonts w:ascii="Garamond" w:hAnsi="Garamond" w:cs="Arial"/>
+          <w:sz w:val="21"/>
+          <w:szCs w:val="21"/>
+        </w:rPr>
+        <w:t>used</w:t>
+      </w:r>
+      <w:r>
+        <w:rPr>
+          <w:rFonts w:ascii="Garamond" w:hAnsi="Garamond" w:cs="Arial"/>
+          <w:sz w:val="21"/>
+          <w:szCs w:val="21"/>
+        </w:rPr>
+        <w:t xml:space="preserve"> </w:t>
+      </w:r>
+      <w:r>
+        <w:rPr>
+          <w:rFonts w:ascii="Garamond" w:hAnsi="Garamond" w:cs="Arial"/>
+          <w:sz w:val="21"/>
+          <w:szCs w:val="21"/>
+        </w:rPr>
+        <w:t xml:space="preserve">Arduino, </w:t>
+      </w:r>
+      <w:r>
+        <w:rPr>
+          <w:rFonts w:ascii="Garamond" w:hAnsi="Garamond" w:cs="Arial"/>
+          <w:sz w:val="21"/>
+          <w:szCs w:val="21"/>
+        </w:rPr>
+        <w:t>soldering, data transmission, and hardware implementation</w:t>
       </w:r>
     </w:p>
     <w:p>
@@ -2460,7 +2758,6 @@
         <w:spacing w:after="0" w:line="276" w:lineRule="auto"/>
         <w:rPr>
           <w:rFonts w:ascii="Garamond" w:hAnsi="Garamond" w:cs="Arial"/>
-          <w:bCs/>
           <w:sz w:val="21"/>
           <w:szCs w:val="21"/>
         </w:rPr>
@@ -2487,230 +2784,6 @@
           <w:sz w:val="21"/>
           <w:szCs w:val="21"/>
         </w:rPr>
-        <w:t>Teleoperated Santa Robot</w:t>
-      </w:r>
-      <w:r>
-        <w:rPr>
-          <w:rFonts w:ascii="Garamond" w:hAnsi="Garamond" w:cs="Arial"/>
-          <w:iCs/>
-          <w:sz w:val="21"/>
-          <w:szCs w:val="21"/>
-        </w:rPr>
-        <w:t>|</w:t>
-      </w:r>
-      <w:r>
-        <w:rPr>
-          <w:rFonts w:ascii="Garamond" w:hAnsi="Garamond" w:cs="Arial"/>
-          <w:iCs/>
-          <w:sz w:val="21"/>
-          <w:szCs w:val="21"/>
-        </w:rPr>
-        <w:t xml:space="preserve"> </w:t>
-      </w:r>
-      <w:r>
-        <w:rPr>
-          <w:rFonts w:ascii="Garamond" w:hAnsi="Garamond" w:cs="Arial"/>
-          <w:i/>
-          <w:sz w:val="21"/>
-          <w:szCs w:val="21"/>
-        </w:rPr>
-        <w:t>Arduino</w:t>
-      </w:r>
-      <w:r>
-        <w:rPr>
-          <w:rFonts w:ascii="Garamond" w:hAnsi="Garamond" w:cs="Arial"/>
-          <w:i/>
-          <w:sz w:val="21"/>
-          <w:szCs w:val="21"/>
-        </w:rPr>
-        <w:t xml:space="preserve"> IDE</w:t>
-      </w:r>
-      <w:r>
-        <w:rPr>
-          <w:rFonts w:ascii="Garamond" w:hAnsi="Garamond" w:cs="Arial"/>
-          <w:i/>
-          <w:sz w:val="21"/>
-          <w:szCs w:val="21"/>
-        </w:rPr>
-        <w:t xml:space="preserve">, </w:t>
-      </w:r>
-      <w:r>
-        <w:rPr>
-          <w:rFonts w:ascii="Garamond" w:hAnsi="Garamond" w:cs="Arial"/>
-          <w:i/>
-          <w:sz w:val="21"/>
-          <w:szCs w:val="21"/>
-        </w:rPr>
-        <w:t xml:space="preserve">Hardware Design, </w:t>
-      </w:r>
-      <w:r>
-        <w:rPr>
-          <w:rFonts w:ascii="Garamond" w:hAnsi="Garamond" w:cs="Arial"/>
-          <w:i/>
-          <w:sz w:val="21"/>
-          <w:szCs w:val="21"/>
-        </w:rPr>
-        <w:t xml:space="preserve">Soldering, </w:t>
-      </w:r>
-      <w:r>
-        <w:rPr>
-          <w:rFonts w:ascii="Garamond" w:hAnsi="Garamond" w:cs="Arial"/>
-          <w:i/>
-          <w:sz w:val="21"/>
-          <w:szCs w:val="21"/>
-        </w:rPr>
-        <w:t>Leade</w:t>
-      </w:r>
-      <w:r>
-        <w:rPr>
-          <w:rFonts w:ascii="Garamond" w:hAnsi="Garamond" w:cs="Arial"/>
-          <w:i/>
-          <w:sz w:val="21"/>
-          <w:szCs w:val="21"/>
-        </w:rPr>
-        <w:t>rship</w:t>
-      </w:r>
-      <w:r>
-        <w:rPr>
-          <w:rFonts w:ascii="Garamond" w:hAnsi="Garamond" w:cs="Arial"/>
-          <w:i/>
-          <w:sz w:val="21"/>
-          <w:szCs w:val="21"/>
-        </w:rPr>
-        <w:tab/>
-      </w:r>
-      <w:r>
-        <w:rPr>
-          <w:rFonts w:ascii="Garamond" w:hAnsi="Garamond" w:cs="Arial"/>
-          <w:i/>
-          <w:sz w:val="21"/>
-          <w:szCs w:val="21"/>
-        </w:rPr>
-        <w:t>October 2021</w:t>
-      </w:r>
-      <w:r>
-        <w:rPr>
-          <w:rFonts w:ascii="Garamond" w:hAnsi="Garamond" w:cs="Arial"/>
-          <w:bCs/>
-          <w:i/>
-          <w:iCs/>
-          <w:sz w:val="21"/>
-          <w:szCs w:val="21"/>
-        </w:rPr>
-        <w:t xml:space="preserve"> – </w:t>
-      </w:r>
-      <w:r>
-        <w:rPr>
-          <w:rFonts w:ascii="Garamond" w:hAnsi="Garamond" w:cs="Arial"/>
-          <w:bCs/>
-          <w:i/>
-          <w:iCs/>
-          <w:sz w:val="21"/>
-          <w:szCs w:val="21"/>
-        </w:rPr>
-        <w:t>January 2022</w:t>
-      </w:r>
-    </w:p>
-    <w:p>
-      <w:pPr>
-        <w:pStyle w:val="ListParagraph"/>
-        <w:numPr>
-          <w:ilvl w:val="0"/>
-          <w:numId w:val="1"/>
-        </w:numPr>
-        <w:tabs>
-          <w:tab w:val="right" w:pos="10440"/>
-        </w:tabs>
-        <w:spacing w:after="0" w:line="276" w:lineRule="auto"/>
-        <w:rPr>
-          <w:rFonts w:ascii="Garamond" w:hAnsi="Garamond" w:cs="Arial"/>
-          <w:sz w:val="21"/>
-          <w:szCs w:val="21"/>
-        </w:rPr>
-      </w:pPr>
-      <w:r>
-        <w:rPr>
-          <w:rFonts w:ascii="Garamond" w:hAnsi="Garamond" w:cs="Arial"/>
-          <w:sz w:val="21"/>
-          <w:szCs w:val="21"/>
-        </w:rPr>
-        <w:t>Led</w:t>
-      </w:r>
-      <w:r>
-        <w:rPr>
-          <w:rFonts w:ascii="Garamond" w:hAnsi="Garamond" w:cs="Arial"/>
-          <w:sz w:val="21"/>
-          <w:szCs w:val="21"/>
-        </w:rPr>
-        <w:t xml:space="preserve"> 4-person team to design and build teleoperated Santa robot to distribute presents to miniature houses; </w:t>
-      </w:r>
-      <w:r>
-        <w:rPr>
-          <w:rFonts w:ascii="Garamond" w:hAnsi="Garamond" w:cs="Arial"/>
-          <w:sz w:val="21"/>
-          <w:szCs w:val="21"/>
-        </w:rPr>
-        <w:t>used</w:t>
-      </w:r>
-      <w:r>
-        <w:rPr>
-          <w:rFonts w:ascii="Garamond" w:hAnsi="Garamond" w:cs="Arial"/>
-          <w:sz w:val="21"/>
-          <w:szCs w:val="21"/>
-        </w:rPr>
-        <w:t xml:space="preserve"> </w:t>
-      </w:r>
-      <w:r>
-        <w:rPr>
-          <w:rFonts w:ascii="Garamond" w:hAnsi="Garamond" w:cs="Arial"/>
-          <w:sz w:val="21"/>
-          <w:szCs w:val="21"/>
-        </w:rPr>
-        <w:t xml:space="preserve">Arduino, </w:t>
-      </w:r>
-      <w:r>
-        <w:rPr>
-          <w:rFonts w:ascii="Garamond" w:hAnsi="Garamond" w:cs="Arial"/>
-          <w:sz w:val="21"/>
-          <w:szCs w:val="21"/>
-        </w:rPr>
-        <w:t>soldering, data transmission, and hardware implementation</w:t>
-      </w:r>
-    </w:p>
-    <w:p>
-      <w:pPr>
-        <w:tabs>
-          <w:tab w:val="right" w:pos="10440"/>
-        </w:tabs>
-        <w:spacing w:after="0" w:line="276" w:lineRule="auto"/>
-        <w:rPr>
-          <w:rFonts w:ascii="Garamond" w:hAnsi="Garamond" w:cs="Arial"/>
-          <w:sz w:val="21"/>
-          <w:szCs w:val="21"/>
-        </w:rPr>
-      </w:pPr>
-    </w:p>
-    <w:p>
-      <w:pPr>
-        <w:tabs>
-          <w:tab w:val="right" w:pos="10440"/>
-        </w:tabs>
-        <w:spacing w:after="0" w:line="276" w:lineRule="auto"/>
-        <w:rPr>
-          <w:rFonts w:ascii="Garamond" w:hAnsi="Garamond" w:cs="Arial"/>
-          <w:bCs/>
-          <w:i/>
-          <w:sz w:val="21"/>
-          <w:szCs w:val="21"/>
-        </w:rPr>
-      </w:pPr>
-      <w:r>
-        <w:rPr>
-          <w:rFonts w:ascii="Garamond" w:hAnsi="Garamond" w:cs="Arial"/>
-          <w:bCs/>
-          <w:sz w:val="21"/>
-          <w:szCs w:val="21"/>
-        </w:rPr>
         <w:t>Sushi-Making Robot</w:t>
       </w:r>
       <w:r>
@@ -2801,19 +2874,8 @@
           <w:sz w:val="21"/>
           <w:szCs w:val="21"/>
         </w:rPr>
-        <w:t xml:space="preserve">, </w:t>
-      </w:r>
-      <w:proofErr w:type="spellStart"/>
-      <w:r>
-        <w:rPr>
-          <w:rFonts w:ascii="Garamond" w:hAnsi="Garamond" w:cs="Arial"/>
-          <w:i/>
-          <w:sz w:val="21"/>
-          <w:szCs w:val="21"/>
-        </w:rPr>
-        <w:t>CoppeliaSim</w:t>
-      </w:r>
-      <w:proofErr w:type="spellEnd"/>
+        <w:t>, CoppeliaSim</w:t>
+      </w:r>
       <w:r>
         <w:rPr>
           <w:rFonts w:ascii="Garamond" w:hAnsi="Garamond" w:cs="Arial"/>
@@ -3003,21 +3065,6 @@
     </w:p>
   </w:footnote>
 </w:footnotes>
-</file>
-
-<file path=word/header1.xml><?xml version="1.0" encoding="utf-8"?>
-<w:hdr xmlns:wpc="http://schemas.microsoft.com/office/word/2010/wordprocessingCanvas" xmlns:cx="http://schemas.microsoft.com/office/drawing/2014/chartex" xmlns:cx1="http://schemas.microsoft.com/office/drawing/2015/9/8/chartex" xmlns:cx2="http://schemas.microsoft.com/office/drawing/2015/10/21/chartex" xmlns:cx3="http://schemas.microsoft.com/office/drawing/2016/5/9/chartex" xmlns:cx4="http://schemas.microsoft.com/office/drawing/2016/5/10/chartex" xmlns:cx5="http://schemas.microsoft.com/office/drawing/2016/5/11/chartex" xmlns:cx6="http://schemas.microsoft.com/office/drawing/2016/5/12/chartex" xmlns:cx7="http://schemas.microsoft.com/office/drawing/2016/5/13/chartex" xmlns:cx8="http://schemas.microsoft.com/office/drawing/2016/5/14/chartex" xmlns:mc="http://schemas.openxmlformats.org/markup-compatibility/2006" xmlns:aink="http://schemas.microsoft.com/office/drawing/2016/ink" xmlns:am3d="http://schemas.microsoft.com/office/drawing/2017/model3d" xmlns:o="urn:schemas-microsoft-com:office:office" xmlns:oel="http://schemas.microsoft.com/office/2019/extlst" xmlns:r="http://schemas.openxmlformats.org/officeDocument/2006/relationships" xmlns:m="http://schemas.openxmlformats.org/officeDocument/2006/math" xmlns:v="urn:schemas-microsoft-com:vml" xmlns:wp14="http://schemas.microsoft.com/office/word/2010/wordprocessingDrawing" xmlns:wp="http://schemas.openxmlformats.org/drawingml/2006/wordprocessingDrawing" xmlns:w10="urn:schemas-microsoft-com:office:word" xmlns:w="http://schemas.openxmlformats.org/wordprocessingml/2006/main" xmlns:w14="http://schemas.microsoft.com/office/word/2010/wordml" xmlns:w15="http://schemas.microsoft.com/office/word/2012/wordml" xmlns:w16cex="http://schemas.microsoft.com/office/word/2018/wordml/cex" xmlns:w16cid="http://schemas.microsoft.com/office/word/2016/wordml/cid" xmlns:w16="http://schemas.microsoft.com/office/word/2018/wordml" xmlns:w16du="http://schemas.microsoft.com/office/word/2023/wordml/word16du" xmlns:w16sdtdh="http://schemas.microsoft.com/office/word/2020/wordml/sdtdatahash" xmlns:w16sdtfl="http://schemas.microsoft.com/office/word/2024/wordml/sdtformatlock" xmlns:w16se="http://schemas.microsoft.com/office/word/2015/wordml/symex" xmlns:wpg="http://schemas.microsoft.com/office/word/2010/wordprocessingGroup" xmlns:wpi="http://schemas.microsoft.com/office/word/2010/wordprocessingInk" xmlns:wne="http://schemas.microsoft.com/office/word/2006/wordml" xmlns:wps="http://schemas.microsoft.com/office/word/2010/wordprocessingShape" mc:Ignorable="w14 w15 w16se w16cid w16 w16cex w16sdtdh w16sdtfl w16du wp14">
-  <w:p>
-    <w:pPr>
-      <w:pStyle w:val="Header"/>
-    </w:pPr>
-  </w:p>
-  <w:p>
-    <w:pPr>
-      <w:pStyle w:val="Header"/>
-    </w:pPr>
-  </w:p>
-</w:hdr>
 </file>
 
 <file path=word/numbering.xml><?xml version="1.0" encoding="utf-8"?>
@@ -4169,15 +4216,6 @@
 </file>
 
 <file path=customXml/item1.xml><?xml version="1.0" encoding="utf-8"?>
-<?mso-contentType ?>
-<FormTemplates xmlns="http://schemas.microsoft.com/sharepoint/v3/contenttype/forms">
-  <Display>DocumentLibraryForm</Display>
-  <Edit>DocumentLibraryForm</Edit>
-  <New>DocumentLibraryForm</New>
-</FormTemplates>
-</file>
-
-<file path=customXml/item2.xml><?xml version="1.0" encoding="utf-8"?>
 <ct:contentTypeSchema xmlns:ct="http://schemas.microsoft.com/office/2006/metadata/contentType" xmlns:ma="http://schemas.microsoft.com/office/2006/metadata/properties/metaAttributes" ct:_="" ma:_="" ma:contentTypeName="Document" ma:contentTypeID="0x010100E00F7205C82CFC49993A09459E403F9D" ma:contentTypeVersion="11" ma:contentTypeDescription="Create a new document." ma:contentTypeScope="" ma:versionID="15ca1506d9d0bc3d30df8ed0110f0d4e">
   <xsd:schema xmlns:xsd="http://www.w3.org/2001/XMLSchema" xmlns:xs="http://www.w3.org/2001/XMLSchema" xmlns:p="http://schemas.microsoft.com/office/2006/metadata/properties" xmlns:ns2="8f1b7c86-42c5-4929-b887-8cfd13270314" xmlns:ns3="671c1944-cc4f-476c-949f-52559c641db4" targetNamespace="http://schemas.microsoft.com/office/2006/metadata/properties" ma:root="true" ma:fieldsID="db6c2aada95e6879eb2870ebec6b4aa1" ns2:_="" ns3:_="">
     <xsd:import namespace="8f1b7c86-42c5-4929-b887-8cfd13270314"/>
@@ -4388,15 +4426,16 @@
 </ct:contentTypeSchema>
 </file>
 
-<file path=customXml/itemProps1.xml><?xml version="1.0" encoding="utf-8"?>
-<ds:datastoreItem xmlns:ds="http://schemas.openxmlformats.org/officeDocument/2006/customXml" ds:itemID="{8E8AFA64-578D-46FF-A288-428D1FA7C9F1}">
-  <ds:schemaRefs>
-    <ds:schemaRef ds:uri="http://schemas.microsoft.com/sharepoint/v3/contenttype/forms"/>
-  </ds:schemaRefs>
-</ds:datastoreItem>
+<file path=customXml/item2.xml><?xml version="1.0" encoding="utf-8"?>
+<?mso-contentType ?>
+<FormTemplates xmlns="http://schemas.microsoft.com/sharepoint/v3/contenttype/forms">
+  <Display>DocumentLibraryForm</Display>
+  <Edit>DocumentLibraryForm</Edit>
+  <New>DocumentLibraryForm</New>
+</FormTemplates>
 </file>
 
-<file path=customXml/itemProps2.xml><?xml version="1.0" encoding="utf-8"?>
+<file path=customXml/itemProps1.xml><?xml version="1.0" encoding="utf-8"?>
 <ds:datastoreItem xmlns:ds="http://schemas.openxmlformats.org/officeDocument/2006/customXml" ds:itemID="{5ECCFF00-82E4-439E-8D62-678F77120EF2}">
   <ds:schemaRefs>
     <ds:schemaRef ds:uri="http://schemas.microsoft.com/office/2006/metadata/contentType"/>
@@ -4413,4 +4452,12 @@
     <ds:schemaRef ds:uri="http://schemas.microsoft.com/internal/obd"/>
   </ds:schemaRefs>
 </ds:datastoreItem>
+</file>
+
+<file path=customXml/itemProps2.xml><?xml version="1.0" encoding="utf-8"?>
+<ds:datastoreItem xmlns:ds="http://schemas.openxmlformats.org/officeDocument/2006/customXml" ds:itemID="{8E8AFA64-578D-46FF-A288-428D1FA7C9F1}">
+  <ds:schemaRefs>
+    <ds:schemaRef ds:uri="http://schemas.microsoft.com/sharepoint/v3/contenttype/forms"/>
+  </ds:schemaRefs>
+</ds:datastoreItem>
 </file>
--- a/Marika_Nishi_Resume.docx
+++ b/Marika_Nishi_Resume.docx
@@ -15,7 +15,7 @@
       </w:pPr>
       <w:r>
         <w:rPr>
-          <w:rFonts w:ascii="Garamond" w:hAnsi="Garamond" w:cs="Arial"/>
+          <w:rFonts w:ascii="Times New Roman" w:hAnsi="Times New Roman" w:cs="Times New Roman"/>
           <w:sz w:val="40"/>
         </w:rPr>
         <w:t>Marika Nishi</w:t>
@@ -33,7 +33,23 @@
           <w:sz w:val="20"/>
           <w:szCs w:val="20"/>
         </w:rPr>
-        <w:t>Software Development Engineer (SDE) Intern</w:t>
+        <w:t>Software Engineer, R</w:t>
+      </w:r>
+      <w:r>
+        <w:rPr>
+          <w:rFonts w:ascii="Garamond" w:hAnsi="Garamond" w:cs="Arial"/>
+          <w:sz w:val="20"/>
+          <w:szCs w:val="20"/>
+        </w:rPr>
+        <w:t>obot Software Infrastructure</w:t>
+      </w:r>
+      <w:r>
+        <w:rPr>
+          <w:rFonts w:ascii="Garamond" w:hAnsi="Garamond" w:cs="Arial"/>
+          <w:sz w:val="20"/>
+          <w:szCs w:val="20"/>
+        </w:rPr>
+        <w:t xml:space="preserve"> Intern</w:t>
       </w:r>
     </w:p>
     <w:p>
@@ -639,15 +655,100 @@
           <w:sz w:val="21"/>
           <w:szCs w:val="21"/>
         </w:rPr>
-        <w:t xml:space="preserve">ROS, ROS2, C++, Python, Pytorch, Matlab, Arduino IDE, </w:t>
-      </w:r>
-      <w:r>
-        <w:rPr>
-          <w:rFonts w:ascii="Garamond" w:hAnsi="Garamond" w:cs="Arial"/>
-          <w:sz w:val="21"/>
-          <w:szCs w:val="21"/>
-        </w:rPr>
-        <w:t xml:space="preserve">Simulator (CoppeliaSim, Simulink), OpenCV, </w:t>
+        <w:t xml:space="preserve">Linux, </w:t>
+      </w:r>
+      <w:r>
+        <w:rPr>
+          <w:rFonts w:ascii="Garamond" w:hAnsi="Garamond" w:cs="Arial"/>
+          <w:iCs/>
+          <w:sz w:val="21"/>
+          <w:szCs w:val="21"/>
+        </w:rPr>
+        <w:t xml:space="preserve">Linux command line, </w:t>
+      </w:r>
+      <w:r>
+        <w:rPr>
+          <w:rFonts w:ascii="Garamond" w:hAnsi="Garamond" w:cs="Arial"/>
+          <w:iCs/>
+          <w:sz w:val="21"/>
+          <w:szCs w:val="21"/>
+        </w:rPr>
+        <w:t xml:space="preserve">ROS, ROS2, Python, </w:t>
+      </w:r>
+      <w:proofErr w:type="spellStart"/>
+      <w:r>
+        <w:rPr>
+          <w:rFonts w:ascii="Garamond" w:hAnsi="Garamond" w:cs="Arial"/>
+          <w:iCs/>
+          <w:sz w:val="21"/>
+          <w:szCs w:val="21"/>
+        </w:rPr>
+        <w:t>Pytorch</w:t>
+      </w:r>
+      <w:proofErr w:type="spellEnd"/>
+      <w:r>
+        <w:rPr>
+          <w:rFonts w:ascii="Garamond" w:hAnsi="Garamond" w:cs="Arial"/>
+          <w:iCs/>
+          <w:sz w:val="21"/>
+          <w:szCs w:val="21"/>
+        </w:rPr>
+        <w:t xml:space="preserve">, </w:t>
+      </w:r>
+      <w:r>
+        <w:rPr>
+          <w:rFonts w:ascii="Garamond" w:hAnsi="Garamond" w:cs="Arial"/>
+          <w:iCs/>
+          <w:sz w:val="21"/>
+          <w:szCs w:val="21"/>
+        </w:rPr>
+        <w:t xml:space="preserve">C++, </w:t>
+      </w:r>
+      <w:proofErr w:type="spellStart"/>
+      <w:r>
+        <w:rPr>
+          <w:rFonts w:ascii="Garamond" w:hAnsi="Garamond" w:cs="Arial"/>
+          <w:iCs/>
+          <w:sz w:val="21"/>
+          <w:szCs w:val="21"/>
+        </w:rPr>
+        <w:t>Matlab</w:t>
+      </w:r>
+      <w:proofErr w:type="spellEnd"/>
+      <w:r>
+        <w:rPr>
+          <w:rFonts w:ascii="Garamond" w:hAnsi="Garamond" w:cs="Arial"/>
+          <w:iCs/>
+          <w:sz w:val="21"/>
+          <w:szCs w:val="21"/>
+        </w:rPr>
+        <w:t xml:space="preserve">, Arduino IDE, </w:t>
+      </w:r>
+      <w:r>
+        <w:rPr>
+          <w:rFonts w:ascii="Garamond" w:hAnsi="Garamond" w:cs="Arial"/>
+          <w:sz w:val="21"/>
+          <w:szCs w:val="21"/>
+        </w:rPr>
+        <w:t>Simulator (</w:t>
+      </w:r>
+      <w:proofErr w:type="spellStart"/>
+      <w:r>
+        <w:rPr>
+          <w:rFonts w:ascii="Garamond" w:hAnsi="Garamond" w:cs="Arial"/>
+          <w:sz w:val="21"/>
+          <w:szCs w:val="21"/>
+        </w:rPr>
+        <w:t>CoppeliaSim</w:t>
+      </w:r>
+      <w:proofErr w:type="spellEnd"/>
+      <w:r>
+        <w:rPr>
+          <w:rFonts w:ascii="Garamond" w:hAnsi="Garamond" w:cs="Arial"/>
+          <w:sz w:val="21"/>
+          <w:szCs w:val="21"/>
+        </w:rPr>
+        <w:t xml:space="preserve">, Simulink), OpenCV, </w:t>
       </w:r>
       <w:r>
         <w:rPr>
@@ -663,7 +764,25 @@
           <w:sz w:val="21"/>
           <w:szCs w:val="21"/>
         </w:rPr>
-        <w:t xml:space="preserve"> (Autoware, SolidWorks)</w:t>
+        <w:t xml:space="preserve"> (</w:t>
+      </w:r>
+      <w:proofErr w:type="spellStart"/>
+      <w:r>
+        <w:rPr>
+          <w:rFonts w:ascii="Garamond" w:hAnsi="Garamond" w:cs="Arial"/>
+          <w:sz w:val="21"/>
+          <w:szCs w:val="21"/>
+        </w:rPr>
+        <w:t>Autoware</w:t>
+      </w:r>
+      <w:proofErr w:type="spellEnd"/>
+      <w:r>
+        <w:rPr>
+          <w:rFonts w:ascii="Garamond" w:hAnsi="Garamond" w:cs="Arial"/>
+          <w:sz w:val="21"/>
+          <w:szCs w:val="21"/>
+        </w:rPr>
+        <w:t>, SolidWorks)</w:t>
       </w:r>
       <w:r>
         <w:rPr>
@@ -710,15 +829,23 @@
           <w:sz w:val="21"/>
           <w:szCs w:val="21"/>
         </w:rPr>
-        <w:t>A</w:t>
-      </w:r>
-      <w:r>
-        <w:rPr>
-          <w:rFonts w:ascii="Garamond" w:hAnsi="Garamond" w:cs="Arial"/>
-          <w:sz w:val="21"/>
-          <w:szCs w:val="21"/>
-        </w:rPr>
-        <w:t xml:space="preserve">utomation, </w:t>
+        <w:t>operating systems</w:t>
+      </w:r>
+      <w:r>
+        <w:rPr>
+          <w:rFonts w:ascii="Garamond" w:hAnsi="Garamond" w:cs="Arial"/>
+          <w:sz w:val="21"/>
+          <w:szCs w:val="21"/>
+        </w:rPr>
+        <w:t xml:space="preserve">, </w:t>
+      </w:r>
+      <w:r>
+        <w:rPr>
+          <w:rFonts w:ascii="Garamond" w:hAnsi="Garamond" w:cs="Arial"/>
+          <w:sz w:val="21"/>
+          <w:szCs w:val="21"/>
+        </w:rPr>
+        <w:t xml:space="preserve">edge computing, </w:t>
       </w:r>
       <w:r>
         <w:rPr>
@@ -735,22 +862,6 @@
           <w:szCs w:val="21"/>
         </w:rPr>
         <w:t xml:space="preserve"> </w:t>
-      </w:r>
-      <w:r>
-        <w:rPr>
-          <w:rFonts w:ascii="Garamond" w:hAnsi="Garamond" w:cs="Arial"/>
-          <w:sz w:val="21"/>
-          <w:szCs w:val="21"/>
-        </w:rPr>
-        <w:t xml:space="preserve">Perception, </w:t>
-      </w:r>
-      <w:r>
-        <w:rPr>
-          <w:rFonts w:ascii="Garamond" w:hAnsi="Garamond" w:cs="Arial"/>
-          <w:sz w:val="21"/>
-          <w:szCs w:val="21"/>
-        </w:rPr>
-        <w:t xml:space="preserve">Control, </w:t>
       </w:r>
       <w:r>
         <w:rPr>
@@ -806,15 +917,79 @@
           <w:sz w:val="21"/>
           <w:szCs w:val="21"/>
         </w:rPr>
-        <w:t xml:space="preserve">Research and Development, </w:t>
-      </w:r>
-      <w:r>
-        <w:rPr>
-          <w:rFonts w:ascii="Garamond" w:hAnsi="Garamond" w:cs="Arial"/>
-          <w:sz w:val="21"/>
-          <w:szCs w:val="21"/>
-        </w:rPr>
-        <w:t xml:space="preserve">Project Management, Communication, </w:t>
+        <w:t xml:space="preserve">Research and </w:t>
+      </w:r>
+      <w:r>
+        <w:rPr>
+          <w:rFonts w:ascii="Garamond" w:hAnsi="Garamond" w:cs="Arial"/>
+          <w:sz w:val="21"/>
+          <w:szCs w:val="21"/>
+        </w:rPr>
+        <w:t>d</w:t>
+      </w:r>
+      <w:r>
+        <w:rPr>
+          <w:rFonts w:ascii="Garamond" w:hAnsi="Garamond" w:cs="Arial"/>
+          <w:sz w:val="21"/>
+          <w:szCs w:val="21"/>
+        </w:rPr>
+        <w:t>evelopment,</w:t>
+      </w:r>
+      <w:r>
+        <w:rPr>
+          <w:rFonts w:ascii="Garamond" w:hAnsi="Garamond" w:cs="Arial"/>
+          <w:sz w:val="21"/>
+          <w:szCs w:val="21"/>
+        </w:rPr>
+        <w:t xml:space="preserve"> Analysis,</w:t>
+      </w:r>
+      <w:r>
+        <w:rPr>
+          <w:rFonts w:ascii="Garamond" w:hAnsi="Garamond" w:cs="Arial"/>
+          <w:sz w:val="21"/>
+          <w:szCs w:val="21"/>
+        </w:rPr>
+        <w:t xml:space="preserve"> </w:t>
+      </w:r>
+      <w:r>
+        <w:rPr>
+          <w:rFonts w:ascii="Garamond" w:hAnsi="Garamond" w:cs="Arial"/>
+          <w:sz w:val="21"/>
+          <w:szCs w:val="21"/>
+        </w:rPr>
+        <w:t xml:space="preserve">Written and </w:t>
+      </w:r>
+      <w:r>
+        <w:rPr>
+          <w:rFonts w:ascii="Garamond" w:hAnsi="Garamond" w:cs="Arial"/>
+          <w:sz w:val="21"/>
+          <w:szCs w:val="21"/>
+        </w:rPr>
+        <w:t>v</w:t>
+      </w:r>
+      <w:r>
+        <w:rPr>
+          <w:rFonts w:ascii="Garamond" w:hAnsi="Garamond" w:cs="Arial"/>
+          <w:sz w:val="21"/>
+          <w:szCs w:val="21"/>
+        </w:rPr>
+        <w:t xml:space="preserve">erbal </w:t>
+      </w:r>
+      <w:r>
+        <w:rPr>
+          <w:rFonts w:ascii="Garamond" w:hAnsi="Garamond" w:cs="Arial"/>
+          <w:sz w:val="21"/>
+          <w:szCs w:val="21"/>
+        </w:rPr>
+        <w:t>c</w:t>
+      </w:r>
+      <w:r>
+        <w:rPr>
+          <w:rFonts w:ascii="Garamond" w:hAnsi="Garamond" w:cs="Arial"/>
+          <w:sz w:val="21"/>
+          <w:szCs w:val="21"/>
+        </w:rPr>
+        <w:t xml:space="preserve">ommunication, </w:t>
       </w:r>
       <w:r>
         <w:rPr>
@@ -830,7 +1005,23 @@
           <w:sz w:val="21"/>
           <w:szCs w:val="21"/>
         </w:rPr>
-        <w:t>, Problem Solving</w:t>
+        <w:t xml:space="preserve">, Problem </w:t>
+      </w:r>
+      <w:r>
+        <w:rPr>
+          <w:rFonts w:ascii="Garamond" w:hAnsi="Garamond" w:cs="Arial"/>
+          <w:sz w:val="21"/>
+          <w:szCs w:val="21"/>
+        </w:rPr>
+        <w:t>s</w:t>
+      </w:r>
+      <w:r>
+        <w:rPr>
+          <w:rFonts w:ascii="Garamond" w:hAnsi="Garamond" w:cs="Arial"/>
+          <w:sz w:val="21"/>
+          <w:szCs w:val="21"/>
+        </w:rPr>
+        <w:t>olving</w:t>
       </w:r>
     </w:p>
     <w:p>
@@ -870,6 +1061,62 @@
           <w:sz w:val="21"/>
           <w:szCs w:val="21"/>
         </w:rPr>
+        <w:t xml:space="preserve">Machine Learning; </w:t>
+      </w:r>
+      <w:r>
+        <w:rPr>
+          <w:rFonts w:ascii="Garamond" w:hAnsi="Garamond" w:cs="Arial"/>
+          <w:sz w:val="21"/>
+          <w:szCs w:val="21"/>
+        </w:rPr>
+        <w:t xml:space="preserve">Mechatronics; </w:t>
+      </w:r>
+      <w:r>
+        <w:rPr>
+          <w:rFonts w:ascii="Garamond" w:hAnsi="Garamond" w:cs="Arial"/>
+          <w:sz w:val="21"/>
+          <w:szCs w:val="21"/>
+        </w:rPr>
+        <w:t>F1/10 Autonomous Racing Cars</w:t>
+      </w:r>
+      <w:r>
+        <w:rPr>
+          <w:rFonts w:ascii="Garamond" w:hAnsi="Garamond" w:cs="Arial"/>
+          <w:sz w:val="21"/>
+          <w:szCs w:val="21"/>
+        </w:rPr>
+        <w:t>; Automotive Engineering</w:t>
+      </w:r>
+      <w:r>
+        <w:rPr>
+          <w:rFonts w:ascii="Garamond" w:hAnsi="Garamond" w:cs="Arial"/>
+          <w:sz w:val="21"/>
+          <w:szCs w:val="21"/>
+        </w:rPr>
+        <w:t>; Learning in Robotics</w:t>
+      </w:r>
+      <w:r>
+        <w:rPr>
+          <w:rFonts w:ascii="Garamond" w:hAnsi="Garamond" w:cs="Arial"/>
+          <w:sz w:val="21"/>
+          <w:szCs w:val="21"/>
+        </w:rPr>
+        <w:t xml:space="preserve">; </w:t>
+      </w:r>
+      <w:r>
+        <w:rPr>
+          <w:rFonts w:ascii="Garamond" w:hAnsi="Garamond" w:cs="Arial"/>
+          <w:sz w:val="21"/>
+          <w:szCs w:val="21"/>
+        </w:rPr>
+        <w:t xml:space="preserve">Advanced Robotics; </w:t>
+      </w:r>
+      <w:r>
+        <w:rPr>
+          <w:rFonts w:ascii="Garamond" w:hAnsi="Garamond" w:cs="Arial"/>
+          <w:sz w:val="21"/>
+          <w:szCs w:val="21"/>
+        </w:rPr>
         <w:t>Computer Vision</w:t>
       </w:r>
       <w:r>
@@ -902,47 +1149,15 @@
           <w:sz w:val="21"/>
           <w:szCs w:val="21"/>
         </w:rPr>
-        <w:t>Machine Learning; F1/10 Autonomous Racing Cars</w:t>
-      </w:r>
-      <w:r>
-        <w:rPr>
-          <w:rFonts w:ascii="Garamond" w:hAnsi="Garamond" w:cs="Arial"/>
-          <w:sz w:val="21"/>
-          <w:szCs w:val="21"/>
-        </w:rPr>
-        <w:t>; Automotive Engineering</w:t>
-      </w:r>
-      <w:r>
-        <w:rPr>
-          <w:rFonts w:ascii="Garamond" w:hAnsi="Garamond" w:cs="Arial"/>
-          <w:sz w:val="21"/>
-          <w:szCs w:val="21"/>
-        </w:rPr>
-        <w:t>; Learning in Robotics</w:t>
-      </w:r>
-      <w:r>
-        <w:rPr>
-          <w:rFonts w:ascii="Garamond" w:hAnsi="Garamond" w:cs="Arial"/>
-          <w:sz w:val="21"/>
-          <w:szCs w:val="21"/>
-        </w:rPr>
-        <w:t xml:space="preserve">; </w:t>
-      </w:r>
-      <w:r>
-        <w:rPr>
-          <w:rFonts w:ascii="Garamond" w:hAnsi="Garamond" w:cs="Arial"/>
-          <w:sz w:val="21"/>
-          <w:szCs w:val="21"/>
-        </w:rPr>
-        <w:t xml:space="preserve">Advanced Robotics; </w:t>
-      </w:r>
-      <w:r>
-        <w:rPr>
-          <w:rFonts w:ascii="Garamond" w:hAnsi="Garamond" w:cs="Arial"/>
-          <w:sz w:val="21"/>
-          <w:szCs w:val="21"/>
-        </w:rPr>
         <w:t>Dynamics and Control</w:t>
+      </w:r>
+      <w:r>
+        <w:rPr>
+          <w:rFonts w:ascii="Garamond" w:hAnsi="Garamond" w:cs="Arial"/>
+          <w:sz w:val="21"/>
+          <w:szCs w:val="21"/>
+        </w:rPr>
+        <w:t>; Manufacturing</w:t>
       </w:r>
     </w:p>
     <w:p>
@@ -1190,6 +1405,7 @@
         </w:rPr>
         <w:t xml:space="preserve">Designed and built </w:t>
       </w:r>
+      <w:proofErr w:type="gramStart"/>
       <w:r>
         <w:rPr>
           <w:rFonts w:ascii="Garamond" w:hAnsi="Garamond" w:cs="Arial"/>
@@ -1198,6 +1414,7 @@
         </w:rPr>
         <w:t>map</w:t>
       </w:r>
+      <w:proofErr w:type="gramEnd"/>
       <w:r>
         <w:rPr>
           <w:rFonts w:ascii="Garamond" w:hAnsi="Garamond" w:cs="Arial"/>
@@ -1342,7 +1559,25 @@
           <w:sz w:val="21"/>
           <w:szCs w:val="21"/>
         </w:rPr>
-        <w:t xml:space="preserve"> that processed </w:t>
+        <w:t xml:space="preserve"> that </w:t>
+      </w:r>
+      <w:proofErr w:type="gramStart"/>
+      <w:r>
+        <w:rPr>
+          <w:rFonts w:ascii="Garamond" w:hAnsi="Garamond" w:cs="Arial"/>
+          <w:sz w:val="21"/>
+          <w:szCs w:val="21"/>
+        </w:rPr>
+        <w:t>processed</w:t>
+      </w:r>
+      <w:proofErr w:type="gramEnd"/>
+      <w:r>
+        <w:rPr>
+          <w:rFonts w:ascii="Garamond" w:hAnsi="Garamond" w:cs="Arial"/>
+          <w:sz w:val="21"/>
+          <w:szCs w:val="21"/>
+        </w:rPr>
+        <w:t xml:space="preserve"> </w:t>
       </w:r>
       <w:r>
         <w:rPr>
@@ -1366,7 +1601,25 @@
           <w:sz w:val="21"/>
           <w:szCs w:val="21"/>
         </w:rPr>
-        <w:t xml:space="preserve">signals from cars; </w:t>
+        <w:t xml:space="preserve">signals from </w:t>
+      </w:r>
+      <w:proofErr w:type="gramStart"/>
+      <w:r>
+        <w:rPr>
+          <w:rFonts w:ascii="Garamond" w:hAnsi="Garamond" w:cs="Arial"/>
+          <w:sz w:val="21"/>
+          <w:szCs w:val="21"/>
+        </w:rPr>
+        <w:t>cars;</w:t>
+      </w:r>
+      <w:proofErr w:type="gramEnd"/>
+      <w:r>
+        <w:rPr>
+          <w:rFonts w:ascii="Garamond" w:hAnsi="Garamond" w:cs="Arial"/>
+          <w:sz w:val="21"/>
+          <w:szCs w:val="21"/>
+        </w:rPr>
+        <w:t xml:space="preserve"> </w:t>
       </w:r>
       <w:r>
         <w:rPr>
@@ -1501,6 +1754,7 @@
           <w:szCs w:val="21"/>
         </w:rPr>
       </w:pPr>
+      <w:proofErr w:type="gramStart"/>
       <w:r>
         <w:rPr>
           <w:rFonts w:ascii="Garamond" w:hAnsi="Garamond" w:cs="Arial"/>
@@ -1509,6 +1763,7 @@
         </w:rPr>
         <w:t>Communicated</w:t>
       </w:r>
+      <w:proofErr w:type="gramEnd"/>
       <w:r>
         <w:rPr>
           <w:rFonts w:ascii="Garamond" w:hAnsi="Garamond" w:cs="Arial"/>
@@ -1974,16 +2229,7 @@
           <w:sz w:val="21"/>
           <w:szCs w:val="21"/>
         </w:rPr>
-        <w:t>F1/10 Autonomous Racing Cars</w:t>
-      </w:r>
-      <w:r>
-        <w:rPr>
-          <w:rFonts w:ascii="Garamond" w:hAnsi="Garamond" w:cs="Arial"/>
-          <w:iCs/>
-          <w:sz w:val="21"/>
-          <w:szCs w:val="21"/>
-        </w:rPr>
-        <w:t xml:space="preserve"> | </w:t>
+        <w:t xml:space="preserve">F1/10 Autonomous Racing Cars | </w:t>
       </w:r>
       <w:r>
         <w:rPr>
@@ -2010,16 +2256,7 @@
           <w:sz w:val="21"/>
           <w:szCs w:val="21"/>
         </w:rPr>
-        <w:t xml:space="preserve">Python, </w:t>
-      </w:r>
-      <w:r>
-        <w:rPr>
-          <w:rFonts w:ascii="Garamond" w:hAnsi="Garamond" w:cs="Arial"/>
-          <w:i/>
-          <w:sz w:val="21"/>
-          <w:szCs w:val="21"/>
-        </w:rPr>
-        <w:t>C++, ROS</w:t>
+        <w:t>Python, C++, ROS</w:t>
       </w:r>
       <w:r>
         <w:rPr>
@@ -2176,7 +2413,25 @@
           <w:sz w:val="21"/>
           <w:szCs w:val="21"/>
         </w:rPr>
-        <w:t xml:space="preserve">; successfully made car run </w:t>
+        <w:t xml:space="preserve">; successfully made </w:t>
+      </w:r>
+      <w:proofErr w:type="gramStart"/>
+      <w:r>
+        <w:rPr>
+          <w:rFonts w:ascii="Garamond" w:hAnsi="Garamond" w:cs="Arial"/>
+          <w:sz w:val="21"/>
+          <w:szCs w:val="21"/>
+        </w:rPr>
+        <w:t>car</w:t>
+      </w:r>
+      <w:proofErr w:type="gramEnd"/>
+      <w:r>
+        <w:rPr>
+          <w:rFonts w:ascii="Garamond" w:hAnsi="Garamond" w:cs="Arial"/>
+          <w:sz w:val="21"/>
+          <w:szCs w:val="21"/>
+        </w:rPr>
+        <w:t xml:space="preserve"> run </w:t>
       </w:r>
       <w:r>
         <w:rPr>
@@ -2448,7 +2703,16 @@
           <w:sz w:val="21"/>
           <w:szCs w:val="21"/>
         </w:rPr>
-        <w:t xml:space="preserve"> Extended Kalman Filter</w:t>
+        <w:t xml:space="preserve"> Extended Kalman </w:t>
+      </w:r>
+      <w:proofErr w:type="gramStart"/>
+      <w:r>
+        <w:rPr>
+          <w:rFonts w:ascii="Garamond" w:hAnsi="Garamond" w:cs="Arial"/>
+          <w:sz w:val="21"/>
+          <w:szCs w:val="21"/>
+        </w:rPr>
+        <w:t>Filter</w:t>
       </w:r>
       <w:r>
         <w:rPr>
@@ -2458,6 +2722,7 @@
         </w:rPr>
         <w:t>;</w:t>
       </w:r>
+      <w:proofErr w:type="gramEnd"/>
       <w:r>
         <w:rPr>
           <w:rFonts w:ascii="Garamond" w:hAnsi="Garamond" w:cs="Arial"/>
@@ -2874,8 +3139,19 @@
           <w:sz w:val="21"/>
           <w:szCs w:val="21"/>
         </w:rPr>
-        <w:t>, CoppeliaSim</w:t>
-      </w:r>
+        <w:t xml:space="preserve">, </w:t>
+      </w:r>
+      <w:proofErr w:type="spellStart"/>
+      <w:r>
+        <w:rPr>
+          <w:rFonts w:ascii="Garamond" w:hAnsi="Garamond" w:cs="Arial"/>
+          <w:i/>
+          <w:sz w:val="21"/>
+          <w:szCs w:val="21"/>
+        </w:rPr>
+        <w:t>CoppeliaSim</w:t>
+      </w:r>
+      <w:proofErr w:type="spellEnd"/>
       <w:r>
         <w:rPr>
           <w:rFonts w:ascii="Garamond" w:hAnsi="Garamond" w:cs="Arial"/>
@@ -4216,6 +4492,15 @@
 </file>
 
 <file path=customXml/item1.xml><?xml version="1.0" encoding="utf-8"?>
+<?mso-contentType ?>
+<FormTemplates xmlns="http://schemas.microsoft.com/sharepoint/v3/contenttype/forms">
+  <Display>DocumentLibraryForm</Display>
+  <Edit>DocumentLibraryForm</Edit>
+  <New>DocumentLibraryForm</New>
+</FormTemplates>
+</file>
+
+<file path=customXml/item2.xml><?xml version="1.0" encoding="utf-8"?>
 <ct:contentTypeSchema xmlns:ct="http://schemas.microsoft.com/office/2006/metadata/contentType" xmlns:ma="http://schemas.microsoft.com/office/2006/metadata/properties/metaAttributes" ct:_="" ma:_="" ma:contentTypeName="Document" ma:contentTypeID="0x010100E00F7205C82CFC49993A09459E403F9D" ma:contentTypeVersion="11" ma:contentTypeDescription="Create a new document." ma:contentTypeScope="" ma:versionID="15ca1506d9d0bc3d30df8ed0110f0d4e">
   <xsd:schema xmlns:xsd="http://www.w3.org/2001/XMLSchema" xmlns:xs="http://www.w3.org/2001/XMLSchema" xmlns:p="http://schemas.microsoft.com/office/2006/metadata/properties" xmlns:ns2="8f1b7c86-42c5-4929-b887-8cfd13270314" xmlns:ns3="671c1944-cc4f-476c-949f-52559c641db4" targetNamespace="http://schemas.microsoft.com/office/2006/metadata/properties" ma:root="true" ma:fieldsID="db6c2aada95e6879eb2870ebec6b4aa1" ns2:_="" ns3:_="">
     <xsd:import namespace="8f1b7c86-42c5-4929-b887-8cfd13270314"/>
@@ -4426,16 +4711,15 @@
 </ct:contentTypeSchema>
 </file>
 
-<file path=customXml/item2.xml><?xml version="1.0" encoding="utf-8"?>
-<?mso-contentType ?>
-<FormTemplates xmlns="http://schemas.microsoft.com/sharepoint/v3/contenttype/forms">
-  <Display>DocumentLibraryForm</Display>
-  <Edit>DocumentLibraryForm</Edit>
-  <New>DocumentLibraryForm</New>
-</FormTemplates>
+<file path=customXml/itemProps1.xml><?xml version="1.0" encoding="utf-8"?>
+<ds:datastoreItem xmlns:ds="http://schemas.openxmlformats.org/officeDocument/2006/customXml" ds:itemID="{8E8AFA64-578D-46FF-A288-428D1FA7C9F1}">
+  <ds:schemaRefs>
+    <ds:schemaRef ds:uri="http://schemas.microsoft.com/sharepoint/v3/contenttype/forms"/>
+  </ds:schemaRefs>
+</ds:datastoreItem>
 </file>
 
-<file path=customXml/itemProps1.xml><?xml version="1.0" encoding="utf-8"?>
+<file path=customXml/itemProps2.xml><?xml version="1.0" encoding="utf-8"?>
 <ds:datastoreItem xmlns:ds="http://schemas.openxmlformats.org/officeDocument/2006/customXml" ds:itemID="{5ECCFF00-82E4-439E-8D62-678F77120EF2}">
   <ds:schemaRefs>
     <ds:schemaRef ds:uri="http://schemas.microsoft.com/office/2006/metadata/contentType"/>
@@ -4452,12 +4736,4 @@
     <ds:schemaRef ds:uri="http://schemas.microsoft.com/internal/obd"/>
   </ds:schemaRefs>
 </ds:datastoreItem>
-</file>
-
-<file path=customXml/itemProps2.xml><?xml version="1.0" encoding="utf-8"?>
-<ds:datastoreItem xmlns:ds="http://schemas.openxmlformats.org/officeDocument/2006/customXml" ds:itemID="{8E8AFA64-578D-46FF-A288-428D1FA7C9F1}">
-  <ds:schemaRefs>
-    <ds:schemaRef ds:uri="http://schemas.microsoft.com/sharepoint/v3/contenttype/forms"/>
-  </ds:schemaRefs>
-</ds:datastoreItem>
 </file>
--- a/Marika_Nishi_Resume.docx
+++ b/Marika_Nishi_Resume.docx
@@ -11,6 +11,8 @@
         <w:jc w:val="center"/>
         <w:rPr>
           <w:rFonts w:ascii="Garamond" w:hAnsi="Garamond" w:cs="Arial"/>
+          <w:sz w:val="32"/>
+          <w:szCs w:val="18"/>
         </w:rPr>
       </w:pPr>
       <w:r>
@@ -22,34 +24,17 @@
       </w:r>
       <w:r>
         <w:rPr>
-          <w:rFonts w:ascii="Garamond" w:hAnsi="Garamond" w:cs="Arial"/>
+          <w:rFonts w:ascii="Times New Roman" w:hAnsi="Times New Roman" w:cs="Times New Roman"/>
           <w:sz w:val="40"/>
         </w:rPr>
         <w:t xml:space="preserve"> </w:t>
       </w:r>
       <w:r>
         <w:rPr>
-          <w:rFonts w:ascii="Garamond" w:hAnsi="Garamond" w:cs="Arial"/>
-          <w:sz w:val="20"/>
-          <w:szCs w:val="20"/>
-        </w:rPr>
-        <w:t>Software Engineer, R</w:t>
-      </w:r>
-      <w:r>
-        <w:rPr>
-          <w:rFonts w:ascii="Garamond" w:hAnsi="Garamond" w:cs="Arial"/>
-          <w:sz w:val="20"/>
-          <w:szCs w:val="20"/>
-        </w:rPr>
-        <w:t>obot Software Infrastructure</w:t>
-      </w:r>
-      <w:r>
-        <w:rPr>
-          <w:rFonts w:ascii="Garamond" w:hAnsi="Garamond" w:cs="Arial"/>
-          <w:sz w:val="20"/>
-          <w:szCs w:val="20"/>
-        </w:rPr>
-        <w:t xml:space="preserve"> Intern</w:t>
+          <w:rFonts w:ascii="Times New Roman" w:hAnsi="Times New Roman" w:cs="Times New Roman"/>
+          <w:szCs w:val="12"/>
+        </w:rPr>
+        <w:t>Embedded Software/Firmware Summer 2025 Internships</w:t>
       </w:r>
     </w:p>
     <w:p>
@@ -655,6 +640,105 @@
           <w:sz w:val="21"/>
           <w:szCs w:val="21"/>
         </w:rPr>
+        <w:t xml:space="preserve">ROS, ROS2, Python, Pytorch, </w:t>
+      </w:r>
+      <w:r>
+        <w:rPr>
+          <w:rFonts w:ascii="Garamond" w:hAnsi="Garamond" w:cs="Arial"/>
+          <w:iCs/>
+          <w:sz w:val="21"/>
+          <w:szCs w:val="21"/>
+        </w:rPr>
+        <w:t xml:space="preserve">C++, </w:t>
+      </w:r>
+      <w:r>
+        <w:rPr>
+          <w:rFonts w:ascii="Garamond" w:hAnsi="Garamond" w:cs="Arial"/>
+          <w:sz w:val="21"/>
+          <w:szCs w:val="21"/>
+        </w:rPr>
+        <w:t xml:space="preserve">Software development, Embedded software, Vehicle software, </w:t>
+      </w:r>
+      <w:r>
+        <w:rPr>
+          <w:rFonts w:ascii="Garamond" w:hAnsi="Garamond" w:cs="Arial"/>
+          <w:iCs/>
+          <w:sz w:val="21"/>
+          <w:szCs w:val="21"/>
+        </w:rPr>
+        <w:t xml:space="preserve">Matlab, Arduino IDE, </w:t>
+      </w:r>
+      <w:r>
+        <w:rPr>
+          <w:rFonts w:ascii="Garamond" w:hAnsi="Garamond" w:cs="Arial"/>
+          <w:sz w:val="21"/>
+          <w:szCs w:val="21"/>
+        </w:rPr>
+        <w:t>Simulator</w:t>
+      </w:r>
+      <w:r>
+        <w:rPr>
+          <w:rFonts w:ascii="Garamond" w:hAnsi="Garamond" w:cs="Arial"/>
+          <w:sz w:val="21"/>
+          <w:szCs w:val="21"/>
+        </w:rPr>
+        <w:t xml:space="preserve">, </w:t>
+      </w:r>
+      <w:r>
+        <w:rPr>
+          <w:rFonts w:ascii="Garamond" w:hAnsi="Garamond" w:cs="Arial"/>
+          <w:sz w:val="21"/>
+          <w:szCs w:val="21"/>
+        </w:rPr>
+        <w:t xml:space="preserve">OpenCV, </w:t>
+      </w:r>
+      <w:r>
+        <w:rPr>
+          <w:rFonts w:ascii="Garamond" w:hAnsi="Garamond" w:cs="Arial"/>
+          <w:sz w:val="21"/>
+          <w:szCs w:val="21"/>
+        </w:rPr>
+        <w:t>CAD</w:t>
+      </w:r>
+      <w:r>
+        <w:rPr>
+          <w:rFonts w:ascii="Garamond" w:hAnsi="Garamond" w:cs="Arial"/>
+          <w:sz w:val="21"/>
+          <w:szCs w:val="21"/>
+        </w:rPr>
+        <w:t xml:space="preserve"> (Autoware, SolidWorks)</w:t>
+      </w:r>
+      <w:r>
+        <w:rPr>
+          <w:rFonts w:ascii="Garamond" w:hAnsi="Garamond" w:cs="Arial"/>
+          <w:sz w:val="21"/>
+          <w:szCs w:val="21"/>
+        </w:rPr>
+        <w:t xml:space="preserve">, </w:t>
+      </w:r>
+      <w:r>
+        <w:rPr>
+          <w:rFonts w:ascii="Garamond" w:hAnsi="Garamond" w:cs="Arial"/>
+          <w:sz w:val="21"/>
+          <w:szCs w:val="21"/>
+        </w:rPr>
+        <w:t>Git</w:t>
+      </w:r>
+      <w:r>
+        <w:rPr>
+          <w:rFonts w:ascii="Garamond" w:hAnsi="Garamond" w:cs="Arial"/>
+          <w:sz w:val="21"/>
+          <w:szCs w:val="21"/>
+        </w:rPr>
+        <w:t xml:space="preserve">, </w:t>
+      </w:r>
+      <w:r>
+        <w:rPr>
+          <w:rFonts w:ascii="Garamond" w:hAnsi="Garamond" w:cs="Arial"/>
+          <w:iCs/>
+          <w:sz w:val="21"/>
+          <w:szCs w:val="21"/>
+        </w:rPr>
         <w:t xml:space="preserve">Linux, </w:t>
       </w:r>
       <w:r>
@@ -664,141 +748,7 @@
           <w:sz w:val="21"/>
           <w:szCs w:val="21"/>
         </w:rPr>
-        <w:t xml:space="preserve">Linux command line, </w:t>
-      </w:r>
-      <w:r>
-        <w:rPr>
-          <w:rFonts w:ascii="Garamond" w:hAnsi="Garamond" w:cs="Arial"/>
-          <w:iCs/>
-          <w:sz w:val="21"/>
-          <w:szCs w:val="21"/>
-        </w:rPr>
-        <w:t xml:space="preserve">ROS, ROS2, Python, </w:t>
-      </w:r>
-      <w:proofErr w:type="spellStart"/>
-      <w:r>
-        <w:rPr>
-          <w:rFonts w:ascii="Garamond" w:hAnsi="Garamond" w:cs="Arial"/>
-          <w:iCs/>
-          <w:sz w:val="21"/>
-          <w:szCs w:val="21"/>
-        </w:rPr>
-        <w:t>Pytorch</w:t>
-      </w:r>
-      <w:proofErr w:type="spellEnd"/>
-      <w:r>
-        <w:rPr>
-          <w:rFonts w:ascii="Garamond" w:hAnsi="Garamond" w:cs="Arial"/>
-          <w:iCs/>
-          <w:sz w:val="21"/>
-          <w:szCs w:val="21"/>
-        </w:rPr>
-        <w:t xml:space="preserve">, </w:t>
-      </w:r>
-      <w:r>
-        <w:rPr>
-          <w:rFonts w:ascii="Garamond" w:hAnsi="Garamond" w:cs="Arial"/>
-          <w:iCs/>
-          <w:sz w:val="21"/>
-          <w:szCs w:val="21"/>
-        </w:rPr>
-        <w:t xml:space="preserve">C++, </w:t>
-      </w:r>
-      <w:proofErr w:type="spellStart"/>
-      <w:r>
-        <w:rPr>
-          <w:rFonts w:ascii="Garamond" w:hAnsi="Garamond" w:cs="Arial"/>
-          <w:iCs/>
-          <w:sz w:val="21"/>
-          <w:szCs w:val="21"/>
-        </w:rPr>
-        <w:t>Matlab</w:t>
-      </w:r>
-      <w:proofErr w:type="spellEnd"/>
-      <w:r>
-        <w:rPr>
-          <w:rFonts w:ascii="Garamond" w:hAnsi="Garamond" w:cs="Arial"/>
-          <w:iCs/>
-          <w:sz w:val="21"/>
-          <w:szCs w:val="21"/>
-        </w:rPr>
-        <w:t xml:space="preserve">, Arduino IDE, </w:t>
-      </w:r>
-      <w:r>
-        <w:rPr>
-          <w:rFonts w:ascii="Garamond" w:hAnsi="Garamond" w:cs="Arial"/>
-          <w:sz w:val="21"/>
-          <w:szCs w:val="21"/>
-        </w:rPr>
-        <w:t>Simulator (</w:t>
-      </w:r>
-      <w:proofErr w:type="spellStart"/>
-      <w:r>
-        <w:rPr>
-          <w:rFonts w:ascii="Garamond" w:hAnsi="Garamond" w:cs="Arial"/>
-          <w:sz w:val="21"/>
-          <w:szCs w:val="21"/>
-        </w:rPr>
-        <w:t>CoppeliaSim</w:t>
-      </w:r>
-      <w:proofErr w:type="spellEnd"/>
-      <w:r>
-        <w:rPr>
-          <w:rFonts w:ascii="Garamond" w:hAnsi="Garamond" w:cs="Arial"/>
-          <w:sz w:val="21"/>
-          <w:szCs w:val="21"/>
-        </w:rPr>
-        <w:t xml:space="preserve">, Simulink), OpenCV, </w:t>
-      </w:r>
-      <w:r>
-        <w:rPr>
-          <w:rFonts w:ascii="Garamond" w:hAnsi="Garamond" w:cs="Arial"/>
-          <w:sz w:val="21"/>
-          <w:szCs w:val="21"/>
-        </w:rPr>
-        <w:t>CAD</w:t>
-      </w:r>
-      <w:r>
-        <w:rPr>
-          <w:rFonts w:ascii="Garamond" w:hAnsi="Garamond" w:cs="Arial"/>
-          <w:sz w:val="21"/>
-          <w:szCs w:val="21"/>
-        </w:rPr>
-        <w:t xml:space="preserve"> (</w:t>
-      </w:r>
-      <w:proofErr w:type="spellStart"/>
-      <w:r>
-        <w:rPr>
-          <w:rFonts w:ascii="Garamond" w:hAnsi="Garamond" w:cs="Arial"/>
-          <w:sz w:val="21"/>
-          <w:szCs w:val="21"/>
-        </w:rPr>
-        <w:t>Autoware</w:t>
-      </w:r>
-      <w:proofErr w:type="spellEnd"/>
-      <w:r>
-        <w:rPr>
-          <w:rFonts w:ascii="Garamond" w:hAnsi="Garamond" w:cs="Arial"/>
-          <w:sz w:val="21"/>
-          <w:szCs w:val="21"/>
-        </w:rPr>
-        <w:t>, SolidWorks)</w:t>
-      </w:r>
-      <w:r>
-        <w:rPr>
-          <w:rFonts w:ascii="Garamond" w:hAnsi="Garamond" w:cs="Arial"/>
-          <w:sz w:val="21"/>
-          <w:szCs w:val="21"/>
-        </w:rPr>
-        <w:t>, Mobile Robots</w:t>
-      </w:r>
-      <w:r>
-        <w:rPr>
-          <w:rFonts w:ascii="Garamond" w:hAnsi="Garamond" w:cs="Arial"/>
-          <w:sz w:val="21"/>
-          <w:szCs w:val="21"/>
-        </w:rPr>
-        <w:t>, Git</w:t>
+        <w:t>Linux command line</w:t>
       </w:r>
     </w:p>
     <w:p>
@@ -957,23 +907,23 @@
           <w:sz w:val="21"/>
           <w:szCs w:val="21"/>
         </w:rPr>
-        <w:t xml:space="preserve">Written and </w:t>
-      </w:r>
-      <w:r>
-        <w:rPr>
-          <w:rFonts w:ascii="Garamond" w:hAnsi="Garamond" w:cs="Arial"/>
-          <w:sz w:val="21"/>
-          <w:szCs w:val="21"/>
-        </w:rPr>
-        <w:t>v</w:t>
-      </w:r>
-      <w:r>
-        <w:rPr>
-          <w:rFonts w:ascii="Garamond" w:hAnsi="Garamond" w:cs="Arial"/>
-          <w:sz w:val="21"/>
-          <w:szCs w:val="21"/>
-        </w:rPr>
-        <w:t xml:space="preserve">erbal </w:t>
+        <w:t>Written and v</w:t>
+      </w:r>
+      <w:r>
+        <w:rPr>
+          <w:rFonts w:ascii="Garamond" w:hAnsi="Garamond" w:cs="Arial"/>
+          <w:sz w:val="21"/>
+          <w:szCs w:val="21"/>
+        </w:rPr>
+        <w:t>erbal</w:t>
+      </w:r>
+      <w:r>
+        <w:rPr>
+          <w:rFonts w:ascii="Garamond" w:hAnsi="Garamond" w:cs="Arial"/>
+          <w:sz w:val="21"/>
+          <w:szCs w:val="21"/>
+        </w:rPr>
+        <w:t xml:space="preserve"> </w:t>
       </w:r>
       <w:r>
         <w:rPr>
@@ -1005,23 +955,15 @@
           <w:sz w:val="21"/>
           <w:szCs w:val="21"/>
         </w:rPr>
-        <w:t xml:space="preserve">, Problem </w:t>
-      </w:r>
-      <w:r>
-        <w:rPr>
-          <w:rFonts w:ascii="Garamond" w:hAnsi="Garamond" w:cs="Arial"/>
-          <w:sz w:val="21"/>
-          <w:szCs w:val="21"/>
-        </w:rPr>
-        <w:t>s</w:t>
-      </w:r>
-      <w:r>
-        <w:rPr>
-          <w:rFonts w:ascii="Garamond" w:hAnsi="Garamond" w:cs="Arial"/>
-          <w:sz w:val="21"/>
-          <w:szCs w:val="21"/>
-        </w:rPr>
-        <w:t>olving</w:t>
+        <w:t xml:space="preserve">, </w:t>
+      </w:r>
+      <w:r>
+        <w:rPr>
+          <w:rFonts w:ascii="Garamond" w:hAnsi="Garamond" w:cs="Arial"/>
+          <w:sz w:val="21"/>
+          <w:szCs w:val="21"/>
+        </w:rPr>
+        <w:t>Troubleshooting</w:t>
       </w:r>
     </w:p>
     <w:p>
@@ -1405,7 +1347,6 @@
         </w:rPr>
         <w:t xml:space="preserve">Designed and built </w:t>
       </w:r>
-      <w:proofErr w:type="gramStart"/>
       <w:r>
         <w:rPr>
           <w:rFonts w:ascii="Garamond" w:hAnsi="Garamond" w:cs="Arial"/>
@@ -1414,7 +1355,6 @@
         </w:rPr>
         <w:t>map</w:t>
       </w:r>
-      <w:proofErr w:type="gramEnd"/>
       <w:r>
         <w:rPr>
           <w:rFonts w:ascii="Garamond" w:hAnsi="Garamond" w:cs="Arial"/>
@@ -1559,25 +1499,7 @@
           <w:sz w:val="21"/>
           <w:szCs w:val="21"/>
         </w:rPr>
-        <w:t xml:space="preserve"> that </w:t>
-      </w:r>
-      <w:proofErr w:type="gramStart"/>
-      <w:r>
-        <w:rPr>
-          <w:rFonts w:ascii="Garamond" w:hAnsi="Garamond" w:cs="Arial"/>
-          <w:sz w:val="21"/>
-          <w:szCs w:val="21"/>
-        </w:rPr>
-        <w:t>processed</w:t>
-      </w:r>
-      <w:proofErr w:type="gramEnd"/>
-      <w:r>
-        <w:rPr>
-          <w:rFonts w:ascii="Garamond" w:hAnsi="Garamond" w:cs="Arial"/>
-          <w:sz w:val="21"/>
-          <w:szCs w:val="21"/>
-        </w:rPr>
-        <w:t xml:space="preserve"> </w:t>
+        <w:t xml:space="preserve"> that processed </w:t>
       </w:r>
       <w:r>
         <w:rPr>
@@ -1601,25 +1523,7 @@
           <w:sz w:val="21"/>
           <w:szCs w:val="21"/>
         </w:rPr>
-        <w:t xml:space="preserve">signals from </w:t>
-      </w:r>
-      <w:proofErr w:type="gramStart"/>
-      <w:r>
-        <w:rPr>
-          <w:rFonts w:ascii="Garamond" w:hAnsi="Garamond" w:cs="Arial"/>
-          <w:sz w:val="21"/>
-          <w:szCs w:val="21"/>
-        </w:rPr>
-        <w:t>cars;</w:t>
-      </w:r>
-      <w:proofErr w:type="gramEnd"/>
-      <w:r>
-        <w:rPr>
-          <w:rFonts w:ascii="Garamond" w:hAnsi="Garamond" w:cs="Arial"/>
-          <w:sz w:val="21"/>
-          <w:szCs w:val="21"/>
-        </w:rPr>
-        <w:t xml:space="preserve"> </w:t>
+        <w:t xml:space="preserve">signals from cars; </w:t>
       </w:r>
       <w:r>
         <w:rPr>
@@ -1754,7 +1658,6 @@
           <w:szCs w:val="21"/>
         </w:rPr>
       </w:pPr>
-      <w:proofErr w:type="gramStart"/>
       <w:r>
         <w:rPr>
           <w:rFonts w:ascii="Garamond" w:hAnsi="Garamond" w:cs="Arial"/>
@@ -1763,7 +1666,6 @@
         </w:rPr>
         <w:t>Communicated</w:t>
       </w:r>
-      <w:proofErr w:type="gramEnd"/>
       <w:r>
         <w:rPr>
           <w:rFonts w:ascii="Garamond" w:hAnsi="Garamond" w:cs="Arial"/>
@@ -2413,25 +2315,7 @@
           <w:sz w:val="21"/>
           <w:szCs w:val="21"/>
         </w:rPr>
-        <w:t xml:space="preserve">; successfully made </w:t>
-      </w:r>
-      <w:proofErr w:type="gramStart"/>
-      <w:r>
-        <w:rPr>
-          <w:rFonts w:ascii="Garamond" w:hAnsi="Garamond" w:cs="Arial"/>
-          <w:sz w:val="21"/>
-          <w:szCs w:val="21"/>
-        </w:rPr>
-        <w:t>car</w:t>
-      </w:r>
-      <w:proofErr w:type="gramEnd"/>
-      <w:r>
-        <w:rPr>
-          <w:rFonts w:ascii="Garamond" w:hAnsi="Garamond" w:cs="Arial"/>
-          <w:sz w:val="21"/>
-          <w:szCs w:val="21"/>
-        </w:rPr>
-        <w:t xml:space="preserve"> run </w:t>
+        <w:t xml:space="preserve">; successfully made car run </w:t>
       </w:r>
       <w:r>
         <w:rPr>
@@ -2703,16 +2587,7 @@
           <w:sz w:val="21"/>
           <w:szCs w:val="21"/>
         </w:rPr>
-        <w:t xml:space="preserve"> Extended Kalman </w:t>
-      </w:r>
-      <w:proofErr w:type="gramStart"/>
-      <w:r>
-        <w:rPr>
-          <w:rFonts w:ascii="Garamond" w:hAnsi="Garamond" w:cs="Arial"/>
-          <w:sz w:val="21"/>
-          <w:szCs w:val="21"/>
-        </w:rPr>
-        <w:t>Filter</w:t>
+        <w:t xml:space="preserve"> Extended Kalman Filter</w:t>
       </w:r>
       <w:r>
         <w:rPr>
@@ -2722,7 +2597,6 @@
         </w:rPr>
         <w:t>;</w:t>
       </w:r>
-      <w:proofErr w:type="gramEnd"/>
       <w:r>
         <w:rPr>
           <w:rFonts w:ascii="Garamond" w:hAnsi="Garamond" w:cs="Arial"/>
@@ -3139,19 +3013,8 @@
           <w:sz w:val="21"/>
           <w:szCs w:val="21"/>
         </w:rPr>
-        <w:t xml:space="preserve">, </w:t>
-      </w:r>
-      <w:proofErr w:type="spellStart"/>
-      <w:r>
-        <w:rPr>
-          <w:rFonts w:ascii="Garamond" w:hAnsi="Garamond" w:cs="Arial"/>
-          <w:i/>
-          <w:sz w:val="21"/>
-          <w:szCs w:val="21"/>
-        </w:rPr>
-        <w:t>CoppeliaSim</w:t>
-      </w:r>
-      <w:proofErr w:type="spellEnd"/>
+        <w:t>, CoppeliaSim</w:t>
+      </w:r>
       <w:r>
         <w:rPr>
           <w:rFonts w:ascii="Garamond" w:hAnsi="Garamond" w:cs="Arial"/>

--- a/Marika_Nishi_Resume.docx
+++ b/Marika_Nishi_Resume.docx
@@ -34,7 +34,7 @@
           <w:rFonts w:ascii="Times New Roman" w:hAnsi="Times New Roman" w:cs="Times New Roman"/>
           <w:szCs w:val="12"/>
         </w:rPr>
-        <w:t>Embedded Software/Firmware Summer 2025 Internships</w:t>
+        <w:t>Autonomous Driving Algorithm Intern</w:t>
       </w:r>
     </w:p>
     <w:p>
@@ -640,6 +640,15 @@
           <w:sz w:val="21"/>
           <w:szCs w:val="21"/>
         </w:rPr>
+        <w:t xml:space="preserve">Autonomous driving algorithms, </w:t>
+      </w:r>
+      <w:r>
+        <w:rPr>
+          <w:rFonts w:ascii="Garamond" w:hAnsi="Garamond" w:cs="Arial"/>
+          <w:iCs/>
+          <w:sz w:val="21"/>
+          <w:szCs w:val="21"/>
+        </w:rPr>
         <w:t xml:space="preserve">ROS, ROS2, Python, Pytorch, </w:t>
       </w:r>
       <w:r>
@@ -723,32 +732,6 @@
           <w:szCs w:val="21"/>
         </w:rPr>
         <w:t>Git</w:t>
-      </w:r>
-      <w:r>
-        <w:rPr>
-          <w:rFonts w:ascii="Garamond" w:hAnsi="Garamond" w:cs="Arial"/>
-          <w:sz w:val="21"/>
-          <w:szCs w:val="21"/>
-        </w:rPr>
-        <w:t xml:space="preserve">, </w:t>
-      </w:r>
-      <w:r>
-        <w:rPr>
-          <w:rFonts w:ascii="Garamond" w:hAnsi="Garamond" w:cs="Arial"/>
-          <w:iCs/>
-          <w:sz w:val="21"/>
-          <w:szCs w:val="21"/>
-        </w:rPr>
-        <w:t xml:space="preserve">Linux, </w:t>
-      </w:r>
-      <w:r>
-        <w:rPr>
-          <w:rFonts w:ascii="Garamond" w:hAnsi="Garamond" w:cs="Arial"/>
-          <w:iCs/>
-          <w:sz w:val="21"/>
-          <w:szCs w:val="21"/>
-        </w:rPr>
-        <w:t>Linux command line</w:t>
       </w:r>
     </w:p>
     <w:p>
@@ -779,7 +762,31 @@
           <w:sz w:val="21"/>
           <w:szCs w:val="21"/>
         </w:rPr>
-        <w:t>operating systems</w:t>
+        <w:t>Kalman Filter,</w:t>
+      </w:r>
+      <w:r>
+        <w:rPr>
+          <w:rFonts w:ascii="Garamond" w:hAnsi="Garamond" w:cs="Arial"/>
+          <w:sz w:val="21"/>
+          <w:szCs w:val="21"/>
+        </w:rPr>
+        <w:t xml:space="preserve"> </w:t>
+      </w:r>
+      <w:r>
+        <w:rPr>
+          <w:rFonts w:ascii="Garamond" w:hAnsi="Garamond" w:cs="Arial"/>
+          <w:sz w:val="21"/>
+          <w:szCs w:val="21"/>
+        </w:rPr>
+        <w:t>LiDAR</w:t>
+      </w:r>
+      <w:r>
+        <w:rPr>
+          <w:rFonts w:ascii="Garamond" w:hAnsi="Garamond" w:cs="Arial"/>
+          <w:sz w:val="21"/>
+          <w:szCs w:val="21"/>
+        </w:rPr>
+        <w:t>, RGB camera, IMU, RTK-GPS, low-accuracy GPS</w:t>
       </w:r>
       <w:r>
         <w:rPr>
@@ -795,39 +802,7 @@
           <w:sz w:val="21"/>
           <w:szCs w:val="21"/>
         </w:rPr>
-        <w:t xml:space="preserve">edge computing, </w:t>
-      </w:r>
-      <w:r>
-        <w:rPr>
-          <w:rFonts w:ascii="Garamond" w:hAnsi="Garamond" w:cs="Arial"/>
-          <w:sz w:val="21"/>
-          <w:szCs w:val="21"/>
-        </w:rPr>
-        <w:t>Kalman Filter,</w:t>
-      </w:r>
-      <w:r>
-        <w:rPr>
-          <w:rFonts w:ascii="Garamond" w:hAnsi="Garamond" w:cs="Arial"/>
-          <w:sz w:val="21"/>
-          <w:szCs w:val="21"/>
-        </w:rPr>
-        <w:t xml:space="preserve"> </w:t>
-      </w:r>
-      <w:r>
-        <w:rPr>
-          <w:rFonts w:ascii="Garamond" w:hAnsi="Garamond" w:cs="Arial"/>
-          <w:sz w:val="21"/>
-          <w:szCs w:val="21"/>
-        </w:rPr>
-        <w:t>LiDAR</w:t>
-      </w:r>
-      <w:r>
-        <w:rPr>
-          <w:rFonts w:ascii="Garamond" w:hAnsi="Garamond" w:cs="Arial"/>
-          <w:sz w:val="21"/>
-          <w:szCs w:val="21"/>
-        </w:rPr>
-        <w:t>, RGB camera, IMU, RTK-GPS, low-accuracy GPS</w:t>
+        <w:t>Edge computing</w:t>
       </w:r>
     </w:p>
     <w:p>
@@ -867,7 +842,15 @@
           <w:sz w:val="21"/>
           <w:szCs w:val="21"/>
         </w:rPr>
-        <w:t xml:space="preserve">Research and </w:t>
+        <w:t>Research, Design</w:t>
+      </w:r>
+      <w:r>
+        <w:rPr>
+          <w:rFonts w:ascii="Garamond" w:hAnsi="Garamond" w:cs="Arial"/>
+          <w:sz w:val="21"/>
+          <w:szCs w:val="21"/>
+        </w:rPr>
+        <w:t xml:space="preserve"> and </w:t>
       </w:r>
       <w:r>
         <w:rPr>
@@ -884,14 +867,6 @@
           <w:szCs w:val="21"/>
         </w:rPr>
         <w:t>evelopment,</w:t>
-      </w:r>
-      <w:r>
-        <w:rPr>
-          <w:rFonts w:ascii="Garamond" w:hAnsi="Garamond" w:cs="Arial"/>
-          <w:sz w:val="21"/>
-          <w:szCs w:val="21"/>
-        </w:rPr>
-        <w:t xml:space="preserve"> Analysis,</w:t>
       </w:r>
       <w:r>
         <w:rPr>
@@ -1664,7 +1639,23 @@
           <w:sz w:val="21"/>
           <w:szCs w:val="21"/>
         </w:rPr>
-        <w:t>Communicated</w:t>
+        <w:t>Co</w:t>
+      </w:r>
+      <w:r>
+        <w:rPr>
+          <w:rFonts w:ascii="Garamond" w:hAnsi="Garamond" w:cs="Arial"/>
+          <w:sz w:val="21"/>
+          <w:szCs w:val="21"/>
+        </w:rPr>
+        <w:t>llabora</w:t>
+      </w:r>
+      <w:r>
+        <w:rPr>
+          <w:rFonts w:ascii="Garamond" w:hAnsi="Garamond" w:cs="Arial"/>
+          <w:sz w:val="21"/>
+          <w:szCs w:val="21"/>
+        </w:rPr>
+        <w:t>ted</w:t>
       </w:r>
       <w:r>
         <w:rPr>
@@ -3013,16 +3004,16 @@
           <w:sz w:val="21"/>
           <w:szCs w:val="21"/>
         </w:rPr>
-        <w:t>, CoppeliaSim</w:t>
-      </w:r>
-      <w:r>
-        <w:rPr>
-          <w:rFonts w:ascii="Garamond" w:hAnsi="Garamond" w:cs="Arial"/>
-          <w:i/>
-          <w:sz w:val="21"/>
-          <w:szCs w:val="21"/>
-        </w:rPr>
-        <w:t>, Arduino</w:t>
+        <w:t xml:space="preserve">, </w:t>
+      </w:r>
+      <w:r>
+        <w:rPr>
+          <w:rFonts w:ascii="Garamond" w:hAnsi="Garamond" w:cs="Arial"/>
+          <w:i/>
+          <w:sz w:val="21"/>
+          <w:szCs w:val="21"/>
+        </w:rPr>
+        <w:t>Arduino</w:t>
       </w:r>
       <w:r>
         <w:rPr>
@@ -3032,6 +3023,15 @@
           <w:szCs w:val="21"/>
         </w:rPr>
         <w:t xml:space="preserve"> IDE</w:t>
+      </w:r>
+      <w:r>
+        <w:rPr>
+          <w:rFonts w:ascii="Garamond" w:hAnsi="Garamond" w:cs="Arial"/>
+          <w:i/>
+          <w:sz w:val="21"/>
+          <w:szCs w:val="21"/>
+        </w:rPr>
+        <w:t>, Creativity</w:t>
       </w:r>
       <w:r>
         <w:rPr>
@@ -4355,15 +4355,6 @@
 </file>
 
 <file path=customXml/item1.xml><?xml version="1.0" encoding="utf-8"?>
-<?mso-contentType ?>
-<FormTemplates xmlns="http://schemas.microsoft.com/sharepoint/v3/contenttype/forms">
-  <Display>DocumentLibraryForm</Display>
-  <Edit>DocumentLibraryForm</Edit>
-  <New>DocumentLibraryForm</New>
-</FormTemplates>
-</file>
-
-<file path=customXml/item2.xml><?xml version="1.0" encoding="utf-8"?>
 <ct:contentTypeSchema xmlns:ct="http://schemas.microsoft.com/office/2006/metadata/contentType" xmlns:ma="http://schemas.microsoft.com/office/2006/metadata/properties/metaAttributes" ct:_="" ma:_="" ma:contentTypeName="Document" ma:contentTypeID="0x010100E00F7205C82CFC49993A09459E403F9D" ma:contentTypeVersion="11" ma:contentTypeDescription="Create a new document." ma:contentTypeScope="" ma:versionID="15ca1506d9d0bc3d30df8ed0110f0d4e">
   <xsd:schema xmlns:xsd="http://www.w3.org/2001/XMLSchema" xmlns:xs="http://www.w3.org/2001/XMLSchema" xmlns:p="http://schemas.microsoft.com/office/2006/metadata/properties" xmlns:ns2="8f1b7c86-42c5-4929-b887-8cfd13270314" xmlns:ns3="671c1944-cc4f-476c-949f-52559c641db4" targetNamespace="http://schemas.microsoft.com/office/2006/metadata/properties" ma:root="true" ma:fieldsID="db6c2aada95e6879eb2870ebec6b4aa1" ns2:_="" ns3:_="">
     <xsd:import namespace="8f1b7c86-42c5-4929-b887-8cfd13270314"/>
@@ -4574,15 +4565,16 @@
 </ct:contentTypeSchema>
 </file>
 
-<file path=customXml/itemProps1.xml><?xml version="1.0" encoding="utf-8"?>
-<ds:datastoreItem xmlns:ds="http://schemas.openxmlformats.org/officeDocument/2006/customXml" ds:itemID="{8E8AFA64-578D-46FF-A288-428D1FA7C9F1}">
-  <ds:schemaRefs>
-    <ds:schemaRef ds:uri="http://schemas.microsoft.com/sharepoint/v3/contenttype/forms"/>
-  </ds:schemaRefs>
-</ds:datastoreItem>
+<file path=customXml/item2.xml><?xml version="1.0" encoding="utf-8"?>
+<?mso-contentType ?>
+<FormTemplates xmlns="http://schemas.microsoft.com/sharepoint/v3/contenttype/forms">
+  <Display>DocumentLibraryForm</Display>
+  <Edit>DocumentLibraryForm</Edit>
+  <New>DocumentLibraryForm</New>
+</FormTemplates>
 </file>
 
-<file path=customXml/itemProps2.xml><?xml version="1.0" encoding="utf-8"?>
+<file path=customXml/itemProps1.xml><?xml version="1.0" encoding="utf-8"?>
 <ds:datastoreItem xmlns:ds="http://schemas.openxmlformats.org/officeDocument/2006/customXml" ds:itemID="{5ECCFF00-82E4-439E-8D62-678F77120EF2}">
   <ds:schemaRefs>
     <ds:schemaRef ds:uri="http://schemas.microsoft.com/office/2006/metadata/contentType"/>
@@ -4599,4 +4591,12 @@
     <ds:schemaRef ds:uri="http://schemas.microsoft.com/internal/obd"/>
   </ds:schemaRefs>
 </ds:datastoreItem>
+</file>
+
+<file path=customXml/itemProps2.xml><?xml version="1.0" encoding="utf-8"?>
+<ds:datastoreItem xmlns:ds="http://schemas.openxmlformats.org/officeDocument/2006/customXml" ds:itemID="{8E8AFA64-578D-46FF-A288-428D1FA7C9F1}">
+  <ds:schemaRefs>
+    <ds:schemaRef ds:uri="http://schemas.microsoft.com/sharepoint/v3/contenttype/forms"/>
+  </ds:schemaRefs>
+</ds:datastoreItem>
 </file>
--- a/Marika_Nishi_Resume.docx
+++ b/Marika_Nishi_Resume.docx
@@ -12,7 +12,7 @@
         <w:rPr>
           <w:rFonts w:ascii="Garamond" w:hAnsi="Garamond" w:cs="Arial"/>
           <w:sz w:val="32"/>
-          <w:szCs w:val="18"/>
+          <w:szCs w:val="32"/>
         </w:rPr>
       </w:pPr>
       <w:r>
@@ -32,9 +32,10 @@
       <w:r>
         <w:rPr>
           <w:rFonts w:ascii="Times New Roman" w:hAnsi="Times New Roman" w:cs="Times New Roman"/>
-          <w:szCs w:val="12"/>
-        </w:rPr>
-        <w:t>Autonomous Driving Algorithm Intern</w:t>
+          <w:sz w:val="20"/>
+          <w:szCs w:val="20"/>
+        </w:rPr>
+        <w:t>Intern, R &amp; D Engineer</w:t>
       </w:r>
     </w:p>
     <w:p>
@@ -359,7 +360,25 @@
           <w:sz w:val="21"/>
           <w:szCs w:val="21"/>
         </w:rPr>
-        <w:t>GPA: 3.90/4.0</w:t>
+        <w:t>GPA: 3.</w:t>
+      </w:r>
+      <w:r>
+        <w:rPr>
+          <w:rFonts w:ascii="Garamond" w:hAnsi="Garamond" w:cs="Arial"/>
+          <w:bCs/>
+          <w:sz w:val="21"/>
+          <w:szCs w:val="21"/>
+        </w:rPr>
+        <w:t>78</w:t>
+      </w:r>
+      <w:r>
+        <w:rPr>
+          <w:rFonts w:ascii="Garamond" w:hAnsi="Garamond" w:cs="Arial"/>
+          <w:bCs/>
+          <w:sz w:val="21"/>
+          <w:szCs w:val="21"/>
+        </w:rPr>
+        <w:t>/4.0</w:t>
       </w:r>
     </w:p>
     <w:p>
@@ -649,6 +668,15 @@
           <w:sz w:val="21"/>
           <w:szCs w:val="21"/>
         </w:rPr>
+        <w:t xml:space="preserve">ADAS, </w:t>
+      </w:r>
+      <w:r>
+        <w:rPr>
+          <w:rFonts w:ascii="Garamond" w:hAnsi="Garamond" w:cs="Arial"/>
+          <w:iCs/>
+          <w:sz w:val="21"/>
+          <w:szCs w:val="21"/>
+        </w:rPr>
         <w:t xml:space="preserve">ROS, ROS2, Python, Pytorch, </w:t>
       </w:r>
       <w:r>
@@ -762,15 +790,23 @@
           <w:sz w:val="21"/>
           <w:szCs w:val="21"/>
         </w:rPr>
-        <w:t>Kalman Filter,</w:t>
-      </w:r>
-      <w:r>
-        <w:rPr>
-          <w:rFonts w:ascii="Garamond" w:hAnsi="Garamond" w:cs="Arial"/>
-          <w:sz w:val="21"/>
-          <w:szCs w:val="21"/>
-        </w:rPr>
-        <w:t xml:space="preserve"> </w:t>
+        <w:t xml:space="preserve">Additive manufacturing, </w:t>
+      </w:r>
+      <w:r>
+        <w:rPr>
+          <w:rFonts w:ascii="Garamond" w:hAnsi="Garamond" w:cs="Arial"/>
+          <w:sz w:val="21"/>
+          <w:szCs w:val="21"/>
+        </w:rPr>
+        <w:t xml:space="preserve">CAD, Statistics, 3D Printing, </w:t>
+      </w:r>
+      <w:r>
+        <w:rPr>
+          <w:rFonts w:ascii="Garamond" w:hAnsi="Garamond" w:cs="Arial"/>
+          <w:sz w:val="21"/>
+          <w:szCs w:val="21"/>
+        </w:rPr>
+        <w:t xml:space="preserve">Fabrication, </w:t>
       </w:r>
       <w:r>
         <w:rPr>
@@ -786,23 +822,7 @@
           <w:sz w:val="21"/>
           <w:szCs w:val="21"/>
         </w:rPr>
-        <w:t>, RGB camera, IMU, RTK-GPS, low-accuracy GPS</w:t>
-      </w:r>
-      <w:r>
-        <w:rPr>
-          <w:rFonts w:ascii="Garamond" w:hAnsi="Garamond" w:cs="Arial"/>
-          <w:sz w:val="21"/>
-          <w:szCs w:val="21"/>
-        </w:rPr>
-        <w:t xml:space="preserve">, </w:t>
-      </w:r>
-      <w:r>
-        <w:rPr>
-          <w:rFonts w:ascii="Garamond" w:hAnsi="Garamond" w:cs="Arial"/>
-          <w:sz w:val="21"/>
-          <w:szCs w:val="21"/>
-        </w:rPr>
-        <w:t>Edge computing</w:t>
+        <w:t>, RGB camera, GPS</w:t>
       </w:r>
     </w:p>
     <w:p>
@@ -882,39 +902,15 @@
           <w:sz w:val="21"/>
           <w:szCs w:val="21"/>
         </w:rPr>
-        <w:t>Written and v</w:t>
-      </w:r>
-      <w:r>
-        <w:rPr>
-          <w:rFonts w:ascii="Garamond" w:hAnsi="Garamond" w:cs="Arial"/>
-          <w:sz w:val="21"/>
-          <w:szCs w:val="21"/>
-        </w:rPr>
-        <w:t>erbal</w:t>
-      </w:r>
-      <w:r>
-        <w:rPr>
-          <w:rFonts w:ascii="Garamond" w:hAnsi="Garamond" w:cs="Arial"/>
-          <w:sz w:val="21"/>
-          <w:szCs w:val="21"/>
-        </w:rPr>
-        <w:t xml:space="preserve"> </w:t>
-      </w:r>
-      <w:r>
-        <w:rPr>
-          <w:rFonts w:ascii="Garamond" w:hAnsi="Garamond" w:cs="Arial"/>
-          <w:sz w:val="21"/>
-          <w:szCs w:val="21"/>
-        </w:rPr>
-        <w:t>c</w:t>
-      </w:r>
-      <w:r>
-        <w:rPr>
-          <w:rFonts w:ascii="Garamond" w:hAnsi="Garamond" w:cs="Arial"/>
-          <w:sz w:val="21"/>
-          <w:szCs w:val="21"/>
-        </w:rPr>
-        <w:t xml:space="preserve">ommunication, </w:t>
+        <w:t>Report writing</w:t>
+      </w:r>
+      <w:r>
+        <w:rPr>
+          <w:rFonts w:ascii="Garamond" w:hAnsi="Garamond" w:cs="Arial"/>
+          <w:sz w:val="21"/>
+          <w:szCs w:val="21"/>
+        </w:rPr>
+        <w:t xml:space="preserve">, </w:t>
       </w:r>
       <w:r>
         <w:rPr>
@@ -2131,6 +2127,15 @@
           <w:sz w:val="21"/>
           <w:szCs w:val="21"/>
         </w:rPr>
+        <w:t xml:space="preserve">Autonomous Driving, </w:t>
+      </w:r>
+      <w:r>
+        <w:rPr>
+          <w:rFonts w:ascii="Garamond" w:hAnsi="Garamond" w:cs="Arial"/>
+          <w:i/>
+          <w:sz w:val="21"/>
+          <w:szCs w:val="21"/>
+        </w:rPr>
         <w:t xml:space="preserve">Motion Planning, </w:t>
       </w:r>
       <w:r>
@@ -2140,7 +2145,7 @@
           <w:sz w:val="21"/>
           <w:szCs w:val="21"/>
         </w:rPr>
-        <w:t xml:space="preserve">Vehicle Control, </w:t>
+        <w:t xml:space="preserve">Control, </w:t>
       </w:r>
       <w:r>
         <w:rPr>
@@ -2306,23 +2311,15 @@
           <w:sz w:val="21"/>
           <w:szCs w:val="21"/>
         </w:rPr>
-        <w:t xml:space="preserve">; successfully made car run </w:t>
-      </w:r>
-      <w:r>
-        <w:rPr>
-          <w:rFonts w:ascii="Garamond" w:hAnsi="Garamond" w:cs="Arial"/>
-          <w:sz w:val="21"/>
-          <w:szCs w:val="21"/>
-        </w:rPr>
-        <w:t>fast without collision</w:t>
-      </w:r>
-      <w:r>
-        <w:rPr>
-          <w:rFonts w:ascii="Garamond" w:hAnsi="Garamond" w:cs="Arial"/>
-          <w:sz w:val="21"/>
-          <w:szCs w:val="21"/>
-        </w:rPr>
-        <w:t>s</w:t>
+        <w:t xml:space="preserve">; </w:t>
+      </w:r>
+      <w:r>
+        <w:rPr>
+          <w:rFonts w:ascii="Garamond" w:hAnsi="Garamond" w:cs="Arial"/>
+          <w:sz w:val="21"/>
+          <w:szCs w:val="21"/>
+        </w:rPr>
+        <w:t>won second place for fastest lap in race</w:t>
       </w:r>
     </w:p>
     <w:p>
@@ -2377,16 +2374,25 @@
           <w:sz w:val="21"/>
           <w:szCs w:val="21"/>
         </w:rPr>
-        <w:t>C++, ROS, Extended Kalman Filter, Sensor</w:t>
-      </w:r>
-      <w:r>
-        <w:rPr>
-          <w:rFonts w:ascii="Garamond" w:hAnsi="Garamond" w:cs="Arial"/>
-          <w:i/>
-          <w:sz w:val="21"/>
-          <w:szCs w:val="21"/>
-        </w:rPr>
-        <w:t xml:space="preserve"> Utilization</w:t>
+        <w:t xml:space="preserve">Prototyping, </w:t>
+      </w:r>
+      <w:r>
+        <w:rPr>
+          <w:rFonts w:ascii="Garamond" w:hAnsi="Garamond" w:cs="Arial"/>
+          <w:i/>
+          <w:sz w:val="21"/>
+          <w:szCs w:val="21"/>
+        </w:rPr>
+        <w:t xml:space="preserve">Extended Kalman Filter , </w:t>
+      </w:r>
+      <w:r>
+        <w:rPr>
+          <w:rFonts w:ascii="Garamond" w:hAnsi="Garamond" w:cs="Arial"/>
+          <w:i/>
+          <w:sz w:val="21"/>
+          <w:szCs w:val="21"/>
+        </w:rPr>
+        <w:t>C++, ROS</w:t>
       </w:r>
       <w:r>
         <w:rPr>
@@ -4355,6 +4361,15 @@
 </file>
 
 <file path=customXml/item1.xml><?xml version="1.0" encoding="utf-8"?>
+<?mso-contentType ?>
+<FormTemplates xmlns="http://schemas.microsoft.com/sharepoint/v3/contenttype/forms">
+  <Display>DocumentLibraryForm</Display>
+  <Edit>DocumentLibraryForm</Edit>
+  <New>DocumentLibraryForm</New>
+</FormTemplates>
+</file>
+
+<file path=customXml/item2.xml><?xml version="1.0" encoding="utf-8"?>
 <ct:contentTypeSchema xmlns:ct="http://schemas.microsoft.com/office/2006/metadata/contentType" xmlns:ma="http://schemas.microsoft.com/office/2006/metadata/properties/metaAttributes" ct:_="" ma:_="" ma:contentTypeName="Document" ma:contentTypeID="0x010100E00F7205C82CFC49993A09459E403F9D" ma:contentTypeVersion="11" ma:contentTypeDescription="Create a new document." ma:contentTypeScope="" ma:versionID="15ca1506d9d0bc3d30df8ed0110f0d4e">
   <xsd:schema xmlns:xsd="http://www.w3.org/2001/XMLSchema" xmlns:xs="http://www.w3.org/2001/XMLSchema" xmlns:p="http://schemas.microsoft.com/office/2006/metadata/properties" xmlns:ns2="8f1b7c86-42c5-4929-b887-8cfd13270314" xmlns:ns3="671c1944-cc4f-476c-949f-52559c641db4" targetNamespace="http://schemas.microsoft.com/office/2006/metadata/properties" ma:root="true" ma:fieldsID="db6c2aada95e6879eb2870ebec6b4aa1" ns2:_="" ns3:_="">
     <xsd:import namespace="8f1b7c86-42c5-4929-b887-8cfd13270314"/>
@@ -4565,16 +4580,15 @@
 </ct:contentTypeSchema>
 </file>
 
-<file path=customXml/item2.xml><?xml version="1.0" encoding="utf-8"?>
-<?mso-contentType ?>
-<FormTemplates xmlns="http://schemas.microsoft.com/sharepoint/v3/contenttype/forms">
-  <Display>DocumentLibraryForm</Display>
-  <Edit>DocumentLibraryForm</Edit>
-  <New>DocumentLibraryForm</New>
-</FormTemplates>
+<file path=customXml/itemProps1.xml><?xml version="1.0" encoding="utf-8"?>
+<ds:datastoreItem xmlns:ds="http://schemas.openxmlformats.org/officeDocument/2006/customXml" ds:itemID="{8E8AFA64-578D-46FF-A288-428D1FA7C9F1}">
+  <ds:schemaRefs>
+    <ds:schemaRef ds:uri="http://schemas.microsoft.com/sharepoint/v3/contenttype/forms"/>
+  </ds:schemaRefs>
+</ds:datastoreItem>
 </file>
 
-<file path=customXml/itemProps1.xml><?xml version="1.0" encoding="utf-8"?>
+<file path=customXml/itemProps2.xml><?xml version="1.0" encoding="utf-8"?>
 <ds:datastoreItem xmlns:ds="http://schemas.openxmlformats.org/officeDocument/2006/customXml" ds:itemID="{5ECCFF00-82E4-439E-8D62-678F77120EF2}">
   <ds:schemaRefs>
     <ds:schemaRef ds:uri="http://schemas.microsoft.com/office/2006/metadata/contentType"/>
@@ -4591,12 +4605,4 @@
     <ds:schemaRef ds:uri="http://schemas.microsoft.com/internal/obd"/>
   </ds:schemaRefs>
 </ds:datastoreItem>
-</file>
-
-<file path=customXml/itemProps2.xml><?xml version="1.0" encoding="utf-8"?>
-<ds:datastoreItem xmlns:ds="http://schemas.openxmlformats.org/officeDocument/2006/customXml" ds:itemID="{8E8AFA64-578D-46FF-A288-428D1FA7C9F1}">
-  <ds:schemaRefs>
-    <ds:schemaRef ds:uri="http://schemas.microsoft.com/sharepoint/v3/contenttype/forms"/>
-  </ds:schemaRefs>
-</ds:datastoreItem>
 </file>
--- a/Marika_Nishi_Resume.docx
+++ b/Marika_Nishi_Resume.docx
@@ -21,21 +21,6 @@
           <w:sz w:val="40"/>
         </w:rPr>
         <w:t>Marika Nishi</w:t>
-      </w:r>
-      <w:r>
-        <w:rPr>
-          <w:rFonts w:ascii="Times New Roman" w:hAnsi="Times New Roman" w:cs="Times New Roman"/>
-          <w:sz w:val="40"/>
-        </w:rPr>
-        <w:t xml:space="preserve"> </w:t>
-      </w:r>
-      <w:r>
-        <w:rPr>
-          <w:rFonts w:ascii="Times New Roman" w:hAnsi="Times New Roman" w:cs="Times New Roman"/>
-          <w:sz w:val="20"/>
-          <w:szCs w:val="20"/>
-        </w:rPr>
-        <w:t>Intern, R &amp; D Engineer</w:t>
       </w:r>
     </w:p>
     <w:p>
@@ -650,43 +635,70 @@
           <w:sz w:val="21"/>
           <w:szCs w:val="21"/>
         </w:rPr>
-        <w:t xml:space="preserve">Software Skills: </w:t>
-      </w:r>
-      <w:r>
-        <w:rPr>
-          <w:rFonts w:ascii="Garamond" w:hAnsi="Garamond" w:cs="Arial"/>
-          <w:iCs/>
-          <w:sz w:val="21"/>
-          <w:szCs w:val="21"/>
-        </w:rPr>
-        <w:t xml:space="preserve">Autonomous driving algorithms, </w:t>
-      </w:r>
-      <w:r>
-        <w:rPr>
-          <w:rFonts w:ascii="Garamond" w:hAnsi="Garamond" w:cs="Arial"/>
-          <w:iCs/>
-          <w:sz w:val="21"/>
-          <w:szCs w:val="21"/>
-        </w:rPr>
-        <w:t xml:space="preserve">ADAS, </w:t>
-      </w:r>
-      <w:r>
-        <w:rPr>
-          <w:rFonts w:ascii="Garamond" w:hAnsi="Garamond" w:cs="Arial"/>
-          <w:iCs/>
-          <w:sz w:val="21"/>
-          <w:szCs w:val="21"/>
-        </w:rPr>
-        <w:t xml:space="preserve">ROS, ROS2, Python, Pytorch, </w:t>
-      </w:r>
-      <w:r>
-        <w:rPr>
-          <w:rFonts w:ascii="Garamond" w:hAnsi="Garamond" w:cs="Arial"/>
-          <w:iCs/>
-          <w:sz w:val="21"/>
-          <w:szCs w:val="21"/>
-        </w:rPr>
-        <w:t xml:space="preserve">C++, </w:t>
+        <w:t>Software Skills:</w:t>
+      </w:r>
+      <w:r>
+        <w:rPr>
+          <w:rFonts w:ascii="Garamond" w:hAnsi="Garamond" w:cs="Arial"/>
+          <w:iCs/>
+          <w:sz w:val="21"/>
+          <w:szCs w:val="21"/>
+        </w:rPr>
+        <w:t xml:space="preserve">, </w:t>
+      </w:r>
+      <w:r>
+        <w:rPr>
+          <w:rFonts w:ascii="Garamond" w:hAnsi="Garamond" w:cs="Arial"/>
+          <w:iCs/>
+          <w:sz w:val="21"/>
+          <w:szCs w:val="21"/>
+        </w:rPr>
+        <w:t>Git</w:t>
+      </w:r>
+      <w:r>
+        <w:rPr>
+          <w:rFonts w:ascii="Garamond" w:hAnsi="Garamond" w:cs="Arial"/>
+          <w:iCs/>
+          <w:sz w:val="21"/>
+          <w:szCs w:val="21"/>
+        </w:rPr>
+        <w:t xml:space="preserve">, </w:t>
+      </w:r>
+      <w:r>
+        <w:rPr>
+          <w:rFonts w:ascii="Garamond" w:hAnsi="Garamond" w:cs="Arial"/>
+          <w:iCs/>
+          <w:sz w:val="21"/>
+          <w:szCs w:val="21"/>
+        </w:rPr>
+        <w:t xml:space="preserve">Python, Pytorch, </w:t>
+      </w:r>
+      <w:r>
+        <w:rPr>
+          <w:rFonts w:ascii="Garamond" w:hAnsi="Garamond" w:cs="Arial"/>
+          <w:iCs/>
+          <w:sz w:val="21"/>
+          <w:szCs w:val="21"/>
+        </w:rPr>
+        <w:t>C++</w:t>
+      </w:r>
+      <w:r>
+        <w:rPr>
+          <w:rFonts w:ascii="Garamond" w:hAnsi="Garamond" w:cs="Arial"/>
+          <w:iCs/>
+          <w:sz w:val="21"/>
+          <w:szCs w:val="21"/>
+        </w:rPr>
+        <w:t>, ROS1, ROS2</w:t>
+      </w:r>
+      <w:r>
+        <w:rPr>
+          <w:rFonts w:ascii="Garamond" w:hAnsi="Garamond" w:cs="Arial"/>
+          <w:iCs/>
+          <w:sz w:val="21"/>
+          <w:szCs w:val="21"/>
+        </w:rPr>
+        <w:t xml:space="preserve">, </w:t>
       </w:r>
       <w:r>
         <w:rPr>
@@ -756,10 +768,11 @@
       <w:r>
         <w:rPr>
           <w:rFonts w:ascii="Garamond" w:hAnsi="Garamond" w:cs="Arial"/>
-          <w:sz w:val="21"/>
-          <w:szCs w:val="21"/>
-        </w:rPr>
-        <w:t>Git</w:t>
+          <w:iCs/>
+          <w:sz w:val="21"/>
+          <w:szCs w:val="21"/>
+        </w:rPr>
+        <w:t>Autonomous driving algorithms, ADAS</w:t>
       </w:r>
     </w:p>
     <w:p>
@@ -1138,7 +1151,25 @@
           <w:sz w:val="21"/>
           <w:szCs w:val="21"/>
         </w:rPr>
-        <w:t>BOSCH</w:t>
+        <w:t xml:space="preserve">Vijay </w:t>
+      </w:r>
+      <w:r>
+        <w:rPr>
+          <w:rFonts w:ascii="Garamond" w:hAnsi="Garamond" w:cs="Arial"/>
+          <w:bCs/>
+          <w:sz w:val="21"/>
+          <w:szCs w:val="21"/>
+        </w:rPr>
+        <w:t xml:space="preserve">Kumar </w:t>
+      </w:r>
+      <w:r>
+        <w:rPr>
+          <w:rFonts w:ascii="Garamond" w:hAnsi="Garamond" w:cs="Arial"/>
+          <w:bCs/>
+          <w:sz w:val="21"/>
+          <w:szCs w:val="21"/>
+        </w:rPr>
+        <w:t>Lab</w:t>
       </w:r>
       <w:r>
         <w:rPr>
@@ -1156,66 +1187,16 @@
           <w:sz w:val="21"/>
           <w:szCs w:val="21"/>
         </w:rPr>
-        <w:t>S</w:t>
-      </w:r>
-      <w:r>
-        <w:rPr>
-          <w:rFonts w:ascii="Garamond" w:hAnsi="Garamond" w:cs="Arial"/>
-          <w:i/>
-          <w:sz w:val="21"/>
-          <w:szCs w:val="21"/>
-        </w:rPr>
-        <w:t>oftware</w:t>
-      </w:r>
-      <w:r>
-        <w:rPr>
-          <w:rFonts w:ascii="Garamond" w:hAnsi="Garamond" w:cs="Arial"/>
-          <w:i/>
-          <w:sz w:val="21"/>
-          <w:szCs w:val="21"/>
-        </w:rPr>
-        <w:t xml:space="preserve"> Intern</w:t>
-      </w:r>
-      <w:r>
-        <w:rPr>
-          <w:rFonts w:ascii="Garamond" w:hAnsi="Garamond" w:cs="Arial"/>
-          <w:bCs/>
-          <w:sz w:val="21"/>
-          <w:szCs w:val="21"/>
-        </w:rPr>
-        <w:t xml:space="preserve">, </w:t>
-      </w:r>
-      <w:r>
-        <w:rPr>
-          <w:rFonts w:ascii="Garamond" w:hAnsi="Garamond" w:cs="Arial"/>
-          <w:sz w:val="21"/>
-          <w:szCs w:val="21"/>
-        </w:rPr>
-        <w:t>Tsuzuki</w:t>
-      </w:r>
-      <w:r>
-        <w:rPr>
-          <w:rFonts w:ascii="Garamond" w:hAnsi="Garamond" w:cs="Arial"/>
-          <w:sz w:val="21"/>
-          <w:szCs w:val="21"/>
-        </w:rPr>
-        <w:t xml:space="preserve">, </w:t>
-      </w:r>
-      <w:r>
-        <w:rPr>
-          <w:rFonts w:ascii="Garamond" w:hAnsi="Garamond" w:cs="Arial"/>
-          <w:sz w:val="21"/>
-          <w:szCs w:val="21"/>
-        </w:rPr>
-        <w:t>Kanagawa</w:t>
-      </w:r>
-      <w:r>
-        <w:rPr>
-          <w:rFonts w:ascii="Garamond" w:hAnsi="Garamond" w:cs="Arial"/>
-          <w:sz w:val="21"/>
-          <w:szCs w:val="21"/>
-        </w:rPr>
-        <w:t>, Japan</w:t>
+        <w:t>Summer Research Intern,</w:t>
+      </w:r>
+      <w:r>
+        <w:rPr>
+          <w:rFonts w:ascii="Garamond" w:hAnsi="Garamond" w:cs="Arial"/>
+          <w:iCs/>
+          <w:sz w:val="21"/>
+          <w:szCs w:val="21"/>
+        </w:rPr>
+        <w:t xml:space="preserve"> Philadelphia, PA, United States</w:t>
       </w:r>
       <w:r>
         <w:rPr>
@@ -1235,18 +1216,7 @@
           <w:sz w:val="21"/>
           <w:szCs w:val="21"/>
         </w:rPr>
-        <w:t>August</w:t>
-      </w:r>
-      <w:r>
-        <w:rPr>
-          <w:rFonts w:ascii="Garamond" w:hAnsi="Garamond" w:cs="Arial"/>
-          <w:bCs/>
-          <w:i/>
-          <w:iCs/>
-          <w:sz w:val="21"/>
-          <w:szCs w:val="21"/>
-        </w:rPr>
-        <w:t xml:space="preserve"> 2023</w:t>
+        <w:t>May 2025</w:t>
       </w:r>
       <w:r>
         <w:rPr>
@@ -1268,29 +1238,7 @@
           <w:sz w:val="21"/>
           <w:szCs w:val="21"/>
         </w:rPr>
-        <w:t>September</w:t>
-      </w:r>
-      <w:r>
-        <w:rPr>
-          <w:rFonts w:ascii="Garamond" w:hAnsi="Garamond" w:cs="Arial"/>
-          <w:bCs/>
-          <w:i/>
-          <w:iCs/>
-          <w:sz w:val="21"/>
-          <w:szCs w:val="21"/>
-        </w:rPr>
-        <w:t xml:space="preserve"> </w:t>
-      </w:r>
-      <w:r>
-        <w:rPr>
-          <w:rFonts w:ascii="Garamond" w:hAnsi="Garamond" w:cs="Arial"/>
-          <w:bCs/>
-          <w:i/>
-          <w:iCs/>
-          <w:sz w:val="21"/>
-          <w:szCs w:val="21"/>
-        </w:rPr>
-        <w:t>2023</w:t>
+        <w:t>Current</w:t>
       </w:r>
     </w:p>
     <w:p>
@@ -1306,25 +1254,50 @@
         <w:spacing w:after="0" w:line="276" w:lineRule="auto"/>
         <w:rPr>
           <w:rFonts w:ascii="Garamond" w:hAnsi="Garamond" w:cs="Arial"/>
-          <w:sz w:val="21"/>
-          <w:szCs w:val="21"/>
-        </w:rPr>
-      </w:pPr>
-      <w:r>
-        <w:rPr>
-          <w:rFonts w:ascii="Garamond" w:hAnsi="Garamond" w:cs="Arial"/>
-          <w:sz w:val="21"/>
-          <w:szCs w:val="21"/>
-        </w:rPr>
-        <w:t xml:space="preserve">Designed and built </w:t>
-      </w:r>
-      <w:r>
-        <w:rPr>
-          <w:rFonts w:ascii="Garamond" w:hAnsi="Garamond" w:cs="Arial"/>
-          <w:sz w:val="21"/>
-          <w:szCs w:val="21"/>
-        </w:rPr>
-        <w:t>map</w:t>
+          <w:bCs/>
+          <w:sz w:val="21"/>
+          <w:szCs w:val="21"/>
+        </w:rPr>
+      </w:pPr>
+      <w:r>
+        <w:rPr>
+          <w:rFonts w:ascii="Garamond" w:hAnsi="Garamond" w:cs="Arial"/>
+          <w:sz w:val="21"/>
+          <w:szCs w:val="21"/>
+        </w:rPr>
+        <w:t xml:space="preserve">Designed and implemented driving simulator that visualized data </w:t>
+      </w:r>
+      <w:r>
+        <w:rPr>
+          <w:rFonts w:ascii="Garamond" w:hAnsi="Garamond" w:cs="Arial"/>
+          <w:sz w:val="21"/>
+          <w:szCs w:val="21"/>
+        </w:rPr>
+        <w:t>of</w:t>
+      </w:r>
+      <w:r>
+        <w:rPr>
+          <w:rFonts w:ascii="Garamond" w:hAnsi="Garamond" w:cs="Arial"/>
+          <w:sz w:val="21"/>
+          <w:szCs w:val="21"/>
+        </w:rPr>
+        <w:t xml:space="preserve"> event camera attached on </w:t>
+      </w:r>
+      <w:r>
+        <w:rPr>
+          <w:rFonts w:ascii="Garamond" w:hAnsi="Garamond" w:cs="Arial"/>
+          <w:sz w:val="21"/>
+          <w:szCs w:val="21"/>
+        </w:rPr>
+        <w:t xml:space="preserve">F1/10 </w:t>
+      </w:r>
+      <w:r>
+        <w:rPr>
+          <w:rFonts w:ascii="Garamond" w:hAnsi="Garamond" w:cs="Arial"/>
+          <w:sz w:val="21"/>
+          <w:szCs w:val="21"/>
+        </w:rPr>
+        <w:t>car</w:t>
       </w:r>
       <w:r>
         <w:rPr>
@@ -1340,79 +1313,121 @@
           <w:sz w:val="21"/>
           <w:szCs w:val="21"/>
         </w:rPr>
-        <w:t xml:space="preserve">to enhance autonomous driving by visualizing key information, such as </w:t>
-      </w:r>
-      <w:r>
-        <w:rPr>
-          <w:rFonts w:ascii="Garamond" w:hAnsi="Garamond" w:cs="Arial"/>
-          <w:sz w:val="21"/>
-          <w:szCs w:val="21"/>
-        </w:rPr>
-        <w:t xml:space="preserve">routes and </w:t>
-      </w:r>
-      <w:r>
-        <w:rPr>
-          <w:rFonts w:ascii="Garamond" w:hAnsi="Garamond" w:cs="Arial"/>
-          <w:sz w:val="21"/>
-          <w:szCs w:val="21"/>
-        </w:rPr>
-        <w:t xml:space="preserve">vehicle </w:t>
-      </w:r>
-      <w:r>
-        <w:rPr>
-          <w:rFonts w:ascii="Garamond" w:hAnsi="Garamond" w:cs="Arial"/>
-          <w:sz w:val="21"/>
-          <w:szCs w:val="21"/>
-        </w:rPr>
-        <w:t>state</w:t>
-      </w:r>
-      <w:r>
-        <w:rPr>
-          <w:rFonts w:ascii="Garamond" w:hAnsi="Garamond" w:cs="Arial"/>
-          <w:sz w:val="21"/>
-          <w:szCs w:val="21"/>
-        </w:rPr>
-        <w:t xml:space="preserve"> using MATLAB</w:t>
-      </w:r>
-      <w:r>
-        <w:rPr>
-          <w:rFonts w:ascii="Garamond" w:hAnsi="Garamond" w:cs="Arial"/>
-          <w:sz w:val="21"/>
-          <w:szCs w:val="21"/>
-        </w:rPr>
-        <w:t xml:space="preserve">; helped company’s </w:t>
-      </w:r>
-      <w:r>
-        <w:rPr>
-          <w:rFonts w:ascii="Garamond" w:hAnsi="Garamond" w:cs="Arial"/>
-          <w:sz w:val="21"/>
-          <w:szCs w:val="21"/>
-        </w:rPr>
-        <w:t>engineers</w:t>
-      </w:r>
-      <w:r>
-        <w:rPr>
-          <w:rFonts w:ascii="Garamond" w:hAnsi="Garamond" w:cs="Arial"/>
-          <w:sz w:val="21"/>
-          <w:szCs w:val="21"/>
-        </w:rPr>
-        <w:t xml:space="preserve"> </w:t>
-      </w:r>
-      <w:r>
-        <w:rPr>
-          <w:rFonts w:ascii="Garamond" w:hAnsi="Garamond" w:cs="Arial"/>
-          <w:sz w:val="21"/>
-          <w:szCs w:val="21"/>
-        </w:rPr>
-        <w:t>understand signals sent from cars</w:t>
-      </w:r>
-      <w:r>
-        <w:rPr>
-          <w:rFonts w:ascii="Garamond" w:hAnsi="Garamond" w:cs="Arial"/>
-          <w:sz w:val="21"/>
-          <w:szCs w:val="21"/>
-        </w:rPr>
-        <w:t xml:space="preserve"> visually</w:t>
+        <w:t>in</w:t>
+      </w:r>
+      <w:r>
+        <w:rPr>
+          <w:rFonts w:ascii="Garamond" w:hAnsi="Garamond" w:cs="Arial"/>
+          <w:sz w:val="21"/>
+          <w:szCs w:val="21"/>
+        </w:rPr>
+        <w:t xml:space="preserve"> ROS Python</w:t>
+      </w:r>
+    </w:p>
+    <w:p>
+      <w:pPr>
+        <w:tabs>
+          <w:tab w:val="right" w:pos="10440"/>
+        </w:tabs>
+        <w:spacing w:after="0" w:line="276" w:lineRule="auto"/>
+        <w:rPr>
+          <w:rFonts w:ascii="Garamond" w:hAnsi="Garamond" w:cs="Arial"/>
+          <w:bCs/>
+          <w:sz w:val="21"/>
+          <w:szCs w:val="21"/>
+        </w:rPr>
+      </w:pPr>
+    </w:p>
+    <w:p>
+      <w:pPr>
+        <w:tabs>
+          <w:tab w:val="right" w:pos="10440"/>
+        </w:tabs>
+        <w:spacing w:after="0" w:line="276" w:lineRule="auto"/>
+        <w:rPr>
+          <w:rFonts w:ascii="Garamond" w:hAnsi="Garamond" w:cs="Arial"/>
+          <w:b/>
+          <w:sz w:val="21"/>
+          <w:szCs w:val="21"/>
+        </w:rPr>
+      </w:pPr>
+      <w:r>
+        <w:rPr>
+          <w:rFonts w:ascii="Garamond" w:hAnsi="Garamond" w:cs="Arial"/>
+          <w:bCs/>
+          <w:sz w:val="21"/>
+          <w:szCs w:val="21"/>
+        </w:rPr>
+        <w:t>ModLab</w:t>
+      </w:r>
+      <w:r>
+        <w:rPr>
+          <w:rFonts w:ascii="Garamond" w:hAnsi="Garamond" w:cs="Arial"/>
+          <w:iCs/>
+          <w:sz w:val="21"/>
+          <w:szCs w:val="21"/>
+        </w:rPr>
+        <w:t xml:space="preserve"> | </w:t>
+      </w:r>
+      <w:r>
+        <w:rPr>
+          <w:rFonts w:ascii="Garamond" w:hAnsi="Garamond" w:cs="Arial"/>
+          <w:i/>
+          <w:sz w:val="21"/>
+          <w:szCs w:val="21"/>
+        </w:rPr>
+        <w:t>Summer Research Intern,</w:t>
+      </w:r>
+      <w:r>
+        <w:rPr>
+          <w:rFonts w:ascii="Garamond" w:hAnsi="Garamond" w:cs="Arial"/>
+          <w:iCs/>
+          <w:sz w:val="21"/>
+          <w:szCs w:val="21"/>
+        </w:rPr>
+        <w:t xml:space="preserve"> Philadelphia, PA, United States</w:t>
+      </w:r>
+      <w:r>
+        <w:rPr>
+          <w:rFonts w:ascii="Garamond" w:hAnsi="Garamond" w:cs="Arial"/>
+          <w:b/>
+          <w:sz w:val="21"/>
+          <w:szCs w:val="21"/>
+        </w:rPr>
+        <w:tab/>
+      </w:r>
+      <w:r>
+        <w:rPr>
+          <w:rFonts w:ascii="Garamond" w:hAnsi="Garamond" w:cs="Arial"/>
+          <w:bCs/>
+          <w:i/>
+          <w:iCs/>
+          <w:sz w:val="21"/>
+          <w:szCs w:val="21"/>
+        </w:rPr>
+        <w:t>May 2025</w:t>
+      </w:r>
+      <w:r>
+        <w:rPr>
+          <w:rFonts w:ascii="Garamond" w:hAnsi="Garamond" w:cs="Arial"/>
+          <w:bCs/>
+          <w:i/>
+          <w:iCs/>
+          <w:sz w:val="21"/>
+          <w:szCs w:val="21"/>
+        </w:rPr>
+        <w:t xml:space="preserve"> – </w:t>
+      </w:r>
+      <w:r>
+        <w:rPr>
+          <w:rFonts w:ascii="Garamond" w:hAnsi="Garamond" w:cs="Arial"/>
+          <w:bCs/>
+          <w:i/>
+          <w:iCs/>
+          <w:sz w:val="21"/>
+          <w:szCs w:val="21"/>
+        </w:rPr>
+        <w:t>Current</w:t>
       </w:r>
     </w:p>
     <w:p>
@@ -1428,29 +1443,229 @@
         <w:spacing w:after="0" w:line="276" w:lineRule="auto"/>
         <w:rPr>
           <w:rFonts w:ascii="Garamond" w:hAnsi="Garamond" w:cs="Arial"/>
-          <w:sz w:val="21"/>
-          <w:szCs w:val="21"/>
-        </w:rPr>
-      </w:pPr>
-      <w:r>
-        <w:rPr>
-          <w:rFonts w:ascii="Garamond" w:hAnsi="Garamond" w:cs="Arial"/>
-          <w:sz w:val="21"/>
-          <w:szCs w:val="21"/>
-        </w:rPr>
-        <w:t>Improved</w:t>
-      </w:r>
-      <w:r>
-        <w:rPr>
-          <w:rFonts w:ascii="Garamond" w:hAnsi="Garamond" w:cs="Arial"/>
-          <w:sz w:val="21"/>
-          <w:szCs w:val="21"/>
-        </w:rPr>
-        <w:t xml:space="preserve"> BOSCH’s</w:t>
-      </w:r>
-      <w:r>
-        <w:rPr>
-          <w:rFonts w:ascii="Garamond" w:hAnsi="Garamond" w:cs="Arial"/>
+          <w:bCs/>
+          <w:sz w:val="21"/>
+          <w:szCs w:val="21"/>
+        </w:rPr>
+      </w:pPr>
+      <w:r>
+        <w:rPr>
+          <w:rFonts w:ascii="Garamond" w:hAnsi="Garamond" w:cs="Arial"/>
+          <w:bCs/>
+          <w:sz w:val="21"/>
+          <w:szCs w:val="21"/>
+        </w:rPr>
+        <w:t>Building</w:t>
+      </w:r>
+      <w:r>
+        <w:rPr>
+          <w:rFonts w:ascii="Garamond" w:hAnsi="Garamond" w:cs="Arial"/>
+          <w:bCs/>
+          <w:sz w:val="21"/>
+          <w:szCs w:val="21"/>
+        </w:rPr>
+        <w:t xml:space="preserve"> computer vision system that detected surgical needle posture</w:t>
+      </w:r>
+      <w:r>
+        <w:rPr>
+          <w:rFonts w:ascii="Garamond" w:hAnsi="Garamond" w:cs="Arial"/>
+          <w:bCs/>
+          <w:sz w:val="21"/>
+          <w:szCs w:val="21"/>
+        </w:rPr>
+        <w:t xml:space="preserve"> using color </w:t>
+      </w:r>
+      <w:r>
+        <w:rPr>
+          <w:rFonts w:ascii="Garamond" w:hAnsi="Garamond" w:cs="Arial"/>
+          <w:bCs/>
+          <w:sz w:val="21"/>
+          <w:szCs w:val="21"/>
+        </w:rPr>
+        <w:t>identification</w:t>
+      </w:r>
+      <w:r>
+        <w:rPr>
+          <w:rFonts w:ascii="Garamond" w:hAnsi="Garamond" w:cs="Arial"/>
+          <w:bCs/>
+          <w:sz w:val="21"/>
+          <w:szCs w:val="21"/>
+        </w:rPr>
+        <w:t xml:space="preserve"> and April Tag</w:t>
+      </w:r>
+    </w:p>
+    <w:p>
+      <w:pPr>
+        <w:tabs>
+          <w:tab w:val="right" w:pos="10440"/>
+        </w:tabs>
+        <w:spacing w:after="0" w:line="276" w:lineRule="auto"/>
+        <w:rPr>
+          <w:rFonts w:ascii="Garamond" w:hAnsi="Garamond" w:cs="Arial"/>
+          <w:bCs/>
+          <w:sz w:val="21"/>
+          <w:szCs w:val="21"/>
+        </w:rPr>
+      </w:pPr>
+    </w:p>
+    <w:p>
+      <w:pPr>
+        <w:tabs>
+          <w:tab w:val="right" w:pos="10440"/>
+        </w:tabs>
+        <w:spacing w:after="0" w:line="276" w:lineRule="auto"/>
+        <w:rPr>
+          <w:rFonts w:ascii="Garamond" w:hAnsi="Garamond" w:cs="Arial"/>
+          <w:b/>
+          <w:sz w:val="21"/>
+          <w:szCs w:val="21"/>
+        </w:rPr>
+      </w:pPr>
+      <w:r>
+        <w:rPr>
+          <w:rFonts w:ascii="Garamond" w:hAnsi="Garamond" w:cs="Arial"/>
+          <w:bCs/>
+          <w:sz w:val="21"/>
+          <w:szCs w:val="21"/>
+        </w:rPr>
+        <w:t>BOSCH</w:t>
+      </w:r>
+      <w:r>
+        <w:rPr>
+          <w:rFonts w:ascii="Garamond" w:hAnsi="Garamond" w:cs="Arial"/>
+          <w:iCs/>
+          <w:sz w:val="21"/>
+          <w:szCs w:val="21"/>
+        </w:rPr>
+        <w:t xml:space="preserve"> | </w:t>
+      </w:r>
+      <w:r>
+        <w:rPr>
+          <w:rFonts w:ascii="Garamond" w:hAnsi="Garamond" w:cs="Arial"/>
+          <w:i/>
+          <w:sz w:val="21"/>
+          <w:szCs w:val="21"/>
+        </w:rPr>
+        <w:t>S</w:t>
+      </w:r>
+      <w:r>
+        <w:rPr>
+          <w:rFonts w:ascii="Garamond" w:hAnsi="Garamond" w:cs="Arial"/>
+          <w:i/>
+          <w:sz w:val="21"/>
+          <w:szCs w:val="21"/>
+        </w:rPr>
+        <w:t>oftware</w:t>
+      </w:r>
+      <w:r>
+        <w:rPr>
+          <w:rFonts w:ascii="Garamond" w:hAnsi="Garamond" w:cs="Arial"/>
+          <w:i/>
+          <w:sz w:val="21"/>
+          <w:szCs w:val="21"/>
+        </w:rPr>
+        <w:t xml:space="preserve"> Intern</w:t>
+      </w:r>
+      <w:r>
+        <w:rPr>
+          <w:rFonts w:ascii="Garamond" w:hAnsi="Garamond" w:cs="Arial"/>
+          <w:bCs/>
+          <w:sz w:val="21"/>
+          <w:szCs w:val="21"/>
+        </w:rPr>
+        <w:t xml:space="preserve">, </w:t>
+      </w:r>
+      <w:r>
+        <w:rPr>
+          <w:rFonts w:ascii="Garamond" w:hAnsi="Garamond" w:cs="Arial"/>
+          <w:sz w:val="21"/>
+          <w:szCs w:val="21"/>
+        </w:rPr>
+        <w:t>Tsuzuki</w:t>
+      </w:r>
+      <w:r>
+        <w:rPr>
+          <w:rFonts w:ascii="Garamond" w:hAnsi="Garamond" w:cs="Arial"/>
+          <w:sz w:val="21"/>
+          <w:szCs w:val="21"/>
+        </w:rPr>
+        <w:t xml:space="preserve">, </w:t>
+      </w:r>
+      <w:r>
+        <w:rPr>
+          <w:rFonts w:ascii="Garamond" w:hAnsi="Garamond" w:cs="Arial"/>
+          <w:sz w:val="21"/>
+          <w:szCs w:val="21"/>
+        </w:rPr>
+        <w:t>Kanagawa</w:t>
+      </w:r>
+      <w:r>
+        <w:rPr>
+          <w:rFonts w:ascii="Garamond" w:hAnsi="Garamond" w:cs="Arial"/>
+          <w:sz w:val="21"/>
+          <w:szCs w:val="21"/>
+        </w:rPr>
+        <w:t>, Japan</w:t>
+      </w:r>
+      <w:r>
+        <w:rPr>
+          <w:rFonts w:ascii="Garamond" w:hAnsi="Garamond" w:cs="Arial"/>
+          <w:b/>
+          <w:sz w:val="21"/>
+          <w:szCs w:val="21"/>
+        </w:rPr>
+        <w:tab/>
+      </w:r>
+      <w:r>
+        <w:rPr>
+          <w:rFonts w:ascii="Garamond" w:hAnsi="Garamond" w:cs="Arial"/>
+          <w:bCs/>
+          <w:i/>
+          <w:iCs/>
+          <w:sz w:val="21"/>
+          <w:szCs w:val="21"/>
+        </w:rPr>
+        <w:t>August</w:t>
+      </w:r>
+      <w:r>
+        <w:rPr>
+          <w:rFonts w:ascii="Garamond" w:hAnsi="Garamond" w:cs="Arial"/>
+          <w:bCs/>
+          <w:i/>
+          <w:iCs/>
+          <w:sz w:val="21"/>
+          <w:szCs w:val="21"/>
+        </w:rPr>
+        <w:t xml:space="preserve"> 2023</w:t>
+      </w:r>
+      <w:r>
+        <w:rPr>
+          <w:rFonts w:ascii="Garamond" w:hAnsi="Garamond" w:cs="Arial"/>
+          <w:bCs/>
+          <w:i/>
+          <w:iCs/>
+          <w:sz w:val="21"/>
+          <w:szCs w:val="21"/>
+        </w:rPr>
+        <w:t xml:space="preserve"> – </w:t>
+      </w:r>
+      <w:r>
+        <w:rPr>
+          <w:rFonts w:ascii="Garamond" w:hAnsi="Garamond" w:cs="Arial"/>
+          <w:bCs/>
+          <w:i/>
+          <w:iCs/>
+          <w:sz w:val="21"/>
+          <w:szCs w:val="21"/>
+        </w:rPr>
+        <w:t>September</w:t>
+      </w:r>
+      <w:r>
+        <w:rPr>
+          <w:rFonts w:ascii="Garamond" w:hAnsi="Garamond" w:cs="Arial"/>
+          <w:bCs/>
+          <w:i/>
+          <w:iCs/>
           <w:sz w:val="21"/>
           <w:szCs w:val="21"/>
         </w:rPr>
@@ -1459,90 +1674,13 @@
       <w:r>
         <w:rPr>
           <w:rFonts w:ascii="Garamond" w:hAnsi="Garamond" w:cs="Arial"/>
-          <w:sz w:val="21"/>
-          <w:szCs w:val="21"/>
-        </w:rPr>
-        <w:t>software</w:t>
-      </w:r>
-      <w:r>
-        <w:rPr>
-          <w:rFonts w:ascii="Garamond" w:hAnsi="Garamond" w:cs="Arial"/>
-          <w:sz w:val="21"/>
-          <w:szCs w:val="21"/>
-        </w:rPr>
-        <w:t xml:space="preserve"> that processed </w:t>
-      </w:r>
-      <w:r>
-        <w:rPr>
-          <w:rFonts w:ascii="Garamond" w:hAnsi="Garamond" w:cs="Arial"/>
-          <w:sz w:val="21"/>
-          <w:szCs w:val="21"/>
-        </w:rPr>
-        <w:t xml:space="preserve">location </w:t>
-      </w:r>
-      <w:r>
-        <w:rPr>
-          <w:rFonts w:ascii="Garamond" w:hAnsi="Garamond" w:cs="Arial"/>
-          <w:sz w:val="21"/>
-          <w:szCs w:val="21"/>
-        </w:rPr>
-        <w:t xml:space="preserve">CAN </w:t>
-      </w:r>
-      <w:r>
-        <w:rPr>
-          <w:rFonts w:ascii="Garamond" w:hAnsi="Garamond" w:cs="Arial"/>
-          <w:sz w:val="21"/>
-          <w:szCs w:val="21"/>
-        </w:rPr>
-        <w:t xml:space="preserve">signals from cars; </w:t>
-      </w:r>
-      <w:r>
-        <w:rPr>
-          <w:rFonts w:ascii="Garamond" w:hAnsi="Garamond" w:cs="Arial"/>
-          <w:sz w:val="21"/>
-          <w:szCs w:val="21"/>
-        </w:rPr>
-        <w:t>refined</w:t>
-      </w:r>
-      <w:r>
-        <w:rPr>
-          <w:rFonts w:ascii="Garamond" w:hAnsi="Garamond" w:cs="Arial"/>
-          <w:sz w:val="21"/>
-          <w:szCs w:val="21"/>
-        </w:rPr>
-        <w:t xml:space="preserve"> </w:t>
-      </w:r>
-      <w:r>
-        <w:rPr>
-          <w:rFonts w:ascii="Garamond" w:hAnsi="Garamond" w:cs="Arial"/>
-          <w:sz w:val="21"/>
-          <w:szCs w:val="21"/>
-        </w:rPr>
-        <w:t>accuracy of</w:t>
-      </w:r>
-      <w:r>
-        <w:rPr>
-          <w:rFonts w:ascii="Garamond" w:hAnsi="Garamond" w:cs="Arial"/>
-          <w:sz w:val="21"/>
-          <w:szCs w:val="21"/>
-        </w:rPr>
-        <w:t xml:space="preserve"> </w:t>
-      </w:r>
-      <w:r>
-        <w:rPr>
-          <w:rFonts w:ascii="Garamond" w:hAnsi="Garamond" w:cs="Arial"/>
-          <w:sz w:val="21"/>
-          <w:szCs w:val="21"/>
-        </w:rPr>
-        <w:t>system</w:t>
-      </w:r>
-      <w:r>
-        <w:rPr>
-          <w:rFonts w:ascii="Garamond" w:hAnsi="Garamond" w:cs="Arial"/>
-          <w:sz w:val="21"/>
-          <w:szCs w:val="21"/>
-        </w:rPr>
-        <w:t xml:space="preserve"> outputs</w:t>
+          <w:bCs/>
+          <w:i/>
+          <w:iCs/>
+          <w:sz w:val="21"/>
+          <w:szCs w:val="21"/>
+        </w:rPr>
+        <w:t>2023</w:t>
       </w:r>
     </w:p>
     <w:p>
@@ -1568,47 +1706,103 @@
           <w:sz w:val="21"/>
           <w:szCs w:val="21"/>
         </w:rPr>
-        <w:t>P</w:t>
-      </w:r>
-      <w:r>
-        <w:rPr>
-          <w:rFonts w:ascii="Garamond" w:hAnsi="Garamond" w:cs="Arial"/>
-          <w:sz w:val="21"/>
-          <w:szCs w:val="21"/>
-        </w:rPr>
-        <w:t>resented</w:t>
-      </w:r>
-      <w:r>
-        <w:rPr>
-          <w:rFonts w:ascii="Garamond" w:hAnsi="Garamond" w:cs="Arial"/>
-          <w:sz w:val="21"/>
-          <w:szCs w:val="21"/>
-        </w:rPr>
-        <w:t xml:space="preserve"> to approx. 100 employees, including managers</w:t>
-      </w:r>
-      <w:r>
-        <w:rPr>
-          <w:rFonts w:ascii="Garamond" w:hAnsi="Garamond" w:cs="Arial"/>
-          <w:sz w:val="21"/>
-          <w:szCs w:val="21"/>
-        </w:rPr>
-        <w:t xml:space="preserve">; showed the company what my group </w:t>
-      </w:r>
-      <w:r>
-        <w:rPr>
-          <w:rFonts w:ascii="Garamond" w:hAnsi="Garamond" w:cs="Arial"/>
-          <w:sz w:val="21"/>
-          <w:szCs w:val="21"/>
-        </w:rPr>
-        <w:t xml:space="preserve">was </w:t>
-      </w:r>
-      <w:r>
-        <w:rPr>
-          <w:rFonts w:ascii="Garamond" w:hAnsi="Garamond" w:cs="Arial"/>
-          <w:sz w:val="21"/>
-          <w:szCs w:val="21"/>
-        </w:rPr>
-        <w:t>developing</w:t>
+        <w:t xml:space="preserve">Designed and built </w:t>
+      </w:r>
+      <w:r>
+        <w:rPr>
+          <w:rFonts w:ascii="Garamond" w:hAnsi="Garamond" w:cs="Arial"/>
+          <w:sz w:val="21"/>
+          <w:szCs w:val="21"/>
+        </w:rPr>
+        <w:t>map</w:t>
+      </w:r>
+      <w:r>
+        <w:rPr>
+          <w:rFonts w:ascii="Garamond" w:hAnsi="Garamond" w:cs="Arial"/>
+          <w:sz w:val="21"/>
+          <w:szCs w:val="21"/>
+        </w:rPr>
+        <w:t xml:space="preserve"> </w:t>
+      </w:r>
+      <w:r>
+        <w:rPr>
+          <w:rFonts w:ascii="Garamond" w:hAnsi="Garamond" w:cs="Arial"/>
+          <w:sz w:val="21"/>
+          <w:szCs w:val="21"/>
+        </w:rPr>
+        <w:t xml:space="preserve">to enhance autonomous driving by visualizing key information, such as </w:t>
+      </w:r>
+      <w:r>
+        <w:rPr>
+          <w:rFonts w:ascii="Garamond" w:hAnsi="Garamond" w:cs="Arial"/>
+          <w:sz w:val="21"/>
+          <w:szCs w:val="21"/>
+        </w:rPr>
+        <w:t xml:space="preserve">routes and </w:t>
+      </w:r>
+      <w:r>
+        <w:rPr>
+          <w:rFonts w:ascii="Garamond" w:hAnsi="Garamond" w:cs="Arial"/>
+          <w:sz w:val="21"/>
+          <w:szCs w:val="21"/>
+        </w:rPr>
+        <w:t xml:space="preserve">vehicle </w:t>
+      </w:r>
+      <w:r>
+        <w:rPr>
+          <w:rFonts w:ascii="Garamond" w:hAnsi="Garamond" w:cs="Arial"/>
+          <w:sz w:val="21"/>
+          <w:szCs w:val="21"/>
+        </w:rPr>
+        <w:t>state</w:t>
+      </w:r>
+      <w:r>
+        <w:rPr>
+          <w:rFonts w:ascii="Garamond" w:hAnsi="Garamond" w:cs="Arial"/>
+          <w:sz w:val="21"/>
+          <w:szCs w:val="21"/>
+        </w:rPr>
+        <w:t xml:space="preserve"> using MATLAB</w:t>
+      </w:r>
+      <w:r>
+        <w:rPr>
+          <w:rFonts w:ascii="Garamond" w:hAnsi="Garamond" w:cs="Arial"/>
+          <w:sz w:val="21"/>
+          <w:szCs w:val="21"/>
+        </w:rPr>
+        <w:t xml:space="preserve">; helped company’s </w:t>
+      </w:r>
+      <w:r>
+        <w:rPr>
+          <w:rFonts w:ascii="Garamond" w:hAnsi="Garamond" w:cs="Arial"/>
+          <w:sz w:val="21"/>
+          <w:szCs w:val="21"/>
+        </w:rPr>
+        <w:t>engineers</w:t>
+      </w:r>
+      <w:r>
+        <w:rPr>
+          <w:rFonts w:ascii="Garamond" w:hAnsi="Garamond" w:cs="Arial"/>
+          <w:sz w:val="21"/>
+          <w:szCs w:val="21"/>
+        </w:rPr>
+        <w:t xml:space="preserve"> </w:t>
+      </w:r>
+      <w:r>
+        <w:rPr>
+          <w:rFonts w:ascii="Garamond" w:hAnsi="Garamond" w:cs="Arial"/>
+          <w:sz w:val="21"/>
+          <w:szCs w:val="21"/>
+        </w:rPr>
+        <w:t>understand signals sent from cars</w:t>
+      </w:r>
+      <w:r>
+        <w:rPr>
+          <w:rFonts w:ascii="Garamond" w:hAnsi="Garamond" w:cs="Arial"/>
+          <w:sz w:val="21"/>
+          <w:szCs w:val="21"/>
+        </w:rPr>
+        <w:t xml:space="preserve"> visually</w:t>
       </w:r>
     </w:p>
     <w:p>
@@ -1624,34 +1818,25 @@
         <w:spacing w:after="0" w:line="276" w:lineRule="auto"/>
         <w:rPr>
           <w:rFonts w:ascii="Garamond" w:hAnsi="Garamond" w:cs="Arial"/>
-          <w:bCs/>
-          <w:sz w:val="21"/>
-          <w:szCs w:val="21"/>
-        </w:rPr>
-      </w:pPr>
-      <w:r>
-        <w:rPr>
-          <w:rFonts w:ascii="Garamond" w:hAnsi="Garamond" w:cs="Arial"/>
-          <w:sz w:val="21"/>
-          <w:szCs w:val="21"/>
-        </w:rPr>
-        <w:t>Co</w:t>
-      </w:r>
-      <w:r>
-        <w:rPr>
-          <w:rFonts w:ascii="Garamond" w:hAnsi="Garamond" w:cs="Arial"/>
-          <w:sz w:val="21"/>
-          <w:szCs w:val="21"/>
-        </w:rPr>
-        <w:t>llabora</w:t>
-      </w:r>
-      <w:r>
-        <w:rPr>
-          <w:rFonts w:ascii="Garamond" w:hAnsi="Garamond" w:cs="Arial"/>
-          <w:sz w:val="21"/>
-          <w:szCs w:val="21"/>
-        </w:rPr>
-        <w:t>ted</w:t>
+          <w:sz w:val="21"/>
+          <w:szCs w:val="21"/>
+        </w:rPr>
+      </w:pPr>
+      <w:r>
+        <w:rPr>
+          <w:rFonts w:ascii="Garamond" w:hAnsi="Garamond" w:cs="Arial"/>
+          <w:sz w:val="21"/>
+          <w:szCs w:val="21"/>
+        </w:rPr>
+        <w:t>Improved</w:t>
+      </w:r>
+      <w:r>
+        <w:rPr>
+          <w:rFonts w:ascii="Garamond" w:hAnsi="Garamond" w:cs="Arial"/>
+          <w:sz w:val="21"/>
+          <w:szCs w:val="21"/>
+        </w:rPr>
+        <w:t xml:space="preserve"> BOSCH’s</w:t>
       </w:r>
       <w:r>
         <w:rPr>
@@ -1667,200 +1852,51 @@
           <w:sz w:val="21"/>
           <w:szCs w:val="21"/>
         </w:rPr>
-        <w:t>with colleagues</w:t>
-      </w:r>
-      <w:r>
-        <w:rPr>
-          <w:rFonts w:ascii="Garamond" w:hAnsi="Garamond" w:cs="Arial"/>
-          <w:sz w:val="21"/>
-          <w:szCs w:val="21"/>
-        </w:rPr>
-        <w:t xml:space="preserve"> from </w:t>
-      </w:r>
-      <w:r>
-        <w:rPr>
-          <w:rFonts w:ascii="Garamond" w:hAnsi="Garamond" w:cs="Arial"/>
-          <w:sz w:val="21"/>
-          <w:szCs w:val="21"/>
-        </w:rPr>
-        <w:t>10</w:t>
-      </w:r>
-      <w:r>
-        <w:rPr>
-          <w:rFonts w:ascii="Garamond" w:hAnsi="Garamond" w:cs="Arial"/>
-          <w:sz w:val="21"/>
-          <w:szCs w:val="21"/>
-        </w:rPr>
-        <w:t xml:space="preserve"> countries</w:t>
-      </w:r>
-      <w:r>
-        <w:rPr>
-          <w:rFonts w:ascii="Garamond" w:hAnsi="Garamond" w:cs="Arial"/>
-          <w:sz w:val="21"/>
-          <w:szCs w:val="21"/>
-        </w:rPr>
-        <w:t xml:space="preserve"> and different majors; made outcomes reflecting diverse opinions</w:t>
-      </w:r>
-    </w:p>
-    <w:p>
-      <w:pPr>
-        <w:pStyle w:val="ListParagraph"/>
-        <w:tabs>
-          <w:tab w:val="right" w:pos="10440"/>
-        </w:tabs>
-        <w:spacing w:after="0" w:line="276" w:lineRule="auto"/>
-        <w:rPr>
-          <w:rFonts w:ascii="Garamond" w:hAnsi="Garamond" w:cs="Arial"/>
-          <w:bCs/>
-          <w:sz w:val="21"/>
-          <w:szCs w:val="21"/>
-        </w:rPr>
-      </w:pPr>
-    </w:p>
-    <w:p>
-      <w:pPr>
-        <w:tabs>
-          <w:tab w:val="right" w:pos="10440"/>
-        </w:tabs>
-        <w:spacing w:after="0" w:line="276" w:lineRule="auto"/>
-        <w:rPr>
-          <w:rFonts w:ascii="Garamond" w:hAnsi="Garamond" w:cs="Arial"/>
-          <w:b/>
-          <w:sz w:val="21"/>
-          <w:szCs w:val="21"/>
-        </w:rPr>
-      </w:pPr>
-      <w:r>
-        <w:rPr>
-          <w:rFonts w:ascii="Garamond" w:hAnsi="Garamond" w:cs="Arial"/>
-          <w:bCs/>
-          <w:sz w:val="21"/>
-          <w:szCs w:val="21"/>
-        </w:rPr>
-        <w:t xml:space="preserve">DMG </w:t>
-      </w:r>
-      <w:r>
-        <w:rPr>
-          <w:rFonts w:ascii="Garamond" w:hAnsi="Garamond" w:cs="Arial"/>
-          <w:bCs/>
-          <w:sz w:val="21"/>
-          <w:szCs w:val="21"/>
-        </w:rPr>
-        <w:t>MORI</w:t>
-      </w:r>
-      <w:r>
-        <w:rPr>
-          <w:rFonts w:ascii="Garamond" w:hAnsi="Garamond" w:cs="Arial"/>
-          <w:iCs/>
-          <w:sz w:val="21"/>
-          <w:szCs w:val="21"/>
-        </w:rPr>
-        <w:t xml:space="preserve"> | </w:t>
-      </w:r>
-      <w:r>
-        <w:rPr>
-          <w:rFonts w:ascii="Garamond" w:hAnsi="Garamond" w:cs="Arial"/>
-          <w:i/>
-          <w:sz w:val="21"/>
-          <w:szCs w:val="21"/>
-        </w:rPr>
-        <w:t xml:space="preserve">Industrial Practices </w:t>
-      </w:r>
-      <w:r>
-        <w:rPr>
-          <w:rFonts w:ascii="Garamond" w:hAnsi="Garamond" w:cs="Arial"/>
-          <w:i/>
-          <w:sz w:val="21"/>
-          <w:szCs w:val="21"/>
-        </w:rPr>
-        <w:t>Intern</w:t>
-      </w:r>
-      <w:r>
-        <w:rPr>
-          <w:rFonts w:ascii="Garamond" w:hAnsi="Garamond" w:cs="Arial"/>
-          <w:i/>
-          <w:sz w:val="21"/>
-          <w:szCs w:val="21"/>
-        </w:rPr>
-        <w:t>, Additive Manufacturing R &amp; D</w:t>
-      </w:r>
-      <w:r>
-        <w:rPr>
-          <w:rFonts w:ascii="Garamond" w:hAnsi="Garamond" w:cs="Arial"/>
-          <w:iCs/>
-          <w:sz w:val="21"/>
-          <w:szCs w:val="21"/>
-        </w:rPr>
-        <w:t>, Iga, Mie</w:t>
-      </w:r>
-      <w:r>
-        <w:rPr>
-          <w:rFonts w:ascii="Garamond" w:hAnsi="Garamond" w:cs="Arial"/>
-          <w:iCs/>
-          <w:sz w:val="21"/>
-          <w:szCs w:val="21"/>
-        </w:rPr>
-        <w:t>, Japan</w:t>
-      </w:r>
-      <w:r>
-        <w:rPr>
-          <w:rFonts w:ascii="Garamond" w:hAnsi="Garamond" w:cs="Arial"/>
-          <w:b/>
-          <w:sz w:val="21"/>
-          <w:szCs w:val="21"/>
-        </w:rPr>
-        <w:tab/>
-      </w:r>
-      <w:r>
-        <w:rPr>
-          <w:rFonts w:ascii="Garamond" w:hAnsi="Garamond" w:cs="Arial"/>
-          <w:bCs/>
-          <w:i/>
-          <w:iCs/>
-          <w:sz w:val="21"/>
-          <w:szCs w:val="21"/>
-        </w:rPr>
-        <w:t>August</w:t>
-      </w:r>
-      <w:r>
-        <w:rPr>
-          <w:rFonts w:ascii="Garamond" w:hAnsi="Garamond" w:cs="Arial"/>
-          <w:bCs/>
-          <w:i/>
-          <w:iCs/>
-          <w:sz w:val="21"/>
-          <w:szCs w:val="21"/>
-        </w:rPr>
-        <w:t xml:space="preserve"> 2021</w:t>
-      </w:r>
-      <w:r>
-        <w:rPr>
-          <w:rFonts w:ascii="Garamond" w:hAnsi="Garamond" w:cs="Arial"/>
-          <w:bCs/>
-          <w:i/>
-          <w:iCs/>
-          <w:sz w:val="21"/>
-          <w:szCs w:val="21"/>
-        </w:rPr>
-        <w:t xml:space="preserve"> – </w:t>
-      </w:r>
-      <w:r>
-        <w:rPr>
-          <w:rFonts w:ascii="Garamond" w:hAnsi="Garamond" w:cs="Arial"/>
-          <w:bCs/>
-          <w:i/>
-          <w:iCs/>
-          <w:sz w:val="21"/>
-          <w:szCs w:val="21"/>
-        </w:rPr>
-        <w:t>September</w:t>
-      </w:r>
-      <w:r>
-        <w:rPr>
-          <w:rFonts w:ascii="Garamond" w:hAnsi="Garamond" w:cs="Arial"/>
-          <w:bCs/>
-          <w:i/>
-          <w:iCs/>
+        <w:t>software</w:t>
+      </w:r>
+      <w:r>
+        <w:rPr>
+          <w:rFonts w:ascii="Garamond" w:hAnsi="Garamond" w:cs="Arial"/>
+          <w:sz w:val="21"/>
+          <w:szCs w:val="21"/>
+        </w:rPr>
+        <w:t xml:space="preserve"> that processed </w:t>
+      </w:r>
+      <w:r>
+        <w:rPr>
+          <w:rFonts w:ascii="Garamond" w:hAnsi="Garamond" w:cs="Arial"/>
+          <w:sz w:val="21"/>
+          <w:szCs w:val="21"/>
+        </w:rPr>
+        <w:t xml:space="preserve">location </w:t>
+      </w:r>
+      <w:r>
+        <w:rPr>
+          <w:rFonts w:ascii="Garamond" w:hAnsi="Garamond" w:cs="Arial"/>
+          <w:sz w:val="21"/>
+          <w:szCs w:val="21"/>
+        </w:rPr>
+        <w:t xml:space="preserve">CAN </w:t>
+      </w:r>
+      <w:r>
+        <w:rPr>
+          <w:rFonts w:ascii="Garamond" w:hAnsi="Garamond" w:cs="Arial"/>
+          <w:sz w:val="21"/>
+          <w:szCs w:val="21"/>
+        </w:rPr>
+        <w:t xml:space="preserve">signals from cars; </w:t>
+      </w:r>
+      <w:r>
+        <w:rPr>
+          <w:rFonts w:ascii="Garamond" w:hAnsi="Garamond" w:cs="Arial"/>
+          <w:sz w:val="21"/>
+          <w:szCs w:val="21"/>
+        </w:rPr>
+        <w:t>refined</w:t>
+      </w:r>
+      <w:r>
+        <w:rPr>
+          <w:rFonts w:ascii="Garamond" w:hAnsi="Garamond" w:cs="Arial"/>
           <w:sz w:val="21"/>
           <w:szCs w:val="21"/>
         </w:rPr>
@@ -1869,13 +1905,34 @@
       <w:r>
         <w:rPr>
           <w:rFonts w:ascii="Garamond" w:hAnsi="Garamond" w:cs="Arial"/>
-          <w:bCs/>
-          <w:i/>
-          <w:iCs/>
-          <w:sz w:val="21"/>
-          <w:szCs w:val="21"/>
-        </w:rPr>
-        <w:t>2021</w:t>
+          <w:sz w:val="21"/>
+          <w:szCs w:val="21"/>
+        </w:rPr>
+        <w:t>accuracy of</w:t>
+      </w:r>
+      <w:r>
+        <w:rPr>
+          <w:rFonts w:ascii="Garamond" w:hAnsi="Garamond" w:cs="Arial"/>
+          <w:sz w:val="21"/>
+          <w:szCs w:val="21"/>
+        </w:rPr>
+        <w:t xml:space="preserve"> </w:t>
+      </w:r>
+      <w:r>
+        <w:rPr>
+          <w:rFonts w:ascii="Garamond" w:hAnsi="Garamond" w:cs="Arial"/>
+          <w:sz w:val="21"/>
+          <w:szCs w:val="21"/>
+        </w:rPr>
+        <w:t>system</w:t>
+      </w:r>
+      <w:r>
+        <w:rPr>
+          <w:rFonts w:ascii="Garamond" w:hAnsi="Garamond" w:cs="Arial"/>
+          <w:sz w:val="21"/>
+          <w:szCs w:val="21"/>
+        </w:rPr>
+        <w:t xml:space="preserve"> outputs</w:t>
       </w:r>
     </w:p>
     <w:p>
@@ -1901,7 +1958,47 @@
           <w:sz w:val="21"/>
           <w:szCs w:val="21"/>
         </w:rPr>
-        <w:t>Monitored and analyzed performance tests of additive manufacturing machines</w:t>
+        <w:t>P</w:t>
+      </w:r>
+      <w:r>
+        <w:rPr>
+          <w:rFonts w:ascii="Garamond" w:hAnsi="Garamond" w:cs="Arial"/>
+          <w:sz w:val="21"/>
+          <w:szCs w:val="21"/>
+        </w:rPr>
+        <w:t>resented</w:t>
+      </w:r>
+      <w:r>
+        <w:rPr>
+          <w:rFonts w:ascii="Garamond" w:hAnsi="Garamond" w:cs="Arial"/>
+          <w:sz w:val="21"/>
+          <w:szCs w:val="21"/>
+        </w:rPr>
+        <w:t xml:space="preserve"> to approx. 100 employees, including managers</w:t>
+      </w:r>
+      <w:r>
+        <w:rPr>
+          <w:rFonts w:ascii="Garamond" w:hAnsi="Garamond" w:cs="Arial"/>
+          <w:sz w:val="21"/>
+          <w:szCs w:val="21"/>
+        </w:rPr>
+        <w:t xml:space="preserve">; showed the company what my group </w:t>
+      </w:r>
+      <w:r>
+        <w:rPr>
+          <w:rFonts w:ascii="Garamond" w:hAnsi="Garamond" w:cs="Arial"/>
+          <w:sz w:val="21"/>
+          <w:szCs w:val="21"/>
+        </w:rPr>
+        <w:t xml:space="preserve">was </w:t>
+      </w:r>
+      <w:r>
+        <w:rPr>
+          <w:rFonts w:ascii="Garamond" w:hAnsi="Garamond" w:cs="Arial"/>
+          <w:sz w:val="21"/>
+          <w:szCs w:val="21"/>
+        </w:rPr>
+        <w:t>developing</w:t>
       </w:r>
     </w:p>
     <w:p>
@@ -1917,81 +2014,258 @@
         <w:spacing w:after="0" w:line="276" w:lineRule="auto"/>
         <w:rPr>
           <w:rFonts w:ascii="Garamond" w:hAnsi="Garamond" w:cs="Arial"/>
-          <w:sz w:val="21"/>
-          <w:szCs w:val="21"/>
-        </w:rPr>
-      </w:pPr>
-      <w:r>
-        <w:rPr>
-          <w:rFonts w:ascii="Garamond" w:hAnsi="Garamond" w:cs="Arial"/>
-          <w:sz w:val="21"/>
-          <w:szCs w:val="21"/>
-        </w:rPr>
-        <w:t>Investigated</w:t>
-      </w:r>
-      <w:r>
-        <w:rPr>
-          <w:rFonts w:ascii="Garamond" w:hAnsi="Garamond" w:cs="Arial"/>
-          <w:sz w:val="21"/>
-          <w:szCs w:val="21"/>
-        </w:rPr>
-        <w:t xml:space="preserve"> additive manufacturing methods, e.g. 3D printing; </w:t>
-      </w:r>
-      <w:r>
-        <w:rPr>
-          <w:rFonts w:ascii="Garamond" w:hAnsi="Garamond" w:cs="Arial"/>
-          <w:sz w:val="21"/>
-          <w:szCs w:val="21"/>
-        </w:rPr>
-        <w:t xml:space="preserve">proposed </w:t>
-      </w:r>
-      <w:r>
-        <w:rPr>
-          <w:rFonts w:ascii="Garamond" w:hAnsi="Garamond" w:cs="Arial"/>
-          <w:sz w:val="21"/>
-          <w:szCs w:val="21"/>
-        </w:rPr>
-        <w:t>innov</w:t>
-      </w:r>
-      <w:r>
-        <w:rPr>
-          <w:rFonts w:ascii="Garamond" w:hAnsi="Garamond" w:cs="Arial"/>
-          <w:sz w:val="21"/>
-          <w:szCs w:val="21"/>
-        </w:rPr>
-        <w:t xml:space="preserve">ative </w:t>
-      </w:r>
-      <w:r>
-        <w:rPr>
-          <w:rFonts w:ascii="Garamond" w:hAnsi="Garamond" w:cs="Arial"/>
-          <w:sz w:val="21"/>
-          <w:szCs w:val="21"/>
-        </w:rPr>
-        <w:t>solution</w:t>
-      </w:r>
-      <w:r>
-        <w:rPr>
-          <w:rFonts w:ascii="Garamond" w:hAnsi="Garamond" w:cs="Arial"/>
-          <w:sz w:val="21"/>
-          <w:szCs w:val="21"/>
-        </w:rPr>
-        <w:t>s</w:t>
-      </w:r>
-      <w:r>
-        <w:rPr>
-          <w:rFonts w:ascii="Garamond" w:hAnsi="Garamond" w:cs="Arial"/>
-          <w:sz w:val="21"/>
-          <w:szCs w:val="21"/>
-        </w:rPr>
-        <w:t xml:space="preserve"> to </w:t>
-      </w:r>
-      <w:r>
-        <w:rPr>
-          <w:rFonts w:ascii="Garamond" w:hAnsi="Garamond" w:cs="Arial"/>
-          <w:sz w:val="21"/>
-          <w:szCs w:val="21"/>
-        </w:rPr>
-        <w:t>technical challenges</w:t>
+          <w:bCs/>
+          <w:sz w:val="21"/>
+          <w:szCs w:val="21"/>
+        </w:rPr>
+      </w:pPr>
+      <w:r>
+        <w:rPr>
+          <w:rFonts w:ascii="Garamond" w:hAnsi="Garamond" w:cs="Arial"/>
+          <w:sz w:val="21"/>
+          <w:szCs w:val="21"/>
+        </w:rPr>
+        <w:t>Co</w:t>
+      </w:r>
+      <w:r>
+        <w:rPr>
+          <w:rFonts w:ascii="Garamond" w:hAnsi="Garamond" w:cs="Arial"/>
+          <w:sz w:val="21"/>
+          <w:szCs w:val="21"/>
+        </w:rPr>
+        <w:t>llabora</w:t>
+      </w:r>
+      <w:r>
+        <w:rPr>
+          <w:rFonts w:ascii="Garamond" w:hAnsi="Garamond" w:cs="Arial"/>
+          <w:sz w:val="21"/>
+          <w:szCs w:val="21"/>
+        </w:rPr>
+        <w:t>ted</w:t>
+      </w:r>
+      <w:r>
+        <w:rPr>
+          <w:rFonts w:ascii="Garamond" w:hAnsi="Garamond" w:cs="Arial"/>
+          <w:sz w:val="21"/>
+          <w:szCs w:val="21"/>
+        </w:rPr>
+        <w:t xml:space="preserve"> </w:t>
+      </w:r>
+      <w:r>
+        <w:rPr>
+          <w:rFonts w:ascii="Garamond" w:hAnsi="Garamond" w:cs="Arial"/>
+          <w:sz w:val="21"/>
+          <w:szCs w:val="21"/>
+        </w:rPr>
+        <w:t>with colleagues</w:t>
+      </w:r>
+      <w:r>
+        <w:rPr>
+          <w:rFonts w:ascii="Garamond" w:hAnsi="Garamond" w:cs="Arial"/>
+          <w:sz w:val="21"/>
+          <w:szCs w:val="21"/>
+        </w:rPr>
+        <w:t xml:space="preserve"> from </w:t>
+      </w:r>
+      <w:r>
+        <w:rPr>
+          <w:rFonts w:ascii="Garamond" w:hAnsi="Garamond" w:cs="Arial"/>
+          <w:sz w:val="21"/>
+          <w:szCs w:val="21"/>
+        </w:rPr>
+        <w:t>10</w:t>
+      </w:r>
+      <w:r>
+        <w:rPr>
+          <w:rFonts w:ascii="Garamond" w:hAnsi="Garamond" w:cs="Arial"/>
+          <w:sz w:val="21"/>
+          <w:szCs w:val="21"/>
+        </w:rPr>
+        <w:t xml:space="preserve"> countries</w:t>
+      </w:r>
+      <w:r>
+        <w:rPr>
+          <w:rFonts w:ascii="Garamond" w:hAnsi="Garamond" w:cs="Arial"/>
+          <w:sz w:val="21"/>
+          <w:szCs w:val="21"/>
+        </w:rPr>
+        <w:t xml:space="preserve"> and different majors; made outcomes reflecting diverse opinions</w:t>
+      </w:r>
+    </w:p>
+    <w:p>
+      <w:pPr>
+        <w:pStyle w:val="ListParagraph"/>
+        <w:tabs>
+          <w:tab w:val="right" w:pos="10440"/>
+        </w:tabs>
+        <w:spacing w:after="0" w:line="276" w:lineRule="auto"/>
+        <w:rPr>
+          <w:rFonts w:ascii="Garamond" w:hAnsi="Garamond" w:cs="Arial"/>
+          <w:bCs/>
+          <w:sz w:val="21"/>
+          <w:szCs w:val="21"/>
+        </w:rPr>
+      </w:pPr>
+    </w:p>
+    <w:p>
+      <w:pPr>
+        <w:tabs>
+          <w:tab w:val="right" w:pos="10440"/>
+        </w:tabs>
+        <w:spacing w:after="0" w:line="276" w:lineRule="auto"/>
+        <w:rPr>
+          <w:rFonts w:ascii="Garamond" w:hAnsi="Garamond" w:cs="Arial"/>
+          <w:b/>
+          <w:sz w:val="21"/>
+          <w:szCs w:val="21"/>
+        </w:rPr>
+      </w:pPr>
+      <w:r>
+        <w:rPr>
+          <w:rFonts w:ascii="Garamond" w:hAnsi="Garamond" w:cs="Arial"/>
+          <w:bCs/>
+          <w:sz w:val="21"/>
+          <w:szCs w:val="21"/>
+        </w:rPr>
+        <w:t xml:space="preserve">DMG </w:t>
+      </w:r>
+      <w:r>
+        <w:rPr>
+          <w:rFonts w:ascii="Garamond" w:hAnsi="Garamond" w:cs="Arial"/>
+          <w:bCs/>
+          <w:sz w:val="21"/>
+          <w:szCs w:val="21"/>
+        </w:rPr>
+        <w:t>MORI</w:t>
+      </w:r>
+      <w:r>
+        <w:rPr>
+          <w:rFonts w:ascii="Garamond" w:hAnsi="Garamond" w:cs="Arial"/>
+          <w:iCs/>
+          <w:sz w:val="21"/>
+          <w:szCs w:val="21"/>
+        </w:rPr>
+        <w:t xml:space="preserve"> | </w:t>
+      </w:r>
+      <w:r>
+        <w:rPr>
+          <w:rFonts w:ascii="Garamond" w:hAnsi="Garamond" w:cs="Arial"/>
+          <w:i/>
+          <w:sz w:val="21"/>
+          <w:szCs w:val="21"/>
+        </w:rPr>
+        <w:t xml:space="preserve">Industrial Practices </w:t>
+      </w:r>
+      <w:r>
+        <w:rPr>
+          <w:rFonts w:ascii="Garamond" w:hAnsi="Garamond" w:cs="Arial"/>
+          <w:i/>
+          <w:sz w:val="21"/>
+          <w:szCs w:val="21"/>
+        </w:rPr>
+        <w:t>Intern</w:t>
+      </w:r>
+      <w:r>
+        <w:rPr>
+          <w:rFonts w:ascii="Garamond" w:hAnsi="Garamond" w:cs="Arial"/>
+          <w:i/>
+          <w:sz w:val="21"/>
+          <w:szCs w:val="21"/>
+        </w:rPr>
+        <w:t>, Additive Manufacturing R &amp; D</w:t>
+      </w:r>
+      <w:r>
+        <w:rPr>
+          <w:rFonts w:ascii="Garamond" w:hAnsi="Garamond" w:cs="Arial"/>
+          <w:iCs/>
+          <w:sz w:val="21"/>
+          <w:szCs w:val="21"/>
+        </w:rPr>
+        <w:t>, Iga, Mie</w:t>
+      </w:r>
+      <w:r>
+        <w:rPr>
+          <w:rFonts w:ascii="Garamond" w:hAnsi="Garamond" w:cs="Arial"/>
+          <w:iCs/>
+          <w:sz w:val="21"/>
+          <w:szCs w:val="21"/>
+        </w:rPr>
+        <w:t>, Japan</w:t>
+      </w:r>
+      <w:r>
+        <w:rPr>
+          <w:rFonts w:ascii="Garamond" w:hAnsi="Garamond" w:cs="Arial"/>
+          <w:b/>
+          <w:sz w:val="21"/>
+          <w:szCs w:val="21"/>
+        </w:rPr>
+        <w:tab/>
+      </w:r>
+      <w:r>
+        <w:rPr>
+          <w:rFonts w:ascii="Garamond" w:hAnsi="Garamond" w:cs="Arial"/>
+          <w:bCs/>
+          <w:i/>
+          <w:iCs/>
+          <w:sz w:val="21"/>
+          <w:szCs w:val="21"/>
+        </w:rPr>
+        <w:t>August</w:t>
+      </w:r>
+      <w:r>
+        <w:rPr>
+          <w:rFonts w:ascii="Garamond" w:hAnsi="Garamond" w:cs="Arial"/>
+          <w:bCs/>
+          <w:i/>
+          <w:iCs/>
+          <w:sz w:val="21"/>
+          <w:szCs w:val="21"/>
+        </w:rPr>
+        <w:t xml:space="preserve"> 2021</w:t>
+      </w:r>
+      <w:r>
+        <w:rPr>
+          <w:rFonts w:ascii="Garamond" w:hAnsi="Garamond" w:cs="Arial"/>
+          <w:bCs/>
+          <w:i/>
+          <w:iCs/>
+          <w:sz w:val="21"/>
+          <w:szCs w:val="21"/>
+        </w:rPr>
+        <w:t xml:space="preserve"> – </w:t>
+      </w:r>
+      <w:r>
+        <w:rPr>
+          <w:rFonts w:ascii="Garamond" w:hAnsi="Garamond" w:cs="Arial"/>
+          <w:bCs/>
+          <w:i/>
+          <w:iCs/>
+          <w:sz w:val="21"/>
+          <w:szCs w:val="21"/>
+        </w:rPr>
+        <w:t>September</w:t>
+      </w:r>
+      <w:r>
+        <w:rPr>
+          <w:rFonts w:ascii="Garamond" w:hAnsi="Garamond" w:cs="Arial"/>
+          <w:bCs/>
+          <w:i/>
+          <w:iCs/>
+          <w:sz w:val="21"/>
+          <w:szCs w:val="21"/>
+        </w:rPr>
+        <w:t xml:space="preserve"> </w:t>
+      </w:r>
+      <w:r>
+        <w:rPr>
+          <w:rFonts w:ascii="Garamond" w:hAnsi="Garamond" w:cs="Arial"/>
+          <w:bCs/>
+          <w:i/>
+          <w:iCs/>
+          <w:sz w:val="21"/>
+          <w:szCs w:val="21"/>
+        </w:rPr>
+        <w:t>2021</w:t>
       </w:r>
     </w:p>
     <w:p>
@@ -2017,39 +2291,97 @@
           <w:sz w:val="21"/>
           <w:szCs w:val="21"/>
         </w:rPr>
-        <w:t xml:space="preserve">Translated and summarized English academic paper </w:t>
-      </w:r>
-      <w:r>
-        <w:rPr>
-          <w:rFonts w:ascii="Garamond" w:hAnsi="Garamond" w:cs="Arial"/>
-          <w:sz w:val="21"/>
-          <w:szCs w:val="21"/>
-        </w:rPr>
-        <w:t>on</w:t>
-      </w:r>
-      <w:r>
-        <w:rPr>
-          <w:rFonts w:ascii="Garamond" w:hAnsi="Garamond" w:cs="Arial"/>
-          <w:sz w:val="21"/>
-          <w:szCs w:val="21"/>
-        </w:rPr>
-        <w:t xml:space="preserve"> additive manufacturing</w:t>
-      </w:r>
-      <w:r>
-        <w:rPr>
-          <w:rFonts w:ascii="Garamond" w:hAnsi="Garamond" w:cs="Arial"/>
-          <w:sz w:val="21"/>
-          <w:szCs w:val="21"/>
-        </w:rPr>
-        <w:t xml:space="preserve">, effectively conveying </w:t>
-      </w:r>
-      <w:r>
-        <w:rPr>
-          <w:rFonts w:ascii="Garamond" w:hAnsi="Garamond" w:cs="Arial"/>
-          <w:sz w:val="21"/>
-          <w:szCs w:val="21"/>
-        </w:rPr>
-        <w:t>key insights to the entire Additive Manufacturing Department</w:t>
+        <w:t>Monitored and analyzed performance tests of additive manufacturing machines</w:t>
+      </w:r>
+    </w:p>
+    <w:p>
+      <w:pPr>
+        <w:pStyle w:val="ListParagraph"/>
+        <w:numPr>
+          <w:ilvl w:val="0"/>
+          <w:numId w:val="1"/>
+        </w:numPr>
+        <w:tabs>
+          <w:tab w:val="right" w:pos="10440"/>
+        </w:tabs>
+        <w:spacing w:after="0" w:line="276" w:lineRule="auto"/>
+        <w:rPr>
+          <w:rFonts w:ascii="Garamond" w:hAnsi="Garamond" w:cs="Arial"/>
+          <w:sz w:val="21"/>
+          <w:szCs w:val="21"/>
+        </w:rPr>
+      </w:pPr>
+      <w:r>
+        <w:rPr>
+          <w:rFonts w:ascii="Garamond" w:hAnsi="Garamond" w:cs="Arial"/>
+          <w:sz w:val="21"/>
+          <w:szCs w:val="21"/>
+        </w:rPr>
+        <w:t>Investigated</w:t>
+      </w:r>
+      <w:r>
+        <w:rPr>
+          <w:rFonts w:ascii="Garamond" w:hAnsi="Garamond" w:cs="Arial"/>
+          <w:sz w:val="21"/>
+          <w:szCs w:val="21"/>
+        </w:rPr>
+        <w:t xml:space="preserve"> additive manufacturing methods, e.g. 3D printing; </w:t>
+      </w:r>
+      <w:r>
+        <w:rPr>
+          <w:rFonts w:ascii="Garamond" w:hAnsi="Garamond" w:cs="Arial"/>
+          <w:sz w:val="21"/>
+          <w:szCs w:val="21"/>
+        </w:rPr>
+        <w:t xml:space="preserve">proposed </w:t>
+      </w:r>
+      <w:r>
+        <w:rPr>
+          <w:rFonts w:ascii="Garamond" w:hAnsi="Garamond" w:cs="Arial"/>
+          <w:sz w:val="21"/>
+          <w:szCs w:val="21"/>
+        </w:rPr>
+        <w:t>innov</w:t>
+      </w:r>
+      <w:r>
+        <w:rPr>
+          <w:rFonts w:ascii="Garamond" w:hAnsi="Garamond" w:cs="Arial"/>
+          <w:sz w:val="21"/>
+          <w:szCs w:val="21"/>
+        </w:rPr>
+        <w:t xml:space="preserve">ative </w:t>
+      </w:r>
+      <w:r>
+        <w:rPr>
+          <w:rFonts w:ascii="Garamond" w:hAnsi="Garamond" w:cs="Arial"/>
+          <w:sz w:val="21"/>
+          <w:szCs w:val="21"/>
+        </w:rPr>
+        <w:t>solution</w:t>
+      </w:r>
+      <w:r>
+        <w:rPr>
+          <w:rFonts w:ascii="Garamond" w:hAnsi="Garamond" w:cs="Arial"/>
+          <w:sz w:val="21"/>
+          <w:szCs w:val="21"/>
+        </w:rPr>
+        <w:t>s</w:t>
+      </w:r>
+      <w:r>
+        <w:rPr>
+          <w:rFonts w:ascii="Garamond" w:hAnsi="Garamond" w:cs="Arial"/>
+          <w:sz w:val="21"/>
+          <w:szCs w:val="21"/>
+        </w:rPr>
+        <w:t xml:space="preserve"> to </w:t>
+      </w:r>
+      <w:r>
+        <w:rPr>
+          <w:rFonts w:ascii="Garamond" w:hAnsi="Garamond" w:cs="Arial"/>
+          <w:sz w:val="21"/>
+          <w:szCs w:val="21"/>
+        </w:rPr>
+        <w:t>technical challenges</w:t>
       </w:r>
     </w:p>
     <w:p>
@@ -2883,272 +3215,15 @@
           <w:sz w:val="21"/>
           <w:szCs w:val="21"/>
         </w:rPr>
-        <w:t>soldering, data transmission, and hardware implementation</w:t>
-      </w:r>
-    </w:p>
-    <w:p>
-      <w:pPr>
-        <w:tabs>
-          <w:tab w:val="right" w:pos="10440"/>
-        </w:tabs>
-        <w:spacing w:after="0" w:line="276" w:lineRule="auto"/>
-        <w:rPr>
-          <w:rFonts w:ascii="Garamond" w:hAnsi="Garamond" w:cs="Arial"/>
-          <w:sz w:val="21"/>
-          <w:szCs w:val="21"/>
-        </w:rPr>
-      </w:pPr>
-    </w:p>
-    <w:p>
-      <w:pPr>
-        <w:tabs>
-          <w:tab w:val="right" w:pos="10440"/>
-        </w:tabs>
-        <w:spacing w:after="0" w:line="276" w:lineRule="auto"/>
-        <w:rPr>
-          <w:rFonts w:ascii="Garamond" w:hAnsi="Garamond" w:cs="Arial"/>
-          <w:bCs/>
-          <w:i/>
-          <w:sz w:val="21"/>
-          <w:szCs w:val="21"/>
-        </w:rPr>
-      </w:pPr>
-      <w:r>
-        <w:rPr>
-          <w:rFonts w:ascii="Garamond" w:hAnsi="Garamond" w:cs="Arial"/>
-          <w:bCs/>
-          <w:sz w:val="21"/>
-          <w:szCs w:val="21"/>
-        </w:rPr>
-        <w:t>Sushi-Making Robot</w:t>
-      </w:r>
-      <w:r>
-        <w:rPr>
-          <w:rFonts w:ascii="Garamond" w:hAnsi="Garamond" w:cs="Arial"/>
-          <w:iCs/>
-          <w:sz w:val="21"/>
-          <w:szCs w:val="21"/>
-        </w:rPr>
-        <w:t xml:space="preserve"> |</w:t>
-      </w:r>
-      <w:r>
-        <w:rPr>
-          <w:rFonts w:ascii="Garamond" w:hAnsi="Garamond" w:cs="Arial"/>
-          <w:i/>
-          <w:sz w:val="21"/>
-          <w:szCs w:val="21"/>
-        </w:rPr>
-        <w:t xml:space="preserve">CAD, </w:t>
-      </w:r>
-      <w:r>
-        <w:rPr>
-          <w:rFonts w:ascii="Garamond" w:hAnsi="Garamond" w:cs="Arial"/>
-          <w:i/>
-          <w:sz w:val="21"/>
-          <w:szCs w:val="21"/>
-        </w:rPr>
-        <w:t xml:space="preserve">Inventor, </w:t>
-      </w:r>
-      <w:r>
-        <w:rPr>
-          <w:rFonts w:ascii="Garamond" w:hAnsi="Garamond" w:cs="Arial"/>
-          <w:i/>
-          <w:sz w:val="21"/>
-          <w:szCs w:val="21"/>
-        </w:rPr>
-        <w:t xml:space="preserve">3D </w:t>
-      </w:r>
-      <w:r>
-        <w:rPr>
-          <w:rFonts w:ascii="Garamond" w:hAnsi="Garamond" w:cs="Arial"/>
-          <w:i/>
-          <w:sz w:val="21"/>
-          <w:szCs w:val="21"/>
-        </w:rPr>
-        <w:t>P</w:t>
-      </w:r>
-      <w:r>
-        <w:rPr>
-          <w:rFonts w:ascii="Garamond" w:hAnsi="Garamond" w:cs="Arial"/>
-          <w:i/>
-          <w:sz w:val="21"/>
-          <w:szCs w:val="21"/>
-        </w:rPr>
-        <w:t>rinter</w:t>
-      </w:r>
-      <w:r>
-        <w:rPr>
-          <w:rFonts w:ascii="Garamond" w:hAnsi="Garamond" w:cs="Arial"/>
-          <w:i/>
-          <w:sz w:val="21"/>
-          <w:szCs w:val="21"/>
-        </w:rPr>
-        <w:t xml:space="preserve"> Operation</w:t>
-      </w:r>
-      <w:r>
-        <w:rPr>
-          <w:rFonts w:ascii="Garamond" w:hAnsi="Garamond" w:cs="Arial"/>
-          <w:i/>
-          <w:sz w:val="21"/>
-          <w:szCs w:val="21"/>
-        </w:rPr>
-        <w:t xml:space="preserve">, Robot </w:t>
-      </w:r>
-      <w:r>
-        <w:rPr>
-          <w:rFonts w:ascii="Garamond" w:hAnsi="Garamond" w:cs="Arial"/>
-          <w:i/>
-          <w:sz w:val="21"/>
-          <w:szCs w:val="21"/>
-        </w:rPr>
-        <w:t>Simulator</w:t>
-      </w:r>
-      <w:r>
-        <w:rPr>
-          <w:rFonts w:ascii="Garamond" w:hAnsi="Garamond" w:cs="Arial"/>
-          <w:i/>
-          <w:sz w:val="21"/>
-          <w:szCs w:val="21"/>
-        </w:rPr>
-        <w:t xml:space="preserve">, </w:t>
-      </w:r>
-      <w:r>
-        <w:rPr>
-          <w:rFonts w:ascii="Garamond" w:hAnsi="Garamond" w:cs="Arial"/>
-          <w:i/>
-          <w:sz w:val="21"/>
-          <w:szCs w:val="21"/>
-        </w:rPr>
-        <w:t>Arduino</w:t>
-      </w:r>
-      <w:r>
-        <w:rPr>
-          <w:rFonts w:ascii="Garamond" w:hAnsi="Garamond" w:cs="Arial"/>
-          <w:i/>
-          <w:sz w:val="21"/>
-          <w:szCs w:val="21"/>
-        </w:rPr>
-        <w:t xml:space="preserve"> IDE</w:t>
-      </w:r>
-      <w:r>
-        <w:rPr>
-          <w:rFonts w:ascii="Garamond" w:hAnsi="Garamond" w:cs="Arial"/>
-          <w:i/>
-          <w:sz w:val="21"/>
-          <w:szCs w:val="21"/>
-        </w:rPr>
-        <w:t>, Creativity</w:t>
-      </w:r>
-      <w:r>
-        <w:rPr>
-          <w:rFonts w:ascii="Garamond" w:hAnsi="Garamond" w:cs="Arial"/>
-          <w:i/>
-          <w:sz w:val="21"/>
-          <w:szCs w:val="21"/>
-        </w:rPr>
-        <w:tab/>
-        <w:t>October 2021</w:t>
-      </w:r>
-      <w:r>
-        <w:rPr>
-          <w:rFonts w:ascii="Garamond" w:hAnsi="Garamond" w:cs="Arial"/>
-          <w:bCs/>
-          <w:i/>
-          <w:iCs/>
-          <w:sz w:val="21"/>
-          <w:szCs w:val="21"/>
-        </w:rPr>
-        <w:t xml:space="preserve"> – January 2022</w:t>
-      </w:r>
-    </w:p>
-    <w:p>
-      <w:pPr>
-        <w:pStyle w:val="ListParagraph"/>
-        <w:numPr>
-          <w:ilvl w:val="0"/>
-          <w:numId w:val="1"/>
-        </w:numPr>
-        <w:tabs>
-          <w:tab w:val="right" w:pos="10440"/>
-        </w:tabs>
-        <w:spacing w:after="0" w:line="276" w:lineRule="auto"/>
-        <w:rPr>
-          <w:rFonts w:ascii="Garamond" w:hAnsi="Garamond" w:cs="Arial"/>
-          <w:sz w:val="21"/>
-          <w:szCs w:val="21"/>
-        </w:rPr>
-      </w:pPr>
-      <w:r>
-        <w:rPr>
-          <w:rFonts w:ascii="Garamond" w:hAnsi="Garamond" w:cs="Arial"/>
-          <w:sz w:val="21"/>
-          <w:szCs w:val="21"/>
-        </w:rPr>
-        <w:t xml:space="preserve">Designed and </w:t>
-      </w:r>
-      <w:r>
-        <w:rPr>
-          <w:rFonts w:ascii="Garamond" w:hAnsi="Garamond" w:cs="Arial"/>
-          <w:sz w:val="21"/>
-          <w:szCs w:val="21"/>
-        </w:rPr>
-        <w:t>built</w:t>
-      </w:r>
-      <w:r>
-        <w:rPr>
-          <w:rFonts w:ascii="Garamond" w:hAnsi="Garamond" w:cs="Arial"/>
-          <w:sz w:val="21"/>
-          <w:szCs w:val="21"/>
-        </w:rPr>
-        <w:t xml:space="preserve"> sushi-making robot</w:t>
-      </w:r>
-      <w:r>
-        <w:rPr>
-          <w:rFonts w:ascii="Garamond" w:hAnsi="Garamond" w:cs="Arial"/>
-          <w:sz w:val="21"/>
-          <w:szCs w:val="21"/>
-        </w:rPr>
-        <w:t xml:space="preserve"> </w:t>
-      </w:r>
-      <w:r>
-        <w:rPr>
-          <w:rFonts w:ascii="Garamond" w:hAnsi="Garamond" w:cs="Arial"/>
-          <w:sz w:val="21"/>
-          <w:szCs w:val="21"/>
-        </w:rPr>
-        <w:t>with</w:t>
-      </w:r>
-      <w:r>
-        <w:rPr>
-          <w:rFonts w:ascii="Garamond" w:hAnsi="Garamond" w:cs="Arial"/>
-          <w:sz w:val="21"/>
-          <w:szCs w:val="21"/>
-        </w:rPr>
-        <w:t xml:space="preserve"> CAD, 3D printer, simulator and Arduino</w:t>
-      </w:r>
-      <w:r>
-        <w:rPr>
-          <w:rFonts w:ascii="Garamond" w:hAnsi="Garamond" w:cs="Arial"/>
-          <w:sz w:val="21"/>
-          <w:szCs w:val="21"/>
-        </w:rPr>
-        <w:t>; won first place in ‘Best Gripper</w:t>
-      </w:r>
-      <w:r>
-        <w:rPr>
-          <w:rFonts w:ascii="Garamond" w:hAnsi="Garamond" w:cs="Arial"/>
-          <w:sz w:val="21"/>
-          <w:szCs w:val="21"/>
-        </w:rPr>
-        <w:t xml:space="preserve">’, </w:t>
-      </w:r>
-      <w:r>
-        <w:rPr>
-          <w:rFonts w:ascii="Garamond" w:hAnsi="Garamond" w:cs="Arial"/>
-          <w:sz w:val="21"/>
-          <w:szCs w:val="21"/>
-        </w:rPr>
-        <w:t>Best Master Design’, and ‘Smoothest Teleoperation’</w:t>
+        <w:t>soldering, data transmission, and hardware implementatio</w:t>
+      </w:r>
+      <w:r>
+        <w:rPr>
+          <w:rFonts w:ascii="Garamond" w:hAnsi="Garamond" w:cs="Arial"/>
+          <w:sz w:val="21"/>
+          <w:szCs w:val="21"/>
+        </w:rPr>
+        <w:t>n</w:t>
       </w:r>
     </w:p>
     <w:sectPr>

--- a/Marika_Nishi_Resume.docx
+++ b/Marika_Nishi_Resume.docx
@@ -644,6 +644,35 @@
           <w:sz w:val="21"/>
           <w:szCs w:val="21"/>
         </w:rPr>
+        <w:t xml:space="preserve"> </w:t>
+      </w:r>
+      <w:r>
+        <w:rPr>
+          <w:rFonts w:ascii="Garamond" w:hAnsi="Garamond" w:cs="Arial"/>
+          <w:iCs/>
+          <w:sz w:val="21"/>
+          <w:szCs w:val="21"/>
+        </w:rPr>
+        <w:t xml:space="preserve">Python, </w:t>
+      </w:r>
+      <w:proofErr w:type="spellStart"/>
+      <w:r>
+        <w:rPr>
+          <w:rFonts w:ascii="Garamond" w:hAnsi="Garamond" w:cs="Arial"/>
+          <w:iCs/>
+          <w:sz w:val="21"/>
+          <w:szCs w:val="21"/>
+        </w:rPr>
+        <w:t>Pytorch</w:t>
+      </w:r>
+      <w:proofErr w:type="spellEnd"/>
+      <w:r>
+        <w:rPr>
+          <w:rFonts w:ascii="Garamond" w:hAnsi="Garamond" w:cs="Arial"/>
+          <w:iCs/>
+          <w:sz w:val="21"/>
+          <w:szCs w:val="21"/>
+        </w:rPr>
         <w:t xml:space="preserve">, </w:t>
       </w:r>
       <w:r>
@@ -653,7 +682,16 @@
           <w:sz w:val="21"/>
           <w:szCs w:val="21"/>
         </w:rPr>
-        <w:t>Git</w:t>
+        <w:t>C++</w:t>
+      </w:r>
+      <w:r>
+        <w:rPr>
+          <w:rFonts w:ascii="Garamond" w:hAnsi="Garamond" w:cs="Arial"/>
+          <w:iCs/>
+          <w:sz w:val="21"/>
+          <w:szCs w:val="21"/>
+        </w:rPr>
+        <w:t>, ROS1, ROS2</w:t>
       </w:r>
       <w:r>
         <w:rPr>
@@ -667,34 +705,42 @@
       <w:r>
         <w:rPr>
           <w:rFonts w:ascii="Garamond" w:hAnsi="Garamond" w:cs="Arial"/>
-          <w:iCs/>
-          <w:sz w:val="21"/>
-          <w:szCs w:val="21"/>
-        </w:rPr>
-        <w:t xml:space="preserve">Python, Pytorch, </w:t>
-      </w:r>
-      <w:r>
-        <w:rPr>
-          <w:rFonts w:ascii="Garamond" w:hAnsi="Garamond" w:cs="Arial"/>
-          <w:iCs/>
-          <w:sz w:val="21"/>
-          <w:szCs w:val="21"/>
-        </w:rPr>
-        <w:t>C++</w:t>
-      </w:r>
-      <w:r>
-        <w:rPr>
-          <w:rFonts w:ascii="Garamond" w:hAnsi="Garamond" w:cs="Arial"/>
-          <w:iCs/>
-          <w:sz w:val="21"/>
-          <w:szCs w:val="21"/>
-        </w:rPr>
-        <w:t>, ROS1, ROS2</w:t>
-      </w:r>
-      <w:r>
-        <w:rPr>
-          <w:rFonts w:ascii="Garamond" w:hAnsi="Garamond" w:cs="Arial"/>
-          <w:iCs/>
+          <w:sz w:val="21"/>
+          <w:szCs w:val="21"/>
+        </w:rPr>
+        <w:t xml:space="preserve">Software development, Embedded software, Vehicle software, </w:t>
+      </w:r>
+      <w:proofErr w:type="spellStart"/>
+      <w:r>
+        <w:rPr>
+          <w:rFonts w:ascii="Garamond" w:hAnsi="Garamond" w:cs="Arial"/>
+          <w:iCs/>
+          <w:sz w:val="21"/>
+          <w:szCs w:val="21"/>
+        </w:rPr>
+        <w:t>Matlab</w:t>
+      </w:r>
+      <w:proofErr w:type="spellEnd"/>
+      <w:r>
+        <w:rPr>
+          <w:rFonts w:ascii="Garamond" w:hAnsi="Garamond" w:cs="Arial"/>
+          <w:iCs/>
+          <w:sz w:val="21"/>
+          <w:szCs w:val="21"/>
+        </w:rPr>
+        <w:t xml:space="preserve">, Arduino IDE, </w:t>
+      </w:r>
+      <w:r>
+        <w:rPr>
+          <w:rFonts w:ascii="Garamond" w:hAnsi="Garamond" w:cs="Arial"/>
+          <w:sz w:val="21"/>
+          <w:szCs w:val="21"/>
+        </w:rPr>
+        <w:t>Simulator</w:t>
+      </w:r>
+      <w:r>
+        <w:rPr>
+          <w:rFonts w:ascii="Garamond" w:hAnsi="Garamond" w:cs="Arial"/>
           <w:sz w:val="21"/>
           <w:szCs w:val="21"/>
         </w:rPr>
@@ -706,24 +752,41 @@
           <w:sz w:val="21"/>
           <w:szCs w:val="21"/>
         </w:rPr>
-        <w:t xml:space="preserve">Software development, Embedded software, Vehicle software, </w:t>
-      </w:r>
-      <w:r>
-        <w:rPr>
-          <w:rFonts w:ascii="Garamond" w:hAnsi="Garamond" w:cs="Arial"/>
-          <w:iCs/>
-          <w:sz w:val="21"/>
-          <w:szCs w:val="21"/>
-        </w:rPr>
-        <w:t xml:space="preserve">Matlab, Arduino IDE, </w:t>
-      </w:r>
-      <w:r>
-        <w:rPr>
-          <w:rFonts w:ascii="Garamond" w:hAnsi="Garamond" w:cs="Arial"/>
-          <w:sz w:val="21"/>
-          <w:szCs w:val="21"/>
-        </w:rPr>
-        <w:t>Simulator</w:t>
+        <w:t xml:space="preserve">OpenCV, </w:t>
+      </w:r>
+      <w:r>
+        <w:rPr>
+          <w:rFonts w:ascii="Garamond" w:hAnsi="Garamond" w:cs="Arial"/>
+          <w:sz w:val="21"/>
+          <w:szCs w:val="21"/>
+        </w:rPr>
+        <w:t>CAD</w:t>
+      </w:r>
+      <w:r>
+        <w:rPr>
+          <w:rFonts w:ascii="Garamond" w:hAnsi="Garamond" w:cs="Arial"/>
+          <w:sz w:val="21"/>
+          <w:szCs w:val="21"/>
+        </w:rPr>
+        <w:t xml:space="preserve"> (</w:t>
+      </w:r>
+      <w:proofErr w:type="spellStart"/>
+      <w:r>
+        <w:rPr>
+          <w:rFonts w:ascii="Garamond" w:hAnsi="Garamond" w:cs="Arial"/>
+          <w:sz w:val="21"/>
+          <w:szCs w:val="21"/>
+        </w:rPr>
+        <w:t>Autoware</w:t>
+      </w:r>
+      <w:proofErr w:type="spellEnd"/>
+      <w:r>
+        <w:rPr>
+          <w:rFonts w:ascii="Garamond" w:hAnsi="Garamond" w:cs="Arial"/>
+          <w:sz w:val="21"/>
+          <w:szCs w:val="21"/>
+        </w:rPr>
+        <w:t>, SolidWorks)</w:t>
       </w:r>
       <w:r>
         <w:rPr>
@@ -736,43 +799,20 @@
       <w:r>
         <w:rPr>
           <w:rFonts w:ascii="Garamond" w:hAnsi="Garamond" w:cs="Arial"/>
-          <w:sz w:val="21"/>
-          <w:szCs w:val="21"/>
-        </w:rPr>
-        <w:t xml:space="preserve">OpenCV, </w:t>
-      </w:r>
-      <w:r>
-        <w:rPr>
-          <w:rFonts w:ascii="Garamond" w:hAnsi="Garamond" w:cs="Arial"/>
-          <w:sz w:val="21"/>
-          <w:szCs w:val="21"/>
-        </w:rPr>
-        <w:t>CAD</w:t>
-      </w:r>
-      <w:r>
-        <w:rPr>
-          <w:rFonts w:ascii="Garamond" w:hAnsi="Garamond" w:cs="Arial"/>
-          <w:sz w:val="21"/>
-          <w:szCs w:val="21"/>
-        </w:rPr>
-        <w:t xml:space="preserve"> (Autoware, SolidWorks)</w:t>
-      </w:r>
-      <w:r>
-        <w:rPr>
-          <w:rFonts w:ascii="Garamond" w:hAnsi="Garamond" w:cs="Arial"/>
-          <w:sz w:val="21"/>
-          <w:szCs w:val="21"/>
-        </w:rPr>
-        <w:t xml:space="preserve">, </w:t>
-      </w:r>
-      <w:r>
-        <w:rPr>
-          <w:rFonts w:ascii="Garamond" w:hAnsi="Garamond" w:cs="Arial"/>
           <w:iCs/>
           <w:sz w:val="21"/>
           <w:szCs w:val="21"/>
         </w:rPr>
         <w:t>Autonomous driving algorithms, ADAS</w:t>
+      </w:r>
+      <w:r>
+        <w:rPr>
+          <w:rFonts w:ascii="Garamond" w:hAnsi="Garamond" w:cs="Arial"/>
+          <w:iCs/>
+          <w:sz w:val="21"/>
+          <w:szCs w:val="21"/>
+        </w:rPr>
+        <w:t>, Git</w:t>
       </w:r>
     </w:p>
     <w:p>
@@ -885,6 +925,7 @@
         </w:rPr>
         <w:t xml:space="preserve"> and </w:t>
       </w:r>
+      <w:proofErr w:type="gramStart"/>
       <w:r>
         <w:rPr>
           <w:rFonts w:ascii="Garamond" w:hAnsi="Garamond" w:cs="Arial"/>
@@ -899,7 +940,16 @@
           <w:sz w:val="21"/>
           <w:szCs w:val="21"/>
         </w:rPr>
-        <w:t>evelopment,</w:t>
+        <w:t>evelopment</w:t>
+      </w:r>
+      <w:proofErr w:type="gramEnd"/>
+      <w:r>
+        <w:rPr>
+          <w:rFonts w:ascii="Garamond" w:hAnsi="Garamond" w:cs="Arial"/>
+          <w:sz w:val="21"/>
+          <w:szCs w:val="21"/>
+        </w:rPr>
+        <w:t>,</w:t>
       </w:r>
       <w:r>
         <w:rPr>
@@ -987,31 +1037,47 @@
           <w:sz w:val="21"/>
           <w:szCs w:val="21"/>
         </w:rPr>
-        <w:t xml:space="preserve">Machine Learning; </w:t>
-      </w:r>
-      <w:r>
-        <w:rPr>
-          <w:rFonts w:ascii="Garamond" w:hAnsi="Garamond" w:cs="Arial"/>
-          <w:sz w:val="21"/>
-          <w:szCs w:val="21"/>
-        </w:rPr>
-        <w:t xml:space="preserve">Mechatronics; </w:t>
-      </w:r>
-      <w:r>
-        <w:rPr>
-          <w:rFonts w:ascii="Garamond" w:hAnsi="Garamond" w:cs="Arial"/>
-          <w:sz w:val="21"/>
-          <w:szCs w:val="21"/>
-        </w:rPr>
-        <w:t>F1/10 Autonomous Racing Cars</w:t>
-      </w:r>
-      <w:r>
-        <w:rPr>
-          <w:rFonts w:ascii="Garamond" w:hAnsi="Garamond" w:cs="Arial"/>
-          <w:sz w:val="21"/>
-          <w:szCs w:val="21"/>
-        </w:rPr>
-        <w:t>; Automotive Engineering</w:t>
+        <w:t>F1</w:t>
+      </w:r>
+      <w:r>
+        <w:rPr>
+          <w:rFonts w:ascii="Garamond" w:hAnsi="Garamond" w:cs="Arial"/>
+          <w:sz w:val="21"/>
+          <w:szCs w:val="21"/>
+        </w:rPr>
+        <w:t xml:space="preserve">tenth </w:t>
+      </w:r>
+      <w:r>
+        <w:rPr>
+          <w:rFonts w:ascii="Garamond" w:hAnsi="Garamond" w:cs="Arial"/>
+          <w:sz w:val="21"/>
+          <w:szCs w:val="21"/>
+        </w:rPr>
+        <w:t>Autonomous Racing Cars</w:t>
+      </w:r>
+      <w:r>
+        <w:rPr>
+          <w:rFonts w:ascii="Garamond" w:hAnsi="Garamond" w:cs="Arial"/>
+          <w:sz w:val="21"/>
+          <w:szCs w:val="21"/>
+        </w:rPr>
+        <w:t xml:space="preserve">; </w:t>
+      </w:r>
+      <w:r>
+        <w:rPr>
+          <w:rFonts w:ascii="Garamond" w:hAnsi="Garamond" w:cs="Arial"/>
+          <w:sz w:val="21"/>
+          <w:szCs w:val="21"/>
+        </w:rPr>
+        <w:t xml:space="preserve">Machine Learning; Mechatronics; </w:t>
+      </w:r>
+      <w:r>
+        <w:rPr>
+          <w:rFonts w:ascii="Garamond" w:hAnsi="Garamond" w:cs="Arial"/>
+          <w:sz w:val="21"/>
+          <w:szCs w:val="21"/>
+        </w:rPr>
+        <w:t>Automotive Engineering</w:t>
       </w:r>
       <w:r>
         <w:rPr>
@@ -1265,7 +1331,31 @@
           <w:sz w:val="21"/>
           <w:szCs w:val="21"/>
         </w:rPr>
-        <w:t xml:space="preserve">Designed and implemented driving simulator that visualized data </w:t>
+        <w:t>Implemented</w:t>
+      </w:r>
+      <w:r>
+        <w:rPr>
+          <w:rFonts w:ascii="Garamond" w:hAnsi="Garamond" w:cs="Arial"/>
+          <w:sz w:val="21"/>
+          <w:szCs w:val="21"/>
+        </w:rPr>
+        <w:t xml:space="preserve"> driving simulator</w:t>
+      </w:r>
+      <w:r>
+        <w:rPr>
+          <w:rFonts w:ascii="Garamond" w:hAnsi="Garamond" w:cs="Arial"/>
+          <w:sz w:val="21"/>
+          <w:szCs w:val="21"/>
+        </w:rPr>
+        <w:t>s</w:t>
+      </w:r>
+      <w:r>
+        <w:rPr>
+          <w:rFonts w:ascii="Garamond" w:hAnsi="Garamond" w:cs="Arial"/>
+          <w:sz w:val="21"/>
+          <w:szCs w:val="21"/>
+        </w:rPr>
+        <w:t xml:space="preserve"> that visualized data </w:t>
       </w:r>
       <w:r>
         <w:rPr>
@@ -1281,15 +1371,31 @@
           <w:sz w:val="21"/>
           <w:szCs w:val="21"/>
         </w:rPr>
-        <w:t xml:space="preserve"> event camera attached on </w:t>
-      </w:r>
-      <w:r>
-        <w:rPr>
-          <w:rFonts w:ascii="Garamond" w:hAnsi="Garamond" w:cs="Arial"/>
-          <w:sz w:val="21"/>
-          <w:szCs w:val="21"/>
-        </w:rPr>
-        <w:t xml:space="preserve">F1/10 </w:t>
+        <w:t xml:space="preserve"> event camera on </w:t>
+      </w:r>
+      <w:r>
+        <w:rPr>
+          <w:rFonts w:ascii="Garamond" w:hAnsi="Garamond" w:cs="Arial"/>
+          <w:sz w:val="21"/>
+          <w:szCs w:val="21"/>
+        </w:rPr>
+        <w:t>F1</w:t>
+      </w:r>
+      <w:r>
+        <w:rPr>
+          <w:rFonts w:ascii="Garamond" w:hAnsi="Garamond" w:cs="Arial"/>
+          <w:sz w:val="21"/>
+          <w:szCs w:val="21"/>
+        </w:rPr>
+        <w:t>tenth</w:t>
+      </w:r>
+      <w:r>
+        <w:rPr>
+          <w:rFonts w:ascii="Garamond" w:hAnsi="Garamond" w:cs="Arial"/>
+          <w:sz w:val="21"/>
+          <w:szCs w:val="21"/>
+        </w:rPr>
+        <w:t xml:space="preserve"> </w:t>
       </w:r>
       <w:r>
         <w:rPr>
@@ -1313,121 +1419,15 @@
           <w:sz w:val="21"/>
           <w:szCs w:val="21"/>
         </w:rPr>
-        <w:t>in</w:t>
-      </w:r>
-      <w:r>
-        <w:rPr>
-          <w:rFonts w:ascii="Garamond" w:hAnsi="Garamond" w:cs="Arial"/>
-          <w:sz w:val="21"/>
-          <w:szCs w:val="21"/>
-        </w:rPr>
-        <w:t xml:space="preserve"> ROS Python</w:t>
-      </w:r>
-    </w:p>
-    <w:p>
-      <w:pPr>
-        <w:tabs>
-          <w:tab w:val="right" w:pos="10440"/>
-        </w:tabs>
-        <w:spacing w:after="0" w:line="276" w:lineRule="auto"/>
-        <w:rPr>
-          <w:rFonts w:ascii="Garamond" w:hAnsi="Garamond" w:cs="Arial"/>
-          <w:bCs/>
-          <w:sz w:val="21"/>
-          <w:szCs w:val="21"/>
-        </w:rPr>
-      </w:pPr>
-    </w:p>
-    <w:p>
-      <w:pPr>
-        <w:tabs>
-          <w:tab w:val="right" w:pos="10440"/>
-        </w:tabs>
-        <w:spacing w:after="0" w:line="276" w:lineRule="auto"/>
-        <w:rPr>
-          <w:rFonts w:ascii="Garamond" w:hAnsi="Garamond" w:cs="Arial"/>
-          <w:b/>
-          <w:sz w:val="21"/>
-          <w:szCs w:val="21"/>
-        </w:rPr>
-      </w:pPr>
-      <w:r>
-        <w:rPr>
-          <w:rFonts w:ascii="Garamond" w:hAnsi="Garamond" w:cs="Arial"/>
-          <w:bCs/>
-          <w:sz w:val="21"/>
-          <w:szCs w:val="21"/>
-        </w:rPr>
-        <w:t>ModLab</w:t>
-      </w:r>
-      <w:r>
-        <w:rPr>
-          <w:rFonts w:ascii="Garamond" w:hAnsi="Garamond" w:cs="Arial"/>
-          <w:iCs/>
-          <w:sz w:val="21"/>
-          <w:szCs w:val="21"/>
-        </w:rPr>
-        <w:t xml:space="preserve"> | </w:t>
-      </w:r>
-      <w:r>
-        <w:rPr>
-          <w:rFonts w:ascii="Garamond" w:hAnsi="Garamond" w:cs="Arial"/>
-          <w:i/>
-          <w:sz w:val="21"/>
-          <w:szCs w:val="21"/>
-        </w:rPr>
-        <w:t>Summer Research Intern,</w:t>
-      </w:r>
-      <w:r>
-        <w:rPr>
-          <w:rFonts w:ascii="Garamond" w:hAnsi="Garamond" w:cs="Arial"/>
-          <w:iCs/>
-          <w:sz w:val="21"/>
-          <w:szCs w:val="21"/>
-        </w:rPr>
-        <w:t xml:space="preserve"> Philadelphia, PA, United States</w:t>
-      </w:r>
-      <w:r>
-        <w:rPr>
-          <w:rFonts w:ascii="Garamond" w:hAnsi="Garamond" w:cs="Arial"/>
-          <w:b/>
-          <w:sz w:val="21"/>
-          <w:szCs w:val="21"/>
-        </w:rPr>
-        <w:tab/>
-      </w:r>
-      <w:r>
-        <w:rPr>
-          <w:rFonts w:ascii="Garamond" w:hAnsi="Garamond" w:cs="Arial"/>
-          <w:bCs/>
-          <w:i/>
-          <w:iCs/>
-          <w:sz w:val="21"/>
-          <w:szCs w:val="21"/>
-        </w:rPr>
-        <w:t>May 2025</w:t>
-      </w:r>
-      <w:r>
-        <w:rPr>
-          <w:rFonts w:ascii="Garamond" w:hAnsi="Garamond" w:cs="Arial"/>
-          <w:bCs/>
-          <w:i/>
-          <w:iCs/>
-          <w:sz w:val="21"/>
-          <w:szCs w:val="21"/>
-        </w:rPr>
-        <w:t xml:space="preserve"> – </w:t>
-      </w:r>
-      <w:r>
-        <w:rPr>
-          <w:rFonts w:ascii="Garamond" w:hAnsi="Garamond" w:cs="Arial"/>
-          <w:bCs/>
-          <w:i/>
-          <w:iCs/>
-          <w:sz w:val="21"/>
-          <w:szCs w:val="21"/>
-        </w:rPr>
-        <w:t>Current</w:t>
+        <w:t xml:space="preserve">using Gazebo, CARLA, and </w:t>
+      </w:r>
+      <w:r>
+        <w:rPr>
+          <w:rFonts w:ascii="Garamond" w:hAnsi="Garamond" w:cs="Arial"/>
+          <w:sz w:val="21"/>
+          <w:szCs w:val="21"/>
+        </w:rPr>
+        <w:t>ROS</w:t>
       </w:r>
     </w:p>
     <w:p>
@@ -1451,48 +1451,21 @@
       <w:r>
         <w:rPr>
           <w:rFonts w:ascii="Garamond" w:hAnsi="Garamond" w:cs="Arial"/>
-          <w:bCs/>
-          <w:sz w:val="21"/>
-          <w:szCs w:val="21"/>
-        </w:rPr>
-        <w:t>Building</w:t>
-      </w:r>
-      <w:r>
-        <w:rPr>
-          <w:rFonts w:ascii="Garamond" w:hAnsi="Garamond" w:cs="Arial"/>
-          <w:bCs/>
-          <w:sz w:val="21"/>
-          <w:szCs w:val="21"/>
-        </w:rPr>
-        <w:t xml:space="preserve"> computer vision system that detected surgical needle posture</w:t>
-      </w:r>
-      <w:r>
-        <w:rPr>
-          <w:rFonts w:ascii="Garamond" w:hAnsi="Garamond" w:cs="Arial"/>
-          <w:bCs/>
-          <w:sz w:val="21"/>
-          <w:szCs w:val="21"/>
-        </w:rPr>
-        <w:t xml:space="preserve"> using color </w:t>
-      </w:r>
-      <w:r>
-        <w:rPr>
-          <w:rFonts w:ascii="Garamond" w:hAnsi="Garamond" w:cs="Arial"/>
-          <w:bCs/>
-          <w:sz w:val="21"/>
-          <w:szCs w:val="21"/>
-        </w:rPr>
-        <w:t>identification</w:t>
-      </w:r>
-      <w:r>
-        <w:rPr>
-          <w:rFonts w:ascii="Garamond" w:hAnsi="Garamond" w:cs="Arial"/>
-          <w:bCs/>
-          <w:sz w:val="21"/>
-          <w:szCs w:val="21"/>
-        </w:rPr>
-        <w:t xml:space="preserve"> and April Tag</w:t>
-      </w:r>
+          <w:sz w:val="21"/>
+          <w:szCs w:val="21"/>
+        </w:rPr>
+        <w:t xml:space="preserve">Collecting datasets on driving simulators for lane following motion control to train event-based policy </w:t>
+      </w:r>
+      <w:proofErr w:type="gramStart"/>
+      <w:r>
+        <w:rPr>
+          <w:rFonts w:ascii="Garamond" w:hAnsi="Garamond" w:cs="Arial"/>
+          <w:sz w:val="21"/>
+          <w:szCs w:val="21"/>
+        </w:rPr>
+        <w:t>model</w:t>
+      </w:r>
+      <w:proofErr w:type="gramEnd"/>
     </w:p>
     <w:p>
       <w:pPr>
@@ -1521,15 +1494,17 @@
           <w:szCs w:val="21"/>
         </w:rPr>
       </w:pPr>
-      <w:r>
-        <w:rPr>
-          <w:rFonts w:ascii="Garamond" w:hAnsi="Garamond" w:cs="Arial"/>
-          <w:bCs/>
-          <w:sz w:val="21"/>
-          <w:szCs w:val="21"/>
-        </w:rPr>
-        <w:t>BOSCH</w:t>
-      </w:r>
+      <w:proofErr w:type="spellStart"/>
+      <w:r>
+        <w:rPr>
+          <w:rFonts w:ascii="Garamond" w:hAnsi="Garamond" w:cs="Arial"/>
+          <w:bCs/>
+          <w:sz w:val="21"/>
+          <w:szCs w:val="21"/>
+        </w:rPr>
+        <w:t>ModLab</w:t>
+      </w:r>
+      <w:proofErr w:type="spellEnd"/>
       <w:r>
         <w:rPr>
           <w:rFonts w:ascii="Garamond" w:hAnsi="Garamond" w:cs="Arial"/>
@@ -1546,66 +1521,16 @@
           <w:sz w:val="21"/>
           <w:szCs w:val="21"/>
         </w:rPr>
-        <w:t>S</w:t>
-      </w:r>
-      <w:r>
-        <w:rPr>
-          <w:rFonts w:ascii="Garamond" w:hAnsi="Garamond" w:cs="Arial"/>
-          <w:i/>
-          <w:sz w:val="21"/>
-          <w:szCs w:val="21"/>
-        </w:rPr>
-        <w:t>oftware</w:t>
-      </w:r>
-      <w:r>
-        <w:rPr>
-          <w:rFonts w:ascii="Garamond" w:hAnsi="Garamond" w:cs="Arial"/>
-          <w:i/>
-          <w:sz w:val="21"/>
-          <w:szCs w:val="21"/>
-        </w:rPr>
-        <w:t xml:space="preserve"> Intern</w:t>
-      </w:r>
-      <w:r>
-        <w:rPr>
-          <w:rFonts w:ascii="Garamond" w:hAnsi="Garamond" w:cs="Arial"/>
-          <w:bCs/>
-          <w:sz w:val="21"/>
-          <w:szCs w:val="21"/>
-        </w:rPr>
-        <w:t xml:space="preserve">, </w:t>
-      </w:r>
-      <w:r>
-        <w:rPr>
-          <w:rFonts w:ascii="Garamond" w:hAnsi="Garamond" w:cs="Arial"/>
-          <w:sz w:val="21"/>
-          <w:szCs w:val="21"/>
-        </w:rPr>
-        <w:t>Tsuzuki</w:t>
-      </w:r>
-      <w:r>
-        <w:rPr>
-          <w:rFonts w:ascii="Garamond" w:hAnsi="Garamond" w:cs="Arial"/>
-          <w:sz w:val="21"/>
-          <w:szCs w:val="21"/>
-        </w:rPr>
-        <w:t xml:space="preserve">, </w:t>
-      </w:r>
-      <w:r>
-        <w:rPr>
-          <w:rFonts w:ascii="Garamond" w:hAnsi="Garamond" w:cs="Arial"/>
-          <w:sz w:val="21"/>
-          <w:szCs w:val="21"/>
-        </w:rPr>
-        <w:t>Kanagawa</w:t>
-      </w:r>
-      <w:r>
-        <w:rPr>
-          <w:rFonts w:ascii="Garamond" w:hAnsi="Garamond" w:cs="Arial"/>
-          <w:sz w:val="21"/>
-          <w:szCs w:val="21"/>
-        </w:rPr>
-        <w:t>, Japan</w:t>
+        <w:t>Summer Research Intern,</w:t>
+      </w:r>
+      <w:r>
+        <w:rPr>
+          <w:rFonts w:ascii="Garamond" w:hAnsi="Garamond" w:cs="Arial"/>
+          <w:iCs/>
+          <w:sz w:val="21"/>
+          <w:szCs w:val="21"/>
+        </w:rPr>
+        <w:t xml:space="preserve"> Philadelphia, PA, United States</w:t>
       </w:r>
       <w:r>
         <w:rPr>
@@ -1625,18 +1550,7 @@
           <w:sz w:val="21"/>
           <w:szCs w:val="21"/>
         </w:rPr>
-        <w:t>August</w:t>
-      </w:r>
-      <w:r>
-        <w:rPr>
-          <w:rFonts w:ascii="Garamond" w:hAnsi="Garamond" w:cs="Arial"/>
-          <w:bCs/>
-          <w:i/>
-          <w:iCs/>
-          <w:sz w:val="21"/>
-          <w:szCs w:val="21"/>
-        </w:rPr>
-        <w:t xml:space="preserve"> 2023</w:t>
+        <w:t>May 2025</w:t>
       </w:r>
       <w:r>
         <w:rPr>
@@ -1658,29 +1572,7 @@
           <w:sz w:val="21"/>
           <w:szCs w:val="21"/>
         </w:rPr>
-        <w:t>September</w:t>
-      </w:r>
-      <w:r>
-        <w:rPr>
-          <w:rFonts w:ascii="Garamond" w:hAnsi="Garamond" w:cs="Arial"/>
-          <w:bCs/>
-          <w:i/>
-          <w:iCs/>
-          <w:sz w:val="21"/>
-          <w:szCs w:val="21"/>
-        </w:rPr>
-        <w:t xml:space="preserve"> </w:t>
-      </w:r>
-      <w:r>
-        <w:rPr>
-          <w:rFonts w:ascii="Garamond" w:hAnsi="Garamond" w:cs="Arial"/>
-          <w:bCs/>
-          <w:i/>
-          <w:iCs/>
-          <w:sz w:val="21"/>
-          <w:szCs w:val="21"/>
-        </w:rPr>
-        <w:t>2023</w:t>
+        <w:t>Current</w:t>
       </w:r>
     </w:p>
     <w:p>
@@ -1696,113 +1588,19 @@
         <w:spacing w:after="0" w:line="276" w:lineRule="auto"/>
         <w:rPr>
           <w:rFonts w:ascii="Garamond" w:hAnsi="Garamond" w:cs="Arial"/>
-          <w:sz w:val="21"/>
-          <w:szCs w:val="21"/>
-        </w:rPr>
-      </w:pPr>
-      <w:r>
-        <w:rPr>
-          <w:rFonts w:ascii="Garamond" w:hAnsi="Garamond" w:cs="Arial"/>
-          <w:sz w:val="21"/>
-          <w:szCs w:val="21"/>
-        </w:rPr>
-        <w:t xml:space="preserve">Designed and built </w:t>
-      </w:r>
-      <w:r>
-        <w:rPr>
-          <w:rFonts w:ascii="Garamond" w:hAnsi="Garamond" w:cs="Arial"/>
-          <w:sz w:val="21"/>
-          <w:szCs w:val="21"/>
-        </w:rPr>
-        <w:t>map</w:t>
-      </w:r>
-      <w:r>
-        <w:rPr>
-          <w:rFonts w:ascii="Garamond" w:hAnsi="Garamond" w:cs="Arial"/>
-          <w:sz w:val="21"/>
-          <w:szCs w:val="21"/>
-        </w:rPr>
-        <w:t xml:space="preserve"> </w:t>
-      </w:r>
-      <w:r>
-        <w:rPr>
-          <w:rFonts w:ascii="Garamond" w:hAnsi="Garamond" w:cs="Arial"/>
-          <w:sz w:val="21"/>
-          <w:szCs w:val="21"/>
-        </w:rPr>
-        <w:t xml:space="preserve">to enhance autonomous driving by visualizing key information, such as </w:t>
-      </w:r>
-      <w:r>
-        <w:rPr>
-          <w:rFonts w:ascii="Garamond" w:hAnsi="Garamond" w:cs="Arial"/>
-          <w:sz w:val="21"/>
-          <w:szCs w:val="21"/>
-        </w:rPr>
-        <w:t xml:space="preserve">routes and </w:t>
-      </w:r>
-      <w:r>
-        <w:rPr>
-          <w:rFonts w:ascii="Garamond" w:hAnsi="Garamond" w:cs="Arial"/>
-          <w:sz w:val="21"/>
-          <w:szCs w:val="21"/>
-        </w:rPr>
-        <w:t xml:space="preserve">vehicle </w:t>
-      </w:r>
-      <w:r>
-        <w:rPr>
-          <w:rFonts w:ascii="Garamond" w:hAnsi="Garamond" w:cs="Arial"/>
-          <w:sz w:val="21"/>
-          <w:szCs w:val="21"/>
-        </w:rPr>
-        <w:t>state</w:t>
-      </w:r>
-      <w:r>
-        <w:rPr>
-          <w:rFonts w:ascii="Garamond" w:hAnsi="Garamond" w:cs="Arial"/>
-          <w:sz w:val="21"/>
-          <w:szCs w:val="21"/>
-        </w:rPr>
-        <w:t xml:space="preserve"> using MATLAB</w:t>
-      </w:r>
-      <w:r>
-        <w:rPr>
-          <w:rFonts w:ascii="Garamond" w:hAnsi="Garamond" w:cs="Arial"/>
-          <w:sz w:val="21"/>
-          <w:szCs w:val="21"/>
-        </w:rPr>
-        <w:t xml:space="preserve">; helped company’s </w:t>
-      </w:r>
-      <w:r>
-        <w:rPr>
-          <w:rFonts w:ascii="Garamond" w:hAnsi="Garamond" w:cs="Arial"/>
-          <w:sz w:val="21"/>
-          <w:szCs w:val="21"/>
-        </w:rPr>
-        <w:t>engineers</w:t>
-      </w:r>
-      <w:r>
-        <w:rPr>
-          <w:rFonts w:ascii="Garamond" w:hAnsi="Garamond" w:cs="Arial"/>
-          <w:sz w:val="21"/>
-          <w:szCs w:val="21"/>
-        </w:rPr>
-        <w:t xml:space="preserve"> </w:t>
-      </w:r>
-      <w:r>
-        <w:rPr>
-          <w:rFonts w:ascii="Garamond" w:hAnsi="Garamond" w:cs="Arial"/>
-          <w:sz w:val="21"/>
-          <w:szCs w:val="21"/>
-        </w:rPr>
-        <w:t>understand signals sent from cars</w:t>
-      </w:r>
-      <w:r>
-        <w:rPr>
-          <w:rFonts w:ascii="Garamond" w:hAnsi="Garamond" w:cs="Arial"/>
-          <w:sz w:val="21"/>
-          <w:szCs w:val="21"/>
-        </w:rPr>
-        <w:t xml:space="preserve"> visually</w:t>
+          <w:bCs/>
+          <w:sz w:val="21"/>
+          <w:szCs w:val="21"/>
+        </w:rPr>
+      </w:pPr>
+      <w:r>
+        <w:rPr>
+          <w:rFonts w:ascii="Garamond" w:hAnsi="Garamond" w:cs="Arial"/>
+          <w:bCs/>
+          <w:sz w:val="21"/>
+          <w:szCs w:val="21"/>
+        </w:rPr>
+        <w:t>Migrated ROS1 codes to ROS2</w:t>
       </w:r>
     </w:p>
     <w:p>
@@ -1818,29 +1616,229 @@
         <w:spacing w:after="0" w:line="276" w:lineRule="auto"/>
         <w:rPr>
           <w:rFonts w:ascii="Garamond" w:hAnsi="Garamond" w:cs="Arial"/>
-          <w:sz w:val="21"/>
-          <w:szCs w:val="21"/>
-        </w:rPr>
-      </w:pPr>
-      <w:r>
-        <w:rPr>
-          <w:rFonts w:ascii="Garamond" w:hAnsi="Garamond" w:cs="Arial"/>
-          <w:sz w:val="21"/>
-          <w:szCs w:val="21"/>
-        </w:rPr>
-        <w:t>Improved</w:t>
-      </w:r>
-      <w:r>
-        <w:rPr>
-          <w:rFonts w:ascii="Garamond" w:hAnsi="Garamond" w:cs="Arial"/>
-          <w:sz w:val="21"/>
-          <w:szCs w:val="21"/>
-        </w:rPr>
-        <w:t xml:space="preserve"> BOSCH’s</w:t>
-      </w:r>
-      <w:r>
-        <w:rPr>
-          <w:rFonts w:ascii="Garamond" w:hAnsi="Garamond" w:cs="Arial"/>
+          <w:bCs/>
+          <w:sz w:val="21"/>
+          <w:szCs w:val="21"/>
+        </w:rPr>
+      </w:pPr>
+      <w:r>
+        <w:rPr>
+          <w:rFonts w:ascii="Garamond" w:hAnsi="Garamond" w:cs="Arial"/>
+          <w:bCs/>
+          <w:sz w:val="21"/>
+          <w:szCs w:val="21"/>
+        </w:rPr>
+        <w:t>Building</w:t>
+      </w:r>
+      <w:r>
+        <w:rPr>
+          <w:rFonts w:ascii="Garamond" w:hAnsi="Garamond" w:cs="Arial"/>
+          <w:bCs/>
+          <w:sz w:val="21"/>
+          <w:szCs w:val="21"/>
+        </w:rPr>
+        <w:t xml:space="preserve"> computer vision system that detected surgical needle posture</w:t>
+      </w:r>
+      <w:r>
+        <w:rPr>
+          <w:rFonts w:ascii="Garamond" w:hAnsi="Garamond" w:cs="Arial"/>
+          <w:bCs/>
+          <w:sz w:val="21"/>
+          <w:szCs w:val="21"/>
+        </w:rPr>
+        <w:t xml:space="preserve"> using color </w:t>
+      </w:r>
+      <w:r>
+        <w:rPr>
+          <w:rFonts w:ascii="Garamond" w:hAnsi="Garamond" w:cs="Arial"/>
+          <w:bCs/>
+          <w:sz w:val="21"/>
+          <w:szCs w:val="21"/>
+        </w:rPr>
+        <w:t>identification</w:t>
+      </w:r>
+      <w:r>
+        <w:rPr>
+          <w:rFonts w:ascii="Garamond" w:hAnsi="Garamond" w:cs="Arial"/>
+          <w:bCs/>
+          <w:sz w:val="21"/>
+          <w:szCs w:val="21"/>
+        </w:rPr>
+        <w:t xml:space="preserve"> and April Tag</w:t>
+      </w:r>
+    </w:p>
+    <w:p>
+      <w:pPr>
+        <w:tabs>
+          <w:tab w:val="right" w:pos="10440"/>
+        </w:tabs>
+        <w:spacing w:after="0" w:line="276" w:lineRule="auto"/>
+        <w:rPr>
+          <w:rFonts w:ascii="Garamond" w:hAnsi="Garamond" w:cs="Arial"/>
+          <w:bCs/>
+          <w:sz w:val="21"/>
+          <w:szCs w:val="21"/>
+        </w:rPr>
+      </w:pPr>
+    </w:p>
+    <w:p>
+      <w:pPr>
+        <w:tabs>
+          <w:tab w:val="right" w:pos="10440"/>
+        </w:tabs>
+        <w:spacing w:after="0" w:line="276" w:lineRule="auto"/>
+        <w:rPr>
+          <w:rFonts w:ascii="Garamond" w:hAnsi="Garamond" w:cs="Arial"/>
+          <w:b/>
+          <w:sz w:val="21"/>
+          <w:szCs w:val="21"/>
+        </w:rPr>
+      </w:pPr>
+      <w:r>
+        <w:rPr>
+          <w:rFonts w:ascii="Garamond" w:hAnsi="Garamond" w:cs="Arial"/>
+          <w:bCs/>
+          <w:sz w:val="21"/>
+          <w:szCs w:val="21"/>
+        </w:rPr>
+        <w:t>BOSCH</w:t>
+      </w:r>
+      <w:r>
+        <w:rPr>
+          <w:rFonts w:ascii="Garamond" w:hAnsi="Garamond" w:cs="Arial"/>
+          <w:iCs/>
+          <w:sz w:val="21"/>
+          <w:szCs w:val="21"/>
+        </w:rPr>
+        <w:t xml:space="preserve"> | </w:t>
+      </w:r>
+      <w:r>
+        <w:rPr>
+          <w:rFonts w:ascii="Garamond" w:hAnsi="Garamond" w:cs="Arial"/>
+          <w:i/>
+          <w:sz w:val="21"/>
+          <w:szCs w:val="21"/>
+        </w:rPr>
+        <w:t>S</w:t>
+      </w:r>
+      <w:r>
+        <w:rPr>
+          <w:rFonts w:ascii="Garamond" w:hAnsi="Garamond" w:cs="Arial"/>
+          <w:i/>
+          <w:sz w:val="21"/>
+          <w:szCs w:val="21"/>
+        </w:rPr>
+        <w:t>oftware</w:t>
+      </w:r>
+      <w:r>
+        <w:rPr>
+          <w:rFonts w:ascii="Garamond" w:hAnsi="Garamond" w:cs="Arial"/>
+          <w:i/>
+          <w:sz w:val="21"/>
+          <w:szCs w:val="21"/>
+        </w:rPr>
+        <w:t xml:space="preserve"> Intern</w:t>
+      </w:r>
+      <w:r>
+        <w:rPr>
+          <w:rFonts w:ascii="Garamond" w:hAnsi="Garamond" w:cs="Arial"/>
+          <w:bCs/>
+          <w:sz w:val="21"/>
+          <w:szCs w:val="21"/>
+        </w:rPr>
+        <w:t xml:space="preserve">, </w:t>
+      </w:r>
+      <w:r>
+        <w:rPr>
+          <w:rFonts w:ascii="Garamond" w:hAnsi="Garamond" w:cs="Arial"/>
+          <w:sz w:val="21"/>
+          <w:szCs w:val="21"/>
+        </w:rPr>
+        <w:t>Tsuzuki</w:t>
+      </w:r>
+      <w:r>
+        <w:rPr>
+          <w:rFonts w:ascii="Garamond" w:hAnsi="Garamond" w:cs="Arial"/>
+          <w:sz w:val="21"/>
+          <w:szCs w:val="21"/>
+        </w:rPr>
+        <w:t xml:space="preserve">, </w:t>
+      </w:r>
+      <w:r>
+        <w:rPr>
+          <w:rFonts w:ascii="Garamond" w:hAnsi="Garamond" w:cs="Arial"/>
+          <w:sz w:val="21"/>
+          <w:szCs w:val="21"/>
+        </w:rPr>
+        <w:t>Kanagawa</w:t>
+      </w:r>
+      <w:r>
+        <w:rPr>
+          <w:rFonts w:ascii="Garamond" w:hAnsi="Garamond" w:cs="Arial"/>
+          <w:sz w:val="21"/>
+          <w:szCs w:val="21"/>
+        </w:rPr>
+        <w:t>, Japan</w:t>
+      </w:r>
+      <w:r>
+        <w:rPr>
+          <w:rFonts w:ascii="Garamond" w:hAnsi="Garamond" w:cs="Arial"/>
+          <w:b/>
+          <w:sz w:val="21"/>
+          <w:szCs w:val="21"/>
+        </w:rPr>
+        <w:tab/>
+      </w:r>
+      <w:r>
+        <w:rPr>
+          <w:rFonts w:ascii="Garamond" w:hAnsi="Garamond" w:cs="Arial"/>
+          <w:bCs/>
+          <w:i/>
+          <w:iCs/>
+          <w:sz w:val="21"/>
+          <w:szCs w:val="21"/>
+        </w:rPr>
+        <w:t>August</w:t>
+      </w:r>
+      <w:r>
+        <w:rPr>
+          <w:rFonts w:ascii="Garamond" w:hAnsi="Garamond" w:cs="Arial"/>
+          <w:bCs/>
+          <w:i/>
+          <w:iCs/>
+          <w:sz w:val="21"/>
+          <w:szCs w:val="21"/>
+        </w:rPr>
+        <w:t xml:space="preserve"> 2023</w:t>
+      </w:r>
+      <w:r>
+        <w:rPr>
+          <w:rFonts w:ascii="Garamond" w:hAnsi="Garamond" w:cs="Arial"/>
+          <w:bCs/>
+          <w:i/>
+          <w:iCs/>
+          <w:sz w:val="21"/>
+          <w:szCs w:val="21"/>
+        </w:rPr>
+        <w:t xml:space="preserve"> – </w:t>
+      </w:r>
+      <w:r>
+        <w:rPr>
+          <w:rFonts w:ascii="Garamond" w:hAnsi="Garamond" w:cs="Arial"/>
+          <w:bCs/>
+          <w:i/>
+          <w:iCs/>
+          <w:sz w:val="21"/>
+          <w:szCs w:val="21"/>
+        </w:rPr>
+        <w:t>September</w:t>
+      </w:r>
+      <w:r>
+        <w:rPr>
+          <w:rFonts w:ascii="Garamond" w:hAnsi="Garamond" w:cs="Arial"/>
+          <w:bCs/>
+          <w:i/>
+          <w:iCs/>
           <w:sz w:val="21"/>
           <w:szCs w:val="21"/>
         </w:rPr>
@@ -1849,90 +1847,13 @@
       <w:r>
         <w:rPr>
           <w:rFonts w:ascii="Garamond" w:hAnsi="Garamond" w:cs="Arial"/>
-          <w:sz w:val="21"/>
-          <w:szCs w:val="21"/>
-        </w:rPr>
-        <w:t>software</w:t>
-      </w:r>
-      <w:r>
-        <w:rPr>
-          <w:rFonts w:ascii="Garamond" w:hAnsi="Garamond" w:cs="Arial"/>
-          <w:sz w:val="21"/>
-          <w:szCs w:val="21"/>
-        </w:rPr>
-        <w:t xml:space="preserve"> that processed </w:t>
-      </w:r>
-      <w:r>
-        <w:rPr>
-          <w:rFonts w:ascii="Garamond" w:hAnsi="Garamond" w:cs="Arial"/>
-          <w:sz w:val="21"/>
-          <w:szCs w:val="21"/>
-        </w:rPr>
-        <w:t xml:space="preserve">location </w:t>
-      </w:r>
-      <w:r>
-        <w:rPr>
-          <w:rFonts w:ascii="Garamond" w:hAnsi="Garamond" w:cs="Arial"/>
-          <w:sz w:val="21"/>
-          <w:szCs w:val="21"/>
-        </w:rPr>
-        <w:t xml:space="preserve">CAN </w:t>
-      </w:r>
-      <w:r>
-        <w:rPr>
-          <w:rFonts w:ascii="Garamond" w:hAnsi="Garamond" w:cs="Arial"/>
-          <w:sz w:val="21"/>
-          <w:szCs w:val="21"/>
-        </w:rPr>
-        <w:t xml:space="preserve">signals from cars; </w:t>
-      </w:r>
-      <w:r>
-        <w:rPr>
-          <w:rFonts w:ascii="Garamond" w:hAnsi="Garamond" w:cs="Arial"/>
-          <w:sz w:val="21"/>
-          <w:szCs w:val="21"/>
-        </w:rPr>
-        <w:t>refined</w:t>
-      </w:r>
-      <w:r>
-        <w:rPr>
-          <w:rFonts w:ascii="Garamond" w:hAnsi="Garamond" w:cs="Arial"/>
-          <w:sz w:val="21"/>
-          <w:szCs w:val="21"/>
-        </w:rPr>
-        <w:t xml:space="preserve"> </w:t>
-      </w:r>
-      <w:r>
-        <w:rPr>
-          <w:rFonts w:ascii="Garamond" w:hAnsi="Garamond" w:cs="Arial"/>
-          <w:sz w:val="21"/>
-          <w:szCs w:val="21"/>
-        </w:rPr>
-        <w:t>accuracy of</w:t>
-      </w:r>
-      <w:r>
-        <w:rPr>
-          <w:rFonts w:ascii="Garamond" w:hAnsi="Garamond" w:cs="Arial"/>
-          <w:sz w:val="21"/>
-          <w:szCs w:val="21"/>
-        </w:rPr>
-        <w:t xml:space="preserve"> </w:t>
-      </w:r>
-      <w:r>
-        <w:rPr>
-          <w:rFonts w:ascii="Garamond" w:hAnsi="Garamond" w:cs="Arial"/>
-          <w:sz w:val="21"/>
-          <w:szCs w:val="21"/>
-        </w:rPr>
-        <w:t>system</w:t>
-      </w:r>
-      <w:r>
-        <w:rPr>
-          <w:rFonts w:ascii="Garamond" w:hAnsi="Garamond" w:cs="Arial"/>
-          <w:sz w:val="21"/>
-          <w:szCs w:val="21"/>
-        </w:rPr>
-        <w:t xml:space="preserve"> outputs</w:t>
+          <w:bCs/>
+          <w:i/>
+          <w:iCs/>
+          <w:sz w:val="21"/>
+          <w:szCs w:val="21"/>
+        </w:rPr>
+        <w:t>2023</w:t>
       </w:r>
     </w:p>
     <w:p>
@@ -1958,47 +1879,105 @@
           <w:sz w:val="21"/>
           <w:szCs w:val="21"/>
         </w:rPr>
-        <w:t>P</w:t>
-      </w:r>
-      <w:r>
-        <w:rPr>
-          <w:rFonts w:ascii="Garamond" w:hAnsi="Garamond" w:cs="Arial"/>
-          <w:sz w:val="21"/>
-          <w:szCs w:val="21"/>
-        </w:rPr>
-        <w:t>resented</w:t>
-      </w:r>
-      <w:r>
-        <w:rPr>
-          <w:rFonts w:ascii="Garamond" w:hAnsi="Garamond" w:cs="Arial"/>
-          <w:sz w:val="21"/>
-          <w:szCs w:val="21"/>
-        </w:rPr>
-        <w:t xml:space="preserve"> to approx. 100 employees, including managers</w:t>
-      </w:r>
-      <w:r>
-        <w:rPr>
-          <w:rFonts w:ascii="Garamond" w:hAnsi="Garamond" w:cs="Arial"/>
-          <w:sz w:val="21"/>
-          <w:szCs w:val="21"/>
-        </w:rPr>
-        <w:t xml:space="preserve">; showed the company what my group </w:t>
-      </w:r>
-      <w:r>
-        <w:rPr>
-          <w:rFonts w:ascii="Garamond" w:hAnsi="Garamond" w:cs="Arial"/>
-          <w:sz w:val="21"/>
-          <w:szCs w:val="21"/>
-        </w:rPr>
-        <w:t xml:space="preserve">was </w:t>
-      </w:r>
-      <w:r>
-        <w:rPr>
-          <w:rFonts w:ascii="Garamond" w:hAnsi="Garamond" w:cs="Arial"/>
-          <w:sz w:val="21"/>
-          <w:szCs w:val="21"/>
-        </w:rPr>
-        <w:t>developing</w:t>
+        <w:t xml:space="preserve">Designed and built </w:t>
+      </w:r>
+      <w:proofErr w:type="gramStart"/>
+      <w:r>
+        <w:rPr>
+          <w:rFonts w:ascii="Garamond" w:hAnsi="Garamond" w:cs="Arial"/>
+          <w:sz w:val="21"/>
+          <w:szCs w:val="21"/>
+        </w:rPr>
+        <w:t>map</w:t>
+      </w:r>
+      <w:proofErr w:type="gramEnd"/>
+      <w:r>
+        <w:rPr>
+          <w:rFonts w:ascii="Garamond" w:hAnsi="Garamond" w:cs="Arial"/>
+          <w:sz w:val="21"/>
+          <w:szCs w:val="21"/>
+        </w:rPr>
+        <w:t xml:space="preserve"> </w:t>
+      </w:r>
+      <w:r>
+        <w:rPr>
+          <w:rFonts w:ascii="Garamond" w:hAnsi="Garamond" w:cs="Arial"/>
+          <w:sz w:val="21"/>
+          <w:szCs w:val="21"/>
+        </w:rPr>
+        <w:t xml:space="preserve">to enhance autonomous driving by visualizing key information, such as </w:t>
+      </w:r>
+      <w:r>
+        <w:rPr>
+          <w:rFonts w:ascii="Garamond" w:hAnsi="Garamond" w:cs="Arial"/>
+          <w:sz w:val="21"/>
+          <w:szCs w:val="21"/>
+        </w:rPr>
+        <w:t xml:space="preserve">routes and </w:t>
+      </w:r>
+      <w:r>
+        <w:rPr>
+          <w:rFonts w:ascii="Garamond" w:hAnsi="Garamond" w:cs="Arial"/>
+          <w:sz w:val="21"/>
+          <w:szCs w:val="21"/>
+        </w:rPr>
+        <w:t xml:space="preserve">vehicle </w:t>
+      </w:r>
+      <w:r>
+        <w:rPr>
+          <w:rFonts w:ascii="Garamond" w:hAnsi="Garamond" w:cs="Arial"/>
+          <w:sz w:val="21"/>
+          <w:szCs w:val="21"/>
+        </w:rPr>
+        <w:t>state</w:t>
+      </w:r>
+      <w:r>
+        <w:rPr>
+          <w:rFonts w:ascii="Garamond" w:hAnsi="Garamond" w:cs="Arial"/>
+          <w:sz w:val="21"/>
+          <w:szCs w:val="21"/>
+        </w:rPr>
+        <w:t xml:space="preserve"> using MATLAB</w:t>
+      </w:r>
+      <w:r>
+        <w:rPr>
+          <w:rFonts w:ascii="Garamond" w:hAnsi="Garamond" w:cs="Arial"/>
+          <w:sz w:val="21"/>
+          <w:szCs w:val="21"/>
+        </w:rPr>
+        <w:t xml:space="preserve">; helped company’s </w:t>
+      </w:r>
+      <w:r>
+        <w:rPr>
+          <w:rFonts w:ascii="Garamond" w:hAnsi="Garamond" w:cs="Arial"/>
+          <w:sz w:val="21"/>
+          <w:szCs w:val="21"/>
+        </w:rPr>
+        <w:t>engineers</w:t>
+      </w:r>
+      <w:r>
+        <w:rPr>
+          <w:rFonts w:ascii="Garamond" w:hAnsi="Garamond" w:cs="Arial"/>
+          <w:sz w:val="21"/>
+          <w:szCs w:val="21"/>
+        </w:rPr>
+        <w:t xml:space="preserve"> </w:t>
+      </w:r>
+      <w:r>
+        <w:rPr>
+          <w:rFonts w:ascii="Garamond" w:hAnsi="Garamond" w:cs="Arial"/>
+          <w:sz w:val="21"/>
+          <w:szCs w:val="21"/>
+        </w:rPr>
+        <w:t>understand signals sent from cars</w:t>
+      </w:r>
+      <w:r>
+        <w:rPr>
+          <w:rFonts w:ascii="Garamond" w:hAnsi="Garamond" w:cs="Arial"/>
+          <w:sz w:val="21"/>
+          <w:szCs w:val="21"/>
+        </w:rPr>
+        <w:t xml:space="preserve"> visually</w:t>
       </w:r>
     </w:p>
     <w:p>
@@ -2014,34 +1993,25 @@
         <w:spacing w:after="0" w:line="276" w:lineRule="auto"/>
         <w:rPr>
           <w:rFonts w:ascii="Garamond" w:hAnsi="Garamond" w:cs="Arial"/>
-          <w:bCs/>
-          <w:sz w:val="21"/>
-          <w:szCs w:val="21"/>
-        </w:rPr>
-      </w:pPr>
-      <w:r>
-        <w:rPr>
-          <w:rFonts w:ascii="Garamond" w:hAnsi="Garamond" w:cs="Arial"/>
-          <w:sz w:val="21"/>
-          <w:szCs w:val="21"/>
-        </w:rPr>
-        <w:t>Co</w:t>
-      </w:r>
-      <w:r>
-        <w:rPr>
-          <w:rFonts w:ascii="Garamond" w:hAnsi="Garamond" w:cs="Arial"/>
-          <w:sz w:val="21"/>
-          <w:szCs w:val="21"/>
-        </w:rPr>
-        <w:t>llabora</w:t>
-      </w:r>
-      <w:r>
-        <w:rPr>
-          <w:rFonts w:ascii="Garamond" w:hAnsi="Garamond" w:cs="Arial"/>
-          <w:sz w:val="21"/>
-          <w:szCs w:val="21"/>
-        </w:rPr>
-        <w:t>ted</w:t>
+          <w:sz w:val="21"/>
+          <w:szCs w:val="21"/>
+        </w:rPr>
+      </w:pPr>
+      <w:r>
+        <w:rPr>
+          <w:rFonts w:ascii="Garamond" w:hAnsi="Garamond" w:cs="Arial"/>
+          <w:sz w:val="21"/>
+          <w:szCs w:val="21"/>
+        </w:rPr>
+        <w:t>Improved</w:t>
+      </w:r>
+      <w:r>
+        <w:rPr>
+          <w:rFonts w:ascii="Garamond" w:hAnsi="Garamond" w:cs="Arial"/>
+          <w:sz w:val="21"/>
+          <w:szCs w:val="21"/>
+        </w:rPr>
+        <w:t xml:space="preserve"> BOSCH’s</w:t>
       </w:r>
       <w:r>
         <w:rPr>
@@ -2057,200 +2027,29 @@
           <w:sz w:val="21"/>
           <w:szCs w:val="21"/>
         </w:rPr>
-        <w:t>with colleagues</w:t>
-      </w:r>
-      <w:r>
-        <w:rPr>
-          <w:rFonts w:ascii="Garamond" w:hAnsi="Garamond" w:cs="Arial"/>
-          <w:sz w:val="21"/>
-          <w:szCs w:val="21"/>
-        </w:rPr>
-        <w:t xml:space="preserve"> from </w:t>
-      </w:r>
-      <w:r>
-        <w:rPr>
-          <w:rFonts w:ascii="Garamond" w:hAnsi="Garamond" w:cs="Arial"/>
-          <w:sz w:val="21"/>
-          <w:szCs w:val="21"/>
-        </w:rPr>
-        <w:t>10</w:t>
-      </w:r>
-      <w:r>
-        <w:rPr>
-          <w:rFonts w:ascii="Garamond" w:hAnsi="Garamond" w:cs="Arial"/>
-          <w:sz w:val="21"/>
-          <w:szCs w:val="21"/>
-        </w:rPr>
-        <w:t xml:space="preserve"> countries</w:t>
-      </w:r>
-      <w:r>
-        <w:rPr>
-          <w:rFonts w:ascii="Garamond" w:hAnsi="Garamond" w:cs="Arial"/>
-          <w:sz w:val="21"/>
-          <w:szCs w:val="21"/>
-        </w:rPr>
-        <w:t xml:space="preserve"> and different majors; made outcomes reflecting diverse opinions</w:t>
-      </w:r>
-    </w:p>
-    <w:p>
-      <w:pPr>
-        <w:pStyle w:val="ListParagraph"/>
-        <w:tabs>
-          <w:tab w:val="right" w:pos="10440"/>
-        </w:tabs>
-        <w:spacing w:after="0" w:line="276" w:lineRule="auto"/>
-        <w:rPr>
-          <w:rFonts w:ascii="Garamond" w:hAnsi="Garamond" w:cs="Arial"/>
-          <w:bCs/>
-          <w:sz w:val="21"/>
-          <w:szCs w:val="21"/>
-        </w:rPr>
-      </w:pPr>
-    </w:p>
-    <w:p>
-      <w:pPr>
-        <w:tabs>
-          <w:tab w:val="right" w:pos="10440"/>
-        </w:tabs>
-        <w:spacing w:after="0" w:line="276" w:lineRule="auto"/>
-        <w:rPr>
-          <w:rFonts w:ascii="Garamond" w:hAnsi="Garamond" w:cs="Arial"/>
-          <w:b/>
-          <w:sz w:val="21"/>
-          <w:szCs w:val="21"/>
-        </w:rPr>
-      </w:pPr>
-      <w:r>
-        <w:rPr>
-          <w:rFonts w:ascii="Garamond" w:hAnsi="Garamond" w:cs="Arial"/>
-          <w:bCs/>
-          <w:sz w:val="21"/>
-          <w:szCs w:val="21"/>
-        </w:rPr>
-        <w:t xml:space="preserve">DMG </w:t>
-      </w:r>
-      <w:r>
-        <w:rPr>
-          <w:rFonts w:ascii="Garamond" w:hAnsi="Garamond" w:cs="Arial"/>
-          <w:bCs/>
-          <w:sz w:val="21"/>
-          <w:szCs w:val="21"/>
-        </w:rPr>
-        <w:t>MORI</w:t>
-      </w:r>
-      <w:r>
-        <w:rPr>
-          <w:rFonts w:ascii="Garamond" w:hAnsi="Garamond" w:cs="Arial"/>
-          <w:iCs/>
-          <w:sz w:val="21"/>
-          <w:szCs w:val="21"/>
-        </w:rPr>
-        <w:t xml:space="preserve"> | </w:t>
-      </w:r>
-      <w:r>
-        <w:rPr>
-          <w:rFonts w:ascii="Garamond" w:hAnsi="Garamond" w:cs="Arial"/>
-          <w:i/>
-          <w:sz w:val="21"/>
-          <w:szCs w:val="21"/>
-        </w:rPr>
-        <w:t xml:space="preserve">Industrial Practices </w:t>
-      </w:r>
-      <w:r>
-        <w:rPr>
-          <w:rFonts w:ascii="Garamond" w:hAnsi="Garamond" w:cs="Arial"/>
-          <w:i/>
-          <w:sz w:val="21"/>
-          <w:szCs w:val="21"/>
-        </w:rPr>
-        <w:t>Intern</w:t>
-      </w:r>
-      <w:r>
-        <w:rPr>
-          <w:rFonts w:ascii="Garamond" w:hAnsi="Garamond" w:cs="Arial"/>
-          <w:i/>
-          <w:sz w:val="21"/>
-          <w:szCs w:val="21"/>
-        </w:rPr>
-        <w:t>, Additive Manufacturing R &amp; D</w:t>
-      </w:r>
-      <w:r>
-        <w:rPr>
-          <w:rFonts w:ascii="Garamond" w:hAnsi="Garamond" w:cs="Arial"/>
-          <w:iCs/>
-          <w:sz w:val="21"/>
-          <w:szCs w:val="21"/>
-        </w:rPr>
-        <w:t>, Iga, Mie</w:t>
-      </w:r>
-      <w:r>
-        <w:rPr>
-          <w:rFonts w:ascii="Garamond" w:hAnsi="Garamond" w:cs="Arial"/>
-          <w:iCs/>
-          <w:sz w:val="21"/>
-          <w:szCs w:val="21"/>
-        </w:rPr>
-        <w:t>, Japan</w:t>
-      </w:r>
-      <w:r>
-        <w:rPr>
-          <w:rFonts w:ascii="Garamond" w:hAnsi="Garamond" w:cs="Arial"/>
-          <w:b/>
-          <w:sz w:val="21"/>
-          <w:szCs w:val="21"/>
-        </w:rPr>
-        <w:tab/>
-      </w:r>
-      <w:r>
-        <w:rPr>
-          <w:rFonts w:ascii="Garamond" w:hAnsi="Garamond" w:cs="Arial"/>
-          <w:bCs/>
-          <w:i/>
-          <w:iCs/>
-          <w:sz w:val="21"/>
-          <w:szCs w:val="21"/>
-        </w:rPr>
-        <w:t>August</w:t>
-      </w:r>
-      <w:r>
-        <w:rPr>
-          <w:rFonts w:ascii="Garamond" w:hAnsi="Garamond" w:cs="Arial"/>
-          <w:bCs/>
-          <w:i/>
-          <w:iCs/>
-          <w:sz w:val="21"/>
-          <w:szCs w:val="21"/>
-        </w:rPr>
-        <w:t xml:space="preserve"> 2021</w:t>
-      </w:r>
-      <w:r>
-        <w:rPr>
-          <w:rFonts w:ascii="Garamond" w:hAnsi="Garamond" w:cs="Arial"/>
-          <w:bCs/>
-          <w:i/>
-          <w:iCs/>
-          <w:sz w:val="21"/>
-          <w:szCs w:val="21"/>
-        </w:rPr>
-        <w:t xml:space="preserve"> – </w:t>
-      </w:r>
-      <w:r>
-        <w:rPr>
-          <w:rFonts w:ascii="Garamond" w:hAnsi="Garamond" w:cs="Arial"/>
-          <w:bCs/>
-          <w:i/>
-          <w:iCs/>
-          <w:sz w:val="21"/>
-          <w:szCs w:val="21"/>
-        </w:rPr>
-        <w:t>September</w:t>
-      </w:r>
-      <w:r>
-        <w:rPr>
-          <w:rFonts w:ascii="Garamond" w:hAnsi="Garamond" w:cs="Arial"/>
-          <w:bCs/>
-          <w:i/>
-          <w:iCs/>
+        <w:t>software</w:t>
+      </w:r>
+      <w:r>
+        <w:rPr>
+          <w:rFonts w:ascii="Garamond" w:hAnsi="Garamond" w:cs="Arial"/>
+          <w:sz w:val="21"/>
+          <w:szCs w:val="21"/>
+        </w:rPr>
+        <w:t xml:space="preserve"> that </w:t>
+      </w:r>
+      <w:proofErr w:type="gramStart"/>
+      <w:r>
+        <w:rPr>
+          <w:rFonts w:ascii="Garamond" w:hAnsi="Garamond" w:cs="Arial"/>
+          <w:sz w:val="21"/>
+          <w:szCs w:val="21"/>
+        </w:rPr>
+        <w:t>processed</w:t>
+      </w:r>
+      <w:proofErr w:type="gramEnd"/>
+      <w:r>
+        <w:rPr>
+          <w:rFonts w:ascii="Garamond" w:hAnsi="Garamond" w:cs="Arial"/>
           <w:sz w:val="21"/>
           <w:szCs w:val="21"/>
         </w:rPr>
@@ -2259,13 +2058,92 @@
       <w:r>
         <w:rPr>
           <w:rFonts w:ascii="Garamond" w:hAnsi="Garamond" w:cs="Arial"/>
-          <w:bCs/>
-          <w:i/>
-          <w:iCs/>
-          <w:sz w:val="21"/>
-          <w:szCs w:val="21"/>
-        </w:rPr>
-        <w:t>2021</w:t>
+          <w:sz w:val="21"/>
+          <w:szCs w:val="21"/>
+        </w:rPr>
+        <w:t xml:space="preserve">location </w:t>
+      </w:r>
+      <w:r>
+        <w:rPr>
+          <w:rFonts w:ascii="Garamond" w:hAnsi="Garamond" w:cs="Arial"/>
+          <w:sz w:val="21"/>
+          <w:szCs w:val="21"/>
+        </w:rPr>
+        <w:t xml:space="preserve">CAN </w:t>
+      </w:r>
+      <w:r>
+        <w:rPr>
+          <w:rFonts w:ascii="Garamond" w:hAnsi="Garamond" w:cs="Arial"/>
+          <w:sz w:val="21"/>
+          <w:szCs w:val="21"/>
+        </w:rPr>
+        <w:t xml:space="preserve">signals from </w:t>
+      </w:r>
+      <w:proofErr w:type="gramStart"/>
+      <w:r>
+        <w:rPr>
+          <w:rFonts w:ascii="Garamond" w:hAnsi="Garamond" w:cs="Arial"/>
+          <w:sz w:val="21"/>
+          <w:szCs w:val="21"/>
+        </w:rPr>
+        <w:t>cars;</w:t>
+      </w:r>
+      <w:proofErr w:type="gramEnd"/>
+      <w:r>
+        <w:rPr>
+          <w:rFonts w:ascii="Garamond" w:hAnsi="Garamond" w:cs="Arial"/>
+          <w:sz w:val="21"/>
+          <w:szCs w:val="21"/>
+        </w:rPr>
+        <w:t xml:space="preserve"> </w:t>
+      </w:r>
+      <w:r>
+        <w:rPr>
+          <w:rFonts w:ascii="Garamond" w:hAnsi="Garamond" w:cs="Arial"/>
+          <w:sz w:val="21"/>
+          <w:szCs w:val="21"/>
+        </w:rPr>
+        <w:t>refined</w:t>
+      </w:r>
+      <w:r>
+        <w:rPr>
+          <w:rFonts w:ascii="Garamond" w:hAnsi="Garamond" w:cs="Arial"/>
+          <w:sz w:val="21"/>
+          <w:szCs w:val="21"/>
+        </w:rPr>
+        <w:t xml:space="preserve"> </w:t>
+      </w:r>
+      <w:r>
+        <w:rPr>
+          <w:rFonts w:ascii="Garamond" w:hAnsi="Garamond" w:cs="Arial"/>
+          <w:sz w:val="21"/>
+          <w:szCs w:val="21"/>
+        </w:rPr>
+        <w:t>accuracy of</w:t>
+      </w:r>
+      <w:r>
+        <w:rPr>
+          <w:rFonts w:ascii="Garamond" w:hAnsi="Garamond" w:cs="Arial"/>
+          <w:sz w:val="21"/>
+          <w:szCs w:val="21"/>
+        </w:rPr>
+        <w:t xml:space="preserve"> </w:t>
+      </w:r>
+      <w:r>
+        <w:rPr>
+          <w:rFonts w:ascii="Garamond" w:hAnsi="Garamond" w:cs="Arial"/>
+          <w:sz w:val="21"/>
+          <w:szCs w:val="21"/>
+        </w:rPr>
+        <w:t>system</w:t>
+      </w:r>
+      <w:r>
+        <w:rPr>
+          <w:rFonts w:ascii="Garamond" w:hAnsi="Garamond" w:cs="Arial"/>
+          <w:sz w:val="21"/>
+          <w:szCs w:val="21"/>
+        </w:rPr>
+        <w:t xml:space="preserve"> outputs</w:t>
       </w:r>
     </w:p>
     <w:p>
@@ -2291,7 +2169,47 @@
           <w:sz w:val="21"/>
           <w:szCs w:val="21"/>
         </w:rPr>
-        <w:t>Monitored and analyzed performance tests of additive manufacturing machines</w:t>
+        <w:t>P</w:t>
+      </w:r>
+      <w:r>
+        <w:rPr>
+          <w:rFonts w:ascii="Garamond" w:hAnsi="Garamond" w:cs="Arial"/>
+          <w:sz w:val="21"/>
+          <w:szCs w:val="21"/>
+        </w:rPr>
+        <w:t>resented</w:t>
+      </w:r>
+      <w:r>
+        <w:rPr>
+          <w:rFonts w:ascii="Garamond" w:hAnsi="Garamond" w:cs="Arial"/>
+          <w:sz w:val="21"/>
+          <w:szCs w:val="21"/>
+        </w:rPr>
+        <w:t xml:space="preserve"> to approx. 100 employees, including managers</w:t>
+      </w:r>
+      <w:r>
+        <w:rPr>
+          <w:rFonts w:ascii="Garamond" w:hAnsi="Garamond" w:cs="Arial"/>
+          <w:sz w:val="21"/>
+          <w:szCs w:val="21"/>
+        </w:rPr>
+        <w:t xml:space="preserve">; showed the company what my group </w:t>
+      </w:r>
+      <w:r>
+        <w:rPr>
+          <w:rFonts w:ascii="Garamond" w:hAnsi="Garamond" w:cs="Arial"/>
+          <w:sz w:val="21"/>
+          <w:szCs w:val="21"/>
+        </w:rPr>
+        <w:t xml:space="preserve">was </w:t>
+      </w:r>
+      <w:r>
+        <w:rPr>
+          <w:rFonts w:ascii="Garamond" w:hAnsi="Garamond" w:cs="Arial"/>
+          <w:sz w:val="21"/>
+          <w:szCs w:val="21"/>
+        </w:rPr>
+        <w:t>developing</w:t>
       </w:r>
     </w:p>
     <w:p>
@@ -2307,6 +2225,299 @@
         <w:spacing w:after="0" w:line="276" w:lineRule="auto"/>
         <w:rPr>
           <w:rFonts w:ascii="Garamond" w:hAnsi="Garamond" w:cs="Arial"/>
+          <w:bCs/>
+          <w:sz w:val="21"/>
+          <w:szCs w:val="21"/>
+        </w:rPr>
+      </w:pPr>
+      <w:r>
+        <w:rPr>
+          <w:rFonts w:ascii="Garamond" w:hAnsi="Garamond" w:cs="Arial"/>
+          <w:sz w:val="21"/>
+          <w:szCs w:val="21"/>
+        </w:rPr>
+        <w:t>Co</w:t>
+      </w:r>
+      <w:r>
+        <w:rPr>
+          <w:rFonts w:ascii="Garamond" w:hAnsi="Garamond" w:cs="Arial"/>
+          <w:sz w:val="21"/>
+          <w:szCs w:val="21"/>
+        </w:rPr>
+        <w:t>llabora</w:t>
+      </w:r>
+      <w:r>
+        <w:rPr>
+          <w:rFonts w:ascii="Garamond" w:hAnsi="Garamond" w:cs="Arial"/>
+          <w:sz w:val="21"/>
+          <w:szCs w:val="21"/>
+        </w:rPr>
+        <w:t>ted</w:t>
+      </w:r>
+      <w:r>
+        <w:rPr>
+          <w:rFonts w:ascii="Garamond" w:hAnsi="Garamond" w:cs="Arial"/>
+          <w:sz w:val="21"/>
+          <w:szCs w:val="21"/>
+        </w:rPr>
+        <w:t xml:space="preserve"> </w:t>
+      </w:r>
+      <w:r>
+        <w:rPr>
+          <w:rFonts w:ascii="Garamond" w:hAnsi="Garamond" w:cs="Arial"/>
+          <w:sz w:val="21"/>
+          <w:szCs w:val="21"/>
+        </w:rPr>
+        <w:t>with colleagues</w:t>
+      </w:r>
+      <w:r>
+        <w:rPr>
+          <w:rFonts w:ascii="Garamond" w:hAnsi="Garamond" w:cs="Arial"/>
+          <w:sz w:val="21"/>
+          <w:szCs w:val="21"/>
+        </w:rPr>
+        <w:t xml:space="preserve"> from </w:t>
+      </w:r>
+      <w:r>
+        <w:rPr>
+          <w:rFonts w:ascii="Garamond" w:hAnsi="Garamond" w:cs="Arial"/>
+          <w:sz w:val="21"/>
+          <w:szCs w:val="21"/>
+        </w:rPr>
+        <w:t>10</w:t>
+      </w:r>
+      <w:r>
+        <w:rPr>
+          <w:rFonts w:ascii="Garamond" w:hAnsi="Garamond" w:cs="Arial"/>
+          <w:sz w:val="21"/>
+          <w:szCs w:val="21"/>
+        </w:rPr>
+        <w:t xml:space="preserve"> countries</w:t>
+      </w:r>
+      <w:r>
+        <w:rPr>
+          <w:rFonts w:ascii="Garamond" w:hAnsi="Garamond" w:cs="Arial"/>
+          <w:sz w:val="21"/>
+          <w:szCs w:val="21"/>
+        </w:rPr>
+        <w:t xml:space="preserve"> and different majors; made outcomes reflecting diverse opinions</w:t>
+      </w:r>
+    </w:p>
+    <w:p>
+      <w:pPr>
+        <w:pStyle w:val="ListParagraph"/>
+        <w:tabs>
+          <w:tab w:val="right" w:pos="10440"/>
+        </w:tabs>
+        <w:spacing w:after="0" w:line="276" w:lineRule="auto"/>
+        <w:rPr>
+          <w:rFonts w:ascii="Garamond" w:hAnsi="Garamond" w:cs="Arial"/>
+          <w:bCs/>
+          <w:sz w:val="21"/>
+          <w:szCs w:val="21"/>
+        </w:rPr>
+      </w:pPr>
+    </w:p>
+    <w:p>
+      <w:pPr>
+        <w:tabs>
+          <w:tab w:val="right" w:pos="10440"/>
+        </w:tabs>
+        <w:spacing w:after="0" w:line="276" w:lineRule="auto"/>
+        <w:rPr>
+          <w:rFonts w:ascii="Garamond" w:hAnsi="Garamond" w:cs="Arial"/>
+          <w:b/>
+          <w:sz w:val="21"/>
+          <w:szCs w:val="21"/>
+        </w:rPr>
+      </w:pPr>
+      <w:r>
+        <w:rPr>
+          <w:rFonts w:ascii="Garamond" w:hAnsi="Garamond" w:cs="Arial"/>
+          <w:bCs/>
+          <w:sz w:val="21"/>
+          <w:szCs w:val="21"/>
+        </w:rPr>
+        <w:t xml:space="preserve">DMG </w:t>
+      </w:r>
+      <w:r>
+        <w:rPr>
+          <w:rFonts w:ascii="Garamond" w:hAnsi="Garamond" w:cs="Arial"/>
+          <w:bCs/>
+          <w:sz w:val="21"/>
+          <w:szCs w:val="21"/>
+        </w:rPr>
+        <w:t>MORI</w:t>
+      </w:r>
+      <w:r>
+        <w:rPr>
+          <w:rFonts w:ascii="Garamond" w:hAnsi="Garamond" w:cs="Arial"/>
+          <w:iCs/>
+          <w:sz w:val="21"/>
+          <w:szCs w:val="21"/>
+        </w:rPr>
+        <w:t xml:space="preserve"> | </w:t>
+      </w:r>
+      <w:r>
+        <w:rPr>
+          <w:rFonts w:ascii="Garamond" w:hAnsi="Garamond" w:cs="Arial"/>
+          <w:i/>
+          <w:sz w:val="21"/>
+          <w:szCs w:val="21"/>
+        </w:rPr>
+        <w:t xml:space="preserve">Industrial Practices </w:t>
+      </w:r>
+      <w:r>
+        <w:rPr>
+          <w:rFonts w:ascii="Garamond" w:hAnsi="Garamond" w:cs="Arial"/>
+          <w:i/>
+          <w:sz w:val="21"/>
+          <w:szCs w:val="21"/>
+        </w:rPr>
+        <w:t>Intern</w:t>
+      </w:r>
+      <w:r>
+        <w:rPr>
+          <w:rFonts w:ascii="Garamond" w:hAnsi="Garamond" w:cs="Arial"/>
+          <w:i/>
+          <w:sz w:val="21"/>
+          <w:szCs w:val="21"/>
+        </w:rPr>
+        <w:t>, Additive Manufacturing R &amp; D</w:t>
+      </w:r>
+      <w:r>
+        <w:rPr>
+          <w:rFonts w:ascii="Garamond" w:hAnsi="Garamond" w:cs="Arial"/>
+          <w:iCs/>
+          <w:sz w:val="21"/>
+          <w:szCs w:val="21"/>
+        </w:rPr>
+        <w:t>, Iga, Mie</w:t>
+      </w:r>
+      <w:r>
+        <w:rPr>
+          <w:rFonts w:ascii="Garamond" w:hAnsi="Garamond" w:cs="Arial"/>
+          <w:iCs/>
+          <w:sz w:val="21"/>
+          <w:szCs w:val="21"/>
+        </w:rPr>
+        <w:t>, Japan</w:t>
+      </w:r>
+      <w:r>
+        <w:rPr>
+          <w:rFonts w:ascii="Garamond" w:hAnsi="Garamond" w:cs="Arial"/>
+          <w:b/>
+          <w:sz w:val="21"/>
+          <w:szCs w:val="21"/>
+        </w:rPr>
+        <w:tab/>
+      </w:r>
+      <w:r>
+        <w:rPr>
+          <w:rFonts w:ascii="Garamond" w:hAnsi="Garamond" w:cs="Arial"/>
+          <w:bCs/>
+          <w:i/>
+          <w:iCs/>
+          <w:sz w:val="21"/>
+          <w:szCs w:val="21"/>
+        </w:rPr>
+        <w:t>August</w:t>
+      </w:r>
+      <w:r>
+        <w:rPr>
+          <w:rFonts w:ascii="Garamond" w:hAnsi="Garamond" w:cs="Arial"/>
+          <w:bCs/>
+          <w:i/>
+          <w:iCs/>
+          <w:sz w:val="21"/>
+          <w:szCs w:val="21"/>
+        </w:rPr>
+        <w:t xml:space="preserve"> 2021</w:t>
+      </w:r>
+      <w:r>
+        <w:rPr>
+          <w:rFonts w:ascii="Garamond" w:hAnsi="Garamond" w:cs="Arial"/>
+          <w:bCs/>
+          <w:i/>
+          <w:iCs/>
+          <w:sz w:val="21"/>
+          <w:szCs w:val="21"/>
+        </w:rPr>
+        <w:t xml:space="preserve"> – </w:t>
+      </w:r>
+      <w:r>
+        <w:rPr>
+          <w:rFonts w:ascii="Garamond" w:hAnsi="Garamond" w:cs="Arial"/>
+          <w:bCs/>
+          <w:i/>
+          <w:iCs/>
+          <w:sz w:val="21"/>
+          <w:szCs w:val="21"/>
+        </w:rPr>
+        <w:t>September</w:t>
+      </w:r>
+      <w:r>
+        <w:rPr>
+          <w:rFonts w:ascii="Garamond" w:hAnsi="Garamond" w:cs="Arial"/>
+          <w:bCs/>
+          <w:i/>
+          <w:iCs/>
+          <w:sz w:val="21"/>
+          <w:szCs w:val="21"/>
+        </w:rPr>
+        <w:t xml:space="preserve"> </w:t>
+      </w:r>
+      <w:r>
+        <w:rPr>
+          <w:rFonts w:ascii="Garamond" w:hAnsi="Garamond" w:cs="Arial"/>
+          <w:bCs/>
+          <w:i/>
+          <w:iCs/>
+          <w:sz w:val="21"/>
+          <w:szCs w:val="21"/>
+        </w:rPr>
+        <w:t>2021</w:t>
+      </w:r>
+    </w:p>
+    <w:p>
+      <w:pPr>
+        <w:pStyle w:val="ListParagraph"/>
+        <w:numPr>
+          <w:ilvl w:val="0"/>
+          <w:numId w:val="1"/>
+        </w:numPr>
+        <w:tabs>
+          <w:tab w:val="right" w:pos="10440"/>
+        </w:tabs>
+        <w:spacing w:after="0" w:line="276" w:lineRule="auto"/>
+        <w:rPr>
+          <w:rFonts w:ascii="Garamond" w:hAnsi="Garamond" w:cs="Arial"/>
+          <w:sz w:val="21"/>
+          <w:szCs w:val="21"/>
+        </w:rPr>
+      </w:pPr>
+      <w:r>
+        <w:rPr>
+          <w:rFonts w:ascii="Garamond" w:hAnsi="Garamond" w:cs="Arial"/>
+          <w:sz w:val="21"/>
+          <w:szCs w:val="21"/>
+        </w:rPr>
+        <w:t>Monitored and analyzed performance tests of additive manufacturing machines</w:t>
+      </w:r>
+    </w:p>
+    <w:p>
+      <w:pPr>
+        <w:pStyle w:val="ListParagraph"/>
+        <w:numPr>
+          <w:ilvl w:val="0"/>
+          <w:numId w:val="1"/>
+        </w:numPr>
+        <w:tabs>
+          <w:tab w:val="right" w:pos="10440"/>
+        </w:tabs>
+        <w:spacing w:after="0" w:line="276" w:lineRule="auto"/>
+        <w:rPr>
+          <w:rFonts w:ascii="Garamond" w:hAnsi="Garamond" w:cs="Arial"/>
           <w:sz w:val="21"/>
           <w:szCs w:val="21"/>
         </w:rPr>
@@ -2450,7 +2661,25 @@
           <w:sz w:val="21"/>
           <w:szCs w:val="21"/>
         </w:rPr>
-        <w:t xml:space="preserve">F1/10 Autonomous Racing Cars | </w:t>
+        <w:t>F1</w:t>
+      </w:r>
+      <w:r>
+        <w:rPr>
+          <w:rFonts w:ascii="Garamond" w:hAnsi="Garamond" w:cs="Arial"/>
+          <w:iCs/>
+          <w:sz w:val="21"/>
+          <w:szCs w:val="21"/>
+        </w:rPr>
+        <w:t>tenth</w:t>
+      </w:r>
+      <w:r>
+        <w:rPr>
+          <w:rFonts w:ascii="Garamond" w:hAnsi="Garamond" w:cs="Arial"/>
+          <w:iCs/>
+          <w:sz w:val="21"/>
+          <w:szCs w:val="21"/>
+        </w:rPr>
+        <w:t xml:space="preserve"> Autonomous Racing Cars | </w:t>
       </w:r>
       <w:r>
         <w:rPr>
@@ -2715,7 +2944,27 @@
           <w:sz w:val="21"/>
           <w:szCs w:val="21"/>
         </w:rPr>
-        <w:t xml:space="preserve">Extended Kalman Filter , </w:t>
+        <w:t xml:space="preserve">Extended Kalman </w:t>
+      </w:r>
+      <w:proofErr w:type="gramStart"/>
+      <w:r>
+        <w:rPr>
+          <w:rFonts w:ascii="Garamond" w:hAnsi="Garamond" w:cs="Arial"/>
+          <w:i/>
+          <w:sz w:val="21"/>
+          <w:szCs w:val="21"/>
+        </w:rPr>
+        <w:t>Filter ,</w:t>
+      </w:r>
+      <w:proofErr w:type="gramEnd"/>
+      <w:r>
+        <w:rPr>
+          <w:rFonts w:ascii="Garamond" w:hAnsi="Garamond" w:cs="Arial"/>
+          <w:i/>
+          <w:sz w:val="21"/>
+          <w:szCs w:val="21"/>
+        </w:rPr>
+        <w:t xml:space="preserve"> </w:t>
       </w:r>
       <w:r>
         <w:rPr>
@@ -2916,7 +3165,16 @@
           <w:sz w:val="21"/>
           <w:szCs w:val="21"/>
         </w:rPr>
-        <w:t xml:space="preserve"> Extended Kalman Filter</w:t>
+        <w:t xml:space="preserve"> Extended Kalman </w:t>
+      </w:r>
+      <w:proofErr w:type="gramStart"/>
+      <w:r>
+        <w:rPr>
+          <w:rFonts w:ascii="Garamond" w:hAnsi="Garamond" w:cs="Arial"/>
+          <w:sz w:val="21"/>
+          <w:szCs w:val="21"/>
+        </w:rPr>
+        <w:t>Filter</w:t>
       </w:r>
       <w:r>
         <w:rPr>
@@ -2926,6 +3184,7 @@
         </w:rPr>
         <w:t>;</w:t>
       </w:r>
+      <w:proofErr w:type="gramEnd"/>
       <w:r>
         <w:rPr>
           <w:rFonts w:ascii="Garamond" w:hAnsi="Garamond" w:cs="Arial"/>
@@ -3009,222 +3268,17 @@
     </w:p>
     <w:p>
       <w:pPr>
+        <w:pStyle w:val="ListParagraph"/>
         <w:tabs>
           <w:tab w:val="right" w:pos="10440"/>
         </w:tabs>
         <w:spacing w:after="0" w:line="276" w:lineRule="auto"/>
         <w:rPr>
           <w:rFonts w:ascii="Garamond" w:hAnsi="Garamond" w:cs="Arial"/>
-          <w:bCs/>
-          <w:i/>
-          <w:sz w:val="21"/>
-          <w:szCs w:val="21"/>
-        </w:rPr>
-      </w:pPr>
-      <w:r>
-        <w:rPr>
-          <w:rFonts w:ascii="Garamond" w:hAnsi="Garamond" w:cs="Arial"/>
-          <w:bCs/>
-          <w:sz w:val="21"/>
-          <w:szCs w:val="21"/>
-        </w:rPr>
-        <w:t>Teleoperated Santa Robot</w:t>
-      </w:r>
-      <w:r>
-        <w:rPr>
-          <w:rFonts w:ascii="Garamond" w:hAnsi="Garamond" w:cs="Arial"/>
-          <w:iCs/>
-          <w:sz w:val="21"/>
-          <w:szCs w:val="21"/>
-        </w:rPr>
-        <w:t>|</w:t>
-      </w:r>
-      <w:r>
-        <w:rPr>
-          <w:rFonts w:ascii="Garamond" w:hAnsi="Garamond" w:cs="Arial"/>
-          <w:iCs/>
-          <w:sz w:val="21"/>
-          <w:szCs w:val="21"/>
-        </w:rPr>
-        <w:t xml:space="preserve"> </w:t>
-      </w:r>
-      <w:r>
-        <w:rPr>
-          <w:rFonts w:ascii="Garamond" w:hAnsi="Garamond" w:cs="Arial"/>
-          <w:i/>
-          <w:sz w:val="21"/>
-          <w:szCs w:val="21"/>
-        </w:rPr>
-        <w:t>Arduino</w:t>
-      </w:r>
-      <w:r>
-        <w:rPr>
-          <w:rFonts w:ascii="Garamond" w:hAnsi="Garamond" w:cs="Arial"/>
-          <w:i/>
-          <w:sz w:val="21"/>
-          <w:szCs w:val="21"/>
-        </w:rPr>
-        <w:t xml:space="preserve"> IDE</w:t>
-      </w:r>
-      <w:r>
-        <w:rPr>
-          <w:rFonts w:ascii="Garamond" w:hAnsi="Garamond" w:cs="Arial"/>
-          <w:i/>
-          <w:sz w:val="21"/>
-          <w:szCs w:val="21"/>
-        </w:rPr>
-        <w:t xml:space="preserve">, </w:t>
-      </w:r>
-      <w:r>
-        <w:rPr>
-          <w:rFonts w:ascii="Garamond" w:hAnsi="Garamond" w:cs="Arial"/>
-          <w:i/>
-          <w:sz w:val="21"/>
-          <w:szCs w:val="21"/>
-        </w:rPr>
-        <w:t xml:space="preserve">Hardware Design, </w:t>
-      </w:r>
-      <w:r>
-        <w:rPr>
-          <w:rFonts w:ascii="Garamond" w:hAnsi="Garamond" w:cs="Arial"/>
-          <w:i/>
-          <w:sz w:val="21"/>
-          <w:szCs w:val="21"/>
-        </w:rPr>
-        <w:t xml:space="preserve">Soldering, </w:t>
-      </w:r>
-      <w:r>
-        <w:rPr>
-          <w:rFonts w:ascii="Garamond" w:hAnsi="Garamond" w:cs="Arial"/>
-          <w:i/>
-          <w:sz w:val="21"/>
-          <w:szCs w:val="21"/>
-        </w:rPr>
-        <w:t>Leade</w:t>
-      </w:r>
-      <w:r>
-        <w:rPr>
-          <w:rFonts w:ascii="Garamond" w:hAnsi="Garamond" w:cs="Arial"/>
-          <w:i/>
-          <w:sz w:val="21"/>
-          <w:szCs w:val="21"/>
-        </w:rPr>
-        <w:t>rship</w:t>
-      </w:r>
-      <w:r>
-        <w:rPr>
-          <w:rFonts w:ascii="Garamond" w:hAnsi="Garamond" w:cs="Arial"/>
-          <w:i/>
-          <w:sz w:val="21"/>
-          <w:szCs w:val="21"/>
-        </w:rPr>
-        <w:tab/>
-      </w:r>
-      <w:r>
-        <w:rPr>
-          <w:rFonts w:ascii="Garamond" w:hAnsi="Garamond" w:cs="Arial"/>
-          <w:i/>
-          <w:sz w:val="21"/>
-          <w:szCs w:val="21"/>
-        </w:rPr>
-        <w:t>October 2021</w:t>
-      </w:r>
-      <w:r>
-        <w:rPr>
-          <w:rFonts w:ascii="Garamond" w:hAnsi="Garamond" w:cs="Arial"/>
-          <w:bCs/>
-          <w:i/>
-          <w:iCs/>
-          <w:sz w:val="21"/>
-          <w:szCs w:val="21"/>
-        </w:rPr>
-        <w:t xml:space="preserve"> – </w:t>
-      </w:r>
-      <w:r>
-        <w:rPr>
-          <w:rFonts w:ascii="Garamond" w:hAnsi="Garamond" w:cs="Arial"/>
-          <w:bCs/>
-          <w:i/>
-          <w:iCs/>
-          <w:sz w:val="21"/>
-          <w:szCs w:val="21"/>
-        </w:rPr>
-        <w:t>January 2022</w:t>
-      </w:r>
-    </w:p>
-    <w:p>
-      <w:pPr>
-        <w:pStyle w:val="ListParagraph"/>
-        <w:numPr>
-          <w:ilvl w:val="0"/>
-          <w:numId w:val="1"/>
-        </w:numPr>
-        <w:tabs>
-          <w:tab w:val="right" w:pos="10440"/>
-        </w:tabs>
-        <w:spacing w:after="0" w:line="276" w:lineRule="auto"/>
-        <w:rPr>
-          <w:rFonts w:ascii="Garamond" w:hAnsi="Garamond" w:cs="Arial"/>
-          <w:sz w:val="21"/>
-          <w:szCs w:val="21"/>
-        </w:rPr>
-      </w:pPr>
-      <w:r>
-        <w:rPr>
-          <w:rFonts w:ascii="Garamond" w:hAnsi="Garamond" w:cs="Arial"/>
-          <w:sz w:val="21"/>
-          <w:szCs w:val="21"/>
-        </w:rPr>
-        <w:t>Led</w:t>
-      </w:r>
-      <w:r>
-        <w:rPr>
-          <w:rFonts w:ascii="Garamond" w:hAnsi="Garamond" w:cs="Arial"/>
-          <w:sz w:val="21"/>
-          <w:szCs w:val="21"/>
-        </w:rPr>
-        <w:t xml:space="preserve"> 4-person team to design and build teleoperated Santa robot to distribute presents to miniature houses; </w:t>
-      </w:r>
-      <w:r>
-        <w:rPr>
-          <w:rFonts w:ascii="Garamond" w:hAnsi="Garamond" w:cs="Arial"/>
-          <w:sz w:val="21"/>
-          <w:szCs w:val="21"/>
-        </w:rPr>
-        <w:t>used</w:t>
-      </w:r>
-      <w:r>
-        <w:rPr>
-          <w:rFonts w:ascii="Garamond" w:hAnsi="Garamond" w:cs="Arial"/>
-          <w:sz w:val="21"/>
-          <w:szCs w:val="21"/>
-        </w:rPr>
-        <w:t xml:space="preserve"> </w:t>
-      </w:r>
-      <w:r>
-        <w:rPr>
-          <w:rFonts w:ascii="Garamond" w:hAnsi="Garamond" w:cs="Arial"/>
-          <w:sz w:val="21"/>
-          <w:szCs w:val="21"/>
-        </w:rPr>
-        <w:t xml:space="preserve">Arduino, </w:t>
-      </w:r>
-      <w:r>
-        <w:rPr>
-          <w:rFonts w:ascii="Garamond" w:hAnsi="Garamond" w:cs="Arial"/>
-          <w:sz w:val="21"/>
-          <w:szCs w:val="21"/>
-        </w:rPr>
-        <w:t>soldering, data transmission, and hardware implementatio</w:t>
-      </w:r>
-      <w:r>
-        <w:rPr>
-          <w:rFonts w:ascii="Garamond" w:hAnsi="Garamond" w:cs="Arial"/>
-          <w:sz w:val="21"/>
-          <w:szCs w:val="21"/>
-        </w:rPr>
-        <w:t>n</w:t>
-      </w:r>
+          <w:sz w:val="21"/>
+          <w:szCs w:val="21"/>
+        </w:rPr>
+      </w:pPr>
     </w:p>
     <w:sectPr>
       <w:type w:val="continuous"/>

--- a/Marika_Nishi_Resume.docx
+++ b/Marika_Nishi_Resume.docx
@@ -1454,18 +1454,80 @@
           <w:sz w:val="21"/>
           <w:szCs w:val="21"/>
         </w:rPr>
-        <w:t xml:space="preserve">Collecting datasets on driving simulators for lane following motion control to train event-based policy </w:t>
-      </w:r>
-      <w:proofErr w:type="gramStart"/>
-      <w:r>
-        <w:rPr>
-          <w:rFonts w:ascii="Garamond" w:hAnsi="Garamond" w:cs="Arial"/>
-          <w:sz w:val="21"/>
-          <w:szCs w:val="21"/>
-        </w:rPr>
-        <w:t>model</w:t>
-      </w:r>
-      <w:proofErr w:type="gramEnd"/>
+        <w:t>Collect</w:t>
+      </w:r>
+      <w:r>
+        <w:rPr>
+          <w:rFonts w:ascii="Garamond" w:hAnsi="Garamond" w:cs="Arial"/>
+          <w:sz w:val="21"/>
+          <w:szCs w:val="21"/>
+        </w:rPr>
+        <w:t>ed</w:t>
+      </w:r>
+      <w:r>
+        <w:rPr>
+          <w:rFonts w:ascii="Garamond" w:hAnsi="Garamond" w:cs="Arial"/>
+          <w:sz w:val="21"/>
+          <w:szCs w:val="21"/>
+        </w:rPr>
+        <w:t xml:space="preserve"> datasets</w:t>
+      </w:r>
+      <w:r>
+        <w:rPr>
+          <w:rFonts w:ascii="Garamond" w:hAnsi="Garamond" w:cs="Arial"/>
+          <w:sz w:val="21"/>
+          <w:szCs w:val="21"/>
+        </w:rPr>
+        <w:t xml:space="preserve"> on driving simulator</w:t>
+      </w:r>
+      <w:r>
+        <w:rPr>
+          <w:rFonts w:ascii="Garamond" w:hAnsi="Garamond" w:cs="Arial"/>
+          <w:sz w:val="21"/>
+          <w:szCs w:val="21"/>
+        </w:rPr>
+        <w:t xml:space="preserve"> </w:t>
+      </w:r>
+      <w:r>
+        <w:rPr>
+          <w:rFonts w:ascii="Garamond" w:hAnsi="Garamond" w:cs="Arial"/>
+          <w:sz w:val="21"/>
+          <w:szCs w:val="21"/>
+        </w:rPr>
+        <w:t>and trained machine learning model</w:t>
+      </w:r>
+      <w:r>
+        <w:rPr>
+          <w:rFonts w:ascii="Garamond" w:hAnsi="Garamond" w:cs="Arial"/>
+          <w:sz w:val="21"/>
+          <w:szCs w:val="21"/>
+        </w:rPr>
+        <w:t xml:space="preserve"> </w:t>
+      </w:r>
+      <w:r>
+        <w:rPr>
+          <w:rFonts w:ascii="Garamond" w:hAnsi="Garamond" w:cs="Arial"/>
+          <w:sz w:val="21"/>
+          <w:szCs w:val="21"/>
+        </w:rPr>
+        <w:t>that computed appropriate</w:t>
+      </w:r>
+      <w:r>
+        <w:rPr>
+          <w:rFonts w:ascii="Garamond" w:hAnsi="Garamond" w:cs="Arial"/>
+          <w:sz w:val="21"/>
+          <w:szCs w:val="21"/>
+        </w:rPr>
+        <w:t xml:space="preserve"> motion control</w:t>
+      </w:r>
+      <w:r>
+        <w:rPr>
+          <w:rFonts w:ascii="Garamond" w:hAnsi="Garamond" w:cs="Arial"/>
+          <w:sz w:val="21"/>
+          <w:szCs w:val="21"/>
+        </w:rPr>
+        <w:t xml:space="preserve"> from event camera images</w:t>
+      </w:r>
     </w:p>
     <w:p>
       <w:pPr>
@@ -3165,16 +3227,7 @@
           <w:sz w:val="21"/>
           <w:szCs w:val="21"/>
         </w:rPr>
-        <w:t xml:space="preserve"> Extended Kalman </w:t>
-      </w:r>
-      <w:proofErr w:type="gramStart"/>
-      <w:r>
-        <w:rPr>
-          <w:rFonts w:ascii="Garamond" w:hAnsi="Garamond" w:cs="Arial"/>
-          <w:sz w:val="21"/>
-          <w:szCs w:val="21"/>
-        </w:rPr>
-        <w:t>Filter</w:t>
+        <w:t xml:space="preserve"> Extended Kalman Filter</w:t>
       </w:r>
       <w:r>
         <w:rPr>
@@ -3184,7 +3237,6 @@
         </w:rPr>
         <w:t>;</w:t>
       </w:r>
-      <w:proofErr w:type="gramEnd"/>
       <w:r>
         <w:rPr>
           <w:rFonts w:ascii="Garamond" w:hAnsi="Garamond" w:cs="Arial"/>
@@ -3254,21 +3306,6 @@
     </w:p>
     <w:p>
       <w:pPr>
-        <w:tabs>
-          <w:tab w:val="right" w:pos="10440"/>
-        </w:tabs>
-        <w:spacing w:after="0" w:line="276" w:lineRule="auto"/>
-        <w:rPr>
-          <w:rFonts w:ascii="Garamond" w:hAnsi="Garamond" w:cs="Arial"/>
-          <w:bCs/>
-          <w:sz w:val="21"/>
-          <w:szCs w:val="21"/>
-        </w:rPr>
-      </w:pPr>
-    </w:p>
-    <w:p>
-      <w:pPr>
-        <w:pStyle w:val="ListParagraph"/>
         <w:tabs>
           <w:tab w:val="right" w:pos="10440"/>
         </w:tabs>
@@ -4490,15 +4527,6 @@
 </file>
 
 <file path=customXml/item1.xml><?xml version="1.0" encoding="utf-8"?>
-<?mso-contentType ?>
-<FormTemplates xmlns="http://schemas.microsoft.com/sharepoint/v3/contenttype/forms">
-  <Display>DocumentLibraryForm</Display>
-  <Edit>DocumentLibraryForm</Edit>
-  <New>DocumentLibraryForm</New>
-</FormTemplates>
-</file>
-
-<file path=customXml/item2.xml><?xml version="1.0" encoding="utf-8"?>
 <ct:contentTypeSchema xmlns:ct="http://schemas.microsoft.com/office/2006/metadata/contentType" xmlns:ma="http://schemas.microsoft.com/office/2006/metadata/properties/metaAttributes" ct:_="" ma:_="" ma:contentTypeName="Document" ma:contentTypeID="0x010100E00F7205C82CFC49993A09459E403F9D" ma:contentTypeVersion="11" ma:contentTypeDescription="Create a new document." ma:contentTypeScope="" ma:versionID="15ca1506d9d0bc3d30df8ed0110f0d4e">
   <xsd:schema xmlns:xsd="http://www.w3.org/2001/XMLSchema" xmlns:xs="http://www.w3.org/2001/XMLSchema" xmlns:p="http://schemas.microsoft.com/office/2006/metadata/properties" xmlns:ns2="8f1b7c86-42c5-4929-b887-8cfd13270314" xmlns:ns3="671c1944-cc4f-476c-949f-52559c641db4" targetNamespace="http://schemas.microsoft.com/office/2006/metadata/properties" ma:root="true" ma:fieldsID="db6c2aada95e6879eb2870ebec6b4aa1" ns2:_="" ns3:_="">
     <xsd:import namespace="8f1b7c86-42c5-4929-b887-8cfd13270314"/>
@@ -4709,15 +4737,16 @@
 </ct:contentTypeSchema>
 </file>
 
-<file path=customXml/itemProps1.xml><?xml version="1.0" encoding="utf-8"?>
-<ds:datastoreItem xmlns:ds="http://schemas.openxmlformats.org/officeDocument/2006/customXml" ds:itemID="{8E8AFA64-578D-46FF-A288-428D1FA7C9F1}">
-  <ds:schemaRefs>
-    <ds:schemaRef ds:uri="http://schemas.microsoft.com/sharepoint/v3/contenttype/forms"/>
-  </ds:schemaRefs>
-</ds:datastoreItem>
+<file path=customXml/item2.xml><?xml version="1.0" encoding="utf-8"?>
+<?mso-contentType ?>
+<FormTemplates xmlns="http://schemas.microsoft.com/sharepoint/v3/contenttype/forms">
+  <Display>DocumentLibraryForm</Display>
+  <Edit>DocumentLibraryForm</Edit>
+  <New>DocumentLibraryForm</New>
+</FormTemplates>
 </file>
 
-<file path=customXml/itemProps2.xml><?xml version="1.0" encoding="utf-8"?>
+<file path=customXml/itemProps1.xml><?xml version="1.0" encoding="utf-8"?>
 <ds:datastoreItem xmlns:ds="http://schemas.openxmlformats.org/officeDocument/2006/customXml" ds:itemID="{5ECCFF00-82E4-439E-8D62-678F77120EF2}">
   <ds:schemaRefs>
     <ds:schemaRef ds:uri="http://schemas.microsoft.com/office/2006/metadata/contentType"/>
@@ -4734,4 +4763,12 @@
     <ds:schemaRef ds:uri="http://schemas.microsoft.com/internal/obd"/>
   </ds:schemaRefs>
 </ds:datastoreItem>
+</file>
+
+<file path=customXml/itemProps2.xml><?xml version="1.0" encoding="utf-8"?>
+<ds:datastoreItem xmlns:ds="http://schemas.openxmlformats.org/officeDocument/2006/customXml" ds:itemID="{8E8AFA64-578D-46FF-A288-428D1FA7C9F1}">
+  <ds:schemaRefs>
+    <ds:schemaRef ds:uri="http://schemas.microsoft.com/sharepoint/v3/contenttype/forms"/>
+  </ds:schemaRefs>
+</ds:datastoreItem>
 </file>
--- a/Marika_Nishi_Resume.docx
+++ b/Marika_Nishi_Resume.docx
@@ -116,7 +116,27 @@
             <w:sz w:val="18"/>
             <w:szCs w:val="18"/>
           </w:rPr>
-          <w:t>https://www.linkedin.com/in/marika-nishi-532675322/</w:t>
+          <w:t>linkedin.com/in/</w:t>
+        </w:r>
+        <w:proofErr w:type="spellStart"/>
+        <w:r>
+          <w:rPr>
+            <w:rStyle w:val="Hyperlink"/>
+            <w:rFonts w:ascii="Garamond" w:hAnsi="Garamond" w:cs="Arial"/>
+            <w:sz w:val="18"/>
+            <w:szCs w:val="18"/>
+          </w:rPr>
+          <w:t>marika-nishi</w:t>
+        </w:r>
+        <w:proofErr w:type="spellEnd"/>
+        <w:r>
+          <w:rPr>
+            <w:rStyle w:val="Hyperlink"/>
+            <w:rFonts w:ascii="Garamond" w:hAnsi="Garamond" w:cs="Arial"/>
+            <w:sz w:val="18"/>
+            <w:szCs w:val="18"/>
+          </w:rPr>
+          <w:t>/</w:t>
         </w:r>
       </w:hyperlink>
       <w:r>
@@ -135,7 +155,7 @@
             <w:sz w:val="18"/>
             <w:szCs w:val="18"/>
           </w:rPr>
-          <w:t>https://github.com/marika340</w:t>
+          <w:t>github.com/marika340</w:t>
         </w:r>
       </w:hyperlink>
       <w:r>
@@ -1037,6 +1057,14 @@
           <w:sz w:val="21"/>
           <w:szCs w:val="21"/>
         </w:rPr>
+        <w:t xml:space="preserve">Deep Generative Models; </w:t>
+      </w:r>
+      <w:r>
+        <w:rPr>
+          <w:rFonts w:ascii="Garamond" w:hAnsi="Garamond" w:cs="Arial"/>
+          <w:sz w:val="21"/>
+          <w:szCs w:val="21"/>
+        </w:rPr>
         <w:t>F1</w:t>
       </w:r>
       <w:r>
@@ -1253,7 +1281,7 @@
           <w:sz w:val="21"/>
           <w:szCs w:val="21"/>
         </w:rPr>
-        <w:t>Summer Research Intern,</w:t>
+        <w:t>Research Intern,</w:t>
       </w:r>
       <w:r>
         <w:rPr>
@@ -1331,7 +1359,7 @@
           <w:sz w:val="21"/>
           <w:szCs w:val="21"/>
         </w:rPr>
-        <w:t>Implemented</w:t>
+        <w:t>Implement</w:t>
       </w:r>
       <w:r>
         <w:rPr>
@@ -1454,23 +1482,7 @@
           <w:sz w:val="21"/>
           <w:szCs w:val="21"/>
         </w:rPr>
-        <w:t>Collect</w:t>
-      </w:r>
-      <w:r>
-        <w:rPr>
-          <w:rFonts w:ascii="Garamond" w:hAnsi="Garamond" w:cs="Arial"/>
-          <w:sz w:val="21"/>
-          <w:szCs w:val="21"/>
-        </w:rPr>
-        <w:t>ed</w:t>
-      </w:r>
-      <w:r>
-        <w:rPr>
-          <w:rFonts w:ascii="Garamond" w:hAnsi="Garamond" w:cs="Arial"/>
-          <w:sz w:val="21"/>
-          <w:szCs w:val="21"/>
-        </w:rPr>
-        <w:t xml:space="preserve"> datasets</w:t>
+        <w:t>Collect datasets</w:t>
       </w:r>
       <w:r>
         <w:rPr>
@@ -1494,7 +1506,7 @@
           <w:sz w:val="21"/>
           <w:szCs w:val="21"/>
         </w:rPr>
-        <w:t>and trained machine learning model</w:t>
+        <w:t>and train machine learning model</w:t>
       </w:r>
       <w:r>
         <w:rPr>
@@ -1634,7 +1646,7 @@
           <w:sz w:val="21"/>
           <w:szCs w:val="21"/>
         </w:rPr>
-        <w:t>Current</w:t>
+        <w:t>August 2025</w:t>
       </w:r>
     </w:p>
     <w:p>
@@ -1699,7 +1711,25 @@
           <w:sz w:val="21"/>
           <w:szCs w:val="21"/>
         </w:rPr>
-        <w:t xml:space="preserve"> computer vision system that detected surgical needle posture</w:t>
+        <w:t xml:space="preserve"> computer vision system that detect</w:t>
+      </w:r>
+      <w:r>
+        <w:rPr>
+          <w:rFonts w:ascii="Garamond" w:hAnsi="Garamond" w:cs="Arial"/>
+          <w:bCs/>
+          <w:sz w:val="21"/>
+          <w:szCs w:val="21"/>
+        </w:rPr>
+        <w:t>s</w:t>
+      </w:r>
+      <w:r>
+        <w:rPr>
+          <w:rFonts w:ascii="Garamond" w:hAnsi="Garamond" w:cs="Arial"/>
+          <w:bCs/>
+          <w:sz w:val="21"/>
+          <w:szCs w:val="21"/>
+        </w:rPr>
+        <w:t xml:space="preserve"> surgical needle posture</w:t>
       </w:r>
       <w:r>
         <w:rPr>
@@ -2786,7 +2816,7 @@
           <w:sz w:val="21"/>
           <w:szCs w:val="21"/>
         </w:rPr>
-        <w:t>, LiDAR</w:t>
+        <w:t>2</w:t>
       </w:r>
       <w:r>
         <w:rPr>
@@ -2844,7 +2874,7 @@
           <w:sz w:val="21"/>
           <w:szCs w:val="21"/>
         </w:rPr>
-        <w:t>Present</w:t>
+        <w:t>May 2025</w:t>
       </w:r>
     </w:p>
     <w:p>
@@ -3303,19 +3333,6 @@
         </w:rPr>
         <w:t>, and IMU to collect and integrate data into system development</w:t>
       </w:r>
-    </w:p>
-    <w:p>
-      <w:pPr>
-        <w:tabs>
-          <w:tab w:val="right" w:pos="10440"/>
-        </w:tabs>
-        <w:spacing w:after="0" w:line="276" w:lineRule="auto"/>
-        <w:rPr>
-          <w:rFonts w:ascii="Garamond" w:hAnsi="Garamond" w:cs="Arial"/>
-          <w:sz w:val="21"/>
-          <w:szCs w:val="21"/>
-        </w:rPr>
-      </w:pPr>
     </w:p>
     <w:sectPr>
       <w:type w:val="continuous"/>
@@ -4228,6 +4245,18 @@
       <w:szCs w:val="24"/>
     </w:rPr>
   </w:style>
+  <w:style w:type="character" w:styleId="FollowedHyperlink">
+    <w:name w:val="FollowedHyperlink"/>
+    <w:basedOn w:val="DefaultParagraphFont"/>
+    <w:uiPriority w:val="99"/>
+    <w:semiHidden/>
+    <w:unhideWhenUsed/>
+    <w:rsid w:val="0010624B"/>
+    <w:rPr>
+      <w:color w:val="954F72" w:themeColor="followedHyperlink"/>
+      <w:u w:val="single"/>
+    </w:rPr>
+  </w:style>
 </w:styles>
 </file>
 

--- a/Marika_Nishi_Resume.docx
+++ b/Marika_Nishi_Resume.docx
@@ -21,6 +21,21 @@
           <w:sz w:val="40"/>
         </w:rPr>
         <w:t>Marika Nishi</w:t>
+      </w:r>
+      <w:r>
+        <w:rPr>
+          <w:rFonts w:ascii="Times New Roman" w:hAnsi="Times New Roman" w:cs="Times New Roman"/>
+          <w:sz w:val="40"/>
+        </w:rPr>
+        <w:t xml:space="preserve"> </w:t>
+      </w:r>
+      <w:r>
+        <w:rPr>
+          <w:rFonts w:ascii="Times New Roman" w:hAnsi="Times New Roman" w:cs="Times New Roman"/>
+          <w:sz w:val="18"/>
+          <w:szCs w:val="8"/>
+        </w:rPr>
+        <w:t>Software Engineer - Perception Scene Understanding</w:t>
       </w:r>
     </w:p>
     <w:p>
@@ -490,7 +505,18 @@
           <w:sz w:val="21"/>
           <w:szCs w:val="21"/>
         </w:rPr>
-        <w:t>22</w:t>
+        <w:t>2</w:t>
+      </w:r>
+      <w:r>
+        <w:rPr>
+          <w:rFonts w:ascii="Garamond" w:hAnsi="Garamond" w:cs="Arial"/>
+          <w:bCs/>
+          <w:i/>
+          <w:iCs/>
+          <w:sz w:val="21"/>
+          <w:szCs w:val="21"/>
+        </w:rPr>
+        <w:t>3</w:t>
       </w:r>
     </w:p>
     <w:p>
@@ -728,12 +754,46 @@
           <w:sz w:val="21"/>
           <w:szCs w:val="21"/>
         </w:rPr>
+        <w:t xml:space="preserve">Simulator, </w:t>
+      </w:r>
+      <w:r>
+        <w:rPr>
+          <w:rFonts w:ascii="Garamond" w:hAnsi="Garamond" w:cs="Arial"/>
+          <w:sz w:val="21"/>
+          <w:szCs w:val="21"/>
+        </w:rPr>
         <w:t xml:space="preserve">Software development, Embedded software, Vehicle software, </w:t>
       </w:r>
+      <w:r>
+        <w:rPr>
+          <w:rFonts w:ascii="Garamond" w:hAnsi="Garamond" w:cs="Arial"/>
+          <w:sz w:val="21"/>
+          <w:szCs w:val="21"/>
+        </w:rPr>
+        <w:t xml:space="preserve">Neural </w:t>
+      </w:r>
       <w:proofErr w:type="spellStart"/>
       <w:r>
         <w:rPr>
           <w:rFonts w:ascii="Garamond" w:hAnsi="Garamond" w:cs="Arial"/>
+          <w:sz w:val="21"/>
+          <w:szCs w:val="21"/>
+        </w:rPr>
+        <w:t>Netowrks</w:t>
+      </w:r>
+      <w:proofErr w:type="spellEnd"/>
+      <w:r>
+        <w:rPr>
+          <w:rFonts w:ascii="Garamond" w:hAnsi="Garamond" w:cs="Arial"/>
+          <w:sz w:val="21"/>
+          <w:szCs w:val="21"/>
+        </w:rPr>
+        <w:t xml:space="preserve">, </w:t>
+      </w:r>
+      <w:proofErr w:type="spellStart"/>
+      <w:r>
+        <w:rPr>
+          <w:rFonts w:ascii="Garamond" w:hAnsi="Garamond" w:cs="Arial"/>
           <w:iCs/>
           <w:sz w:val="21"/>
           <w:szCs w:val="21"/>
@@ -749,22 +809,6 @@
           <w:szCs w:val="21"/>
         </w:rPr>
         <w:t xml:space="preserve">, Arduino IDE, </w:t>
-      </w:r>
-      <w:r>
-        <w:rPr>
-          <w:rFonts w:ascii="Garamond" w:hAnsi="Garamond" w:cs="Arial"/>
-          <w:sz w:val="21"/>
-          <w:szCs w:val="21"/>
-        </w:rPr>
-        <w:t>Simulator</w:t>
-      </w:r>
-      <w:r>
-        <w:rPr>
-          <w:rFonts w:ascii="Garamond" w:hAnsi="Garamond" w:cs="Arial"/>
-          <w:sz w:val="21"/>
-          <w:szCs w:val="21"/>
-        </w:rPr>
-        <w:t xml:space="preserve">, </w:t>
       </w:r>
       <w:r>
         <w:rPr>
@@ -863,14 +907,6 @@
           <w:sz w:val="21"/>
           <w:szCs w:val="21"/>
         </w:rPr>
-        <w:t xml:space="preserve">Additive manufacturing, </w:t>
-      </w:r>
-      <w:r>
-        <w:rPr>
-          <w:rFonts w:ascii="Garamond" w:hAnsi="Garamond" w:cs="Arial"/>
-          <w:sz w:val="21"/>
-          <w:szCs w:val="21"/>
-        </w:rPr>
         <w:t xml:space="preserve">CAD, Statistics, 3D Printing, </w:t>
       </w:r>
       <w:r>
@@ -896,6 +932,14 @@
           <w:szCs w:val="21"/>
         </w:rPr>
         <w:t>, RGB camera, GPS</w:t>
+      </w:r>
+      <w:r>
+        <w:rPr>
+          <w:rFonts w:ascii="Garamond" w:hAnsi="Garamond" w:cs="Arial"/>
+          <w:sz w:val="21"/>
+          <w:szCs w:val="21"/>
+        </w:rPr>
+        <w:t>, Additive Manufacturing</w:t>
       </w:r>
     </w:p>
     <w:p>
@@ -1332,7 +1376,7 @@
           <w:sz w:val="21"/>
           <w:szCs w:val="21"/>
         </w:rPr>
-        <w:t>Current</w:t>
+        <w:t>Present</w:t>
       </w:r>
     </w:p>
     <w:p>
@@ -1506,7 +1550,23 @@
           <w:sz w:val="21"/>
           <w:szCs w:val="21"/>
         </w:rPr>
-        <w:t>and train machine learning model</w:t>
+        <w:t xml:space="preserve">and train </w:t>
+      </w:r>
+      <w:r>
+        <w:rPr>
+          <w:rFonts w:ascii="Garamond" w:hAnsi="Garamond" w:cs="Arial"/>
+          <w:sz w:val="21"/>
+          <w:szCs w:val="21"/>
+        </w:rPr>
+        <w:t>vision transformer</w:t>
+      </w:r>
+      <w:r>
+        <w:rPr>
+          <w:rFonts w:ascii="Garamond" w:hAnsi="Garamond" w:cs="Arial"/>
+          <w:sz w:val="21"/>
+          <w:szCs w:val="21"/>
+        </w:rPr>
+        <w:t xml:space="preserve"> model</w:t>
       </w:r>
       <w:r>
         <w:rPr>
@@ -1539,6 +1599,14 @@
           <w:szCs w:val="21"/>
         </w:rPr>
         <w:t xml:space="preserve"> from event camera images</w:t>
+      </w:r>
+      <w:r>
+        <w:rPr>
+          <w:rFonts w:ascii="Garamond" w:hAnsi="Garamond" w:cs="Arial"/>
+          <w:sz w:val="21"/>
+          <w:szCs w:val="21"/>
+        </w:rPr>
+        <w:t>; improve data generation process efficiency by removing redundancy, cutting time by 70 %</w:t>
       </w:r>
     </w:p>
     <w:p>
@@ -1674,7 +1742,250 @@
           <w:sz w:val="21"/>
           <w:szCs w:val="21"/>
         </w:rPr>
-        <w:t>Migrated ROS1 codes to ROS2</w:t>
+        <w:t>Built</w:t>
+      </w:r>
+      <w:r>
+        <w:rPr>
+          <w:rFonts w:ascii="Garamond" w:hAnsi="Garamond" w:cs="Arial"/>
+          <w:bCs/>
+          <w:sz w:val="21"/>
+          <w:szCs w:val="21"/>
+        </w:rPr>
+        <w:t xml:space="preserve"> computer vision system that detect</w:t>
+      </w:r>
+      <w:r>
+        <w:rPr>
+          <w:rFonts w:ascii="Garamond" w:hAnsi="Garamond" w:cs="Arial"/>
+          <w:bCs/>
+          <w:sz w:val="21"/>
+          <w:szCs w:val="21"/>
+        </w:rPr>
+        <w:t>ed</w:t>
+      </w:r>
+      <w:r>
+        <w:rPr>
+          <w:rFonts w:ascii="Garamond" w:hAnsi="Garamond" w:cs="Arial"/>
+          <w:bCs/>
+          <w:sz w:val="21"/>
+          <w:szCs w:val="21"/>
+        </w:rPr>
+        <w:t xml:space="preserve"> surgical needle posture</w:t>
+      </w:r>
+      <w:r>
+        <w:rPr>
+          <w:rFonts w:ascii="Garamond" w:hAnsi="Garamond" w:cs="Arial"/>
+          <w:bCs/>
+          <w:sz w:val="21"/>
+          <w:szCs w:val="21"/>
+        </w:rPr>
+        <w:t xml:space="preserve"> using color </w:t>
+      </w:r>
+      <w:r>
+        <w:rPr>
+          <w:rFonts w:ascii="Garamond" w:hAnsi="Garamond" w:cs="Arial"/>
+          <w:bCs/>
+          <w:sz w:val="21"/>
+          <w:szCs w:val="21"/>
+        </w:rPr>
+        <w:t>identification</w:t>
+      </w:r>
+      <w:r>
+        <w:rPr>
+          <w:rFonts w:ascii="Garamond" w:hAnsi="Garamond" w:cs="Arial"/>
+          <w:bCs/>
+          <w:sz w:val="21"/>
+          <w:szCs w:val="21"/>
+        </w:rPr>
+        <w:t xml:space="preserve"> and April Tag</w:t>
+      </w:r>
+    </w:p>
+    <w:p>
+      <w:pPr>
+        <w:tabs>
+          <w:tab w:val="right" w:pos="10440"/>
+        </w:tabs>
+        <w:spacing w:after="0" w:line="276" w:lineRule="auto"/>
+        <w:rPr>
+          <w:rFonts w:ascii="Garamond" w:hAnsi="Garamond" w:cs="Arial"/>
+          <w:bCs/>
+          <w:sz w:val="21"/>
+          <w:szCs w:val="21"/>
+        </w:rPr>
+      </w:pPr>
+    </w:p>
+    <w:p>
+      <w:pPr>
+        <w:tabs>
+          <w:tab w:val="right" w:pos="10440"/>
+        </w:tabs>
+        <w:spacing w:after="0" w:line="276" w:lineRule="auto"/>
+        <w:rPr>
+          <w:rFonts w:ascii="Garamond" w:hAnsi="Garamond" w:cs="Arial"/>
+          <w:b/>
+          <w:sz w:val="21"/>
+          <w:szCs w:val="21"/>
+        </w:rPr>
+      </w:pPr>
+      <w:r>
+        <w:rPr>
+          <w:rFonts w:ascii="Garamond" w:hAnsi="Garamond" w:cs="Arial"/>
+          <w:bCs/>
+          <w:sz w:val="21"/>
+          <w:szCs w:val="21"/>
+        </w:rPr>
+        <w:t>BOSCH</w:t>
+      </w:r>
+      <w:r>
+        <w:rPr>
+          <w:rFonts w:ascii="Garamond" w:hAnsi="Garamond" w:cs="Arial"/>
+          <w:iCs/>
+          <w:sz w:val="21"/>
+          <w:szCs w:val="21"/>
+        </w:rPr>
+        <w:t xml:space="preserve"> | </w:t>
+      </w:r>
+      <w:r>
+        <w:rPr>
+          <w:rFonts w:ascii="Garamond" w:hAnsi="Garamond" w:cs="Arial"/>
+          <w:i/>
+          <w:sz w:val="21"/>
+          <w:szCs w:val="21"/>
+        </w:rPr>
+        <w:t>S</w:t>
+      </w:r>
+      <w:r>
+        <w:rPr>
+          <w:rFonts w:ascii="Garamond" w:hAnsi="Garamond" w:cs="Arial"/>
+          <w:i/>
+          <w:sz w:val="21"/>
+          <w:szCs w:val="21"/>
+        </w:rPr>
+        <w:t>oftware</w:t>
+      </w:r>
+      <w:r>
+        <w:rPr>
+          <w:rFonts w:ascii="Garamond" w:hAnsi="Garamond" w:cs="Arial"/>
+          <w:i/>
+          <w:sz w:val="21"/>
+          <w:szCs w:val="21"/>
+        </w:rPr>
+        <w:t xml:space="preserve"> Intern</w:t>
+      </w:r>
+      <w:r>
+        <w:rPr>
+          <w:rFonts w:ascii="Garamond" w:hAnsi="Garamond" w:cs="Arial"/>
+          <w:bCs/>
+          <w:sz w:val="21"/>
+          <w:szCs w:val="21"/>
+        </w:rPr>
+        <w:t xml:space="preserve">, </w:t>
+      </w:r>
+      <w:r>
+        <w:rPr>
+          <w:rFonts w:ascii="Garamond" w:hAnsi="Garamond" w:cs="Arial"/>
+          <w:sz w:val="21"/>
+          <w:szCs w:val="21"/>
+        </w:rPr>
+        <w:t>Tsuzuki</w:t>
+      </w:r>
+      <w:r>
+        <w:rPr>
+          <w:rFonts w:ascii="Garamond" w:hAnsi="Garamond" w:cs="Arial"/>
+          <w:sz w:val="21"/>
+          <w:szCs w:val="21"/>
+        </w:rPr>
+        <w:t xml:space="preserve">, </w:t>
+      </w:r>
+      <w:r>
+        <w:rPr>
+          <w:rFonts w:ascii="Garamond" w:hAnsi="Garamond" w:cs="Arial"/>
+          <w:sz w:val="21"/>
+          <w:szCs w:val="21"/>
+        </w:rPr>
+        <w:t>Kanagawa</w:t>
+      </w:r>
+      <w:r>
+        <w:rPr>
+          <w:rFonts w:ascii="Garamond" w:hAnsi="Garamond" w:cs="Arial"/>
+          <w:sz w:val="21"/>
+          <w:szCs w:val="21"/>
+        </w:rPr>
+        <w:t>, Japan</w:t>
+      </w:r>
+      <w:r>
+        <w:rPr>
+          <w:rFonts w:ascii="Garamond" w:hAnsi="Garamond" w:cs="Arial"/>
+          <w:b/>
+          <w:sz w:val="21"/>
+          <w:szCs w:val="21"/>
+        </w:rPr>
+        <w:tab/>
+      </w:r>
+      <w:r>
+        <w:rPr>
+          <w:rFonts w:ascii="Garamond" w:hAnsi="Garamond" w:cs="Arial"/>
+          <w:bCs/>
+          <w:i/>
+          <w:iCs/>
+          <w:sz w:val="21"/>
+          <w:szCs w:val="21"/>
+        </w:rPr>
+        <w:t>August</w:t>
+      </w:r>
+      <w:r>
+        <w:rPr>
+          <w:rFonts w:ascii="Garamond" w:hAnsi="Garamond" w:cs="Arial"/>
+          <w:bCs/>
+          <w:i/>
+          <w:iCs/>
+          <w:sz w:val="21"/>
+          <w:szCs w:val="21"/>
+        </w:rPr>
+        <w:t xml:space="preserve"> 2023</w:t>
+      </w:r>
+      <w:r>
+        <w:rPr>
+          <w:rFonts w:ascii="Garamond" w:hAnsi="Garamond" w:cs="Arial"/>
+          <w:bCs/>
+          <w:i/>
+          <w:iCs/>
+          <w:sz w:val="21"/>
+          <w:szCs w:val="21"/>
+        </w:rPr>
+        <w:t xml:space="preserve"> – </w:t>
+      </w:r>
+      <w:r>
+        <w:rPr>
+          <w:rFonts w:ascii="Garamond" w:hAnsi="Garamond" w:cs="Arial"/>
+          <w:bCs/>
+          <w:i/>
+          <w:iCs/>
+          <w:sz w:val="21"/>
+          <w:szCs w:val="21"/>
+        </w:rPr>
+        <w:t>September</w:t>
+      </w:r>
+      <w:r>
+        <w:rPr>
+          <w:rFonts w:ascii="Garamond" w:hAnsi="Garamond" w:cs="Arial"/>
+          <w:bCs/>
+          <w:i/>
+          <w:iCs/>
+          <w:sz w:val="21"/>
+          <w:szCs w:val="21"/>
+        </w:rPr>
+        <w:t xml:space="preserve"> </w:t>
+      </w:r>
+      <w:r>
+        <w:rPr>
+          <w:rFonts w:ascii="Garamond" w:hAnsi="Garamond" w:cs="Arial"/>
+          <w:bCs/>
+          <w:i/>
+          <w:iCs/>
+          <w:sz w:val="21"/>
+          <w:szCs w:val="21"/>
+        </w:rPr>
+        <w:t>2023</w:t>
       </w:r>
     </w:p>
     <w:p>
@@ -1690,247 +2001,31 @@
         <w:spacing w:after="0" w:line="276" w:lineRule="auto"/>
         <w:rPr>
           <w:rFonts w:ascii="Garamond" w:hAnsi="Garamond" w:cs="Arial"/>
-          <w:bCs/>
-          <w:sz w:val="21"/>
-          <w:szCs w:val="21"/>
-        </w:rPr>
-      </w:pPr>
-      <w:r>
-        <w:rPr>
-          <w:rFonts w:ascii="Garamond" w:hAnsi="Garamond" w:cs="Arial"/>
-          <w:bCs/>
-          <w:sz w:val="21"/>
-          <w:szCs w:val="21"/>
-        </w:rPr>
-        <w:t>Building</w:t>
-      </w:r>
-      <w:r>
-        <w:rPr>
-          <w:rFonts w:ascii="Garamond" w:hAnsi="Garamond" w:cs="Arial"/>
-          <w:bCs/>
-          <w:sz w:val="21"/>
-          <w:szCs w:val="21"/>
-        </w:rPr>
-        <w:t xml:space="preserve"> computer vision system that detect</w:t>
-      </w:r>
-      <w:r>
-        <w:rPr>
-          <w:rFonts w:ascii="Garamond" w:hAnsi="Garamond" w:cs="Arial"/>
-          <w:bCs/>
-          <w:sz w:val="21"/>
-          <w:szCs w:val="21"/>
-        </w:rPr>
-        <w:t>s</w:t>
-      </w:r>
-      <w:r>
-        <w:rPr>
-          <w:rFonts w:ascii="Garamond" w:hAnsi="Garamond" w:cs="Arial"/>
-          <w:bCs/>
-          <w:sz w:val="21"/>
-          <w:szCs w:val="21"/>
-        </w:rPr>
-        <w:t xml:space="preserve"> surgical needle posture</w:t>
-      </w:r>
-      <w:r>
-        <w:rPr>
-          <w:rFonts w:ascii="Garamond" w:hAnsi="Garamond" w:cs="Arial"/>
-          <w:bCs/>
-          <w:sz w:val="21"/>
-          <w:szCs w:val="21"/>
-        </w:rPr>
-        <w:t xml:space="preserve"> using color </w:t>
-      </w:r>
-      <w:r>
-        <w:rPr>
-          <w:rFonts w:ascii="Garamond" w:hAnsi="Garamond" w:cs="Arial"/>
-          <w:bCs/>
-          <w:sz w:val="21"/>
-          <w:szCs w:val="21"/>
-        </w:rPr>
-        <w:t>identification</w:t>
-      </w:r>
-      <w:r>
-        <w:rPr>
-          <w:rFonts w:ascii="Garamond" w:hAnsi="Garamond" w:cs="Arial"/>
-          <w:bCs/>
-          <w:sz w:val="21"/>
-          <w:szCs w:val="21"/>
-        </w:rPr>
-        <w:t xml:space="preserve"> and April Tag</w:t>
-      </w:r>
-    </w:p>
-    <w:p>
-      <w:pPr>
-        <w:tabs>
-          <w:tab w:val="right" w:pos="10440"/>
-        </w:tabs>
-        <w:spacing w:after="0" w:line="276" w:lineRule="auto"/>
-        <w:rPr>
-          <w:rFonts w:ascii="Garamond" w:hAnsi="Garamond" w:cs="Arial"/>
-          <w:bCs/>
-          <w:sz w:val="21"/>
-          <w:szCs w:val="21"/>
-        </w:rPr>
-      </w:pPr>
-    </w:p>
-    <w:p>
-      <w:pPr>
-        <w:tabs>
-          <w:tab w:val="right" w:pos="10440"/>
-        </w:tabs>
-        <w:spacing w:after="0" w:line="276" w:lineRule="auto"/>
-        <w:rPr>
-          <w:rFonts w:ascii="Garamond" w:hAnsi="Garamond" w:cs="Arial"/>
-          <w:b/>
-          <w:sz w:val="21"/>
-          <w:szCs w:val="21"/>
-        </w:rPr>
-      </w:pPr>
-      <w:r>
-        <w:rPr>
-          <w:rFonts w:ascii="Garamond" w:hAnsi="Garamond" w:cs="Arial"/>
-          <w:bCs/>
-          <w:sz w:val="21"/>
-          <w:szCs w:val="21"/>
-        </w:rPr>
-        <w:t>BOSCH</w:t>
-      </w:r>
-      <w:r>
-        <w:rPr>
-          <w:rFonts w:ascii="Garamond" w:hAnsi="Garamond" w:cs="Arial"/>
-          <w:iCs/>
-          <w:sz w:val="21"/>
-          <w:szCs w:val="21"/>
-        </w:rPr>
-        <w:t xml:space="preserve"> | </w:t>
-      </w:r>
-      <w:r>
-        <w:rPr>
-          <w:rFonts w:ascii="Garamond" w:hAnsi="Garamond" w:cs="Arial"/>
-          <w:i/>
-          <w:sz w:val="21"/>
-          <w:szCs w:val="21"/>
-        </w:rPr>
-        <w:t>S</w:t>
-      </w:r>
-      <w:r>
-        <w:rPr>
-          <w:rFonts w:ascii="Garamond" w:hAnsi="Garamond" w:cs="Arial"/>
-          <w:i/>
-          <w:sz w:val="21"/>
-          <w:szCs w:val="21"/>
-        </w:rPr>
-        <w:t>oftware</w:t>
-      </w:r>
-      <w:r>
-        <w:rPr>
-          <w:rFonts w:ascii="Garamond" w:hAnsi="Garamond" w:cs="Arial"/>
-          <w:i/>
-          <w:sz w:val="21"/>
-          <w:szCs w:val="21"/>
-        </w:rPr>
-        <w:t xml:space="preserve"> Intern</w:t>
-      </w:r>
-      <w:r>
-        <w:rPr>
-          <w:rFonts w:ascii="Garamond" w:hAnsi="Garamond" w:cs="Arial"/>
-          <w:bCs/>
-          <w:sz w:val="21"/>
-          <w:szCs w:val="21"/>
-        </w:rPr>
-        <w:t xml:space="preserve">, </w:t>
-      </w:r>
-      <w:r>
-        <w:rPr>
-          <w:rFonts w:ascii="Garamond" w:hAnsi="Garamond" w:cs="Arial"/>
-          <w:sz w:val="21"/>
-          <w:szCs w:val="21"/>
-        </w:rPr>
-        <w:t>Tsuzuki</w:t>
-      </w:r>
-      <w:r>
-        <w:rPr>
-          <w:rFonts w:ascii="Garamond" w:hAnsi="Garamond" w:cs="Arial"/>
-          <w:sz w:val="21"/>
-          <w:szCs w:val="21"/>
-        </w:rPr>
-        <w:t xml:space="preserve">, </w:t>
-      </w:r>
-      <w:r>
-        <w:rPr>
-          <w:rFonts w:ascii="Garamond" w:hAnsi="Garamond" w:cs="Arial"/>
-          <w:sz w:val="21"/>
-          <w:szCs w:val="21"/>
-        </w:rPr>
-        <w:t>Kanagawa</w:t>
-      </w:r>
-      <w:r>
-        <w:rPr>
-          <w:rFonts w:ascii="Garamond" w:hAnsi="Garamond" w:cs="Arial"/>
-          <w:sz w:val="21"/>
-          <w:szCs w:val="21"/>
-        </w:rPr>
-        <w:t>, Japan</w:t>
-      </w:r>
-      <w:r>
-        <w:rPr>
-          <w:rFonts w:ascii="Garamond" w:hAnsi="Garamond" w:cs="Arial"/>
-          <w:b/>
-          <w:sz w:val="21"/>
-          <w:szCs w:val="21"/>
-        </w:rPr>
-        <w:tab/>
-      </w:r>
-      <w:r>
-        <w:rPr>
-          <w:rFonts w:ascii="Garamond" w:hAnsi="Garamond" w:cs="Arial"/>
-          <w:bCs/>
-          <w:i/>
-          <w:iCs/>
-          <w:sz w:val="21"/>
-          <w:szCs w:val="21"/>
-        </w:rPr>
-        <w:t>August</w:t>
-      </w:r>
-      <w:r>
-        <w:rPr>
-          <w:rFonts w:ascii="Garamond" w:hAnsi="Garamond" w:cs="Arial"/>
-          <w:bCs/>
-          <w:i/>
-          <w:iCs/>
-          <w:sz w:val="21"/>
-          <w:szCs w:val="21"/>
-        </w:rPr>
-        <w:t xml:space="preserve"> 2023</w:t>
-      </w:r>
-      <w:r>
-        <w:rPr>
-          <w:rFonts w:ascii="Garamond" w:hAnsi="Garamond" w:cs="Arial"/>
-          <w:bCs/>
-          <w:i/>
-          <w:iCs/>
-          <w:sz w:val="21"/>
-          <w:szCs w:val="21"/>
-        </w:rPr>
-        <w:t xml:space="preserve"> – </w:t>
-      </w:r>
-      <w:r>
-        <w:rPr>
-          <w:rFonts w:ascii="Garamond" w:hAnsi="Garamond" w:cs="Arial"/>
-          <w:bCs/>
-          <w:i/>
-          <w:iCs/>
-          <w:sz w:val="21"/>
-          <w:szCs w:val="21"/>
-        </w:rPr>
-        <w:t>September</w:t>
-      </w:r>
-      <w:r>
-        <w:rPr>
-          <w:rFonts w:ascii="Garamond" w:hAnsi="Garamond" w:cs="Arial"/>
-          <w:bCs/>
-          <w:i/>
-          <w:iCs/>
+          <w:sz w:val="21"/>
+          <w:szCs w:val="21"/>
+        </w:rPr>
+      </w:pPr>
+      <w:r>
+        <w:rPr>
+          <w:rFonts w:ascii="Garamond" w:hAnsi="Garamond" w:cs="Arial"/>
+          <w:sz w:val="21"/>
+          <w:szCs w:val="21"/>
+        </w:rPr>
+        <w:t xml:space="preserve">Designed and built </w:t>
+      </w:r>
+      <w:proofErr w:type="gramStart"/>
+      <w:r>
+        <w:rPr>
+          <w:rFonts w:ascii="Garamond" w:hAnsi="Garamond" w:cs="Arial"/>
+          <w:sz w:val="21"/>
+          <w:szCs w:val="21"/>
+        </w:rPr>
+        <w:t>map</w:t>
+      </w:r>
+      <w:proofErr w:type="gramEnd"/>
+      <w:r>
+        <w:rPr>
+          <w:rFonts w:ascii="Garamond" w:hAnsi="Garamond" w:cs="Arial"/>
           <w:sz w:val="21"/>
           <w:szCs w:val="21"/>
         </w:rPr>
@@ -1939,13 +2034,82 @@
       <w:r>
         <w:rPr>
           <w:rFonts w:ascii="Garamond" w:hAnsi="Garamond" w:cs="Arial"/>
-          <w:bCs/>
-          <w:i/>
-          <w:iCs/>
-          <w:sz w:val="21"/>
-          <w:szCs w:val="21"/>
-        </w:rPr>
-        <w:t>2023</w:t>
+          <w:sz w:val="21"/>
+          <w:szCs w:val="21"/>
+        </w:rPr>
+        <w:t xml:space="preserve">to enhance autonomous driving by visualizing key information, such as </w:t>
+      </w:r>
+      <w:r>
+        <w:rPr>
+          <w:rFonts w:ascii="Garamond" w:hAnsi="Garamond" w:cs="Arial"/>
+          <w:sz w:val="21"/>
+          <w:szCs w:val="21"/>
+        </w:rPr>
+        <w:t xml:space="preserve">routes and </w:t>
+      </w:r>
+      <w:r>
+        <w:rPr>
+          <w:rFonts w:ascii="Garamond" w:hAnsi="Garamond" w:cs="Arial"/>
+          <w:sz w:val="21"/>
+          <w:szCs w:val="21"/>
+        </w:rPr>
+        <w:t xml:space="preserve">vehicle </w:t>
+      </w:r>
+      <w:r>
+        <w:rPr>
+          <w:rFonts w:ascii="Garamond" w:hAnsi="Garamond" w:cs="Arial"/>
+          <w:sz w:val="21"/>
+          <w:szCs w:val="21"/>
+        </w:rPr>
+        <w:t>state</w:t>
+      </w:r>
+      <w:r>
+        <w:rPr>
+          <w:rFonts w:ascii="Garamond" w:hAnsi="Garamond" w:cs="Arial"/>
+          <w:sz w:val="21"/>
+          <w:szCs w:val="21"/>
+        </w:rPr>
+        <w:t xml:space="preserve"> using MATLAB</w:t>
+      </w:r>
+      <w:r>
+        <w:rPr>
+          <w:rFonts w:ascii="Garamond" w:hAnsi="Garamond" w:cs="Arial"/>
+          <w:sz w:val="21"/>
+          <w:szCs w:val="21"/>
+        </w:rPr>
+        <w:t xml:space="preserve">; helped company’s </w:t>
+      </w:r>
+      <w:r>
+        <w:rPr>
+          <w:rFonts w:ascii="Garamond" w:hAnsi="Garamond" w:cs="Arial"/>
+          <w:sz w:val="21"/>
+          <w:szCs w:val="21"/>
+        </w:rPr>
+        <w:t>engineers</w:t>
+      </w:r>
+      <w:r>
+        <w:rPr>
+          <w:rFonts w:ascii="Garamond" w:hAnsi="Garamond" w:cs="Arial"/>
+          <w:sz w:val="21"/>
+          <w:szCs w:val="21"/>
+        </w:rPr>
+        <w:t xml:space="preserve"> </w:t>
+      </w:r>
+      <w:r>
+        <w:rPr>
+          <w:rFonts w:ascii="Garamond" w:hAnsi="Garamond" w:cs="Arial"/>
+          <w:sz w:val="21"/>
+          <w:szCs w:val="21"/>
+        </w:rPr>
+        <w:t>understand signals sent from cars</w:t>
+      </w:r>
+      <w:r>
+        <w:rPr>
+          <w:rFonts w:ascii="Garamond" w:hAnsi="Garamond" w:cs="Arial"/>
+          <w:sz w:val="21"/>
+          <w:szCs w:val="21"/>
+        </w:rPr>
+        <w:t xml:space="preserve"> visually</w:t>
       </w:r>
     </w:p>
     <w:p>
@@ -1971,7 +2135,71 @@
           <w:sz w:val="21"/>
           <w:szCs w:val="21"/>
         </w:rPr>
-        <w:t xml:space="preserve">Designed and built </w:t>
+        <w:t>Improved</w:t>
+      </w:r>
+      <w:r>
+        <w:rPr>
+          <w:rFonts w:ascii="Garamond" w:hAnsi="Garamond" w:cs="Arial"/>
+          <w:sz w:val="21"/>
+          <w:szCs w:val="21"/>
+        </w:rPr>
+        <w:t xml:space="preserve"> BOSCH’s</w:t>
+      </w:r>
+      <w:r>
+        <w:rPr>
+          <w:rFonts w:ascii="Garamond" w:hAnsi="Garamond" w:cs="Arial"/>
+          <w:sz w:val="21"/>
+          <w:szCs w:val="21"/>
+        </w:rPr>
+        <w:t xml:space="preserve"> </w:t>
+      </w:r>
+      <w:r>
+        <w:rPr>
+          <w:rFonts w:ascii="Garamond" w:hAnsi="Garamond" w:cs="Arial"/>
+          <w:sz w:val="21"/>
+          <w:szCs w:val="21"/>
+        </w:rPr>
+        <w:t>software</w:t>
+      </w:r>
+      <w:r>
+        <w:rPr>
+          <w:rFonts w:ascii="Garamond" w:hAnsi="Garamond" w:cs="Arial"/>
+          <w:sz w:val="21"/>
+          <w:szCs w:val="21"/>
+        </w:rPr>
+        <w:t xml:space="preserve"> that processed </w:t>
+      </w:r>
+      <w:r>
+        <w:rPr>
+          <w:rFonts w:ascii="Garamond" w:hAnsi="Garamond" w:cs="Arial"/>
+          <w:sz w:val="21"/>
+          <w:szCs w:val="21"/>
+        </w:rPr>
+        <w:t xml:space="preserve">location </w:t>
+      </w:r>
+      <w:r>
+        <w:rPr>
+          <w:rFonts w:ascii="Garamond" w:hAnsi="Garamond" w:cs="Arial"/>
+          <w:sz w:val="21"/>
+          <w:szCs w:val="21"/>
+        </w:rPr>
+        <w:t xml:space="preserve">CAN </w:t>
+      </w:r>
+      <w:r>
+        <w:rPr>
+          <w:rFonts w:ascii="Garamond" w:hAnsi="Garamond" w:cs="Arial"/>
+          <w:sz w:val="21"/>
+          <w:szCs w:val="21"/>
+        </w:rPr>
+        <w:t>signals from cars</w:t>
+      </w:r>
+      <w:r>
+        <w:rPr>
+          <w:rFonts w:ascii="Garamond" w:hAnsi="Garamond" w:cs="Arial"/>
+          <w:sz w:val="21"/>
+          <w:szCs w:val="21"/>
+        </w:rPr>
+        <w:t xml:space="preserve"> by fixing CAN signal </w:t>
       </w:r>
       <w:proofErr w:type="gramStart"/>
       <w:r>
@@ -1980,7 +2208,15 @@
           <w:sz w:val="21"/>
           <w:szCs w:val="21"/>
         </w:rPr>
-        <w:t>map</w:t>
+        <w:t>decoding</w:t>
+      </w:r>
+      <w:r>
+        <w:rPr>
+          <w:rFonts w:ascii="Garamond" w:hAnsi="Garamond" w:cs="Arial"/>
+          <w:sz w:val="21"/>
+          <w:szCs w:val="21"/>
+        </w:rPr>
+        <w:t>;</w:t>
       </w:r>
       <w:proofErr w:type="gramEnd"/>
       <w:r>
@@ -1997,55 +2233,7 @@
           <w:sz w:val="21"/>
           <w:szCs w:val="21"/>
         </w:rPr>
-        <w:t xml:space="preserve">to enhance autonomous driving by visualizing key information, such as </w:t>
-      </w:r>
-      <w:r>
-        <w:rPr>
-          <w:rFonts w:ascii="Garamond" w:hAnsi="Garamond" w:cs="Arial"/>
-          <w:sz w:val="21"/>
-          <w:szCs w:val="21"/>
-        </w:rPr>
-        <w:t xml:space="preserve">routes and </w:t>
-      </w:r>
-      <w:r>
-        <w:rPr>
-          <w:rFonts w:ascii="Garamond" w:hAnsi="Garamond" w:cs="Arial"/>
-          <w:sz w:val="21"/>
-          <w:szCs w:val="21"/>
-        </w:rPr>
-        <w:t xml:space="preserve">vehicle </w:t>
-      </w:r>
-      <w:r>
-        <w:rPr>
-          <w:rFonts w:ascii="Garamond" w:hAnsi="Garamond" w:cs="Arial"/>
-          <w:sz w:val="21"/>
-          <w:szCs w:val="21"/>
-        </w:rPr>
-        <w:t>state</w:t>
-      </w:r>
-      <w:r>
-        <w:rPr>
-          <w:rFonts w:ascii="Garamond" w:hAnsi="Garamond" w:cs="Arial"/>
-          <w:sz w:val="21"/>
-          <w:szCs w:val="21"/>
-        </w:rPr>
-        <w:t xml:space="preserve"> using MATLAB</w:t>
-      </w:r>
-      <w:r>
-        <w:rPr>
-          <w:rFonts w:ascii="Garamond" w:hAnsi="Garamond" w:cs="Arial"/>
-          <w:sz w:val="21"/>
-          <w:szCs w:val="21"/>
-        </w:rPr>
-        <w:t xml:space="preserve">; helped company’s </w:t>
-      </w:r>
-      <w:r>
-        <w:rPr>
-          <w:rFonts w:ascii="Garamond" w:hAnsi="Garamond" w:cs="Arial"/>
-          <w:sz w:val="21"/>
-          <w:szCs w:val="21"/>
-        </w:rPr>
-        <w:t>engineers</w:t>
+        <w:t>refined</w:t>
       </w:r>
       <w:r>
         <w:rPr>
@@ -2061,15 +2249,31 @@
           <w:sz w:val="21"/>
           <w:szCs w:val="21"/>
         </w:rPr>
-        <w:t>understand signals sent from cars</w:t>
-      </w:r>
-      <w:r>
-        <w:rPr>
-          <w:rFonts w:ascii="Garamond" w:hAnsi="Garamond" w:cs="Arial"/>
-          <w:sz w:val="21"/>
-          <w:szCs w:val="21"/>
-        </w:rPr>
-        <w:t xml:space="preserve"> visually</w:t>
+        <w:t>accuracy of</w:t>
+      </w:r>
+      <w:r>
+        <w:rPr>
+          <w:rFonts w:ascii="Garamond" w:hAnsi="Garamond" w:cs="Arial"/>
+          <w:sz w:val="21"/>
+          <w:szCs w:val="21"/>
+        </w:rPr>
+        <w:t xml:space="preserve"> </w:t>
+      </w:r>
+      <w:r>
+        <w:rPr>
+          <w:rFonts w:ascii="Garamond" w:hAnsi="Garamond" w:cs="Arial"/>
+          <w:sz w:val="21"/>
+          <w:szCs w:val="21"/>
+        </w:rPr>
+        <w:t>system</w:t>
+      </w:r>
+      <w:r>
+        <w:rPr>
+          <w:rFonts w:ascii="Garamond" w:hAnsi="Garamond" w:cs="Arial"/>
+          <w:sz w:val="21"/>
+          <w:szCs w:val="21"/>
+        </w:rPr>
+        <w:t xml:space="preserve"> outputs</w:t>
       </w:r>
     </w:p>
     <w:p>
@@ -2095,147 +2299,55 @@
           <w:sz w:val="21"/>
           <w:szCs w:val="21"/>
         </w:rPr>
-        <w:t>Improved</w:t>
-      </w:r>
-      <w:r>
-        <w:rPr>
-          <w:rFonts w:ascii="Garamond" w:hAnsi="Garamond" w:cs="Arial"/>
-          <w:sz w:val="21"/>
-          <w:szCs w:val="21"/>
-        </w:rPr>
-        <w:t xml:space="preserve"> BOSCH’s</w:t>
-      </w:r>
-      <w:r>
-        <w:rPr>
-          <w:rFonts w:ascii="Garamond" w:hAnsi="Garamond" w:cs="Arial"/>
-          <w:sz w:val="21"/>
-          <w:szCs w:val="21"/>
-        </w:rPr>
-        <w:t xml:space="preserve"> </w:t>
-      </w:r>
-      <w:r>
-        <w:rPr>
-          <w:rFonts w:ascii="Garamond" w:hAnsi="Garamond" w:cs="Arial"/>
-          <w:sz w:val="21"/>
-          <w:szCs w:val="21"/>
-        </w:rPr>
-        <w:t>software</w:t>
-      </w:r>
-      <w:r>
-        <w:rPr>
-          <w:rFonts w:ascii="Garamond" w:hAnsi="Garamond" w:cs="Arial"/>
-          <w:sz w:val="21"/>
-          <w:szCs w:val="21"/>
-        </w:rPr>
-        <w:t xml:space="preserve"> that </w:t>
-      </w:r>
-      <w:proofErr w:type="gramStart"/>
-      <w:r>
-        <w:rPr>
-          <w:rFonts w:ascii="Garamond" w:hAnsi="Garamond" w:cs="Arial"/>
-          <w:sz w:val="21"/>
-          <w:szCs w:val="21"/>
-        </w:rPr>
-        <w:t>processed</w:t>
-      </w:r>
-      <w:proofErr w:type="gramEnd"/>
-      <w:r>
-        <w:rPr>
-          <w:rFonts w:ascii="Garamond" w:hAnsi="Garamond" w:cs="Arial"/>
-          <w:sz w:val="21"/>
-          <w:szCs w:val="21"/>
-        </w:rPr>
-        <w:t xml:space="preserve"> </w:t>
-      </w:r>
-      <w:r>
-        <w:rPr>
-          <w:rFonts w:ascii="Garamond" w:hAnsi="Garamond" w:cs="Arial"/>
-          <w:sz w:val="21"/>
-          <w:szCs w:val="21"/>
-        </w:rPr>
-        <w:t xml:space="preserve">location </w:t>
-      </w:r>
-      <w:r>
-        <w:rPr>
-          <w:rFonts w:ascii="Garamond" w:hAnsi="Garamond" w:cs="Arial"/>
-          <w:sz w:val="21"/>
-          <w:szCs w:val="21"/>
-        </w:rPr>
-        <w:t xml:space="preserve">CAN </w:t>
-      </w:r>
-      <w:r>
-        <w:rPr>
-          <w:rFonts w:ascii="Garamond" w:hAnsi="Garamond" w:cs="Arial"/>
-          <w:sz w:val="21"/>
-          <w:szCs w:val="21"/>
-        </w:rPr>
-        <w:t xml:space="preserve">signals from </w:t>
-      </w:r>
-      <w:proofErr w:type="gramStart"/>
-      <w:r>
-        <w:rPr>
-          <w:rFonts w:ascii="Garamond" w:hAnsi="Garamond" w:cs="Arial"/>
-          <w:sz w:val="21"/>
-          <w:szCs w:val="21"/>
-        </w:rPr>
-        <w:t>cars;</w:t>
-      </w:r>
-      <w:proofErr w:type="gramEnd"/>
-      <w:r>
-        <w:rPr>
-          <w:rFonts w:ascii="Garamond" w:hAnsi="Garamond" w:cs="Arial"/>
-          <w:sz w:val="21"/>
-          <w:szCs w:val="21"/>
-        </w:rPr>
-        <w:t xml:space="preserve"> </w:t>
-      </w:r>
-      <w:r>
-        <w:rPr>
-          <w:rFonts w:ascii="Garamond" w:hAnsi="Garamond" w:cs="Arial"/>
-          <w:sz w:val="21"/>
-          <w:szCs w:val="21"/>
-        </w:rPr>
-        <w:t>refined</w:t>
-      </w:r>
-      <w:r>
-        <w:rPr>
-          <w:rFonts w:ascii="Garamond" w:hAnsi="Garamond" w:cs="Arial"/>
-          <w:sz w:val="21"/>
-          <w:szCs w:val="21"/>
-        </w:rPr>
-        <w:t xml:space="preserve"> </w:t>
-      </w:r>
-      <w:r>
-        <w:rPr>
-          <w:rFonts w:ascii="Garamond" w:hAnsi="Garamond" w:cs="Arial"/>
-          <w:sz w:val="21"/>
-          <w:szCs w:val="21"/>
-        </w:rPr>
-        <w:t>accuracy of</w:t>
-      </w:r>
-      <w:r>
-        <w:rPr>
-          <w:rFonts w:ascii="Garamond" w:hAnsi="Garamond" w:cs="Arial"/>
-          <w:sz w:val="21"/>
-          <w:szCs w:val="21"/>
-        </w:rPr>
-        <w:t xml:space="preserve"> </w:t>
-      </w:r>
-      <w:r>
-        <w:rPr>
-          <w:rFonts w:ascii="Garamond" w:hAnsi="Garamond" w:cs="Arial"/>
-          <w:sz w:val="21"/>
-          <w:szCs w:val="21"/>
-        </w:rPr>
-        <w:t>system</w:t>
-      </w:r>
-      <w:r>
-        <w:rPr>
-          <w:rFonts w:ascii="Garamond" w:hAnsi="Garamond" w:cs="Arial"/>
-          <w:sz w:val="21"/>
-          <w:szCs w:val="21"/>
-        </w:rPr>
-        <w:t xml:space="preserve"> outputs</w:t>
+        <w:t>P</w:t>
+      </w:r>
+      <w:r>
+        <w:rPr>
+          <w:rFonts w:ascii="Garamond" w:hAnsi="Garamond" w:cs="Arial"/>
+          <w:sz w:val="21"/>
+          <w:szCs w:val="21"/>
+        </w:rPr>
+        <w:t>resented</w:t>
+      </w:r>
+      <w:r>
+        <w:rPr>
+          <w:rFonts w:ascii="Garamond" w:hAnsi="Garamond" w:cs="Arial"/>
+          <w:sz w:val="21"/>
+          <w:szCs w:val="21"/>
+        </w:rPr>
+        <w:t xml:space="preserve"> to approx. 100 employees, including managers</w:t>
+      </w:r>
+      <w:r>
+        <w:rPr>
+          <w:rFonts w:ascii="Garamond" w:hAnsi="Garamond" w:cs="Arial"/>
+          <w:sz w:val="21"/>
+          <w:szCs w:val="21"/>
+        </w:rPr>
+        <w:t xml:space="preserve">; </w:t>
+      </w:r>
+      <w:r>
+        <w:rPr>
+          <w:rFonts w:ascii="Garamond" w:hAnsi="Garamond" w:cs="Arial"/>
+          <w:sz w:val="21"/>
+          <w:szCs w:val="21"/>
+        </w:rPr>
+        <w:t>demonstrated</w:t>
+      </w:r>
+      <w:r>
+        <w:rPr>
+          <w:rFonts w:ascii="Garamond" w:hAnsi="Garamond" w:cs="Arial"/>
+          <w:sz w:val="21"/>
+          <w:szCs w:val="21"/>
+        </w:rPr>
+        <w:t xml:space="preserve"> the company </w:t>
+      </w:r>
+      <w:r>
+        <w:rPr>
+          <w:rFonts w:ascii="Garamond" w:hAnsi="Garamond" w:cs="Arial"/>
+          <w:sz w:val="21"/>
+          <w:szCs w:val="21"/>
+        </w:rPr>
+        <w:t>CAN signal visualization</w:t>
       </w:r>
     </w:p>
     <w:p>
@@ -2251,57 +2363,258 @@
         <w:spacing w:after="0" w:line="276" w:lineRule="auto"/>
         <w:rPr>
           <w:rFonts w:ascii="Garamond" w:hAnsi="Garamond" w:cs="Arial"/>
-          <w:sz w:val="21"/>
-          <w:szCs w:val="21"/>
-        </w:rPr>
-      </w:pPr>
-      <w:r>
-        <w:rPr>
-          <w:rFonts w:ascii="Garamond" w:hAnsi="Garamond" w:cs="Arial"/>
-          <w:sz w:val="21"/>
-          <w:szCs w:val="21"/>
-        </w:rPr>
-        <w:t>P</w:t>
-      </w:r>
-      <w:r>
-        <w:rPr>
-          <w:rFonts w:ascii="Garamond" w:hAnsi="Garamond" w:cs="Arial"/>
-          <w:sz w:val="21"/>
-          <w:szCs w:val="21"/>
-        </w:rPr>
-        <w:t>resented</w:t>
-      </w:r>
-      <w:r>
-        <w:rPr>
-          <w:rFonts w:ascii="Garamond" w:hAnsi="Garamond" w:cs="Arial"/>
-          <w:sz w:val="21"/>
-          <w:szCs w:val="21"/>
-        </w:rPr>
-        <w:t xml:space="preserve"> to approx. 100 employees, including managers</w:t>
-      </w:r>
-      <w:r>
-        <w:rPr>
-          <w:rFonts w:ascii="Garamond" w:hAnsi="Garamond" w:cs="Arial"/>
-          <w:sz w:val="21"/>
-          <w:szCs w:val="21"/>
-        </w:rPr>
-        <w:t xml:space="preserve">; showed the company what my group </w:t>
-      </w:r>
-      <w:r>
-        <w:rPr>
-          <w:rFonts w:ascii="Garamond" w:hAnsi="Garamond" w:cs="Arial"/>
-          <w:sz w:val="21"/>
-          <w:szCs w:val="21"/>
-        </w:rPr>
-        <w:t xml:space="preserve">was </w:t>
-      </w:r>
-      <w:r>
-        <w:rPr>
-          <w:rFonts w:ascii="Garamond" w:hAnsi="Garamond" w:cs="Arial"/>
-          <w:sz w:val="21"/>
-          <w:szCs w:val="21"/>
-        </w:rPr>
-        <w:t>developing</w:t>
+          <w:bCs/>
+          <w:sz w:val="21"/>
+          <w:szCs w:val="21"/>
+        </w:rPr>
+      </w:pPr>
+      <w:r>
+        <w:rPr>
+          <w:rFonts w:ascii="Garamond" w:hAnsi="Garamond" w:cs="Arial"/>
+          <w:sz w:val="21"/>
+          <w:szCs w:val="21"/>
+        </w:rPr>
+        <w:t>Co</w:t>
+      </w:r>
+      <w:r>
+        <w:rPr>
+          <w:rFonts w:ascii="Garamond" w:hAnsi="Garamond" w:cs="Arial"/>
+          <w:sz w:val="21"/>
+          <w:szCs w:val="21"/>
+        </w:rPr>
+        <w:t>llabora</w:t>
+      </w:r>
+      <w:r>
+        <w:rPr>
+          <w:rFonts w:ascii="Garamond" w:hAnsi="Garamond" w:cs="Arial"/>
+          <w:sz w:val="21"/>
+          <w:szCs w:val="21"/>
+        </w:rPr>
+        <w:t>ted</w:t>
+      </w:r>
+      <w:r>
+        <w:rPr>
+          <w:rFonts w:ascii="Garamond" w:hAnsi="Garamond" w:cs="Arial"/>
+          <w:sz w:val="21"/>
+          <w:szCs w:val="21"/>
+        </w:rPr>
+        <w:t xml:space="preserve"> </w:t>
+      </w:r>
+      <w:r>
+        <w:rPr>
+          <w:rFonts w:ascii="Garamond" w:hAnsi="Garamond" w:cs="Arial"/>
+          <w:sz w:val="21"/>
+          <w:szCs w:val="21"/>
+        </w:rPr>
+        <w:t>with colleagues</w:t>
+      </w:r>
+      <w:r>
+        <w:rPr>
+          <w:rFonts w:ascii="Garamond" w:hAnsi="Garamond" w:cs="Arial"/>
+          <w:sz w:val="21"/>
+          <w:szCs w:val="21"/>
+        </w:rPr>
+        <w:t xml:space="preserve"> from </w:t>
+      </w:r>
+      <w:r>
+        <w:rPr>
+          <w:rFonts w:ascii="Garamond" w:hAnsi="Garamond" w:cs="Arial"/>
+          <w:sz w:val="21"/>
+          <w:szCs w:val="21"/>
+        </w:rPr>
+        <w:t>10</w:t>
+      </w:r>
+      <w:r>
+        <w:rPr>
+          <w:rFonts w:ascii="Garamond" w:hAnsi="Garamond" w:cs="Arial"/>
+          <w:sz w:val="21"/>
+          <w:szCs w:val="21"/>
+        </w:rPr>
+        <w:t xml:space="preserve"> countries</w:t>
+      </w:r>
+      <w:r>
+        <w:rPr>
+          <w:rFonts w:ascii="Garamond" w:hAnsi="Garamond" w:cs="Arial"/>
+          <w:sz w:val="21"/>
+          <w:szCs w:val="21"/>
+        </w:rPr>
+        <w:t xml:space="preserve"> and different majors; made outcomes reflecting diverse opinions</w:t>
+      </w:r>
+    </w:p>
+    <w:p>
+      <w:pPr>
+        <w:pStyle w:val="ListParagraph"/>
+        <w:tabs>
+          <w:tab w:val="right" w:pos="10440"/>
+        </w:tabs>
+        <w:spacing w:after="0" w:line="276" w:lineRule="auto"/>
+        <w:rPr>
+          <w:rFonts w:ascii="Garamond" w:hAnsi="Garamond" w:cs="Arial"/>
+          <w:bCs/>
+          <w:sz w:val="21"/>
+          <w:szCs w:val="21"/>
+        </w:rPr>
+      </w:pPr>
+    </w:p>
+    <w:p>
+      <w:pPr>
+        <w:tabs>
+          <w:tab w:val="right" w:pos="10440"/>
+        </w:tabs>
+        <w:spacing w:after="0" w:line="276" w:lineRule="auto"/>
+        <w:rPr>
+          <w:rFonts w:ascii="Garamond" w:hAnsi="Garamond" w:cs="Arial"/>
+          <w:b/>
+          <w:sz w:val="21"/>
+          <w:szCs w:val="21"/>
+        </w:rPr>
+      </w:pPr>
+      <w:r>
+        <w:rPr>
+          <w:rFonts w:ascii="Garamond" w:hAnsi="Garamond" w:cs="Arial"/>
+          <w:bCs/>
+          <w:sz w:val="21"/>
+          <w:szCs w:val="21"/>
+        </w:rPr>
+        <w:t xml:space="preserve">DMG </w:t>
+      </w:r>
+      <w:r>
+        <w:rPr>
+          <w:rFonts w:ascii="Garamond" w:hAnsi="Garamond" w:cs="Arial"/>
+          <w:bCs/>
+          <w:sz w:val="21"/>
+          <w:szCs w:val="21"/>
+        </w:rPr>
+        <w:t>MORI</w:t>
+      </w:r>
+      <w:r>
+        <w:rPr>
+          <w:rFonts w:ascii="Garamond" w:hAnsi="Garamond" w:cs="Arial"/>
+          <w:iCs/>
+          <w:sz w:val="21"/>
+          <w:szCs w:val="21"/>
+        </w:rPr>
+        <w:t xml:space="preserve"> | </w:t>
+      </w:r>
+      <w:r>
+        <w:rPr>
+          <w:rFonts w:ascii="Garamond" w:hAnsi="Garamond" w:cs="Arial"/>
+          <w:i/>
+          <w:sz w:val="21"/>
+          <w:szCs w:val="21"/>
+        </w:rPr>
+        <w:t xml:space="preserve">Industrial Practices </w:t>
+      </w:r>
+      <w:r>
+        <w:rPr>
+          <w:rFonts w:ascii="Garamond" w:hAnsi="Garamond" w:cs="Arial"/>
+          <w:i/>
+          <w:sz w:val="21"/>
+          <w:szCs w:val="21"/>
+        </w:rPr>
+        <w:t>Intern</w:t>
+      </w:r>
+      <w:r>
+        <w:rPr>
+          <w:rFonts w:ascii="Garamond" w:hAnsi="Garamond" w:cs="Arial"/>
+          <w:i/>
+          <w:sz w:val="21"/>
+          <w:szCs w:val="21"/>
+        </w:rPr>
+        <w:t>, Additive Manufacturing R &amp; D</w:t>
+      </w:r>
+      <w:r>
+        <w:rPr>
+          <w:rFonts w:ascii="Garamond" w:hAnsi="Garamond" w:cs="Arial"/>
+          <w:iCs/>
+          <w:sz w:val="21"/>
+          <w:szCs w:val="21"/>
+        </w:rPr>
+        <w:t>, Iga, Mie</w:t>
+      </w:r>
+      <w:r>
+        <w:rPr>
+          <w:rFonts w:ascii="Garamond" w:hAnsi="Garamond" w:cs="Arial"/>
+          <w:iCs/>
+          <w:sz w:val="21"/>
+          <w:szCs w:val="21"/>
+        </w:rPr>
+        <w:t>, Japan</w:t>
+      </w:r>
+      <w:r>
+        <w:rPr>
+          <w:rFonts w:ascii="Garamond" w:hAnsi="Garamond" w:cs="Arial"/>
+          <w:b/>
+          <w:sz w:val="21"/>
+          <w:szCs w:val="21"/>
+        </w:rPr>
+        <w:tab/>
+      </w:r>
+      <w:r>
+        <w:rPr>
+          <w:rFonts w:ascii="Garamond" w:hAnsi="Garamond" w:cs="Arial"/>
+          <w:bCs/>
+          <w:i/>
+          <w:iCs/>
+          <w:sz w:val="21"/>
+          <w:szCs w:val="21"/>
+        </w:rPr>
+        <w:t>August</w:t>
+      </w:r>
+      <w:r>
+        <w:rPr>
+          <w:rFonts w:ascii="Garamond" w:hAnsi="Garamond" w:cs="Arial"/>
+          <w:bCs/>
+          <w:i/>
+          <w:iCs/>
+          <w:sz w:val="21"/>
+          <w:szCs w:val="21"/>
+        </w:rPr>
+        <w:t xml:space="preserve"> 2021</w:t>
+      </w:r>
+      <w:r>
+        <w:rPr>
+          <w:rFonts w:ascii="Garamond" w:hAnsi="Garamond" w:cs="Arial"/>
+          <w:bCs/>
+          <w:i/>
+          <w:iCs/>
+          <w:sz w:val="21"/>
+          <w:szCs w:val="21"/>
+        </w:rPr>
+        <w:t xml:space="preserve"> – </w:t>
+      </w:r>
+      <w:r>
+        <w:rPr>
+          <w:rFonts w:ascii="Garamond" w:hAnsi="Garamond" w:cs="Arial"/>
+          <w:bCs/>
+          <w:i/>
+          <w:iCs/>
+          <w:sz w:val="21"/>
+          <w:szCs w:val="21"/>
+        </w:rPr>
+        <w:t>September</w:t>
+      </w:r>
+      <w:r>
+        <w:rPr>
+          <w:rFonts w:ascii="Garamond" w:hAnsi="Garamond" w:cs="Arial"/>
+          <w:bCs/>
+          <w:i/>
+          <w:iCs/>
+          <w:sz w:val="21"/>
+          <w:szCs w:val="21"/>
+        </w:rPr>
+        <w:t xml:space="preserve"> </w:t>
+      </w:r>
+      <w:r>
+        <w:rPr>
+          <w:rFonts w:ascii="Garamond" w:hAnsi="Garamond" w:cs="Arial"/>
+          <w:bCs/>
+          <w:i/>
+          <w:iCs/>
+          <w:sz w:val="21"/>
+          <w:szCs w:val="21"/>
+        </w:rPr>
+        <w:t>2021</w:t>
       </w:r>
     </w:p>
     <w:p>
@@ -2317,258 +2630,33 @@
         <w:spacing w:after="0" w:line="276" w:lineRule="auto"/>
         <w:rPr>
           <w:rFonts w:ascii="Garamond" w:hAnsi="Garamond" w:cs="Arial"/>
-          <w:bCs/>
-          <w:sz w:val="21"/>
-          <w:szCs w:val="21"/>
-        </w:rPr>
-      </w:pPr>
-      <w:r>
-        <w:rPr>
-          <w:rFonts w:ascii="Garamond" w:hAnsi="Garamond" w:cs="Arial"/>
-          <w:sz w:val="21"/>
-          <w:szCs w:val="21"/>
-        </w:rPr>
-        <w:t>Co</w:t>
-      </w:r>
-      <w:r>
-        <w:rPr>
-          <w:rFonts w:ascii="Garamond" w:hAnsi="Garamond" w:cs="Arial"/>
-          <w:sz w:val="21"/>
-          <w:szCs w:val="21"/>
-        </w:rPr>
-        <w:t>llabora</w:t>
-      </w:r>
-      <w:r>
-        <w:rPr>
-          <w:rFonts w:ascii="Garamond" w:hAnsi="Garamond" w:cs="Arial"/>
-          <w:sz w:val="21"/>
-          <w:szCs w:val="21"/>
-        </w:rPr>
-        <w:t>ted</w:t>
-      </w:r>
-      <w:r>
-        <w:rPr>
-          <w:rFonts w:ascii="Garamond" w:hAnsi="Garamond" w:cs="Arial"/>
-          <w:sz w:val="21"/>
-          <w:szCs w:val="21"/>
-        </w:rPr>
-        <w:t xml:space="preserve"> </w:t>
-      </w:r>
-      <w:r>
-        <w:rPr>
-          <w:rFonts w:ascii="Garamond" w:hAnsi="Garamond" w:cs="Arial"/>
-          <w:sz w:val="21"/>
-          <w:szCs w:val="21"/>
-        </w:rPr>
-        <w:t>with colleagues</w:t>
-      </w:r>
-      <w:r>
-        <w:rPr>
-          <w:rFonts w:ascii="Garamond" w:hAnsi="Garamond" w:cs="Arial"/>
-          <w:sz w:val="21"/>
-          <w:szCs w:val="21"/>
-        </w:rPr>
-        <w:t xml:space="preserve"> from </w:t>
-      </w:r>
-      <w:r>
-        <w:rPr>
-          <w:rFonts w:ascii="Garamond" w:hAnsi="Garamond" w:cs="Arial"/>
-          <w:sz w:val="21"/>
-          <w:szCs w:val="21"/>
-        </w:rPr>
-        <w:t>10</w:t>
-      </w:r>
-      <w:r>
-        <w:rPr>
-          <w:rFonts w:ascii="Garamond" w:hAnsi="Garamond" w:cs="Arial"/>
-          <w:sz w:val="21"/>
-          <w:szCs w:val="21"/>
-        </w:rPr>
-        <w:t xml:space="preserve"> countries</w:t>
-      </w:r>
-      <w:r>
-        <w:rPr>
-          <w:rFonts w:ascii="Garamond" w:hAnsi="Garamond" w:cs="Arial"/>
-          <w:sz w:val="21"/>
-          <w:szCs w:val="21"/>
-        </w:rPr>
-        <w:t xml:space="preserve"> and different majors; made outcomes reflecting diverse opinions</w:t>
-      </w:r>
-    </w:p>
-    <w:p>
-      <w:pPr>
-        <w:pStyle w:val="ListParagraph"/>
-        <w:tabs>
-          <w:tab w:val="right" w:pos="10440"/>
-        </w:tabs>
-        <w:spacing w:after="0" w:line="276" w:lineRule="auto"/>
-        <w:rPr>
-          <w:rFonts w:ascii="Garamond" w:hAnsi="Garamond" w:cs="Arial"/>
-          <w:bCs/>
-          <w:sz w:val="21"/>
-          <w:szCs w:val="21"/>
-        </w:rPr>
-      </w:pPr>
-    </w:p>
-    <w:p>
-      <w:pPr>
-        <w:tabs>
-          <w:tab w:val="right" w:pos="10440"/>
-        </w:tabs>
-        <w:spacing w:after="0" w:line="276" w:lineRule="auto"/>
-        <w:rPr>
-          <w:rFonts w:ascii="Garamond" w:hAnsi="Garamond" w:cs="Arial"/>
-          <w:b/>
-          <w:sz w:val="21"/>
-          <w:szCs w:val="21"/>
-        </w:rPr>
-      </w:pPr>
-      <w:r>
-        <w:rPr>
-          <w:rFonts w:ascii="Garamond" w:hAnsi="Garamond" w:cs="Arial"/>
-          <w:bCs/>
-          <w:sz w:val="21"/>
-          <w:szCs w:val="21"/>
-        </w:rPr>
-        <w:t xml:space="preserve">DMG </w:t>
-      </w:r>
-      <w:r>
-        <w:rPr>
-          <w:rFonts w:ascii="Garamond" w:hAnsi="Garamond" w:cs="Arial"/>
-          <w:bCs/>
-          <w:sz w:val="21"/>
-          <w:szCs w:val="21"/>
-        </w:rPr>
-        <w:t>MORI</w:t>
-      </w:r>
-      <w:r>
-        <w:rPr>
-          <w:rFonts w:ascii="Garamond" w:hAnsi="Garamond" w:cs="Arial"/>
-          <w:iCs/>
-          <w:sz w:val="21"/>
-          <w:szCs w:val="21"/>
-        </w:rPr>
-        <w:t xml:space="preserve"> | </w:t>
-      </w:r>
-      <w:r>
-        <w:rPr>
-          <w:rFonts w:ascii="Garamond" w:hAnsi="Garamond" w:cs="Arial"/>
-          <w:i/>
-          <w:sz w:val="21"/>
-          <w:szCs w:val="21"/>
-        </w:rPr>
-        <w:t xml:space="preserve">Industrial Practices </w:t>
-      </w:r>
-      <w:r>
-        <w:rPr>
-          <w:rFonts w:ascii="Garamond" w:hAnsi="Garamond" w:cs="Arial"/>
-          <w:i/>
-          <w:sz w:val="21"/>
-          <w:szCs w:val="21"/>
-        </w:rPr>
-        <w:t>Intern</w:t>
-      </w:r>
-      <w:r>
-        <w:rPr>
-          <w:rFonts w:ascii="Garamond" w:hAnsi="Garamond" w:cs="Arial"/>
-          <w:i/>
-          <w:sz w:val="21"/>
-          <w:szCs w:val="21"/>
-        </w:rPr>
-        <w:t>, Additive Manufacturing R &amp; D</w:t>
-      </w:r>
-      <w:r>
-        <w:rPr>
-          <w:rFonts w:ascii="Garamond" w:hAnsi="Garamond" w:cs="Arial"/>
-          <w:iCs/>
-          <w:sz w:val="21"/>
-          <w:szCs w:val="21"/>
-        </w:rPr>
-        <w:t>, Iga, Mie</w:t>
-      </w:r>
-      <w:r>
-        <w:rPr>
-          <w:rFonts w:ascii="Garamond" w:hAnsi="Garamond" w:cs="Arial"/>
-          <w:iCs/>
-          <w:sz w:val="21"/>
-          <w:szCs w:val="21"/>
-        </w:rPr>
-        <w:t>, Japan</w:t>
-      </w:r>
-      <w:r>
-        <w:rPr>
-          <w:rFonts w:ascii="Garamond" w:hAnsi="Garamond" w:cs="Arial"/>
-          <w:b/>
-          <w:sz w:val="21"/>
-          <w:szCs w:val="21"/>
-        </w:rPr>
-        <w:tab/>
-      </w:r>
-      <w:r>
-        <w:rPr>
-          <w:rFonts w:ascii="Garamond" w:hAnsi="Garamond" w:cs="Arial"/>
-          <w:bCs/>
-          <w:i/>
-          <w:iCs/>
-          <w:sz w:val="21"/>
-          <w:szCs w:val="21"/>
-        </w:rPr>
-        <w:t>August</w:t>
-      </w:r>
-      <w:r>
-        <w:rPr>
-          <w:rFonts w:ascii="Garamond" w:hAnsi="Garamond" w:cs="Arial"/>
-          <w:bCs/>
-          <w:i/>
-          <w:iCs/>
-          <w:sz w:val="21"/>
-          <w:szCs w:val="21"/>
-        </w:rPr>
-        <w:t xml:space="preserve"> 2021</w:t>
-      </w:r>
-      <w:r>
-        <w:rPr>
-          <w:rFonts w:ascii="Garamond" w:hAnsi="Garamond" w:cs="Arial"/>
-          <w:bCs/>
-          <w:i/>
-          <w:iCs/>
-          <w:sz w:val="21"/>
-          <w:szCs w:val="21"/>
-        </w:rPr>
-        <w:t xml:space="preserve"> – </w:t>
-      </w:r>
-      <w:r>
-        <w:rPr>
-          <w:rFonts w:ascii="Garamond" w:hAnsi="Garamond" w:cs="Arial"/>
-          <w:bCs/>
-          <w:i/>
-          <w:iCs/>
-          <w:sz w:val="21"/>
-          <w:szCs w:val="21"/>
-        </w:rPr>
-        <w:t>September</w:t>
-      </w:r>
-      <w:r>
-        <w:rPr>
-          <w:rFonts w:ascii="Garamond" w:hAnsi="Garamond" w:cs="Arial"/>
-          <w:bCs/>
-          <w:i/>
-          <w:iCs/>
-          <w:sz w:val="21"/>
-          <w:szCs w:val="21"/>
-        </w:rPr>
-        <w:t xml:space="preserve"> </w:t>
-      </w:r>
-      <w:r>
-        <w:rPr>
-          <w:rFonts w:ascii="Garamond" w:hAnsi="Garamond" w:cs="Arial"/>
-          <w:bCs/>
-          <w:i/>
-          <w:iCs/>
-          <w:sz w:val="21"/>
-          <w:szCs w:val="21"/>
-        </w:rPr>
-        <w:t>2021</w:t>
+          <w:sz w:val="21"/>
+          <w:szCs w:val="21"/>
+        </w:rPr>
+      </w:pPr>
+      <w:r>
+        <w:rPr>
+          <w:rFonts w:ascii="Garamond" w:hAnsi="Garamond" w:cs="Arial"/>
+          <w:sz w:val="21"/>
+          <w:szCs w:val="21"/>
+        </w:rPr>
+        <w:t>Analyzed</w:t>
+      </w:r>
+      <w:r>
+        <w:rPr>
+          <w:rFonts w:ascii="Garamond" w:hAnsi="Garamond" w:cs="Arial"/>
+          <w:sz w:val="21"/>
+          <w:szCs w:val="21"/>
+        </w:rPr>
+        <w:t xml:space="preserve"> performance tests of additive manufacturing machines</w:t>
+      </w:r>
+      <w:r>
+        <w:rPr>
+          <w:rFonts w:ascii="Garamond" w:hAnsi="Garamond" w:cs="Arial"/>
+          <w:sz w:val="21"/>
+          <w:szCs w:val="21"/>
+        </w:rPr>
+        <w:t xml:space="preserve"> by operating the machines and inspecting products</w:t>
       </w:r>
     </w:p>
     <w:p>
@@ -2594,32 +2682,6 @@
           <w:sz w:val="21"/>
           <w:szCs w:val="21"/>
         </w:rPr>
-        <w:t>Monitored and analyzed performance tests of additive manufacturing machines</w:t>
-      </w:r>
-    </w:p>
-    <w:p>
-      <w:pPr>
-        <w:pStyle w:val="ListParagraph"/>
-        <w:numPr>
-          <w:ilvl w:val="0"/>
-          <w:numId w:val="1"/>
-        </w:numPr>
-        <w:tabs>
-          <w:tab w:val="right" w:pos="10440"/>
-        </w:tabs>
-        <w:spacing w:after="0" w:line="276" w:lineRule="auto"/>
-        <w:rPr>
-          <w:rFonts w:ascii="Garamond" w:hAnsi="Garamond" w:cs="Arial"/>
-          <w:sz w:val="21"/>
-          <w:szCs w:val="21"/>
-        </w:rPr>
-      </w:pPr>
-      <w:r>
-        <w:rPr>
-          <w:rFonts w:ascii="Garamond" w:hAnsi="Garamond" w:cs="Arial"/>
-          <w:sz w:val="21"/>
-          <w:szCs w:val="21"/>
-        </w:rPr>
         <w:t>Investigated</w:t>
       </w:r>
       <w:r>
@@ -2628,39 +2690,31 @@
           <w:sz w:val="21"/>
           <w:szCs w:val="21"/>
         </w:rPr>
-        <w:t xml:space="preserve"> additive manufacturing methods, e.g. 3D printing; </w:t>
-      </w:r>
-      <w:r>
-        <w:rPr>
-          <w:rFonts w:ascii="Garamond" w:hAnsi="Garamond" w:cs="Arial"/>
-          <w:sz w:val="21"/>
-          <w:szCs w:val="21"/>
-        </w:rPr>
-        <w:t xml:space="preserve">proposed </w:t>
-      </w:r>
-      <w:r>
-        <w:rPr>
-          <w:rFonts w:ascii="Garamond" w:hAnsi="Garamond" w:cs="Arial"/>
-          <w:sz w:val="21"/>
-          <w:szCs w:val="21"/>
-        </w:rPr>
-        <w:t>innov</w:t>
-      </w:r>
-      <w:r>
-        <w:rPr>
-          <w:rFonts w:ascii="Garamond" w:hAnsi="Garamond" w:cs="Arial"/>
-          <w:sz w:val="21"/>
-          <w:szCs w:val="21"/>
-        </w:rPr>
-        <w:t xml:space="preserve">ative </w:t>
-      </w:r>
-      <w:r>
-        <w:rPr>
-          <w:rFonts w:ascii="Garamond" w:hAnsi="Garamond" w:cs="Arial"/>
-          <w:sz w:val="21"/>
-          <w:szCs w:val="21"/>
-        </w:rPr>
-        <w:t>solution</w:t>
+        <w:t xml:space="preserve"> additive manufacturing methods</w:t>
+      </w:r>
+      <w:r>
+        <w:rPr>
+          <w:rFonts w:ascii="Garamond" w:hAnsi="Garamond" w:cs="Arial"/>
+          <w:sz w:val="21"/>
+          <w:szCs w:val="21"/>
+        </w:rPr>
+        <w:t xml:space="preserve"> by observing machine structures</w:t>
+      </w:r>
+      <w:r>
+        <w:rPr>
+          <w:rFonts w:ascii="Garamond" w:hAnsi="Garamond" w:cs="Arial"/>
+          <w:sz w:val="21"/>
+          <w:szCs w:val="21"/>
+        </w:rPr>
+        <w:t xml:space="preserve">; </w:t>
+      </w:r>
+      <w:r>
+        <w:rPr>
+          <w:rFonts w:ascii="Garamond" w:hAnsi="Garamond" w:cs="Arial"/>
+          <w:sz w:val="21"/>
+          <w:szCs w:val="21"/>
+        </w:rPr>
+        <w:t>proposed solution</w:t>
       </w:r>
       <w:r>
         <w:rPr>
@@ -2684,7 +2738,15 @@
           <w:sz w:val="21"/>
           <w:szCs w:val="21"/>
         </w:rPr>
-        <w:t>technical challenges</w:t>
+        <w:t>heat distortion</w:t>
+      </w:r>
+      <w:r>
+        <w:rPr>
+          <w:rFonts w:ascii="Garamond" w:hAnsi="Garamond" w:cs="Arial"/>
+          <w:sz w:val="21"/>
+          <w:szCs w:val="21"/>
+        </w:rPr>
+        <w:t xml:space="preserve"> </w:t>
       </w:r>
     </w:p>
     <w:p>

--- a/Marika_Nishi_Resume.docx
+++ b/Marika_Nishi_Resume.docx
@@ -28,14 +28,6 @@
           <w:sz w:val="40"/>
         </w:rPr>
         <w:t xml:space="preserve"> </w:t>
-      </w:r>
-      <w:r>
-        <w:rPr>
-          <w:rFonts w:ascii="Times New Roman" w:hAnsi="Times New Roman" w:cs="Times New Roman"/>
-          <w:sz w:val="18"/>
-          <w:szCs w:val="8"/>
-        </w:rPr>
-        <w:t>Software Engineer - Perception Scene Understanding</w:t>
       </w:r>
     </w:p>
     <w:p>
@@ -2778,6 +2770,14 @@
           <w:bCs/>
         </w:rPr>
       </w:pPr>
+      <w:r>
+        <w:rPr>
+          <w:rFonts w:ascii="Garamond" w:hAnsi="Garamond" w:cs="Arial"/>
+          <w:b/>
+          <w:bCs/>
+        </w:rPr>
+        <w:t xml:space="preserve">VEHICLE AUTOMATION </w:t>
+      </w:r>
       <w:r>
         <w:rPr>
           <w:rFonts w:ascii="Garamond" w:hAnsi="Garamond" w:cs="Arial"/>
@@ -4618,6 +4618,15 @@
 </file>
 
 <file path=customXml/item1.xml><?xml version="1.0" encoding="utf-8"?>
+<?mso-contentType ?>
+<FormTemplates xmlns="http://schemas.microsoft.com/sharepoint/v3/contenttype/forms">
+  <Display>DocumentLibraryForm</Display>
+  <Edit>DocumentLibraryForm</Edit>
+  <New>DocumentLibraryForm</New>
+</FormTemplates>
+</file>
+
+<file path=customXml/item2.xml><?xml version="1.0" encoding="utf-8"?>
 <ct:contentTypeSchema xmlns:ct="http://schemas.microsoft.com/office/2006/metadata/contentType" xmlns:ma="http://schemas.microsoft.com/office/2006/metadata/properties/metaAttributes" ct:_="" ma:_="" ma:contentTypeName="Document" ma:contentTypeID="0x010100E00F7205C82CFC49993A09459E403F9D" ma:contentTypeVersion="11" ma:contentTypeDescription="Create a new document." ma:contentTypeScope="" ma:versionID="15ca1506d9d0bc3d30df8ed0110f0d4e">
   <xsd:schema xmlns:xsd="http://www.w3.org/2001/XMLSchema" xmlns:xs="http://www.w3.org/2001/XMLSchema" xmlns:p="http://schemas.microsoft.com/office/2006/metadata/properties" xmlns:ns2="8f1b7c86-42c5-4929-b887-8cfd13270314" xmlns:ns3="671c1944-cc4f-476c-949f-52559c641db4" targetNamespace="http://schemas.microsoft.com/office/2006/metadata/properties" ma:root="true" ma:fieldsID="db6c2aada95e6879eb2870ebec6b4aa1" ns2:_="" ns3:_="">
     <xsd:import namespace="8f1b7c86-42c5-4929-b887-8cfd13270314"/>
@@ -4828,16 +4837,15 @@
 </ct:contentTypeSchema>
 </file>
 
-<file path=customXml/item2.xml><?xml version="1.0" encoding="utf-8"?>
-<?mso-contentType ?>
-<FormTemplates xmlns="http://schemas.microsoft.com/sharepoint/v3/contenttype/forms">
-  <Display>DocumentLibraryForm</Display>
-  <Edit>DocumentLibraryForm</Edit>
-  <New>DocumentLibraryForm</New>
-</FormTemplates>
+<file path=customXml/itemProps1.xml><?xml version="1.0" encoding="utf-8"?>
+<ds:datastoreItem xmlns:ds="http://schemas.openxmlformats.org/officeDocument/2006/customXml" ds:itemID="{8E8AFA64-578D-46FF-A288-428D1FA7C9F1}">
+  <ds:schemaRefs>
+    <ds:schemaRef ds:uri="http://schemas.microsoft.com/sharepoint/v3/contenttype/forms"/>
+  </ds:schemaRefs>
+</ds:datastoreItem>
 </file>
 
-<file path=customXml/itemProps1.xml><?xml version="1.0" encoding="utf-8"?>
+<file path=customXml/itemProps2.xml><?xml version="1.0" encoding="utf-8"?>
 <ds:datastoreItem xmlns:ds="http://schemas.openxmlformats.org/officeDocument/2006/customXml" ds:itemID="{5ECCFF00-82E4-439E-8D62-678F77120EF2}">
   <ds:schemaRefs>
     <ds:schemaRef ds:uri="http://schemas.microsoft.com/office/2006/metadata/contentType"/>
@@ -4854,12 +4862,4 @@
     <ds:schemaRef ds:uri="http://schemas.microsoft.com/internal/obd"/>
   </ds:schemaRefs>
 </ds:datastoreItem>
-</file>
-
-<file path=customXml/itemProps2.xml><?xml version="1.0" encoding="utf-8"?>
-<ds:datastoreItem xmlns:ds="http://schemas.openxmlformats.org/officeDocument/2006/customXml" ds:itemID="{8E8AFA64-578D-46FF-A288-428D1FA7C9F1}">
-  <ds:schemaRefs>
-    <ds:schemaRef ds:uri="http://schemas.microsoft.com/sharepoint/v3/contenttype/forms"/>
-  </ds:schemaRefs>
-</ds:datastoreItem>
 </file>
--- a/Marika_Nishi_Resume.docx
+++ b/Marika_Nishi_Resume.docx
@@ -5,10 +5,11 @@
     <w:p>
       <w:pPr>
         <w:tabs>
+          <w:tab w:val="center" w:pos="5256"/>
+          <w:tab w:val="left" w:pos="6972"/>
           <w:tab w:val="right" w:pos="10440"/>
         </w:tabs>
         <w:spacing w:after="0" w:line="240" w:lineRule="auto"/>
-        <w:jc w:val="center"/>
         <w:rPr>
           <w:rFonts w:ascii="Garamond" w:hAnsi="Garamond" w:cs="Arial"/>
           <w:sz w:val="32"/>
@@ -20,14 +21,36 @@
           <w:rFonts w:ascii="Times New Roman" w:hAnsi="Times New Roman" w:cs="Times New Roman"/>
           <w:sz w:val="40"/>
         </w:rPr>
-        <w:t>Marika Nishi</w:t>
+        <w:tab/>
       </w:r>
       <w:r>
         <w:rPr>
           <w:rFonts w:ascii="Times New Roman" w:hAnsi="Times New Roman" w:cs="Times New Roman"/>
           <w:sz w:val="40"/>
         </w:rPr>
+        <w:t>Marika Nishi</w:t>
+      </w:r>
+      <w:r>
+        <w:rPr>
+          <w:rFonts w:ascii="Times New Roman" w:hAnsi="Times New Roman" w:cs="Times New Roman"/>
+          <w:sz w:val="40"/>
+        </w:rPr>
         <w:t xml:space="preserve"> </w:t>
+      </w:r>
+      <w:r>
+        <w:rPr>
+          <w:rFonts w:ascii="Times New Roman" w:hAnsi="Times New Roman" w:cs="Times New Roman"/>
+          <w:sz w:val="20"/>
+          <w:szCs w:val="10"/>
+        </w:rPr>
+        <w:t>Software Engineer, Perception (Robotics)</w:t>
+      </w:r>
+      <w:r>
+        <w:rPr>
+          <w:rFonts w:ascii="Times New Roman" w:hAnsi="Times New Roman" w:cs="Times New Roman"/>
+          <w:sz w:val="40"/>
+        </w:rPr>
+        <w:tab/>
       </w:r>
     </w:p>
     <w:p>
@@ -4618,15 +4641,6 @@
 </file>
 
 <file path=customXml/item1.xml><?xml version="1.0" encoding="utf-8"?>
-<?mso-contentType ?>
-<FormTemplates xmlns="http://schemas.microsoft.com/sharepoint/v3/contenttype/forms">
-  <Display>DocumentLibraryForm</Display>
-  <Edit>DocumentLibraryForm</Edit>
-  <New>DocumentLibraryForm</New>
-</FormTemplates>
-</file>
-
-<file path=customXml/item2.xml><?xml version="1.0" encoding="utf-8"?>
 <ct:contentTypeSchema xmlns:ct="http://schemas.microsoft.com/office/2006/metadata/contentType" xmlns:ma="http://schemas.microsoft.com/office/2006/metadata/properties/metaAttributes" ct:_="" ma:_="" ma:contentTypeName="Document" ma:contentTypeID="0x010100E00F7205C82CFC49993A09459E403F9D" ma:contentTypeVersion="11" ma:contentTypeDescription="Create a new document." ma:contentTypeScope="" ma:versionID="15ca1506d9d0bc3d30df8ed0110f0d4e">
   <xsd:schema xmlns:xsd="http://www.w3.org/2001/XMLSchema" xmlns:xs="http://www.w3.org/2001/XMLSchema" xmlns:p="http://schemas.microsoft.com/office/2006/metadata/properties" xmlns:ns2="8f1b7c86-42c5-4929-b887-8cfd13270314" xmlns:ns3="671c1944-cc4f-476c-949f-52559c641db4" targetNamespace="http://schemas.microsoft.com/office/2006/metadata/properties" ma:root="true" ma:fieldsID="db6c2aada95e6879eb2870ebec6b4aa1" ns2:_="" ns3:_="">
     <xsd:import namespace="8f1b7c86-42c5-4929-b887-8cfd13270314"/>
@@ -4837,15 +4851,16 @@
 </ct:contentTypeSchema>
 </file>
 
-<file path=customXml/itemProps1.xml><?xml version="1.0" encoding="utf-8"?>
-<ds:datastoreItem xmlns:ds="http://schemas.openxmlformats.org/officeDocument/2006/customXml" ds:itemID="{8E8AFA64-578D-46FF-A288-428D1FA7C9F1}">
-  <ds:schemaRefs>
-    <ds:schemaRef ds:uri="http://schemas.microsoft.com/sharepoint/v3/contenttype/forms"/>
-  </ds:schemaRefs>
-</ds:datastoreItem>
+<file path=customXml/item2.xml><?xml version="1.0" encoding="utf-8"?>
+<?mso-contentType ?>
+<FormTemplates xmlns="http://schemas.microsoft.com/sharepoint/v3/contenttype/forms">
+  <Display>DocumentLibraryForm</Display>
+  <Edit>DocumentLibraryForm</Edit>
+  <New>DocumentLibraryForm</New>
+</FormTemplates>
 </file>
 
-<file path=customXml/itemProps2.xml><?xml version="1.0" encoding="utf-8"?>
+<file path=customXml/itemProps1.xml><?xml version="1.0" encoding="utf-8"?>
 <ds:datastoreItem xmlns:ds="http://schemas.openxmlformats.org/officeDocument/2006/customXml" ds:itemID="{5ECCFF00-82E4-439E-8D62-678F77120EF2}">
   <ds:schemaRefs>
     <ds:schemaRef ds:uri="http://schemas.microsoft.com/office/2006/metadata/contentType"/>
@@ -4862,4 +4877,12 @@
     <ds:schemaRef ds:uri="http://schemas.microsoft.com/internal/obd"/>
   </ds:schemaRefs>
 </ds:datastoreItem>
+</file>
+
+<file path=customXml/itemProps2.xml><?xml version="1.0" encoding="utf-8"?>
+<ds:datastoreItem xmlns:ds="http://schemas.openxmlformats.org/officeDocument/2006/customXml" ds:itemID="{8E8AFA64-578D-46FF-A288-428D1FA7C9F1}">
+  <ds:schemaRefs>
+    <ds:schemaRef ds:uri="http://schemas.microsoft.com/sharepoint/v3/contenttype/forms"/>
+  </ds:schemaRefs>
+</ds:datastoreItem>
 </file>
--- a/Marika_Nishi_Resume.docx
+++ b/Marika_Nishi_Resume.docx
@@ -40,10 +40,9 @@
       <w:r>
         <w:rPr>
           <w:rFonts w:ascii="Times New Roman" w:hAnsi="Times New Roman" w:cs="Times New Roman"/>
-          <w:sz w:val="20"/>
-          <w:szCs w:val="10"/>
-        </w:rPr>
-        <w:t>Software Engineer, Perception (Robotics)</w:t>
+          <w:szCs w:val="12"/>
+        </w:rPr>
+        <w:t>Robotics Software Engineer</w:t>
       </w:r>
       <w:r>
         <w:rPr>
@@ -752,7 +751,7 @@
           <w:sz w:val="21"/>
           <w:szCs w:val="21"/>
         </w:rPr>
-        <w:t>, ROS1, ROS2</w:t>
+        <w:t>, ROS</w:t>
       </w:r>
       <w:r>
         <w:rPr>
@@ -769,15 +768,49 @@
           <w:sz w:val="21"/>
           <w:szCs w:val="21"/>
         </w:rPr>
-        <w:t xml:space="preserve">Simulator, </w:t>
-      </w:r>
-      <w:r>
-        <w:rPr>
-          <w:rFonts w:ascii="Garamond" w:hAnsi="Garamond" w:cs="Arial"/>
-          <w:sz w:val="21"/>
-          <w:szCs w:val="21"/>
-        </w:rPr>
-        <w:t xml:space="preserve">Software development, Embedded software, Vehicle software, </w:t>
+        <w:t>Simulator</w:t>
+      </w:r>
+      <w:r>
+        <w:rPr>
+          <w:rFonts w:ascii="Garamond" w:hAnsi="Garamond" w:cs="Arial"/>
+          <w:sz w:val="21"/>
+          <w:szCs w:val="21"/>
+        </w:rPr>
+        <w:t xml:space="preserve"> (Gazebo, </w:t>
+      </w:r>
+      <w:proofErr w:type="spellStart"/>
+      <w:r>
+        <w:rPr>
+          <w:rFonts w:ascii="Garamond" w:hAnsi="Garamond" w:cs="Arial"/>
+          <w:sz w:val="21"/>
+          <w:szCs w:val="21"/>
+        </w:rPr>
+        <w:t>MuJoCo</w:t>
+      </w:r>
+      <w:proofErr w:type="spellEnd"/>
+      <w:r>
+        <w:rPr>
+          <w:rFonts w:ascii="Garamond" w:hAnsi="Garamond" w:cs="Arial"/>
+          <w:sz w:val="21"/>
+          <w:szCs w:val="21"/>
+        </w:rPr>
+        <w:t>)</w:t>
+      </w:r>
+      <w:r>
+        <w:rPr>
+          <w:rFonts w:ascii="Garamond" w:hAnsi="Garamond" w:cs="Arial"/>
+          <w:sz w:val="21"/>
+          <w:szCs w:val="21"/>
+        </w:rPr>
+        <w:t xml:space="preserve">, </w:t>
+      </w:r>
+      <w:r>
+        <w:rPr>
+          <w:rFonts w:ascii="Garamond" w:hAnsi="Garamond" w:cs="Arial"/>
+          <w:sz w:val="21"/>
+          <w:szCs w:val="21"/>
+        </w:rPr>
+        <w:t xml:space="preserve">Software development, Vehicle software, </w:t>
       </w:r>
       <w:r>
         <w:rPr>
@@ -922,22 +955,6 @@
           <w:sz w:val="21"/>
           <w:szCs w:val="21"/>
         </w:rPr>
-        <w:t xml:space="preserve">CAD, Statistics, 3D Printing, </w:t>
-      </w:r>
-      <w:r>
-        <w:rPr>
-          <w:rFonts w:ascii="Garamond" w:hAnsi="Garamond" w:cs="Arial"/>
-          <w:sz w:val="21"/>
-          <w:szCs w:val="21"/>
-        </w:rPr>
-        <w:t xml:space="preserve">Fabrication, </w:t>
-      </w:r>
-      <w:r>
-        <w:rPr>
-          <w:rFonts w:ascii="Garamond" w:hAnsi="Garamond" w:cs="Arial"/>
-          <w:sz w:val="21"/>
-          <w:szCs w:val="21"/>
-        </w:rPr>
         <w:t>LiDAR</w:t>
       </w:r>
       <w:r>
@@ -954,7 +971,23 @@
           <w:sz w:val="21"/>
           <w:szCs w:val="21"/>
         </w:rPr>
-        <w:t>, Additive Manufacturing</w:t>
+        <w:t xml:space="preserve">, </w:t>
+      </w:r>
+      <w:r>
+        <w:rPr>
+          <w:rFonts w:ascii="Garamond" w:hAnsi="Garamond" w:cs="Arial"/>
+          <w:sz w:val="21"/>
+          <w:szCs w:val="21"/>
+        </w:rPr>
+        <w:t xml:space="preserve">CAD, 3D Printing, Fabrication, </w:t>
+      </w:r>
+      <w:r>
+        <w:rPr>
+          <w:rFonts w:ascii="Garamond" w:hAnsi="Garamond" w:cs="Arial"/>
+          <w:sz w:val="21"/>
+          <w:szCs w:val="21"/>
+        </w:rPr>
+        <w:t>Additive Manufacturing</w:t>
       </w:r>
     </w:p>
     <w:p>
@@ -3342,7 +3375,16 @@
           <w:sz w:val="21"/>
           <w:szCs w:val="21"/>
         </w:rPr>
-        <w:t xml:space="preserve"> Extended Kalman Filter</w:t>
+        <w:t xml:space="preserve"> Extended Kalman </w:t>
+      </w:r>
+      <w:proofErr w:type="gramStart"/>
+      <w:r>
+        <w:rPr>
+          <w:rFonts w:ascii="Garamond" w:hAnsi="Garamond" w:cs="Arial"/>
+          <w:sz w:val="21"/>
+          <w:szCs w:val="21"/>
+        </w:rPr>
+        <w:t>Filter</w:t>
       </w:r>
       <w:r>
         <w:rPr>
@@ -3352,6 +3394,7 @@
         </w:rPr>
         <w:t>;</w:t>
       </w:r>
+      <w:proofErr w:type="gramEnd"/>
       <w:r>
         <w:rPr>
           <w:rFonts w:ascii="Garamond" w:hAnsi="Garamond" w:cs="Arial"/>

--- a/Marika_Nishi_Resume.docx
+++ b/Marika_Nishi_Resume.docx
@@ -40,14 +40,16 @@
       <w:r>
         <w:rPr>
           <w:rFonts w:ascii="Times New Roman" w:hAnsi="Times New Roman" w:cs="Times New Roman"/>
-          <w:szCs w:val="12"/>
-        </w:rPr>
-        <w:t>Robotics Software Engineer</w:t>
+          <w:sz w:val="18"/>
+          <w:szCs w:val="8"/>
+        </w:rPr>
+        <w:t>Autonomous Vehicle Robotics Engineer</w:t>
       </w:r>
       <w:r>
         <w:rPr>
           <w:rFonts w:ascii="Times New Roman" w:hAnsi="Times New Roman" w:cs="Times New Roman"/>
-          <w:sz w:val="40"/>
+          <w:sz w:val="18"/>
+          <w:szCs w:val="8"/>
         </w:rPr>
         <w:tab/>
       </w:r>
@@ -650,7 +652,23 @@
           <w:b/>
           <w:bCs/>
         </w:rPr>
-        <w:t>SKILLS &amp; RELEVANT COURSEORK</w:t>
+        <w:t>SKILLS &amp; RELEVANT COURSE</w:t>
+      </w:r>
+      <w:r>
+        <w:rPr>
+          <w:rFonts w:ascii="Garamond" w:hAnsi="Garamond" w:cs="Arial"/>
+          <w:b/>
+          <w:bCs/>
+        </w:rPr>
+        <w:t>W</w:t>
+      </w:r>
+      <w:r>
+        <w:rPr>
+          <w:rFonts w:ascii="Garamond" w:hAnsi="Garamond" w:cs="Arial"/>
+          <w:b/>
+          <w:bCs/>
+        </w:rPr>
+        <w:t>ORK</w:t>
       </w:r>
     </w:p>
     <w:p>
@@ -810,7 +828,39 @@
           <w:sz w:val="21"/>
           <w:szCs w:val="21"/>
         </w:rPr>
-        <w:t xml:space="preserve">Software development, Vehicle software, </w:t>
+        <w:t xml:space="preserve">Object Detection, </w:t>
+      </w:r>
+      <w:r>
+        <w:rPr>
+          <w:rFonts w:ascii="Garamond" w:hAnsi="Garamond" w:cs="Arial"/>
+          <w:sz w:val="21"/>
+          <w:szCs w:val="21"/>
+        </w:rPr>
+        <w:t xml:space="preserve">Segmentation, </w:t>
+      </w:r>
+      <w:r>
+        <w:rPr>
+          <w:rFonts w:ascii="Garamond" w:hAnsi="Garamond" w:cs="Arial"/>
+          <w:sz w:val="21"/>
+          <w:szCs w:val="21"/>
+        </w:rPr>
+        <w:t xml:space="preserve">Software </w:t>
+      </w:r>
+      <w:r>
+        <w:rPr>
+          <w:rFonts w:ascii="Garamond" w:hAnsi="Garamond" w:cs="Arial"/>
+          <w:sz w:val="21"/>
+          <w:szCs w:val="21"/>
+        </w:rPr>
+        <w:t>systems</w:t>
+      </w:r>
+      <w:r>
+        <w:rPr>
+          <w:rFonts w:ascii="Garamond" w:hAnsi="Garamond" w:cs="Arial"/>
+          <w:sz w:val="21"/>
+          <w:szCs w:val="21"/>
+        </w:rPr>
+        <w:t xml:space="preserve">, Vehicle software, </w:t>
       </w:r>
       <w:r>
         <w:rPr>
@@ -856,7 +906,7 @@
           <w:sz w:val="21"/>
           <w:szCs w:val="21"/>
         </w:rPr>
-        <w:t xml:space="preserve">, Arduino IDE, </w:t>
+        <w:t xml:space="preserve">, </w:t>
       </w:r>
       <w:r>
         <w:rPr>
@@ -869,40 +919,16 @@
       <w:r>
         <w:rPr>
           <w:rFonts w:ascii="Garamond" w:hAnsi="Garamond" w:cs="Arial"/>
-          <w:sz w:val="21"/>
-          <w:szCs w:val="21"/>
-        </w:rPr>
-        <w:t>CAD</w:t>
-      </w:r>
-      <w:r>
-        <w:rPr>
-          <w:rFonts w:ascii="Garamond" w:hAnsi="Garamond" w:cs="Arial"/>
-          <w:sz w:val="21"/>
-          <w:szCs w:val="21"/>
-        </w:rPr>
-        <w:t xml:space="preserve"> (</w:t>
-      </w:r>
-      <w:proofErr w:type="spellStart"/>
-      <w:r>
-        <w:rPr>
-          <w:rFonts w:ascii="Garamond" w:hAnsi="Garamond" w:cs="Arial"/>
-          <w:sz w:val="21"/>
-          <w:szCs w:val="21"/>
-        </w:rPr>
-        <w:t>Autoware</w:t>
-      </w:r>
-      <w:proofErr w:type="spellEnd"/>
-      <w:r>
-        <w:rPr>
-          <w:rFonts w:ascii="Garamond" w:hAnsi="Garamond" w:cs="Arial"/>
-          <w:sz w:val="21"/>
-          <w:szCs w:val="21"/>
-        </w:rPr>
-        <w:t>, SolidWorks)</w:t>
-      </w:r>
-      <w:r>
-        <w:rPr>
-          <w:rFonts w:ascii="Garamond" w:hAnsi="Garamond" w:cs="Arial"/>
+          <w:iCs/>
+          <w:sz w:val="21"/>
+          <w:szCs w:val="21"/>
+        </w:rPr>
+        <w:t>Autonomous driving algorithms, ADAS</w:t>
+      </w:r>
+      <w:r>
+        <w:rPr>
+          <w:rFonts w:ascii="Garamond" w:hAnsi="Garamond" w:cs="Arial"/>
+          <w:iCs/>
           <w:sz w:val="21"/>
           <w:szCs w:val="21"/>
         </w:rPr>
@@ -915,16 +941,25 @@
           <w:sz w:val="21"/>
           <w:szCs w:val="21"/>
         </w:rPr>
-        <w:t>Autonomous driving algorithms, ADAS</w:t>
-      </w:r>
-      <w:r>
-        <w:rPr>
-          <w:rFonts w:ascii="Garamond" w:hAnsi="Garamond" w:cs="Arial"/>
-          <w:iCs/>
-          <w:sz w:val="21"/>
-          <w:szCs w:val="21"/>
-        </w:rPr>
-        <w:t>, Git</w:t>
+        <w:t xml:space="preserve">Linux, </w:t>
+      </w:r>
+      <w:r>
+        <w:rPr>
+          <w:rFonts w:ascii="Garamond" w:hAnsi="Garamond" w:cs="Arial"/>
+          <w:iCs/>
+          <w:sz w:val="21"/>
+          <w:szCs w:val="21"/>
+        </w:rPr>
+        <w:t>Git</w:t>
+      </w:r>
+      <w:r>
+        <w:rPr>
+          <w:rFonts w:ascii="Garamond" w:hAnsi="Garamond" w:cs="Arial"/>
+          <w:iCs/>
+          <w:sz w:val="21"/>
+          <w:szCs w:val="21"/>
+        </w:rPr>
+        <w:t>, Docker</w:t>
       </w:r>
     </w:p>
     <w:p>
@@ -1149,6 +1184,14 @@
           <w:sz w:val="21"/>
           <w:szCs w:val="21"/>
         </w:rPr>
+        <w:t xml:space="preserve">Machine Learning; </w:t>
+      </w:r>
+      <w:r>
+        <w:rPr>
+          <w:rFonts w:ascii="Garamond" w:hAnsi="Garamond" w:cs="Arial"/>
+          <w:sz w:val="21"/>
+          <w:szCs w:val="21"/>
+        </w:rPr>
         <w:t xml:space="preserve">Deep Generative Models; </w:t>
       </w:r>
       <w:r>
@@ -1189,7 +1232,7 @@
           <w:sz w:val="21"/>
           <w:szCs w:val="21"/>
         </w:rPr>
-        <w:t xml:space="preserve">Machine Learning; Mechatronics; </w:t>
+        <w:t xml:space="preserve">Mechatronics; </w:t>
       </w:r>
       <w:r>
         <w:rPr>
@@ -1205,7 +1248,15 @@
           <w:sz w:val="21"/>
           <w:szCs w:val="21"/>
         </w:rPr>
-        <w:t>; Learning in Robotics</w:t>
+        <w:t xml:space="preserve">; Advanced Robotics; </w:t>
+      </w:r>
+      <w:r>
+        <w:rPr>
+          <w:rFonts w:ascii="Garamond" w:hAnsi="Garamond" w:cs="Arial"/>
+          <w:sz w:val="21"/>
+          <w:szCs w:val="21"/>
+        </w:rPr>
+        <w:t>Computer Vision</w:t>
       </w:r>
       <w:r>
         <w:rPr>
@@ -1221,15 +1272,7 @@
           <w:sz w:val="21"/>
           <w:szCs w:val="21"/>
         </w:rPr>
-        <w:t xml:space="preserve">Advanced Robotics; </w:t>
-      </w:r>
-      <w:r>
-        <w:rPr>
-          <w:rFonts w:ascii="Garamond" w:hAnsi="Garamond" w:cs="Arial"/>
-          <w:sz w:val="21"/>
-          <w:szCs w:val="21"/>
-        </w:rPr>
-        <w:t>Computer Vision</w:t>
+        <w:t>Machine Perception</w:t>
       </w:r>
       <w:r>
         <w:rPr>
@@ -1245,31 +1288,92 @@
           <w:sz w:val="21"/>
           <w:szCs w:val="21"/>
         </w:rPr>
-        <w:t>Machine Perception</w:t>
-      </w:r>
-      <w:r>
-        <w:rPr>
-          <w:rFonts w:ascii="Garamond" w:hAnsi="Garamond" w:cs="Arial"/>
-          <w:sz w:val="21"/>
-          <w:szCs w:val="21"/>
-        </w:rPr>
-        <w:t xml:space="preserve">; </w:t>
-      </w:r>
-      <w:r>
-        <w:rPr>
-          <w:rFonts w:ascii="Garamond" w:hAnsi="Garamond" w:cs="Arial"/>
-          <w:sz w:val="21"/>
-          <w:szCs w:val="21"/>
-        </w:rPr>
         <w:t>Dynamics and Control</w:t>
       </w:r>
-      <w:r>
-        <w:rPr>
-          <w:rFonts w:ascii="Garamond" w:hAnsi="Garamond" w:cs="Arial"/>
-          <w:sz w:val="21"/>
-          <w:szCs w:val="21"/>
-        </w:rPr>
-        <w:t>; Manufacturing</w:t>
+    </w:p>
+    <w:p>
+      <w:pPr>
+        <w:tabs>
+          <w:tab w:val="right" w:pos="10440"/>
+        </w:tabs>
+        <w:spacing w:after="0" w:line="276" w:lineRule="auto"/>
+        <w:rPr>
+          <w:rFonts w:ascii="Garamond" w:hAnsi="Garamond" w:cs="Arial"/>
+          <w:sz w:val="21"/>
+          <w:szCs w:val="21"/>
+        </w:rPr>
+      </w:pPr>
+      <w:r>
+        <w:rPr>
+          <w:rFonts w:ascii="Garamond" w:hAnsi="Garamond" w:cs="Arial"/>
+          <w:b/>
+          <w:bCs/>
+          <w:sz w:val="21"/>
+          <w:szCs w:val="21"/>
+        </w:rPr>
+        <w:t>Publication</w:t>
+      </w:r>
+      <w:r>
+        <w:rPr>
+          <w:rFonts w:ascii="Garamond" w:hAnsi="Garamond" w:cs="Arial"/>
+          <w:b/>
+          <w:bCs/>
+          <w:sz w:val="21"/>
+          <w:szCs w:val="21"/>
+        </w:rPr>
+        <w:t>:</w:t>
+      </w:r>
+      <w:r>
+        <w:rPr>
+          <w:rFonts w:ascii="Garamond" w:hAnsi="Garamond" w:cs="Arial"/>
+          <w:sz w:val="21"/>
+          <w:szCs w:val="21"/>
+        </w:rPr>
+        <w:t xml:space="preserve"> </w:t>
+      </w:r>
+      <w:r>
+        <w:rPr>
+          <w:rFonts w:ascii="Garamond" w:hAnsi="Garamond" w:cs="Arial"/>
+          <w:sz w:val="21"/>
+          <w:szCs w:val="21"/>
+        </w:rPr>
+        <w:t xml:space="preserve">Watanabe, K., </w:t>
+      </w:r>
+      <w:r>
+        <w:rPr>
+          <w:rFonts w:ascii="Garamond" w:hAnsi="Garamond" w:cs="Arial"/>
+          <w:b/>
+          <w:bCs/>
+          <w:sz w:val="21"/>
+          <w:szCs w:val="21"/>
+        </w:rPr>
+        <w:t>Nishi, M.</w:t>
+      </w:r>
+      <w:r>
+        <w:rPr>
+          <w:rFonts w:ascii="Garamond" w:hAnsi="Garamond" w:cs="Arial"/>
+          <w:sz w:val="21"/>
+          <w:szCs w:val="21"/>
+        </w:rPr>
+        <w:t xml:space="preserve">, &amp; Ito, T. (2025). Placement design of various roadside sensors for stochastic position prediction of traffic participants on community roads. </w:t>
+      </w:r>
+      <w:r>
+        <w:rPr>
+          <w:rFonts w:ascii="Garamond" w:hAnsi="Garamond" w:cs="Arial"/>
+          <w:i/>
+          <w:iCs/>
+          <w:sz w:val="21"/>
+          <w:szCs w:val="21"/>
+        </w:rPr>
+        <w:t>International Journal of Intelligent Transportation Systems Research.</w:t>
+      </w:r>
+      <w:r>
+        <w:rPr>
+          <w:rFonts w:ascii="Garamond" w:hAnsi="Garamond" w:cs="Arial"/>
+          <w:sz w:val="21"/>
+          <w:szCs w:val="21"/>
+        </w:rPr>
+        <w:t xml:space="preserve"> </w:t>
       </w:r>
     </w:p>
     <w:p>
@@ -2337,65 +2441,258 @@
         <w:spacing w:after="0" w:line="276" w:lineRule="auto"/>
         <w:rPr>
           <w:rFonts w:ascii="Garamond" w:hAnsi="Garamond" w:cs="Arial"/>
-          <w:sz w:val="21"/>
-          <w:szCs w:val="21"/>
-        </w:rPr>
-      </w:pPr>
-      <w:r>
-        <w:rPr>
-          <w:rFonts w:ascii="Garamond" w:hAnsi="Garamond" w:cs="Arial"/>
-          <w:sz w:val="21"/>
-          <w:szCs w:val="21"/>
-        </w:rPr>
-        <w:t>P</w:t>
-      </w:r>
-      <w:r>
-        <w:rPr>
-          <w:rFonts w:ascii="Garamond" w:hAnsi="Garamond" w:cs="Arial"/>
-          <w:sz w:val="21"/>
-          <w:szCs w:val="21"/>
-        </w:rPr>
-        <w:t>resented</w:t>
-      </w:r>
-      <w:r>
-        <w:rPr>
-          <w:rFonts w:ascii="Garamond" w:hAnsi="Garamond" w:cs="Arial"/>
-          <w:sz w:val="21"/>
-          <w:szCs w:val="21"/>
-        </w:rPr>
-        <w:t xml:space="preserve"> to approx. 100 employees, including managers</w:t>
-      </w:r>
-      <w:r>
-        <w:rPr>
-          <w:rFonts w:ascii="Garamond" w:hAnsi="Garamond" w:cs="Arial"/>
-          <w:sz w:val="21"/>
-          <w:szCs w:val="21"/>
-        </w:rPr>
-        <w:t xml:space="preserve">; </w:t>
-      </w:r>
-      <w:r>
-        <w:rPr>
-          <w:rFonts w:ascii="Garamond" w:hAnsi="Garamond" w:cs="Arial"/>
-          <w:sz w:val="21"/>
-          <w:szCs w:val="21"/>
-        </w:rPr>
-        <w:t>demonstrated</w:t>
-      </w:r>
-      <w:r>
-        <w:rPr>
-          <w:rFonts w:ascii="Garamond" w:hAnsi="Garamond" w:cs="Arial"/>
-          <w:sz w:val="21"/>
-          <w:szCs w:val="21"/>
-        </w:rPr>
-        <w:t xml:space="preserve"> the company </w:t>
-      </w:r>
-      <w:r>
-        <w:rPr>
-          <w:rFonts w:ascii="Garamond" w:hAnsi="Garamond" w:cs="Arial"/>
-          <w:sz w:val="21"/>
-          <w:szCs w:val="21"/>
-        </w:rPr>
-        <w:t>CAN signal visualization</w:t>
+          <w:bCs/>
+          <w:sz w:val="21"/>
+          <w:szCs w:val="21"/>
+        </w:rPr>
+      </w:pPr>
+      <w:r>
+        <w:rPr>
+          <w:rFonts w:ascii="Garamond" w:hAnsi="Garamond" w:cs="Arial"/>
+          <w:sz w:val="21"/>
+          <w:szCs w:val="21"/>
+        </w:rPr>
+        <w:t>Co</w:t>
+      </w:r>
+      <w:r>
+        <w:rPr>
+          <w:rFonts w:ascii="Garamond" w:hAnsi="Garamond" w:cs="Arial"/>
+          <w:sz w:val="21"/>
+          <w:szCs w:val="21"/>
+        </w:rPr>
+        <w:t>llabora</w:t>
+      </w:r>
+      <w:r>
+        <w:rPr>
+          <w:rFonts w:ascii="Garamond" w:hAnsi="Garamond" w:cs="Arial"/>
+          <w:sz w:val="21"/>
+          <w:szCs w:val="21"/>
+        </w:rPr>
+        <w:t>ted</w:t>
+      </w:r>
+      <w:r>
+        <w:rPr>
+          <w:rFonts w:ascii="Garamond" w:hAnsi="Garamond" w:cs="Arial"/>
+          <w:sz w:val="21"/>
+          <w:szCs w:val="21"/>
+        </w:rPr>
+        <w:t xml:space="preserve"> </w:t>
+      </w:r>
+      <w:r>
+        <w:rPr>
+          <w:rFonts w:ascii="Garamond" w:hAnsi="Garamond" w:cs="Arial"/>
+          <w:sz w:val="21"/>
+          <w:szCs w:val="21"/>
+        </w:rPr>
+        <w:t>with colleagues</w:t>
+      </w:r>
+      <w:r>
+        <w:rPr>
+          <w:rFonts w:ascii="Garamond" w:hAnsi="Garamond" w:cs="Arial"/>
+          <w:sz w:val="21"/>
+          <w:szCs w:val="21"/>
+        </w:rPr>
+        <w:t xml:space="preserve"> from </w:t>
+      </w:r>
+      <w:r>
+        <w:rPr>
+          <w:rFonts w:ascii="Garamond" w:hAnsi="Garamond" w:cs="Arial"/>
+          <w:sz w:val="21"/>
+          <w:szCs w:val="21"/>
+        </w:rPr>
+        <w:t>10</w:t>
+      </w:r>
+      <w:r>
+        <w:rPr>
+          <w:rFonts w:ascii="Garamond" w:hAnsi="Garamond" w:cs="Arial"/>
+          <w:sz w:val="21"/>
+          <w:szCs w:val="21"/>
+        </w:rPr>
+        <w:t xml:space="preserve"> countries</w:t>
+      </w:r>
+      <w:r>
+        <w:rPr>
+          <w:rFonts w:ascii="Garamond" w:hAnsi="Garamond" w:cs="Arial"/>
+          <w:sz w:val="21"/>
+          <w:szCs w:val="21"/>
+        </w:rPr>
+        <w:t xml:space="preserve"> and different majors; made outcomes reflecting diverse opinions</w:t>
+      </w:r>
+    </w:p>
+    <w:p>
+      <w:pPr>
+        <w:pStyle w:val="ListParagraph"/>
+        <w:tabs>
+          <w:tab w:val="right" w:pos="10440"/>
+        </w:tabs>
+        <w:spacing w:after="0" w:line="276" w:lineRule="auto"/>
+        <w:rPr>
+          <w:rFonts w:ascii="Garamond" w:hAnsi="Garamond" w:cs="Arial"/>
+          <w:bCs/>
+          <w:sz w:val="21"/>
+          <w:szCs w:val="21"/>
+        </w:rPr>
+      </w:pPr>
+    </w:p>
+    <w:p>
+      <w:pPr>
+        <w:tabs>
+          <w:tab w:val="right" w:pos="10440"/>
+        </w:tabs>
+        <w:spacing w:after="0" w:line="276" w:lineRule="auto"/>
+        <w:rPr>
+          <w:rFonts w:ascii="Garamond" w:hAnsi="Garamond" w:cs="Arial"/>
+          <w:b/>
+          <w:sz w:val="21"/>
+          <w:szCs w:val="21"/>
+        </w:rPr>
+      </w:pPr>
+      <w:r>
+        <w:rPr>
+          <w:rFonts w:ascii="Garamond" w:hAnsi="Garamond" w:cs="Arial"/>
+          <w:bCs/>
+          <w:sz w:val="21"/>
+          <w:szCs w:val="21"/>
+        </w:rPr>
+        <w:t xml:space="preserve">DMG </w:t>
+      </w:r>
+      <w:r>
+        <w:rPr>
+          <w:rFonts w:ascii="Garamond" w:hAnsi="Garamond" w:cs="Arial"/>
+          <w:bCs/>
+          <w:sz w:val="21"/>
+          <w:szCs w:val="21"/>
+        </w:rPr>
+        <w:t>MORI</w:t>
+      </w:r>
+      <w:r>
+        <w:rPr>
+          <w:rFonts w:ascii="Garamond" w:hAnsi="Garamond" w:cs="Arial"/>
+          <w:iCs/>
+          <w:sz w:val="21"/>
+          <w:szCs w:val="21"/>
+        </w:rPr>
+        <w:t xml:space="preserve"> | </w:t>
+      </w:r>
+      <w:r>
+        <w:rPr>
+          <w:rFonts w:ascii="Garamond" w:hAnsi="Garamond" w:cs="Arial"/>
+          <w:i/>
+          <w:sz w:val="21"/>
+          <w:szCs w:val="21"/>
+        </w:rPr>
+        <w:t xml:space="preserve">Industrial Practices </w:t>
+      </w:r>
+      <w:r>
+        <w:rPr>
+          <w:rFonts w:ascii="Garamond" w:hAnsi="Garamond" w:cs="Arial"/>
+          <w:i/>
+          <w:sz w:val="21"/>
+          <w:szCs w:val="21"/>
+        </w:rPr>
+        <w:t>Intern</w:t>
+      </w:r>
+      <w:r>
+        <w:rPr>
+          <w:rFonts w:ascii="Garamond" w:hAnsi="Garamond" w:cs="Arial"/>
+          <w:i/>
+          <w:sz w:val="21"/>
+          <w:szCs w:val="21"/>
+        </w:rPr>
+        <w:t>, Additive Manufacturing R &amp; D</w:t>
+      </w:r>
+      <w:r>
+        <w:rPr>
+          <w:rFonts w:ascii="Garamond" w:hAnsi="Garamond" w:cs="Arial"/>
+          <w:iCs/>
+          <w:sz w:val="21"/>
+          <w:szCs w:val="21"/>
+        </w:rPr>
+        <w:t>, Iga, Mie</w:t>
+      </w:r>
+      <w:r>
+        <w:rPr>
+          <w:rFonts w:ascii="Garamond" w:hAnsi="Garamond" w:cs="Arial"/>
+          <w:iCs/>
+          <w:sz w:val="21"/>
+          <w:szCs w:val="21"/>
+        </w:rPr>
+        <w:t>, Japan</w:t>
+      </w:r>
+      <w:r>
+        <w:rPr>
+          <w:rFonts w:ascii="Garamond" w:hAnsi="Garamond" w:cs="Arial"/>
+          <w:b/>
+          <w:sz w:val="21"/>
+          <w:szCs w:val="21"/>
+        </w:rPr>
+        <w:tab/>
+      </w:r>
+      <w:r>
+        <w:rPr>
+          <w:rFonts w:ascii="Garamond" w:hAnsi="Garamond" w:cs="Arial"/>
+          <w:bCs/>
+          <w:i/>
+          <w:iCs/>
+          <w:sz w:val="21"/>
+          <w:szCs w:val="21"/>
+        </w:rPr>
+        <w:t>August</w:t>
+      </w:r>
+      <w:r>
+        <w:rPr>
+          <w:rFonts w:ascii="Garamond" w:hAnsi="Garamond" w:cs="Arial"/>
+          <w:bCs/>
+          <w:i/>
+          <w:iCs/>
+          <w:sz w:val="21"/>
+          <w:szCs w:val="21"/>
+        </w:rPr>
+        <w:t xml:space="preserve"> 2021</w:t>
+      </w:r>
+      <w:r>
+        <w:rPr>
+          <w:rFonts w:ascii="Garamond" w:hAnsi="Garamond" w:cs="Arial"/>
+          <w:bCs/>
+          <w:i/>
+          <w:iCs/>
+          <w:sz w:val="21"/>
+          <w:szCs w:val="21"/>
+        </w:rPr>
+        <w:t xml:space="preserve"> – </w:t>
+      </w:r>
+      <w:r>
+        <w:rPr>
+          <w:rFonts w:ascii="Garamond" w:hAnsi="Garamond" w:cs="Arial"/>
+          <w:bCs/>
+          <w:i/>
+          <w:iCs/>
+          <w:sz w:val="21"/>
+          <w:szCs w:val="21"/>
+        </w:rPr>
+        <w:t>September</w:t>
+      </w:r>
+      <w:r>
+        <w:rPr>
+          <w:rFonts w:ascii="Garamond" w:hAnsi="Garamond" w:cs="Arial"/>
+          <w:bCs/>
+          <w:i/>
+          <w:iCs/>
+          <w:sz w:val="21"/>
+          <w:szCs w:val="21"/>
+        </w:rPr>
+        <w:t xml:space="preserve"> </w:t>
+      </w:r>
+      <w:r>
+        <w:rPr>
+          <w:rFonts w:ascii="Garamond" w:hAnsi="Garamond" w:cs="Arial"/>
+          <w:bCs/>
+          <w:i/>
+          <w:iCs/>
+          <w:sz w:val="21"/>
+          <w:szCs w:val="21"/>
+        </w:rPr>
+        <w:t>2021</w:t>
       </w:r>
     </w:p>
     <w:p>
@@ -2411,258 +2708,33 @@
         <w:spacing w:after="0" w:line="276" w:lineRule="auto"/>
         <w:rPr>
           <w:rFonts w:ascii="Garamond" w:hAnsi="Garamond" w:cs="Arial"/>
-          <w:bCs/>
-          <w:sz w:val="21"/>
-          <w:szCs w:val="21"/>
-        </w:rPr>
-      </w:pPr>
-      <w:r>
-        <w:rPr>
-          <w:rFonts w:ascii="Garamond" w:hAnsi="Garamond" w:cs="Arial"/>
-          <w:sz w:val="21"/>
-          <w:szCs w:val="21"/>
-        </w:rPr>
-        <w:t>Co</w:t>
-      </w:r>
-      <w:r>
-        <w:rPr>
-          <w:rFonts w:ascii="Garamond" w:hAnsi="Garamond" w:cs="Arial"/>
-          <w:sz w:val="21"/>
-          <w:szCs w:val="21"/>
-        </w:rPr>
-        <w:t>llabora</w:t>
-      </w:r>
-      <w:r>
-        <w:rPr>
-          <w:rFonts w:ascii="Garamond" w:hAnsi="Garamond" w:cs="Arial"/>
-          <w:sz w:val="21"/>
-          <w:szCs w:val="21"/>
-        </w:rPr>
-        <w:t>ted</w:t>
-      </w:r>
-      <w:r>
-        <w:rPr>
-          <w:rFonts w:ascii="Garamond" w:hAnsi="Garamond" w:cs="Arial"/>
-          <w:sz w:val="21"/>
-          <w:szCs w:val="21"/>
-        </w:rPr>
-        <w:t xml:space="preserve"> </w:t>
-      </w:r>
-      <w:r>
-        <w:rPr>
-          <w:rFonts w:ascii="Garamond" w:hAnsi="Garamond" w:cs="Arial"/>
-          <w:sz w:val="21"/>
-          <w:szCs w:val="21"/>
-        </w:rPr>
-        <w:t>with colleagues</w:t>
-      </w:r>
-      <w:r>
-        <w:rPr>
-          <w:rFonts w:ascii="Garamond" w:hAnsi="Garamond" w:cs="Arial"/>
-          <w:sz w:val="21"/>
-          <w:szCs w:val="21"/>
-        </w:rPr>
-        <w:t xml:space="preserve"> from </w:t>
-      </w:r>
-      <w:r>
-        <w:rPr>
-          <w:rFonts w:ascii="Garamond" w:hAnsi="Garamond" w:cs="Arial"/>
-          <w:sz w:val="21"/>
-          <w:szCs w:val="21"/>
-        </w:rPr>
-        <w:t>10</w:t>
-      </w:r>
-      <w:r>
-        <w:rPr>
-          <w:rFonts w:ascii="Garamond" w:hAnsi="Garamond" w:cs="Arial"/>
-          <w:sz w:val="21"/>
-          <w:szCs w:val="21"/>
-        </w:rPr>
-        <w:t xml:space="preserve"> countries</w:t>
-      </w:r>
-      <w:r>
-        <w:rPr>
-          <w:rFonts w:ascii="Garamond" w:hAnsi="Garamond" w:cs="Arial"/>
-          <w:sz w:val="21"/>
-          <w:szCs w:val="21"/>
-        </w:rPr>
-        <w:t xml:space="preserve"> and different majors; made outcomes reflecting diverse opinions</w:t>
-      </w:r>
-    </w:p>
-    <w:p>
-      <w:pPr>
-        <w:pStyle w:val="ListParagraph"/>
-        <w:tabs>
-          <w:tab w:val="right" w:pos="10440"/>
-        </w:tabs>
-        <w:spacing w:after="0" w:line="276" w:lineRule="auto"/>
-        <w:rPr>
-          <w:rFonts w:ascii="Garamond" w:hAnsi="Garamond" w:cs="Arial"/>
-          <w:bCs/>
-          <w:sz w:val="21"/>
-          <w:szCs w:val="21"/>
-        </w:rPr>
-      </w:pPr>
-    </w:p>
-    <w:p>
-      <w:pPr>
-        <w:tabs>
-          <w:tab w:val="right" w:pos="10440"/>
-        </w:tabs>
-        <w:spacing w:after="0" w:line="276" w:lineRule="auto"/>
-        <w:rPr>
-          <w:rFonts w:ascii="Garamond" w:hAnsi="Garamond" w:cs="Arial"/>
-          <w:b/>
-          <w:sz w:val="21"/>
-          <w:szCs w:val="21"/>
-        </w:rPr>
-      </w:pPr>
-      <w:r>
-        <w:rPr>
-          <w:rFonts w:ascii="Garamond" w:hAnsi="Garamond" w:cs="Arial"/>
-          <w:bCs/>
-          <w:sz w:val="21"/>
-          <w:szCs w:val="21"/>
-        </w:rPr>
-        <w:t xml:space="preserve">DMG </w:t>
-      </w:r>
-      <w:r>
-        <w:rPr>
-          <w:rFonts w:ascii="Garamond" w:hAnsi="Garamond" w:cs="Arial"/>
-          <w:bCs/>
-          <w:sz w:val="21"/>
-          <w:szCs w:val="21"/>
-        </w:rPr>
-        <w:t>MORI</w:t>
-      </w:r>
-      <w:r>
-        <w:rPr>
-          <w:rFonts w:ascii="Garamond" w:hAnsi="Garamond" w:cs="Arial"/>
-          <w:iCs/>
-          <w:sz w:val="21"/>
-          <w:szCs w:val="21"/>
-        </w:rPr>
-        <w:t xml:space="preserve"> | </w:t>
-      </w:r>
-      <w:r>
-        <w:rPr>
-          <w:rFonts w:ascii="Garamond" w:hAnsi="Garamond" w:cs="Arial"/>
-          <w:i/>
-          <w:sz w:val="21"/>
-          <w:szCs w:val="21"/>
-        </w:rPr>
-        <w:t xml:space="preserve">Industrial Practices </w:t>
-      </w:r>
-      <w:r>
-        <w:rPr>
-          <w:rFonts w:ascii="Garamond" w:hAnsi="Garamond" w:cs="Arial"/>
-          <w:i/>
-          <w:sz w:val="21"/>
-          <w:szCs w:val="21"/>
-        </w:rPr>
-        <w:t>Intern</w:t>
-      </w:r>
-      <w:r>
-        <w:rPr>
-          <w:rFonts w:ascii="Garamond" w:hAnsi="Garamond" w:cs="Arial"/>
-          <w:i/>
-          <w:sz w:val="21"/>
-          <w:szCs w:val="21"/>
-        </w:rPr>
-        <w:t>, Additive Manufacturing R &amp; D</w:t>
-      </w:r>
-      <w:r>
-        <w:rPr>
-          <w:rFonts w:ascii="Garamond" w:hAnsi="Garamond" w:cs="Arial"/>
-          <w:iCs/>
-          <w:sz w:val="21"/>
-          <w:szCs w:val="21"/>
-        </w:rPr>
-        <w:t>, Iga, Mie</w:t>
-      </w:r>
-      <w:r>
-        <w:rPr>
-          <w:rFonts w:ascii="Garamond" w:hAnsi="Garamond" w:cs="Arial"/>
-          <w:iCs/>
-          <w:sz w:val="21"/>
-          <w:szCs w:val="21"/>
-        </w:rPr>
-        <w:t>, Japan</w:t>
-      </w:r>
-      <w:r>
-        <w:rPr>
-          <w:rFonts w:ascii="Garamond" w:hAnsi="Garamond" w:cs="Arial"/>
-          <w:b/>
-          <w:sz w:val="21"/>
-          <w:szCs w:val="21"/>
-        </w:rPr>
-        <w:tab/>
-      </w:r>
-      <w:r>
-        <w:rPr>
-          <w:rFonts w:ascii="Garamond" w:hAnsi="Garamond" w:cs="Arial"/>
-          <w:bCs/>
-          <w:i/>
-          <w:iCs/>
-          <w:sz w:val="21"/>
-          <w:szCs w:val="21"/>
-        </w:rPr>
-        <w:t>August</w:t>
-      </w:r>
-      <w:r>
-        <w:rPr>
-          <w:rFonts w:ascii="Garamond" w:hAnsi="Garamond" w:cs="Arial"/>
-          <w:bCs/>
-          <w:i/>
-          <w:iCs/>
-          <w:sz w:val="21"/>
-          <w:szCs w:val="21"/>
-        </w:rPr>
-        <w:t xml:space="preserve"> 2021</w:t>
-      </w:r>
-      <w:r>
-        <w:rPr>
-          <w:rFonts w:ascii="Garamond" w:hAnsi="Garamond" w:cs="Arial"/>
-          <w:bCs/>
-          <w:i/>
-          <w:iCs/>
-          <w:sz w:val="21"/>
-          <w:szCs w:val="21"/>
-        </w:rPr>
-        <w:t xml:space="preserve"> – </w:t>
-      </w:r>
-      <w:r>
-        <w:rPr>
-          <w:rFonts w:ascii="Garamond" w:hAnsi="Garamond" w:cs="Arial"/>
-          <w:bCs/>
-          <w:i/>
-          <w:iCs/>
-          <w:sz w:val="21"/>
-          <w:szCs w:val="21"/>
-        </w:rPr>
-        <w:t>September</w:t>
-      </w:r>
-      <w:r>
-        <w:rPr>
-          <w:rFonts w:ascii="Garamond" w:hAnsi="Garamond" w:cs="Arial"/>
-          <w:bCs/>
-          <w:i/>
-          <w:iCs/>
-          <w:sz w:val="21"/>
-          <w:szCs w:val="21"/>
-        </w:rPr>
-        <w:t xml:space="preserve"> </w:t>
-      </w:r>
-      <w:r>
-        <w:rPr>
-          <w:rFonts w:ascii="Garamond" w:hAnsi="Garamond" w:cs="Arial"/>
-          <w:bCs/>
-          <w:i/>
-          <w:iCs/>
-          <w:sz w:val="21"/>
-          <w:szCs w:val="21"/>
-        </w:rPr>
-        <w:t>2021</w:t>
+          <w:sz w:val="21"/>
+          <w:szCs w:val="21"/>
+        </w:rPr>
+      </w:pPr>
+      <w:r>
+        <w:rPr>
+          <w:rFonts w:ascii="Garamond" w:hAnsi="Garamond" w:cs="Arial"/>
+          <w:sz w:val="21"/>
+          <w:szCs w:val="21"/>
+        </w:rPr>
+        <w:t>Analyzed</w:t>
+      </w:r>
+      <w:r>
+        <w:rPr>
+          <w:rFonts w:ascii="Garamond" w:hAnsi="Garamond" w:cs="Arial"/>
+          <w:sz w:val="21"/>
+          <w:szCs w:val="21"/>
+        </w:rPr>
+        <w:t xml:space="preserve"> performance tests of additive manufacturing machines</w:t>
+      </w:r>
+      <w:r>
+        <w:rPr>
+          <w:rFonts w:ascii="Garamond" w:hAnsi="Garamond" w:cs="Arial"/>
+          <w:sz w:val="21"/>
+          <w:szCs w:val="21"/>
+        </w:rPr>
+        <w:t xml:space="preserve"> by operating the machines and inspecting products</w:t>
       </w:r>
     </w:p>
     <w:p>
@@ -2688,48 +2760,6 @@
           <w:sz w:val="21"/>
           <w:szCs w:val="21"/>
         </w:rPr>
-        <w:t>Analyzed</w:t>
-      </w:r>
-      <w:r>
-        <w:rPr>
-          <w:rFonts w:ascii="Garamond" w:hAnsi="Garamond" w:cs="Arial"/>
-          <w:sz w:val="21"/>
-          <w:szCs w:val="21"/>
-        </w:rPr>
-        <w:t xml:space="preserve"> performance tests of additive manufacturing machines</w:t>
-      </w:r>
-      <w:r>
-        <w:rPr>
-          <w:rFonts w:ascii="Garamond" w:hAnsi="Garamond" w:cs="Arial"/>
-          <w:sz w:val="21"/>
-          <w:szCs w:val="21"/>
-        </w:rPr>
-        <w:t xml:space="preserve"> by operating the machines and inspecting products</w:t>
-      </w:r>
-    </w:p>
-    <w:p>
-      <w:pPr>
-        <w:pStyle w:val="ListParagraph"/>
-        <w:numPr>
-          <w:ilvl w:val="0"/>
-          <w:numId w:val="1"/>
-        </w:numPr>
-        <w:tabs>
-          <w:tab w:val="right" w:pos="10440"/>
-        </w:tabs>
-        <w:spacing w:after="0" w:line="276" w:lineRule="auto"/>
-        <w:rPr>
-          <w:rFonts w:ascii="Garamond" w:hAnsi="Garamond" w:cs="Arial"/>
-          <w:sz w:val="21"/>
-          <w:szCs w:val="21"/>
-        </w:rPr>
-      </w:pPr>
-      <w:r>
-        <w:rPr>
-          <w:rFonts w:ascii="Garamond" w:hAnsi="Garamond" w:cs="Arial"/>
-          <w:sz w:val="21"/>
-          <w:szCs w:val="21"/>
-        </w:rPr>
         <w:t>Investigated</w:t>
       </w:r>
       <w:r>
@@ -3305,6 +3335,14 @@
           <w:sz w:val="21"/>
           <w:szCs w:val="21"/>
         </w:rPr>
+        <w:t xml:space="preserve">real-time </w:t>
+      </w:r>
+      <w:r>
+        <w:rPr>
+          <w:rFonts w:ascii="Garamond" w:hAnsi="Garamond" w:cs="Arial"/>
+          <w:sz w:val="21"/>
+          <w:szCs w:val="21"/>
+        </w:rPr>
         <w:t>collision prediction system</w:t>
       </w:r>
       <w:r>
@@ -3313,8 +3351,54 @@
           <w:sz w:val="21"/>
           <w:szCs w:val="21"/>
         </w:rPr>
-        <w:t xml:space="preserve"> among pedestrian, cyclist, and intelligent wheelchair</w:t>
-      </w:r>
+        <w:t xml:space="preserve"> among </w:t>
+      </w:r>
+      <w:proofErr w:type="gramStart"/>
+      <w:r>
+        <w:rPr>
+          <w:rFonts w:ascii="Garamond" w:hAnsi="Garamond" w:cs="Arial"/>
+          <w:sz w:val="21"/>
+          <w:szCs w:val="21"/>
+        </w:rPr>
+        <w:t>pedestrian</w:t>
+      </w:r>
+      <w:proofErr w:type="gramEnd"/>
+      <w:r>
+        <w:rPr>
+          <w:rFonts w:ascii="Garamond" w:hAnsi="Garamond" w:cs="Arial"/>
+          <w:sz w:val="21"/>
+          <w:szCs w:val="21"/>
+        </w:rPr>
+        <w:t xml:space="preserve">, </w:t>
+      </w:r>
+      <w:proofErr w:type="gramStart"/>
+      <w:r>
+        <w:rPr>
+          <w:rFonts w:ascii="Garamond" w:hAnsi="Garamond" w:cs="Arial"/>
+          <w:sz w:val="21"/>
+          <w:szCs w:val="21"/>
+        </w:rPr>
+        <w:t>cyclist</w:t>
+      </w:r>
+      <w:proofErr w:type="gramEnd"/>
+      <w:r>
+        <w:rPr>
+          <w:rFonts w:ascii="Garamond" w:hAnsi="Garamond" w:cs="Arial"/>
+          <w:sz w:val="21"/>
+          <w:szCs w:val="21"/>
+        </w:rPr>
+        <w:t xml:space="preserve">, and intelligent </w:t>
+      </w:r>
+      <w:proofErr w:type="gramStart"/>
+      <w:r>
+        <w:rPr>
+          <w:rFonts w:ascii="Garamond" w:hAnsi="Garamond" w:cs="Arial"/>
+          <w:sz w:val="21"/>
+          <w:szCs w:val="21"/>
+        </w:rPr>
+        <w:t>wheelchair</w:t>
+      </w:r>
+      <w:proofErr w:type="gramEnd"/>
     </w:p>
     <w:p>
       <w:pPr>

--- a/Marika_Nishi_Resume.docx
+++ b/Marika_Nishi_Resume.docx
@@ -43,7 +43,7 @@
           <w:sz w:val="18"/>
           <w:szCs w:val="8"/>
         </w:rPr>
-        <w:t>Autonomous Vehicle Robotics Engineer</w:t>
+        <w:t>Robotics Software Developer</w:t>
       </w:r>
       <w:r>
         <w:rPr>
@@ -147,27 +147,7 @@
             <w:sz w:val="18"/>
             <w:szCs w:val="18"/>
           </w:rPr>
-          <w:t>linkedin.com/in/</w:t>
-        </w:r>
-        <w:proofErr w:type="spellStart"/>
-        <w:r>
-          <w:rPr>
-            <w:rStyle w:val="Hyperlink"/>
-            <w:rFonts w:ascii="Garamond" w:hAnsi="Garamond" w:cs="Arial"/>
-            <w:sz w:val="18"/>
-            <w:szCs w:val="18"/>
-          </w:rPr>
-          <w:t>marika-nishi</w:t>
-        </w:r>
-        <w:proofErr w:type="spellEnd"/>
-        <w:r>
-          <w:rPr>
-            <w:rStyle w:val="Hyperlink"/>
-            <w:rFonts w:ascii="Garamond" w:hAnsi="Garamond" w:cs="Arial"/>
-            <w:sz w:val="18"/>
-            <w:szCs w:val="18"/>
-          </w:rPr>
-          <w:t>/</w:t>
+          <w:t>linkedin.com/in/marika-nishi/</w:t>
         </w:r>
       </w:hyperlink>
       <w:r>
@@ -733,17 +713,24 @@
         </w:rPr>
         <w:t xml:space="preserve">Python, </w:t>
       </w:r>
-      <w:proofErr w:type="spellStart"/>
-      <w:r>
-        <w:rPr>
-          <w:rFonts w:ascii="Garamond" w:hAnsi="Garamond" w:cs="Arial"/>
-          <w:iCs/>
-          <w:sz w:val="21"/>
-          <w:szCs w:val="21"/>
-        </w:rPr>
-        <w:t>Pytorch</w:t>
-      </w:r>
-      <w:proofErr w:type="spellEnd"/>
+      <w:r>
+        <w:rPr>
+          <w:rFonts w:ascii="Garamond" w:hAnsi="Garamond" w:cs="Arial"/>
+          <w:iCs/>
+          <w:sz w:val="21"/>
+          <w:szCs w:val="21"/>
+        </w:rPr>
+        <w:t>C++</w:t>
+      </w:r>
+      <w:r>
+        <w:rPr>
+          <w:rFonts w:ascii="Garamond" w:hAnsi="Garamond" w:cs="Arial"/>
+          <w:iCs/>
+          <w:sz w:val="21"/>
+          <w:szCs w:val="21"/>
+        </w:rPr>
+        <w:t>, ROS</w:t>
+      </w:r>
       <w:r>
         <w:rPr>
           <w:rFonts w:ascii="Garamond" w:hAnsi="Garamond" w:cs="Arial"/>
@@ -760,21 +747,35 @@
           <w:sz w:val="21"/>
           <w:szCs w:val="21"/>
         </w:rPr>
-        <w:t>C++</w:t>
-      </w:r>
-      <w:r>
-        <w:rPr>
-          <w:rFonts w:ascii="Garamond" w:hAnsi="Garamond" w:cs="Arial"/>
-          <w:iCs/>
-          <w:sz w:val="21"/>
-          <w:szCs w:val="21"/>
-        </w:rPr>
-        <w:t>, ROS</w:t>
-      </w:r>
-      <w:r>
-        <w:rPr>
-          <w:rFonts w:ascii="Garamond" w:hAnsi="Garamond" w:cs="Arial"/>
-          <w:iCs/>
+        <w:t xml:space="preserve">Pytorch, </w:t>
+      </w:r>
+      <w:r>
+        <w:rPr>
+          <w:rFonts w:ascii="Garamond" w:hAnsi="Garamond" w:cs="Arial"/>
+          <w:sz w:val="21"/>
+          <w:szCs w:val="21"/>
+        </w:rPr>
+        <w:t xml:space="preserve">OpenCV, </w:t>
+      </w:r>
+      <w:r>
+        <w:rPr>
+          <w:rFonts w:ascii="Garamond" w:hAnsi="Garamond" w:cs="Arial"/>
+          <w:sz w:val="21"/>
+          <w:szCs w:val="21"/>
+        </w:rPr>
+        <w:t>Simulator</w:t>
+      </w:r>
+      <w:r>
+        <w:rPr>
+          <w:rFonts w:ascii="Garamond" w:hAnsi="Garamond" w:cs="Arial"/>
+          <w:sz w:val="21"/>
+          <w:szCs w:val="21"/>
+        </w:rPr>
+        <w:t xml:space="preserve"> (Gazebo, MuJoCo)</w:t>
+      </w:r>
+      <w:r>
+        <w:rPr>
+          <w:rFonts w:ascii="Garamond" w:hAnsi="Garamond" w:cs="Arial"/>
           <w:sz w:val="21"/>
           <w:szCs w:val="21"/>
         </w:rPr>
@@ -786,37 +787,72 @@
           <w:sz w:val="21"/>
           <w:szCs w:val="21"/>
         </w:rPr>
-        <w:t>Simulator</w:t>
-      </w:r>
-      <w:r>
-        <w:rPr>
-          <w:rFonts w:ascii="Garamond" w:hAnsi="Garamond" w:cs="Arial"/>
-          <w:sz w:val="21"/>
-          <w:szCs w:val="21"/>
-        </w:rPr>
-        <w:t xml:space="preserve"> (Gazebo, </w:t>
-      </w:r>
-      <w:proofErr w:type="spellStart"/>
-      <w:r>
-        <w:rPr>
-          <w:rFonts w:ascii="Garamond" w:hAnsi="Garamond" w:cs="Arial"/>
-          <w:sz w:val="21"/>
-          <w:szCs w:val="21"/>
-        </w:rPr>
-        <w:t>MuJoCo</w:t>
-      </w:r>
-      <w:proofErr w:type="spellEnd"/>
-      <w:r>
-        <w:rPr>
-          <w:rFonts w:ascii="Garamond" w:hAnsi="Garamond" w:cs="Arial"/>
-          <w:sz w:val="21"/>
-          <w:szCs w:val="21"/>
-        </w:rPr>
-        <w:t>)</w:t>
-      </w:r>
-      <w:r>
-        <w:rPr>
-          <w:rFonts w:ascii="Garamond" w:hAnsi="Garamond" w:cs="Arial"/>
+        <w:t xml:space="preserve">SLAM, sensor fusion, </w:t>
+      </w:r>
+      <w:r>
+        <w:rPr>
+          <w:rFonts w:ascii="Garamond" w:hAnsi="Garamond" w:cs="Arial"/>
+          <w:iCs/>
+          <w:sz w:val="21"/>
+          <w:szCs w:val="21"/>
+        </w:rPr>
+        <w:t xml:space="preserve">Git, </w:t>
+      </w:r>
+      <w:r>
+        <w:rPr>
+          <w:rFonts w:ascii="Garamond" w:hAnsi="Garamond" w:cs="Arial"/>
+          <w:iCs/>
+          <w:sz w:val="21"/>
+          <w:szCs w:val="21"/>
+        </w:rPr>
+        <w:t xml:space="preserve">Machine Learning, </w:t>
+      </w:r>
+      <w:r>
+        <w:rPr>
+          <w:rFonts w:ascii="Garamond" w:hAnsi="Garamond" w:cs="Arial"/>
+          <w:sz w:val="21"/>
+          <w:szCs w:val="21"/>
+        </w:rPr>
+        <w:t xml:space="preserve">Object Detection, </w:t>
+      </w:r>
+      <w:r>
+        <w:rPr>
+          <w:rFonts w:ascii="Garamond" w:hAnsi="Garamond" w:cs="Arial"/>
+          <w:sz w:val="21"/>
+          <w:szCs w:val="21"/>
+        </w:rPr>
+        <w:t xml:space="preserve">Segmentation, </w:t>
+      </w:r>
+      <w:r>
+        <w:rPr>
+          <w:rFonts w:ascii="Garamond" w:hAnsi="Garamond" w:cs="Arial"/>
+          <w:sz w:val="21"/>
+          <w:szCs w:val="21"/>
+        </w:rPr>
+        <w:t xml:space="preserve">Neural Netowrks, </w:t>
+      </w:r>
+      <w:r>
+        <w:rPr>
+          <w:rFonts w:ascii="Garamond" w:hAnsi="Garamond" w:cs="Arial"/>
+          <w:iCs/>
+          <w:sz w:val="21"/>
+          <w:szCs w:val="21"/>
+        </w:rPr>
+        <w:t xml:space="preserve">Matlab, </w:t>
+      </w:r>
+      <w:r>
+        <w:rPr>
+          <w:rFonts w:ascii="Garamond" w:hAnsi="Garamond" w:cs="Arial"/>
+          <w:iCs/>
+          <w:sz w:val="21"/>
+          <w:szCs w:val="21"/>
+        </w:rPr>
+        <w:t>Autonomous driving algorithms, ADAS</w:t>
+      </w:r>
+      <w:r>
+        <w:rPr>
+          <w:rFonts w:ascii="Garamond" w:hAnsi="Garamond" w:cs="Arial"/>
+          <w:iCs/>
           <w:sz w:val="21"/>
           <w:szCs w:val="21"/>
         </w:rPr>
@@ -825,118 +861,6 @@
       <w:r>
         <w:rPr>
           <w:rFonts w:ascii="Garamond" w:hAnsi="Garamond" w:cs="Arial"/>
-          <w:sz w:val="21"/>
-          <w:szCs w:val="21"/>
-        </w:rPr>
-        <w:t xml:space="preserve">Object Detection, </w:t>
-      </w:r>
-      <w:r>
-        <w:rPr>
-          <w:rFonts w:ascii="Garamond" w:hAnsi="Garamond" w:cs="Arial"/>
-          <w:sz w:val="21"/>
-          <w:szCs w:val="21"/>
-        </w:rPr>
-        <w:t xml:space="preserve">Segmentation, </w:t>
-      </w:r>
-      <w:r>
-        <w:rPr>
-          <w:rFonts w:ascii="Garamond" w:hAnsi="Garamond" w:cs="Arial"/>
-          <w:sz w:val="21"/>
-          <w:szCs w:val="21"/>
-        </w:rPr>
-        <w:t xml:space="preserve">Software </w:t>
-      </w:r>
-      <w:r>
-        <w:rPr>
-          <w:rFonts w:ascii="Garamond" w:hAnsi="Garamond" w:cs="Arial"/>
-          <w:sz w:val="21"/>
-          <w:szCs w:val="21"/>
-        </w:rPr>
-        <w:t>systems</w:t>
-      </w:r>
-      <w:r>
-        <w:rPr>
-          <w:rFonts w:ascii="Garamond" w:hAnsi="Garamond" w:cs="Arial"/>
-          <w:sz w:val="21"/>
-          <w:szCs w:val="21"/>
-        </w:rPr>
-        <w:t xml:space="preserve">, Vehicle software, </w:t>
-      </w:r>
-      <w:r>
-        <w:rPr>
-          <w:rFonts w:ascii="Garamond" w:hAnsi="Garamond" w:cs="Arial"/>
-          <w:sz w:val="21"/>
-          <w:szCs w:val="21"/>
-        </w:rPr>
-        <w:t xml:space="preserve">Neural </w:t>
-      </w:r>
-      <w:proofErr w:type="spellStart"/>
-      <w:r>
-        <w:rPr>
-          <w:rFonts w:ascii="Garamond" w:hAnsi="Garamond" w:cs="Arial"/>
-          <w:sz w:val="21"/>
-          <w:szCs w:val="21"/>
-        </w:rPr>
-        <w:t>Netowrks</w:t>
-      </w:r>
-      <w:proofErr w:type="spellEnd"/>
-      <w:r>
-        <w:rPr>
-          <w:rFonts w:ascii="Garamond" w:hAnsi="Garamond" w:cs="Arial"/>
-          <w:sz w:val="21"/>
-          <w:szCs w:val="21"/>
-        </w:rPr>
-        <w:t xml:space="preserve">, </w:t>
-      </w:r>
-      <w:proofErr w:type="spellStart"/>
-      <w:r>
-        <w:rPr>
-          <w:rFonts w:ascii="Garamond" w:hAnsi="Garamond" w:cs="Arial"/>
-          <w:iCs/>
-          <w:sz w:val="21"/>
-          <w:szCs w:val="21"/>
-        </w:rPr>
-        <w:t>Matlab</w:t>
-      </w:r>
-      <w:proofErr w:type="spellEnd"/>
-      <w:r>
-        <w:rPr>
-          <w:rFonts w:ascii="Garamond" w:hAnsi="Garamond" w:cs="Arial"/>
-          <w:iCs/>
-          <w:sz w:val="21"/>
-          <w:szCs w:val="21"/>
-        </w:rPr>
-        <w:t xml:space="preserve">, </w:t>
-      </w:r>
-      <w:r>
-        <w:rPr>
-          <w:rFonts w:ascii="Garamond" w:hAnsi="Garamond" w:cs="Arial"/>
-          <w:sz w:val="21"/>
-          <w:szCs w:val="21"/>
-        </w:rPr>
-        <w:t xml:space="preserve">OpenCV, </w:t>
-      </w:r>
-      <w:r>
-        <w:rPr>
-          <w:rFonts w:ascii="Garamond" w:hAnsi="Garamond" w:cs="Arial"/>
-          <w:iCs/>
-          <w:sz w:val="21"/>
-          <w:szCs w:val="21"/>
-        </w:rPr>
-        <w:t>Autonomous driving algorithms, ADAS</w:t>
-      </w:r>
-      <w:r>
-        <w:rPr>
-          <w:rFonts w:ascii="Garamond" w:hAnsi="Garamond" w:cs="Arial"/>
-          <w:iCs/>
-          <w:sz w:val="21"/>
-          <w:szCs w:val="21"/>
-        </w:rPr>
-        <w:t xml:space="preserve">, </w:t>
-      </w:r>
-      <w:r>
-        <w:rPr>
-          <w:rFonts w:ascii="Garamond" w:hAnsi="Garamond" w:cs="Arial"/>
           <w:iCs/>
           <w:sz w:val="21"/>
           <w:szCs w:val="21"/>
@@ -950,16 +874,7 @@
           <w:sz w:val="21"/>
           <w:szCs w:val="21"/>
         </w:rPr>
-        <w:t>Git</w:t>
-      </w:r>
-      <w:r>
-        <w:rPr>
-          <w:rFonts w:ascii="Garamond" w:hAnsi="Garamond" w:cs="Arial"/>
-          <w:iCs/>
-          <w:sz w:val="21"/>
-          <w:szCs w:val="21"/>
-        </w:rPr>
-        <w:t>, Docker</w:t>
+        <w:t>Docker</w:t>
       </w:r>
     </w:p>
     <w:p>
@@ -998,15 +913,39 @@
           <w:sz w:val="21"/>
           <w:szCs w:val="21"/>
         </w:rPr>
-        <w:t>, RGB camera, GPS</w:t>
-      </w:r>
-      <w:r>
-        <w:rPr>
-          <w:rFonts w:ascii="Garamond" w:hAnsi="Garamond" w:cs="Arial"/>
-          <w:sz w:val="21"/>
-          <w:szCs w:val="21"/>
-        </w:rPr>
         <w:t xml:space="preserve">, </w:t>
+      </w:r>
+      <w:r>
+        <w:rPr>
+          <w:rFonts w:ascii="Garamond" w:hAnsi="Garamond" w:cs="Arial"/>
+          <w:sz w:val="21"/>
+          <w:szCs w:val="21"/>
+        </w:rPr>
+        <w:t xml:space="preserve">depth camera, </w:t>
+      </w:r>
+      <w:r>
+        <w:rPr>
+          <w:rFonts w:ascii="Garamond" w:hAnsi="Garamond" w:cs="Arial"/>
+          <w:sz w:val="21"/>
+          <w:szCs w:val="21"/>
+        </w:rPr>
+        <w:t>RGB camera, GPS</w:t>
+      </w:r>
+      <w:r>
+        <w:rPr>
+          <w:rFonts w:ascii="Garamond" w:hAnsi="Garamond" w:cs="Arial"/>
+          <w:sz w:val="21"/>
+          <w:szCs w:val="21"/>
+        </w:rPr>
+        <w:t xml:space="preserve">, </w:t>
+      </w:r>
+      <w:r>
+        <w:rPr>
+          <w:rFonts w:ascii="Garamond" w:hAnsi="Garamond" w:cs="Arial"/>
+          <w:sz w:val="21"/>
+          <w:szCs w:val="21"/>
+        </w:rPr>
+        <w:t xml:space="preserve">IMU, </w:t>
       </w:r>
       <w:r>
         <w:rPr>
@@ -1072,7 +1011,6 @@
         </w:rPr>
         <w:t xml:space="preserve"> and </w:t>
       </w:r>
-      <w:proofErr w:type="gramStart"/>
       <w:r>
         <w:rPr>
           <w:rFonts w:ascii="Garamond" w:hAnsi="Garamond" w:cs="Arial"/>
@@ -1087,16 +1025,7 @@
           <w:sz w:val="21"/>
           <w:szCs w:val="21"/>
         </w:rPr>
-        <w:t>evelopment</w:t>
-      </w:r>
-      <w:proofErr w:type="gramEnd"/>
-      <w:r>
-        <w:rPr>
-          <w:rFonts w:ascii="Garamond" w:hAnsi="Garamond" w:cs="Arial"/>
-          <w:sz w:val="21"/>
-          <w:szCs w:val="21"/>
-        </w:rPr>
-        <w:t>,</w:t>
+        <w:t>evelopment,</w:t>
       </w:r>
       <w:r>
         <w:rPr>
@@ -1788,7 +1717,6 @@
           <w:szCs w:val="21"/>
         </w:rPr>
       </w:pPr>
-      <w:proofErr w:type="spellStart"/>
       <w:r>
         <w:rPr>
           <w:rFonts w:ascii="Garamond" w:hAnsi="Garamond" w:cs="Arial"/>
@@ -1798,7 +1726,6 @@
         </w:rPr>
         <w:t>ModLab</w:t>
       </w:r>
-      <w:proofErr w:type="spellEnd"/>
       <w:r>
         <w:rPr>
           <w:rFonts w:ascii="Garamond" w:hAnsi="Garamond" w:cs="Arial"/>
@@ -2165,7 +2092,6 @@
         </w:rPr>
         <w:t xml:space="preserve">Designed and built </w:t>
       </w:r>
-      <w:proofErr w:type="gramStart"/>
       <w:r>
         <w:rPr>
           <w:rFonts w:ascii="Garamond" w:hAnsi="Garamond" w:cs="Arial"/>
@@ -2174,7 +2100,6 @@
         </w:rPr>
         <w:t>map</w:t>
       </w:r>
-      <w:proofErr w:type="gramEnd"/>
       <w:r>
         <w:rPr>
           <w:rFonts w:ascii="Garamond" w:hAnsi="Garamond" w:cs="Arial"/>
@@ -2351,33 +2276,15 @@
           <w:sz w:val="21"/>
           <w:szCs w:val="21"/>
         </w:rPr>
-        <w:t xml:space="preserve"> by fixing CAN signal </w:t>
-      </w:r>
-      <w:proofErr w:type="gramStart"/>
-      <w:r>
-        <w:rPr>
-          <w:rFonts w:ascii="Garamond" w:hAnsi="Garamond" w:cs="Arial"/>
-          <w:sz w:val="21"/>
-          <w:szCs w:val="21"/>
-        </w:rPr>
-        <w:t>decoding</w:t>
-      </w:r>
-      <w:r>
-        <w:rPr>
-          <w:rFonts w:ascii="Garamond" w:hAnsi="Garamond" w:cs="Arial"/>
-          <w:sz w:val="21"/>
-          <w:szCs w:val="21"/>
-        </w:rPr>
-        <w:t>;</w:t>
-      </w:r>
-      <w:proofErr w:type="gramEnd"/>
-      <w:r>
-        <w:rPr>
-          <w:rFonts w:ascii="Garamond" w:hAnsi="Garamond" w:cs="Arial"/>
-          <w:sz w:val="21"/>
-          <w:szCs w:val="21"/>
-        </w:rPr>
-        <w:t xml:space="preserve"> </w:t>
+        <w:t xml:space="preserve"> by fixing CAN signal decoding</w:t>
+      </w:r>
+      <w:r>
+        <w:rPr>
+          <w:rFonts w:ascii="Garamond" w:hAnsi="Garamond" w:cs="Arial"/>
+          <w:sz w:val="21"/>
+          <w:szCs w:val="21"/>
+        </w:rPr>
+        <w:t xml:space="preserve">; </w:t>
       </w:r>
       <w:r>
         <w:rPr>
@@ -2862,7 +2769,15 @@
           <w:b/>
           <w:bCs/>
         </w:rPr>
-        <w:t xml:space="preserve">VEHICLE AUTOMATION </w:t>
+        <w:t>ROBOT</w:t>
+      </w:r>
+      <w:r>
+        <w:rPr>
+          <w:rFonts w:ascii="Garamond" w:hAnsi="Garamond" w:cs="Arial"/>
+          <w:b/>
+          <w:bCs/>
+        </w:rPr>
+        <w:t xml:space="preserve"> AUTOMATION </w:t>
       </w:r>
       <w:r>
         <w:rPr>
@@ -3096,15 +3011,39 @@
           <w:sz w:val="21"/>
           <w:szCs w:val="21"/>
         </w:rPr>
-        <w:t xml:space="preserve"> and</w:t>
-      </w:r>
-      <w:r>
-        <w:rPr>
-          <w:rFonts w:ascii="Garamond" w:hAnsi="Garamond" w:cs="Arial"/>
-          <w:sz w:val="21"/>
-          <w:szCs w:val="21"/>
-        </w:rPr>
-        <w:t xml:space="preserve"> C++ ROS</w:t>
+        <w:t>,</w:t>
+      </w:r>
+      <w:r>
+        <w:rPr>
+          <w:rFonts w:ascii="Garamond" w:hAnsi="Garamond" w:cs="Arial"/>
+          <w:sz w:val="21"/>
+          <w:szCs w:val="21"/>
+        </w:rPr>
+        <w:t xml:space="preserve"> C++</w:t>
+      </w:r>
+      <w:r>
+        <w:rPr>
+          <w:rFonts w:ascii="Garamond" w:hAnsi="Garamond" w:cs="Arial"/>
+          <w:sz w:val="21"/>
+          <w:szCs w:val="21"/>
+        </w:rPr>
+        <w:t>,</w:t>
+      </w:r>
+      <w:r>
+        <w:rPr>
+          <w:rFonts w:ascii="Garamond" w:hAnsi="Garamond" w:cs="Arial"/>
+          <w:sz w:val="21"/>
+          <w:szCs w:val="21"/>
+        </w:rPr>
+        <w:t xml:space="preserve"> ROS</w:t>
+      </w:r>
+      <w:r>
+        <w:rPr>
+          <w:rFonts w:ascii="Garamond" w:hAnsi="Garamond" w:cs="Arial"/>
+          <w:sz w:val="21"/>
+          <w:szCs w:val="21"/>
+        </w:rPr>
+        <w:t>, SLAM localization</w:t>
       </w:r>
       <w:r>
         <w:rPr>
@@ -3184,27 +3123,7 @@
           <w:sz w:val="21"/>
           <w:szCs w:val="21"/>
         </w:rPr>
-        <w:t xml:space="preserve">Extended Kalman </w:t>
-      </w:r>
-      <w:proofErr w:type="gramStart"/>
-      <w:r>
-        <w:rPr>
-          <w:rFonts w:ascii="Garamond" w:hAnsi="Garamond" w:cs="Arial"/>
-          <w:i/>
-          <w:sz w:val="21"/>
-          <w:szCs w:val="21"/>
-        </w:rPr>
-        <w:t>Filter ,</w:t>
-      </w:r>
-      <w:proofErr w:type="gramEnd"/>
-      <w:r>
-        <w:rPr>
-          <w:rFonts w:ascii="Garamond" w:hAnsi="Garamond" w:cs="Arial"/>
-          <w:i/>
-          <w:sz w:val="21"/>
-          <w:szCs w:val="21"/>
-        </w:rPr>
-        <w:t xml:space="preserve"> </w:t>
+        <w:t xml:space="preserve">Extended Kalman Filter , </w:t>
       </w:r>
       <w:r>
         <w:rPr>
@@ -3351,54 +3270,8 @@
           <w:sz w:val="21"/>
           <w:szCs w:val="21"/>
         </w:rPr>
-        <w:t xml:space="preserve"> among </w:t>
-      </w:r>
-      <w:proofErr w:type="gramStart"/>
-      <w:r>
-        <w:rPr>
-          <w:rFonts w:ascii="Garamond" w:hAnsi="Garamond" w:cs="Arial"/>
-          <w:sz w:val="21"/>
-          <w:szCs w:val="21"/>
-        </w:rPr>
-        <w:t>pedestrian</w:t>
-      </w:r>
-      <w:proofErr w:type="gramEnd"/>
-      <w:r>
-        <w:rPr>
-          <w:rFonts w:ascii="Garamond" w:hAnsi="Garamond" w:cs="Arial"/>
-          <w:sz w:val="21"/>
-          <w:szCs w:val="21"/>
-        </w:rPr>
-        <w:t xml:space="preserve">, </w:t>
-      </w:r>
-      <w:proofErr w:type="gramStart"/>
-      <w:r>
-        <w:rPr>
-          <w:rFonts w:ascii="Garamond" w:hAnsi="Garamond" w:cs="Arial"/>
-          <w:sz w:val="21"/>
-          <w:szCs w:val="21"/>
-        </w:rPr>
-        <w:t>cyclist</w:t>
-      </w:r>
-      <w:proofErr w:type="gramEnd"/>
-      <w:r>
-        <w:rPr>
-          <w:rFonts w:ascii="Garamond" w:hAnsi="Garamond" w:cs="Arial"/>
-          <w:sz w:val="21"/>
-          <w:szCs w:val="21"/>
-        </w:rPr>
-        <w:t xml:space="preserve">, and intelligent </w:t>
-      </w:r>
-      <w:proofErr w:type="gramStart"/>
-      <w:r>
-        <w:rPr>
-          <w:rFonts w:ascii="Garamond" w:hAnsi="Garamond" w:cs="Arial"/>
-          <w:sz w:val="21"/>
-          <w:szCs w:val="21"/>
-        </w:rPr>
-        <w:t>wheelchair</w:t>
-      </w:r>
-      <w:proofErr w:type="gramEnd"/>
+        <w:t xml:space="preserve"> among pedestrian, cyclist, and intelligent wheelchair</w:t>
+      </w:r>
     </w:p>
     <w:p>
       <w:pPr>
@@ -3459,16 +3332,7 @@
           <w:sz w:val="21"/>
           <w:szCs w:val="21"/>
         </w:rPr>
-        <w:t xml:space="preserve"> Extended Kalman </w:t>
-      </w:r>
-      <w:proofErr w:type="gramStart"/>
-      <w:r>
-        <w:rPr>
-          <w:rFonts w:ascii="Garamond" w:hAnsi="Garamond" w:cs="Arial"/>
-          <w:sz w:val="21"/>
-          <w:szCs w:val="21"/>
-        </w:rPr>
-        <w:t>Filter</w:t>
+        <w:t xml:space="preserve"> Extended Kalman Filter</w:t>
       </w:r>
       <w:r>
         <w:rPr>
@@ -3478,7 +3342,6 @@
         </w:rPr>
         <w:t>;</w:t>
       </w:r>
-      <w:proofErr w:type="gramEnd"/>
       <w:r>
         <w:rPr>
           <w:rFonts w:ascii="Garamond" w:hAnsi="Garamond" w:cs="Arial"/>

--- a/Marika_Nishi_Resume.docx
+++ b/Marika_Nishi_Resume.docx
@@ -43,7 +43,15 @@
           <w:sz w:val="18"/>
           <w:szCs w:val="8"/>
         </w:rPr>
-        <w:t>Robotics Software Developer</w:t>
+        <w:t xml:space="preserve">Robotics Software </w:t>
+      </w:r>
+      <w:r>
+        <w:rPr>
+          <w:rFonts w:ascii="Times New Roman" w:hAnsi="Times New Roman" w:cs="Times New Roman"/>
+          <w:sz w:val="18"/>
+          <w:szCs w:val="8"/>
+        </w:rPr>
+        <w:t>Engineer, Perception, Planning, and Control</w:t>
       </w:r>
       <w:r>
         <w:rPr>
@@ -147,7 +155,27 @@
             <w:sz w:val="18"/>
             <w:szCs w:val="18"/>
           </w:rPr>
-          <w:t>linkedin.com/in/marika-nishi/</w:t>
+          <w:t>linkedin.com/in/</w:t>
+        </w:r>
+        <w:proofErr w:type="spellStart"/>
+        <w:r>
+          <w:rPr>
+            <w:rStyle w:val="Hyperlink"/>
+            <w:rFonts w:ascii="Garamond" w:hAnsi="Garamond" w:cs="Arial"/>
+            <w:sz w:val="18"/>
+            <w:szCs w:val="18"/>
+          </w:rPr>
+          <w:t>marika-nishi</w:t>
+        </w:r>
+        <w:proofErr w:type="spellEnd"/>
+        <w:r>
+          <w:rPr>
+            <w:rStyle w:val="Hyperlink"/>
+            <w:rFonts w:ascii="Garamond" w:hAnsi="Garamond" w:cs="Arial"/>
+            <w:sz w:val="18"/>
+            <w:szCs w:val="18"/>
+          </w:rPr>
+          <w:t>/</w:t>
         </w:r>
       </w:hyperlink>
       <w:r>
@@ -740,14 +768,25 @@
         </w:rPr>
         <w:t xml:space="preserve">, </w:t>
       </w:r>
-      <w:r>
-        <w:rPr>
-          <w:rFonts w:ascii="Garamond" w:hAnsi="Garamond" w:cs="Arial"/>
-          <w:iCs/>
-          <w:sz w:val="21"/>
-          <w:szCs w:val="21"/>
-        </w:rPr>
-        <w:t xml:space="preserve">Pytorch, </w:t>
+      <w:proofErr w:type="spellStart"/>
+      <w:r>
+        <w:rPr>
+          <w:rFonts w:ascii="Garamond" w:hAnsi="Garamond" w:cs="Arial"/>
+          <w:iCs/>
+          <w:sz w:val="21"/>
+          <w:szCs w:val="21"/>
+        </w:rPr>
+        <w:t>Pytorch</w:t>
+      </w:r>
+      <w:proofErr w:type="spellEnd"/>
+      <w:r>
+        <w:rPr>
+          <w:rFonts w:ascii="Garamond" w:hAnsi="Garamond" w:cs="Arial"/>
+          <w:iCs/>
+          <w:sz w:val="21"/>
+          <w:szCs w:val="21"/>
+        </w:rPr>
+        <w:t xml:space="preserve">, </w:t>
       </w:r>
       <w:r>
         <w:rPr>
@@ -771,7 +810,25 @@
           <w:sz w:val="21"/>
           <w:szCs w:val="21"/>
         </w:rPr>
-        <w:t xml:space="preserve"> (Gazebo, MuJoCo)</w:t>
+        <w:t xml:space="preserve"> (Gazebo, </w:t>
+      </w:r>
+      <w:proofErr w:type="spellStart"/>
+      <w:r>
+        <w:rPr>
+          <w:rFonts w:ascii="Garamond" w:hAnsi="Garamond" w:cs="Arial"/>
+          <w:sz w:val="21"/>
+          <w:szCs w:val="21"/>
+        </w:rPr>
+        <w:t>MuJoCo</w:t>
+      </w:r>
+      <w:proofErr w:type="spellEnd"/>
+      <w:r>
+        <w:rPr>
+          <w:rFonts w:ascii="Garamond" w:hAnsi="Garamond" w:cs="Arial"/>
+          <w:sz w:val="21"/>
+          <w:szCs w:val="21"/>
+        </w:rPr>
+        <w:t>)</w:t>
       </w:r>
       <w:r>
         <w:rPr>
@@ -829,16 +886,45 @@
           <w:sz w:val="21"/>
           <w:szCs w:val="21"/>
         </w:rPr>
-        <w:t xml:space="preserve">Neural Netowrks, </w:t>
-      </w:r>
-      <w:r>
-        <w:rPr>
-          <w:rFonts w:ascii="Garamond" w:hAnsi="Garamond" w:cs="Arial"/>
-          <w:iCs/>
-          <w:sz w:val="21"/>
-          <w:szCs w:val="21"/>
-        </w:rPr>
-        <w:t xml:space="preserve">Matlab, </w:t>
+        <w:t xml:space="preserve">Neural </w:t>
+      </w:r>
+      <w:proofErr w:type="spellStart"/>
+      <w:r>
+        <w:rPr>
+          <w:rFonts w:ascii="Garamond" w:hAnsi="Garamond" w:cs="Arial"/>
+          <w:sz w:val="21"/>
+          <w:szCs w:val="21"/>
+        </w:rPr>
+        <w:t>Netowrks</w:t>
+      </w:r>
+      <w:proofErr w:type="spellEnd"/>
+      <w:r>
+        <w:rPr>
+          <w:rFonts w:ascii="Garamond" w:hAnsi="Garamond" w:cs="Arial"/>
+          <w:sz w:val="21"/>
+          <w:szCs w:val="21"/>
+        </w:rPr>
+        <w:t xml:space="preserve">, </w:t>
+      </w:r>
+      <w:proofErr w:type="spellStart"/>
+      <w:r>
+        <w:rPr>
+          <w:rFonts w:ascii="Garamond" w:hAnsi="Garamond" w:cs="Arial"/>
+          <w:iCs/>
+          <w:sz w:val="21"/>
+          <w:szCs w:val="21"/>
+        </w:rPr>
+        <w:t>Matlab</w:t>
+      </w:r>
+      <w:proofErr w:type="spellEnd"/>
+      <w:r>
+        <w:rPr>
+          <w:rFonts w:ascii="Garamond" w:hAnsi="Garamond" w:cs="Arial"/>
+          <w:iCs/>
+          <w:sz w:val="21"/>
+          <w:szCs w:val="21"/>
+        </w:rPr>
+        <w:t xml:space="preserve">, </w:t>
       </w:r>
       <w:r>
         <w:rPr>
@@ -1717,6 +1803,7 @@
           <w:szCs w:val="21"/>
         </w:rPr>
       </w:pPr>
+      <w:proofErr w:type="spellStart"/>
       <w:r>
         <w:rPr>
           <w:rFonts w:ascii="Garamond" w:hAnsi="Garamond" w:cs="Arial"/>
@@ -1726,6 +1813,7 @@
         </w:rPr>
         <w:t>ModLab</w:t>
       </w:r>
+      <w:proofErr w:type="spellEnd"/>
       <w:r>
         <w:rPr>
           <w:rFonts w:ascii="Garamond" w:hAnsi="Garamond" w:cs="Arial"/>
@@ -2641,7 +2729,23 @@
           <w:sz w:val="21"/>
           <w:szCs w:val="21"/>
         </w:rPr>
-        <w:t xml:space="preserve"> by operating the machines and inspecting products</w:t>
+        <w:t xml:space="preserve"> by operating </w:t>
+      </w:r>
+      <w:r>
+        <w:rPr>
+          <w:rFonts w:ascii="Garamond" w:hAnsi="Garamond" w:cs="Arial"/>
+          <w:sz w:val="21"/>
+          <w:szCs w:val="21"/>
+        </w:rPr>
+        <w:t xml:space="preserve">the </w:t>
+      </w:r>
+      <w:r>
+        <w:rPr>
+          <w:rFonts w:ascii="Garamond" w:hAnsi="Garamond" w:cs="Arial"/>
+          <w:sz w:val="21"/>
+          <w:szCs w:val="21"/>
+        </w:rPr>
+        <w:t>machines and inspecting products</w:t>
       </w:r>
     </w:p>
     <w:p>
@@ -2683,7 +2787,23 @@
           <w:sz w:val="21"/>
           <w:szCs w:val="21"/>
         </w:rPr>
-        <w:t xml:space="preserve"> by observing machine structures</w:t>
+        <w:t xml:space="preserve"> by </w:t>
+      </w:r>
+      <w:r>
+        <w:rPr>
+          <w:rFonts w:ascii="Garamond" w:hAnsi="Garamond" w:cs="Arial"/>
+          <w:sz w:val="21"/>
+          <w:szCs w:val="21"/>
+        </w:rPr>
+        <w:t>examining</w:t>
+      </w:r>
+      <w:r>
+        <w:rPr>
+          <w:rFonts w:ascii="Garamond" w:hAnsi="Garamond" w:cs="Arial"/>
+          <w:sz w:val="21"/>
+          <w:szCs w:val="21"/>
+        </w:rPr>
+        <w:t xml:space="preserve"> machine structures</w:t>
       </w:r>
       <w:r>
         <w:rPr>
@@ -2843,25 +2963,43 @@
           <w:sz w:val="21"/>
           <w:szCs w:val="21"/>
         </w:rPr>
+        <w:t>Perception</w:t>
+      </w:r>
+      <w:r>
+        <w:rPr>
+          <w:rFonts w:ascii="Garamond" w:hAnsi="Garamond" w:cs="Arial"/>
+          <w:i/>
+          <w:sz w:val="21"/>
+          <w:szCs w:val="21"/>
+        </w:rPr>
+        <w:t xml:space="preserve">, </w:t>
+      </w:r>
+      <w:r>
+        <w:rPr>
+          <w:rFonts w:ascii="Garamond" w:hAnsi="Garamond" w:cs="Arial"/>
+          <w:i/>
+          <w:sz w:val="21"/>
+          <w:szCs w:val="21"/>
+        </w:rPr>
+        <w:t xml:space="preserve">Planning, </w:t>
+      </w:r>
+      <w:r>
+        <w:rPr>
+          <w:rFonts w:ascii="Garamond" w:hAnsi="Garamond" w:cs="Arial"/>
+          <w:i/>
+          <w:sz w:val="21"/>
+          <w:szCs w:val="21"/>
+        </w:rPr>
+        <w:t xml:space="preserve">Control, </w:t>
+      </w:r>
+      <w:r>
+        <w:rPr>
+          <w:rFonts w:ascii="Garamond" w:hAnsi="Garamond" w:cs="Arial"/>
+          <w:i/>
+          <w:sz w:val="21"/>
+          <w:szCs w:val="21"/>
+        </w:rPr>
         <w:t xml:space="preserve">Autonomous Driving, </w:t>
-      </w:r>
-      <w:r>
-        <w:rPr>
-          <w:rFonts w:ascii="Garamond" w:hAnsi="Garamond" w:cs="Arial"/>
-          <w:i/>
-          <w:sz w:val="21"/>
-          <w:szCs w:val="21"/>
-        </w:rPr>
-        <w:t xml:space="preserve">Motion Planning, </w:t>
-      </w:r>
-      <w:r>
-        <w:rPr>
-          <w:rFonts w:ascii="Garamond" w:hAnsi="Garamond" w:cs="Arial"/>
-          <w:i/>
-          <w:sz w:val="21"/>
-          <w:szCs w:val="21"/>
-        </w:rPr>
-        <w:t xml:space="preserve">Control, </w:t>
       </w:r>
       <w:r>
         <w:rPr>
@@ -4631,6 +4769,15 @@
 </file>
 
 <file path=customXml/item1.xml><?xml version="1.0" encoding="utf-8"?>
+<?mso-contentType ?>
+<FormTemplates xmlns="http://schemas.microsoft.com/sharepoint/v3/contenttype/forms">
+  <Display>DocumentLibraryForm</Display>
+  <Edit>DocumentLibraryForm</Edit>
+  <New>DocumentLibraryForm</New>
+</FormTemplates>
+</file>
+
+<file path=customXml/item2.xml><?xml version="1.0" encoding="utf-8"?>
 <ct:contentTypeSchema xmlns:ct="http://schemas.microsoft.com/office/2006/metadata/contentType" xmlns:ma="http://schemas.microsoft.com/office/2006/metadata/properties/metaAttributes" ct:_="" ma:_="" ma:contentTypeName="Document" ma:contentTypeID="0x010100E00F7205C82CFC49993A09459E403F9D" ma:contentTypeVersion="11" ma:contentTypeDescription="Create a new document." ma:contentTypeScope="" ma:versionID="15ca1506d9d0bc3d30df8ed0110f0d4e">
   <xsd:schema xmlns:xsd="http://www.w3.org/2001/XMLSchema" xmlns:xs="http://www.w3.org/2001/XMLSchema" xmlns:p="http://schemas.microsoft.com/office/2006/metadata/properties" xmlns:ns2="8f1b7c86-42c5-4929-b887-8cfd13270314" xmlns:ns3="671c1944-cc4f-476c-949f-52559c641db4" targetNamespace="http://schemas.microsoft.com/office/2006/metadata/properties" ma:root="true" ma:fieldsID="db6c2aada95e6879eb2870ebec6b4aa1" ns2:_="" ns3:_="">
     <xsd:import namespace="8f1b7c86-42c5-4929-b887-8cfd13270314"/>
@@ -4841,16 +4988,15 @@
 </ct:contentTypeSchema>
 </file>
 
-<file path=customXml/item2.xml><?xml version="1.0" encoding="utf-8"?>
-<?mso-contentType ?>
-<FormTemplates xmlns="http://schemas.microsoft.com/sharepoint/v3/contenttype/forms">
-  <Display>DocumentLibraryForm</Display>
-  <Edit>DocumentLibraryForm</Edit>
-  <New>DocumentLibraryForm</New>
-</FormTemplates>
+<file path=customXml/itemProps1.xml><?xml version="1.0" encoding="utf-8"?>
+<ds:datastoreItem xmlns:ds="http://schemas.openxmlformats.org/officeDocument/2006/customXml" ds:itemID="{8E8AFA64-578D-46FF-A288-428D1FA7C9F1}">
+  <ds:schemaRefs>
+    <ds:schemaRef ds:uri="http://schemas.microsoft.com/sharepoint/v3/contenttype/forms"/>
+  </ds:schemaRefs>
+</ds:datastoreItem>
 </file>
 
-<file path=customXml/itemProps1.xml><?xml version="1.0" encoding="utf-8"?>
+<file path=customXml/itemProps2.xml><?xml version="1.0" encoding="utf-8"?>
 <ds:datastoreItem xmlns:ds="http://schemas.openxmlformats.org/officeDocument/2006/customXml" ds:itemID="{5ECCFF00-82E4-439E-8D62-678F77120EF2}">
   <ds:schemaRefs>
     <ds:schemaRef ds:uri="http://schemas.microsoft.com/office/2006/metadata/contentType"/>
@@ -4867,12 +5013,4 @@
     <ds:schemaRef ds:uri="http://schemas.microsoft.com/internal/obd"/>
   </ds:schemaRefs>
 </ds:datastoreItem>
-</file>
-
-<file path=customXml/itemProps2.xml><?xml version="1.0" encoding="utf-8"?>
-<ds:datastoreItem xmlns:ds="http://schemas.openxmlformats.org/officeDocument/2006/customXml" ds:itemID="{8E8AFA64-578D-46FF-A288-428D1FA7C9F1}">
-  <ds:schemaRefs>
-    <ds:schemaRef ds:uri="http://schemas.microsoft.com/sharepoint/v3/contenttype/forms"/>
-  </ds:schemaRefs>
-</ds:datastoreItem>
 </file>
--- a/Marika_Nishi_Resume.docx
+++ b/Marika_Nishi_Resume.docx
@@ -43,15 +43,7 @@
           <w:sz w:val="18"/>
           <w:szCs w:val="8"/>
         </w:rPr>
-        <w:t xml:space="preserve">Robotics Software </w:t>
-      </w:r>
-      <w:r>
-        <w:rPr>
-          <w:rFonts w:ascii="Times New Roman" w:hAnsi="Times New Roman" w:cs="Times New Roman"/>
-          <w:sz w:val="18"/>
-          <w:szCs w:val="8"/>
-        </w:rPr>
-        <w:t>Engineer, Perception, Planning, and Control</w:t>
+        <w:t>Mechatronics Engineer</w:t>
       </w:r>
       <w:r>
         <w:rPr>
@@ -155,27 +147,7 @@
             <w:sz w:val="18"/>
             <w:szCs w:val="18"/>
           </w:rPr>
-          <w:t>linkedin.com/in/</w:t>
-        </w:r>
-        <w:proofErr w:type="spellStart"/>
-        <w:r>
-          <w:rPr>
-            <w:rStyle w:val="Hyperlink"/>
-            <w:rFonts w:ascii="Garamond" w:hAnsi="Garamond" w:cs="Arial"/>
-            <w:sz w:val="18"/>
-            <w:szCs w:val="18"/>
-          </w:rPr>
-          <w:t>marika-nishi</w:t>
-        </w:r>
-        <w:proofErr w:type="spellEnd"/>
-        <w:r>
-          <w:rPr>
-            <w:rStyle w:val="Hyperlink"/>
-            <w:rFonts w:ascii="Garamond" w:hAnsi="Garamond" w:cs="Arial"/>
-            <w:sz w:val="18"/>
-            <w:szCs w:val="18"/>
-          </w:rPr>
-          <w:t>/</w:t>
+          <w:t>linkedin.com/in/marika-nishi/</w:t>
         </w:r>
       </w:hyperlink>
       <w:r>
@@ -735,6 +707,14 @@
       <w:r>
         <w:rPr>
           <w:rFonts w:ascii="Garamond" w:hAnsi="Garamond" w:cs="Arial"/>
+          <w:sz w:val="21"/>
+          <w:szCs w:val="21"/>
+        </w:rPr>
+        <w:t xml:space="preserve">CAD, 3D Printing, Fabrication, </w:t>
+      </w:r>
+      <w:r>
+        <w:rPr>
+          <w:rFonts w:ascii="Garamond" w:hAnsi="Garamond" w:cs="Arial"/>
           <w:iCs/>
           <w:sz w:val="21"/>
           <w:szCs w:val="21"/>
@@ -768,21 +748,42 @@
         </w:rPr>
         <w:t xml:space="preserve">, </w:t>
       </w:r>
-      <w:proofErr w:type="spellStart"/>
-      <w:r>
-        <w:rPr>
-          <w:rFonts w:ascii="Garamond" w:hAnsi="Garamond" w:cs="Arial"/>
-          <w:iCs/>
-          <w:sz w:val="21"/>
-          <w:szCs w:val="21"/>
-        </w:rPr>
-        <w:t>Pytorch</w:t>
-      </w:r>
-      <w:proofErr w:type="spellEnd"/>
-      <w:r>
-        <w:rPr>
-          <w:rFonts w:ascii="Garamond" w:hAnsi="Garamond" w:cs="Arial"/>
-          <w:iCs/>
+      <w:r>
+        <w:rPr>
+          <w:rFonts w:ascii="Garamond" w:hAnsi="Garamond" w:cs="Arial"/>
+          <w:iCs/>
+          <w:sz w:val="21"/>
+          <w:szCs w:val="21"/>
+        </w:rPr>
+        <w:t xml:space="preserve">Pytorch, </w:t>
+      </w:r>
+      <w:r>
+        <w:rPr>
+          <w:rFonts w:ascii="Garamond" w:hAnsi="Garamond" w:cs="Arial"/>
+          <w:sz w:val="21"/>
+          <w:szCs w:val="21"/>
+        </w:rPr>
+        <w:t xml:space="preserve">OpenCV, </w:t>
+      </w:r>
+      <w:r>
+        <w:rPr>
+          <w:rFonts w:ascii="Garamond" w:hAnsi="Garamond" w:cs="Arial"/>
+          <w:sz w:val="21"/>
+          <w:szCs w:val="21"/>
+        </w:rPr>
+        <w:t>Simulator</w:t>
+      </w:r>
+      <w:r>
+        <w:rPr>
+          <w:rFonts w:ascii="Garamond" w:hAnsi="Garamond" w:cs="Arial"/>
+          <w:sz w:val="21"/>
+          <w:szCs w:val="21"/>
+        </w:rPr>
+        <w:t xml:space="preserve"> (Gazebo, MuJoCo)</w:t>
+      </w:r>
+      <w:r>
+        <w:rPr>
+          <w:rFonts w:ascii="Garamond" w:hAnsi="Garamond" w:cs="Arial"/>
           <w:sz w:val="21"/>
           <w:szCs w:val="21"/>
         </w:rPr>
@@ -794,57 +795,39 @@
           <w:sz w:val="21"/>
           <w:szCs w:val="21"/>
         </w:rPr>
-        <w:t xml:space="preserve">OpenCV, </w:t>
-      </w:r>
-      <w:r>
-        <w:rPr>
-          <w:rFonts w:ascii="Garamond" w:hAnsi="Garamond" w:cs="Arial"/>
-          <w:sz w:val="21"/>
-          <w:szCs w:val="21"/>
-        </w:rPr>
-        <w:t>Simulator</w:t>
-      </w:r>
-      <w:r>
-        <w:rPr>
-          <w:rFonts w:ascii="Garamond" w:hAnsi="Garamond" w:cs="Arial"/>
-          <w:sz w:val="21"/>
-          <w:szCs w:val="21"/>
-        </w:rPr>
-        <w:t xml:space="preserve"> (Gazebo, </w:t>
-      </w:r>
-      <w:proofErr w:type="spellStart"/>
-      <w:r>
-        <w:rPr>
-          <w:rFonts w:ascii="Garamond" w:hAnsi="Garamond" w:cs="Arial"/>
-          <w:sz w:val="21"/>
-          <w:szCs w:val="21"/>
-        </w:rPr>
-        <w:t>MuJoCo</w:t>
-      </w:r>
-      <w:proofErr w:type="spellEnd"/>
-      <w:r>
-        <w:rPr>
-          <w:rFonts w:ascii="Garamond" w:hAnsi="Garamond" w:cs="Arial"/>
-          <w:sz w:val="21"/>
-          <w:szCs w:val="21"/>
-        </w:rPr>
-        <w:t>)</w:t>
-      </w:r>
-      <w:r>
-        <w:rPr>
-          <w:rFonts w:ascii="Garamond" w:hAnsi="Garamond" w:cs="Arial"/>
-          <w:sz w:val="21"/>
-          <w:szCs w:val="21"/>
-        </w:rPr>
-        <w:t xml:space="preserve">, </w:t>
-      </w:r>
-      <w:r>
-        <w:rPr>
-          <w:rFonts w:ascii="Garamond" w:hAnsi="Garamond" w:cs="Arial"/>
-          <w:sz w:val="21"/>
-          <w:szCs w:val="21"/>
-        </w:rPr>
-        <w:t xml:space="preserve">SLAM, sensor fusion, </w:t>
+        <w:t xml:space="preserve">SLAM, </w:t>
+      </w:r>
+      <w:r>
+        <w:rPr>
+          <w:rFonts w:ascii="Garamond" w:hAnsi="Garamond" w:cs="Arial"/>
+          <w:sz w:val="21"/>
+          <w:szCs w:val="21"/>
+        </w:rPr>
+        <w:t>S</w:t>
+      </w:r>
+      <w:r>
+        <w:rPr>
+          <w:rFonts w:ascii="Garamond" w:hAnsi="Garamond" w:cs="Arial"/>
+          <w:sz w:val="21"/>
+          <w:szCs w:val="21"/>
+        </w:rPr>
+        <w:t xml:space="preserve">ensor </w:t>
+      </w:r>
+      <w:r>
+        <w:rPr>
+          <w:rFonts w:ascii="Garamond" w:hAnsi="Garamond" w:cs="Arial"/>
+          <w:sz w:val="21"/>
+          <w:szCs w:val="21"/>
+        </w:rPr>
+        <w:t>F</w:t>
+      </w:r>
+      <w:r>
+        <w:rPr>
+          <w:rFonts w:ascii="Garamond" w:hAnsi="Garamond" w:cs="Arial"/>
+          <w:sz w:val="21"/>
+          <w:szCs w:val="21"/>
+        </w:rPr>
+        <w:t xml:space="preserve">usion, </w:t>
       </w:r>
       <w:r>
         <w:rPr>
@@ -878,62 +861,33 @@
           <w:sz w:val="21"/>
           <w:szCs w:val="21"/>
         </w:rPr>
-        <w:t xml:space="preserve">Segmentation, </w:t>
-      </w:r>
-      <w:r>
-        <w:rPr>
-          <w:rFonts w:ascii="Garamond" w:hAnsi="Garamond" w:cs="Arial"/>
-          <w:sz w:val="21"/>
-          <w:szCs w:val="21"/>
-        </w:rPr>
-        <w:t xml:space="preserve">Neural </w:t>
-      </w:r>
-      <w:proofErr w:type="spellStart"/>
-      <w:r>
-        <w:rPr>
-          <w:rFonts w:ascii="Garamond" w:hAnsi="Garamond" w:cs="Arial"/>
-          <w:sz w:val="21"/>
-          <w:szCs w:val="21"/>
-        </w:rPr>
-        <w:t>Netowrks</w:t>
-      </w:r>
-      <w:proofErr w:type="spellEnd"/>
-      <w:r>
-        <w:rPr>
-          <w:rFonts w:ascii="Garamond" w:hAnsi="Garamond" w:cs="Arial"/>
-          <w:sz w:val="21"/>
-          <w:szCs w:val="21"/>
-        </w:rPr>
-        <w:t xml:space="preserve">, </w:t>
-      </w:r>
-      <w:proofErr w:type="spellStart"/>
-      <w:r>
-        <w:rPr>
-          <w:rFonts w:ascii="Garamond" w:hAnsi="Garamond" w:cs="Arial"/>
-          <w:iCs/>
-          <w:sz w:val="21"/>
-          <w:szCs w:val="21"/>
-        </w:rPr>
-        <w:t>Matlab</w:t>
-      </w:r>
-      <w:proofErr w:type="spellEnd"/>
-      <w:r>
-        <w:rPr>
-          <w:rFonts w:ascii="Garamond" w:hAnsi="Garamond" w:cs="Arial"/>
-          <w:iCs/>
-          <w:sz w:val="21"/>
-          <w:szCs w:val="21"/>
-        </w:rPr>
-        <w:t xml:space="preserve">, </w:t>
-      </w:r>
-      <w:r>
-        <w:rPr>
-          <w:rFonts w:ascii="Garamond" w:hAnsi="Garamond" w:cs="Arial"/>
-          <w:iCs/>
-          <w:sz w:val="21"/>
-          <w:szCs w:val="21"/>
-        </w:rPr>
-        <w:t>Autonomous driving algorithms, ADAS</w:t>
+        <w:t>Segmentation,</w:t>
+      </w:r>
+      <w:r>
+        <w:rPr>
+          <w:rFonts w:ascii="Garamond" w:hAnsi="Garamond" w:cs="Arial"/>
+          <w:sz w:val="21"/>
+          <w:szCs w:val="21"/>
+        </w:rPr>
+        <w:t xml:space="preserve"> </w:t>
+      </w:r>
+      <w:r>
+        <w:rPr>
+          <w:rFonts w:ascii="Garamond" w:hAnsi="Garamond" w:cs="Arial"/>
+          <w:iCs/>
+          <w:sz w:val="21"/>
+          <w:szCs w:val="21"/>
+        </w:rPr>
+        <w:t xml:space="preserve">Matlab, </w:t>
+      </w:r>
+      <w:r>
+        <w:rPr>
+          <w:rFonts w:ascii="Garamond" w:hAnsi="Garamond" w:cs="Arial"/>
+          <w:iCs/>
+          <w:sz w:val="21"/>
+          <w:szCs w:val="21"/>
+        </w:rPr>
+        <w:t>Autonomous driving, ADAS</w:t>
       </w:r>
       <w:r>
         <w:rPr>
@@ -1039,14 +993,6 @@
           <w:sz w:val="21"/>
           <w:szCs w:val="21"/>
         </w:rPr>
-        <w:t xml:space="preserve">CAD, 3D Printing, Fabrication, </w:t>
-      </w:r>
-      <w:r>
-        <w:rPr>
-          <w:rFonts w:ascii="Garamond" w:hAnsi="Garamond" w:cs="Arial"/>
-          <w:sz w:val="21"/>
-          <w:szCs w:val="21"/>
-        </w:rPr>
         <w:t>Additive Manufacturing</w:t>
       </w:r>
     </w:p>
@@ -1097,6 +1043,7 @@
         </w:rPr>
         <w:t xml:space="preserve"> and </w:t>
       </w:r>
+      <w:proofErr w:type="gramStart"/>
       <w:r>
         <w:rPr>
           <w:rFonts w:ascii="Garamond" w:hAnsi="Garamond" w:cs="Arial"/>
@@ -1111,7 +1058,16 @@
           <w:sz w:val="21"/>
           <w:szCs w:val="21"/>
         </w:rPr>
-        <w:t>evelopment,</w:t>
+        <w:t>evelopment</w:t>
+      </w:r>
+      <w:proofErr w:type="gramEnd"/>
+      <w:r>
+        <w:rPr>
+          <w:rFonts w:ascii="Garamond" w:hAnsi="Garamond" w:cs="Arial"/>
+          <w:sz w:val="21"/>
+          <w:szCs w:val="21"/>
+        </w:rPr>
+        <w:t>,</w:t>
       </w:r>
       <w:r>
         <w:rPr>
@@ -1199,15 +1155,15 @@
           <w:sz w:val="21"/>
           <w:szCs w:val="21"/>
         </w:rPr>
-        <w:t xml:space="preserve">Machine Learning; </w:t>
-      </w:r>
-      <w:r>
-        <w:rPr>
-          <w:rFonts w:ascii="Garamond" w:hAnsi="Garamond" w:cs="Arial"/>
-          <w:sz w:val="21"/>
-          <w:szCs w:val="21"/>
-        </w:rPr>
-        <w:t xml:space="preserve">Deep Generative Models; </w:t>
+        <w:t>Mechatronics; Automotive Engineering;</w:t>
+      </w:r>
+      <w:r>
+        <w:rPr>
+          <w:rFonts w:ascii="Garamond" w:hAnsi="Garamond" w:cs="Arial"/>
+          <w:sz w:val="21"/>
+          <w:szCs w:val="21"/>
+        </w:rPr>
+        <w:t xml:space="preserve"> </w:t>
       </w:r>
       <w:r>
         <w:rPr>
@@ -1247,23 +1203,7 @@
           <w:sz w:val="21"/>
           <w:szCs w:val="21"/>
         </w:rPr>
-        <w:t xml:space="preserve">Mechatronics; </w:t>
-      </w:r>
-      <w:r>
-        <w:rPr>
-          <w:rFonts w:ascii="Garamond" w:hAnsi="Garamond" w:cs="Arial"/>
-          <w:sz w:val="21"/>
-          <w:szCs w:val="21"/>
-        </w:rPr>
-        <w:t>Automotive Engineering</w:t>
-      </w:r>
-      <w:r>
-        <w:rPr>
-          <w:rFonts w:ascii="Garamond" w:hAnsi="Garamond" w:cs="Arial"/>
-          <w:sz w:val="21"/>
-          <w:szCs w:val="21"/>
-        </w:rPr>
-        <w:t xml:space="preserve">; Advanced Robotics; </w:t>
+        <w:t xml:space="preserve">Advanced Robotics; </w:t>
       </w:r>
       <w:r>
         <w:rPr>
@@ -1304,6 +1244,30 @@
           <w:szCs w:val="21"/>
         </w:rPr>
         <w:t>Dynamics and Control</w:t>
+      </w:r>
+      <w:r>
+        <w:rPr>
+          <w:rFonts w:ascii="Garamond" w:hAnsi="Garamond" w:cs="Arial"/>
+          <w:sz w:val="21"/>
+          <w:szCs w:val="21"/>
+        </w:rPr>
+        <w:t>;</w:t>
+      </w:r>
+      <w:r>
+        <w:rPr>
+          <w:rFonts w:ascii="Garamond" w:hAnsi="Garamond" w:cs="Arial"/>
+          <w:sz w:val="21"/>
+          <w:szCs w:val="21"/>
+        </w:rPr>
+        <w:t xml:space="preserve"> </w:t>
+      </w:r>
+      <w:r>
+        <w:rPr>
+          <w:rFonts w:ascii="Garamond" w:hAnsi="Garamond" w:cs="Arial"/>
+          <w:sz w:val="21"/>
+          <w:szCs w:val="21"/>
+        </w:rPr>
+        <w:t>Machine Learning; Deep Generative Models</w:t>
       </w:r>
     </w:p>
     <w:p>
@@ -1803,7 +1767,6 @@
           <w:szCs w:val="21"/>
         </w:rPr>
       </w:pPr>
-      <w:proofErr w:type="spellStart"/>
       <w:r>
         <w:rPr>
           <w:rFonts w:ascii="Garamond" w:hAnsi="Garamond" w:cs="Arial"/>
@@ -1813,7 +1776,6 @@
         </w:rPr>
         <w:t>ModLab</w:t>
       </w:r>
-      <w:proofErr w:type="spellEnd"/>
       <w:r>
         <w:rPr>
           <w:rFonts w:ascii="Garamond" w:hAnsi="Garamond" w:cs="Arial"/>
@@ -1918,6 +1880,15 @@
           <w:sz w:val="21"/>
           <w:szCs w:val="21"/>
         </w:rPr>
+        <w:t xml:space="preserve"> ROS2</w:t>
+      </w:r>
+      <w:r>
+        <w:rPr>
+          <w:rFonts w:ascii="Garamond" w:hAnsi="Garamond" w:cs="Arial"/>
+          <w:bCs/>
+          <w:sz w:val="21"/>
+          <w:szCs w:val="21"/>
+        </w:rPr>
         <w:t xml:space="preserve"> computer vision system that detect</w:t>
       </w:r>
       <w:r>
@@ -2180,6 +2151,7 @@
         </w:rPr>
         <w:t xml:space="preserve">Designed and built </w:t>
       </w:r>
+      <w:proofErr w:type="gramStart"/>
       <w:r>
         <w:rPr>
           <w:rFonts w:ascii="Garamond" w:hAnsi="Garamond" w:cs="Arial"/>
@@ -2188,6 +2160,7 @@
         </w:rPr>
         <w:t>map</w:t>
       </w:r>
+      <w:proofErr w:type="gramEnd"/>
       <w:r>
         <w:rPr>
           <w:rFonts w:ascii="Garamond" w:hAnsi="Garamond" w:cs="Arial"/>
@@ -2364,15 +2337,33 @@
           <w:sz w:val="21"/>
           <w:szCs w:val="21"/>
         </w:rPr>
-        <w:t xml:space="preserve"> by fixing CAN signal decoding</w:t>
-      </w:r>
-      <w:r>
-        <w:rPr>
-          <w:rFonts w:ascii="Garamond" w:hAnsi="Garamond" w:cs="Arial"/>
-          <w:sz w:val="21"/>
-          <w:szCs w:val="21"/>
-        </w:rPr>
-        <w:t xml:space="preserve">; </w:t>
+        <w:t xml:space="preserve"> by fixing CAN signal </w:t>
+      </w:r>
+      <w:proofErr w:type="gramStart"/>
+      <w:r>
+        <w:rPr>
+          <w:rFonts w:ascii="Garamond" w:hAnsi="Garamond" w:cs="Arial"/>
+          <w:sz w:val="21"/>
+          <w:szCs w:val="21"/>
+        </w:rPr>
+        <w:t>decoding</w:t>
+      </w:r>
+      <w:r>
+        <w:rPr>
+          <w:rFonts w:ascii="Garamond" w:hAnsi="Garamond" w:cs="Arial"/>
+          <w:sz w:val="21"/>
+          <w:szCs w:val="21"/>
+        </w:rPr>
+        <w:t>;</w:t>
+      </w:r>
+      <w:proofErr w:type="gramEnd"/>
+      <w:r>
+        <w:rPr>
+          <w:rFonts w:ascii="Garamond" w:hAnsi="Garamond" w:cs="Arial"/>
+          <w:sz w:val="21"/>
+          <w:szCs w:val="21"/>
+        </w:rPr>
+        <w:t xml:space="preserve"> </w:t>
       </w:r>
       <w:r>
         <w:rPr>
@@ -3261,7 +3252,27 @@
           <w:sz w:val="21"/>
           <w:szCs w:val="21"/>
         </w:rPr>
-        <w:t xml:space="preserve">Extended Kalman Filter , </w:t>
+        <w:t xml:space="preserve">Extended Kalman </w:t>
+      </w:r>
+      <w:proofErr w:type="gramStart"/>
+      <w:r>
+        <w:rPr>
+          <w:rFonts w:ascii="Garamond" w:hAnsi="Garamond" w:cs="Arial"/>
+          <w:i/>
+          <w:sz w:val="21"/>
+          <w:szCs w:val="21"/>
+        </w:rPr>
+        <w:t>Filter ,</w:t>
+      </w:r>
+      <w:proofErr w:type="gramEnd"/>
+      <w:r>
+        <w:rPr>
+          <w:rFonts w:ascii="Garamond" w:hAnsi="Garamond" w:cs="Arial"/>
+          <w:i/>
+          <w:sz w:val="21"/>
+          <w:szCs w:val="21"/>
+        </w:rPr>
+        <w:t xml:space="preserve"> </w:t>
       </w:r>
       <w:r>
         <w:rPr>
@@ -3408,8 +3419,54 @@
           <w:sz w:val="21"/>
           <w:szCs w:val="21"/>
         </w:rPr>
-        <w:t xml:space="preserve"> among pedestrian, cyclist, and intelligent wheelchair</w:t>
-      </w:r>
+        <w:t xml:space="preserve"> among </w:t>
+      </w:r>
+      <w:proofErr w:type="gramStart"/>
+      <w:r>
+        <w:rPr>
+          <w:rFonts w:ascii="Garamond" w:hAnsi="Garamond" w:cs="Arial"/>
+          <w:sz w:val="21"/>
+          <w:szCs w:val="21"/>
+        </w:rPr>
+        <w:t>pedestrian</w:t>
+      </w:r>
+      <w:proofErr w:type="gramEnd"/>
+      <w:r>
+        <w:rPr>
+          <w:rFonts w:ascii="Garamond" w:hAnsi="Garamond" w:cs="Arial"/>
+          <w:sz w:val="21"/>
+          <w:szCs w:val="21"/>
+        </w:rPr>
+        <w:t xml:space="preserve">, </w:t>
+      </w:r>
+      <w:proofErr w:type="gramStart"/>
+      <w:r>
+        <w:rPr>
+          <w:rFonts w:ascii="Garamond" w:hAnsi="Garamond" w:cs="Arial"/>
+          <w:sz w:val="21"/>
+          <w:szCs w:val="21"/>
+        </w:rPr>
+        <w:t>cyclist</w:t>
+      </w:r>
+      <w:proofErr w:type="gramEnd"/>
+      <w:r>
+        <w:rPr>
+          <w:rFonts w:ascii="Garamond" w:hAnsi="Garamond" w:cs="Arial"/>
+          <w:sz w:val="21"/>
+          <w:szCs w:val="21"/>
+        </w:rPr>
+        <w:t xml:space="preserve">, and intelligent </w:t>
+      </w:r>
+      <w:proofErr w:type="gramStart"/>
+      <w:r>
+        <w:rPr>
+          <w:rFonts w:ascii="Garamond" w:hAnsi="Garamond" w:cs="Arial"/>
+          <w:sz w:val="21"/>
+          <w:szCs w:val="21"/>
+        </w:rPr>
+        <w:t>wheelchair</w:t>
+      </w:r>
+      <w:proofErr w:type="gramEnd"/>
     </w:p>
     <w:p>
       <w:pPr>
@@ -3470,7 +3527,16 @@
           <w:sz w:val="21"/>
           <w:szCs w:val="21"/>
         </w:rPr>
-        <w:t xml:space="preserve"> Extended Kalman Filter</w:t>
+        <w:t xml:space="preserve"> Extended Kalman </w:t>
+      </w:r>
+      <w:proofErr w:type="gramStart"/>
+      <w:r>
+        <w:rPr>
+          <w:rFonts w:ascii="Garamond" w:hAnsi="Garamond" w:cs="Arial"/>
+          <w:sz w:val="21"/>
+          <w:szCs w:val="21"/>
+        </w:rPr>
+        <w:t>Filter</w:t>
       </w:r>
       <w:r>
         <w:rPr>
@@ -3480,6 +3546,7 @@
         </w:rPr>
         <w:t>;</w:t>
       </w:r>
+      <w:proofErr w:type="gramEnd"/>
       <w:r>
         <w:rPr>
           <w:rFonts w:ascii="Garamond" w:hAnsi="Garamond" w:cs="Arial"/>

--- a/Marika_Nishi_Resume.docx
+++ b/Marika_Nishi_Resume.docx
@@ -43,7 +43,7 @@
           <w:sz w:val="18"/>
           <w:szCs w:val="8"/>
         </w:rPr>
-        <w:t>Mechatronics Engineer</w:t>
+        <w:t>Robot Motion Planning - Software Engineer</w:t>
       </w:r>
       <w:r>
         <w:rPr>
@@ -707,10 +707,29 @@
       <w:r>
         <w:rPr>
           <w:rFonts w:ascii="Garamond" w:hAnsi="Garamond" w:cs="Arial"/>
-          <w:sz w:val="21"/>
-          <w:szCs w:val="21"/>
-        </w:rPr>
-        <w:t xml:space="preserve">CAD, 3D Printing, Fabrication, </w:t>
+          <w:iCs/>
+          <w:sz w:val="21"/>
+          <w:szCs w:val="21"/>
+        </w:rPr>
+        <w:t>C++</w:t>
+      </w:r>
+      <w:r>
+        <w:rPr>
+          <w:rFonts w:ascii="Garamond" w:hAnsi="Garamond" w:cs="Arial"/>
+          <w:iCs/>
+          <w:sz w:val="21"/>
+          <w:szCs w:val="21"/>
+        </w:rPr>
+        <w:t>, ROS</w:t>
+      </w:r>
+      <w:r>
+        <w:rPr>
+          <w:rFonts w:ascii="Garamond" w:hAnsi="Garamond" w:cs="Arial"/>
+          <w:iCs/>
+          <w:sz w:val="21"/>
+          <w:szCs w:val="21"/>
+        </w:rPr>
+        <w:t xml:space="preserve">, </w:t>
       </w:r>
       <w:r>
         <w:rPr>
@@ -728,21 +747,63 @@
           <w:sz w:val="21"/>
           <w:szCs w:val="21"/>
         </w:rPr>
-        <w:t>C++</w:t>
-      </w:r>
-      <w:r>
-        <w:rPr>
-          <w:rFonts w:ascii="Garamond" w:hAnsi="Garamond" w:cs="Arial"/>
-          <w:iCs/>
-          <w:sz w:val="21"/>
-          <w:szCs w:val="21"/>
-        </w:rPr>
-        <w:t>, ROS</w:t>
-      </w:r>
-      <w:r>
-        <w:rPr>
-          <w:rFonts w:ascii="Garamond" w:hAnsi="Garamond" w:cs="Arial"/>
-          <w:iCs/>
+        <w:t xml:space="preserve">Pytorch, </w:t>
+      </w:r>
+      <w:r>
+        <w:rPr>
+          <w:rFonts w:ascii="Garamond" w:hAnsi="Garamond" w:cs="Arial"/>
+          <w:iCs/>
+          <w:sz w:val="21"/>
+          <w:szCs w:val="21"/>
+        </w:rPr>
+        <w:t>ML-based</w:t>
+      </w:r>
+      <w:r>
+        <w:rPr>
+          <w:rFonts w:ascii="Garamond" w:hAnsi="Garamond" w:cs="Arial"/>
+          <w:iCs/>
+          <w:sz w:val="21"/>
+          <w:szCs w:val="21"/>
+        </w:rPr>
+        <w:t xml:space="preserve"> Planning, </w:t>
+      </w:r>
+      <w:r>
+        <w:rPr>
+          <w:rFonts w:ascii="Garamond" w:hAnsi="Garamond" w:cs="Arial"/>
+          <w:iCs/>
+          <w:sz w:val="21"/>
+          <w:szCs w:val="21"/>
+        </w:rPr>
+        <w:t xml:space="preserve">Machine Learning, </w:t>
+      </w:r>
+      <w:r>
+        <w:rPr>
+          <w:rFonts w:ascii="Garamond" w:hAnsi="Garamond" w:cs="Arial"/>
+          <w:iCs/>
+          <w:sz w:val="21"/>
+          <w:szCs w:val="21"/>
+        </w:rPr>
+        <w:t xml:space="preserve">Control, </w:t>
+      </w:r>
+      <w:r>
+        <w:rPr>
+          <w:rFonts w:ascii="Garamond" w:hAnsi="Garamond" w:cs="Arial"/>
+          <w:sz w:val="21"/>
+          <w:szCs w:val="21"/>
+        </w:rPr>
+        <w:t>Simulator</w:t>
+      </w:r>
+      <w:r>
+        <w:rPr>
+          <w:rFonts w:ascii="Garamond" w:hAnsi="Garamond" w:cs="Arial"/>
+          <w:sz w:val="21"/>
+          <w:szCs w:val="21"/>
+        </w:rPr>
+        <w:t xml:space="preserve"> (Gazebo, MuJoCo)</w:t>
+      </w:r>
+      <w:r>
+        <w:rPr>
+          <w:rFonts w:ascii="Garamond" w:hAnsi="Garamond" w:cs="Arial"/>
           <w:sz w:val="21"/>
           <w:szCs w:val="21"/>
         </w:rPr>
@@ -751,15 +812,6 @@
       <w:r>
         <w:rPr>
           <w:rFonts w:ascii="Garamond" w:hAnsi="Garamond" w:cs="Arial"/>
-          <w:iCs/>
-          <w:sz w:val="21"/>
-          <w:szCs w:val="21"/>
-        </w:rPr>
-        <w:t xml:space="preserve">Pytorch, </w:t>
-      </w:r>
-      <w:r>
-        <w:rPr>
-          <w:rFonts w:ascii="Garamond" w:hAnsi="Garamond" w:cs="Arial"/>
           <w:sz w:val="21"/>
           <w:szCs w:val="21"/>
         </w:rPr>
@@ -771,19 +823,86 @@
           <w:sz w:val="21"/>
           <w:szCs w:val="21"/>
         </w:rPr>
-        <w:t>Simulator</w:t>
-      </w:r>
-      <w:r>
-        <w:rPr>
-          <w:rFonts w:ascii="Garamond" w:hAnsi="Garamond" w:cs="Arial"/>
-          <w:sz w:val="21"/>
-          <w:szCs w:val="21"/>
-        </w:rPr>
-        <w:t xml:space="preserve"> (Gazebo, MuJoCo)</w:t>
-      </w:r>
-      <w:r>
-        <w:rPr>
-          <w:rFonts w:ascii="Garamond" w:hAnsi="Garamond" w:cs="Arial"/>
+        <w:t xml:space="preserve">SLAM, </w:t>
+      </w:r>
+      <w:r>
+        <w:rPr>
+          <w:rFonts w:ascii="Garamond" w:hAnsi="Garamond" w:cs="Arial"/>
+          <w:sz w:val="21"/>
+          <w:szCs w:val="21"/>
+        </w:rPr>
+        <w:t>S</w:t>
+      </w:r>
+      <w:r>
+        <w:rPr>
+          <w:rFonts w:ascii="Garamond" w:hAnsi="Garamond" w:cs="Arial"/>
+          <w:sz w:val="21"/>
+          <w:szCs w:val="21"/>
+        </w:rPr>
+        <w:t xml:space="preserve">ensor </w:t>
+      </w:r>
+      <w:r>
+        <w:rPr>
+          <w:rFonts w:ascii="Garamond" w:hAnsi="Garamond" w:cs="Arial"/>
+          <w:sz w:val="21"/>
+          <w:szCs w:val="21"/>
+        </w:rPr>
+        <w:t>F</w:t>
+      </w:r>
+      <w:r>
+        <w:rPr>
+          <w:rFonts w:ascii="Garamond" w:hAnsi="Garamond" w:cs="Arial"/>
+          <w:sz w:val="21"/>
+          <w:szCs w:val="21"/>
+        </w:rPr>
+        <w:t xml:space="preserve">usion, </w:t>
+      </w:r>
+      <w:r>
+        <w:rPr>
+          <w:rFonts w:ascii="Garamond" w:hAnsi="Garamond" w:cs="Arial"/>
+          <w:sz w:val="21"/>
+          <w:szCs w:val="21"/>
+        </w:rPr>
+        <w:t xml:space="preserve">Object Detection, </w:t>
+      </w:r>
+      <w:r>
+        <w:rPr>
+          <w:rFonts w:ascii="Garamond" w:hAnsi="Garamond" w:cs="Arial"/>
+          <w:sz w:val="21"/>
+          <w:szCs w:val="21"/>
+        </w:rPr>
+        <w:t>Segmentation,</w:t>
+      </w:r>
+      <w:r>
+        <w:rPr>
+          <w:rFonts w:ascii="Garamond" w:hAnsi="Garamond" w:cs="Arial"/>
+          <w:sz w:val="21"/>
+          <w:szCs w:val="21"/>
+        </w:rPr>
+        <w:t xml:space="preserve"> </w:t>
+      </w:r>
+      <w:r>
+        <w:rPr>
+          <w:rFonts w:ascii="Garamond" w:hAnsi="Garamond" w:cs="Arial"/>
+          <w:iCs/>
+          <w:sz w:val="21"/>
+          <w:szCs w:val="21"/>
+        </w:rPr>
+        <w:t xml:space="preserve">Matlab, </w:t>
+      </w:r>
+      <w:r>
+        <w:rPr>
+          <w:rFonts w:ascii="Garamond" w:hAnsi="Garamond" w:cs="Arial"/>
+          <w:iCs/>
+          <w:sz w:val="21"/>
+          <w:szCs w:val="21"/>
+        </w:rPr>
+        <w:t>Autonomous driving</w:t>
+      </w:r>
+      <w:r>
+        <w:rPr>
+          <w:rFonts w:ascii="Garamond" w:hAnsi="Garamond" w:cs="Arial"/>
+          <w:iCs/>
           <w:sz w:val="21"/>
           <w:szCs w:val="21"/>
         </w:rPr>
@@ -792,80 +911,16 @@
       <w:r>
         <w:rPr>
           <w:rFonts w:ascii="Garamond" w:hAnsi="Garamond" w:cs="Arial"/>
-          <w:sz w:val="21"/>
-          <w:szCs w:val="21"/>
-        </w:rPr>
-        <w:t xml:space="preserve">SLAM, </w:t>
-      </w:r>
-      <w:r>
-        <w:rPr>
-          <w:rFonts w:ascii="Garamond" w:hAnsi="Garamond" w:cs="Arial"/>
-          <w:sz w:val="21"/>
-          <w:szCs w:val="21"/>
-        </w:rPr>
-        <w:t>S</w:t>
-      </w:r>
-      <w:r>
-        <w:rPr>
-          <w:rFonts w:ascii="Garamond" w:hAnsi="Garamond" w:cs="Arial"/>
-          <w:sz w:val="21"/>
-          <w:szCs w:val="21"/>
-        </w:rPr>
-        <w:t xml:space="preserve">ensor </w:t>
-      </w:r>
-      <w:r>
-        <w:rPr>
-          <w:rFonts w:ascii="Garamond" w:hAnsi="Garamond" w:cs="Arial"/>
-          <w:sz w:val="21"/>
-          <w:szCs w:val="21"/>
-        </w:rPr>
-        <w:t>F</w:t>
-      </w:r>
-      <w:r>
-        <w:rPr>
-          <w:rFonts w:ascii="Garamond" w:hAnsi="Garamond" w:cs="Arial"/>
-          <w:sz w:val="21"/>
-          <w:szCs w:val="21"/>
-        </w:rPr>
-        <w:t xml:space="preserve">usion, </w:t>
-      </w:r>
-      <w:r>
-        <w:rPr>
-          <w:rFonts w:ascii="Garamond" w:hAnsi="Garamond" w:cs="Arial"/>
-          <w:iCs/>
-          <w:sz w:val="21"/>
-          <w:szCs w:val="21"/>
-        </w:rPr>
-        <w:t xml:space="preserve">Git, </w:t>
-      </w:r>
-      <w:r>
-        <w:rPr>
-          <w:rFonts w:ascii="Garamond" w:hAnsi="Garamond" w:cs="Arial"/>
-          <w:iCs/>
-          <w:sz w:val="21"/>
-          <w:szCs w:val="21"/>
-        </w:rPr>
-        <w:t xml:space="preserve">Machine Learning, </w:t>
-      </w:r>
-      <w:r>
-        <w:rPr>
-          <w:rFonts w:ascii="Garamond" w:hAnsi="Garamond" w:cs="Arial"/>
-          <w:sz w:val="21"/>
-          <w:szCs w:val="21"/>
-        </w:rPr>
-        <w:t xml:space="preserve">Object Detection, </w:t>
-      </w:r>
-      <w:r>
-        <w:rPr>
-          <w:rFonts w:ascii="Garamond" w:hAnsi="Garamond" w:cs="Arial"/>
-          <w:sz w:val="21"/>
-          <w:szCs w:val="21"/>
-        </w:rPr>
-        <w:t>Segmentation,</w:t>
-      </w:r>
-      <w:r>
-        <w:rPr>
-          <w:rFonts w:ascii="Garamond" w:hAnsi="Garamond" w:cs="Arial"/>
+          <w:iCs/>
+          <w:sz w:val="21"/>
+          <w:szCs w:val="21"/>
+        </w:rPr>
+        <w:t>Linux,</w:t>
+      </w:r>
+      <w:r>
+        <w:rPr>
+          <w:rFonts w:ascii="Garamond" w:hAnsi="Garamond" w:cs="Arial"/>
+          <w:iCs/>
           <w:sz w:val="21"/>
           <w:szCs w:val="21"/>
         </w:rPr>
@@ -878,16 +933,25 @@
           <w:sz w:val="21"/>
           <w:szCs w:val="21"/>
         </w:rPr>
-        <w:t xml:space="preserve">Matlab, </w:t>
-      </w:r>
-      <w:r>
-        <w:rPr>
-          <w:rFonts w:ascii="Garamond" w:hAnsi="Garamond" w:cs="Arial"/>
-          <w:iCs/>
-          <w:sz w:val="21"/>
-          <w:szCs w:val="21"/>
-        </w:rPr>
-        <w:t>Autonomous driving, ADAS</w:t>
+        <w:t>Git,</w:t>
+      </w:r>
+      <w:r>
+        <w:rPr>
+          <w:rFonts w:ascii="Garamond" w:hAnsi="Garamond" w:cs="Arial"/>
+          <w:iCs/>
+          <w:sz w:val="21"/>
+          <w:szCs w:val="21"/>
+        </w:rPr>
+        <w:t xml:space="preserve"> </w:t>
+      </w:r>
+      <w:r>
+        <w:rPr>
+          <w:rFonts w:ascii="Garamond" w:hAnsi="Garamond" w:cs="Arial"/>
+          <w:iCs/>
+          <w:sz w:val="21"/>
+          <w:szCs w:val="21"/>
+        </w:rPr>
+        <w:t>Docker</w:t>
       </w:r>
       <w:r>
         <w:rPr>
@@ -901,20 +965,10 @@
       <w:r>
         <w:rPr>
           <w:rFonts w:ascii="Garamond" w:hAnsi="Garamond" w:cs="Arial"/>
-          <w:iCs/>
-          <w:sz w:val="21"/>
-          <w:szCs w:val="21"/>
-        </w:rPr>
-        <w:t xml:space="preserve">Linux, </w:t>
-      </w:r>
-      <w:r>
-        <w:rPr>
-          <w:rFonts w:ascii="Garamond" w:hAnsi="Garamond" w:cs="Arial"/>
-          <w:iCs/>
-          <w:sz w:val="21"/>
-          <w:szCs w:val="21"/>
-        </w:rPr>
-        <w:t>Docker</w:t>
+          <w:sz w:val="21"/>
+          <w:szCs w:val="21"/>
+        </w:rPr>
+        <w:t>CAD</w:t>
       </w:r>
     </w:p>
     <w:p>
@@ -1043,7 +1097,6 @@
         </w:rPr>
         <w:t xml:space="preserve"> and </w:t>
       </w:r>
-      <w:proofErr w:type="gramStart"/>
       <w:r>
         <w:rPr>
           <w:rFonts w:ascii="Garamond" w:hAnsi="Garamond" w:cs="Arial"/>
@@ -1058,16 +1111,7 @@
           <w:sz w:val="21"/>
           <w:szCs w:val="21"/>
         </w:rPr>
-        <w:t>evelopment</w:t>
-      </w:r>
-      <w:proofErr w:type="gramEnd"/>
-      <w:r>
-        <w:rPr>
-          <w:rFonts w:ascii="Garamond" w:hAnsi="Garamond" w:cs="Arial"/>
-          <w:sz w:val="21"/>
-          <w:szCs w:val="21"/>
-        </w:rPr>
-        <w:t>,</w:t>
+        <w:t>evelopment,</w:t>
       </w:r>
       <w:r>
         <w:rPr>
@@ -2151,7 +2195,6 @@
         </w:rPr>
         <w:t xml:space="preserve">Designed and built </w:t>
       </w:r>
-      <w:proofErr w:type="gramStart"/>
       <w:r>
         <w:rPr>
           <w:rFonts w:ascii="Garamond" w:hAnsi="Garamond" w:cs="Arial"/>
@@ -2160,7 +2203,6 @@
         </w:rPr>
         <w:t>map</w:t>
       </w:r>
-      <w:proofErr w:type="gramEnd"/>
       <w:r>
         <w:rPr>
           <w:rFonts w:ascii="Garamond" w:hAnsi="Garamond" w:cs="Arial"/>
@@ -2337,33 +2379,15 @@
           <w:sz w:val="21"/>
           <w:szCs w:val="21"/>
         </w:rPr>
-        <w:t xml:space="preserve"> by fixing CAN signal </w:t>
-      </w:r>
-      <w:proofErr w:type="gramStart"/>
-      <w:r>
-        <w:rPr>
-          <w:rFonts w:ascii="Garamond" w:hAnsi="Garamond" w:cs="Arial"/>
-          <w:sz w:val="21"/>
-          <w:szCs w:val="21"/>
-        </w:rPr>
-        <w:t>decoding</w:t>
-      </w:r>
-      <w:r>
-        <w:rPr>
-          <w:rFonts w:ascii="Garamond" w:hAnsi="Garamond" w:cs="Arial"/>
-          <w:sz w:val="21"/>
-          <w:szCs w:val="21"/>
-        </w:rPr>
-        <w:t>;</w:t>
-      </w:r>
-      <w:proofErr w:type="gramEnd"/>
-      <w:r>
-        <w:rPr>
-          <w:rFonts w:ascii="Garamond" w:hAnsi="Garamond" w:cs="Arial"/>
-          <w:sz w:val="21"/>
-          <w:szCs w:val="21"/>
-        </w:rPr>
-        <w:t xml:space="preserve"> </w:t>
+        <w:t xml:space="preserve"> by fixing CAN signal decoding</w:t>
+      </w:r>
+      <w:r>
+        <w:rPr>
+          <w:rFonts w:ascii="Garamond" w:hAnsi="Garamond" w:cs="Arial"/>
+          <w:sz w:val="21"/>
+          <w:szCs w:val="21"/>
+        </w:rPr>
+        <w:t xml:space="preserve">; </w:t>
       </w:r>
       <w:r>
         <w:rPr>
@@ -3252,27 +3276,7 @@
           <w:sz w:val="21"/>
           <w:szCs w:val="21"/>
         </w:rPr>
-        <w:t xml:space="preserve">Extended Kalman </w:t>
-      </w:r>
-      <w:proofErr w:type="gramStart"/>
-      <w:r>
-        <w:rPr>
-          <w:rFonts w:ascii="Garamond" w:hAnsi="Garamond" w:cs="Arial"/>
-          <w:i/>
-          <w:sz w:val="21"/>
-          <w:szCs w:val="21"/>
-        </w:rPr>
-        <w:t>Filter ,</w:t>
-      </w:r>
-      <w:proofErr w:type="gramEnd"/>
-      <w:r>
-        <w:rPr>
-          <w:rFonts w:ascii="Garamond" w:hAnsi="Garamond" w:cs="Arial"/>
-          <w:i/>
-          <w:sz w:val="21"/>
-          <w:szCs w:val="21"/>
-        </w:rPr>
-        <w:t xml:space="preserve"> </w:t>
+        <w:t xml:space="preserve">Extended Kalman Filter , </w:t>
       </w:r>
       <w:r>
         <w:rPr>
@@ -3419,54 +3423,8 @@
           <w:sz w:val="21"/>
           <w:szCs w:val="21"/>
         </w:rPr>
-        <w:t xml:space="preserve"> among </w:t>
-      </w:r>
-      <w:proofErr w:type="gramStart"/>
-      <w:r>
-        <w:rPr>
-          <w:rFonts w:ascii="Garamond" w:hAnsi="Garamond" w:cs="Arial"/>
-          <w:sz w:val="21"/>
-          <w:szCs w:val="21"/>
-        </w:rPr>
-        <w:t>pedestrian</w:t>
-      </w:r>
-      <w:proofErr w:type="gramEnd"/>
-      <w:r>
-        <w:rPr>
-          <w:rFonts w:ascii="Garamond" w:hAnsi="Garamond" w:cs="Arial"/>
-          <w:sz w:val="21"/>
-          <w:szCs w:val="21"/>
-        </w:rPr>
-        <w:t xml:space="preserve">, </w:t>
-      </w:r>
-      <w:proofErr w:type="gramStart"/>
-      <w:r>
-        <w:rPr>
-          <w:rFonts w:ascii="Garamond" w:hAnsi="Garamond" w:cs="Arial"/>
-          <w:sz w:val="21"/>
-          <w:szCs w:val="21"/>
-        </w:rPr>
-        <w:t>cyclist</w:t>
-      </w:r>
-      <w:proofErr w:type="gramEnd"/>
-      <w:r>
-        <w:rPr>
-          <w:rFonts w:ascii="Garamond" w:hAnsi="Garamond" w:cs="Arial"/>
-          <w:sz w:val="21"/>
-          <w:szCs w:val="21"/>
-        </w:rPr>
-        <w:t xml:space="preserve">, and intelligent </w:t>
-      </w:r>
-      <w:proofErr w:type="gramStart"/>
-      <w:r>
-        <w:rPr>
-          <w:rFonts w:ascii="Garamond" w:hAnsi="Garamond" w:cs="Arial"/>
-          <w:sz w:val="21"/>
-          <w:szCs w:val="21"/>
-        </w:rPr>
-        <w:t>wheelchair</w:t>
-      </w:r>
-      <w:proofErr w:type="gramEnd"/>
+        <w:t xml:space="preserve"> among pedestrian, cyclist, and intelligent wheelchair</w:t>
+      </w:r>
     </w:p>
     <w:p>
       <w:pPr>
@@ -3527,16 +3485,7 @@
           <w:sz w:val="21"/>
           <w:szCs w:val="21"/>
         </w:rPr>
-        <w:t xml:space="preserve"> Extended Kalman </w:t>
-      </w:r>
-      <w:proofErr w:type="gramStart"/>
-      <w:r>
-        <w:rPr>
-          <w:rFonts w:ascii="Garamond" w:hAnsi="Garamond" w:cs="Arial"/>
-          <w:sz w:val="21"/>
-          <w:szCs w:val="21"/>
-        </w:rPr>
-        <w:t>Filter</w:t>
+        <w:t xml:space="preserve"> Extended Kalman Filter</w:t>
       </w:r>
       <w:r>
         <w:rPr>
@@ -3546,7 +3495,6 @@
         </w:rPr>
         <w:t>;</w:t>
       </w:r>
-      <w:proofErr w:type="gramEnd"/>
       <w:r>
         <w:rPr>
           <w:rFonts w:ascii="Garamond" w:hAnsi="Garamond" w:cs="Arial"/>

--- a/Marika_Nishi_Resume.docx
+++ b/Marika_Nishi_Resume.docx
@@ -43,7 +43,7 @@
           <w:sz w:val="18"/>
           <w:szCs w:val="8"/>
         </w:rPr>
-        <w:t>Robot Motion Planning - Software Engineer</w:t>
+        <w:t>Robotics Engineering Intern</w:t>
       </w:r>
       <w:r>
         <w:rPr>
@@ -299,7 +299,18 @@
           <w:sz w:val="21"/>
           <w:szCs w:val="21"/>
         </w:rPr>
-        <w:t>26</w:t>
+        <w:t>2</w:t>
+      </w:r>
+      <w:r>
+        <w:rPr>
+          <w:rFonts w:ascii="Garamond" w:hAnsi="Garamond" w:cs="Arial"/>
+          <w:bCs/>
+          <w:i/>
+          <w:iCs/>
+          <w:sz w:val="21"/>
+          <w:szCs w:val="21"/>
+        </w:rPr>
+        <w:t>7</w:t>
       </w:r>
     </w:p>
     <w:p>
@@ -336,6 +347,16 @@
       <w:r>
         <w:rPr>
           <w:rFonts w:ascii="Garamond" w:hAnsi="Garamond" w:cs="Arial"/>
+          <w:i/>
+          <w:iCs/>
+          <w:sz w:val="21"/>
+          <w:szCs w:val="21"/>
+        </w:rPr>
+        <w:t>, Computer Science</w:t>
+      </w:r>
+      <w:r>
+        <w:rPr>
+          <w:rFonts w:ascii="Garamond" w:hAnsi="Garamond" w:cs="Arial"/>
           <w:sz w:val="21"/>
           <w:szCs w:val="21"/>
         </w:rPr>
@@ -349,7 +370,7 @@
           <w:sz w:val="21"/>
           <w:szCs w:val="21"/>
         </w:rPr>
-        <w:t xml:space="preserve">Concentrations: Computer Vision, Autonomous </w:t>
+        <w:t xml:space="preserve">Concentrations: Autonomous </w:t>
       </w:r>
       <w:r>
         <w:rPr>
@@ -720,15 +741,6 @@
           <w:sz w:val="21"/>
           <w:szCs w:val="21"/>
         </w:rPr>
-        <w:t>, ROS</w:t>
-      </w:r>
-      <w:r>
-        <w:rPr>
-          <w:rFonts w:ascii="Garamond" w:hAnsi="Garamond" w:cs="Arial"/>
-          <w:iCs/>
-          <w:sz w:val="21"/>
-          <w:szCs w:val="21"/>
-        </w:rPr>
         <w:t xml:space="preserve">, </w:t>
       </w:r>
       <w:r>
@@ -747,6 +759,24 @@
           <w:sz w:val="21"/>
           <w:szCs w:val="21"/>
         </w:rPr>
+        <w:t xml:space="preserve">Linux, </w:t>
+      </w:r>
+      <w:r>
+        <w:rPr>
+          <w:rFonts w:ascii="Garamond" w:hAnsi="Garamond" w:cs="Arial"/>
+          <w:iCs/>
+          <w:sz w:val="21"/>
+          <w:szCs w:val="21"/>
+        </w:rPr>
+        <w:t xml:space="preserve">ROS, </w:t>
+      </w:r>
+      <w:r>
+        <w:rPr>
+          <w:rFonts w:ascii="Garamond" w:hAnsi="Garamond" w:cs="Arial"/>
+          <w:iCs/>
+          <w:sz w:val="21"/>
+          <w:szCs w:val="21"/>
+        </w:rPr>
         <w:t xml:space="preserve">Pytorch, </w:t>
       </w:r>
       <w:r>
@@ -779,6 +809,30 @@
       <w:r>
         <w:rPr>
           <w:rFonts w:ascii="Garamond" w:hAnsi="Garamond" w:cs="Arial"/>
+          <w:sz w:val="21"/>
+          <w:szCs w:val="21"/>
+        </w:rPr>
+        <w:t>Simulator</w:t>
+      </w:r>
+      <w:r>
+        <w:rPr>
+          <w:rFonts w:ascii="Garamond" w:hAnsi="Garamond" w:cs="Arial"/>
+          <w:sz w:val="21"/>
+          <w:szCs w:val="21"/>
+        </w:rPr>
+        <w:t xml:space="preserve"> (Gazebo, MuJoCo)</w:t>
+      </w:r>
+      <w:r>
+        <w:rPr>
+          <w:rFonts w:ascii="Garamond" w:hAnsi="Garamond" w:cs="Arial"/>
+          <w:sz w:val="21"/>
+          <w:szCs w:val="21"/>
+        </w:rPr>
+        <w:t xml:space="preserve">, </w:t>
+      </w:r>
+      <w:r>
+        <w:rPr>
+          <w:rFonts w:ascii="Garamond" w:hAnsi="Garamond" w:cs="Arial"/>
           <w:iCs/>
           <w:sz w:val="21"/>
           <w:szCs w:val="21"/>
@@ -791,19 +845,94 @@
           <w:sz w:val="21"/>
           <w:szCs w:val="21"/>
         </w:rPr>
-        <w:t>Simulator</w:t>
-      </w:r>
-      <w:r>
-        <w:rPr>
-          <w:rFonts w:ascii="Garamond" w:hAnsi="Garamond" w:cs="Arial"/>
-          <w:sz w:val="21"/>
-          <w:szCs w:val="21"/>
-        </w:rPr>
-        <w:t xml:space="preserve"> (Gazebo, MuJoCo)</w:t>
-      </w:r>
-      <w:r>
-        <w:rPr>
-          <w:rFonts w:ascii="Garamond" w:hAnsi="Garamond" w:cs="Arial"/>
+        <w:t xml:space="preserve">OpenCV, </w:t>
+      </w:r>
+      <w:r>
+        <w:rPr>
+          <w:rFonts w:ascii="Garamond" w:hAnsi="Garamond" w:cs="Arial"/>
+          <w:sz w:val="21"/>
+          <w:szCs w:val="21"/>
+        </w:rPr>
+        <w:t xml:space="preserve">SLAM, </w:t>
+      </w:r>
+      <w:r>
+        <w:rPr>
+          <w:rFonts w:ascii="Garamond" w:hAnsi="Garamond" w:cs="Arial"/>
+          <w:sz w:val="21"/>
+          <w:szCs w:val="21"/>
+        </w:rPr>
+        <w:t>S</w:t>
+      </w:r>
+      <w:r>
+        <w:rPr>
+          <w:rFonts w:ascii="Garamond" w:hAnsi="Garamond" w:cs="Arial"/>
+          <w:sz w:val="21"/>
+          <w:szCs w:val="21"/>
+        </w:rPr>
+        <w:t xml:space="preserve">ensor </w:t>
+      </w:r>
+      <w:r>
+        <w:rPr>
+          <w:rFonts w:ascii="Garamond" w:hAnsi="Garamond" w:cs="Arial"/>
+          <w:sz w:val="21"/>
+          <w:szCs w:val="21"/>
+        </w:rPr>
+        <w:t>F</w:t>
+      </w:r>
+      <w:r>
+        <w:rPr>
+          <w:rFonts w:ascii="Garamond" w:hAnsi="Garamond" w:cs="Arial"/>
+          <w:sz w:val="21"/>
+          <w:szCs w:val="21"/>
+        </w:rPr>
+        <w:t xml:space="preserve">usion, </w:t>
+      </w:r>
+      <w:r>
+        <w:rPr>
+          <w:rFonts w:ascii="Garamond" w:hAnsi="Garamond" w:cs="Arial"/>
+          <w:sz w:val="21"/>
+          <w:szCs w:val="21"/>
+        </w:rPr>
+        <w:t xml:space="preserve">Object Detection, </w:t>
+      </w:r>
+      <w:r>
+        <w:rPr>
+          <w:rFonts w:ascii="Garamond" w:hAnsi="Garamond" w:cs="Arial"/>
+          <w:sz w:val="21"/>
+          <w:szCs w:val="21"/>
+        </w:rPr>
+        <w:t>Segmentation,</w:t>
+      </w:r>
+      <w:r>
+        <w:rPr>
+          <w:rFonts w:ascii="Garamond" w:hAnsi="Garamond" w:cs="Arial"/>
+          <w:sz w:val="21"/>
+          <w:szCs w:val="21"/>
+        </w:rPr>
+        <w:t xml:space="preserve"> </w:t>
+      </w:r>
+      <w:r>
+        <w:rPr>
+          <w:rFonts w:ascii="Garamond" w:hAnsi="Garamond" w:cs="Arial"/>
+          <w:iCs/>
+          <w:sz w:val="21"/>
+          <w:szCs w:val="21"/>
+        </w:rPr>
+        <w:t xml:space="preserve">Matlab, </w:t>
+      </w:r>
+      <w:r>
+        <w:rPr>
+          <w:rFonts w:ascii="Garamond" w:hAnsi="Garamond" w:cs="Arial"/>
+          <w:iCs/>
+          <w:sz w:val="21"/>
+          <w:szCs w:val="21"/>
+        </w:rPr>
+        <w:t>Autonomous driving</w:t>
+      </w:r>
+      <w:r>
+        <w:rPr>
+          <w:rFonts w:ascii="Garamond" w:hAnsi="Garamond" w:cs="Arial"/>
+          <w:iCs/>
           <w:sz w:val="21"/>
           <w:szCs w:val="21"/>
         </w:rPr>
@@ -812,70 +941,16 @@
       <w:r>
         <w:rPr>
           <w:rFonts w:ascii="Garamond" w:hAnsi="Garamond" w:cs="Arial"/>
-          <w:sz w:val="21"/>
-          <w:szCs w:val="21"/>
-        </w:rPr>
-        <w:t xml:space="preserve">OpenCV, </w:t>
-      </w:r>
-      <w:r>
-        <w:rPr>
-          <w:rFonts w:ascii="Garamond" w:hAnsi="Garamond" w:cs="Arial"/>
-          <w:sz w:val="21"/>
-          <w:szCs w:val="21"/>
-        </w:rPr>
-        <w:t xml:space="preserve">SLAM, </w:t>
-      </w:r>
-      <w:r>
-        <w:rPr>
-          <w:rFonts w:ascii="Garamond" w:hAnsi="Garamond" w:cs="Arial"/>
-          <w:sz w:val="21"/>
-          <w:szCs w:val="21"/>
-        </w:rPr>
-        <w:t>S</w:t>
-      </w:r>
-      <w:r>
-        <w:rPr>
-          <w:rFonts w:ascii="Garamond" w:hAnsi="Garamond" w:cs="Arial"/>
-          <w:sz w:val="21"/>
-          <w:szCs w:val="21"/>
-        </w:rPr>
-        <w:t xml:space="preserve">ensor </w:t>
-      </w:r>
-      <w:r>
-        <w:rPr>
-          <w:rFonts w:ascii="Garamond" w:hAnsi="Garamond" w:cs="Arial"/>
-          <w:sz w:val="21"/>
-          <w:szCs w:val="21"/>
-        </w:rPr>
-        <w:t>F</w:t>
-      </w:r>
-      <w:r>
-        <w:rPr>
-          <w:rFonts w:ascii="Garamond" w:hAnsi="Garamond" w:cs="Arial"/>
-          <w:sz w:val="21"/>
-          <w:szCs w:val="21"/>
-        </w:rPr>
-        <w:t xml:space="preserve">usion, </w:t>
-      </w:r>
-      <w:r>
-        <w:rPr>
-          <w:rFonts w:ascii="Garamond" w:hAnsi="Garamond" w:cs="Arial"/>
-          <w:sz w:val="21"/>
-          <w:szCs w:val="21"/>
-        </w:rPr>
-        <w:t xml:space="preserve">Object Detection, </w:t>
-      </w:r>
-      <w:r>
-        <w:rPr>
-          <w:rFonts w:ascii="Garamond" w:hAnsi="Garamond" w:cs="Arial"/>
-          <w:sz w:val="21"/>
-          <w:szCs w:val="21"/>
-        </w:rPr>
-        <w:t>Segmentation,</w:t>
-      </w:r>
-      <w:r>
-        <w:rPr>
-          <w:rFonts w:ascii="Garamond" w:hAnsi="Garamond" w:cs="Arial"/>
+          <w:iCs/>
+          <w:sz w:val="21"/>
+          <w:szCs w:val="21"/>
+        </w:rPr>
+        <w:t>Git,</w:t>
+      </w:r>
+      <w:r>
+        <w:rPr>
+          <w:rFonts w:ascii="Garamond" w:hAnsi="Garamond" w:cs="Arial"/>
+          <w:iCs/>
           <w:sz w:val="21"/>
           <w:szCs w:val="21"/>
         </w:rPr>
@@ -888,87 +963,7 @@
           <w:sz w:val="21"/>
           <w:szCs w:val="21"/>
         </w:rPr>
-        <w:t xml:space="preserve">Matlab, </w:t>
-      </w:r>
-      <w:r>
-        <w:rPr>
-          <w:rFonts w:ascii="Garamond" w:hAnsi="Garamond" w:cs="Arial"/>
-          <w:iCs/>
-          <w:sz w:val="21"/>
-          <w:szCs w:val="21"/>
-        </w:rPr>
-        <w:t>Autonomous driving</w:t>
-      </w:r>
-      <w:r>
-        <w:rPr>
-          <w:rFonts w:ascii="Garamond" w:hAnsi="Garamond" w:cs="Arial"/>
-          <w:iCs/>
-          <w:sz w:val="21"/>
-          <w:szCs w:val="21"/>
-        </w:rPr>
-        <w:t xml:space="preserve">, </w:t>
-      </w:r>
-      <w:r>
-        <w:rPr>
-          <w:rFonts w:ascii="Garamond" w:hAnsi="Garamond" w:cs="Arial"/>
-          <w:iCs/>
-          <w:sz w:val="21"/>
-          <w:szCs w:val="21"/>
-        </w:rPr>
-        <w:t>Linux,</w:t>
-      </w:r>
-      <w:r>
-        <w:rPr>
-          <w:rFonts w:ascii="Garamond" w:hAnsi="Garamond" w:cs="Arial"/>
-          <w:iCs/>
-          <w:sz w:val="21"/>
-          <w:szCs w:val="21"/>
-        </w:rPr>
-        <w:t xml:space="preserve"> </w:t>
-      </w:r>
-      <w:r>
-        <w:rPr>
-          <w:rFonts w:ascii="Garamond" w:hAnsi="Garamond" w:cs="Arial"/>
-          <w:iCs/>
-          <w:sz w:val="21"/>
-          <w:szCs w:val="21"/>
-        </w:rPr>
-        <w:t>Git,</w:t>
-      </w:r>
-      <w:r>
-        <w:rPr>
-          <w:rFonts w:ascii="Garamond" w:hAnsi="Garamond" w:cs="Arial"/>
-          <w:iCs/>
-          <w:sz w:val="21"/>
-          <w:szCs w:val="21"/>
-        </w:rPr>
-        <w:t xml:space="preserve"> </w:t>
-      </w:r>
-      <w:r>
-        <w:rPr>
-          <w:rFonts w:ascii="Garamond" w:hAnsi="Garamond" w:cs="Arial"/>
-          <w:iCs/>
-          <w:sz w:val="21"/>
-          <w:szCs w:val="21"/>
-        </w:rPr>
         <w:t>Docker</w:t>
-      </w:r>
-      <w:r>
-        <w:rPr>
-          <w:rFonts w:ascii="Garamond" w:hAnsi="Garamond" w:cs="Arial"/>
-          <w:iCs/>
-          <w:sz w:val="21"/>
-          <w:szCs w:val="21"/>
-        </w:rPr>
-        <w:t xml:space="preserve">, </w:t>
-      </w:r>
-      <w:r>
-        <w:rPr>
-          <w:rFonts w:ascii="Garamond" w:hAnsi="Garamond" w:cs="Arial"/>
-          <w:sz w:val="21"/>
-          <w:szCs w:val="21"/>
-        </w:rPr>
-        <w:t>CAD</w:t>
       </w:r>
     </w:p>
     <w:p>
@@ -999,6 +994,62 @@
           <w:sz w:val="21"/>
           <w:szCs w:val="21"/>
         </w:rPr>
+        <w:t>CAD,</w:t>
+      </w:r>
+      <w:r>
+        <w:rPr>
+          <w:rFonts w:ascii="Garamond" w:hAnsi="Garamond" w:cs="Arial"/>
+          <w:sz w:val="21"/>
+          <w:szCs w:val="21"/>
+        </w:rPr>
+        <w:t xml:space="preserve"> </w:t>
+      </w:r>
+      <w:r>
+        <w:rPr>
+          <w:rFonts w:ascii="Garamond" w:hAnsi="Garamond" w:cs="Arial"/>
+          <w:sz w:val="21"/>
+          <w:szCs w:val="21"/>
+        </w:rPr>
+        <w:t>m</w:t>
+      </w:r>
+      <w:r>
+        <w:rPr>
+          <w:rFonts w:ascii="Garamond" w:hAnsi="Garamond" w:cs="Arial"/>
+          <w:sz w:val="21"/>
+          <w:szCs w:val="21"/>
+        </w:rPr>
+        <w:t xml:space="preserve">echanical </w:t>
+      </w:r>
+      <w:r>
+        <w:rPr>
+          <w:rFonts w:ascii="Garamond" w:hAnsi="Garamond" w:cs="Arial"/>
+          <w:sz w:val="21"/>
+          <w:szCs w:val="21"/>
+        </w:rPr>
+        <w:t>d</w:t>
+      </w:r>
+      <w:r>
+        <w:rPr>
+          <w:rFonts w:ascii="Garamond" w:hAnsi="Garamond" w:cs="Arial"/>
+          <w:sz w:val="21"/>
+          <w:szCs w:val="21"/>
+        </w:rPr>
+        <w:t xml:space="preserve">esign, </w:t>
+      </w:r>
+      <w:r>
+        <w:rPr>
+          <w:rFonts w:ascii="Garamond" w:hAnsi="Garamond" w:cs="Arial"/>
+          <w:sz w:val="21"/>
+          <w:szCs w:val="21"/>
+        </w:rPr>
+        <w:t xml:space="preserve">test and measurement, </w:t>
+      </w:r>
+      <w:r>
+        <w:rPr>
+          <w:rFonts w:ascii="Garamond" w:hAnsi="Garamond" w:cs="Arial"/>
+          <w:sz w:val="21"/>
+          <w:szCs w:val="21"/>
+        </w:rPr>
         <w:t>LiDAR</w:t>
       </w:r>
       <w:r>
@@ -1007,23 +1058,23 @@
           <w:sz w:val="21"/>
           <w:szCs w:val="21"/>
         </w:rPr>
-        <w:t xml:space="preserve">, </w:t>
-      </w:r>
-      <w:r>
-        <w:rPr>
-          <w:rFonts w:ascii="Garamond" w:hAnsi="Garamond" w:cs="Arial"/>
-          <w:sz w:val="21"/>
-          <w:szCs w:val="21"/>
-        </w:rPr>
-        <w:t xml:space="preserve">depth camera, </w:t>
-      </w:r>
-      <w:r>
-        <w:rPr>
-          <w:rFonts w:ascii="Garamond" w:hAnsi="Garamond" w:cs="Arial"/>
-          <w:sz w:val="21"/>
-          <w:szCs w:val="21"/>
-        </w:rPr>
-        <w:t>RGB camera, GPS</w:t>
+        <w:t>, RGB</w:t>
+      </w:r>
+      <w:r>
+        <w:rPr>
+          <w:rFonts w:ascii="Garamond" w:hAnsi="Garamond" w:cs="Arial"/>
+          <w:sz w:val="21"/>
+          <w:szCs w:val="21"/>
+        </w:rPr>
+        <w:t>D</w:t>
+      </w:r>
+      <w:r>
+        <w:rPr>
+          <w:rFonts w:ascii="Garamond" w:hAnsi="Garamond" w:cs="Arial"/>
+          <w:sz w:val="21"/>
+          <w:szCs w:val="21"/>
+        </w:rPr>
+        <w:t xml:space="preserve"> camera, GPS</w:t>
       </w:r>
       <w:r>
         <w:rPr>
@@ -1199,7 +1250,95 @@
           <w:sz w:val="21"/>
           <w:szCs w:val="21"/>
         </w:rPr>
-        <w:t>Mechatronics; Automotive Engineering;</w:t>
+        <w:t xml:space="preserve">Mechatronics; Automotive Engineering; </w:t>
+      </w:r>
+      <w:r>
+        <w:rPr>
+          <w:rFonts w:ascii="Garamond" w:hAnsi="Garamond" w:cs="Arial"/>
+          <w:sz w:val="21"/>
+          <w:szCs w:val="21"/>
+        </w:rPr>
+        <w:t>F1</w:t>
+      </w:r>
+      <w:r>
+        <w:rPr>
+          <w:rFonts w:ascii="Garamond" w:hAnsi="Garamond" w:cs="Arial"/>
+          <w:sz w:val="21"/>
+          <w:szCs w:val="21"/>
+        </w:rPr>
+        <w:t xml:space="preserve">tenth </w:t>
+      </w:r>
+      <w:r>
+        <w:rPr>
+          <w:rFonts w:ascii="Garamond" w:hAnsi="Garamond" w:cs="Arial"/>
+          <w:sz w:val="21"/>
+          <w:szCs w:val="21"/>
+        </w:rPr>
+        <w:t>Autonomous Racing Cars</w:t>
+      </w:r>
+      <w:r>
+        <w:rPr>
+          <w:rFonts w:ascii="Garamond" w:hAnsi="Garamond" w:cs="Arial"/>
+          <w:sz w:val="21"/>
+          <w:szCs w:val="21"/>
+        </w:rPr>
+        <w:t xml:space="preserve">; </w:t>
+      </w:r>
+      <w:r>
+        <w:rPr>
+          <w:rFonts w:ascii="Garamond" w:hAnsi="Garamond" w:cs="Arial"/>
+          <w:sz w:val="21"/>
+          <w:szCs w:val="21"/>
+        </w:rPr>
+        <w:t>Machine Perception</w:t>
+      </w:r>
+      <w:r>
+        <w:rPr>
+          <w:rFonts w:ascii="Garamond" w:hAnsi="Garamond" w:cs="Arial"/>
+          <w:sz w:val="21"/>
+          <w:szCs w:val="21"/>
+        </w:rPr>
+        <w:t xml:space="preserve">; </w:t>
+      </w:r>
+      <w:r>
+        <w:rPr>
+          <w:rFonts w:ascii="Garamond" w:hAnsi="Garamond" w:cs="Arial"/>
+          <w:sz w:val="21"/>
+          <w:szCs w:val="21"/>
+        </w:rPr>
+        <w:t>Computer Vision</w:t>
+      </w:r>
+      <w:r>
+        <w:rPr>
+          <w:rFonts w:ascii="Garamond" w:hAnsi="Garamond" w:cs="Arial"/>
+          <w:sz w:val="21"/>
+          <w:szCs w:val="21"/>
+        </w:rPr>
+        <w:t xml:space="preserve">; Machine Learning; </w:t>
+      </w:r>
+      <w:r>
+        <w:rPr>
+          <w:rFonts w:ascii="Garamond" w:hAnsi="Garamond" w:cs="Arial"/>
+          <w:sz w:val="21"/>
+          <w:szCs w:val="21"/>
+        </w:rPr>
+        <w:t xml:space="preserve">Advanced Robotics; </w:t>
+      </w:r>
+      <w:r>
+        <w:rPr>
+          <w:rFonts w:ascii="Garamond" w:hAnsi="Garamond" w:cs="Arial"/>
+          <w:sz w:val="21"/>
+          <w:szCs w:val="21"/>
+        </w:rPr>
+        <w:t>Dynamics and Control</w:t>
+      </w:r>
+      <w:r>
+        <w:rPr>
+          <w:rFonts w:ascii="Garamond" w:hAnsi="Garamond" w:cs="Arial"/>
+          <w:sz w:val="21"/>
+          <w:szCs w:val="21"/>
+        </w:rPr>
+        <w:t>;</w:t>
       </w:r>
       <w:r>
         <w:rPr>
@@ -1215,103 +1354,7 @@
           <w:sz w:val="21"/>
           <w:szCs w:val="21"/>
         </w:rPr>
-        <w:t>F1</w:t>
-      </w:r>
-      <w:r>
-        <w:rPr>
-          <w:rFonts w:ascii="Garamond" w:hAnsi="Garamond" w:cs="Arial"/>
-          <w:sz w:val="21"/>
-          <w:szCs w:val="21"/>
-        </w:rPr>
-        <w:t xml:space="preserve">tenth </w:t>
-      </w:r>
-      <w:r>
-        <w:rPr>
-          <w:rFonts w:ascii="Garamond" w:hAnsi="Garamond" w:cs="Arial"/>
-          <w:sz w:val="21"/>
-          <w:szCs w:val="21"/>
-        </w:rPr>
-        <w:t>Autonomous Racing Cars</w:t>
-      </w:r>
-      <w:r>
-        <w:rPr>
-          <w:rFonts w:ascii="Garamond" w:hAnsi="Garamond" w:cs="Arial"/>
-          <w:sz w:val="21"/>
-          <w:szCs w:val="21"/>
-        </w:rPr>
-        <w:t xml:space="preserve">; </w:t>
-      </w:r>
-      <w:r>
-        <w:rPr>
-          <w:rFonts w:ascii="Garamond" w:hAnsi="Garamond" w:cs="Arial"/>
-          <w:sz w:val="21"/>
-          <w:szCs w:val="21"/>
-        </w:rPr>
-        <w:t xml:space="preserve">Advanced Robotics; </w:t>
-      </w:r>
-      <w:r>
-        <w:rPr>
-          <w:rFonts w:ascii="Garamond" w:hAnsi="Garamond" w:cs="Arial"/>
-          <w:sz w:val="21"/>
-          <w:szCs w:val="21"/>
-        </w:rPr>
-        <w:t>Computer Vision</w:t>
-      </w:r>
-      <w:r>
-        <w:rPr>
-          <w:rFonts w:ascii="Garamond" w:hAnsi="Garamond" w:cs="Arial"/>
-          <w:sz w:val="21"/>
-          <w:szCs w:val="21"/>
-        </w:rPr>
-        <w:t xml:space="preserve">; </w:t>
-      </w:r>
-      <w:r>
-        <w:rPr>
-          <w:rFonts w:ascii="Garamond" w:hAnsi="Garamond" w:cs="Arial"/>
-          <w:sz w:val="21"/>
-          <w:szCs w:val="21"/>
-        </w:rPr>
-        <w:t>Machine Perception</w:t>
-      </w:r>
-      <w:r>
-        <w:rPr>
-          <w:rFonts w:ascii="Garamond" w:hAnsi="Garamond" w:cs="Arial"/>
-          <w:sz w:val="21"/>
-          <w:szCs w:val="21"/>
-        </w:rPr>
-        <w:t xml:space="preserve">; </w:t>
-      </w:r>
-      <w:r>
-        <w:rPr>
-          <w:rFonts w:ascii="Garamond" w:hAnsi="Garamond" w:cs="Arial"/>
-          <w:sz w:val="21"/>
-          <w:szCs w:val="21"/>
-        </w:rPr>
-        <w:t>Dynamics and Control</w:t>
-      </w:r>
-      <w:r>
-        <w:rPr>
-          <w:rFonts w:ascii="Garamond" w:hAnsi="Garamond" w:cs="Arial"/>
-          <w:sz w:val="21"/>
-          <w:szCs w:val="21"/>
-        </w:rPr>
-        <w:t>;</w:t>
-      </w:r>
-      <w:r>
-        <w:rPr>
-          <w:rFonts w:ascii="Garamond" w:hAnsi="Garamond" w:cs="Arial"/>
-          <w:sz w:val="21"/>
-          <w:szCs w:val="21"/>
-        </w:rPr>
-        <w:t xml:space="preserve"> </w:t>
-      </w:r>
-      <w:r>
-        <w:rPr>
-          <w:rFonts w:ascii="Garamond" w:hAnsi="Garamond" w:cs="Arial"/>
-          <w:sz w:val="21"/>
-          <w:szCs w:val="21"/>
-        </w:rPr>
-        <w:t>Machine Learning; Deep Generative Models</w:t>
+        <w:t>Deep Generative Models</w:t>
       </w:r>
     </w:p>
     <w:p>
@@ -4784,15 +4827,6 @@
 </file>
 
 <file path=customXml/item1.xml><?xml version="1.0" encoding="utf-8"?>
-<?mso-contentType ?>
-<FormTemplates xmlns="http://schemas.microsoft.com/sharepoint/v3/contenttype/forms">
-  <Display>DocumentLibraryForm</Display>
-  <Edit>DocumentLibraryForm</Edit>
-  <New>DocumentLibraryForm</New>
-</FormTemplates>
-</file>
-
-<file path=customXml/item2.xml><?xml version="1.0" encoding="utf-8"?>
 <ct:contentTypeSchema xmlns:ct="http://schemas.microsoft.com/office/2006/metadata/contentType" xmlns:ma="http://schemas.microsoft.com/office/2006/metadata/properties/metaAttributes" ct:_="" ma:_="" ma:contentTypeName="Document" ma:contentTypeID="0x010100E00F7205C82CFC49993A09459E403F9D" ma:contentTypeVersion="11" ma:contentTypeDescription="Create a new document." ma:contentTypeScope="" ma:versionID="15ca1506d9d0bc3d30df8ed0110f0d4e">
   <xsd:schema xmlns:xsd="http://www.w3.org/2001/XMLSchema" xmlns:xs="http://www.w3.org/2001/XMLSchema" xmlns:p="http://schemas.microsoft.com/office/2006/metadata/properties" xmlns:ns2="8f1b7c86-42c5-4929-b887-8cfd13270314" xmlns:ns3="671c1944-cc4f-476c-949f-52559c641db4" targetNamespace="http://schemas.microsoft.com/office/2006/metadata/properties" ma:root="true" ma:fieldsID="db6c2aada95e6879eb2870ebec6b4aa1" ns2:_="" ns3:_="">
     <xsd:import namespace="8f1b7c86-42c5-4929-b887-8cfd13270314"/>
@@ -5003,15 +5037,16 @@
 </ct:contentTypeSchema>
 </file>
 
-<file path=customXml/itemProps1.xml><?xml version="1.0" encoding="utf-8"?>
-<ds:datastoreItem xmlns:ds="http://schemas.openxmlformats.org/officeDocument/2006/customXml" ds:itemID="{8E8AFA64-578D-46FF-A288-428D1FA7C9F1}">
-  <ds:schemaRefs>
-    <ds:schemaRef ds:uri="http://schemas.microsoft.com/sharepoint/v3/contenttype/forms"/>
-  </ds:schemaRefs>
-</ds:datastoreItem>
+<file path=customXml/item2.xml><?xml version="1.0" encoding="utf-8"?>
+<?mso-contentType ?>
+<FormTemplates xmlns="http://schemas.microsoft.com/sharepoint/v3/contenttype/forms">
+  <Display>DocumentLibraryForm</Display>
+  <Edit>DocumentLibraryForm</Edit>
+  <New>DocumentLibraryForm</New>
+</FormTemplates>
 </file>
 
-<file path=customXml/itemProps2.xml><?xml version="1.0" encoding="utf-8"?>
+<file path=customXml/itemProps1.xml><?xml version="1.0" encoding="utf-8"?>
 <ds:datastoreItem xmlns:ds="http://schemas.openxmlformats.org/officeDocument/2006/customXml" ds:itemID="{5ECCFF00-82E4-439E-8D62-678F77120EF2}">
   <ds:schemaRefs>
     <ds:schemaRef ds:uri="http://schemas.microsoft.com/office/2006/metadata/contentType"/>
@@ -5028,4 +5063,12 @@
     <ds:schemaRef ds:uri="http://schemas.microsoft.com/internal/obd"/>
   </ds:schemaRefs>
 </ds:datastoreItem>
+</file>
+
+<file path=customXml/itemProps2.xml><?xml version="1.0" encoding="utf-8"?>
+<ds:datastoreItem xmlns:ds="http://schemas.openxmlformats.org/officeDocument/2006/customXml" ds:itemID="{8E8AFA64-578D-46FF-A288-428D1FA7C9F1}">
+  <ds:schemaRefs>
+    <ds:schemaRef ds:uri="http://schemas.microsoft.com/sharepoint/v3/contenttype/forms"/>
+  </ds:schemaRefs>
+</ds:datastoreItem>
 </file>
--- a/Marika_Nishi_Resume.docx
+++ b/Marika_Nishi_Resume.docx
@@ -12,8 +12,8 @@
         <w:spacing w:after="0" w:line="240" w:lineRule="auto"/>
         <w:rPr>
           <w:rFonts w:ascii="Garamond" w:hAnsi="Garamond" w:cs="Arial"/>
-          <w:sz w:val="32"/>
-          <w:szCs w:val="32"/>
+          <w:sz w:val="28"/>
+          <w:szCs w:val="28"/>
         </w:rPr>
       </w:pPr>
       <w:r>
@@ -43,15 +43,7 @@
           <w:sz w:val="18"/>
           <w:szCs w:val="8"/>
         </w:rPr>
-        <w:t>Robotics Engineering Intern</w:t>
-      </w:r>
-      <w:r>
-        <w:rPr>
-          <w:rFonts w:ascii="Times New Roman" w:hAnsi="Times New Roman" w:cs="Times New Roman"/>
-          <w:sz w:val="18"/>
-          <w:szCs w:val="8"/>
-        </w:rPr>
-        <w:tab/>
+        <w:t>Intern Robotics Software Engineer</w:t>
       </w:r>
     </w:p>
     <w:p>
@@ -342,7 +334,27 @@
           <w:sz w:val="21"/>
           <w:szCs w:val="21"/>
         </w:rPr>
-        <w:t>Major: Robotics</w:t>
+        <w:t>Major</w:t>
+      </w:r>
+      <w:r>
+        <w:rPr>
+          <w:rFonts w:ascii="Garamond" w:hAnsi="Garamond" w:cs="Arial"/>
+          <w:i/>
+          <w:iCs/>
+          <w:sz w:val="21"/>
+          <w:szCs w:val="21"/>
+        </w:rPr>
+        <w:t>s</w:t>
+      </w:r>
+      <w:r>
+        <w:rPr>
+          <w:rFonts w:ascii="Garamond" w:hAnsi="Garamond" w:cs="Arial"/>
+          <w:i/>
+          <w:iCs/>
+          <w:sz w:val="21"/>
+          <w:szCs w:val="21"/>
+        </w:rPr>
+        <w:t>: Robotics</w:t>
       </w:r>
       <w:r>
         <w:rPr>
@@ -370,17 +382,17 @@
           <w:sz w:val="21"/>
           <w:szCs w:val="21"/>
         </w:rPr>
-        <w:t xml:space="preserve">Concentrations: Autonomous </w:t>
-      </w:r>
-      <w:r>
-        <w:rPr>
-          <w:rFonts w:ascii="Garamond" w:hAnsi="Garamond" w:cs="Arial"/>
-          <w:i/>
-          <w:iCs/>
-          <w:sz w:val="21"/>
-          <w:szCs w:val="21"/>
-        </w:rPr>
-        <w:t>Driving</w:t>
+        <w:t xml:space="preserve">Concentration: </w:t>
+      </w:r>
+      <w:r>
+        <w:rPr>
+          <w:rFonts w:ascii="Garamond" w:hAnsi="Garamond" w:cs="Arial"/>
+          <w:i/>
+          <w:iCs/>
+          <w:sz w:val="21"/>
+          <w:szCs w:val="21"/>
+        </w:rPr>
+        <w:t>Computer Vision</w:t>
       </w:r>
       <w:r>
         <w:rPr>
@@ -732,7 +744,25 @@
           <w:sz w:val="21"/>
           <w:szCs w:val="21"/>
         </w:rPr>
-        <w:t>C++</w:t>
+        <w:t xml:space="preserve">AI, Machine Learning, </w:t>
+      </w:r>
+      <w:r>
+        <w:rPr>
+          <w:rFonts w:ascii="Garamond" w:hAnsi="Garamond" w:cs="Arial"/>
+          <w:iCs/>
+          <w:sz w:val="21"/>
+          <w:szCs w:val="21"/>
+        </w:rPr>
+        <w:t>ROS</w:t>
+      </w:r>
+      <w:r>
+        <w:rPr>
+          <w:rFonts w:ascii="Garamond" w:hAnsi="Garamond" w:cs="Arial"/>
+          <w:iCs/>
+          <w:sz w:val="21"/>
+          <w:szCs w:val="21"/>
+        </w:rPr>
+        <w:t xml:space="preserve"> (Robot Operating System)</w:t>
       </w:r>
       <w:r>
         <w:rPr>
@@ -750,94 +780,75 @@
           <w:sz w:val="21"/>
           <w:szCs w:val="21"/>
         </w:rPr>
-        <w:t xml:space="preserve">Python, </w:t>
-      </w:r>
-      <w:r>
-        <w:rPr>
-          <w:rFonts w:ascii="Garamond" w:hAnsi="Garamond" w:cs="Arial"/>
-          <w:iCs/>
-          <w:sz w:val="21"/>
-          <w:szCs w:val="21"/>
-        </w:rPr>
-        <w:t xml:space="preserve">Linux, </w:t>
-      </w:r>
-      <w:r>
-        <w:rPr>
-          <w:rFonts w:ascii="Garamond" w:hAnsi="Garamond" w:cs="Arial"/>
-          <w:iCs/>
-          <w:sz w:val="21"/>
-          <w:szCs w:val="21"/>
-        </w:rPr>
-        <w:t xml:space="preserve">ROS, </w:t>
-      </w:r>
-      <w:r>
-        <w:rPr>
-          <w:rFonts w:ascii="Garamond" w:hAnsi="Garamond" w:cs="Arial"/>
-          <w:iCs/>
-          <w:sz w:val="21"/>
-          <w:szCs w:val="21"/>
-        </w:rPr>
-        <w:t xml:space="preserve">Pytorch, </w:t>
-      </w:r>
-      <w:r>
-        <w:rPr>
-          <w:rFonts w:ascii="Garamond" w:hAnsi="Garamond" w:cs="Arial"/>
-          <w:iCs/>
-          <w:sz w:val="21"/>
-          <w:szCs w:val="21"/>
-        </w:rPr>
-        <w:t>ML-based</w:t>
-      </w:r>
-      <w:r>
-        <w:rPr>
-          <w:rFonts w:ascii="Garamond" w:hAnsi="Garamond" w:cs="Arial"/>
-          <w:iCs/>
-          <w:sz w:val="21"/>
-          <w:szCs w:val="21"/>
-        </w:rPr>
-        <w:t xml:space="preserve"> Planning, </w:t>
-      </w:r>
-      <w:r>
-        <w:rPr>
-          <w:rFonts w:ascii="Garamond" w:hAnsi="Garamond" w:cs="Arial"/>
-          <w:iCs/>
-          <w:sz w:val="21"/>
-          <w:szCs w:val="21"/>
-        </w:rPr>
-        <w:t xml:space="preserve">Machine Learning, </w:t>
-      </w:r>
-      <w:r>
-        <w:rPr>
-          <w:rFonts w:ascii="Garamond" w:hAnsi="Garamond" w:cs="Arial"/>
-          <w:sz w:val="21"/>
-          <w:szCs w:val="21"/>
-        </w:rPr>
-        <w:t>Simulator</w:t>
-      </w:r>
-      <w:r>
-        <w:rPr>
-          <w:rFonts w:ascii="Garamond" w:hAnsi="Garamond" w:cs="Arial"/>
-          <w:sz w:val="21"/>
-          <w:szCs w:val="21"/>
-        </w:rPr>
-        <w:t xml:space="preserve"> (Gazebo, MuJoCo)</w:t>
-      </w:r>
-      <w:r>
-        <w:rPr>
-          <w:rFonts w:ascii="Garamond" w:hAnsi="Garamond" w:cs="Arial"/>
-          <w:sz w:val="21"/>
-          <w:szCs w:val="21"/>
-        </w:rPr>
-        <w:t xml:space="preserve">, </w:t>
-      </w:r>
-      <w:r>
-        <w:rPr>
-          <w:rFonts w:ascii="Garamond" w:hAnsi="Garamond" w:cs="Arial"/>
-          <w:iCs/>
-          <w:sz w:val="21"/>
-          <w:szCs w:val="21"/>
-        </w:rPr>
-        <w:t xml:space="preserve">Control, </w:t>
+        <w:t>Python,</w:t>
+      </w:r>
+      <w:r>
+        <w:rPr>
+          <w:rFonts w:ascii="Garamond" w:hAnsi="Garamond" w:cs="Arial"/>
+          <w:iCs/>
+          <w:sz w:val="21"/>
+          <w:szCs w:val="21"/>
+        </w:rPr>
+        <w:t xml:space="preserve"> </w:t>
+      </w:r>
+      <w:r>
+        <w:rPr>
+          <w:rFonts w:ascii="Garamond" w:hAnsi="Garamond" w:cs="Arial"/>
+          <w:iCs/>
+          <w:sz w:val="21"/>
+          <w:szCs w:val="21"/>
+        </w:rPr>
+        <w:t xml:space="preserve">PyTorch, C++, C, </w:t>
+      </w:r>
+      <w:r>
+        <w:rPr>
+          <w:rFonts w:ascii="Garamond" w:hAnsi="Garamond" w:cs="Arial"/>
+          <w:iCs/>
+          <w:sz w:val="21"/>
+          <w:szCs w:val="21"/>
+        </w:rPr>
+        <w:t xml:space="preserve">data capture, processing, analysis, </w:t>
+      </w:r>
+      <w:r>
+        <w:rPr>
+          <w:rFonts w:ascii="Garamond" w:hAnsi="Garamond" w:cs="Arial"/>
+          <w:sz w:val="21"/>
+          <w:szCs w:val="21"/>
+        </w:rPr>
+        <w:t>Simulation (Gazebo, MuJoCo),</w:t>
+      </w:r>
+      <w:r>
+        <w:rPr>
+          <w:rFonts w:ascii="Garamond" w:hAnsi="Garamond" w:cs="Arial"/>
+          <w:sz w:val="21"/>
+          <w:szCs w:val="21"/>
+        </w:rPr>
+        <w:t xml:space="preserve"> </w:t>
+      </w:r>
+      <w:r>
+        <w:rPr>
+          <w:rFonts w:ascii="Garamond" w:hAnsi="Garamond" w:cs="Arial"/>
+          <w:iCs/>
+          <w:sz w:val="21"/>
+          <w:szCs w:val="21"/>
+        </w:rPr>
+        <w:t>Localization,</w:t>
+      </w:r>
+      <w:r>
+        <w:rPr>
+          <w:rFonts w:ascii="Garamond" w:hAnsi="Garamond" w:cs="Arial"/>
+          <w:sz w:val="21"/>
+          <w:szCs w:val="21"/>
+        </w:rPr>
+        <w:t xml:space="preserve"> </w:t>
+      </w:r>
+      <w:r>
+        <w:rPr>
+          <w:rFonts w:ascii="Garamond" w:hAnsi="Garamond" w:cs="Arial"/>
+          <w:sz w:val="21"/>
+          <w:szCs w:val="21"/>
+        </w:rPr>
+        <w:t xml:space="preserve">SLAM, Image Processing, </w:t>
       </w:r>
       <w:r>
         <w:rPr>
@@ -850,120 +861,19 @@
       <w:r>
         <w:rPr>
           <w:rFonts w:ascii="Garamond" w:hAnsi="Garamond" w:cs="Arial"/>
-          <w:sz w:val="21"/>
-          <w:szCs w:val="21"/>
-        </w:rPr>
-        <w:t xml:space="preserve">SLAM, </w:t>
-      </w:r>
-      <w:r>
-        <w:rPr>
-          <w:rFonts w:ascii="Garamond" w:hAnsi="Garamond" w:cs="Arial"/>
-          <w:sz w:val="21"/>
-          <w:szCs w:val="21"/>
-        </w:rPr>
-        <w:t>S</w:t>
-      </w:r>
-      <w:r>
-        <w:rPr>
-          <w:rFonts w:ascii="Garamond" w:hAnsi="Garamond" w:cs="Arial"/>
-          <w:sz w:val="21"/>
-          <w:szCs w:val="21"/>
-        </w:rPr>
-        <w:t xml:space="preserve">ensor </w:t>
-      </w:r>
-      <w:r>
-        <w:rPr>
-          <w:rFonts w:ascii="Garamond" w:hAnsi="Garamond" w:cs="Arial"/>
-          <w:sz w:val="21"/>
-          <w:szCs w:val="21"/>
-        </w:rPr>
-        <w:t>F</w:t>
-      </w:r>
-      <w:r>
-        <w:rPr>
-          <w:rFonts w:ascii="Garamond" w:hAnsi="Garamond" w:cs="Arial"/>
-          <w:sz w:val="21"/>
-          <w:szCs w:val="21"/>
-        </w:rPr>
-        <w:t xml:space="preserve">usion, </w:t>
-      </w:r>
-      <w:r>
-        <w:rPr>
-          <w:rFonts w:ascii="Garamond" w:hAnsi="Garamond" w:cs="Arial"/>
-          <w:sz w:val="21"/>
-          <w:szCs w:val="21"/>
-        </w:rPr>
-        <w:t xml:space="preserve">Object Detection, </w:t>
-      </w:r>
-      <w:r>
-        <w:rPr>
-          <w:rFonts w:ascii="Garamond" w:hAnsi="Garamond" w:cs="Arial"/>
-          <w:sz w:val="21"/>
-          <w:szCs w:val="21"/>
-        </w:rPr>
-        <w:t>Segmentation,</w:t>
-      </w:r>
-      <w:r>
-        <w:rPr>
-          <w:rFonts w:ascii="Garamond" w:hAnsi="Garamond" w:cs="Arial"/>
-          <w:sz w:val="21"/>
-          <w:szCs w:val="21"/>
-        </w:rPr>
-        <w:t xml:space="preserve"> </w:t>
-      </w:r>
-      <w:r>
-        <w:rPr>
-          <w:rFonts w:ascii="Garamond" w:hAnsi="Garamond" w:cs="Arial"/>
-          <w:iCs/>
-          <w:sz w:val="21"/>
-          <w:szCs w:val="21"/>
-        </w:rPr>
-        <w:t xml:space="preserve">Matlab, </w:t>
-      </w:r>
-      <w:r>
-        <w:rPr>
-          <w:rFonts w:ascii="Garamond" w:hAnsi="Garamond" w:cs="Arial"/>
-          <w:iCs/>
-          <w:sz w:val="21"/>
-          <w:szCs w:val="21"/>
-        </w:rPr>
-        <w:t>Autonomous driving</w:t>
-      </w:r>
-      <w:r>
-        <w:rPr>
-          <w:rFonts w:ascii="Garamond" w:hAnsi="Garamond" w:cs="Arial"/>
-          <w:iCs/>
-          <w:sz w:val="21"/>
-          <w:szCs w:val="21"/>
-        </w:rPr>
-        <w:t xml:space="preserve">, </w:t>
-      </w:r>
-      <w:r>
-        <w:rPr>
-          <w:rFonts w:ascii="Garamond" w:hAnsi="Garamond" w:cs="Arial"/>
-          <w:iCs/>
-          <w:sz w:val="21"/>
-          <w:szCs w:val="21"/>
-        </w:rPr>
-        <w:t>Git,</w:t>
-      </w:r>
-      <w:r>
-        <w:rPr>
-          <w:rFonts w:ascii="Garamond" w:hAnsi="Garamond" w:cs="Arial"/>
-          <w:iCs/>
-          <w:sz w:val="21"/>
-          <w:szCs w:val="21"/>
-        </w:rPr>
-        <w:t xml:space="preserve"> </w:t>
-      </w:r>
-      <w:r>
-        <w:rPr>
-          <w:rFonts w:ascii="Garamond" w:hAnsi="Garamond" w:cs="Arial"/>
-          <w:iCs/>
-          <w:sz w:val="21"/>
-          <w:szCs w:val="21"/>
-        </w:rPr>
-        <w:t>Docker</w:t>
+          <w:iCs/>
+          <w:sz w:val="21"/>
+          <w:szCs w:val="21"/>
+        </w:rPr>
+        <w:t xml:space="preserve">ML-based planning, </w:t>
+      </w:r>
+      <w:r>
+        <w:rPr>
+          <w:rFonts w:ascii="Garamond" w:hAnsi="Garamond" w:cs="Arial"/>
+          <w:sz w:val="21"/>
+          <w:szCs w:val="21"/>
+        </w:rPr>
+        <w:t>Sensor Fusion</w:t>
       </w:r>
     </w:p>
     <w:p>
@@ -986,19 +896,13 @@
           <w:sz w:val="21"/>
           <w:szCs w:val="21"/>
         </w:rPr>
-        <w:t xml:space="preserve">Hardware Skills: </w:t>
-      </w:r>
-      <w:r>
-        <w:rPr>
-          <w:rFonts w:ascii="Garamond" w:hAnsi="Garamond" w:cs="Arial"/>
-          <w:sz w:val="21"/>
-          <w:szCs w:val="21"/>
-        </w:rPr>
-        <w:t>CAD,</w:t>
-      </w:r>
-      <w:r>
-        <w:rPr>
-          <w:rFonts w:ascii="Garamond" w:hAnsi="Garamond" w:cs="Arial"/>
+        <w:t>Hardware Skills:</w:t>
+      </w:r>
+      <w:r>
+        <w:rPr>
+          <w:rFonts w:ascii="Garamond" w:hAnsi="Garamond" w:cs="Arial"/>
+          <w:b/>
+          <w:bCs/>
           <w:sz w:val="21"/>
           <w:szCs w:val="21"/>
         </w:rPr>
@@ -1010,39 +914,127 @@
           <w:sz w:val="21"/>
           <w:szCs w:val="21"/>
         </w:rPr>
-        <w:t>m</w:t>
-      </w:r>
-      <w:r>
-        <w:rPr>
-          <w:rFonts w:ascii="Garamond" w:hAnsi="Garamond" w:cs="Arial"/>
-          <w:sz w:val="21"/>
-          <w:szCs w:val="21"/>
-        </w:rPr>
-        <w:t xml:space="preserve">echanical </w:t>
-      </w:r>
-      <w:r>
-        <w:rPr>
-          <w:rFonts w:ascii="Garamond" w:hAnsi="Garamond" w:cs="Arial"/>
-          <w:sz w:val="21"/>
-          <w:szCs w:val="21"/>
-        </w:rPr>
-        <w:t>d</w:t>
-      </w:r>
-      <w:r>
-        <w:rPr>
-          <w:rFonts w:ascii="Garamond" w:hAnsi="Garamond" w:cs="Arial"/>
-          <w:sz w:val="21"/>
-          <w:szCs w:val="21"/>
-        </w:rPr>
-        <w:t xml:space="preserve">esign, </w:t>
-      </w:r>
-      <w:r>
-        <w:rPr>
-          <w:rFonts w:ascii="Garamond" w:hAnsi="Garamond" w:cs="Arial"/>
-          <w:sz w:val="21"/>
-          <w:szCs w:val="21"/>
-        </w:rPr>
-        <w:t xml:space="preserve">test and measurement, </w:t>
+        <w:t xml:space="preserve">End-to-end, </w:t>
+      </w:r>
+      <w:r>
+        <w:rPr>
+          <w:rFonts w:ascii="Garamond" w:hAnsi="Garamond" w:cs="Arial"/>
+          <w:sz w:val="21"/>
+          <w:szCs w:val="21"/>
+        </w:rPr>
+        <w:t>Hardware-in-</w:t>
+      </w:r>
+      <w:r>
+        <w:rPr>
+          <w:rFonts w:ascii="Garamond" w:hAnsi="Garamond" w:cs="Arial"/>
+          <w:sz w:val="21"/>
+          <w:szCs w:val="21"/>
+        </w:rPr>
+        <w:t>the</w:t>
+      </w:r>
+      <w:r>
+        <w:rPr>
+          <w:rFonts w:ascii="Garamond" w:hAnsi="Garamond" w:cs="Arial"/>
+          <w:sz w:val="21"/>
+          <w:szCs w:val="21"/>
+        </w:rPr>
+        <w:t>-</w:t>
+      </w:r>
+      <w:r>
+        <w:rPr>
+          <w:rFonts w:ascii="Garamond" w:hAnsi="Garamond" w:cs="Arial"/>
+          <w:sz w:val="21"/>
+          <w:szCs w:val="21"/>
+        </w:rPr>
+        <w:t>L</w:t>
+      </w:r>
+      <w:r>
+        <w:rPr>
+          <w:rFonts w:ascii="Garamond" w:hAnsi="Garamond" w:cs="Arial"/>
+          <w:sz w:val="21"/>
+          <w:szCs w:val="21"/>
+        </w:rPr>
+        <w:t>oop,</w:t>
+      </w:r>
+      <w:r>
+        <w:rPr>
+          <w:rFonts w:ascii="Garamond" w:hAnsi="Garamond" w:cs="Arial"/>
+          <w:sz w:val="21"/>
+          <w:szCs w:val="21"/>
+        </w:rPr>
+        <w:t xml:space="preserve"> </w:t>
+      </w:r>
+      <w:r>
+        <w:rPr>
+          <w:rFonts w:ascii="Garamond" w:hAnsi="Garamond" w:cs="Arial"/>
+          <w:sz w:val="21"/>
+          <w:szCs w:val="21"/>
+        </w:rPr>
+        <w:t xml:space="preserve">Arduino, </w:t>
+      </w:r>
+      <w:r>
+        <w:rPr>
+          <w:rFonts w:ascii="Garamond" w:hAnsi="Garamond" w:cs="Arial"/>
+          <w:sz w:val="21"/>
+          <w:szCs w:val="21"/>
+        </w:rPr>
+        <w:t>S</w:t>
+      </w:r>
+      <w:r>
+        <w:rPr>
+          <w:rFonts w:ascii="Garamond" w:hAnsi="Garamond" w:cs="Arial"/>
+          <w:sz w:val="21"/>
+          <w:szCs w:val="21"/>
+        </w:rPr>
+        <w:t>oldering,</w:t>
+      </w:r>
+      <w:r>
+        <w:rPr>
+          <w:rFonts w:ascii="Garamond" w:hAnsi="Garamond" w:cs="Arial"/>
+          <w:sz w:val="21"/>
+          <w:szCs w:val="21"/>
+        </w:rPr>
+        <w:t xml:space="preserve"> CAD</w:t>
+      </w:r>
+      <w:r>
+        <w:rPr>
+          <w:rFonts w:ascii="Garamond" w:hAnsi="Garamond" w:cs="Arial"/>
+          <w:sz w:val="21"/>
+          <w:szCs w:val="21"/>
+        </w:rPr>
+        <w:t>,</w:t>
+      </w:r>
+      <w:r>
+        <w:rPr>
+          <w:rFonts w:ascii="Garamond" w:hAnsi="Garamond" w:cs="Arial"/>
+          <w:sz w:val="21"/>
+          <w:szCs w:val="21"/>
+        </w:rPr>
+        <w:t xml:space="preserve"> </w:t>
+      </w:r>
+      <w:r>
+        <w:rPr>
+          <w:rFonts w:ascii="Garamond" w:hAnsi="Garamond" w:cs="Arial"/>
+          <w:sz w:val="21"/>
+          <w:szCs w:val="21"/>
+        </w:rPr>
+        <w:t xml:space="preserve">3D </w:t>
+      </w:r>
+      <w:r>
+        <w:rPr>
+          <w:rFonts w:ascii="Garamond" w:hAnsi="Garamond" w:cs="Arial"/>
+          <w:sz w:val="21"/>
+          <w:szCs w:val="21"/>
+        </w:rPr>
+        <w:t>print</w:t>
+      </w:r>
+      <w:r>
+        <w:rPr>
+          <w:rFonts w:ascii="Garamond" w:hAnsi="Garamond" w:cs="Arial"/>
+          <w:sz w:val="21"/>
+          <w:szCs w:val="21"/>
+        </w:rPr>
+        <w:t xml:space="preserve">, </w:t>
       </w:r>
       <w:r>
         <w:rPr>
@@ -1090,15 +1082,7 @@
           <w:sz w:val="21"/>
           <w:szCs w:val="21"/>
         </w:rPr>
-        <w:t xml:space="preserve">IMU, </w:t>
-      </w:r>
-      <w:r>
-        <w:rPr>
-          <w:rFonts w:ascii="Garamond" w:hAnsi="Garamond" w:cs="Arial"/>
-          <w:sz w:val="21"/>
-          <w:szCs w:val="21"/>
-        </w:rPr>
-        <w:t>Additive Manufacturing</w:t>
+        <w:t>IMU</w:t>
       </w:r>
     </w:p>
     <w:p>
@@ -1130,6 +1114,46 @@
           <w:sz w:val="21"/>
           <w:szCs w:val="21"/>
         </w:rPr>
+        <w:t xml:space="preserve">Problem solving skills, Analytical skills, </w:t>
+      </w:r>
+      <w:r>
+        <w:rPr>
+          <w:rFonts w:ascii="Garamond" w:hAnsi="Garamond" w:cs="Arial"/>
+          <w:sz w:val="21"/>
+          <w:szCs w:val="21"/>
+        </w:rPr>
+        <w:t xml:space="preserve">Collaboration, </w:t>
+      </w:r>
+      <w:r>
+        <w:rPr>
+          <w:rFonts w:ascii="Garamond" w:hAnsi="Garamond" w:cs="Arial"/>
+          <w:sz w:val="21"/>
+          <w:szCs w:val="21"/>
+        </w:rPr>
+        <w:t>Communication,</w:t>
+      </w:r>
+      <w:r>
+        <w:rPr>
+          <w:rFonts w:ascii="Garamond" w:hAnsi="Garamond" w:cs="Arial"/>
+          <w:sz w:val="21"/>
+          <w:szCs w:val="21"/>
+        </w:rPr>
+        <w:t xml:space="preserve"> </w:t>
+      </w:r>
+      <w:r>
+        <w:rPr>
+          <w:rFonts w:ascii="Garamond" w:hAnsi="Garamond" w:cs="Arial"/>
+          <w:sz w:val="21"/>
+          <w:szCs w:val="21"/>
+        </w:rPr>
+        <w:t xml:space="preserve">Teamwork, </w:t>
+      </w:r>
+      <w:r>
+        <w:rPr>
+          <w:rFonts w:ascii="Garamond" w:hAnsi="Garamond" w:cs="Arial"/>
+          <w:sz w:val="21"/>
+          <w:szCs w:val="21"/>
+        </w:rPr>
         <w:t xml:space="preserve">Leadership, </w:t>
       </w:r>
       <w:r>
@@ -1138,79 +1162,15 @@
           <w:sz w:val="21"/>
           <w:szCs w:val="21"/>
         </w:rPr>
-        <w:t>Research, Design</w:t>
-      </w:r>
-      <w:r>
-        <w:rPr>
-          <w:rFonts w:ascii="Garamond" w:hAnsi="Garamond" w:cs="Arial"/>
-          <w:sz w:val="21"/>
-          <w:szCs w:val="21"/>
-        </w:rPr>
-        <w:t xml:space="preserve"> and </w:t>
-      </w:r>
-      <w:r>
-        <w:rPr>
-          <w:rFonts w:ascii="Garamond" w:hAnsi="Garamond" w:cs="Arial"/>
-          <w:sz w:val="21"/>
-          <w:szCs w:val="21"/>
-        </w:rPr>
-        <w:t>d</w:t>
-      </w:r>
-      <w:r>
-        <w:rPr>
-          <w:rFonts w:ascii="Garamond" w:hAnsi="Garamond" w:cs="Arial"/>
-          <w:sz w:val="21"/>
-          <w:szCs w:val="21"/>
-        </w:rPr>
-        <w:t>evelopment,</w:t>
-      </w:r>
-      <w:r>
-        <w:rPr>
-          <w:rFonts w:ascii="Garamond" w:hAnsi="Garamond" w:cs="Arial"/>
-          <w:sz w:val="21"/>
-          <w:szCs w:val="21"/>
-        </w:rPr>
-        <w:t xml:space="preserve"> </w:t>
-      </w:r>
-      <w:r>
-        <w:rPr>
-          <w:rFonts w:ascii="Garamond" w:hAnsi="Garamond" w:cs="Arial"/>
-          <w:sz w:val="21"/>
-          <w:szCs w:val="21"/>
-        </w:rPr>
-        <w:t>Report writing</w:t>
-      </w:r>
-      <w:r>
-        <w:rPr>
-          <w:rFonts w:ascii="Garamond" w:hAnsi="Garamond" w:cs="Arial"/>
-          <w:sz w:val="21"/>
-          <w:szCs w:val="21"/>
-        </w:rPr>
-        <w:t xml:space="preserve">, </w:t>
-      </w:r>
-      <w:r>
-        <w:rPr>
-          <w:rFonts w:ascii="Garamond" w:hAnsi="Garamond" w:cs="Arial"/>
-          <w:sz w:val="21"/>
-          <w:szCs w:val="21"/>
-        </w:rPr>
-        <w:t>Teamwork</w:t>
-      </w:r>
-      <w:r>
-        <w:rPr>
-          <w:rFonts w:ascii="Garamond" w:hAnsi="Garamond" w:cs="Arial"/>
-          <w:sz w:val="21"/>
-          <w:szCs w:val="21"/>
-        </w:rPr>
-        <w:t xml:space="preserve">, </w:t>
-      </w:r>
-      <w:r>
-        <w:rPr>
-          <w:rFonts w:ascii="Garamond" w:hAnsi="Garamond" w:cs="Arial"/>
-          <w:sz w:val="21"/>
-          <w:szCs w:val="21"/>
-        </w:rPr>
-        <w:t>Troubleshooting</w:t>
+        <w:t>Research</w:t>
+      </w:r>
+      <w:r>
+        <w:rPr>
+          <w:rFonts w:ascii="Garamond" w:hAnsi="Garamond" w:cs="Arial"/>
+          <w:sz w:val="21"/>
+          <w:szCs w:val="21"/>
+        </w:rPr>
+        <w:t>, EKF</w:t>
       </w:r>
     </w:p>
     <w:p>
@@ -1250,31 +1210,15 @@
           <w:sz w:val="21"/>
           <w:szCs w:val="21"/>
         </w:rPr>
-        <w:t xml:space="preserve">Mechatronics; Automotive Engineering; </w:t>
-      </w:r>
-      <w:r>
-        <w:rPr>
-          <w:rFonts w:ascii="Garamond" w:hAnsi="Garamond" w:cs="Arial"/>
-          <w:sz w:val="21"/>
-          <w:szCs w:val="21"/>
-        </w:rPr>
-        <w:t>F1</w:t>
-      </w:r>
-      <w:r>
-        <w:rPr>
-          <w:rFonts w:ascii="Garamond" w:hAnsi="Garamond" w:cs="Arial"/>
-          <w:sz w:val="21"/>
-          <w:szCs w:val="21"/>
-        </w:rPr>
-        <w:t xml:space="preserve">tenth </w:t>
-      </w:r>
-      <w:r>
-        <w:rPr>
-          <w:rFonts w:ascii="Garamond" w:hAnsi="Garamond" w:cs="Arial"/>
-          <w:sz w:val="21"/>
-          <w:szCs w:val="21"/>
-        </w:rPr>
-        <w:t>Autonomous Racing Cars</w:t>
+        <w:t xml:space="preserve">Deep </w:t>
+      </w:r>
+      <w:r>
+        <w:rPr>
+          <w:rFonts w:ascii="Garamond" w:hAnsi="Garamond" w:cs="Arial"/>
+          <w:sz w:val="21"/>
+          <w:szCs w:val="21"/>
+        </w:rPr>
+        <w:t>Neural Networks</w:t>
       </w:r>
       <w:r>
         <w:rPr>
@@ -1290,6 +1234,62 @@
           <w:sz w:val="21"/>
           <w:szCs w:val="21"/>
         </w:rPr>
+        <w:t xml:space="preserve">Deep Learning; </w:t>
+      </w:r>
+      <w:r>
+        <w:rPr>
+          <w:rFonts w:ascii="Garamond" w:hAnsi="Garamond" w:cs="Arial"/>
+          <w:sz w:val="21"/>
+          <w:szCs w:val="21"/>
+        </w:rPr>
+        <w:t>Computer Vision</w:t>
+      </w:r>
+      <w:r>
+        <w:rPr>
+          <w:rFonts w:ascii="Garamond" w:hAnsi="Garamond" w:cs="Arial"/>
+          <w:sz w:val="21"/>
+          <w:szCs w:val="21"/>
+        </w:rPr>
+        <w:t xml:space="preserve">; </w:t>
+      </w:r>
+      <w:r>
+        <w:rPr>
+          <w:rFonts w:ascii="Garamond" w:hAnsi="Garamond" w:cs="Arial"/>
+          <w:sz w:val="21"/>
+          <w:szCs w:val="21"/>
+        </w:rPr>
+        <w:t xml:space="preserve">F1tenth Autonomous Racing Cars; </w:t>
+      </w:r>
+      <w:r>
+        <w:rPr>
+          <w:rFonts w:ascii="Garamond" w:hAnsi="Garamond" w:cs="Arial"/>
+          <w:sz w:val="21"/>
+          <w:szCs w:val="21"/>
+        </w:rPr>
+        <w:t xml:space="preserve">Automotive Engineering; </w:t>
+      </w:r>
+      <w:r>
+        <w:rPr>
+          <w:rFonts w:ascii="Garamond" w:hAnsi="Garamond" w:cs="Arial"/>
+          <w:sz w:val="21"/>
+          <w:szCs w:val="21"/>
+        </w:rPr>
+        <w:t>Dynamics and Control;</w:t>
+      </w:r>
+      <w:r>
+        <w:rPr>
+          <w:rFonts w:ascii="Garamond" w:hAnsi="Garamond" w:cs="Arial"/>
+          <w:sz w:val="21"/>
+          <w:szCs w:val="21"/>
+        </w:rPr>
+        <w:t xml:space="preserve"> </w:t>
+      </w:r>
+      <w:r>
+        <w:rPr>
+          <w:rFonts w:ascii="Garamond" w:hAnsi="Garamond" w:cs="Arial"/>
+          <w:sz w:val="21"/>
+          <w:szCs w:val="21"/>
+        </w:rPr>
         <w:t>Machine Perception</w:t>
       </w:r>
       <w:r>
@@ -1298,22 +1298,6 @@
           <w:sz w:val="21"/>
           <w:szCs w:val="21"/>
         </w:rPr>
-        <w:t xml:space="preserve">; </w:t>
-      </w:r>
-      <w:r>
-        <w:rPr>
-          <w:rFonts w:ascii="Garamond" w:hAnsi="Garamond" w:cs="Arial"/>
-          <w:sz w:val="21"/>
-          <w:szCs w:val="21"/>
-        </w:rPr>
-        <w:t>Computer Vision</w:t>
-      </w:r>
-      <w:r>
-        <w:rPr>
-          <w:rFonts w:ascii="Garamond" w:hAnsi="Garamond" w:cs="Arial"/>
-          <w:sz w:val="21"/>
-          <w:szCs w:val="21"/>
-        </w:rPr>
         <w:t xml:space="preserve">; Machine Learning; </w:t>
       </w:r>
       <w:r>
@@ -1322,39 +1306,7 @@
           <w:sz w:val="21"/>
           <w:szCs w:val="21"/>
         </w:rPr>
-        <w:t xml:space="preserve">Advanced Robotics; </w:t>
-      </w:r>
-      <w:r>
-        <w:rPr>
-          <w:rFonts w:ascii="Garamond" w:hAnsi="Garamond" w:cs="Arial"/>
-          <w:sz w:val="21"/>
-          <w:szCs w:val="21"/>
-        </w:rPr>
-        <w:t>Dynamics and Control</w:t>
-      </w:r>
-      <w:r>
-        <w:rPr>
-          <w:rFonts w:ascii="Garamond" w:hAnsi="Garamond" w:cs="Arial"/>
-          <w:sz w:val="21"/>
-          <w:szCs w:val="21"/>
-        </w:rPr>
-        <w:t>;</w:t>
-      </w:r>
-      <w:r>
-        <w:rPr>
-          <w:rFonts w:ascii="Garamond" w:hAnsi="Garamond" w:cs="Arial"/>
-          <w:sz w:val="21"/>
-          <w:szCs w:val="21"/>
-        </w:rPr>
-        <w:t xml:space="preserve"> </w:t>
-      </w:r>
-      <w:r>
-        <w:rPr>
-          <w:rFonts w:ascii="Garamond" w:hAnsi="Garamond" w:cs="Arial"/>
-          <w:sz w:val="21"/>
-          <w:szCs w:val="21"/>
-        </w:rPr>
-        <w:t>Deep Generative Models</w:t>
+        <w:t>Mechatronics</w:t>
       </w:r>
     </w:p>
     <w:p>
@@ -4827,6 +4779,15 @@
 </file>
 
 <file path=customXml/item1.xml><?xml version="1.0" encoding="utf-8"?>
+<?mso-contentType ?>
+<FormTemplates xmlns="http://schemas.microsoft.com/sharepoint/v3/contenttype/forms">
+  <Display>DocumentLibraryForm</Display>
+  <Edit>DocumentLibraryForm</Edit>
+  <New>DocumentLibraryForm</New>
+</FormTemplates>
+</file>
+
+<file path=customXml/item2.xml><?xml version="1.0" encoding="utf-8"?>
 <ct:contentTypeSchema xmlns:ct="http://schemas.microsoft.com/office/2006/metadata/contentType" xmlns:ma="http://schemas.microsoft.com/office/2006/metadata/properties/metaAttributes" ct:_="" ma:_="" ma:contentTypeName="Document" ma:contentTypeID="0x010100E00F7205C82CFC49993A09459E403F9D" ma:contentTypeVersion="11" ma:contentTypeDescription="Create a new document." ma:contentTypeScope="" ma:versionID="15ca1506d9d0bc3d30df8ed0110f0d4e">
   <xsd:schema xmlns:xsd="http://www.w3.org/2001/XMLSchema" xmlns:xs="http://www.w3.org/2001/XMLSchema" xmlns:p="http://schemas.microsoft.com/office/2006/metadata/properties" xmlns:ns2="8f1b7c86-42c5-4929-b887-8cfd13270314" xmlns:ns3="671c1944-cc4f-476c-949f-52559c641db4" targetNamespace="http://schemas.microsoft.com/office/2006/metadata/properties" ma:root="true" ma:fieldsID="db6c2aada95e6879eb2870ebec6b4aa1" ns2:_="" ns3:_="">
     <xsd:import namespace="8f1b7c86-42c5-4929-b887-8cfd13270314"/>
@@ -5037,16 +4998,15 @@
 </ct:contentTypeSchema>
 </file>
 
-<file path=customXml/item2.xml><?xml version="1.0" encoding="utf-8"?>
-<?mso-contentType ?>
-<FormTemplates xmlns="http://schemas.microsoft.com/sharepoint/v3/contenttype/forms">
-  <Display>DocumentLibraryForm</Display>
-  <Edit>DocumentLibraryForm</Edit>
-  <New>DocumentLibraryForm</New>
-</FormTemplates>
+<file path=customXml/itemProps1.xml><?xml version="1.0" encoding="utf-8"?>
+<ds:datastoreItem xmlns:ds="http://schemas.openxmlformats.org/officeDocument/2006/customXml" ds:itemID="{8E8AFA64-578D-46FF-A288-428D1FA7C9F1}">
+  <ds:schemaRefs>
+    <ds:schemaRef ds:uri="http://schemas.microsoft.com/sharepoint/v3/contenttype/forms"/>
+  </ds:schemaRefs>
+</ds:datastoreItem>
 </file>
 
-<file path=customXml/itemProps1.xml><?xml version="1.0" encoding="utf-8"?>
+<file path=customXml/itemProps2.xml><?xml version="1.0" encoding="utf-8"?>
 <ds:datastoreItem xmlns:ds="http://schemas.openxmlformats.org/officeDocument/2006/customXml" ds:itemID="{5ECCFF00-82E4-439E-8D62-678F77120EF2}">
   <ds:schemaRefs>
     <ds:schemaRef ds:uri="http://schemas.microsoft.com/office/2006/metadata/contentType"/>
@@ -5063,12 +5023,4 @@
     <ds:schemaRef ds:uri="http://schemas.microsoft.com/internal/obd"/>
   </ds:schemaRefs>
 </ds:datastoreItem>
-</file>
-
-<file path=customXml/itemProps2.xml><?xml version="1.0" encoding="utf-8"?>
-<ds:datastoreItem xmlns:ds="http://schemas.openxmlformats.org/officeDocument/2006/customXml" ds:itemID="{8E8AFA64-578D-46FF-A288-428D1FA7C9F1}">
-  <ds:schemaRefs>
-    <ds:schemaRef ds:uri="http://schemas.microsoft.com/sharepoint/v3/contenttype/forms"/>
-  </ds:schemaRefs>
-</ds:datastoreItem>
 </file>
--- a/Marika_Nishi_Resume.docx
+++ b/Marika_Nishi_Resume.docx
@@ -43,7 +43,7 @@
           <w:sz w:val="18"/>
           <w:szCs w:val="8"/>
         </w:rPr>
-        <w:t>Intern Robotics Software Engineer</w:t>
+        <w:t>ME, Robotics Intern</w:t>
       </w:r>
     </w:p>
     <w:p>
@@ -744,30 +744,114 @@
           <w:sz w:val="21"/>
           <w:szCs w:val="21"/>
         </w:rPr>
-        <w:t xml:space="preserve">AI, Machine Learning, </w:t>
-      </w:r>
-      <w:r>
-        <w:rPr>
-          <w:rFonts w:ascii="Garamond" w:hAnsi="Garamond" w:cs="Arial"/>
-          <w:iCs/>
-          <w:sz w:val="21"/>
-          <w:szCs w:val="21"/>
-        </w:rPr>
-        <w:t>ROS</w:t>
-      </w:r>
-      <w:r>
-        <w:rPr>
-          <w:rFonts w:ascii="Garamond" w:hAnsi="Garamond" w:cs="Arial"/>
-          <w:iCs/>
-          <w:sz w:val="21"/>
-          <w:szCs w:val="21"/>
-        </w:rPr>
-        <w:t xml:space="preserve"> (Robot Operating System)</w:t>
-      </w:r>
-      <w:r>
-        <w:rPr>
-          <w:rFonts w:ascii="Garamond" w:hAnsi="Garamond" w:cs="Arial"/>
-          <w:iCs/>
+        <w:t xml:space="preserve">3D CAD, </w:t>
+      </w:r>
+      <w:r>
+        <w:rPr>
+          <w:rFonts w:ascii="Garamond" w:hAnsi="Garamond" w:cs="Arial"/>
+          <w:iCs/>
+          <w:sz w:val="21"/>
+          <w:szCs w:val="21"/>
+        </w:rPr>
+        <w:t xml:space="preserve">Machine Learning, ML-based planning, </w:t>
+      </w:r>
+      <w:r>
+        <w:rPr>
+          <w:rFonts w:ascii="Garamond" w:hAnsi="Garamond" w:cs="Arial"/>
+          <w:iCs/>
+          <w:sz w:val="21"/>
+          <w:szCs w:val="21"/>
+        </w:rPr>
+        <w:t>Python,</w:t>
+      </w:r>
+      <w:r>
+        <w:rPr>
+          <w:rFonts w:ascii="Garamond" w:hAnsi="Garamond" w:cs="Arial"/>
+          <w:iCs/>
+          <w:sz w:val="21"/>
+          <w:szCs w:val="21"/>
+        </w:rPr>
+        <w:t xml:space="preserve"> </w:t>
+      </w:r>
+      <w:r>
+        <w:rPr>
+          <w:rFonts w:ascii="Garamond" w:hAnsi="Garamond" w:cs="Arial"/>
+          <w:iCs/>
+          <w:sz w:val="21"/>
+          <w:szCs w:val="21"/>
+        </w:rPr>
+        <w:t xml:space="preserve">PyTorch, C++, C, </w:t>
+      </w:r>
+      <w:r>
+        <w:rPr>
+          <w:rFonts w:ascii="Garamond" w:hAnsi="Garamond" w:cs="Arial"/>
+          <w:iCs/>
+          <w:sz w:val="21"/>
+          <w:szCs w:val="21"/>
+        </w:rPr>
+        <w:t xml:space="preserve">Linux, ROS (Robot Operating System), </w:t>
+      </w:r>
+      <w:r>
+        <w:rPr>
+          <w:rFonts w:ascii="Garamond" w:hAnsi="Garamond" w:cs="Arial"/>
+          <w:iCs/>
+          <w:sz w:val="21"/>
+          <w:szCs w:val="21"/>
+        </w:rPr>
+        <w:t xml:space="preserve">Rviz, </w:t>
+      </w:r>
+      <w:r>
+        <w:rPr>
+          <w:rFonts w:ascii="Garamond" w:hAnsi="Garamond" w:cs="Arial"/>
+          <w:sz w:val="21"/>
+          <w:szCs w:val="21"/>
+        </w:rPr>
+        <w:t xml:space="preserve">Simulation (Gazebo, MuJoCo), </w:t>
+      </w:r>
+      <w:r>
+        <w:rPr>
+          <w:rFonts w:ascii="Garamond" w:hAnsi="Garamond" w:cs="Arial"/>
+          <w:sz w:val="21"/>
+          <w:szCs w:val="21"/>
+        </w:rPr>
+        <w:t xml:space="preserve">data collection, </w:t>
+      </w:r>
+      <w:r>
+        <w:rPr>
+          <w:rFonts w:ascii="Garamond" w:hAnsi="Garamond" w:cs="Arial"/>
+          <w:sz w:val="21"/>
+          <w:szCs w:val="21"/>
+        </w:rPr>
+        <w:t xml:space="preserve">OpenCV, </w:t>
+      </w:r>
+      <w:r>
+        <w:rPr>
+          <w:rFonts w:ascii="Garamond" w:hAnsi="Garamond" w:cs="Arial"/>
+          <w:sz w:val="21"/>
+          <w:szCs w:val="21"/>
+        </w:rPr>
+        <w:t>Sensor Fusion,</w:t>
+      </w:r>
+      <w:r>
+        <w:rPr>
+          <w:rFonts w:ascii="Garamond" w:hAnsi="Garamond" w:cs="Arial"/>
+          <w:iCs/>
+          <w:sz w:val="21"/>
+          <w:szCs w:val="21"/>
+        </w:rPr>
+        <w:t xml:space="preserve"> </w:t>
+      </w:r>
+      <w:r>
+        <w:rPr>
+          <w:rFonts w:ascii="Garamond" w:hAnsi="Garamond" w:cs="Arial"/>
+          <w:sz w:val="21"/>
+          <w:szCs w:val="21"/>
+        </w:rPr>
+        <w:t>SLAM, Image Processing</w:t>
+      </w:r>
+      <w:r>
+        <w:rPr>
+          <w:rFonts w:ascii="Garamond" w:hAnsi="Garamond" w:cs="Arial"/>
           <w:sz w:val="21"/>
           <w:szCs w:val="21"/>
         </w:rPr>
@@ -780,100 +864,7 @@
           <w:sz w:val="21"/>
           <w:szCs w:val="21"/>
         </w:rPr>
-        <w:t>Python,</w:t>
-      </w:r>
-      <w:r>
-        <w:rPr>
-          <w:rFonts w:ascii="Garamond" w:hAnsi="Garamond" w:cs="Arial"/>
-          <w:iCs/>
-          <w:sz w:val="21"/>
-          <w:szCs w:val="21"/>
-        </w:rPr>
-        <w:t xml:space="preserve"> </w:t>
-      </w:r>
-      <w:r>
-        <w:rPr>
-          <w:rFonts w:ascii="Garamond" w:hAnsi="Garamond" w:cs="Arial"/>
-          <w:iCs/>
-          <w:sz w:val="21"/>
-          <w:szCs w:val="21"/>
-        </w:rPr>
-        <w:t xml:space="preserve">PyTorch, C++, C, </w:t>
-      </w:r>
-      <w:r>
-        <w:rPr>
-          <w:rFonts w:ascii="Garamond" w:hAnsi="Garamond" w:cs="Arial"/>
-          <w:iCs/>
-          <w:sz w:val="21"/>
-          <w:szCs w:val="21"/>
-        </w:rPr>
-        <w:t xml:space="preserve">data capture, processing, analysis, </w:t>
-      </w:r>
-      <w:r>
-        <w:rPr>
-          <w:rFonts w:ascii="Garamond" w:hAnsi="Garamond" w:cs="Arial"/>
-          <w:sz w:val="21"/>
-          <w:szCs w:val="21"/>
-        </w:rPr>
-        <w:t>Simulation (Gazebo, MuJoCo),</w:t>
-      </w:r>
-      <w:r>
-        <w:rPr>
-          <w:rFonts w:ascii="Garamond" w:hAnsi="Garamond" w:cs="Arial"/>
-          <w:sz w:val="21"/>
-          <w:szCs w:val="21"/>
-        </w:rPr>
-        <w:t xml:space="preserve"> </w:t>
-      </w:r>
-      <w:r>
-        <w:rPr>
-          <w:rFonts w:ascii="Garamond" w:hAnsi="Garamond" w:cs="Arial"/>
-          <w:iCs/>
-          <w:sz w:val="21"/>
-          <w:szCs w:val="21"/>
-        </w:rPr>
-        <w:t>Localization,</w:t>
-      </w:r>
-      <w:r>
-        <w:rPr>
-          <w:rFonts w:ascii="Garamond" w:hAnsi="Garamond" w:cs="Arial"/>
-          <w:sz w:val="21"/>
-          <w:szCs w:val="21"/>
-        </w:rPr>
-        <w:t xml:space="preserve"> </w:t>
-      </w:r>
-      <w:r>
-        <w:rPr>
-          <w:rFonts w:ascii="Garamond" w:hAnsi="Garamond" w:cs="Arial"/>
-          <w:sz w:val="21"/>
-          <w:szCs w:val="21"/>
-        </w:rPr>
-        <w:t xml:space="preserve">SLAM, Image Processing, </w:t>
-      </w:r>
-      <w:r>
-        <w:rPr>
-          <w:rFonts w:ascii="Garamond" w:hAnsi="Garamond" w:cs="Arial"/>
-          <w:sz w:val="21"/>
-          <w:szCs w:val="21"/>
-        </w:rPr>
-        <w:t xml:space="preserve">OpenCV, </w:t>
-      </w:r>
-      <w:r>
-        <w:rPr>
-          <w:rFonts w:ascii="Garamond" w:hAnsi="Garamond" w:cs="Arial"/>
-          <w:iCs/>
-          <w:sz w:val="21"/>
-          <w:szCs w:val="21"/>
-        </w:rPr>
-        <w:t xml:space="preserve">ML-based planning, </w:t>
-      </w:r>
-      <w:r>
-        <w:rPr>
-          <w:rFonts w:ascii="Garamond" w:hAnsi="Garamond" w:cs="Arial"/>
-          <w:sz w:val="21"/>
-          <w:szCs w:val="21"/>
-        </w:rPr>
-        <w:t>Sensor Fusion</w:t>
+        <w:t>Arduino</w:t>
       </w:r>
     </w:p>
     <w:p>
@@ -911,50 +902,27 @@
       <w:r>
         <w:rPr>
           <w:rFonts w:ascii="Garamond" w:hAnsi="Garamond" w:cs="Arial"/>
-          <w:sz w:val="21"/>
-          <w:szCs w:val="21"/>
-        </w:rPr>
-        <w:t xml:space="preserve">End-to-end, </w:t>
-      </w:r>
-      <w:r>
-        <w:rPr>
-          <w:rFonts w:ascii="Garamond" w:hAnsi="Garamond" w:cs="Arial"/>
-          <w:sz w:val="21"/>
-          <w:szCs w:val="21"/>
-        </w:rPr>
-        <w:t>Hardware-in-</w:t>
-      </w:r>
-      <w:r>
-        <w:rPr>
-          <w:rFonts w:ascii="Garamond" w:hAnsi="Garamond" w:cs="Arial"/>
-          <w:sz w:val="21"/>
-          <w:szCs w:val="21"/>
-        </w:rPr>
-        <w:t>the</w:t>
-      </w:r>
-      <w:r>
-        <w:rPr>
-          <w:rFonts w:ascii="Garamond" w:hAnsi="Garamond" w:cs="Arial"/>
-          <w:sz w:val="21"/>
-          <w:szCs w:val="21"/>
-        </w:rPr>
-        <w:t>-</w:t>
-      </w:r>
-      <w:r>
-        <w:rPr>
-          <w:rFonts w:ascii="Garamond" w:hAnsi="Garamond" w:cs="Arial"/>
-          <w:sz w:val="21"/>
-          <w:szCs w:val="21"/>
-        </w:rPr>
-        <w:t>L</w:t>
-      </w:r>
-      <w:r>
-        <w:rPr>
-          <w:rFonts w:ascii="Garamond" w:hAnsi="Garamond" w:cs="Arial"/>
-          <w:sz w:val="21"/>
-          <w:szCs w:val="21"/>
-        </w:rPr>
-        <w:t>oop,</w:t>
+          <w:iCs/>
+          <w:sz w:val="21"/>
+          <w:szCs w:val="21"/>
+        </w:rPr>
+        <w:t xml:space="preserve">3D printers, laser cutters, </w:t>
+      </w:r>
+      <w:r>
+        <w:rPr>
+          <w:rFonts w:ascii="Garamond" w:hAnsi="Garamond" w:cs="Arial"/>
+          <w:sz w:val="21"/>
+          <w:szCs w:val="21"/>
+        </w:rPr>
+        <w:t>drill presses, microcontroller</w:t>
+      </w:r>
+      <w:r>
+        <w:rPr>
+          <w:rFonts w:ascii="Garamond" w:hAnsi="Garamond" w:cs="Arial"/>
+          <w:sz w:val="21"/>
+          <w:szCs w:val="21"/>
+        </w:rPr>
+        <w:t>,</w:t>
       </w:r>
       <w:r>
         <w:rPr>
@@ -970,78 +938,6 @@
           <w:sz w:val="21"/>
           <w:szCs w:val="21"/>
         </w:rPr>
-        <w:t xml:space="preserve">Arduino, </w:t>
-      </w:r>
-      <w:r>
-        <w:rPr>
-          <w:rFonts w:ascii="Garamond" w:hAnsi="Garamond" w:cs="Arial"/>
-          <w:sz w:val="21"/>
-          <w:szCs w:val="21"/>
-        </w:rPr>
-        <w:t>S</w:t>
-      </w:r>
-      <w:r>
-        <w:rPr>
-          <w:rFonts w:ascii="Garamond" w:hAnsi="Garamond" w:cs="Arial"/>
-          <w:sz w:val="21"/>
-          <w:szCs w:val="21"/>
-        </w:rPr>
-        <w:t>oldering,</w:t>
-      </w:r>
-      <w:r>
-        <w:rPr>
-          <w:rFonts w:ascii="Garamond" w:hAnsi="Garamond" w:cs="Arial"/>
-          <w:sz w:val="21"/>
-          <w:szCs w:val="21"/>
-        </w:rPr>
-        <w:t xml:space="preserve"> CAD</w:t>
-      </w:r>
-      <w:r>
-        <w:rPr>
-          <w:rFonts w:ascii="Garamond" w:hAnsi="Garamond" w:cs="Arial"/>
-          <w:sz w:val="21"/>
-          <w:szCs w:val="21"/>
-        </w:rPr>
-        <w:t>,</w:t>
-      </w:r>
-      <w:r>
-        <w:rPr>
-          <w:rFonts w:ascii="Garamond" w:hAnsi="Garamond" w:cs="Arial"/>
-          <w:sz w:val="21"/>
-          <w:szCs w:val="21"/>
-        </w:rPr>
-        <w:t xml:space="preserve"> </w:t>
-      </w:r>
-      <w:r>
-        <w:rPr>
-          <w:rFonts w:ascii="Garamond" w:hAnsi="Garamond" w:cs="Arial"/>
-          <w:sz w:val="21"/>
-          <w:szCs w:val="21"/>
-        </w:rPr>
-        <w:t xml:space="preserve">3D </w:t>
-      </w:r>
-      <w:r>
-        <w:rPr>
-          <w:rFonts w:ascii="Garamond" w:hAnsi="Garamond" w:cs="Arial"/>
-          <w:sz w:val="21"/>
-          <w:szCs w:val="21"/>
-        </w:rPr>
-        <w:t>print</w:t>
-      </w:r>
-      <w:r>
-        <w:rPr>
-          <w:rFonts w:ascii="Garamond" w:hAnsi="Garamond" w:cs="Arial"/>
-          <w:sz w:val="21"/>
-          <w:szCs w:val="21"/>
-        </w:rPr>
-        <w:t xml:space="preserve">, </w:t>
-      </w:r>
-      <w:r>
-        <w:rPr>
-          <w:rFonts w:ascii="Garamond" w:hAnsi="Garamond" w:cs="Arial"/>
-          <w:sz w:val="21"/>
-          <w:szCs w:val="21"/>
-        </w:rPr>
         <w:t>LiDAR</w:t>
       </w:r>
       <w:r>
@@ -1050,39 +946,23 @@
           <w:sz w:val="21"/>
           <w:szCs w:val="21"/>
         </w:rPr>
-        <w:t>, RGB</w:t>
-      </w:r>
-      <w:r>
-        <w:rPr>
-          <w:rFonts w:ascii="Garamond" w:hAnsi="Garamond" w:cs="Arial"/>
-          <w:sz w:val="21"/>
-          <w:szCs w:val="21"/>
-        </w:rPr>
-        <w:t>D</w:t>
-      </w:r>
-      <w:r>
-        <w:rPr>
-          <w:rFonts w:ascii="Garamond" w:hAnsi="Garamond" w:cs="Arial"/>
-          <w:sz w:val="21"/>
-          <w:szCs w:val="21"/>
-        </w:rPr>
-        <w:t xml:space="preserve"> camera, GPS</w:t>
-      </w:r>
-      <w:r>
-        <w:rPr>
-          <w:rFonts w:ascii="Garamond" w:hAnsi="Garamond" w:cs="Arial"/>
-          <w:sz w:val="21"/>
-          <w:szCs w:val="21"/>
-        </w:rPr>
-        <w:t xml:space="preserve">, </w:t>
-      </w:r>
-      <w:r>
-        <w:rPr>
-          <w:rFonts w:ascii="Garamond" w:hAnsi="Garamond" w:cs="Arial"/>
-          <w:sz w:val="21"/>
-          <w:szCs w:val="21"/>
-        </w:rPr>
-        <w:t>IMU</w:t>
+        <w:t>, RGB camera, GPS</w:t>
+      </w:r>
+      <w:r>
+        <w:rPr>
+          <w:rFonts w:ascii="Garamond" w:hAnsi="Garamond" w:cs="Arial"/>
+          <w:sz w:val="21"/>
+          <w:szCs w:val="21"/>
+        </w:rPr>
+        <w:t>, IMU</w:t>
+      </w:r>
+      <w:r>
+        <w:rPr>
+          <w:rFonts w:ascii="Garamond" w:hAnsi="Garamond" w:cs="Arial"/>
+          <w:sz w:val="21"/>
+          <w:szCs w:val="21"/>
+        </w:rPr>
+        <w:t>, EKF, leadership</w:t>
       </w:r>
     </w:p>
     <w:p>
@@ -1093,7 +973,6 @@
         <w:spacing w:after="0" w:line="276" w:lineRule="auto"/>
         <w:rPr>
           <w:rFonts w:ascii="Garamond" w:hAnsi="Garamond" w:cs="Arial"/>
-          <w:iCs/>
           <w:sz w:val="21"/>
           <w:szCs w:val="21"/>
         </w:rPr>
@@ -1103,93 +982,6 @@
           <w:rFonts w:ascii="Garamond" w:hAnsi="Garamond" w:cs="Arial"/>
           <w:b/>
           <w:bCs/>
-          <w:sz w:val="21"/>
-          <w:szCs w:val="21"/>
-        </w:rPr>
-        <w:t xml:space="preserve">Other Skills: </w:t>
-      </w:r>
-      <w:r>
-        <w:rPr>
-          <w:rFonts w:ascii="Garamond" w:hAnsi="Garamond" w:cs="Arial"/>
-          <w:sz w:val="21"/>
-          <w:szCs w:val="21"/>
-        </w:rPr>
-        <w:t xml:space="preserve">Problem solving skills, Analytical skills, </w:t>
-      </w:r>
-      <w:r>
-        <w:rPr>
-          <w:rFonts w:ascii="Garamond" w:hAnsi="Garamond" w:cs="Arial"/>
-          <w:sz w:val="21"/>
-          <w:szCs w:val="21"/>
-        </w:rPr>
-        <w:t xml:space="preserve">Collaboration, </w:t>
-      </w:r>
-      <w:r>
-        <w:rPr>
-          <w:rFonts w:ascii="Garamond" w:hAnsi="Garamond" w:cs="Arial"/>
-          <w:sz w:val="21"/>
-          <w:szCs w:val="21"/>
-        </w:rPr>
-        <w:t>Communication,</w:t>
-      </w:r>
-      <w:r>
-        <w:rPr>
-          <w:rFonts w:ascii="Garamond" w:hAnsi="Garamond" w:cs="Arial"/>
-          <w:sz w:val="21"/>
-          <w:szCs w:val="21"/>
-        </w:rPr>
-        <w:t xml:space="preserve"> </w:t>
-      </w:r>
-      <w:r>
-        <w:rPr>
-          <w:rFonts w:ascii="Garamond" w:hAnsi="Garamond" w:cs="Arial"/>
-          <w:sz w:val="21"/>
-          <w:szCs w:val="21"/>
-        </w:rPr>
-        <w:t xml:space="preserve">Teamwork, </w:t>
-      </w:r>
-      <w:r>
-        <w:rPr>
-          <w:rFonts w:ascii="Garamond" w:hAnsi="Garamond" w:cs="Arial"/>
-          <w:sz w:val="21"/>
-          <w:szCs w:val="21"/>
-        </w:rPr>
-        <w:t xml:space="preserve">Leadership, </w:t>
-      </w:r>
-      <w:r>
-        <w:rPr>
-          <w:rFonts w:ascii="Garamond" w:hAnsi="Garamond" w:cs="Arial"/>
-          <w:sz w:val="21"/>
-          <w:szCs w:val="21"/>
-        </w:rPr>
-        <w:t>Research</w:t>
-      </w:r>
-      <w:r>
-        <w:rPr>
-          <w:rFonts w:ascii="Garamond" w:hAnsi="Garamond" w:cs="Arial"/>
-          <w:sz w:val="21"/>
-          <w:szCs w:val="21"/>
-        </w:rPr>
-        <w:t>, EKF</w:t>
-      </w:r>
-    </w:p>
-    <w:p>
-      <w:pPr>
-        <w:tabs>
-          <w:tab w:val="right" w:pos="10440"/>
-        </w:tabs>
-        <w:spacing w:after="0" w:line="276" w:lineRule="auto"/>
-        <w:rPr>
-          <w:rFonts w:ascii="Garamond" w:hAnsi="Garamond" w:cs="Arial"/>
-          <w:sz w:val="21"/>
-          <w:szCs w:val="21"/>
-        </w:rPr>
-      </w:pPr>
-      <w:r>
-        <w:rPr>
-          <w:rFonts w:ascii="Garamond" w:hAnsi="Garamond" w:cs="Arial"/>
-          <w:b/>
-          <w:bCs/>
           <w:iCs/>
           <w:sz w:val="21"/>
           <w:szCs w:val="21"/>
@@ -1203,6 +995,14 @@
           <w:szCs w:val="21"/>
         </w:rPr>
         <w:t xml:space="preserve">: </w:t>
+      </w:r>
+      <w:r>
+        <w:rPr>
+          <w:rFonts w:ascii="Garamond" w:hAnsi="Garamond" w:cs="Arial"/>
+          <w:sz w:val="21"/>
+          <w:szCs w:val="21"/>
+        </w:rPr>
+        <w:t xml:space="preserve">Fluid Dynamics; </w:t>
       </w:r>
       <w:r>
         <w:rPr>
@@ -2190,6 +1990,7 @@
         </w:rPr>
         <w:t xml:space="preserve">Designed and built </w:t>
       </w:r>
+      <w:proofErr w:type="gramStart"/>
       <w:r>
         <w:rPr>
           <w:rFonts w:ascii="Garamond" w:hAnsi="Garamond" w:cs="Arial"/>
@@ -2198,6 +1999,7 @@
         </w:rPr>
         <w:t>map</w:t>
       </w:r>
+      <w:proofErr w:type="gramEnd"/>
       <w:r>
         <w:rPr>
           <w:rFonts w:ascii="Garamond" w:hAnsi="Garamond" w:cs="Arial"/>
@@ -2374,15 +2176,33 @@
           <w:sz w:val="21"/>
           <w:szCs w:val="21"/>
         </w:rPr>
-        <w:t xml:space="preserve"> by fixing CAN signal decoding</w:t>
-      </w:r>
-      <w:r>
-        <w:rPr>
-          <w:rFonts w:ascii="Garamond" w:hAnsi="Garamond" w:cs="Arial"/>
-          <w:sz w:val="21"/>
-          <w:szCs w:val="21"/>
-        </w:rPr>
-        <w:t xml:space="preserve">; </w:t>
+        <w:t xml:space="preserve"> by fixing CAN signal </w:t>
+      </w:r>
+      <w:proofErr w:type="gramStart"/>
+      <w:r>
+        <w:rPr>
+          <w:rFonts w:ascii="Garamond" w:hAnsi="Garamond" w:cs="Arial"/>
+          <w:sz w:val="21"/>
+          <w:szCs w:val="21"/>
+        </w:rPr>
+        <w:t>decoding</w:t>
+      </w:r>
+      <w:r>
+        <w:rPr>
+          <w:rFonts w:ascii="Garamond" w:hAnsi="Garamond" w:cs="Arial"/>
+          <w:sz w:val="21"/>
+          <w:szCs w:val="21"/>
+        </w:rPr>
+        <w:t>;</w:t>
+      </w:r>
+      <w:proofErr w:type="gramEnd"/>
+      <w:r>
+        <w:rPr>
+          <w:rFonts w:ascii="Garamond" w:hAnsi="Garamond" w:cs="Arial"/>
+          <w:sz w:val="21"/>
+          <w:szCs w:val="21"/>
+        </w:rPr>
+        <w:t xml:space="preserve"> </w:t>
       </w:r>
       <w:r>
         <w:rPr>
@@ -3271,7 +3091,27 @@
           <w:sz w:val="21"/>
           <w:szCs w:val="21"/>
         </w:rPr>
-        <w:t xml:space="preserve">Extended Kalman Filter , </w:t>
+        <w:t xml:space="preserve">Extended Kalman </w:t>
+      </w:r>
+      <w:proofErr w:type="gramStart"/>
+      <w:r>
+        <w:rPr>
+          <w:rFonts w:ascii="Garamond" w:hAnsi="Garamond" w:cs="Arial"/>
+          <w:i/>
+          <w:sz w:val="21"/>
+          <w:szCs w:val="21"/>
+        </w:rPr>
+        <w:t>Filter ,</w:t>
+      </w:r>
+      <w:proofErr w:type="gramEnd"/>
+      <w:r>
+        <w:rPr>
+          <w:rFonts w:ascii="Garamond" w:hAnsi="Garamond" w:cs="Arial"/>
+          <w:i/>
+          <w:sz w:val="21"/>
+          <w:szCs w:val="21"/>
+        </w:rPr>
+        <w:t xml:space="preserve"> </w:t>
       </w:r>
       <w:r>
         <w:rPr>
@@ -3418,8 +3258,54 @@
           <w:sz w:val="21"/>
           <w:szCs w:val="21"/>
         </w:rPr>
-        <w:t xml:space="preserve"> among pedestrian, cyclist, and intelligent wheelchair</w:t>
-      </w:r>
+        <w:t xml:space="preserve"> among </w:t>
+      </w:r>
+      <w:proofErr w:type="gramStart"/>
+      <w:r>
+        <w:rPr>
+          <w:rFonts w:ascii="Garamond" w:hAnsi="Garamond" w:cs="Arial"/>
+          <w:sz w:val="21"/>
+          <w:szCs w:val="21"/>
+        </w:rPr>
+        <w:t>pedestrian</w:t>
+      </w:r>
+      <w:proofErr w:type="gramEnd"/>
+      <w:r>
+        <w:rPr>
+          <w:rFonts w:ascii="Garamond" w:hAnsi="Garamond" w:cs="Arial"/>
+          <w:sz w:val="21"/>
+          <w:szCs w:val="21"/>
+        </w:rPr>
+        <w:t xml:space="preserve">, </w:t>
+      </w:r>
+      <w:proofErr w:type="gramStart"/>
+      <w:r>
+        <w:rPr>
+          <w:rFonts w:ascii="Garamond" w:hAnsi="Garamond" w:cs="Arial"/>
+          <w:sz w:val="21"/>
+          <w:szCs w:val="21"/>
+        </w:rPr>
+        <w:t>cyclist</w:t>
+      </w:r>
+      <w:proofErr w:type="gramEnd"/>
+      <w:r>
+        <w:rPr>
+          <w:rFonts w:ascii="Garamond" w:hAnsi="Garamond" w:cs="Arial"/>
+          <w:sz w:val="21"/>
+          <w:szCs w:val="21"/>
+        </w:rPr>
+        <w:t xml:space="preserve">, and intelligent </w:t>
+      </w:r>
+      <w:proofErr w:type="gramStart"/>
+      <w:r>
+        <w:rPr>
+          <w:rFonts w:ascii="Garamond" w:hAnsi="Garamond" w:cs="Arial"/>
+          <w:sz w:val="21"/>
+          <w:szCs w:val="21"/>
+        </w:rPr>
+        <w:t>wheelchair</w:t>
+      </w:r>
+      <w:proofErr w:type="gramEnd"/>
     </w:p>
     <w:p>
       <w:pPr>
@@ -3480,7 +3366,16 @@
           <w:sz w:val="21"/>
           <w:szCs w:val="21"/>
         </w:rPr>
-        <w:t xml:space="preserve"> Extended Kalman Filter</w:t>
+        <w:t xml:space="preserve"> Extended Kalman </w:t>
+      </w:r>
+      <w:proofErr w:type="gramStart"/>
+      <w:r>
+        <w:rPr>
+          <w:rFonts w:ascii="Garamond" w:hAnsi="Garamond" w:cs="Arial"/>
+          <w:sz w:val="21"/>
+          <w:szCs w:val="21"/>
+        </w:rPr>
+        <w:t>Filter</w:t>
       </w:r>
       <w:r>
         <w:rPr>
@@ -3490,6 +3385,7 @@
         </w:rPr>
         <w:t>;</w:t>
       </w:r>
+      <w:proofErr w:type="gramEnd"/>
       <w:r>
         <w:rPr>
           <w:rFonts w:ascii="Garamond" w:hAnsi="Garamond" w:cs="Arial"/>
@@ -4779,15 +4675,6 @@
 </file>
 
 <file path=customXml/item1.xml><?xml version="1.0" encoding="utf-8"?>
-<?mso-contentType ?>
-<FormTemplates xmlns="http://schemas.microsoft.com/sharepoint/v3/contenttype/forms">
-  <Display>DocumentLibraryForm</Display>
-  <Edit>DocumentLibraryForm</Edit>
-  <New>DocumentLibraryForm</New>
-</FormTemplates>
-</file>
-
-<file path=customXml/item2.xml><?xml version="1.0" encoding="utf-8"?>
 <ct:contentTypeSchema xmlns:ct="http://schemas.microsoft.com/office/2006/metadata/contentType" xmlns:ma="http://schemas.microsoft.com/office/2006/metadata/properties/metaAttributes" ct:_="" ma:_="" ma:contentTypeName="Document" ma:contentTypeID="0x010100E00F7205C82CFC49993A09459E403F9D" ma:contentTypeVersion="11" ma:contentTypeDescription="Create a new document." ma:contentTypeScope="" ma:versionID="15ca1506d9d0bc3d30df8ed0110f0d4e">
   <xsd:schema xmlns:xsd="http://www.w3.org/2001/XMLSchema" xmlns:xs="http://www.w3.org/2001/XMLSchema" xmlns:p="http://schemas.microsoft.com/office/2006/metadata/properties" xmlns:ns2="8f1b7c86-42c5-4929-b887-8cfd13270314" xmlns:ns3="671c1944-cc4f-476c-949f-52559c641db4" targetNamespace="http://schemas.microsoft.com/office/2006/metadata/properties" ma:root="true" ma:fieldsID="db6c2aada95e6879eb2870ebec6b4aa1" ns2:_="" ns3:_="">
     <xsd:import namespace="8f1b7c86-42c5-4929-b887-8cfd13270314"/>
@@ -4998,15 +4885,16 @@
 </ct:contentTypeSchema>
 </file>
 
-<file path=customXml/itemProps1.xml><?xml version="1.0" encoding="utf-8"?>
-<ds:datastoreItem xmlns:ds="http://schemas.openxmlformats.org/officeDocument/2006/customXml" ds:itemID="{8E8AFA64-578D-46FF-A288-428D1FA7C9F1}">
-  <ds:schemaRefs>
-    <ds:schemaRef ds:uri="http://schemas.microsoft.com/sharepoint/v3/contenttype/forms"/>
-  </ds:schemaRefs>
-</ds:datastoreItem>
+<file path=customXml/item2.xml><?xml version="1.0" encoding="utf-8"?>
+<?mso-contentType ?>
+<FormTemplates xmlns="http://schemas.microsoft.com/sharepoint/v3/contenttype/forms">
+  <Display>DocumentLibraryForm</Display>
+  <Edit>DocumentLibraryForm</Edit>
+  <New>DocumentLibraryForm</New>
+</FormTemplates>
 </file>
 
-<file path=customXml/itemProps2.xml><?xml version="1.0" encoding="utf-8"?>
+<file path=customXml/itemProps1.xml><?xml version="1.0" encoding="utf-8"?>
 <ds:datastoreItem xmlns:ds="http://schemas.openxmlformats.org/officeDocument/2006/customXml" ds:itemID="{5ECCFF00-82E4-439E-8D62-678F77120EF2}">
   <ds:schemaRefs>
     <ds:schemaRef ds:uri="http://schemas.microsoft.com/office/2006/metadata/contentType"/>
@@ -5023,4 +4911,12 @@
     <ds:schemaRef ds:uri="http://schemas.microsoft.com/internal/obd"/>
   </ds:schemaRefs>
 </ds:datastoreItem>
+</file>
+
+<file path=customXml/itemProps2.xml><?xml version="1.0" encoding="utf-8"?>
+<ds:datastoreItem xmlns:ds="http://schemas.openxmlformats.org/officeDocument/2006/customXml" ds:itemID="{8E8AFA64-578D-46FF-A288-428D1FA7C9F1}">
+  <ds:schemaRefs>
+    <ds:schemaRef ds:uri="http://schemas.microsoft.com/sharepoint/v3/contenttype/forms"/>
+  </ds:schemaRefs>
+</ds:datastoreItem>
 </file>
--- a/Marika_Nishi_Resume.docx
+++ b/Marika_Nishi_Resume.docx
@@ -21,21 +21,6 @@
           <w:sz w:val="40"/>
         </w:rPr>
         <w:t>Marika Nishi</w:t>
-      </w:r>
-      <w:r>
-        <w:rPr>
-          <w:rFonts w:ascii="Times New Roman" w:hAnsi="Times New Roman" w:cs="Times New Roman"/>
-          <w:sz w:val="40"/>
-        </w:rPr>
-        <w:t xml:space="preserve"> </w:t>
-      </w:r>
-      <w:r>
-        <w:rPr>
-          <w:rFonts w:ascii="Times New Roman" w:hAnsi="Times New Roman" w:cs="Times New Roman"/>
-          <w:sz w:val="20"/>
-          <w:szCs w:val="20"/>
-        </w:rPr>
-        <w:t>Intern, R &amp; D Engineer</w:t>
       </w:r>
     </w:p>
     <w:p>
@@ -659,6 +644,15 @@
           <w:sz w:val="21"/>
           <w:szCs w:val="21"/>
         </w:rPr>
+        <w:t xml:space="preserve">ROS, ROS2, Python, Pytorch, C++, </w:t>
+      </w:r>
+      <w:r>
+        <w:rPr>
+          <w:rFonts w:ascii="Garamond" w:hAnsi="Garamond" w:cs="Arial"/>
+          <w:iCs/>
+          <w:sz w:val="21"/>
+          <w:szCs w:val="21"/>
+        </w:rPr>
         <w:t xml:space="preserve">Autonomous driving algorithms, </w:t>
       </w:r>
       <w:r>
@@ -673,24 +667,6 @@
       <w:r>
         <w:rPr>
           <w:rFonts w:ascii="Garamond" w:hAnsi="Garamond" w:cs="Arial"/>
-          <w:iCs/>
-          <w:sz w:val="21"/>
-          <w:szCs w:val="21"/>
-        </w:rPr>
-        <w:t xml:space="preserve">ROS, ROS2, Python, Pytorch, </w:t>
-      </w:r>
-      <w:r>
-        <w:rPr>
-          <w:rFonts w:ascii="Garamond" w:hAnsi="Garamond" w:cs="Arial"/>
-          <w:iCs/>
-          <w:sz w:val="21"/>
-          <w:szCs w:val="21"/>
-        </w:rPr>
-        <w:t xml:space="preserve">C++, </w:t>
-      </w:r>
-      <w:r>
-        <w:rPr>
-          <w:rFonts w:ascii="Garamond" w:hAnsi="Garamond" w:cs="Arial"/>
           <w:sz w:val="21"/>
           <w:szCs w:val="21"/>
         </w:rPr>
@@ -752,6 +728,14 @@
           <w:szCs w:val="21"/>
         </w:rPr>
         <w:t xml:space="preserve">, </w:t>
+      </w:r>
+      <w:r>
+        <w:rPr>
+          <w:rFonts w:ascii="Garamond" w:hAnsi="Garamond" w:cs="Arial"/>
+          <w:sz w:val="21"/>
+          <w:szCs w:val="21"/>
+        </w:rPr>
+        <w:t xml:space="preserve">Docker, </w:t>
       </w:r>
       <w:r>
         <w:rPr>
@@ -4361,15 +4345,6 @@
 </file>
 
 <file path=customXml/item1.xml><?xml version="1.0" encoding="utf-8"?>
-<?mso-contentType ?>
-<FormTemplates xmlns="http://schemas.microsoft.com/sharepoint/v3/contenttype/forms">
-  <Display>DocumentLibraryForm</Display>
-  <Edit>DocumentLibraryForm</Edit>
-  <New>DocumentLibraryForm</New>
-</FormTemplates>
-</file>
-
-<file path=customXml/item2.xml><?xml version="1.0" encoding="utf-8"?>
 <ct:contentTypeSchema xmlns:ct="http://schemas.microsoft.com/office/2006/metadata/contentType" xmlns:ma="http://schemas.microsoft.com/office/2006/metadata/properties/metaAttributes" ct:_="" ma:_="" ma:contentTypeName="Document" ma:contentTypeID="0x010100E00F7205C82CFC49993A09459E403F9D" ma:contentTypeVersion="11" ma:contentTypeDescription="Create a new document." ma:contentTypeScope="" ma:versionID="15ca1506d9d0bc3d30df8ed0110f0d4e">
   <xsd:schema xmlns:xsd="http://www.w3.org/2001/XMLSchema" xmlns:xs="http://www.w3.org/2001/XMLSchema" xmlns:p="http://schemas.microsoft.com/office/2006/metadata/properties" xmlns:ns2="8f1b7c86-42c5-4929-b887-8cfd13270314" xmlns:ns3="671c1944-cc4f-476c-949f-52559c641db4" targetNamespace="http://schemas.microsoft.com/office/2006/metadata/properties" ma:root="true" ma:fieldsID="db6c2aada95e6879eb2870ebec6b4aa1" ns2:_="" ns3:_="">
     <xsd:import namespace="8f1b7c86-42c5-4929-b887-8cfd13270314"/>
@@ -4580,15 +4555,16 @@
 </ct:contentTypeSchema>
 </file>
 
-<file path=customXml/itemProps1.xml><?xml version="1.0" encoding="utf-8"?>
-<ds:datastoreItem xmlns:ds="http://schemas.openxmlformats.org/officeDocument/2006/customXml" ds:itemID="{8E8AFA64-578D-46FF-A288-428D1FA7C9F1}">
-  <ds:schemaRefs>
-    <ds:schemaRef ds:uri="http://schemas.microsoft.com/sharepoint/v3/contenttype/forms"/>
-  </ds:schemaRefs>
-</ds:datastoreItem>
+<file path=customXml/item2.xml><?xml version="1.0" encoding="utf-8"?>
+<?mso-contentType ?>
+<FormTemplates xmlns="http://schemas.microsoft.com/sharepoint/v3/contenttype/forms">
+  <Display>DocumentLibraryForm</Display>
+  <Edit>DocumentLibraryForm</Edit>
+  <New>DocumentLibraryForm</New>
+</FormTemplates>
 </file>
 
-<file path=customXml/itemProps2.xml><?xml version="1.0" encoding="utf-8"?>
+<file path=customXml/itemProps1.xml><?xml version="1.0" encoding="utf-8"?>
 <ds:datastoreItem xmlns:ds="http://schemas.openxmlformats.org/officeDocument/2006/customXml" ds:itemID="{5ECCFF00-82E4-439E-8D62-678F77120EF2}">
   <ds:schemaRefs>
     <ds:schemaRef ds:uri="http://schemas.microsoft.com/office/2006/metadata/contentType"/>
@@ -4605,4 +4581,12 @@
     <ds:schemaRef ds:uri="http://schemas.microsoft.com/internal/obd"/>
   </ds:schemaRefs>
 </ds:datastoreItem>
+</file>
+
+<file path=customXml/itemProps2.xml><?xml version="1.0" encoding="utf-8"?>
+<ds:datastoreItem xmlns:ds="http://schemas.openxmlformats.org/officeDocument/2006/customXml" ds:itemID="{8E8AFA64-578D-46FF-A288-428D1FA7C9F1}">
+  <ds:schemaRefs>
+    <ds:schemaRef ds:uri="http://schemas.microsoft.com/sharepoint/v3/contenttype/forms"/>
+  </ds:schemaRefs>
+</ds:datastoreItem>
 </file>
--- a/Marika_Nishi_Resume.docx
+++ b/Marika_Nishi_Resume.docx
@@ -12,8 +12,8 @@
         <w:spacing w:after="0" w:line="240" w:lineRule="auto"/>
         <w:rPr>
           <w:rFonts w:ascii="Garamond" w:hAnsi="Garamond" w:cs="Arial"/>
-          <w:sz w:val="28"/>
-          <w:szCs w:val="28"/>
+          <w:sz w:val="24"/>
+          <w:szCs w:val="24"/>
         </w:rPr>
       </w:pPr>
       <w:r>
@@ -36,14 +36,6 @@
           <w:sz w:val="40"/>
         </w:rPr>
         <w:t xml:space="preserve"> </w:t>
-      </w:r>
-      <w:r>
-        <w:rPr>
-          <w:rFonts w:ascii="Times New Roman" w:hAnsi="Times New Roman" w:cs="Times New Roman"/>
-          <w:sz w:val="18"/>
-          <w:szCs w:val="8"/>
-        </w:rPr>
-        <w:t>ME, Robotics Intern</w:t>
       </w:r>
     </w:p>
     <w:p>
@@ -139,7 +131,27 @@
             <w:sz w:val="18"/>
             <w:szCs w:val="18"/>
           </w:rPr>
-          <w:t>linkedin.com/in/marika-nishi/</w:t>
+          <w:t>linkedin.com/in/</w:t>
+        </w:r>
+        <w:proofErr w:type="spellStart"/>
+        <w:r>
+          <w:rPr>
+            <w:rStyle w:val="Hyperlink"/>
+            <w:rFonts w:ascii="Garamond" w:hAnsi="Garamond" w:cs="Arial"/>
+            <w:sz w:val="18"/>
+            <w:szCs w:val="18"/>
+          </w:rPr>
+          <w:t>marika-nishi</w:t>
+        </w:r>
+        <w:proofErr w:type="spellEnd"/>
+        <w:r>
+          <w:rPr>
+            <w:rStyle w:val="Hyperlink"/>
+            <w:rFonts w:ascii="Garamond" w:hAnsi="Garamond" w:cs="Arial"/>
+            <w:sz w:val="18"/>
+            <w:szCs w:val="18"/>
+          </w:rPr>
+          <w:t>/</w:t>
         </w:r>
       </w:hyperlink>
       <w:r>
@@ -626,6 +638,7 @@
       <w:pPr>
         <w:pStyle w:val="ListParagraph"/>
         <w:tabs>
+          <w:tab w:val="left" w:pos="4488"/>
           <w:tab w:val="right" w:pos="10440"/>
         </w:tabs>
         <w:spacing w:after="0" w:line="276" w:lineRule="auto"/>
@@ -635,14 +648,6 @@
           <w:szCs w:val="21"/>
         </w:rPr>
       </w:pPr>
-      <w:r>
-        <w:rPr>
-          <w:rFonts w:ascii="Garamond" w:hAnsi="Garamond" w:cs="Arial"/>
-          <w:sz w:val="21"/>
-          <w:szCs w:val="21"/>
-        </w:rPr>
-        <w:tab/>
-      </w:r>
     </w:p>
     <w:p>
       <w:pPr>
@@ -744,16 +749,7 @@
           <w:sz w:val="21"/>
           <w:szCs w:val="21"/>
         </w:rPr>
-        <w:t xml:space="preserve">3D CAD, </w:t>
-      </w:r>
-      <w:r>
-        <w:rPr>
-          <w:rFonts w:ascii="Garamond" w:hAnsi="Garamond" w:cs="Arial"/>
-          <w:iCs/>
-          <w:sz w:val="21"/>
-          <w:szCs w:val="21"/>
-        </w:rPr>
-        <w:t xml:space="preserve">Machine Learning, ML-based planning, </w:t>
+        <w:t xml:space="preserve">C++, C, </w:t>
       </w:r>
       <w:r>
         <w:rPr>
@@ -773,85 +769,21 @@
         </w:rPr>
         <w:t xml:space="preserve"> </w:t>
       </w:r>
-      <w:r>
-        <w:rPr>
-          <w:rFonts w:ascii="Garamond" w:hAnsi="Garamond" w:cs="Arial"/>
-          <w:iCs/>
-          <w:sz w:val="21"/>
-          <w:szCs w:val="21"/>
-        </w:rPr>
-        <w:t xml:space="preserve">PyTorch, C++, C, </w:t>
-      </w:r>
-      <w:r>
-        <w:rPr>
-          <w:rFonts w:ascii="Garamond" w:hAnsi="Garamond" w:cs="Arial"/>
-          <w:iCs/>
-          <w:sz w:val="21"/>
-          <w:szCs w:val="21"/>
-        </w:rPr>
-        <w:t xml:space="preserve">Linux, ROS (Robot Operating System), </w:t>
-      </w:r>
-      <w:r>
-        <w:rPr>
-          <w:rFonts w:ascii="Garamond" w:hAnsi="Garamond" w:cs="Arial"/>
-          <w:iCs/>
-          <w:sz w:val="21"/>
-          <w:szCs w:val="21"/>
-        </w:rPr>
-        <w:t xml:space="preserve">Rviz, </w:t>
-      </w:r>
-      <w:r>
-        <w:rPr>
-          <w:rFonts w:ascii="Garamond" w:hAnsi="Garamond" w:cs="Arial"/>
-          <w:sz w:val="21"/>
-          <w:szCs w:val="21"/>
-        </w:rPr>
-        <w:t xml:space="preserve">Simulation (Gazebo, MuJoCo), </w:t>
-      </w:r>
-      <w:r>
-        <w:rPr>
-          <w:rFonts w:ascii="Garamond" w:hAnsi="Garamond" w:cs="Arial"/>
-          <w:sz w:val="21"/>
-          <w:szCs w:val="21"/>
-        </w:rPr>
-        <w:t xml:space="preserve">data collection, </w:t>
-      </w:r>
-      <w:r>
-        <w:rPr>
-          <w:rFonts w:ascii="Garamond" w:hAnsi="Garamond" w:cs="Arial"/>
-          <w:sz w:val="21"/>
-          <w:szCs w:val="21"/>
-        </w:rPr>
-        <w:t xml:space="preserve">OpenCV, </w:t>
-      </w:r>
-      <w:r>
-        <w:rPr>
-          <w:rFonts w:ascii="Garamond" w:hAnsi="Garamond" w:cs="Arial"/>
-          <w:sz w:val="21"/>
-          <w:szCs w:val="21"/>
-        </w:rPr>
-        <w:t>Sensor Fusion,</w:t>
-      </w:r>
-      <w:r>
-        <w:rPr>
-          <w:rFonts w:ascii="Garamond" w:hAnsi="Garamond" w:cs="Arial"/>
-          <w:iCs/>
-          <w:sz w:val="21"/>
-          <w:szCs w:val="21"/>
-        </w:rPr>
-        <w:t xml:space="preserve"> </w:t>
-      </w:r>
-      <w:r>
-        <w:rPr>
-          <w:rFonts w:ascii="Garamond" w:hAnsi="Garamond" w:cs="Arial"/>
-          <w:sz w:val="21"/>
-          <w:szCs w:val="21"/>
-        </w:rPr>
-        <w:t>SLAM, Image Processing</w:t>
-      </w:r>
-      <w:r>
-        <w:rPr>
-          <w:rFonts w:ascii="Garamond" w:hAnsi="Garamond" w:cs="Arial"/>
+      <w:proofErr w:type="spellStart"/>
+      <w:r>
+        <w:rPr>
+          <w:rFonts w:ascii="Garamond" w:hAnsi="Garamond" w:cs="Arial"/>
+          <w:iCs/>
+          <w:sz w:val="21"/>
+          <w:szCs w:val="21"/>
+        </w:rPr>
+        <w:t>PyTorch</w:t>
+      </w:r>
+      <w:proofErr w:type="spellEnd"/>
+      <w:r>
+        <w:rPr>
+          <w:rFonts w:ascii="Garamond" w:hAnsi="Garamond" w:cs="Arial"/>
+          <w:iCs/>
           <w:sz w:val="21"/>
           <w:szCs w:val="21"/>
         </w:rPr>
@@ -864,7 +796,102 @@
           <w:sz w:val="21"/>
           <w:szCs w:val="21"/>
         </w:rPr>
-        <w:t>Arduino</w:t>
+        <w:t>Robot Operating System (</w:t>
+      </w:r>
+      <w:r>
+        <w:rPr>
+          <w:rFonts w:ascii="Garamond" w:hAnsi="Garamond" w:cs="Arial"/>
+          <w:iCs/>
+          <w:sz w:val="21"/>
+          <w:szCs w:val="21"/>
+        </w:rPr>
+        <w:t>ROS</w:t>
+      </w:r>
+      <w:r>
+        <w:rPr>
+          <w:rFonts w:ascii="Garamond" w:hAnsi="Garamond" w:cs="Arial"/>
+          <w:iCs/>
+          <w:sz w:val="21"/>
+          <w:szCs w:val="21"/>
+        </w:rPr>
+        <w:t>)</w:t>
+      </w:r>
+      <w:r>
+        <w:rPr>
+          <w:rFonts w:ascii="Garamond" w:hAnsi="Garamond" w:cs="Arial"/>
+          <w:iCs/>
+          <w:sz w:val="21"/>
+          <w:szCs w:val="21"/>
+        </w:rPr>
+        <w:t xml:space="preserve">, </w:t>
+      </w:r>
+      <w:r>
+        <w:rPr>
+          <w:rFonts w:ascii="Garamond" w:hAnsi="Garamond" w:cs="Arial"/>
+          <w:sz w:val="21"/>
+          <w:szCs w:val="21"/>
+        </w:rPr>
+        <w:t xml:space="preserve">motion planning, </w:t>
+      </w:r>
+      <w:r>
+        <w:rPr>
+          <w:rFonts w:ascii="Garamond" w:hAnsi="Garamond" w:cs="Arial"/>
+          <w:sz w:val="21"/>
+          <w:szCs w:val="21"/>
+        </w:rPr>
+        <w:t xml:space="preserve">Simulator (Gazebo), mobile robots, </w:t>
+      </w:r>
+      <w:r>
+        <w:rPr>
+          <w:rFonts w:ascii="Garamond" w:hAnsi="Garamond" w:cs="Arial"/>
+          <w:sz w:val="21"/>
+          <w:szCs w:val="21"/>
+        </w:rPr>
+        <w:t xml:space="preserve">perception, 1/10th scale cars, </w:t>
+      </w:r>
+      <w:r>
+        <w:rPr>
+          <w:rFonts w:ascii="Garamond" w:hAnsi="Garamond" w:cs="Arial"/>
+          <w:iCs/>
+          <w:sz w:val="21"/>
+          <w:szCs w:val="21"/>
+        </w:rPr>
+        <w:t>ML</w:t>
+      </w:r>
+      <w:r>
+        <w:rPr>
+          <w:rFonts w:ascii="Garamond" w:hAnsi="Garamond" w:cs="Arial"/>
+          <w:iCs/>
+          <w:sz w:val="21"/>
+          <w:szCs w:val="21"/>
+        </w:rPr>
+        <w:t xml:space="preserve">, ML-based planning, </w:t>
+      </w:r>
+      <w:r>
+        <w:rPr>
+          <w:rFonts w:ascii="Garamond" w:hAnsi="Garamond" w:cs="Arial"/>
+          <w:iCs/>
+          <w:sz w:val="21"/>
+          <w:szCs w:val="21"/>
+        </w:rPr>
+        <w:t xml:space="preserve">CUDA, </w:t>
+      </w:r>
+      <w:r>
+        <w:rPr>
+          <w:rFonts w:ascii="Garamond" w:hAnsi="Garamond" w:cs="Arial"/>
+          <w:iCs/>
+          <w:sz w:val="21"/>
+          <w:szCs w:val="21"/>
+        </w:rPr>
+        <w:t xml:space="preserve">control, segmentation, </w:t>
+      </w:r>
+      <w:r>
+        <w:rPr>
+          <w:rFonts w:ascii="Garamond" w:hAnsi="Garamond" w:cs="Arial"/>
+          <w:sz w:val="21"/>
+          <w:szCs w:val="21"/>
+        </w:rPr>
+        <w:t>SLAM, Sensor Fusion, OpenCV</w:t>
       </w:r>
     </w:p>
     <w:p>
@@ -902,6 +929,54 @@
       <w:r>
         <w:rPr>
           <w:rFonts w:ascii="Garamond" w:hAnsi="Garamond" w:cs="Arial"/>
+          <w:sz w:val="21"/>
+          <w:szCs w:val="21"/>
+        </w:rPr>
+        <w:t>LiDAR</w:t>
+      </w:r>
+      <w:r>
+        <w:rPr>
+          <w:rFonts w:ascii="Garamond" w:hAnsi="Garamond" w:cs="Arial"/>
+          <w:sz w:val="21"/>
+          <w:szCs w:val="21"/>
+        </w:rPr>
+        <w:t>, RGB camera</w:t>
+      </w:r>
+      <w:r>
+        <w:rPr>
+          <w:rFonts w:ascii="Garamond" w:hAnsi="Garamond" w:cs="Arial"/>
+          <w:sz w:val="21"/>
+          <w:szCs w:val="21"/>
+        </w:rPr>
+        <w:t>s</w:t>
+      </w:r>
+      <w:r>
+        <w:rPr>
+          <w:rFonts w:ascii="Garamond" w:hAnsi="Garamond" w:cs="Arial"/>
+          <w:sz w:val="21"/>
+          <w:szCs w:val="21"/>
+        </w:rPr>
+        <w:t>, GPS</w:t>
+      </w:r>
+      <w:r>
+        <w:rPr>
+          <w:rFonts w:ascii="Garamond" w:hAnsi="Garamond" w:cs="Arial"/>
+          <w:sz w:val="21"/>
+          <w:szCs w:val="21"/>
+        </w:rPr>
+        <w:t xml:space="preserve">, IMU, EKF, </w:t>
+      </w:r>
+      <w:r>
+        <w:rPr>
+          <w:rFonts w:ascii="Garamond" w:hAnsi="Garamond" w:cs="Arial"/>
+          <w:sz w:val="21"/>
+          <w:szCs w:val="21"/>
+        </w:rPr>
+        <w:t xml:space="preserve">actuators, </w:t>
+      </w:r>
+      <w:r>
+        <w:rPr>
+          <w:rFonts w:ascii="Garamond" w:hAnsi="Garamond" w:cs="Arial"/>
           <w:iCs/>
           <w:sz w:val="21"/>
           <w:szCs w:val="21"/>
@@ -915,54 +990,6 @@
           <w:szCs w:val="21"/>
         </w:rPr>
         <w:t>drill presses, microcontroller</w:t>
-      </w:r>
-      <w:r>
-        <w:rPr>
-          <w:rFonts w:ascii="Garamond" w:hAnsi="Garamond" w:cs="Arial"/>
-          <w:sz w:val="21"/>
-          <w:szCs w:val="21"/>
-        </w:rPr>
-        <w:t>,</w:t>
-      </w:r>
-      <w:r>
-        <w:rPr>
-          <w:rFonts w:ascii="Garamond" w:hAnsi="Garamond" w:cs="Arial"/>
-          <w:sz w:val="21"/>
-          <w:szCs w:val="21"/>
-        </w:rPr>
-        <w:t xml:space="preserve"> </w:t>
-      </w:r>
-      <w:r>
-        <w:rPr>
-          <w:rFonts w:ascii="Garamond" w:hAnsi="Garamond" w:cs="Arial"/>
-          <w:sz w:val="21"/>
-          <w:szCs w:val="21"/>
-        </w:rPr>
-        <w:t>LiDAR</w:t>
-      </w:r>
-      <w:r>
-        <w:rPr>
-          <w:rFonts w:ascii="Garamond" w:hAnsi="Garamond" w:cs="Arial"/>
-          <w:sz w:val="21"/>
-          <w:szCs w:val="21"/>
-        </w:rPr>
-        <w:t>, RGB camera, GPS</w:t>
-      </w:r>
-      <w:r>
-        <w:rPr>
-          <w:rFonts w:ascii="Garamond" w:hAnsi="Garamond" w:cs="Arial"/>
-          <w:sz w:val="21"/>
-          <w:szCs w:val="21"/>
-        </w:rPr>
-        <w:t>, IMU</w:t>
-      </w:r>
-      <w:r>
-        <w:rPr>
-          <w:rFonts w:ascii="Garamond" w:hAnsi="Garamond" w:cs="Arial"/>
-          <w:sz w:val="21"/>
-          <w:szCs w:val="21"/>
-        </w:rPr>
-        <w:t>, EKF, leadership</w:t>
       </w:r>
     </w:p>
     <w:p>
@@ -1002,7 +1029,15 @@
           <w:sz w:val="21"/>
           <w:szCs w:val="21"/>
         </w:rPr>
-        <w:t xml:space="preserve">Fluid Dynamics; </w:t>
+        <w:t xml:space="preserve">Mechatronics; </w:t>
+      </w:r>
+      <w:r>
+        <w:rPr>
+          <w:rFonts w:ascii="Garamond" w:hAnsi="Garamond" w:cs="Arial"/>
+          <w:sz w:val="21"/>
+          <w:szCs w:val="21"/>
+        </w:rPr>
+        <w:t xml:space="preserve">F1tenth Autonomous Racing Cars; Automotive Engineering; </w:t>
       </w:r>
       <w:r>
         <w:rPr>
@@ -1058,22 +1093,6 @@
           <w:sz w:val="21"/>
           <w:szCs w:val="21"/>
         </w:rPr>
-        <w:t xml:space="preserve">F1tenth Autonomous Racing Cars; </w:t>
-      </w:r>
-      <w:r>
-        <w:rPr>
-          <w:rFonts w:ascii="Garamond" w:hAnsi="Garamond" w:cs="Arial"/>
-          <w:sz w:val="21"/>
-          <w:szCs w:val="21"/>
-        </w:rPr>
-        <w:t xml:space="preserve">Automotive Engineering; </w:t>
-      </w:r>
-      <w:r>
-        <w:rPr>
-          <w:rFonts w:ascii="Garamond" w:hAnsi="Garamond" w:cs="Arial"/>
-          <w:sz w:val="21"/>
-          <w:szCs w:val="21"/>
-        </w:rPr>
         <w:t>Dynamics and Control;</w:t>
       </w:r>
       <w:r>
@@ -1098,15 +1117,7 @@
           <w:sz w:val="21"/>
           <w:szCs w:val="21"/>
         </w:rPr>
-        <w:t xml:space="preserve">; Machine Learning; </w:t>
-      </w:r>
-      <w:r>
-        <w:rPr>
-          <w:rFonts w:ascii="Garamond" w:hAnsi="Garamond" w:cs="Arial"/>
-          <w:sz w:val="21"/>
-          <w:szCs w:val="21"/>
-        </w:rPr>
-        <w:t>Mechatronics</w:t>
+        <w:t>; Machine Learning</w:t>
       </w:r>
     </w:p>
     <w:p>
@@ -1117,6 +1128,8 @@
         <w:spacing w:after="0" w:line="276" w:lineRule="auto"/>
         <w:rPr>
           <w:rFonts w:ascii="Garamond" w:hAnsi="Garamond" w:cs="Arial"/>
+          <w:i/>
+          <w:iCs/>
           <w:sz w:val="21"/>
           <w:szCs w:val="21"/>
         </w:rPr>
@@ -1149,6 +1162,89 @@
         </w:rPr>
         <w:t xml:space="preserve"> </w:t>
       </w:r>
+      <w:r>
+        <w:rPr>
+          <w:rFonts w:ascii="Garamond" w:hAnsi="Garamond" w:cs="Arial"/>
+          <w:sz w:val="21"/>
+          <w:szCs w:val="21"/>
+        </w:rPr>
+        <w:t xml:space="preserve">Hori, K., Watanabe, K., Tanaka, T., </w:t>
+      </w:r>
+      <w:r>
+        <w:rPr>
+          <w:rFonts w:ascii="Garamond" w:hAnsi="Garamond" w:cs="Arial"/>
+          <w:b/>
+          <w:bCs/>
+          <w:sz w:val="21"/>
+          <w:szCs w:val="21"/>
+        </w:rPr>
+        <w:t>Nishi, M.</w:t>
+      </w:r>
+      <w:r>
+        <w:rPr>
+          <w:rFonts w:ascii="Garamond" w:hAnsi="Garamond" w:cs="Arial"/>
+          <w:sz w:val="21"/>
+          <w:szCs w:val="21"/>
+        </w:rPr>
+        <w:t xml:space="preserve">, &amp; Ito, T. (2026). </w:t>
+      </w:r>
+      <w:r>
+        <w:rPr>
+          <w:rFonts w:ascii="Garamond" w:hAnsi="Garamond" w:cs="Arial"/>
+          <w:sz w:val="21"/>
+          <w:szCs w:val="21"/>
+        </w:rPr>
+        <w:t xml:space="preserve">Visibility Evaluation Around Unsignalized Intersections with Occlusion </w:t>
+      </w:r>
+      <w:proofErr w:type="gramStart"/>
+      <w:r>
+        <w:rPr>
+          <w:rFonts w:ascii="Garamond" w:hAnsi="Garamond" w:cs="Arial"/>
+          <w:sz w:val="21"/>
+          <w:szCs w:val="21"/>
+        </w:rPr>
+        <w:t>From</w:t>
+      </w:r>
+      <w:proofErr w:type="gramEnd"/>
+      <w:r>
+        <w:rPr>
+          <w:rFonts w:ascii="Garamond" w:hAnsi="Garamond" w:cs="Arial"/>
+          <w:sz w:val="21"/>
+          <w:szCs w:val="21"/>
+        </w:rPr>
+        <w:t xml:space="preserve"> Arbitrary On-road Viewpoints Using Point Cloud Maps</w:t>
+      </w:r>
+      <w:r>
+        <w:rPr>
+          <w:rFonts w:ascii="Garamond" w:hAnsi="Garamond" w:cs="Arial"/>
+          <w:sz w:val="21"/>
+          <w:szCs w:val="21"/>
+        </w:rPr>
+        <w:t xml:space="preserve">. </w:t>
+      </w:r>
+      <w:r>
+        <w:rPr>
+          <w:rFonts w:ascii="Garamond" w:hAnsi="Garamond" w:cs="Arial"/>
+          <w:i/>
+          <w:iCs/>
+          <w:sz w:val="21"/>
+          <w:szCs w:val="21"/>
+        </w:rPr>
+        <w:t>International Journal of Intelligent Transportation Systems Research.</w:t>
+      </w:r>
+    </w:p>
+    <w:p>
+      <w:pPr>
+        <w:tabs>
+          <w:tab w:val="right" w:pos="10440"/>
+        </w:tabs>
+        <w:spacing w:after="0" w:line="276" w:lineRule="auto"/>
+        <w:rPr>
+          <w:rFonts w:ascii="Garamond" w:hAnsi="Garamond" w:cs="Arial"/>
+          <w:sz w:val="21"/>
+          <w:szCs w:val="21"/>
+        </w:rPr>
+      </w:pPr>
       <w:r>
         <w:rPr>
           <w:rFonts w:ascii="Garamond" w:hAnsi="Garamond" w:cs="Arial"/>
@@ -1613,7 +1709,7 @@
           <w:sz w:val="21"/>
           <w:szCs w:val="21"/>
         </w:rPr>
-        <w:t>ModLab</w:t>
+        <w:t>BOSCH</w:t>
       </w:r>
       <w:r>
         <w:rPr>
@@ -1631,16 +1727,66 @@
           <w:sz w:val="21"/>
           <w:szCs w:val="21"/>
         </w:rPr>
-        <w:t>Summer Research Intern,</w:t>
-      </w:r>
-      <w:r>
-        <w:rPr>
-          <w:rFonts w:ascii="Garamond" w:hAnsi="Garamond" w:cs="Arial"/>
-          <w:iCs/>
-          <w:sz w:val="21"/>
-          <w:szCs w:val="21"/>
-        </w:rPr>
-        <w:t xml:space="preserve"> Philadelphia, PA, United States</w:t>
+        <w:t>S</w:t>
+      </w:r>
+      <w:r>
+        <w:rPr>
+          <w:rFonts w:ascii="Garamond" w:hAnsi="Garamond" w:cs="Arial"/>
+          <w:i/>
+          <w:sz w:val="21"/>
+          <w:szCs w:val="21"/>
+        </w:rPr>
+        <w:t>oftware</w:t>
+      </w:r>
+      <w:r>
+        <w:rPr>
+          <w:rFonts w:ascii="Garamond" w:hAnsi="Garamond" w:cs="Arial"/>
+          <w:i/>
+          <w:sz w:val="21"/>
+          <w:szCs w:val="21"/>
+        </w:rPr>
+        <w:t xml:space="preserve"> Intern</w:t>
+      </w:r>
+      <w:r>
+        <w:rPr>
+          <w:rFonts w:ascii="Garamond" w:hAnsi="Garamond" w:cs="Arial"/>
+          <w:bCs/>
+          <w:sz w:val="21"/>
+          <w:szCs w:val="21"/>
+        </w:rPr>
+        <w:t xml:space="preserve">, </w:t>
+      </w:r>
+      <w:r>
+        <w:rPr>
+          <w:rFonts w:ascii="Garamond" w:hAnsi="Garamond" w:cs="Arial"/>
+          <w:sz w:val="21"/>
+          <w:szCs w:val="21"/>
+        </w:rPr>
+        <w:t>Tsuzuki</w:t>
+      </w:r>
+      <w:r>
+        <w:rPr>
+          <w:rFonts w:ascii="Garamond" w:hAnsi="Garamond" w:cs="Arial"/>
+          <w:sz w:val="21"/>
+          <w:szCs w:val="21"/>
+        </w:rPr>
+        <w:t xml:space="preserve">, </w:t>
+      </w:r>
+      <w:r>
+        <w:rPr>
+          <w:rFonts w:ascii="Garamond" w:hAnsi="Garamond" w:cs="Arial"/>
+          <w:sz w:val="21"/>
+          <w:szCs w:val="21"/>
+        </w:rPr>
+        <w:t>Kanagawa</w:t>
+      </w:r>
+      <w:r>
+        <w:rPr>
+          <w:rFonts w:ascii="Garamond" w:hAnsi="Garamond" w:cs="Arial"/>
+          <w:sz w:val="21"/>
+          <w:szCs w:val="21"/>
+        </w:rPr>
+        <w:t>, Japan</w:t>
       </w:r>
       <w:r>
         <w:rPr>
@@ -1660,7 +1806,18 @@
           <w:sz w:val="21"/>
           <w:szCs w:val="21"/>
         </w:rPr>
-        <w:t>May 2025</w:t>
+        <w:t>August</w:t>
+      </w:r>
+      <w:r>
+        <w:rPr>
+          <w:rFonts w:ascii="Garamond" w:hAnsi="Garamond" w:cs="Arial"/>
+          <w:bCs/>
+          <w:i/>
+          <w:iCs/>
+          <w:sz w:val="21"/>
+          <w:szCs w:val="21"/>
+        </w:rPr>
+        <w:t xml:space="preserve"> 2023</w:t>
       </w:r>
       <w:r>
         <w:rPr>
@@ -1682,7 +1839,29 @@
           <w:sz w:val="21"/>
           <w:szCs w:val="21"/>
         </w:rPr>
-        <w:t>August 2025</w:t>
+        <w:t>September</w:t>
+      </w:r>
+      <w:r>
+        <w:rPr>
+          <w:rFonts w:ascii="Garamond" w:hAnsi="Garamond" w:cs="Arial"/>
+          <w:bCs/>
+          <w:i/>
+          <w:iCs/>
+          <w:sz w:val="21"/>
+          <w:szCs w:val="21"/>
+        </w:rPr>
+        <w:t xml:space="preserve"> </w:t>
+      </w:r>
+      <w:r>
+        <w:rPr>
+          <w:rFonts w:ascii="Garamond" w:hAnsi="Garamond" w:cs="Arial"/>
+          <w:bCs/>
+          <w:i/>
+          <w:iCs/>
+          <w:sz w:val="21"/>
+          <w:szCs w:val="21"/>
+        </w:rPr>
+        <w:t>2023</w:t>
       </w:r>
     </w:p>
     <w:p>
@@ -1698,256 +1877,31 @@
         <w:spacing w:after="0" w:line="276" w:lineRule="auto"/>
         <w:rPr>
           <w:rFonts w:ascii="Garamond" w:hAnsi="Garamond" w:cs="Arial"/>
-          <w:bCs/>
-          <w:sz w:val="21"/>
-          <w:szCs w:val="21"/>
-        </w:rPr>
-      </w:pPr>
-      <w:r>
-        <w:rPr>
-          <w:rFonts w:ascii="Garamond" w:hAnsi="Garamond" w:cs="Arial"/>
-          <w:bCs/>
-          <w:sz w:val="21"/>
-          <w:szCs w:val="21"/>
-        </w:rPr>
-        <w:t>Built</w:t>
-      </w:r>
-      <w:r>
-        <w:rPr>
-          <w:rFonts w:ascii="Garamond" w:hAnsi="Garamond" w:cs="Arial"/>
-          <w:bCs/>
-          <w:sz w:val="21"/>
-          <w:szCs w:val="21"/>
-        </w:rPr>
-        <w:t xml:space="preserve"> ROS2</w:t>
-      </w:r>
-      <w:r>
-        <w:rPr>
-          <w:rFonts w:ascii="Garamond" w:hAnsi="Garamond" w:cs="Arial"/>
-          <w:bCs/>
-          <w:sz w:val="21"/>
-          <w:szCs w:val="21"/>
-        </w:rPr>
-        <w:t xml:space="preserve"> computer vision system that detect</w:t>
-      </w:r>
-      <w:r>
-        <w:rPr>
-          <w:rFonts w:ascii="Garamond" w:hAnsi="Garamond" w:cs="Arial"/>
-          <w:bCs/>
-          <w:sz w:val="21"/>
-          <w:szCs w:val="21"/>
-        </w:rPr>
-        <w:t>ed</w:t>
-      </w:r>
-      <w:r>
-        <w:rPr>
-          <w:rFonts w:ascii="Garamond" w:hAnsi="Garamond" w:cs="Arial"/>
-          <w:bCs/>
-          <w:sz w:val="21"/>
-          <w:szCs w:val="21"/>
-        </w:rPr>
-        <w:t xml:space="preserve"> surgical needle posture</w:t>
-      </w:r>
-      <w:r>
-        <w:rPr>
-          <w:rFonts w:ascii="Garamond" w:hAnsi="Garamond" w:cs="Arial"/>
-          <w:bCs/>
-          <w:sz w:val="21"/>
-          <w:szCs w:val="21"/>
-        </w:rPr>
-        <w:t xml:space="preserve"> using color </w:t>
-      </w:r>
-      <w:r>
-        <w:rPr>
-          <w:rFonts w:ascii="Garamond" w:hAnsi="Garamond" w:cs="Arial"/>
-          <w:bCs/>
-          <w:sz w:val="21"/>
-          <w:szCs w:val="21"/>
-        </w:rPr>
-        <w:t>identification</w:t>
-      </w:r>
-      <w:r>
-        <w:rPr>
-          <w:rFonts w:ascii="Garamond" w:hAnsi="Garamond" w:cs="Arial"/>
-          <w:bCs/>
-          <w:sz w:val="21"/>
-          <w:szCs w:val="21"/>
-        </w:rPr>
-        <w:t xml:space="preserve"> and April Tag</w:t>
-      </w:r>
-    </w:p>
-    <w:p>
-      <w:pPr>
-        <w:tabs>
-          <w:tab w:val="right" w:pos="10440"/>
-        </w:tabs>
-        <w:spacing w:after="0" w:line="276" w:lineRule="auto"/>
-        <w:rPr>
-          <w:rFonts w:ascii="Garamond" w:hAnsi="Garamond" w:cs="Arial"/>
-          <w:bCs/>
-          <w:sz w:val="21"/>
-          <w:szCs w:val="21"/>
-        </w:rPr>
-      </w:pPr>
-    </w:p>
-    <w:p>
-      <w:pPr>
-        <w:tabs>
-          <w:tab w:val="right" w:pos="10440"/>
-        </w:tabs>
-        <w:spacing w:after="0" w:line="276" w:lineRule="auto"/>
-        <w:rPr>
-          <w:rFonts w:ascii="Garamond" w:hAnsi="Garamond" w:cs="Arial"/>
-          <w:b/>
-          <w:sz w:val="21"/>
-          <w:szCs w:val="21"/>
-        </w:rPr>
-      </w:pPr>
-      <w:r>
-        <w:rPr>
-          <w:rFonts w:ascii="Garamond" w:hAnsi="Garamond" w:cs="Arial"/>
-          <w:bCs/>
-          <w:sz w:val="21"/>
-          <w:szCs w:val="21"/>
-        </w:rPr>
-        <w:t>BOSCH</w:t>
-      </w:r>
-      <w:r>
-        <w:rPr>
-          <w:rFonts w:ascii="Garamond" w:hAnsi="Garamond" w:cs="Arial"/>
-          <w:iCs/>
-          <w:sz w:val="21"/>
-          <w:szCs w:val="21"/>
-        </w:rPr>
-        <w:t xml:space="preserve"> | </w:t>
-      </w:r>
-      <w:r>
-        <w:rPr>
-          <w:rFonts w:ascii="Garamond" w:hAnsi="Garamond" w:cs="Arial"/>
-          <w:i/>
-          <w:sz w:val="21"/>
-          <w:szCs w:val="21"/>
-        </w:rPr>
-        <w:t>S</w:t>
-      </w:r>
-      <w:r>
-        <w:rPr>
-          <w:rFonts w:ascii="Garamond" w:hAnsi="Garamond" w:cs="Arial"/>
-          <w:i/>
-          <w:sz w:val="21"/>
-          <w:szCs w:val="21"/>
-        </w:rPr>
-        <w:t>oftware</w:t>
-      </w:r>
-      <w:r>
-        <w:rPr>
-          <w:rFonts w:ascii="Garamond" w:hAnsi="Garamond" w:cs="Arial"/>
-          <w:i/>
-          <w:sz w:val="21"/>
-          <w:szCs w:val="21"/>
-        </w:rPr>
-        <w:t xml:space="preserve"> Intern</w:t>
-      </w:r>
-      <w:r>
-        <w:rPr>
-          <w:rFonts w:ascii="Garamond" w:hAnsi="Garamond" w:cs="Arial"/>
-          <w:bCs/>
-          <w:sz w:val="21"/>
-          <w:szCs w:val="21"/>
-        </w:rPr>
-        <w:t xml:space="preserve">, </w:t>
-      </w:r>
-      <w:r>
-        <w:rPr>
-          <w:rFonts w:ascii="Garamond" w:hAnsi="Garamond" w:cs="Arial"/>
-          <w:sz w:val="21"/>
-          <w:szCs w:val="21"/>
-        </w:rPr>
-        <w:t>Tsuzuki</w:t>
-      </w:r>
-      <w:r>
-        <w:rPr>
-          <w:rFonts w:ascii="Garamond" w:hAnsi="Garamond" w:cs="Arial"/>
-          <w:sz w:val="21"/>
-          <w:szCs w:val="21"/>
-        </w:rPr>
-        <w:t xml:space="preserve">, </w:t>
-      </w:r>
-      <w:r>
-        <w:rPr>
-          <w:rFonts w:ascii="Garamond" w:hAnsi="Garamond" w:cs="Arial"/>
-          <w:sz w:val="21"/>
-          <w:szCs w:val="21"/>
-        </w:rPr>
-        <w:t>Kanagawa</w:t>
-      </w:r>
-      <w:r>
-        <w:rPr>
-          <w:rFonts w:ascii="Garamond" w:hAnsi="Garamond" w:cs="Arial"/>
-          <w:sz w:val="21"/>
-          <w:szCs w:val="21"/>
-        </w:rPr>
-        <w:t>, Japan</w:t>
-      </w:r>
-      <w:r>
-        <w:rPr>
-          <w:rFonts w:ascii="Garamond" w:hAnsi="Garamond" w:cs="Arial"/>
-          <w:b/>
-          <w:sz w:val="21"/>
-          <w:szCs w:val="21"/>
-        </w:rPr>
-        <w:tab/>
-      </w:r>
-      <w:r>
-        <w:rPr>
-          <w:rFonts w:ascii="Garamond" w:hAnsi="Garamond" w:cs="Arial"/>
-          <w:bCs/>
-          <w:i/>
-          <w:iCs/>
-          <w:sz w:val="21"/>
-          <w:szCs w:val="21"/>
-        </w:rPr>
-        <w:t>August</w:t>
-      </w:r>
-      <w:r>
-        <w:rPr>
-          <w:rFonts w:ascii="Garamond" w:hAnsi="Garamond" w:cs="Arial"/>
-          <w:bCs/>
-          <w:i/>
-          <w:iCs/>
-          <w:sz w:val="21"/>
-          <w:szCs w:val="21"/>
-        </w:rPr>
-        <w:t xml:space="preserve"> 2023</w:t>
-      </w:r>
-      <w:r>
-        <w:rPr>
-          <w:rFonts w:ascii="Garamond" w:hAnsi="Garamond" w:cs="Arial"/>
-          <w:bCs/>
-          <w:i/>
-          <w:iCs/>
-          <w:sz w:val="21"/>
-          <w:szCs w:val="21"/>
-        </w:rPr>
-        <w:t xml:space="preserve"> – </w:t>
-      </w:r>
-      <w:r>
-        <w:rPr>
-          <w:rFonts w:ascii="Garamond" w:hAnsi="Garamond" w:cs="Arial"/>
-          <w:bCs/>
-          <w:i/>
-          <w:iCs/>
-          <w:sz w:val="21"/>
-          <w:szCs w:val="21"/>
-        </w:rPr>
-        <w:t>September</w:t>
-      </w:r>
-      <w:r>
-        <w:rPr>
-          <w:rFonts w:ascii="Garamond" w:hAnsi="Garamond" w:cs="Arial"/>
-          <w:bCs/>
-          <w:i/>
-          <w:iCs/>
+          <w:sz w:val="21"/>
+          <w:szCs w:val="21"/>
+        </w:rPr>
+      </w:pPr>
+      <w:r>
+        <w:rPr>
+          <w:rFonts w:ascii="Garamond" w:hAnsi="Garamond" w:cs="Arial"/>
+          <w:sz w:val="21"/>
+          <w:szCs w:val="21"/>
+        </w:rPr>
+        <w:t xml:space="preserve">Designed and built </w:t>
+      </w:r>
+      <w:proofErr w:type="gramStart"/>
+      <w:r>
+        <w:rPr>
+          <w:rFonts w:ascii="Garamond" w:hAnsi="Garamond" w:cs="Arial"/>
+          <w:sz w:val="21"/>
+          <w:szCs w:val="21"/>
+        </w:rPr>
+        <w:t>map</w:t>
+      </w:r>
+      <w:proofErr w:type="gramEnd"/>
+      <w:r>
+        <w:rPr>
+          <w:rFonts w:ascii="Garamond" w:hAnsi="Garamond" w:cs="Arial"/>
           <w:sz w:val="21"/>
           <w:szCs w:val="21"/>
         </w:rPr>
@@ -1956,13 +1910,82 @@
       <w:r>
         <w:rPr>
           <w:rFonts w:ascii="Garamond" w:hAnsi="Garamond" w:cs="Arial"/>
-          <w:bCs/>
-          <w:i/>
-          <w:iCs/>
-          <w:sz w:val="21"/>
-          <w:szCs w:val="21"/>
-        </w:rPr>
-        <w:t>2023</w:t>
+          <w:sz w:val="21"/>
+          <w:szCs w:val="21"/>
+        </w:rPr>
+        <w:t xml:space="preserve">to enhance autonomous driving by visualizing key information, such as </w:t>
+      </w:r>
+      <w:r>
+        <w:rPr>
+          <w:rFonts w:ascii="Garamond" w:hAnsi="Garamond" w:cs="Arial"/>
+          <w:sz w:val="21"/>
+          <w:szCs w:val="21"/>
+        </w:rPr>
+        <w:t xml:space="preserve">routes and </w:t>
+      </w:r>
+      <w:r>
+        <w:rPr>
+          <w:rFonts w:ascii="Garamond" w:hAnsi="Garamond" w:cs="Arial"/>
+          <w:sz w:val="21"/>
+          <w:szCs w:val="21"/>
+        </w:rPr>
+        <w:t xml:space="preserve">vehicle </w:t>
+      </w:r>
+      <w:r>
+        <w:rPr>
+          <w:rFonts w:ascii="Garamond" w:hAnsi="Garamond" w:cs="Arial"/>
+          <w:sz w:val="21"/>
+          <w:szCs w:val="21"/>
+        </w:rPr>
+        <w:t>state</w:t>
+      </w:r>
+      <w:r>
+        <w:rPr>
+          <w:rFonts w:ascii="Garamond" w:hAnsi="Garamond" w:cs="Arial"/>
+          <w:sz w:val="21"/>
+          <w:szCs w:val="21"/>
+        </w:rPr>
+        <w:t xml:space="preserve"> using MATLAB</w:t>
+      </w:r>
+      <w:r>
+        <w:rPr>
+          <w:rFonts w:ascii="Garamond" w:hAnsi="Garamond" w:cs="Arial"/>
+          <w:sz w:val="21"/>
+          <w:szCs w:val="21"/>
+        </w:rPr>
+        <w:t xml:space="preserve">; helped company’s </w:t>
+      </w:r>
+      <w:r>
+        <w:rPr>
+          <w:rFonts w:ascii="Garamond" w:hAnsi="Garamond" w:cs="Arial"/>
+          <w:sz w:val="21"/>
+          <w:szCs w:val="21"/>
+        </w:rPr>
+        <w:t>engineers</w:t>
+      </w:r>
+      <w:r>
+        <w:rPr>
+          <w:rFonts w:ascii="Garamond" w:hAnsi="Garamond" w:cs="Arial"/>
+          <w:sz w:val="21"/>
+          <w:szCs w:val="21"/>
+        </w:rPr>
+        <w:t xml:space="preserve"> </w:t>
+      </w:r>
+      <w:r>
+        <w:rPr>
+          <w:rFonts w:ascii="Garamond" w:hAnsi="Garamond" w:cs="Arial"/>
+          <w:sz w:val="21"/>
+          <w:szCs w:val="21"/>
+        </w:rPr>
+        <w:t>understand signals sent from cars</w:t>
+      </w:r>
+      <w:r>
+        <w:rPr>
+          <w:rFonts w:ascii="Garamond" w:hAnsi="Garamond" w:cs="Arial"/>
+          <w:sz w:val="21"/>
+          <w:szCs w:val="21"/>
+        </w:rPr>
+        <w:t xml:space="preserve"> visually</w:t>
       </w:r>
     </w:p>
     <w:p>
@@ -1988,7 +2011,31 @@
           <w:sz w:val="21"/>
           <w:szCs w:val="21"/>
         </w:rPr>
-        <w:t xml:space="preserve">Designed and built </w:t>
+        <w:t>Improved</w:t>
+      </w:r>
+      <w:r>
+        <w:rPr>
+          <w:rFonts w:ascii="Garamond" w:hAnsi="Garamond" w:cs="Arial"/>
+          <w:sz w:val="21"/>
+          <w:szCs w:val="21"/>
+        </w:rPr>
+        <w:t xml:space="preserve"> </w:t>
+      </w:r>
+      <w:r>
+        <w:rPr>
+          <w:rFonts w:ascii="Garamond" w:hAnsi="Garamond" w:cs="Arial"/>
+          <w:sz w:val="21"/>
+          <w:szCs w:val="21"/>
+        </w:rPr>
+        <w:t>software</w:t>
+      </w:r>
+      <w:r>
+        <w:rPr>
+          <w:rFonts w:ascii="Garamond" w:hAnsi="Garamond" w:cs="Arial"/>
+          <w:sz w:val="21"/>
+          <w:szCs w:val="21"/>
+        </w:rPr>
+        <w:t xml:space="preserve"> that </w:t>
       </w:r>
       <w:proofErr w:type="gramStart"/>
       <w:r>
@@ -1997,7 +2044,7 @@
           <w:sz w:val="21"/>
           <w:szCs w:val="21"/>
         </w:rPr>
-        <w:t>map</w:t>
+        <w:t>processed</w:t>
       </w:r>
       <w:proofErr w:type="gramEnd"/>
       <w:r>
@@ -2014,56 +2061,42 @@
           <w:sz w:val="21"/>
           <w:szCs w:val="21"/>
         </w:rPr>
-        <w:t xml:space="preserve">to enhance autonomous driving by visualizing key information, such as </w:t>
-      </w:r>
-      <w:r>
-        <w:rPr>
-          <w:rFonts w:ascii="Garamond" w:hAnsi="Garamond" w:cs="Arial"/>
-          <w:sz w:val="21"/>
-          <w:szCs w:val="21"/>
-        </w:rPr>
-        <w:t xml:space="preserve">routes and </w:t>
-      </w:r>
-      <w:r>
-        <w:rPr>
-          <w:rFonts w:ascii="Garamond" w:hAnsi="Garamond" w:cs="Arial"/>
-          <w:sz w:val="21"/>
-          <w:szCs w:val="21"/>
-        </w:rPr>
-        <w:t xml:space="preserve">vehicle </w:t>
-      </w:r>
-      <w:r>
-        <w:rPr>
-          <w:rFonts w:ascii="Garamond" w:hAnsi="Garamond" w:cs="Arial"/>
-          <w:sz w:val="21"/>
-          <w:szCs w:val="21"/>
-        </w:rPr>
-        <w:t>state</w:t>
-      </w:r>
-      <w:r>
-        <w:rPr>
-          <w:rFonts w:ascii="Garamond" w:hAnsi="Garamond" w:cs="Arial"/>
-          <w:sz w:val="21"/>
-          <w:szCs w:val="21"/>
-        </w:rPr>
-        <w:t xml:space="preserve"> using MATLAB</w:t>
-      </w:r>
-      <w:r>
-        <w:rPr>
-          <w:rFonts w:ascii="Garamond" w:hAnsi="Garamond" w:cs="Arial"/>
-          <w:sz w:val="21"/>
-          <w:szCs w:val="21"/>
-        </w:rPr>
-        <w:t xml:space="preserve">; helped company’s </w:t>
-      </w:r>
-      <w:r>
-        <w:rPr>
-          <w:rFonts w:ascii="Garamond" w:hAnsi="Garamond" w:cs="Arial"/>
-          <w:sz w:val="21"/>
-          <w:szCs w:val="21"/>
-        </w:rPr>
-        <w:t>engineers</w:t>
-      </w:r>
+        <w:t xml:space="preserve">CAN </w:t>
+      </w:r>
+      <w:r>
+        <w:rPr>
+          <w:rFonts w:ascii="Garamond" w:hAnsi="Garamond" w:cs="Arial"/>
+          <w:sz w:val="21"/>
+          <w:szCs w:val="21"/>
+        </w:rPr>
+        <w:t>signals from cars</w:t>
+      </w:r>
+      <w:r>
+        <w:rPr>
+          <w:rFonts w:ascii="Garamond" w:hAnsi="Garamond" w:cs="Arial"/>
+          <w:sz w:val="21"/>
+          <w:szCs w:val="21"/>
+        </w:rPr>
+        <w:t xml:space="preserve"> by fixing signal </w:t>
+      </w:r>
+      <w:proofErr w:type="gramStart"/>
+      <w:r>
+        <w:rPr>
+          <w:rFonts w:ascii="Garamond" w:hAnsi="Garamond" w:cs="Arial"/>
+          <w:sz w:val="21"/>
+          <w:szCs w:val="21"/>
+        </w:rPr>
+        <w:t>decoding</w:t>
+      </w:r>
+      <w:r>
+        <w:rPr>
+          <w:rFonts w:ascii="Garamond" w:hAnsi="Garamond" w:cs="Arial"/>
+          <w:sz w:val="21"/>
+          <w:szCs w:val="21"/>
+        </w:rPr>
+        <w:t>;</w:t>
+      </w:r>
+      <w:proofErr w:type="gramEnd"/>
       <w:r>
         <w:rPr>
           <w:rFonts w:ascii="Garamond" w:hAnsi="Garamond" w:cs="Arial"/>
@@ -2078,49 +2111,7 @@
           <w:sz w:val="21"/>
           <w:szCs w:val="21"/>
         </w:rPr>
-        <w:t>understand signals sent from cars</w:t>
-      </w:r>
-      <w:r>
-        <w:rPr>
-          <w:rFonts w:ascii="Garamond" w:hAnsi="Garamond" w:cs="Arial"/>
-          <w:sz w:val="21"/>
-          <w:szCs w:val="21"/>
-        </w:rPr>
-        <w:t xml:space="preserve"> visually</w:t>
-      </w:r>
-    </w:p>
-    <w:p>
-      <w:pPr>
-        <w:pStyle w:val="ListParagraph"/>
-        <w:numPr>
-          <w:ilvl w:val="0"/>
-          <w:numId w:val="1"/>
-        </w:numPr>
-        <w:tabs>
-          <w:tab w:val="right" w:pos="10440"/>
-        </w:tabs>
-        <w:spacing w:after="0" w:line="276" w:lineRule="auto"/>
-        <w:rPr>
-          <w:rFonts w:ascii="Garamond" w:hAnsi="Garamond" w:cs="Arial"/>
-          <w:sz w:val="21"/>
-          <w:szCs w:val="21"/>
-        </w:rPr>
-      </w:pPr>
-      <w:r>
-        <w:rPr>
-          <w:rFonts w:ascii="Garamond" w:hAnsi="Garamond" w:cs="Arial"/>
-          <w:sz w:val="21"/>
-          <w:szCs w:val="21"/>
-        </w:rPr>
-        <w:t>Improved</w:t>
-      </w:r>
-      <w:r>
-        <w:rPr>
-          <w:rFonts w:ascii="Garamond" w:hAnsi="Garamond" w:cs="Arial"/>
-          <w:sz w:val="21"/>
-          <w:szCs w:val="21"/>
-        </w:rPr>
-        <w:t xml:space="preserve"> BOSCH’s</w:t>
+        <w:t>refined</w:t>
       </w:r>
       <w:r>
         <w:rPr>
@@ -2136,121 +2127,7 @@
           <w:sz w:val="21"/>
           <w:szCs w:val="21"/>
         </w:rPr>
-        <w:t>software</w:t>
-      </w:r>
-      <w:r>
-        <w:rPr>
-          <w:rFonts w:ascii="Garamond" w:hAnsi="Garamond" w:cs="Arial"/>
-          <w:sz w:val="21"/>
-          <w:szCs w:val="21"/>
-        </w:rPr>
-        <w:t xml:space="preserve"> that processed </w:t>
-      </w:r>
-      <w:r>
-        <w:rPr>
-          <w:rFonts w:ascii="Garamond" w:hAnsi="Garamond" w:cs="Arial"/>
-          <w:sz w:val="21"/>
-          <w:szCs w:val="21"/>
-        </w:rPr>
-        <w:t xml:space="preserve">location </w:t>
-      </w:r>
-      <w:r>
-        <w:rPr>
-          <w:rFonts w:ascii="Garamond" w:hAnsi="Garamond" w:cs="Arial"/>
-          <w:sz w:val="21"/>
-          <w:szCs w:val="21"/>
-        </w:rPr>
-        <w:t xml:space="preserve">CAN </w:t>
-      </w:r>
-      <w:r>
-        <w:rPr>
-          <w:rFonts w:ascii="Garamond" w:hAnsi="Garamond" w:cs="Arial"/>
-          <w:sz w:val="21"/>
-          <w:szCs w:val="21"/>
-        </w:rPr>
-        <w:t>signals from cars</w:t>
-      </w:r>
-      <w:r>
-        <w:rPr>
-          <w:rFonts w:ascii="Garamond" w:hAnsi="Garamond" w:cs="Arial"/>
-          <w:sz w:val="21"/>
-          <w:szCs w:val="21"/>
-        </w:rPr>
-        <w:t xml:space="preserve"> by fixing CAN signal </w:t>
-      </w:r>
-      <w:proofErr w:type="gramStart"/>
-      <w:r>
-        <w:rPr>
-          <w:rFonts w:ascii="Garamond" w:hAnsi="Garamond" w:cs="Arial"/>
-          <w:sz w:val="21"/>
-          <w:szCs w:val="21"/>
-        </w:rPr>
-        <w:t>decoding</w:t>
-      </w:r>
-      <w:r>
-        <w:rPr>
-          <w:rFonts w:ascii="Garamond" w:hAnsi="Garamond" w:cs="Arial"/>
-          <w:sz w:val="21"/>
-          <w:szCs w:val="21"/>
-        </w:rPr>
-        <w:t>;</w:t>
-      </w:r>
-      <w:proofErr w:type="gramEnd"/>
-      <w:r>
-        <w:rPr>
-          <w:rFonts w:ascii="Garamond" w:hAnsi="Garamond" w:cs="Arial"/>
-          <w:sz w:val="21"/>
-          <w:szCs w:val="21"/>
-        </w:rPr>
-        <w:t xml:space="preserve"> </w:t>
-      </w:r>
-      <w:r>
-        <w:rPr>
-          <w:rFonts w:ascii="Garamond" w:hAnsi="Garamond" w:cs="Arial"/>
-          <w:sz w:val="21"/>
-          <w:szCs w:val="21"/>
-        </w:rPr>
-        <w:t>refined</w:t>
-      </w:r>
-      <w:r>
-        <w:rPr>
-          <w:rFonts w:ascii="Garamond" w:hAnsi="Garamond" w:cs="Arial"/>
-          <w:sz w:val="21"/>
-          <w:szCs w:val="21"/>
-        </w:rPr>
-        <w:t xml:space="preserve"> </w:t>
-      </w:r>
-      <w:r>
-        <w:rPr>
-          <w:rFonts w:ascii="Garamond" w:hAnsi="Garamond" w:cs="Arial"/>
-          <w:sz w:val="21"/>
-          <w:szCs w:val="21"/>
-        </w:rPr>
-        <w:t>accuracy of</w:t>
-      </w:r>
-      <w:r>
-        <w:rPr>
-          <w:rFonts w:ascii="Garamond" w:hAnsi="Garamond" w:cs="Arial"/>
-          <w:sz w:val="21"/>
-          <w:szCs w:val="21"/>
-        </w:rPr>
-        <w:t xml:space="preserve"> </w:t>
-      </w:r>
-      <w:r>
-        <w:rPr>
-          <w:rFonts w:ascii="Garamond" w:hAnsi="Garamond" w:cs="Arial"/>
-          <w:sz w:val="21"/>
-          <w:szCs w:val="21"/>
-        </w:rPr>
-        <w:t>system</w:t>
-      </w:r>
-      <w:r>
-        <w:rPr>
-          <w:rFonts w:ascii="Garamond" w:hAnsi="Garamond" w:cs="Arial"/>
-          <w:sz w:val="21"/>
-          <w:szCs w:val="21"/>
-        </w:rPr>
-        <w:t xml:space="preserve"> outputs</w:t>
+        <w:t>system output accuracy</w:t>
       </w:r>
     </w:p>
     <w:p>
@@ -4675,6 +4552,15 @@
 </file>
 
 <file path=customXml/item1.xml><?xml version="1.0" encoding="utf-8"?>
+<?mso-contentType ?>
+<FormTemplates xmlns="http://schemas.microsoft.com/sharepoint/v3/contenttype/forms">
+  <Display>DocumentLibraryForm</Display>
+  <Edit>DocumentLibraryForm</Edit>
+  <New>DocumentLibraryForm</New>
+</FormTemplates>
+</file>
+
+<file path=customXml/item2.xml><?xml version="1.0" encoding="utf-8"?>
 <ct:contentTypeSchema xmlns:ct="http://schemas.microsoft.com/office/2006/metadata/contentType" xmlns:ma="http://schemas.microsoft.com/office/2006/metadata/properties/metaAttributes" ct:_="" ma:_="" ma:contentTypeName="Document" ma:contentTypeID="0x010100E00F7205C82CFC49993A09459E403F9D" ma:contentTypeVersion="11" ma:contentTypeDescription="Create a new document." ma:contentTypeScope="" ma:versionID="15ca1506d9d0bc3d30df8ed0110f0d4e">
   <xsd:schema xmlns:xsd="http://www.w3.org/2001/XMLSchema" xmlns:xs="http://www.w3.org/2001/XMLSchema" xmlns:p="http://schemas.microsoft.com/office/2006/metadata/properties" xmlns:ns2="8f1b7c86-42c5-4929-b887-8cfd13270314" xmlns:ns3="671c1944-cc4f-476c-949f-52559c641db4" targetNamespace="http://schemas.microsoft.com/office/2006/metadata/properties" ma:root="true" ma:fieldsID="db6c2aada95e6879eb2870ebec6b4aa1" ns2:_="" ns3:_="">
     <xsd:import namespace="8f1b7c86-42c5-4929-b887-8cfd13270314"/>
@@ -4885,16 +4771,15 @@
 </ct:contentTypeSchema>
 </file>
 
-<file path=customXml/item2.xml><?xml version="1.0" encoding="utf-8"?>
-<?mso-contentType ?>
-<FormTemplates xmlns="http://schemas.microsoft.com/sharepoint/v3/contenttype/forms">
-  <Display>DocumentLibraryForm</Display>
-  <Edit>DocumentLibraryForm</Edit>
-  <New>DocumentLibraryForm</New>
-</FormTemplates>
+<file path=customXml/itemProps1.xml><?xml version="1.0" encoding="utf-8"?>
+<ds:datastoreItem xmlns:ds="http://schemas.openxmlformats.org/officeDocument/2006/customXml" ds:itemID="{8E8AFA64-578D-46FF-A288-428D1FA7C9F1}">
+  <ds:schemaRefs>
+    <ds:schemaRef ds:uri="http://schemas.microsoft.com/sharepoint/v3/contenttype/forms"/>
+  </ds:schemaRefs>
+</ds:datastoreItem>
 </file>
 
-<file path=customXml/itemProps1.xml><?xml version="1.0" encoding="utf-8"?>
+<file path=customXml/itemProps2.xml><?xml version="1.0" encoding="utf-8"?>
 <ds:datastoreItem xmlns:ds="http://schemas.openxmlformats.org/officeDocument/2006/customXml" ds:itemID="{5ECCFF00-82E4-439E-8D62-678F77120EF2}">
   <ds:schemaRefs>
     <ds:schemaRef ds:uri="http://schemas.microsoft.com/office/2006/metadata/contentType"/>
@@ -4911,12 +4796,4 @@
     <ds:schemaRef ds:uri="http://schemas.microsoft.com/internal/obd"/>
   </ds:schemaRefs>
 </ds:datastoreItem>
-</file>
-
-<file path=customXml/itemProps2.xml><?xml version="1.0" encoding="utf-8"?>
-<ds:datastoreItem xmlns:ds="http://schemas.openxmlformats.org/officeDocument/2006/customXml" ds:itemID="{8E8AFA64-578D-46FF-A288-428D1FA7C9F1}">
-  <ds:schemaRefs>
-    <ds:schemaRef ds:uri="http://schemas.microsoft.com/sharepoint/v3/contenttype/forms"/>
-  </ds:schemaRefs>
-</ds:datastoreItem>
 </file>
--- a/Marika_Nishi_Resume.docx
+++ b/Marika_Nishi_Resume.docx
@@ -36,6 +36,21 @@
           <w:sz w:val="40"/>
         </w:rPr>
         <w:t xml:space="preserve"> </w:t>
+      </w:r>
+      <w:r>
+        <w:rPr>
+          <w:rFonts w:ascii="Times New Roman" w:hAnsi="Times New Roman" w:cs="Times New Roman"/>
+          <w:sz w:val="40"/>
+        </w:rPr>
+        <w:t xml:space="preserve">Mobile </w:t>
+      </w:r>
+      <w:r>
+        <w:rPr>
+          <w:rFonts w:ascii="Times New Roman" w:hAnsi="Times New Roman" w:cs="Times New Roman"/>
+          <w:sz w:val="20"/>
+          <w:szCs w:val="10"/>
+        </w:rPr>
+        <w:t>Mobile Robots Intern - Mechatronics Vehicle Feature(s) R&amp;D</w:t>
       </w:r>
     </w:p>
     <w:p>
@@ -131,27 +146,7 @@
             <w:sz w:val="18"/>
             <w:szCs w:val="18"/>
           </w:rPr>
-          <w:t>linkedin.com/in/</w:t>
-        </w:r>
-        <w:proofErr w:type="spellStart"/>
-        <w:r>
-          <w:rPr>
-            <w:rStyle w:val="Hyperlink"/>
-            <w:rFonts w:ascii="Garamond" w:hAnsi="Garamond" w:cs="Arial"/>
-            <w:sz w:val="18"/>
-            <w:szCs w:val="18"/>
-          </w:rPr>
-          <w:t>marika-nishi</w:t>
-        </w:r>
-        <w:proofErr w:type="spellEnd"/>
-        <w:r>
-          <w:rPr>
-            <w:rStyle w:val="Hyperlink"/>
-            <w:rFonts w:ascii="Garamond" w:hAnsi="Garamond" w:cs="Arial"/>
-            <w:sz w:val="18"/>
-            <w:szCs w:val="18"/>
-          </w:rPr>
-          <w:t>/</w:t>
+          <w:t>linkedin.com/in/marika-nishi/</w:t>
         </w:r>
       </w:hyperlink>
       <w:r>
@@ -769,25 +764,14 @@
         </w:rPr>
         <w:t xml:space="preserve"> </w:t>
       </w:r>
-      <w:proofErr w:type="spellStart"/>
-      <w:r>
-        <w:rPr>
-          <w:rFonts w:ascii="Garamond" w:hAnsi="Garamond" w:cs="Arial"/>
-          <w:iCs/>
-          <w:sz w:val="21"/>
-          <w:szCs w:val="21"/>
-        </w:rPr>
-        <w:t>PyTorch</w:t>
-      </w:r>
-      <w:proofErr w:type="spellEnd"/>
-      <w:r>
-        <w:rPr>
-          <w:rFonts w:ascii="Garamond" w:hAnsi="Garamond" w:cs="Arial"/>
-          <w:iCs/>
-          <w:sz w:val="21"/>
-          <w:szCs w:val="21"/>
-        </w:rPr>
-        <w:t xml:space="preserve">, </w:t>
+      <w:r>
+        <w:rPr>
+          <w:rFonts w:ascii="Garamond" w:hAnsi="Garamond" w:cs="Arial"/>
+          <w:iCs/>
+          <w:sz w:val="21"/>
+          <w:szCs w:val="21"/>
+        </w:rPr>
+        <w:t xml:space="preserve">PyTorch, </w:t>
       </w:r>
       <w:r>
         <w:rPr>
@@ -1194,25 +1178,7 @@
           <w:sz w:val="21"/>
           <w:szCs w:val="21"/>
         </w:rPr>
-        <w:t xml:space="preserve">Visibility Evaluation Around Unsignalized Intersections with Occlusion </w:t>
-      </w:r>
-      <w:proofErr w:type="gramStart"/>
-      <w:r>
-        <w:rPr>
-          <w:rFonts w:ascii="Garamond" w:hAnsi="Garamond" w:cs="Arial"/>
-          <w:sz w:val="21"/>
-          <w:szCs w:val="21"/>
-        </w:rPr>
-        <w:t>From</w:t>
-      </w:r>
-      <w:proofErr w:type="gramEnd"/>
-      <w:r>
-        <w:rPr>
-          <w:rFonts w:ascii="Garamond" w:hAnsi="Garamond" w:cs="Arial"/>
-          <w:sz w:val="21"/>
-          <w:szCs w:val="21"/>
-        </w:rPr>
-        <w:t xml:space="preserve"> Arbitrary On-road Viewpoints Using Point Cloud Maps</w:t>
+        <w:t>Visibility Evaluation Around Unsignalized Intersections with Occlusion From Arbitrary On-road Viewpoints Using Point Cloud Maps</w:t>
       </w:r>
       <w:r>
         <w:rPr>
@@ -1889,7 +1855,6 @@
         </w:rPr>
         <w:t xml:space="preserve">Designed and built </w:t>
       </w:r>
-      <w:proofErr w:type="gramStart"/>
       <w:r>
         <w:rPr>
           <w:rFonts w:ascii="Garamond" w:hAnsi="Garamond" w:cs="Arial"/>
@@ -1898,7 +1863,6 @@
         </w:rPr>
         <w:t>map</w:t>
       </w:r>
-      <w:proofErr w:type="gramEnd"/>
       <w:r>
         <w:rPr>
           <w:rFonts w:ascii="Garamond" w:hAnsi="Garamond" w:cs="Arial"/>
@@ -2035,25 +1999,7 @@
           <w:sz w:val="21"/>
           <w:szCs w:val="21"/>
         </w:rPr>
-        <w:t xml:space="preserve"> that </w:t>
-      </w:r>
-      <w:proofErr w:type="gramStart"/>
-      <w:r>
-        <w:rPr>
-          <w:rFonts w:ascii="Garamond" w:hAnsi="Garamond" w:cs="Arial"/>
-          <w:sz w:val="21"/>
-          <w:szCs w:val="21"/>
-        </w:rPr>
-        <w:t>processed</w:t>
-      </w:r>
-      <w:proofErr w:type="gramEnd"/>
-      <w:r>
-        <w:rPr>
-          <w:rFonts w:ascii="Garamond" w:hAnsi="Garamond" w:cs="Arial"/>
-          <w:sz w:val="21"/>
-          <w:szCs w:val="21"/>
-        </w:rPr>
-        <w:t xml:space="preserve"> </w:t>
+        <w:t xml:space="preserve"> that processed </w:t>
       </w:r>
       <w:r>
         <w:rPr>
@@ -2079,7 +2025,6 @@
         </w:rPr>
         <w:t xml:space="preserve"> by fixing signal </w:t>
       </w:r>
-      <w:proofErr w:type="gramStart"/>
       <w:r>
         <w:rPr>
           <w:rFonts w:ascii="Garamond" w:hAnsi="Garamond" w:cs="Arial"/>
@@ -2094,16 +2039,7 @@
           <w:sz w:val="21"/>
           <w:szCs w:val="21"/>
         </w:rPr>
-        <w:t>;</w:t>
-      </w:r>
-      <w:proofErr w:type="gramEnd"/>
-      <w:r>
-        <w:rPr>
-          <w:rFonts w:ascii="Garamond" w:hAnsi="Garamond" w:cs="Arial"/>
-          <w:sz w:val="21"/>
-          <w:szCs w:val="21"/>
-        </w:rPr>
-        <w:t xml:space="preserve"> </w:t>
+        <w:t xml:space="preserve">; </w:t>
       </w:r>
       <w:r>
         <w:rPr>
@@ -2643,88 +2579,52 @@
           <w:sz w:val="21"/>
           <w:szCs w:val="21"/>
         </w:rPr>
-        <w:t>F1</w:t>
-      </w:r>
-      <w:r>
-        <w:rPr>
-          <w:rFonts w:ascii="Garamond" w:hAnsi="Garamond" w:cs="Arial"/>
-          <w:iCs/>
-          <w:sz w:val="21"/>
-          <w:szCs w:val="21"/>
-        </w:rPr>
-        <w:t>tenth</w:t>
-      </w:r>
-      <w:r>
-        <w:rPr>
-          <w:rFonts w:ascii="Garamond" w:hAnsi="Garamond" w:cs="Arial"/>
-          <w:iCs/>
-          <w:sz w:val="21"/>
-          <w:szCs w:val="21"/>
-        </w:rPr>
-        <w:t xml:space="preserve"> Autonomous Racing Cars | </w:t>
-      </w:r>
-      <w:r>
-        <w:rPr>
-          <w:rFonts w:ascii="Garamond" w:hAnsi="Garamond" w:cs="Arial"/>
-          <w:i/>
-          <w:sz w:val="21"/>
-          <w:szCs w:val="21"/>
-        </w:rPr>
-        <w:t>Perception</w:t>
-      </w:r>
-      <w:r>
-        <w:rPr>
-          <w:rFonts w:ascii="Garamond" w:hAnsi="Garamond" w:cs="Arial"/>
-          <w:i/>
-          <w:sz w:val="21"/>
-          <w:szCs w:val="21"/>
-        </w:rPr>
-        <w:t xml:space="preserve">, </w:t>
-      </w:r>
-      <w:r>
-        <w:rPr>
-          <w:rFonts w:ascii="Garamond" w:hAnsi="Garamond" w:cs="Arial"/>
-          <w:i/>
-          <w:sz w:val="21"/>
-          <w:szCs w:val="21"/>
-        </w:rPr>
-        <w:t xml:space="preserve">Planning, </w:t>
-      </w:r>
-      <w:r>
-        <w:rPr>
-          <w:rFonts w:ascii="Garamond" w:hAnsi="Garamond" w:cs="Arial"/>
-          <w:i/>
-          <w:sz w:val="21"/>
-          <w:szCs w:val="21"/>
-        </w:rPr>
-        <w:t xml:space="preserve">Control, </w:t>
-      </w:r>
-      <w:r>
-        <w:rPr>
-          <w:rFonts w:ascii="Garamond" w:hAnsi="Garamond" w:cs="Arial"/>
-          <w:i/>
-          <w:sz w:val="21"/>
-          <w:szCs w:val="21"/>
-        </w:rPr>
-        <w:t xml:space="preserve">Autonomous Driving, </w:t>
-      </w:r>
-      <w:r>
-        <w:rPr>
-          <w:rFonts w:ascii="Garamond" w:hAnsi="Garamond" w:cs="Arial"/>
-          <w:i/>
-          <w:sz w:val="21"/>
-          <w:szCs w:val="21"/>
-        </w:rPr>
-        <w:t>Python, C++, ROS</w:t>
-      </w:r>
-      <w:r>
-        <w:rPr>
-          <w:rFonts w:ascii="Garamond" w:hAnsi="Garamond" w:cs="Arial"/>
-          <w:i/>
-          <w:sz w:val="21"/>
-          <w:szCs w:val="21"/>
-        </w:rPr>
-        <w:t>2</w:t>
+        <w:t xml:space="preserve">Mobile Robots Competition | </w:t>
+      </w:r>
+      <w:r>
+        <w:rPr>
+          <w:rFonts w:ascii="Garamond" w:hAnsi="Garamond" w:cs="Arial"/>
+          <w:i/>
+          <w:sz w:val="21"/>
+          <w:szCs w:val="21"/>
+        </w:rPr>
+        <w:t xml:space="preserve">Mechatronics, CAD, Mechanical Design, Microcontroller, </w:t>
+      </w:r>
+      <w:r>
+        <w:rPr>
+          <w:rFonts w:ascii="Garamond" w:hAnsi="Garamond" w:cs="Arial"/>
+          <w:i/>
+          <w:sz w:val="21"/>
+          <w:szCs w:val="21"/>
+        </w:rPr>
+        <w:t>Solder</w:t>
+      </w:r>
+      <w:r>
+        <w:rPr>
+          <w:rFonts w:ascii="Garamond" w:hAnsi="Garamond" w:cs="Arial"/>
+          <w:i/>
+          <w:sz w:val="21"/>
+          <w:szCs w:val="21"/>
+        </w:rPr>
+        <w:t>, Control</w:t>
+      </w:r>
+      <w:r>
+        <w:rPr>
+          <w:rFonts w:ascii="Garamond" w:hAnsi="Garamond" w:cs="Arial"/>
+          <w:i/>
+          <w:sz w:val="21"/>
+          <w:szCs w:val="21"/>
+        </w:rPr>
+        <w:t>, Webpage</w:t>
+      </w:r>
+      <w:r>
+        <w:rPr>
+          <w:rFonts w:ascii="Garamond" w:hAnsi="Garamond" w:cs="Arial"/>
+          <w:i/>
+          <w:sz w:val="21"/>
+          <w:szCs w:val="21"/>
+        </w:rPr>
+        <w:t>, C</w:t>
       </w:r>
       <w:r>
         <w:rPr>
@@ -2760,7 +2660,7 @@
           <w:sz w:val="21"/>
           <w:szCs w:val="21"/>
         </w:rPr>
-        <w:t>5</w:t>
+        <w:t>6</w:t>
       </w:r>
       <w:r>
         <w:rPr>
@@ -2782,7 +2682,7 @@
           <w:sz w:val="21"/>
           <w:szCs w:val="21"/>
         </w:rPr>
-        <w:t>May 2025</w:t>
+        <w:t>Present</w:t>
       </w:r>
     </w:p>
     <w:p>
@@ -2798,286 +2698,18 @@
         <w:spacing w:after="0" w:line="276" w:lineRule="auto"/>
         <w:rPr>
           <w:rFonts w:ascii="Garamond" w:hAnsi="Garamond" w:cs="Arial"/>
-          <w:sz w:val="21"/>
-          <w:szCs w:val="21"/>
-        </w:rPr>
-      </w:pPr>
-      <w:r>
-        <w:rPr>
-          <w:rFonts w:ascii="Garamond" w:hAnsi="Garamond" w:cs="Arial"/>
-          <w:sz w:val="21"/>
-          <w:szCs w:val="21"/>
-        </w:rPr>
-        <w:t xml:space="preserve">Developed autonomous racing car that </w:t>
-      </w:r>
-      <w:r>
-        <w:rPr>
-          <w:rFonts w:ascii="Garamond" w:hAnsi="Garamond" w:cs="Arial"/>
-          <w:sz w:val="21"/>
-          <w:szCs w:val="21"/>
-        </w:rPr>
-        <w:t>was</w:t>
-      </w:r>
-      <w:r>
-        <w:rPr>
-          <w:rFonts w:ascii="Garamond" w:hAnsi="Garamond" w:cs="Arial"/>
-          <w:sz w:val="21"/>
-          <w:szCs w:val="21"/>
-        </w:rPr>
-        <w:t xml:space="preserve"> 1/10 scale of F1 racing cars; designed and implemented motion planning</w:t>
-      </w:r>
-      <w:r>
-        <w:rPr>
-          <w:rFonts w:ascii="Garamond" w:hAnsi="Garamond" w:cs="Arial"/>
-          <w:sz w:val="21"/>
-          <w:szCs w:val="21"/>
-        </w:rPr>
-        <w:t xml:space="preserve"> and</w:t>
-      </w:r>
-      <w:r>
-        <w:rPr>
-          <w:rFonts w:ascii="Garamond" w:hAnsi="Garamond" w:cs="Arial"/>
-          <w:sz w:val="21"/>
-          <w:szCs w:val="21"/>
-        </w:rPr>
-        <w:t xml:space="preserve"> vehicle</w:t>
-      </w:r>
-      <w:r>
-        <w:rPr>
-          <w:rFonts w:ascii="Garamond" w:hAnsi="Garamond" w:cs="Arial"/>
-          <w:sz w:val="21"/>
-          <w:szCs w:val="21"/>
-        </w:rPr>
-        <w:t xml:space="preserve"> control systems using Python</w:t>
-      </w:r>
-      <w:r>
-        <w:rPr>
-          <w:rFonts w:ascii="Garamond" w:hAnsi="Garamond" w:cs="Arial"/>
-          <w:sz w:val="21"/>
-          <w:szCs w:val="21"/>
-        </w:rPr>
-        <w:t>,</w:t>
-      </w:r>
-      <w:r>
-        <w:rPr>
-          <w:rFonts w:ascii="Garamond" w:hAnsi="Garamond" w:cs="Arial"/>
-          <w:sz w:val="21"/>
-          <w:szCs w:val="21"/>
-        </w:rPr>
-        <w:t xml:space="preserve"> C++</w:t>
-      </w:r>
-      <w:r>
-        <w:rPr>
-          <w:rFonts w:ascii="Garamond" w:hAnsi="Garamond" w:cs="Arial"/>
-          <w:sz w:val="21"/>
-          <w:szCs w:val="21"/>
-        </w:rPr>
-        <w:t>,</w:t>
-      </w:r>
-      <w:r>
-        <w:rPr>
-          <w:rFonts w:ascii="Garamond" w:hAnsi="Garamond" w:cs="Arial"/>
-          <w:sz w:val="21"/>
-          <w:szCs w:val="21"/>
-        </w:rPr>
-        <w:t xml:space="preserve"> ROS</w:t>
-      </w:r>
-      <w:r>
-        <w:rPr>
-          <w:rFonts w:ascii="Garamond" w:hAnsi="Garamond" w:cs="Arial"/>
-          <w:sz w:val="21"/>
-          <w:szCs w:val="21"/>
-        </w:rPr>
-        <w:t>, SLAM localization</w:t>
-      </w:r>
-      <w:r>
-        <w:rPr>
-          <w:rFonts w:ascii="Garamond" w:hAnsi="Garamond" w:cs="Arial"/>
-          <w:sz w:val="21"/>
-          <w:szCs w:val="21"/>
-        </w:rPr>
-        <w:t xml:space="preserve">; </w:t>
-      </w:r>
-      <w:r>
-        <w:rPr>
-          <w:rFonts w:ascii="Garamond" w:hAnsi="Garamond" w:cs="Arial"/>
-          <w:sz w:val="21"/>
-          <w:szCs w:val="21"/>
-        </w:rPr>
-        <w:t>won second place for fastest lap in race</w:t>
-      </w:r>
-    </w:p>
-    <w:p>
-      <w:pPr>
-        <w:tabs>
-          <w:tab w:val="right" w:pos="10440"/>
-        </w:tabs>
-        <w:spacing w:after="0" w:line="276" w:lineRule="auto"/>
-        <w:rPr>
-          <w:rFonts w:ascii="Garamond" w:hAnsi="Garamond" w:cs="Arial"/>
-          <w:iCs/>
-          <w:sz w:val="21"/>
-          <w:szCs w:val="21"/>
-        </w:rPr>
-      </w:pPr>
-    </w:p>
-    <w:p>
-      <w:pPr>
-        <w:tabs>
-          <w:tab w:val="right" w:pos="10440"/>
-        </w:tabs>
-        <w:spacing w:after="0" w:line="276" w:lineRule="auto"/>
-        <w:rPr>
-          <w:rFonts w:ascii="Garamond" w:hAnsi="Garamond" w:cs="Arial"/>
-          <w:i/>
-          <w:sz w:val="21"/>
-          <w:szCs w:val="21"/>
-        </w:rPr>
-      </w:pPr>
-      <w:r>
-        <w:rPr>
-          <w:rFonts w:ascii="Garamond" w:hAnsi="Garamond" w:cs="Arial"/>
-          <w:iCs/>
-          <w:sz w:val="21"/>
-          <w:szCs w:val="21"/>
-        </w:rPr>
-        <w:t>Research of Traffic Collision Prediction System</w:t>
-      </w:r>
-      <w:r>
-        <w:rPr>
-          <w:rFonts w:ascii="Garamond" w:hAnsi="Garamond" w:cs="Arial"/>
-          <w:iCs/>
-          <w:sz w:val="21"/>
-          <w:szCs w:val="21"/>
-        </w:rPr>
-        <w:t xml:space="preserve"> | </w:t>
-      </w:r>
-      <w:r>
-        <w:rPr>
-          <w:rFonts w:ascii="Garamond" w:hAnsi="Garamond" w:cs="Arial"/>
-          <w:i/>
-          <w:sz w:val="21"/>
-          <w:szCs w:val="21"/>
-        </w:rPr>
-        <w:t xml:space="preserve">Prototyping, </w:t>
-      </w:r>
-      <w:r>
-        <w:rPr>
-          <w:rFonts w:ascii="Garamond" w:hAnsi="Garamond" w:cs="Arial"/>
-          <w:i/>
-          <w:sz w:val="21"/>
-          <w:szCs w:val="21"/>
-        </w:rPr>
-        <w:t xml:space="preserve">Extended Kalman </w:t>
-      </w:r>
-      <w:proofErr w:type="gramStart"/>
-      <w:r>
-        <w:rPr>
-          <w:rFonts w:ascii="Garamond" w:hAnsi="Garamond" w:cs="Arial"/>
-          <w:i/>
-          <w:sz w:val="21"/>
-          <w:szCs w:val="21"/>
-        </w:rPr>
-        <w:t>Filter ,</w:t>
-      </w:r>
-      <w:proofErr w:type="gramEnd"/>
-      <w:r>
-        <w:rPr>
-          <w:rFonts w:ascii="Garamond" w:hAnsi="Garamond" w:cs="Arial"/>
-          <w:i/>
-          <w:sz w:val="21"/>
-          <w:szCs w:val="21"/>
-        </w:rPr>
-        <w:t xml:space="preserve"> </w:t>
-      </w:r>
-      <w:r>
-        <w:rPr>
-          <w:rFonts w:ascii="Garamond" w:hAnsi="Garamond" w:cs="Arial"/>
-          <w:i/>
-          <w:sz w:val="21"/>
-          <w:szCs w:val="21"/>
-        </w:rPr>
-        <w:t>C++, ROS</w:t>
-      </w:r>
-      <w:r>
-        <w:rPr>
-          <w:rFonts w:ascii="Garamond" w:hAnsi="Garamond" w:cs="Arial"/>
-          <w:i/>
-          <w:sz w:val="21"/>
-          <w:szCs w:val="21"/>
-        </w:rPr>
-        <w:tab/>
-      </w:r>
-      <w:r>
-        <w:rPr>
-          <w:rFonts w:ascii="Garamond" w:hAnsi="Garamond" w:cs="Arial"/>
-          <w:i/>
-          <w:sz w:val="21"/>
-          <w:szCs w:val="21"/>
-        </w:rPr>
-        <w:t>April</w:t>
-      </w:r>
-      <w:r>
-        <w:rPr>
-          <w:rFonts w:ascii="Garamond" w:hAnsi="Garamond" w:cs="Arial"/>
-          <w:i/>
-          <w:sz w:val="21"/>
-          <w:szCs w:val="21"/>
-        </w:rPr>
-        <w:t xml:space="preserve"> 202</w:t>
-      </w:r>
-      <w:r>
-        <w:rPr>
-          <w:rFonts w:ascii="Garamond" w:hAnsi="Garamond" w:cs="Arial"/>
-          <w:i/>
-          <w:sz w:val="21"/>
-          <w:szCs w:val="21"/>
-        </w:rPr>
-        <w:t>2</w:t>
-      </w:r>
-      <w:r>
-        <w:rPr>
-          <w:rFonts w:ascii="Garamond" w:hAnsi="Garamond" w:cs="Arial"/>
-          <w:bCs/>
-          <w:i/>
-          <w:iCs/>
-          <w:sz w:val="21"/>
-          <w:szCs w:val="21"/>
-        </w:rPr>
-        <w:t xml:space="preserve"> – </w:t>
-      </w:r>
-      <w:r>
-        <w:rPr>
-          <w:rFonts w:ascii="Garamond" w:hAnsi="Garamond" w:cs="Arial"/>
-          <w:bCs/>
-          <w:i/>
-          <w:iCs/>
-          <w:sz w:val="21"/>
-          <w:szCs w:val="21"/>
-        </w:rPr>
-        <w:t>March</w:t>
-      </w:r>
-      <w:r>
-        <w:rPr>
-          <w:rFonts w:ascii="Garamond" w:hAnsi="Garamond" w:cs="Arial"/>
-          <w:bCs/>
-          <w:i/>
-          <w:iCs/>
-          <w:sz w:val="21"/>
-          <w:szCs w:val="21"/>
-        </w:rPr>
-        <w:t xml:space="preserve"> 202</w:t>
-      </w:r>
-      <w:r>
-        <w:rPr>
-          <w:rFonts w:ascii="Garamond" w:hAnsi="Garamond" w:cs="Arial"/>
-          <w:bCs/>
-          <w:i/>
-          <w:iCs/>
-          <w:sz w:val="21"/>
-          <w:szCs w:val="21"/>
-        </w:rPr>
-        <w:t>3</w:t>
+          <w:iCs/>
+          <w:sz w:val="21"/>
+          <w:szCs w:val="21"/>
+        </w:rPr>
+      </w:pPr>
+      <w:r>
+        <w:rPr>
+          <w:rFonts w:ascii="Garamond" w:hAnsi="Garamond" w:cs="Arial"/>
+          <w:sz w:val="21"/>
+          <w:szCs w:val="21"/>
+        </w:rPr>
+        <w:t>Design and fabricate a mobile robot using CAD, laser cutting, 3D printing</w:t>
       </w:r>
     </w:p>
     <w:p>
@@ -3093,6 +2725,243 @@
         <w:spacing w:after="0" w:line="276" w:lineRule="auto"/>
         <w:rPr>
           <w:rFonts w:ascii="Garamond" w:hAnsi="Garamond" w:cs="Arial"/>
+          <w:iCs/>
+          <w:sz w:val="21"/>
+          <w:szCs w:val="21"/>
+        </w:rPr>
+      </w:pPr>
+      <w:r>
+        <w:rPr>
+          <w:rFonts w:ascii="Garamond" w:hAnsi="Garamond" w:cs="Arial"/>
+          <w:iCs/>
+          <w:sz w:val="21"/>
+          <w:szCs w:val="21"/>
+        </w:rPr>
+        <w:t>Develop embedded control software in C (Arduino) for real-time motor control and sensor integration</w:t>
+      </w:r>
+    </w:p>
+    <w:p>
+      <w:pPr>
+        <w:pStyle w:val="ListParagraph"/>
+        <w:numPr>
+          <w:ilvl w:val="0"/>
+          <w:numId w:val="2"/>
+        </w:numPr>
+        <w:tabs>
+          <w:tab w:val="right" w:pos="10440"/>
+        </w:tabs>
+        <w:spacing w:after="0" w:line="276" w:lineRule="auto"/>
+        <w:rPr>
+          <w:rFonts w:ascii="Garamond" w:hAnsi="Garamond" w:cs="Arial"/>
+          <w:iCs/>
+          <w:sz w:val="21"/>
+          <w:szCs w:val="21"/>
+        </w:rPr>
+      </w:pPr>
+      <w:r>
+        <w:rPr>
+          <w:rFonts w:ascii="Garamond" w:hAnsi="Garamond" w:cs="Arial"/>
+          <w:iCs/>
+          <w:sz w:val="21"/>
+          <w:szCs w:val="21"/>
+        </w:rPr>
+        <w:t>Implement wall-following using ToF sensor feedback and closed-loop control</w:t>
+      </w:r>
+    </w:p>
+    <w:p>
+      <w:pPr>
+        <w:pStyle w:val="ListParagraph"/>
+        <w:numPr>
+          <w:ilvl w:val="0"/>
+          <w:numId w:val="2"/>
+        </w:numPr>
+        <w:tabs>
+          <w:tab w:val="right" w:pos="10440"/>
+        </w:tabs>
+        <w:spacing w:after="0" w:line="276" w:lineRule="auto"/>
+        <w:rPr>
+          <w:rFonts w:ascii="Garamond" w:hAnsi="Garamond" w:cs="Arial"/>
+          <w:iCs/>
+          <w:sz w:val="21"/>
+          <w:szCs w:val="21"/>
+        </w:rPr>
+      </w:pPr>
+      <w:r>
+        <w:rPr>
+          <w:rFonts w:ascii="Garamond" w:hAnsi="Garamond" w:cs="Arial"/>
+          <w:iCs/>
+          <w:sz w:val="21"/>
+          <w:szCs w:val="21"/>
+        </w:rPr>
+        <w:t>Design and solder custom circuitry and build a web-based interface for wireless robot control</w:t>
+      </w:r>
+    </w:p>
+    <w:p>
+      <w:pPr>
+        <w:tabs>
+          <w:tab w:val="right" w:pos="10440"/>
+        </w:tabs>
+        <w:spacing w:after="0" w:line="276" w:lineRule="auto"/>
+        <w:rPr>
+          <w:rFonts w:ascii="Garamond" w:hAnsi="Garamond" w:cs="Arial"/>
+          <w:iCs/>
+          <w:sz w:val="21"/>
+          <w:szCs w:val="21"/>
+        </w:rPr>
+      </w:pPr>
+    </w:p>
+    <w:p>
+      <w:pPr>
+        <w:tabs>
+          <w:tab w:val="right" w:pos="10440"/>
+        </w:tabs>
+        <w:spacing w:after="0" w:line="276" w:lineRule="auto"/>
+        <w:rPr>
+          <w:rFonts w:ascii="Garamond" w:hAnsi="Garamond" w:cs="Arial"/>
+          <w:i/>
+          <w:sz w:val="21"/>
+          <w:szCs w:val="21"/>
+        </w:rPr>
+      </w:pPr>
+      <w:r>
+        <w:rPr>
+          <w:rFonts w:ascii="Garamond" w:hAnsi="Garamond" w:cs="Arial"/>
+          <w:iCs/>
+          <w:sz w:val="21"/>
+          <w:szCs w:val="21"/>
+        </w:rPr>
+        <w:t>Research of Traffic Collision Prediction System</w:t>
+      </w:r>
+      <w:r>
+        <w:rPr>
+          <w:rFonts w:ascii="Garamond" w:hAnsi="Garamond" w:cs="Arial"/>
+          <w:iCs/>
+          <w:sz w:val="21"/>
+          <w:szCs w:val="21"/>
+        </w:rPr>
+        <w:t xml:space="preserve"> | </w:t>
+      </w:r>
+      <w:r>
+        <w:rPr>
+          <w:rFonts w:ascii="Garamond" w:hAnsi="Garamond" w:cs="Arial"/>
+          <w:i/>
+          <w:sz w:val="21"/>
+          <w:szCs w:val="21"/>
+        </w:rPr>
+        <w:t xml:space="preserve">Prototyping, </w:t>
+      </w:r>
+      <w:r>
+        <w:rPr>
+          <w:rFonts w:ascii="Garamond" w:hAnsi="Garamond" w:cs="Arial"/>
+          <w:i/>
+          <w:sz w:val="21"/>
+          <w:szCs w:val="21"/>
+        </w:rPr>
+        <w:t xml:space="preserve">Extended Kalman Filter , </w:t>
+      </w:r>
+      <w:r>
+        <w:rPr>
+          <w:rFonts w:ascii="Garamond" w:hAnsi="Garamond" w:cs="Arial"/>
+          <w:i/>
+          <w:sz w:val="21"/>
+          <w:szCs w:val="21"/>
+        </w:rPr>
+        <w:t>C++, ROS</w:t>
+      </w:r>
+      <w:r>
+        <w:rPr>
+          <w:rFonts w:ascii="Garamond" w:hAnsi="Garamond" w:cs="Arial"/>
+          <w:i/>
+          <w:sz w:val="21"/>
+          <w:szCs w:val="21"/>
+        </w:rPr>
+        <w:tab/>
+      </w:r>
+      <w:r>
+        <w:rPr>
+          <w:rFonts w:ascii="Garamond" w:hAnsi="Garamond" w:cs="Arial"/>
+          <w:i/>
+          <w:sz w:val="21"/>
+          <w:szCs w:val="21"/>
+        </w:rPr>
+        <w:t>April</w:t>
+      </w:r>
+      <w:r>
+        <w:rPr>
+          <w:rFonts w:ascii="Garamond" w:hAnsi="Garamond" w:cs="Arial"/>
+          <w:i/>
+          <w:sz w:val="21"/>
+          <w:szCs w:val="21"/>
+        </w:rPr>
+        <w:t xml:space="preserve"> 202</w:t>
+      </w:r>
+      <w:r>
+        <w:rPr>
+          <w:rFonts w:ascii="Garamond" w:hAnsi="Garamond" w:cs="Arial"/>
+          <w:i/>
+          <w:sz w:val="21"/>
+          <w:szCs w:val="21"/>
+        </w:rPr>
+        <w:t>2</w:t>
+      </w:r>
+      <w:r>
+        <w:rPr>
+          <w:rFonts w:ascii="Garamond" w:hAnsi="Garamond" w:cs="Arial"/>
+          <w:bCs/>
+          <w:i/>
+          <w:iCs/>
+          <w:sz w:val="21"/>
+          <w:szCs w:val="21"/>
+        </w:rPr>
+        <w:t xml:space="preserve"> – </w:t>
+      </w:r>
+      <w:r>
+        <w:rPr>
+          <w:rFonts w:ascii="Garamond" w:hAnsi="Garamond" w:cs="Arial"/>
+          <w:bCs/>
+          <w:i/>
+          <w:iCs/>
+          <w:sz w:val="21"/>
+          <w:szCs w:val="21"/>
+        </w:rPr>
+        <w:t>March</w:t>
+      </w:r>
+      <w:r>
+        <w:rPr>
+          <w:rFonts w:ascii="Garamond" w:hAnsi="Garamond" w:cs="Arial"/>
+          <w:bCs/>
+          <w:i/>
+          <w:iCs/>
+          <w:sz w:val="21"/>
+          <w:szCs w:val="21"/>
+        </w:rPr>
+        <w:t xml:space="preserve"> 202</w:t>
+      </w:r>
+      <w:r>
+        <w:rPr>
+          <w:rFonts w:ascii="Garamond" w:hAnsi="Garamond" w:cs="Arial"/>
+          <w:bCs/>
+          <w:i/>
+          <w:iCs/>
+          <w:sz w:val="21"/>
+          <w:szCs w:val="21"/>
+        </w:rPr>
+        <w:t>3</w:t>
+      </w:r>
+    </w:p>
+    <w:p>
+      <w:pPr>
+        <w:pStyle w:val="ListParagraph"/>
+        <w:numPr>
+          <w:ilvl w:val="0"/>
+          <w:numId w:val="2"/>
+        </w:numPr>
+        <w:tabs>
+          <w:tab w:val="right" w:pos="10440"/>
+        </w:tabs>
+        <w:spacing w:after="0" w:line="276" w:lineRule="auto"/>
+        <w:rPr>
+          <w:rFonts w:ascii="Garamond" w:hAnsi="Garamond" w:cs="Arial"/>
           <w:sz w:val="21"/>
           <w:szCs w:val="21"/>
         </w:rPr>
@@ -3135,54 +3004,8 @@
           <w:sz w:val="21"/>
           <w:szCs w:val="21"/>
         </w:rPr>
-        <w:t xml:space="preserve"> among </w:t>
-      </w:r>
-      <w:proofErr w:type="gramStart"/>
-      <w:r>
-        <w:rPr>
-          <w:rFonts w:ascii="Garamond" w:hAnsi="Garamond" w:cs="Arial"/>
-          <w:sz w:val="21"/>
-          <w:szCs w:val="21"/>
-        </w:rPr>
-        <w:t>pedestrian</w:t>
-      </w:r>
-      <w:proofErr w:type="gramEnd"/>
-      <w:r>
-        <w:rPr>
-          <w:rFonts w:ascii="Garamond" w:hAnsi="Garamond" w:cs="Arial"/>
-          <w:sz w:val="21"/>
-          <w:szCs w:val="21"/>
-        </w:rPr>
-        <w:t xml:space="preserve">, </w:t>
-      </w:r>
-      <w:proofErr w:type="gramStart"/>
-      <w:r>
-        <w:rPr>
-          <w:rFonts w:ascii="Garamond" w:hAnsi="Garamond" w:cs="Arial"/>
-          <w:sz w:val="21"/>
-          <w:szCs w:val="21"/>
-        </w:rPr>
-        <w:t>cyclist</w:t>
-      </w:r>
-      <w:proofErr w:type="gramEnd"/>
-      <w:r>
-        <w:rPr>
-          <w:rFonts w:ascii="Garamond" w:hAnsi="Garamond" w:cs="Arial"/>
-          <w:sz w:val="21"/>
-          <w:szCs w:val="21"/>
-        </w:rPr>
-        <w:t xml:space="preserve">, and intelligent </w:t>
-      </w:r>
-      <w:proofErr w:type="gramStart"/>
-      <w:r>
-        <w:rPr>
-          <w:rFonts w:ascii="Garamond" w:hAnsi="Garamond" w:cs="Arial"/>
-          <w:sz w:val="21"/>
-          <w:szCs w:val="21"/>
-        </w:rPr>
-        <w:t>wheelchair</w:t>
-      </w:r>
-      <w:proofErr w:type="gramEnd"/>
+        <w:t xml:space="preserve"> among pedestrian, cyclist, and intelligent wheelchair</w:t>
+      </w:r>
     </w:p>
     <w:p>
       <w:pPr>
@@ -3243,16 +3066,7 @@
           <w:sz w:val="21"/>
           <w:szCs w:val="21"/>
         </w:rPr>
-        <w:t xml:space="preserve"> Extended Kalman </w:t>
-      </w:r>
-      <w:proofErr w:type="gramStart"/>
-      <w:r>
-        <w:rPr>
-          <w:rFonts w:ascii="Garamond" w:hAnsi="Garamond" w:cs="Arial"/>
-          <w:sz w:val="21"/>
-          <w:szCs w:val="21"/>
-        </w:rPr>
-        <w:t>Filter</w:t>
+        <w:t xml:space="preserve"> Extended Kalman Filter</w:t>
       </w:r>
       <w:r>
         <w:rPr>
@@ -3262,7 +3076,6 @@
         </w:rPr>
         <w:t>;</w:t>
       </w:r>
-      <w:proofErr w:type="gramEnd"/>
       <w:r>
         <w:rPr>
           <w:rFonts w:ascii="Garamond" w:hAnsi="Garamond" w:cs="Arial"/>

--- a/Marika_Nishi_Resume.docx
+++ b/Marika_Nishi_Resume.docx
@@ -36,6 +36,14 @@
           <w:sz w:val="40"/>
         </w:rPr>
         <w:t xml:space="preserve"> </w:t>
+      </w:r>
+      <w:r>
+        <w:rPr>
+          <w:rFonts w:ascii="Times New Roman" w:hAnsi="Times New Roman" w:cs="Times New Roman"/>
+          <w:sz w:val="20"/>
+          <w:szCs w:val="10"/>
+        </w:rPr>
+        <w:t>Mobile Robots Intern - AGV SLAM Research &amp; Enhancement​</w:t>
       </w:r>
     </w:p>
     <w:p>
@@ -131,27 +139,7 @@
             <w:sz w:val="18"/>
             <w:szCs w:val="18"/>
           </w:rPr>
-          <w:t>linkedin.com/in/</w:t>
-        </w:r>
-        <w:proofErr w:type="spellStart"/>
-        <w:r>
-          <w:rPr>
-            <w:rStyle w:val="Hyperlink"/>
-            <w:rFonts w:ascii="Garamond" w:hAnsi="Garamond" w:cs="Arial"/>
-            <w:sz w:val="18"/>
-            <w:szCs w:val="18"/>
-          </w:rPr>
-          <w:t>marika-nishi</w:t>
-        </w:r>
-        <w:proofErr w:type="spellEnd"/>
-        <w:r>
-          <w:rPr>
-            <w:rStyle w:val="Hyperlink"/>
-            <w:rFonts w:ascii="Garamond" w:hAnsi="Garamond" w:cs="Arial"/>
-            <w:sz w:val="18"/>
-            <w:szCs w:val="18"/>
-          </w:rPr>
-          <w:t>/</w:t>
+          <w:t>linkedin.com/in/marika-nishi/</w:t>
         </w:r>
       </w:hyperlink>
       <w:r>
@@ -769,17 +757,42 @@
         </w:rPr>
         <w:t xml:space="preserve"> </w:t>
       </w:r>
-      <w:proofErr w:type="spellStart"/>
-      <w:r>
-        <w:rPr>
-          <w:rFonts w:ascii="Garamond" w:hAnsi="Garamond" w:cs="Arial"/>
-          <w:iCs/>
-          <w:sz w:val="21"/>
-          <w:szCs w:val="21"/>
-        </w:rPr>
-        <w:t>PyTorch</w:t>
-      </w:r>
-      <w:proofErr w:type="spellEnd"/>
+      <w:r>
+        <w:rPr>
+          <w:rFonts w:ascii="Garamond" w:hAnsi="Garamond" w:cs="Arial"/>
+          <w:iCs/>
+          <w:sz w:val="21"/>
+          <w:szCs w:val="21"/>
+        </w:rPr>
+        <w:t xml:space="preserve">PyTorch, </w:t>
+      </w:r>
+      <w:r>
+        <w:rPr>
+          <w:rFonts w:ascii="Garamond" w:hAnsi="Garamond" w:cs="Arial"/>
+          <w:iCs/>
+          <w:sz w:val="21"/>
+          <w:szCs w:val="21"/>
+        </w:rPr>
+        <w:t>Robot Operating System (</w:t>
+      </w:r>
+      <w:r>
+        <w:rPr>
+          <w:rFonts w:ascii="Garamond" w:hAnsi="Garamond" w:cs="Arial"/>
+          <w:iCs/>
+          <w:sz w:val="21"/>
+          <w:szCs w:val="21"/>
+        </w:rPr>
+        <w:t>ROS</w:t>
+      </w:r>
+      <w:r>
+        <w:rPr>
+          <w:rFonts w:ascii="Garamond" w:hAnsi="Garamond" w:cs="Arial"/>
+          <w:iCs/>
+          <w:sz w:val="21"/>
+          <w:szCs w:val="21"/>
+        </w:rPr>
+        <w:t>)</w:t>
+      </w:r>
       <w:r>
         <w:rPr>
           <w:rFonts w:ascii="Garamond" w:hAnsi="Garamond" w:cs="Arial"/>
@@ -792,38 +805,10 @@
       <w:r>
         <w:rPr>
           <w:rFonts w:ascii="Garamond" w:hAnsi="Garamond" w:cs="Arial"/>
-          <w:iCs/>
-          <w:sz w:val="21"/>
-          <w:szCs w:val="21"/>
-        </w:rPr>
-        <w:t>Robot Operating System (</w:t>
-      </w:r>
-      <w:r>
-        <w:rPr>
-          <w:rFonts w:ascii="Garamond" w:hAnsi="Garamond" w:cs="Arial"/>
-          <w:iCs/>
-          <w:sz w:val="21"/>
-          <w:szCs w:val="21"/>
-        </w:rPr>
-        <w:t>ROS</w:t>
-      </w:r>
-      <w:r>
-        <w:rPr>
-          <w:rFonts w:ascii="Garamond" w:hAnsi="Garamond" w:cs="Arial"/>
-          <w:iCs/>
-          <w:sz w:val="21"/>
-          <w:szCs w:val="21"/>
-        </w:rPr>
-        <w:t>)</w:t>
-      </w:r>
-      <w:r>
-        <w:rPr>
-          <w:rFonts w:ascii="Garamond" w:hAnsi="Garamond" w:cs="Arial"/>
-          <w:iCs/>
-          <w:sz w:val="21"/>
-          <w:szCs w:val="21"/>
-        </w:rPr>
-        <w:t xml:space="preserve">, </w:t>
+          <w:sz w:val="21"/>
+          <w:szCs w:val="21"/>
+        </w:rPr>
+        <w:t xml:space="preserve">SLAM, </w:t>
       </w:r>
       <w:r>
         <w:rPr>
@@ -891,7 +876,7 @@
           <w:sz w:val="21"/>
           <w:szCs w:val="21"/>
         </w:rPr>
-        <w:t>SLAM, Sensor Fusion, OpenCV</w:t>
+        <w:t>Sensor Fusion, OpenCV</w:t>
       </w:r>
     </w:p>
     <w:p>
@@ -1029,14 +1014,6 @@
           <w:sz w:val="21"/>
           <w:szCs w:val="21"/>
         </w:rPr>
-        <w:t xml:space="preserve">Mechatronics; </w:t>
-      </w:r>
-      <w:r>
-        <w:rPr>
-          <w:rFonts w:ascii="Garamond" w:hAnsi="Garamond" w:cs="Arial"/>
-          <w:sz w:val="21"/>
-          <w:szCs w:val="21"/>
-        </w:rPr>
         <w:t xml:space="preserve">F1tenth Autonomous Racing Cars; Automotive Engineering; </w:t>
       </w:r>
       <w:r>
@@ -1118,6 +1095,22 @@
           <w:szCs w:val="21"/>
         </w:rPr>
         <w:t>; Machine Learning</w:t>
+      </w:r>
+      <w:r>
+        <w:rPr>
+          <w:rFonts w:ascii="Garamond" w:hAnsi="Garamond" w:cs="Arial"/>
+          <w:sz w:val="21"/>
+          <w:szCs w:val="21"/>
+        </w:rPr>
+        <w:t xml:space="preserve">; </w:t>
+      </w:r>
+      <w:r>
+        <w:rPr>
+          <w:rFonts w:ascii="Garamond" w:hAnsi="Garamond" w:cs="Arial"/>
+          <w:sz w:val="21"/>
+          <w:szCs w:val="21"/>
+        </w:rPr>
+        <w:t>Mechatronics</w:t>
       </w:r>
     </w:p>
     <w:p>
@@ -1194,25 +1187,7 @@
           <w:sz w:val="21"/>
           <w:szCs w:val="21"/>
         </w:rPr>
-        <w:t xml:space="preserve">Visibility Evaluation Around Unsignalized Intersections with Occlusion </w:t>
-      </w:r>
-      <w:proofErr w:type="gramStart"/>
-      <w:r>
-        <w:rPr>
-          <w:rFonts w:ascii="Garamond" w:hAnsi="Garamond" w:cs="Arial"/>
-          <w:sz w:val="21"/>
-          <w:szCs w:val="21"/>
-        </w:rPr>
-        <w:t>From</w:t>
-      </w:r>
-      <w:proofErr w:type="gramEnd"/>
-      <w:r>
-        <w:rPr>
-          <w:rFonts w:ascii="Garamond" w:hAnsi="Garamond" w:cs="Arial"/>
-          <w:sz w:val="21"/>
-          <w:szCs w:val="21"/>
-        </w:rPr>
-        <w:t xml:space="preserve"> Arbitrary On-road Viewpoints Using Point Cloud Maps</w:t>
+        <w:t>Visibility Evaluation Around Unsignalized Intersections with Occlusion From Arbitrary On-road Viewpoints Using Point Cloud Maps</w:t>
       </w:r>
       <w:r>
         <w:rPr>
@@ -1889,7 +1864,6 @@
         </w:rPr>
         <w:t xml:space="preserve">Designed and built </w:t>
       </w:r>
-      <w:proofErr w:type="gramStart"/>
       <w:r>
         <w:rPr>
           <w:rFonts w:ascii="Garamond" w:hAnsi="Garamond" w:cs="Arial"/>
@@ -1898,7 +1872,6 @@
         </w:rPr>
         <w:t>map</w:t>
       </w:r>
-      <w:proofErr w:type="gramEnd"/>
       <w:r>
         <w:rPr>
           <w:rFonts w:ascii="Garamond" w:hAnsi="Garamond" w:cs="Arial"/>
@@ -2035,25 +2008,7 @@
           <w:sz w:val="21"/>
           <w:szCs w:val="21"/>
         </w:rPr>
-        <w:t xml:space="preserve"> that </w:t>
-      </w:r>
-      <w:proofErr w:type="gramStart"/>
-      <w:r>
-        <w:rPr>
-          <w:rFonts w:ascii="Garamond" w:hAnsi="Garamond" w:cs="Arial"/>
-          <w:sz w:val="21"/>
-          <w:szCs w:val="21"/>
-        </w:rPr>
-        <w:t>processed</w:t>
-      </w:r>
-      <w:proofErr w:type="gramEnd"/>
-      <w:r>
-        <w:rPr>
-          <w:rFonts w:ascii="Garamond" w:hAnsi="Garamond" w:cs="Arial"/>
-          <w:sz w:val="21"/>
-          <w:szCs w:val="21"/>
-        </w:rPr>
-        <w:t xml:space="preserve"> </w:t>
+        <w:t xml:space="preserve"> that processed </w:t>
       </w:r>
       <w:r>
         <w:rPr>
@@ -2079,7 +2034,6 @@
         </w:rPr>
         <w:t xml:space="preserve"> by fixing signal </w:t>
       </w:r>
-      <w:proofErr w:type="gramStart"/>
       <w:r>
         <w:rPr>
           <w:rFonts w:ascii="Garamond" w:hAnsi="Garamond" w:cs="Arial"/>
@@ -2094,16 +2048,7 @@
           <w:sz w:val="21"/>
           <w:szCs w:val="21"/>
         </w:rPr>
-        <w:t>;</w:t>
-      </w:r>
-      <w:proofErr w:type="gramEnd"/>
-      <w:r>
-        <w:rPr>
-          <w:rFonts w:ascii="Garamond" w:hAnsi="Garamond" w:cs="Arial"/>
-          <w:sz w:val="21"/>
-          <w:szCs w:val="21"/>
-        </w:rPr>
-        <w:t xml:space="preserve"> </w:t>
+        <w:t xml:space="preserve">; </w:t>
       </w:r>
       <w:r>
         <w:rPr>
@@ -2968,27 +2913,7 @@
           <w:sz w:val="21"/>
           <w:szCs w:val="21"/>
         </w:rPr>
-        <w:t xml:space="preserve">Extended Kalman </w:t>
-      </w:r>
-      <w:proofErr w:type="gramStart"/>
-      <w:r>
-        <w:rPr>
-          <w:rFonts w:ascii="Garamond" w:hAnsi="Garamond" w:cs="Arial"/>
-          <w:i/>
-          <w:sz w:val="21"/>
-          <w:szCs w:val="21"/>
-        </w:rPr>
-        <w:t>Filter ,</w:t>
-      </w:r>
-      <w:proofErr w:type="gramEnd"/>
-      <w:r>
-        <w:rPr>
-          <w:rFonts w:ascii="Garamond" w:hAnsi="Garamond" w:cs="Arial"/>
-          <w:i/>
-          <w:sz w:val="21"/>
-          <w:szCs w:val="21"/>
-        </w:rPr>
-        <w:t xml:space="preserve"> </w:t>
+        <w:t xml:space="preserve">Extended Kalman Filter , </w:t>
       </w:r>
       <w:r>
         <w:rPr>
@@ -3135,54 +3060,8 @@
           <w:sz w:val="21"/>
           <w:szCs w:val="21"/>
         </w:rPr>
-        <w:t xml:space="preserve"> among </w:t>
-      </w:r>
-      <w:proofErr w:type="gramStart"/>
-      <w:r>
-        <w:rPr>
-          <w:rFonts w:ascii="Garamond" w:hAnsi="Garamond" w:cs="Arial"/>
-          <w:sz w:val="21"/>
-          <w:szCs w:val="21"/>
-        </w:rPr>
-        <w:t>pedestrian</w:t>
-      </w:r>
-      <w:proofErr w:type="gramEnd"/>
-      <w:r>
-        <w:rPr>
-          <w:rFonts w:ascii="Garamond" w:hAnsi="Garamond" w:cs="Arial"/>
-          <w:sz w:val="21"/>
-          <w:szCs w:val="21"/>
-        </w:rPr>
-        <w:t xml:space="preserve">, </w:t>
-      </w:r>
-      <w:proofErr w:type="gramStart"/>
-      <w:r>
-        <w:rPr>
-          <w:rFonts w:ascii="Garamond" w:hAnsi="Garamond" w:cs="Arial"/>
-          <w:sz w:val="21"/>
-          <w:szCs w:val="21"/>
-        </w:rPr>
-        <w:t>cyclist</w:t>
-      </w:r>
-      <w:proofErr w:type="gramEnd"/>
-      <w:r>
-        <w:rPr>
-          <w:rFonts w:ascii="Garamond" w:hAnsi="Garamond" w:cs="Arial"/>
-          <w:sz w:val="21"/>
-          <w:szCs w:val="21"/>
-        </w:rPr>
-        <w:t xml:space="preserve">, and intelligent </w:t>
-      </w:r>
-      <w:proofErr w:type="gramStart"/>
-      <w:r>
-        <w:rPr>
-          <w:rFonts w:ascii="Garamond" w:hAnsi="Garamond" w:cs="Arial"/>
-          <w:sz w:val="21"/>
-          <w:szCs w:val="21"/>
-        </w:rPr>
-        <w:t>wheelchair</w:t>
-      </w:r>
-      <w:proofErr w:type="gramEnd"/>
+        <w:t xml:space="preserve"> among pedestrian, cyclist, and intelligent wheelchair</w:t>
+      </w:r>
     </w:p>
     <w:p>
       <w:pPr>
@@ -3243,16 +3122,7 @@
           <w:sz w:val="21"/>
           <w:szCs w:val="21"/>
         </w:rPr>
-        <w:t xml:space="preserve"> Extended Kalman </w:t>
-      </w:r>
-      <w:proofErr w:type="gramStart"/>
-      <w:r>
-        <w:rPr>
-          <w:rFonts w:ascii="Garamond" w:hAnsi="Garamond" w:cs="Arial"/>
-          <w:sz w:val="21"/>
-          <w:szCs w:val="21"/>
-        </w:rPr>
-        <w:t>Filter</w:t>
+        <w:t xml:space="preserve"> Extended Kalman Filter</w:t>
       </w:r>
       <w:r>
         <w:rPr>
@@ -3262,7 +3132,6 @@
         </w:rPr>
         <w:t>;</w:t>
       </w:r>
-      <w:proofErr w:type="gramEnd"/>
       <w:r>
         <w:rPr>
           <w:rFonts w:ascii="Garamond" w:hAnsi="Garamond" w:cs="Arial"/>
@@ -4552,15 +4421,6 @@
 </file>
 
 <file path=customXml/item1.xml><?xml version="1.0" encoding="utf-8"?>
-<?mso-contentType ?>
-<FormTemplates xmlns="http://schemas.microsoft.com/sharepoint/v3/contenttype/forms">
-  <Display>DocumentLibraryForm</Display>
-  <Edit>DocumentLibraryForm</Edit>
-  <New>DocumentLibraryForm</New>
-</FormTemplates>
-</file>
-
-<file path=customXml/item2.xml><?xml version="1.0" encoding="utf-8"?>
 <ct:contentTypeSchema xmlns:ct="http://schemas.microsoft.com/office/2006/metadata/contentType" xmlns:ma="http://schemas.microsoft.com/office/2006/metadata/properties/metaAttributes" ct:_="" ma:_="" ma:contentTypeName="Document" ma:contentTypeID="0x010100E00F7205C82CFC49993A09459E403F9D" ma:contentTypeVersion="11" ma:contentTypeDescription="Create a new document." ma:contentTypeScope="" ma:versionID="15ca1506d9d0bc3d30df8ed0110f0d4e">
   <xsd:schema xmlns:xsd="http://www.w3.org/2001/XMLSchema" xmlns:xs="http://www.w3.org/2001/XMLSchema" xmlns:p="http://schemas.microsoft.com/office/2006/metadata/properties" xmlns:ns2="8f1b7c86-42c5-4929-b887-8cfd13270314" xmlns:ns3="671c1944-cc4f-476c-949f-52559c641db4" targetNamespace="http://schemas.microsoft.com/office/2006/metadata/properties" ma:root="true" ma:fieldsID="db6c2aada95e6879eb2870ebec6b4aa1" ns2:_="" ns3:_="">
     <xsd:import namespace="8f1b7c86-42c5-4929-b887-8cfd13270314"/>
@@ -4771,15 +4631,16 @@
 </ct:contentTypeSchema>
 </file>
 
-<file path=customXml/itemProps1.xml><?xml version="1.0" encoding="utf-8"?>
-<ds:datastoreItem xmlns:ds="http://schemas.openxmlformats.org/officeDocument/2006/customXml" ds:itemID="{8E8AFA64-578D-46FF-A288-428D1FA7C9F1}">
-  <ds:schemaRefs>
-    <ds:schemaRef ds:uri="http://schemas.microsoft.com/sharepoint/v3/contenttype/forms"/>
-  </ds:schemaRefs>
-</ds:datastoreItem>
+<file path=customXml/item2.xml><?xml version="1.0" encoding="utf-8"?>
+<?mso-contentType ?>
+<FormTemplates xmlns="http://schemas.microsoft.com/sharepoint/v3/contenttype/forms">
+  <Display>DocumentLibraryForm</Display>
+  <Edit>DocumentLibraryForm</Edit>
+  <New>DocumentLibraryForm</New>
+</FormTemplates>
 </file>
 
-<file path=customXml/itemProps2.xml><?xml version="1.0" encoding="utf-8"?>
+<file path=customXml/itemProps1.xml><?xml version="1.0" encoding="utf-8"?>
 <ds:datastoreItem xmlns:ds="http://schemas.openxmlformats.org/officeDocument/2006/customXml" ds:itemID="{5ECCFF00-82E4-439E-8D62-678F77120EF2}">
   <ds:schemaRefs>
     <ds:schemaRef ds:uri="http://schemas.microsoft.com/office/2006/metadata/contentType"/>
@@ -4796,4 +4657,12 @@
     <ds:schemaRef ds:uri="http://schemas.microsoft.com/internal/obd"/>
   </ds:schemaRefs>
 </ds:datastoreItem>
+</file>
+
+<file path=customXml/itemProps2.xml><?xml version="1.0" encoding="utf-8"?>
+<ds:datastoreItem xmlns:ds="http://schemas.openxmlformats.org/officeDocument/2006/customXml" ds:itemID="{8E8AFA64-578D-46FF-A288-428D1FA7C9F1}">
+  <ds:schemaRefs>
+    <ds:schemaRef ds:uri="http://schemas.microsoft.com/sharepoint/v3/contenttype/forms"/>
+  </ds:schemaRefs>
+</ds:datastoreItem>
 </file>
--- a/Marika_Nishi_Resume.docx
+++ b/Marika_Nishi_Resume.docx
@@ -40,10 +40,10 @@
       <w:r>
         <w:rPr>
           <w:rFonts w:ascii="Times New Roman" w:hAnsi="Times New Roman" w:cs="Times New Roman"/>
-          <w:sz w:val="20"/>
-          <w:szCs w:val="10"/>
-        </w:rPr>
-        <w:t>Mobile Robots Intern - AGV SLAM Research &amp; Enhancement​</w:t>
+          <w:sz w:val="18"/>
+          <w:szCs w:val="8"/>
+        </w:rPr>
+        <w:t>Software Engineer Intern (Fall 2026)</w:t>
       </w:r>
     </w:p>
     <w:p>
@@ -107,6 +107,7 @@
         </w:rPr>
         <w:t>-</w:t>
       </w:r>
+      <w:proofErr w:type="gramStart"/>
       <w:r>
         <w:rPr>
           <w:rFonts w:ascii="Garamond" w:hAnsi="Garamond" w:cs="Arial"/>
@@ -129,7 +130,16 @@
           <w:sz w:val="18"/>
           <w:szCs w:val="18"/>
         </w:rPr>
-        <w:t xml:space="preserve">Philadelphia, PA </w:t>
+        <w:t>Philadelphia</w:t>
+      </w:r>
+      <w:proofErr w:type="gramEnd"/>
+      <w:r>
+        <w:rPr>
+          <w:rFonts w:ascii="Garamond" w:hAnsi="Garamond" w:cs="Arial"/>
+          <w:sz w:val="18"/>
+          <w:szCs w:val="18"/>
+        </w:rPr>
+        <w:t xml:space="preserve">, PA </w:t>
       </w:r>
       <w:hyperlink r:id="rId9" w:history="1">
         <w:r>
@@ -418,7 +428,7 @@
           <w:sz w:val="21"/>
           <w:szCs w:val="21"/>
         </w:rPr>
-        <w:t>78</w:t>
+        <w:t>81</w:t>
       </w:r>
       <w:r>
         <w:rPr>
@@ -773,6 +783,24 @@
           <w:sz w:val="21"/>
           <w:szCs w:val="21"/>
         </w:rPr>
+        <w:t xml:space="preserve">ML-based planning, </w:t>
+      </w:r>
+      <w:r>
+        <w:rPr>
+          <w:rFonts w:ascii="Garamond" w:hAnsi="Garamond" w:cs="Arial"/>
+          <w:iCs/>
+          <w:sz w:val="21"/>
+          <w:szCs w:val="21"/>
+        </w:rPr>
+        <w:t xml:space="preserve">Machine Learning, </w:t>
+      </w:r>
+      <w:r>
+        <w:rPr>
+          <w:rFonts w:ascii="Garamond" w:hAnsi="Garamond" w:cs="Arial"/>
+          <w:iCs/>
+          <w:sz w:val="21"/>
+          <w:szCs w:val="21"/>
+        </w:rPr>
         <w:t>Robot Operating System (</w:t>
       </w:r>
       <w:r>
@@ -816,6 +844,48 @@
           <w:sz w:val="21"/>
           <w:szCs w:val="21"/>
         </w:rPr>
+        <w:t xml:space="preserve">perception, 1/10th scale cars, </w:t>
+      </w:r>
+      <w:r>
+        <w:rPr>
+          <w:rFonts w:ascii="Garamond" w:hAnsi="Garamond" w:cs="Arial"/>
+          <w:sz w:val="21"/>
+          <w:szCs w:val="21"/>
+        </w:rPr>
+        <w:t xml:space="preserve">Sensor Fusion, </w:t>
+      </w:r>
+      <w:r>
+        <w:rPr>
+          <w:rFonts w:ascii="Garamond" w:hAnsi="Garamond" w:cs="Arial"/>
+          <w:iCs/>
+          <w:sz w:val="21"/>
+          <w:szCs w:val="21"/>
+        </w:rPr>
+        <w:t>image processing</w:t>
+      </w:r>
+      <w:r>
+        <w:rPr>
+          <w:rFonts w:ascii="Garamond" w:hAnsi="Garamond" w:cs="Arial"/>
+          <w:iCs/>
+          <w:sz w:val="21"/>
+          <w:szCs w:val="21"/>
+        </w:rPr>
+        <w:t xml:space="preserve">, </w:t>
+      </w:r>
+      <w:r>
+        <w:rPr>
+          <w:rFonts w:ascii="Garamond" w:hAnsi="Garamond" w:cs="Arial"/>
+          <w:sz w:val="21"/>
+          <w:szCs w:val="21"/>
+        </w:rPr>
+        <w:t xml:space="preserve">OpenCV, </w:t>
+      </w:r>
+      <w:r>
+        <w:rPr>
+          <w:rFonts w:ascii="Garamond" w:hAnsi="Garamond" w:cs="Arial"/>
+          <w:sz w:val="21"/>
+          <w:szCs w:val="21"/>
+        </w:rPr>
         <w:t xml:space="preserve">motion planning, </w:t>
       </w:r>
       <w:r>
@@ -824,33 +894,23 @@
           <w:sz w:val="21"/>
           <w:szCs w:val="21"/>
         </w:rPr>
-        <w:t xml:space="preserve">Simulator (Gazebo), mobile robots, </w:t>
-      </w:r>
-      <w:r>
-        <w:rPr>
-          <w:rFonts w:ascii="Garamond" w:hAnsi="Garamond" w:cs="Arial"/>
-          <w:sz w:val="21"/>
-          <w:szCs w:val="21"/>
-        </w:rPr>
-        <w:t xml:space="preserve">perception, 1/10th scale cars, </w:t>
-      </w:r>
-      <w:r>
-        <w:rPr>
-          <w:rFonts w:ascii="Garamond" w:hAnsi="Garamond" w:cs="Arial"/>
-          <w:iCs/>
-          <w:sz w:val="21"/>
-          <w:szCs w:val="21"/>
-        </w:rPr>
-        <w:t>ML</w:t>
-      </w:r>
-      <w:r>
-        <w:rPr>
-          <w:rFonts w:ascii="Garamond" w:hAnsi="Garamond" w:cs="Arial"/>
-          <w:iCs/>
-          <w:sz w:val="21"/>
-          <w:szCs w:val="21"/>
-        </w:rPr>
-        <w:t xml:space="preserve">, ML-based planning, </w:t>
+        <w:t>Simulator (Gazebo</w:t>
+      </w:r>
+      <w:r>
+        <w:rPr>
+          <w:rFonts w:ascii="Garamond" w:hAnsi="Garamond" w:cs="Arial"/>
+          <w:sz w:val="21"/>
+          <w:szCs w:val="21"/>
+        </w:rPr>
+        <w:t>)</w:t>
+      </w:r>
+      <w:r>
+        <w:rPr>
+          <w:rFonts w:ascii="Garamond" w:hAnsi="Garamond" w:cs="Arial"/>
+          <w:sz w:val="21"/>
+          <w:szCs w:val="21"/>
+        </w:rPr>
+        <w:t xml:space="preserve">, </w:t>
       </w:r>
       <w:r>
         <w:rPr>
@@ -868,15 +928,7 @@
           <w:sz w:val="21"/>
           <w:szCs w:val="21"/>
         </w:rPr>
-        <w:t xml:space="preserve">control, segmentation, </w:t>
-      </w:r>
-      <w:r>
-        <w:rPr>
-          <w:rFonts w:ascii="Garamond" w:hAnsi="Garamond" w:cs="Arial"/>
-          <w:sz w:val="21"/>
-          <w:szCs w:val="21"/>
-        </w:rPr>
-        <w:t>Sensor Fusion, OpenCV</w:t>
+        <w:t>control</w:t>
       </w:r>
     </w:p>
     <w:p>
@@ -1102,15 +1154,7 @@
           <w:sz w:val="21"/>
           <w:szCs w:val="21"/>
         </w:rPr>
-        <w:t xml:space="preserve">; </w:t>
-      </w:r>
-      <w:r>
-        <w:rPr>
-          <w:rFonts w:ascii="Garamond" w:hAnsi="Garamond" w:cs="Arial"/>
-          <w:sz w:val="21"/>
-          <w:szCs w:val="21"/>
-        </w:rPr>
-        <w:t>Mechatronics</w:t>
+        <w:t>; Mechatronics</w:t>
       </w:r>
     </w:p>
     <w:p>
@@ -1187,7 +1231,25 @@
           <w:sz w:val="21"/>
           <w:szCs w:val="21"/>
         </w:rPr>
-        <w:t>Visibility Evaluation Around Unsignalized Intersections with Occlusion From Arbitrary On-road Viewpoints Using Point Cloud Maps</w:t>
+        <w:t xml:space="preserve">Visibility Evaluation Around Unsignalized Intersections with Occlusion </w:t>
+      </w:r>
+      <w:proofErr w:type="gramStart"/>
+      <w:r>
+        <w:rPr>
+          <w:rFonts w:ascii="Garamond" w:hAnsi="Garamond" w:cs="Arial"/>
+          <w:sz w:val="21"/>
+          <w:szCs w:val="21"/>
+        </w:rPr>
+        <w:t>From</w:t>
+      </w:r>
+      <w:proofErr w:type="gramEnd"/>
+      <w:r>
+        <w:rPr>
+          <w:rFonts w:ascii="Garamond" w:hAnsi="Garamond" w:cs="Arial"/>
+          <w:sz w:val="21"/>
+          <w:szCs w:val="21"/>
+        </w:rPr>
+        <w:t xml:space="preserve"> Arbitrary On-road Viewpoints Using Point Cloud Maps</w:t>
       </w:r>
       <w:r>
         <w:rPr>
@@ -1330,25 +1392,7 @@
           <w:sz w:val="21"/>
           <w:szCs w:val="21"/>
         </w:rPr>
-        <w:t xml:space="preserve">Vijay </w:t>
-      </w:r>
-      <w:r>
-        <w:rPr>
-          <w:rFonts w:ascii="Garamond" w:hAnsi="Garamond" w:cs="Arial"/>
-          <w:bCs/>
-          <w:sz w:val="21"/>
-          <w:szCs w:val="21"/>
-        </w:rPr>
-        <w:t xml:space="preserve">Kumar </w:t>
-      </w:r>
-      <w:r>
-        <w:rPr>
-          <w:rFonts w:ascii="Garamond" w:hAnsi="Garamond" w:cs="Arial"/>
-          <w:bCs/>
-          <w:sz w:val="21"/>
-          <w:szCs w:val="21"/>
-        </w:rPr>
-        <w:t>Lab</w:t>
+        <w:t>ISUZU</w:t>
       </w:r>
       <w:r>
         <w:rPr>
@@ -1366,16 +1410,61 @@
           <w:sz w:val="21"/>
           <w:szCs w:val="21"/>
         </w:rPr>
-        <w:t>Research Intern,</w:t>
-      </w:r>
-      <w:r>
-        <w:rPr>
-          <w:rFonts w:ascii="Garamond" w:hAnsi="Garamond" w:cs="Arial"/>
-          <w:iCs/>
-          <w:sz w:val="21"/>
-          <w:szCs w:val="21"/>
-        </w:rPr>
-        <w:t xml:space="preserve"> Philadelphia, PA, United States</w:t>
+        <w:t>Advanced Engineering - AI &amp; Autonomous Driving Intern</w:t>
+      </w:r>
+      <w:r>
+        <w:rPr>
+          <w:rFonts w:ascii="Garamond" w:hAnsi="Garamond" w:cs="Arial"/>
+          <w:i/>
+          <w:sz w:val="21"/>
+          <w:szCs w:val="21"/>
+        </w:rPr>
+        <w:t>,</w:t>
+      </w:r>
+      <w:r>
+        <w:rPr>
+          <w:rFonts w:ascii="Garamond" w:hAnsi="Garamond" w:cs="Arial"/>
+          <w:iCs/>
+          <w:sz w:val="21"/>
+          <w:szCs w:val="21"/>
+        </w:rPr>
+        <w:t xml:space="preserve"> </w:t>
+      </w:r>
+      <w:r>
+        <w:rPr>
+          <w:rFonts w:ascii="Garamond" w:hAnsi="Garamond" w:cs="Arial"/>
+          <w:iCs/>
+          <w:sz w:val="21"/>
+          <w:szCs w:val="21"/>
+        </w:rPr>
+        <w:t>Plymouth</w:t>
+      </w:r>
+      <w:r>
+        <w:rPr>
+          <w:rFonts w:ascii="Garamond" w:hAnsi="Garamond" w:cs="Arial"/>
+          <w:iCs/>
+          <w:sz w:val="21"/>
+          <w:szCs w:val="21"/>
+        </w:rPr>
+        <w:t xml:space="preserve">, </w:t>
+      </w:r>
+      <w:r>
+        <w:rPr>
+          <w:rFonts w:ascii="Garamond" w:hAnsi="Garamond" w:cs="Arial"/>
+          <w:iCs/>
+          <w:sz w:val="21"/>
+          <w:szCs w:val="21"/>
+        </w:rPr>
+        <w:t>MI</w:t>
+      </w:r>
+      <w:r>
+        <w:rPr>
+          <w:rFonts w:ascii="Garamond" w:hAnsi="Garamond" w:cs="Arial"/>
+          <w:iCs/>
+          <w:sz w:val="21"/>
+          <w:szCs w:val="21"/>
+        </w:rPr>
+        <w:t>, United States</w:t>
       </w:r>
       <w:r>
         <w:rPr>
@@ -1395,7 +1484,18 @@
           <w:sz w:val="21"/>
           <w:szCs w:val="21"/>
         </w:rPr>
-        <w:t>May 2025</w:t>
+        <w:t>May 202</w:t>
+      </w:r>
+      <w:r>
+        <w:rPr>
+          <w:rFonts w:ascii="Garamond" w:hAnsi="Garamond" w:cs="Arial"/>
+          <w:bCs/>
+          <w:i/>
+          <w:iCs/>
+          <w:sz w:val="21"/>
+          <w:szCs w:val="21"/>
+        </w:rPr>
+        <w:t>6</w:t>
       </w:r>
       <w:r>
         <w:rPr>
@@ -1433,74 +1533,17 @@
         <w:spacing w:after="0" w:line="276" w:lineRule="auto"/>
         <w:rPr>
           <w:rFonts w:ascii="Garamond" w:hAnsi="Garamond" w:cs="Arial"/>
-          <w:bCs/>
-          <w:sz w:val="21"/>
-          <w:szCs w:val="21"/>
-        </w:rPr>
-      </w:pPr>
-      <w:r>
-        <w:rPr>
-          <w:rFonts w:ascii="Garamond" w:hAnsi="Garamond" w:cs="Arial"/>
-          <w:sz w:val="21"/>
-          <w:szCs w:val="21"/>
-        </w:rPr>
-        <w:t>Implement</w:t>
-      </w:r>
-      <w:r>
-        <w:rPr>
-          <w:rFonts w:ascii="Garamond" w:hAnsi="Garamond" w:cs="Arial"/>
-          <w:sz w:val="21"/>
-          <w:szCs w:val="21"/>
-        </w:rPr>
-        <w:t xml:space="preserve"> driving simulator</w:t>
-      </w:r>
-      <w:r>
-        <w:rPr>
-          <w:rFonts w:ascii="Garamond" w:hAnsi="Garamond" w:cs="Arial"/>
-          <w:sz w:val="21"/>
-          <w:szCs w:val="21"/>
-        </w:rPr>
-        <w:t>s</w:t>
-      </w:r>
-      <w:r>
-        <w:rPr>
-          <w:rFonts w:ascii="Garamond" w:hAnsi="Garamond" w:cs="Arial"/>
-          <w:sz w:val="21"/>
-          <w:szCs w:val="21"/>
-        </w:rPr>
-        <w:t xml:space="preserve"> that visualized data </w:t>
-      </w:r>
-      <w:r>
-        <w:rPr>
-          <w:rFonts w:ascii="Garamond" w:hAnsi="Garamond" w:cs="Arial"/>
-          <w:sz w:val="21"/>
-          <w:szCs w:val="21"/>
-        </w:rPr>
-        <w:t>of</w:t>
-      </w:r>
-      <w:r>
-        <w:rPr>
-          <w:rFonts w:ascii="Garamond" w:hAnsi="Garamond" w:cs="Arial"/>
-          <w:sz w:val="21"/>
-          <w:szCs w:val="21"/>
-        </w:rPr>
-        <w:t xml:space="preserve"> event camera on </w:t>
-      </w:r>
-      <w:r>
-        <w:rPr>
-          <w:rFonts w:ascii="Garamond" w:hAnsi="Garamond" w:cs="Arial"/>
-          <w:sz w:val="21"/>
-          <w:szCs w:val="21"/>
-        </w:rPr>
-        <w:t>F1</w:t>
-      </w:r>
-      <w:r>
-        <w:rPr>
-          <w:rFonts w:ascii="Garamond" w:hAnsi="Garamond" w:cs="Arial"/>
-          <w:sz w:val="21"/>
-          <w:szCs w:val="21"/>
-        </w:rPr>
-        <w:t>tenth</w:t>
+          <w:sz w:val="21"/>
+          <w:szCs w:val="21"/>
+        </w:rPr>
+      </w:pPr>
+      <w:r>
+        <w:rPr>
+          <w:rFonts w:ascii="Garamond" w:hAnsi="Garamond" w:cs="Arial"/>
+          <w:sz w:val="21"/>
+          <w:szCs w:val="21"/>
+        </w:rPr>
+        <w:t>Design and implement core algorithms for scheduling, task assignment, and</w:t>
       </w:r>
       <w:r>
         <w:rPr>
@@ -1516,7 +1559,23 @@
           <w:sz w:val="21"/>
           <w:szCs w:val="21"/>
         </w:rPr>
-        <w:t>car</w:t>
+        <w:t>multi-agent trajectory planning</w:t>
+      </w:r>
+      <w:r>
+        <w:rPr>
+          <w:rFonts w:ascii="Garamond" w:hAnsi="Garamond" w:cs="Arial"/>
+          <w:sz w:val="21"/>
+          <w:szCs w:val="21"/>
+        </w:rPr>
+        <w:t>; d</w:t>
+      </w:r>
+      <w:r>
+        <w:rPr>
+          <w:rFonts w:ascii="Garamond" w:hAnsi="Garamond" w:cs="Arial"/>
+          <w:sz w:val="21"/>
+          <w:szCs w:val="21"/>
+        </w:rPr>
+        <w:t>evelop AI-enabled optimization and</w:t>
       </w:r>
       <w:r>
         <w:rPr>
@@ -1532,15 +1591,7 @@
           <w:sz w:val="21"/>
           <w:szCs w:val="21"/>
         </w:rPr>
-        <w:t xml:space="preserve">using Gazebo, CARLA, and </w:t>
-      </w:r>
-      <w:r>
-        <w:rPr>
-          <w:rFonts w:ascii="Garamond" w:hAnsi="Garamond" w:cs="Arial"/>
-          <w:sz w:val="21"/>
-          <w:szCs w:val="21"/>
-        </w:rPr>
-        <w:t>ROS</w:t>
+        <w:t>decision-making modules that coordinate multiple autonomous vehicles</w:t>
       </w:r>
     </w:p>
     <w:p>
@@ -1556,26 +1607,17 @@
         <w:spacing w:after="0" w:line="276" w:lineRule="auto"/>
         <w:rPr>
           <w:rFonts w:ascii="Garamond" w:hAnsi="Garamond" w:cs="Arial"/>
-          <w:bCs/>
-          <w:sz w:val="21"/>
-          <w:szCs w:val="21"/>
-        </w:rPr>
-      </w:pPr>
-      <w:r>
-        <w:rPr>
-          <w:rFonts w:ascii="Garamond" w:hAnsi="Garamond" w:cs="Arial"/>
-          <w:sz w:val="21"/>
-          <w:szCs w:val="21"/>
-        </w:rPr>
-        <w:t>Collect datasets</w:t>
-      </w:r>
-      <w:r>
-        <w:rPr>
-          <w:rFonts w:ascii="Garamond" w:hAnsi="Garamond" w:cs="Arial"/>
-          <w:sz w:val="21"/>
-          <w:szCs w:val="21"/>
-        </w:rPr>
-        <w:t xml:space="preserve"> on driving simulator</w:t>
+          <w:sz w:val="21"/>
+          <w:szCs w:val="21"/>
+        </w:rPr>
+      </w:pPr>
+      <w:r>
+        <w:rPr>
+          <w:rFonts w:ascii="Garamond" w:hAnsi="Garamond" w:cs="Arial"/>
+          <w:sz w:val="21"/>
+          <w:szCs w:val="21"/>
+        </w:rPr>
+        <w:t>Develop digital-twin simulation of the</w:t>
       </w:r>
       <w:r>
         <w:rPr>
@@ -1591,76 +1633,28 @@
           <w:sz w:val="21"/>
           <w:szCs w:val="21"/>
         </w:rPr>
-        <w:t xml:space="preserve">and train </w:t>
-      </w:r>
-      <w:r>
-        <w:rPr>
-          <w:rFonts w:ascii="Garamond" w:hAnsi="Garamond" w:cs="Arial"/>
-          <w:sz w:val="21"/>
-          <w:szCs w:val="21"/>
-        </w:rPr>
-        <w:t>vision transformer</w:t>
-      </w:r>
-      <w:r>
-        <w:rPr>
-          <w:rFonts w:ascii="Garamond" w:hAnsi="Garamond" w:cs="Arial"/>
-          <w:sz w:val="21"/>
-          <w:szCs w:val="21"/>
-        </w:rPr>
-        <w:t xml:space="preserve"> model</w:t>
-      </w:r>
-      <w:r>
-        <w:rPr>
-          <w:rFonts w:ascii="Garamond" w:hAnsi="Garamond" w:cs="Arial"/>
-          <w:sz w:val="21"/>
-          <w:szCs w:val="21"/>
-        </w:rPr>
-        <w:t xml:space="preserve"> </w:t>
-      </w:r>
-      <w:r>
-        <w:rPr>
-          <w:rFonts w:ascii="Garamond" w:hAnsi="Garamond" w:cs="Arial"/>
-          <w:sz w:val="21"/>
-          <w:szCs w:val="21"/>
-        </w:rPr>
-        <w:t>that computed appropriate</w:t>
-      </w:r>
-      <w:r>
-        <w:rPr>
-          <w:rFonts w:ascii="Garamond" w:hAnsi="Garamond" w:cs="Arial"/>
-          <w:sz w:val="21"/>
-          <w:szCs w:val="21"/>
-        </w:rPr>
-        <w:t xml:space="preserve"> motion control</w:t>
-      </w:r>
-      <w:r>
-        <w:rPr>
-          <w:rFonts w:ascii="Garamond" w:hAnsi="Garamond" w:cs="Arial"/>
-          <w:sz w:val="21"/>
-          <w:szCs w:val="21"/>
-        </w:rPr>
-        <w:t xml:space="preserve"> from event camera images</w:t>
-      </w:r>
-      <w:r>
-        <w:rPr>
-          <w:rFonts w:ascii="Garamond" w:hAnsi="Garamond" w:cs="Arial"/>
-          <w:sz w:val="21"/>
-          <w:szCs w:val="21"/>
-        </w:rPr>
-        <w:t>; improve data generation process efficiency by removing redundancy, cutting time by 70 %</w:t>
+        <w:t>autonomous logistics hub</w:t>
+      </w:r>
+      <w:r>
+        <w:rPr>
+          <w:rFonts w:ascii="Garamond" w:hAnsi="Garamond" w:cs="Arial"/>
+          <w:sz w:val="21"/>
+          <w:szCs w:val="21"/>
+        </w:rPr>
+        <w:t>; create test cases to evaluate multi-agent operations</w:t>
       </w:r>
     </w:p>
     <w:p>
       <w:pPr>
+        <w:pStyle w:val="ListParagraph"/>
         <w:tabs>
           <w:tab w:val="right" w:pos="10440"/>
         </w:tabs>
         <w:spacing w:after="0" w:line="276" w:lineRule="auto"/>
         <w:rPr>
           <w:rFonts w:ascii="Garamond" w:hAnsi="Garamond" w:cs="Arial"/>
-          <w:bCs/>
-          <w:sz w:val="21"/>
-          <w:szCs w:val="21"/>
+          <w:sz w:val="6"/>
+          <w:szCs w:val="6"/>
         </w:rPr>
       </w:pPr>
     </w:p>
@@ -1684,7 +1678,25 @@
           <w:sz w:val="21"/>
           <w:szCs w:val="21"/>
         </w:rPr>
-        <w:t>BOSCH</w:t>
+        <w:t xml:space="preserve">Vijay </w:t>
+      </w:r>
+      <w:r>
+        <w:rPr>
+          <w:rFonts w:ascii="Garamond" w:hAnsi="Garamond" w:cs="Arial"/>
+          <w:bCs/>
+          <w:sz w:val="21"/>
+          <w:szCs w:val="21"/>
+        </w:rPr>
+        <w:t xml:space="preserve">Kumar </w:t>
+      </w:r>
+      <w:r>
+        <w:rPr>
+          <w:rFonts w:ascii="Garamond" w:hAnsi="Garamond" w:cs="Arial"/>
+          <w:bCs/>
+          <w:sz w:val="21"/>
+          <w:szCs w:val="21"/>
+        </w:rPr>
+        <w:t>Lab</w:t>
       </w:r>
       <w:r>
         <w:rPr>
@@ -1702,66 +1714,16 @@
           <w:sz w:val="21"/>
           <w:szCs w:val="21"/>
         </w:rPr>
-        <w:t>S</w:t>
-      </w:r>
-      <w:r>
-        <w:rPr>
-          <w:rFonts w:ascii="Garamond" w:hAnsi="Garamond" w:cs="Arial"/>
-          <w:i/>
-          <w:sz w:val="21"/>
-          <w:szCs w:val="21"/>
-        </w:rPr>
-        <w:t>oftware</w:t>
-      </w:r>
-      <w:r>
-        <w:rPr>
-          <w:rFonts w:ascii="Garamond" w:hAnsi="Garamond" w:cs="Arial"/>
-          <w:i/>
-          <w:sz w:val="21"/>
-          <w:szCs w:val="21"/>
-        </w:rPr>
-        <w:t xml:space="preserve"> Intern</w:t>
-      </w:r>
-      <w:r>
-        <w:rPr>
-          <w:rFonts w:ascii="Garamond" w:hAnsi="Garamond" w:cs="Arial"/>
-          <w:bCs/>
-          <w:sz w:val="21"/>
-          <w:szCs w:val="21"/>
-        </w:rPr>
-        <w:t xml:space="preserve">, </w:t>
-      </w:r>
-      <w:r>
-        <w:rPr>
-          <w:rFonts w:ascii="Garamond" w:hAnsi="Garamond" w:cs="Arial"/>
-          <w:sz w:val="21"/>
-          <w:szCs w:val="21"/>
-        </w:rPr>
-        <w:t>Tsuzuki</w:t>
-      </w:r>
-      <w:r>
-        <w:rPr>
-          <w:rFonts w:ascii="Garamond" w:hAnsi="Garamond" w:cs="Arial"/>
-          <w:sz w:val="21"/>
-          <w:szCs w:val="21"/>
-        </w:rPr>
-        <w:t xml:space="preserve">, </w:t>
-      </w:r>
-      <w:r>
-        <w:rPr>
-          <w:rFonts w:ascii="Garamond" w:hAnsi="Garamond" w:cs="Arial"/>
-          <w:sz w:val="21"/>
-          <w:szCs w:val="21"/>
-        </w:rPr>
-        <w:t>Kanagawa</w:t>
-      </w:r>
-      <w:r>
-        <w:rPr>
-          <w:rFonts w:ascii="Garamond" w:hAnsi="Garamond" w:cs="Arial"/>
-          <w:sz w:val="21"/>
-          <w:szCs w:val="21"/>
-        </w:rPr>
-        <w:t>, Japan</w:t>
+        <w:t>Research Intern,</w:t>
+      </w:r>
+      <w:r>
+        <w:rPr>
+          <w:rFonts w:ascii="Garamond" w:hAnsi="Garamond" w:cs="Arial"/>
+          <w:iCs/>
+          <w:sz w:val="21"/>
+          <w:szCs w:val="21"/>
+        </w:rPr>
+        <w:t xml:space="preserve"> Philadelphia, PA, United States</w:t>
       </w:r>
       <w:r>
         <w:rPr>
@@ -1781,18 +1743,7 @@
           <w:sz w:val="21"/>
           <w:szCs w:val="21"/>
         </w:rPr>
-        <w:t>August</w:t>
-      </w:r>
-      <w:r>
-        <w:rPr>
-          <w:rFonts w:ascii="Garamond" w:hAnsi="Garamond" w:cs="Arial"/>
-          <w:bCs/>
-          <w:i/>
-          <w:iCs/>
-          <w:sz w:val="21"/>
-          <w:szCs w:val="21"/>
-        </w:rPr>
-        <w:t xml:space="preserve"> 2023</w:t>
+        <w:t>May 2025</w:t>
       </w:r>
       <w:r>
         <w:rPr>
@@ -1814,29 +1765,7 @@
           <w:sz w:val="21"/>
           <w:szCs w:val="21"/>
         </w:rPr>
-        <w:t>September</w:t>
-      </w:r>
-      <w:r>
-        <w:rPr>
-          <w:rFonts w:ascii="Garamond" w:hAnsi="Garamond" w:cs="Arial"/>
-          <w:bCs/>
-          <w:i/>
-          <w:iCs/>
-          <w:sz w:val="21"/>
-          <w:szCs w:val="21"/>
-        </w:rPr>
-        <w:t xml:space="preserve"> </w:t>
-      </w:r>
-      <w:r>
-        <w:rPr>
-          <w:rFonts w:ascii="Garamond" w:hAnsi="Garamond" w:cs="Arial"/>
-          <w:bCs/>
-          <w:i/>
-          <w:iCs/>
-          <w:sz w:val="21"/>
-          <w:szCs w:val="21"/>
-        </w:rPr>
-        <w:t>2023</w:t>
+        <w:t>May 2026</w:t>
       </w:r>
     </w:p>
     <w:p>
@@ -1852,25 +1781,74 @@
         <w:spacing w:after="0" w:line="276" w:lineRule="auto"/>
         <w:rPr>
           <w:rFonts w:ascii="Garamond" w:hAnsi="Garamond" w:cs="Arial"/>
-          <w:sz w:val="21"/>
-          <w:szCs w:val="21"/>
-        </w:rPr>
-      </w:pPr>
-      <w:r>
-        <w:rPr>
-          <w:rFonts w:ascii="Garamond" w:hAnsi="Garamond" w:cs="Arial"/>
-          <w:sz w:val="21"/>
-          <w:szCs w:val="21"/>
-        </w:rPr>
-        <w:t xml:space="preserve">Designed and built </w:t>
-      </w:r>
-      <w:r>
-        <w:rPr>
-          <w:rFonts w:ascii="Garamond" w:hAnsi="Garamond" w:cs="Arial"/>
-          <w:sz w:val="21"/>
-          <w:szCs w:val="21"/>
-        </w:rPr>
-        <w:t>map</w:t>
+          <w:bCs/>
+          <w:sz w:val="21"/>
+          <w:szCs w:val="21"/>
+        </w:rPr>
+      </w:pPr>
+      <w:r>
+        <w:rPr>
+          <w:rFonts w:ascii="Garamond" w:hAnsi="Garamond" w:cs="Arial"/>
+          <w:sz w:val="21"/>
+          <w:szCs w:val="21"/>
+        </w:rPr>
+        <w:t>Implement</w:t>
+      </w:r>
+      <w:r>
+        <w:rPr>
+          <w:rFonts w:ascii="Garamond" w:hAnsi="Garamond" w:cs="Arial"/>
+          <w:sz w:val="21"/>
+          <w:szCs w:val="21"/>
+        </w:rPr>
+        <w:t xml:space="preserve"> driving simulator</w:t>
+      </w:r>
+      <w:r>
+        <w:rPr>
+          <w:rFonts w:ascii="Garamond" w:hAnsi="Garamond" w:cs="Arial"/>
+          <w:sz w:val="21"/>
+          <w:szCs w:val="21"/>
+        </w:rPr>
+        <w:t>s</w:t>
+      </w:r>
+      <w:r>
+        <w:rPr>
+          <w:rFonts w:ascii="Garamond" w:hAnsi="Garamond" w:cs="Arial"/>
+          <w:sz w:val="21"/>
+          <w:szCs w:val="21"/>
+        </w:rPr>
+        <w:t xml:space="preserve"> that visualized data </w:t>
+      </w:r>
+      <w:r>
+        <w:rPr>
+          <w:rFonts w:ascii="Garamond" w:hAnsi="Garamond" w:cs="Arial"/>
+          <w:sz w:val="21"/>
+          <w:szCs w:val="21"/>
+        </w:rPr>
+        <w:t>of</w:t>
+      </w:r>
+      <w:r>
+        <w:rPr>
+          <w:rFonts w:ascii="Garamond" w:hAnsi="Garamond" w:cs="Arial"/>
+          <w:sz w:val="21"/>
+          <w:szCs w:val="21"/>
+        </w:rPr>
+        <w:t xml:space="preserve"> event camera on </w:t>
+      </w:r>
+      <w:r>
+        <w:rPr>
+          <w:rFonts w:ascii="Garamond" w:hAnsi="Garamond" w:cs="Arial"/>
+          <w:sz w:val="21"/>
+          <w:szCs w:val="21"/>
+        </w:rPr>
+        <w:t>F1</w:t>
+      </w:r>
+      <w:r>
+        <w:rPr>
+          <w:rFonts w:ascii="Garamond" w:hAnsi="Garamond" w:cs="Arial"/>
+          <w:sz w:val="21"/>
+          <w:szCs w:val="21"/>
+        </w:rPr>
+        <w:t>tenth</w:t>
       </w:r>
       <w:r>
         <w:rPr>
@@ -1886,55 +1864,7 @@
           <w:sz w:val="21"/>
           <w:szCs w:val="21"/>
         </w:rPr>
-        <w:t xml:space="preserve">to enhance autonomous driving by visualizing key information, such as </w:t>
-      </w:r>
-      <w:r>
-        <w:rPr>
-          <w:rFonts w:ascii="Garamond" w:hAnsi="Garamond" w:cs="Arial"/>
-          <w:sz w:val="21"/>
-          <w:szCs w:val="21"/>
-        </w:rPr>
-        <w:t xml:space="preserve">routes and </w:t>
-      </w:r>
-      <w:r>
-        <w:rPr>
-          <w:rFonts w:ascii="Garamond" w:hAnsi="Garamond" w:cs="Arial"/>
-          <w:sz w:val="21"/>
-          <w:szCs w:val="21"/>
-        </w:rPr>
-        <w:t xml:space="preserve">vehicle </w:t>
-      </w:r>
-      <w:r>
-        <w:rPr>
-          <w:rFonts w:ascii="Garamond" w:hAnsi="Garamond" w:cs="Arial"/>
-          <w:sz w:val="21"/>
-          <w:szCs w:val="21"/>
-        </w:rPr>
-        <w:t>state</w:t>
-      </w:r>
-      <w:r>
-        <w:rPr>
-          <w:rFonts w:ascii="Garamond" w:hAnsi="Garamond" w:cs="Arial"/>
-          <w:sz w:val="21"/>
-          <w:szCs w:val="21"/>
-        </w:rPr>
-        <w:t xml:space="preserve"> using MATLAB</w:t>
-      </w:r>
-      <w:r>
-        <w:rPr>
-          <w:rFonts w:ascii="Garamond" w:hAnsi="Garamond" w:cs="Arial"/>
-          <w:sz w:val="21"/>
-          <w:szCs w:val="21"/>
-        </w:rPr>
-        <w:t xml:space="preserve">; helped company’s </w:t>
-      </w:r>
-      <w:r>
-        <w:rPr>
-          <w:rFonts w:ascii="Garamond" w:hAnsi="Garamond" w:cs="Arial"/>
-          <w:sz w:val="21"/>
-          <w:szCs w:val="21"/>
-        </w:rPr>
-        <w:t>engineers</w:t>
+        <w:t>car</w:t>
       </w:r>
       <w:r>
         <w:rPr>
@@ -1950,15 +1880,15 @@
           <w:sz w:val="21"/>
           <w:szCs w:val="21"/>
         </w:rPr>
-        <w:t>understand signals sent from cars</w:t>
-      </w:r>
-      <w:r>
-        <w:rPr>
-          <w:rFonts w:ascii="Garamond" w:hAnsi="Garamond" w:cs="Arial"/>
-          <w:sz w:val="21"/>
-          <w:szCs w:val="21"/>
-        </w:rPr>
-        <w:t xml:space="preserve"> visually</w:t>
+        <w:t xml:space="preserve">using Gazebo, CARLA, and </w:t>
+      </w:r>
+      <w:r>
+        <w:rPr>
+          <w:rFonts w:ascii="Garamond" w:hAnsi="Garamond" w:cs="Arial"/>
+          <w:sz w:val="21"/>
+          <w:szCs w:val="21"/>
+        </w:rPr>
+        <w:t>ROS</w:t>
       </w:r>
     </w:p>
     <w:p>
@@ -1974,17 +1904,26 @@
         <w:spacing w:after="0" w:line="276" w:lineRule="auto"/>
         <w:rPr>
           <w:rFonts w:ascii="Garamond" w:hAnsi="Garamond" w:cs="Arial"/>
-          <w:sz w:val="21"/>
-          <w:szCs w:val="21"/>
-        </w:rPr>
-      </w:pPr>
-      <w:r>
-        <w:rPr>
-          <w:rFonts w:ascii="Garamond" w:hAnsi="Garamond" w:cs="Arial"/>
-          <w:sz w:val="21"/>
-          <w:szCs w:val="21"/>
-        </w:rPr>
-        <w:t>Improved</w:t>
+          <w:bCs/>
+          <w:sz w:val="21"/>
+          <w:szCs w:val="21"/>
+        </w:rPr>
+      </w:pPr>
+      <w:r>
+        <w:rPr>
+          <w:rFonts w:ascii="Garamond" w:hAnsi="Garamond" w:cs="Arial"/>
+          <w:sz w:val="21"/>
+          <w:szCs w:val="21"/>
+        </w:rPr>
+        <w:t>Collect datasets</w:t>
+      </w:r>
+      <w:r>
+        <w:rPr>
+          <w:rFonts w:ascii="Garamond" w:hAnsi="Garamond" w:cs="Arial"/>
+          <w:sz w:val="21"/>
+          <w:szCs w:val="21"/>
+        </w:rPr>
+        <w:t xml:space="preserve"> on driving simulator</w:t>
       </w:r>
       <w:r>
         <w:rPr>
@@ -2000,63 +1939,23 @@
           <w:sz w:val="21"/>
           <w:szCs w:val="21"/>
         </w:rPr>
-        <w:t>software</w:t>
-      </w:r>
-      <w:r>
-        <w:rPr>
-          <w:rFonts w:ascii="Garamond" w:hAnsi="Garamond" w:cs="Arial"/>
-          <w:sz w:val="21"/>
-          <w:szCs w:val="21"/>
-        </w:rPr>
-        <w:t xml:space="preserve"> that processed </w:t>
-      </w:r>
-      <w:r>
-        <w:rPr>
-          <w:rFonts w:ascii="Garamond" w:hAnsi="Garamond" w:cs="Arial"/>
-          <w:sz w:val="21"/>
-          <w:szCs w:val="21"/>
-        </w:rPr>
-        <w:t xml:space="preserve">CAN </w:t>
-      </w:r>
-      <w:r>
-        <w:rPr>
-          <w:rFonts w:ascii="Garamond" w:hAnsi="Garamond" w:cs="Arial"/>
-          <w:sz w:val="21"/>
-          <w:szCs w:val="21"/>
-        </w:rPr>
-        <w:t>signals from cars</w:t>
-      </w:r>
-      <w:r>
-        <w:rPr>
-          <w:rFonts w:ascii="Garamond" w:hAnsi="Garamond" w:cs="Arial"/>
-          <w:sz w:val="21"/>
-          <w:szCs w:val="21"/>
-        </w:rPr>
-        <w:t xml:space="preserve"> by fixing signal </w:t>
-      </w:r>
-      <w:r>
-        <w:rPr>
-          <w:rFonts w:ascii="Garamond" w:hAnsi="Garamond" w:cs="Arial"/>
-          <w:sz w:val="21"/>
-          <w:szCs w:val="21"/>
-        </w:rPr>
-        <w:t>decoding</w:t>
-      </w:r>
-      <w:r>
-        <w:rPr>
-          <w:rFonts w:ascii="Garamond" w:hAnsi="Garamond" w:cs="Arial"/>
-          <w:sz w:val="21"/>
-          <w:szCs w:val="21"/>
-        </w:rPr>
-        <w:t xml:space="preserve">; </w:t>
-      </w:r>
-      <w:r>
-        <w:rPr>
-          <w:rFonts w:ascii="Garamond" w:hAnsi="Garamond" w:cs="Arial"/>
-          <w:sz w:val="21"/>
-          <w:szCs w:val="21"/>
-        </w:rPr>
-        <w:t>refined</w:t>
+        <w:t xml:space="preserve">and train </w:t>
+      </w:r>
+      <w:r>
+        <w:rPr>
+          <w:rFonts w:ascii="Garamond" w:hAnsi="Garamond" w:cs="Arial"/>
+          <w:sz w:val="21"/>
+          <w:szCs w:val="21"/>
+        </w:rPr>
+        <w:t>vision transformer</w:t>
+      </w:r>
+      <w:r>
+        <w:rPr>
+          <w:rFonts w:ascii="Garamond" w:hAnsi="Garamond" w:cs="Arial"/>
+          <w:sz w:val="21"/>
+          <w:szCs w:val="21"/>
+        </w:rPr>
+        <w:t xml:space="preserve"> model</w:t>
       </w:r>
       <w:r>
         <w:rPr>
@@ -2072,7 +1971,221 @@
           <w:sz w:val="21"/>
           <w:szCs w:val="21"/>
         </w:rPr>
-        <w:t>system output accuracy</w:t>
+        <w:t>that computed appropriate</w:t>
+      </w:r>
+      <w:r>
+        <w:rPr>
+          <w:rFonts w:ascii="Garamond" w:hAnsi="Garamond" w:cs="Arial"/>
+          <w:sz w:val="21"/>
+          <w:szCs w:val="21"/>
+        </w:rPr>
+        <w:t xml:space="preserve"> motion control</w:t>
+      </w:r>
+      <w:r>
+        <w:rPr>
+          <w:rFonts w:ascii="Garamond" w:hAnsi="Garamond" w:cs="Arial"/>
+          <w:sz w:val="21"/>
+          <w:szCs w:val="21"/>
+        </w:rPr>
+        <w:t xml:space="preserve"> from event camera images</w:t>
+      </w:r>
+      <w:r>
+        <w:rPr>
+          <w:rFonts w:ascii="Garamond" w:hAnsi="Garamond" w:cs="Arial"/>
+          <w:sz w:val="21"/>
+          <w:szCs w:val="21"/>
+        </w:rPr>
+        <w:t>; improve data generation process efficiency by removing redundancy, cutting time by 70 %</w:t>
+      </w:r>
+    </w:p>
+    <w:p>
+      <w:pPr>
+        <w:pStyle w:val="ListParagraph"/>
+        <w:tabs>
+          <w:tab w:val="right" w:pos="10440"/>
+        </w:tabs>
+        <w:spacing w:after="0" w:line="276" w:lineRule="auto"/>
+        <w:rPr>
+          <w:rFonts w:ascii="Garamond" w:hAnsi="Garamond" w:cs="Arial"/>
+          <w:bCs/>
+          <w:sz w:val="6"/>
+          <w:szCs w:val="6"/>
+        </w:rPr>
+      </w:pPr>
+    </w:p>
+    <w:p>
+      <w:pPr>
+        <w:tabs>
+          <w:tab w:val="right" w:pos="10440"/>
+        </w:tabs>
+        <w:spacing w:after="0" w:line="276" w:lineRule="auto"/>
+        <w:rPr>
+          <w:rFonts w:ascii="Garamond" w:hAnsi="Garamond" w:cs="Arial"/>
+          <w:b/>
+          <w:sz w:val="21"/>
+          <w:szCs w:val="21"/>
+        </w:rPr>
+      </w:pPr>
+      <w:r>
+        <w:rPr>
+          <w:rFonts w:ascii="Garamond" w:hAnsi="Garamond" w:cs="Arial"/>
+          <w:bCs/>
+          <w:sz w:val="21"/>
+          <w:szCs w:val="21"/>
+        </w:rPr>
+        <w:t>BOSCH</w:t>
+      </w:r>
+      <w:r>
+        <w:rPr>
+          <w:rFonts w:ascii="Garamond" w:hAnsi="Garamond" w:cs="Arial"/>
+          <w:iCs/>
+          <w:sz w:val="21"/>
+          <w:szCs w:val="21"/>
+        </w:rPr>
+        <w:t xml:space="preserve"> | </w:t>
+      </w:r>
+      <w:r>
+        <w:rPr>
+          <w:rFonts w:ascii="Garamond" w:hAnsi="Garamond" w:cs="Arial"/>
+          <w:i/>
+          <w:sz w:val="21"/>
+          <w:szCs w:val="21"/>
+        </w:rPr>
+        <w:t>S</w:t>
+      </w:r>
+      <w:r>
+        <w:rPr>
+          <w:rFonts w:ascii="Garamond" w:hAnsi="Garamond" w:cs="Arial"/>
+          <w:i/>
+          <w:sz w:val="21"/>
+          <w:szCs w:val="21"/>
+        </w:rPr>
+        <w:t>oftware</w:t>
+      </w:r>
+      <w:r>
+        <w:rPr>
+          <w:rFonts w:ascii="Garamond" w:hAnsi="Garamond" w:cs="Arial"/>
+          <w:i/>
+          <w:sz w:val="21"/>
+          <w:szCs w:val="21"/>
+        </w:rPr>
+        <w:t xml:space="preserve"> Intern</w:t>
+      </w:r>
+      <w:r>
+        <w:rPr>
+          <w:rFonts w:ascii="Garamond" w:hAnsi="Garamond" w:cs="Arial"/>
+          <w:bCs/>
+          <w:sz w:val="21"/>
+          <w:szCs w:val="21"/>
+        </w:rPr>
+        <w:t xml:space="preserve">, </w:t>
+      </w:r>
+      <w:r>
+        <w:rPr>
+          <w:rFonts w:ascii="Garamond" w:hAnsi="Garamond" w:cs="Arial"/>
+          <w:sz w:val="21"/>
+          <w:szCs w:val="21"/>
+        </w:rPr>
+        <w:t>Tsuzuki</w:t>
+      </w:r>
+      <w:r>
+        <w:rPr>
+          <w:rFonts w:ascii="Garamond" w:hAnsi="Garamond" w:cs="Arial"/>
+          <w:sz w:val="21"/>
+          <w:szCs w:val="21"/>
+        </w:rPr>
+        <w:t xml:space="preserve">, </w:t>
+      </w:r>
+      <w:r>
+        <w:rPr>
+          <w:rFonts w:ascii="Garamond" w:hAnsi="Garamond" w:cs="Arial"/>
+          <w:sz w:val="21"/>
+          <w:szCs w:val="21"/>
+        </w:rPr>
+        <w:t>Kanagawa</w:t>
+      </w:r>
+      <w:r>
+        <w:rPr>
+          <w:rFonts w:ascii="Garamond" w:hAnsi="Garamond" w:cs="Arial"/>
+          <w:sz w:val="21"/>
+          <w:szCs w:val="21"/>
+        </w:rPr>
+        <w:t>, Japan</w:t>
+      </w:r>
+      <w:r>
+        <w:rPr>
+          <w:rFonts w:ascii="Garamond" w:hAnsi="Garamond" w:cs="Arial"/>
+          <w:b/>
+          <w:sz w:val="21"/>
+          <w:szCs w:val="21"/>
+        </w:rPr>
+        <w:tab/>
+      </w:r>
+      <w:r>
+        <w:rPr>
+          <w:rFonts w:ascii="Garamond" w:hAnsi="Garamond" w:cs="Arial"/>
+          <w:bCs/>
+          <w:i/>
+          <w:iCs/>
+          <w:sz w:val="21"/>
+          <w:szCs w:val="21"/>
+        </w:rPr>
+        <w:t>August</w:t>
+      </w:r>
+      <w:r>
+        <w:rPr>
+          <w:rFonts w:ascii="Garamond" w:hAnsi="Garamond" w:cs="Arial"/>
+          <w:bCs/>
+          <w:i/>
+          <w:iCs/>
+          <w:sz w:val="21"/>
+          <w:szCs w:val="21"/>
+        </w:rPr>
+        <w:t xml:space="preserve"> 2023</w:t>
+      </w:r>
+      <w:r>
+        <w:rPr>
+          <w:rFonts w:ascii="Garamond" w:hAnsi="Garamond" w:cs="Arial"/>
+          <w:bCs/>
+          <w:i/>
+          <w:iCs/>
+          <w:sz w:val="21"/>
+          <w:szCs w:val="21"/>
+        </w:rPr>
+        <w:t xml:space="preserve"> – </w:t>
+      </w:r>
+      <w:r>
+        <w:rPr>
+          <w:rFonts w:ascii="Garamond" w:hAnsi="Garamond" w:cs="Arial"/>
+          <w:bCs/>
+          <w:i/>
+          <w:iCs/>
+          <w:sz w:val="21"/>
+          <w:szCs w:val="21"/>
+        </w:rPr>
+        <w:t>September</w:t>
+      </w:r>
+      <w:r>
+        <w:rPr>
+          <w:rFonts w:ascii="Garamond" w:hAnsi="Garamond" w:cs="Arial"/>
+          <w:bCs/>
+          <w:i/>
+          <w:iCs/>
+          <w:sz w:val="21"/>
+          <w:szCs w:val="21"/>
+        </w:rPr>
+        <w:t xml:space="preserve"> </w:t>
+      </w:r>
+      <w:r>
+        <w:rPr>
+          <w:rFonts w:ascii="Garamond" w:hAnsi="Garamond" w:cs="Arial"/>
+          <w:bCs/>
+          <w:i/>
+          <w:iCs/>
+          <w:sz w:val="21"/>
+          <w:szCs w:val="21"/>
+        </w:rPr>
+        <w:t>2023</w:t>
       </w:r>
     </w:p>
     <w:p>
@@ -2088,35 +2201,28 @@
         <w:spacing w:after="0" w:line="276" w:lineRule="auto"/>
         <w:rPr>
           <w:rFonts w:ascii="Garamond" w:hAnsi="Garamond" w:cs="Arial"/>
-          <w:bCs/>
-          <w:sz w:val="21"/>
-          <w:szCs w:val="21"/>
-        </w:rPr>
-      </w:pPr>
-      <w:r>
-        <w:rPr>
-          <w:rFonts w:ascii="Garamond" w:hAnsi="Garamond" w:cs="Arial"/>
-          <w:sz w:val="21"/>
-          <w:szCs w:val="21"/>
-        </w:rPr>
-        <w:t>Co</w:t>
-      </w:r>
-      <w:r>
-        <w:rPr>
-          <w:rFonts w:ascii="Garamond" w:hAnsi="Garamond" w:cs="Arial"/>
-          <w:sz w:val="21"/>
-          <w:szCs w:val="21"/>
-        </w:rPr>
-        <w:t>llabora</w:t>
-      </w:r>
-      <w:r>
-        <w:rPr>
-          <w:rFonts w:ascii="Garamond" w:hAnsi="Garamond" w:cs="Arial"/>
-          <w:sz w:val="21"/>
-          <w:szCs w:val="21"/>
-        </w:rPr>
-        <w:t>ted</w:t>
-      </w:r>
+          <w:sz w:val="21"/>
+          <w:szCs w:val="21"/>
+        </w:rPr>
+      </w:pPr>
+      <w:r>
+        <w:rPr>
+          <w:rFonts w:ascii="Garamond" w:hAnsi="Garamond" w:cs="Arial"/>
+          <w:sz w:val="21"/>
+          <w:szCs w:val="21"/>
+        </w:rPr>
+        <w:t xml:space="preserve">Designed and built </w:t>
+      </w:r>
+      <w:proofErr w:type="gramStart"/>
+      <w:r>
+        <w:rPr>
+          <w:rFonts w:ascii="Garamond" w:hAnsi="Garamond" w:cs="Arial"/>
+          <w:sz w:val="21"/>
+          <w:szCs w:val="21"/>
+        </w:rPr>
+        <w:t>map</w:t>
+      </w:r>
+      <w:proofErr w:type="gramEnd"/>
       <w:r>
         <w:rPr>
           <w:rFonts w:ascii="Garamond" w:hAnsi="Garamond" w:cs="Arial"/>
@@ -2131,200 +2237,75 @@
           <w:sz w:val="21"/>
           <w:szCs w:val="21"/>
         </w:rPr>
-        <w:t>with colleagues</w:t>
-      </w:r>
-      <w:r>
-        <w:rPr>
-          <w:rFonts w:ascii="Garamond" w:hAnsi="Garamond" w:cs="Arial"/>
-          <w:sz w:val="21"/>
-          <w:szCs w:val="21"/>
-        </w:rPr>
-        <w:t xml:space="preserve"> from </w:t>
-      </w:r>
-      <w:r>
-        <w:rPr>
-          <w:rFonts w:ascii="Garamond" w:hAnsi="Garamond" w:cs="Arial"/>
-          <w:sz w:val="21"/>
-          <w:szCs w:val="21"/>
-        </w:rPr>
-        <w:t>10</w:t>
-      </w:r>
-      <w:r>
-        <w:rPr>
-          <w:rFonts w:ascii="Garamond" w:hAnsi="Garamond" w:cs="Arial"/>
-          <w:sz w:val="21"/>
-          <w:szCs w:val="21"/>
-        </w:rPr>
-        <w:t xml:space="preserve"> countries</w:t>
-      </w:r>
-      <w:r>
-        <w:rPr>
-          <w:rFonts w:ascii="Garamond" w:hAnsi="Garamond" w:cs="Arial"/>
-          <w:sz w:val="21"/>
-          <w:szCs w:val="21"/>
-        </w:rPr>
-        <w:t xml:space="preserve"> and different majors; made outcomes reflecting diverse opinions</w:t>
-      </w:r>
-    </w:p>
-    <w:p>
-      <w:pPr>
-        <w:pStyle w:val="ListParagraph"/>
-        <w:tabs>
-          <w:tab w:val="right" w:pos="10440"/>
-        </w:tabs>
-        <w:spacing w:after="0" w:line="276" w:lineRule="auto"/>
-        <w:rPr>
-          <w:rFonts w:ascii="Garamond" w:hAnsi="Garamond" w:cs="Arial"/>
-          <w:bCs/>
-          <w:sz w:val="21"/>
-          <w:szCs w:val="21"/>
-        </w:rPr>
-      </w:pPr>
-    </w:p>
-    <w:p>
-      <w:pPr>
-        <w:tabs>
-          <w:tab w:val="right" w:pos="10440"/>
-        </w:tabs>
-        <w:spacing w:after="0" w:line="276" w:lineRule="auto"/>
-        <w:rPr>
-          <w:rFonts w:ascii="Garamond" w:hAnsi="Garamond" w:cs="Arial"/>
-          <w:b/>
-          <w:sz w:val="21"/>
-          <w:szCs w:val="21"/>
-        </w:rPr>
-      </w:pPr>
-      <w:r>
-        <w:rPr>
-          <w:rFonts w:ascii="Garamond" w:hAnsi="Garamond" w:cs="Arial"/>
-          <w:bCs/>
-          <w:sz w:val="21"/>
-          <w:szCs w:val="21"/>
-        </w:rPr>
-        <w:t xml:space="preserve">DMG </w:t>
-      </w:r>
-      <w:r>
-        <w:rPr>
-          <w:rFonts w:ascii="Garamond" w:hAnsi="Garamond" w:cs="Arial"/>
-          <w:bCs/>
-          <w:sz w:val="21"/>
-          <w:szCs w:val="21"/>
-        </w:rPr>
-        <w:t>MORI</w:t>
-      </w:r>
-      <w:r>
-        <w:rPr>
-          <w:rFonts w:ascii="Garamond" w:hAnsi="Garamond" w:cs="Arial"/>
-          <w:iCs/>
-          <w:sz w:val="21"/>
-          <w:szCs w:val="21"/>
-        </w:rPr>
-        <w:t xml:space="preserve"> | </w:t>
-      </w:r>
-      <w:r>
-        <w:rPr>
-          <w:rFonts w:ascii="Garamond" w:hAnsi="Garamond" w:cs="Arial"/>
-          <w:i/>
-          <w:sz w:val="21"/>
-          <w:szCs w:val="21"/>
-        </w:rPr>
-        <w:t xml:space="preserve">Industrial Practices </w:t>
-      </w:r>
-      <w:r>
-        <w:rPr>
-          <w:rFonts w:ascii="Garamond" w:hAnsi="Garamond" w:cs="Arial"/>
-          <w:i/>
-          <w:sz w:val="21"/>
-          <w:szCs w:val="21"/>
-        </w:rPr>
-        <w:t>Intern</w:t>
-      </w:r>
-      <w:r>
-        <w:rPr>
-          <w:rFonts w:ascii="Garamond" w:hAnsi="Garamond" w:cs="Arial"/>
-          <w:i/>
-          <w:sz w:val="21"/>
-          <w:szCs w:val="21"/>
-        </w:rPr>
-        <w:t>, Additive Manufacturing R &amp; D</w:t>
-      </w:r>
-      <w:r>
-        <w:rPr>
-          <w:rFonts w:ascii="Garamond" w:hAnsi="Garamond" w:cs="Arial"/>
-          <w:iCs/>
-          <w:sz w:val="21"/>
-          <w:szCs w:val="21"/>
-        </w:rPr>
-        <w:t>, Iga, Mie</w:t>
-      </w:r>
-      <w:r>
-        <w:rPr>
-          <w:rFonts w:ascii="Garamond" w:hAnsi="Garamond" w:cs="Arial"/>
-          <w:iCs/>
-          <w:sz w:val="21"/>
-          <w:szCs w:val="21"/>
-        </w:rPr>
-        <w:t>, Japan</w:t>
-      </w:r>
-      <w:r>
-        <w:rPr>
-          <w:rFonts w:ascii="Garamond" w:hAnsi="Garamond" w:cs="Arial"/>
-          <w:b/>
-          <w:sz w:val="21"/>
-          <w:szCs w:val="21"/>
-        </w:rPr>
-        <w:tab/>
-      </w:r>
-      <w:r>
-        <w:rPr>
-          <w:rFonts w:ascii="Garamond" w:hAnsi="Garamond" w:cs="Arial"/>
-          <w:bCs/>
-          <w:i/>
-          <w:iCs/>
-          <w:sz w:val="21"/>
-          <w:szCs w:val="21"/>
-        </w:rPr>
-        <w:t>August</w:t>
-      </w:r>
-      <w:r>
-        <w:rPr>
-          <w:rFonts w:ascii="Garamond" w:hAnsi="Garamond" w:cs="Arial"/>
-          <w:bCs/>
-          <w:i/>
-          <w:iCs/>
-          <w:sz w:val="21"/>
-          <w:szCs w:val="21"/>
-        </w:rPr>
-        <w:t xml:space="preserve"> 2021</w:t>
-      </w:r>
-      <w:r>
-        <w:rPr>
-          <w:rFonts w:ascii="Garamond" w:hAnsi="Garamond" w:cs="Arial"/>
-          <w:bCs/>
-          <w:i/>
-          <w:iCs/>
-          <w:sz w:val="21"/>
-          <w:szCs w:val="21"/>
-        </w:rPr>
-        <w:t xml:space="preserve"> – </w:t>
-      </w:r>
-      <w:r>
-        <w:rPr>
-          <w:rFonts w:ascii="Garamond" w:hAnsi="Garamond" w:cs="Arial"/>
-          <w:bCs/>
-          <w:i/>
-          <w:iCs/>
-          <w:sz w:val="21"/>
-          <w:szCs w:val="21"/>
-        </w:rPr>
-        <w:t>September</w:t>
-      </w:r>
-      <w:r>
-        <w:rPr>
-          <w:rFonts w:ascii="Garamond" w:hAnsi="Garamond" w:cs="Arial"/>
-          <w:bCs/>
-          <w:i/>
-          <w:iCs/>
+        <w:t>to enhance autonomous driving</w:t>
+      </w:r>
+      <w:r>
+        <w:rPr>
+          <w:rFonts w:ascii="Garamond" w:hAnsi="Garamond" w:cs="Arial"/>
+          <w:sz w:val="21"/>
+          <w:szCs w:val="21"/>
+        </w:rPr>
+        <w:t>/ADAS</w:t>
+      </w:r>
+      <w:r>
+        <w:rPr>
+          <w:rFonts w:ascii="Garamond" w:hAnsi="Garamond" w:cs="Arial"/>
+          <w:sz w:val="21"/>
+          <w:szCs w:val="21"/>
+        </w:rPr>
+        <w:t xml:space="preserve"> by visualizing key information, such as </w:t>
+      </w:r>
+      <w:r>
+        <w:rPr>
+          <w:rFonts w:ascii="Garamond" w:hAnsi="Garamond" w:cs="Arial"/>
+          <w:sz w:val="21"/>
+          <w:szCs w:val="21"/>
+        </w:rPr>
+        <w:t xml:space="preserve">routes and </w:t>
+      </w:r>
+      <w:r>
+        <w:rPr>
+          <w:rFonts w:ascii="Garamond" w:hAnsi="Garamond" w:cs="Arial"/>
+          <w:sz w:val="21"/>
+          <w:szCs w:val="21"/>
+        </w:rPr>
+        <w:t xml:space="preserve">vehicle </w:t>
+      </w:r>
+      <w:r>
+        <w:rPr>
+          <w:rFonts w:ascii="Garamond" w:hAnsi="Garamond" w:cs="Arial"/>
+          <w:sz w:val="21"/>
+          <w:szCs w:val="21"/>
+        </w:rPr>
+        <w:t>state</w:t>
+      </w:r>
+      <w:r>
+        <w:rPr>
+          <w:rFonts w:ascii="Garamond" w:hAnsi="Garamond" w:cs="Arial"/>
+          <w:sz w:val="21"/>
+          <w:szCs w:val="21"/>
+        </w:rPr>
+        <w:t xml:space="preserve"> using MATLAB</w:t>
+      </w:r>
+      <w:r>
+        <w:rPr>
+          <w:rFonts w:ascii="Garamond" w:hAnsi="Garamond" w:cs="Arial"/>
+          <w:sz w:val="21"/>
+          <w:szCs w:val="21"/>
+        </w:rPr>
+        <w:t xml:space="preserve">; helped company’s </w:t>
+      </w:r>
+      <w:r>
+        <w:rPr>
+          <w:rFonts w:ascii="Garamond" w:hAnsi="Garamond" w:cs="Arial"/>
+          <w:sz w:val="21"/>
+          <w:szCs w:val="21"/>
+        </w:rPr>
+        <w:t>engineers</w:t>
+      </w:r>
+      <w:r>
+        <w:rPr>
+          <w:rFonts w:ascii="Garamond" w:hAnsi="Garamond" w:cs="Arial"/>
           <w:sz w:val="21"/>
           <w:szCs w:val="21"/>
         </w:rPr>
@@ -2333,13 +2314,18 @@
       <w:r>
         <w:rPr>
           <w:rFonts w:ascii="Garamond" w:hAnsi="Garamond" w:cs="Arial"/>
-          <w:bCs/>
-          <w:i/>
-          <w:iCs/>
-          <w:sz w:val="21"/>
-          <w:szCs w:val="21"/>
-        </w:rPr>
-        <w:t>2021</w:t>
+          <w:sz w:val="21"/>
+          <w:szCs w:val="21"/>
+        </w:rPr>
+        <w:t>understand signals sent from cars</w:t>
+      </w:r>
+      <w:r>
+        <w:rPr>
+          <w:rFonts w:ascii="Garamond" w:hAnsi="Garamond" w:cs="Arial"/>
+          <w:sz w:val="21"/>
+          <w:szCs w:val="21"/>
+        </w:rPr>
+        <w:t xml:space="preserve"> visually</w:t>
       </w:r>
     </w:p>
     <w:p>
@@ -2365,39 +2351,113 @@
           <w:sz w:val="21"/>
           <w:szCs w:val="21"/>
         </w:rPr>
-        <w:t>Analyzed</w:t>
-      </w:r>
-      <w:r>
-        <w:rPr>
-          <w:rFonts w:ascii="Garamond" w:hAnsi="Garamond" w:cs="Arial"/>
-          <w:sz w:val="21"/>
-          <w:szCs w:val="21"/>
-        </w:rPr>
-        <w:t xml:space="preserve"> performance tests of additive manufacturing machines</w:t>
-      </w:r>
-      <w:r>
-        <w:rPr>
-          <w:rFonts w:ascii="Garamond" w:hAnsi="Garamond" w:cs="Arial"/>
-          <w:sz w:val="21"/>
-          <w:szCs w:val="21"/>
-        </w:rPr>
-        <w:t xml:space="preserve"> by operating </w:t>
-      </w:r>
-      <w:r>
-        <w:rPr>
-          <w:rFonts w:ascii="Garamond" w:hAnsi="Garamond" w:cs="Arial"/>
-          <w:sz w:val="21"/>
-          <w:szCs w:val="21"/>
-        </w:rPr>
-        <w:t xml:space="preserve">the </w:t>
-      </w:r>
-      <w:r>
-        <w:rPr>
-          <w:rFonts w:ascii="Garamond" w:hAnsi="Garamond" w:cs="Arial"/>
-          <w:sz w:val="21"/>
-          <w:szCs w:val="21"/>
-        </w:rPr>
-        <w:t>machines and inspecting products</w:t>
+        <w:t>Improved</w:t>
+      </w:r>
+      <w:r>
+        <w:rPr>
+          <w:rFonts w:ascii="Garamond" w:hAnsi="Garamond" w:cs="Arial"/>
+          <w:sz w:val="21"/>
+          <w:szCs w:val="21"/>
+        </w:rPr>
+        <w:t xml:space="preserve"> </w:t>
+      </w:r>
+      <w:r>
+        <w:rPr>
+          <w:rFonts w:ascii="Garamond" w:hAnsi="Garamond" w:cs="Arial"/>
+          <w:sz w:val="21"/>
+          <w:szCs w:val="21"/>
+        </w:rPr>
+        <w:t>software</w:t>
+      </w:r>
+      <w:r>
+        <w:rPr>
+          <w:rFonts w:ascii="Garamond" w:hAnsi="Garamond" w:cs="Arial"/>
+          <w:sz w:val="21"/>
+          <w:szCs w:val="21"/>
+        </w:rPr>
+        <w:t xml:space="preserve"> that </w:t>
+      </w:r>
+      <w:proofErr w:type="gramStart"/>
+      <w:r>
+        <w:rPr>
+          <w:rFonts w:ascii="Garamond" w:hAnsi="Garamond" w:cs="Arial"/>
+          <w:sz w:val="21"/>
+          <w:szCs w:val="21"/>
+        </w:rPr>
+        <w:t>processed</w:t>
+      </w:r>
+      <w:proofErr w:type="gramEnd"/>
+      <w:r>
+        <w:rPr>
+          <w:rFonts w:ascii="Garamond" w:hAnsi="Garamond" w:cs="Arial"/>
+          <w:sz w:val="21"/>
+          <w:szCs w:val="21"/>
+        </w:rPr>
+        <w:t xml:space="preserve"> </w:t>
+      </w:r>
+      <w:r>
+        <w:rPr>
+          <w:rFonts w:ascii="Garamond" w:hAnsi="Garamond" w:cs="Arial"/>
+          <w:sz w:val="21"/>
+          <w:szCs w:val="21"/>
+        </w:rPr>
+        <w:t xml:space="preserve">CAN </w:t>
+      </w:r>
+      <w:r>
+        <w:rPr>
+          <w:rFonts w:ascii="Garamond" w:hAnsi="Garamond" w:cs="Arial"/>
+          <w:sz w:val="21"/>
+          <w:szCs w:val="21"/>
+        </w:rPr>
+        <w:t>signals from cars</w:t>
+      </w:r>
+      <w:r>
+        <w:rPr>
+          <w:rFonts w:ascii="Garamond" w:hAnsi="Garamond" w:cs="Arial"/>
+          <w:sz w:val="21"/>
+          <w:szCs w:val="21"/>
+        </w:rPr>
+        <w:t xml:space="preserve"> by fixing signal </w:t>
+      </w:r>
+      <w:r>
+        <w:rPr>
+          <w:rFonts w:ascii="Garamond" w:hAnsi="Garamond" w:cs="Arial"/>
+          <w:sz w:val="21"/>
+          <w:szCs w:val="21"/>
+        </w:rPr>
+        <w:t>decoding</w:t>
+      </w:r>
+      <w:r>
+        <w:rPr>
+          <w:rFonts w:ascii="Garamond" w:hAnsi="Garamond" w:cs="Arial"/>
+          <w:sz w:val="21"/>
+          <w:szCs w:val="21"/>
+        </w:rPr>
+        <w:t xml:space="preserve">; </w:t>
+      </w:r>
+      <w:r>
+        <w:rPr>
+          <w:rFonts w:ascii="Garamond" w:hAnsi="Garamond" w:cs="Arial"/>
+          <w:sz w:val="21"/>
+          <w:szCs w:val="21"/>
+        </w:rPr>
+        <w:t>refined</w:t>
+      </w:r>
+      <w:r>
+        <w:rPr>
+          <w:rFonts w:ascii="Garamond" w:hAnsi="Garamond" w:cs="Arial"/>
+          <w:sz w:val="21"/>
+          <w:szCs w:val="21"/>
+        </w:rPr>
+        <w:t xml:space="preserve"> </w:t>
+      </w:r>
+      <w:r>
+        <w:rPr>
+          <w:rFonts w:ascii="Garamond" w:hAnsi="Garamond" w:cs="Arial"/>
+          <w:sz w:val="21"/>
+          <w:szCs w:val="21"/>
+        </w:rPr>
+        <w:t>system output accuracy</w:t>
       </w:r>
     </w:p>
     <w:p>
@@ -2413,6 +2473,331 @@
         <w:spacing w:after="0" w:line="276" w:lineRule="auto"/>
         <w:rPr>
           <w:rFonts w:ascii="Garamond" w:hAnsi="Garamond" w:cs="Arial"/>
+          <w:bCs/>
+          <w:sz w:val="21"/>
+          <w:szCs w:val="21"/>
+        </w:rPr>
+      </w:pPr>
+      <w:r>
+        <w:rPr>
+          <w:rFonts w:ascii="Garamond" w:hAnsi="Garamond" w:cs="Arial"/>
+          <w:sz w:val="21"/>
+          <w:szCs w:val="21"/>
+        </w:rPr>
+        <w:t>Co</w:t>
+      </w:r>
+      <w:r>
+        <w:rPr>
+          <w:rFonts w:ascii="Garamond" w:hAnsi="Garamond" w:cs="Arial"/>
+          <w:sz w:val="21"/>
+          <w:szCs w:val="21"/>
+        </w:rPr>
+        <w:t>llabora</w:t>
+      </w:r>
+      <w:r>
+        <w:rPr>
+          <w:rFonts w:ascii="Garamond" w:hAnsi="Garamond" w:cs="Arial"/>
+          <w:sz w:val="21"/>
+          <w:szCs w:val="21"/>
+        </w:rPr>
+        <w:t>ted</w:t>
+      </w:r>
+      <w:r>
+        <w:rPr>
+          <w:rFonts w:ascii="Garamond" w:hAnsi="Garamond" w:cs="Arial"/>
+          <w:sz w:val="21"/>
+          <w:szCs w:val="21"/>
+        </w:rPr>
+        <w:t xml:space="preserve"> </w:t>
+      </w:r>
+      <w:r>
+        <w:rPr>
+          <w:rFonts w:ascii="Garamond" w:hAnsi="Garamond" w:cs="Arial"/>
+          <w:sz w:val="21"/>
+          <w:szCs w:val="21"/>
+        </w:rPr>
+        <w:t>with colleagues</w:t>
+      </w:r>
+      <w:r>
+        <w:rPr>
+          <w:rFonts w:ascii="Garamond" w:hAnsi="Garamond" w:cs="Arial"/>
+          <w:sz w:val="21"/>
+          <w:szCs w:val="21"/>
+        </w:rPr>
+        <w:t xml:space="preserve"> from </w:t>
+      </w:r>
+      <w:r>
+        <w:rPr>
+          <w:rFonts w:ascii="Garamond" w:hAnsi="Garamond" w:cs="Arial"/>
+          <w:sz w:val="21"/>
+          <w:szCs w:val="21"/>
+        </w:rPr>
+        <w:t>10</w:t>
+      </w:r>
+      <w:r>
+        <w:rPr>
+          <w:rFonts w:ascii="Garamond" w:hAnsi="Garamond" w:cs="Arial"/>
+          <w:sz w:val="21"/>
+          <w:szCs w:val="21"/>
+        </w:rPr>
+        <w:t xml:space="preserve"> countries</w:t>
+      </w:r>
+      <w:r>
+        <w:rPr>
+          <w:rFonts w:ascii="Garamond" w:hAnsi="Garamond" w:cs="Arial"/>
+          <w:sz w:val="21"/>
+          <w:szCs w:val="21"/>
+        </w:rPr>
+        <w:t xml:space="preserve"> and different majors; made outcomes reflecting diverse opinions</w:t>
+      </w:r>
+    </w:p>
+    <w:p>
+      <w:pPr>
+        <w:pStyle w:val="ListParagraph"/>
+        <w:tabs>
+          <w:tab w:val="right" w:pos="10440"/>
+        </w:tabs>
+        <w:spacing w:after="0" w:line="276" w:lineRule="auto"/>
+        <w:rPr>
+          <w:rFonts w:ascii="Garamond" w:hAnsi="Garamond" w:cs="Arial"/>
+          <w:bCs/>
+          <w:sz w:val="6"/>
+          <w:szCs w:val="6"/>
+        </w:rPr>
+      </w:pPr>
+    </w:p>
+    <w:p>
+      <w:pPr>
+        <w:tabs>
+          <w:tab w:val="right" w:pos="10440"/>
+        </w:tabs>
+        <w:spacing w:after="0" w:line="276" w:lineRule="auto"/>
+        <w:rPr>
+          <w:rFonts w:ascii="Garamond" w:hAnsi="Garamond" w:cs="Arial"/>
+          <w:b/>
+          <w:sz w:val="21"/>
+          <w:szCs w:val="21"/>
+        </w:rPr>
+      </w:pPr>
+      <w:r>
+        <w:rPr>
+          <w:rFonts w:ascii="Garamond" w:hAnsi="Garamond" w:cs="Arial"/>
+          <w:bCs/>
+          <w:sz w:val="21"/>
+          <w:szCs w:val="21"/>
+        </w:rPr>
+        <w:t xml:space="preserve">DMG </w:t>
+      </w:r>
+      <w:r>
+        <w:rPr>
+          <w:rFonts w:ascii="Garamond" w:hAnsi="Garamond" w:cs="Arial"/>
+          <w:bCs/>
+          <w:sz w:val="21"/>
+          <w:szCs w:val="21"/>
+        </w:rPr>
+        <w:t>MORI</w:t>
+      </w:r>
+      <w:r>
+        <w:rPr>
+          <w:rFonts w:ascii="Garamond" w:hAnsi="Garamond" w:cs="Arial"/>
+          <w:iCs/>
+          <w:sz w:val="21"/>
+          <w:szCs w:val="21"/>
+        </w:rPr>
+        <w:t xml:space="preserve"> | </w:t>
+      </w:r>
+      <w:r>
+        <w:rPr>
+          <w:rFonts w:ascii="Garamond" w:hAnsi="Garamond" w:cs="Arial"/>
+          <w:i/>
+          <w:sz w:val="21"/>
+          <w:szCs w:val="21"/>
+        </w:rPr>
+        <w:t xml:space="preserve">Industrial Practices </w:t>
+      </w:r>
+      <w:r>
+        <w:rPr>
+          <w:rFonts w:ascii="Garamond" w:hAnsi="Garamond" w:cs="Arial"/>
+          <w:i/>
+          <w:sz w:val="21"/>
+          <w:szCs w:val="21"/>
+        </w:rPr>
+        <w:t>Intern</w:t>
+      </w:r>
+      <w:r>
+        <w:rPr>
+          <w:rFonts w:ascii="Garamond" w:hAnsi="Garamond" w:cs="Arial"/>
+          <w:i/>
+          <w:sz w:val="21"/>
+          <w:szCs w:val="21"/>
+        </w:rPr>
+        <w:t>, Additive Manufacturing R &amp; D</w:t>
+      </w:r>
+      <w:r>
+        <w:rPr>
+          <w:rFonts w:ascii="Garamond" w:hAnsi="Garamond" w:cs="Arial"/>
+          <w:iCs/>
+          <w:sz w:val="21"/>
+          <w:szCs w:val="21"/>
+        </w:rPr>
+        <w:t>, Iga, Mie</w:t>
+      </w:r>
+      <w:r>
+        <w:rPr>
+          <w:rFonts w:ascii="Garamond" w:hAnsi="Garamond" w:cs="Arial"/>
+          <w:iCs/>
+          <w:sz w:val="21"/>
+          <w:szCs w:val="21"/>
+        </w:rPr>
+        <w:t>, Japan</w:t>
+      </w:r>
+      <w:r>
+        <w:rPr>
+          <w:rFonts w:ascii="Garamond" w:hAnsi="Garamond" w:cs="Arial"/>
+          <w:b/>
+          <w:sz w:val="21"/>
+          <w:szCs w:val="21"/>
+        </w:rPr>
+        <w:tab/>
+      </w:r>
+      <w:r>
+        <w:rPr>
+          <w:rFonts w:ascii="Garamond" w:hAnsi="Garamond" w:cs="Arial"/>
+          <w:bCs/>
+          <w:i/>
+          <w:iCs/>
+          <w:sz w:val="21"/>
+          <w:szCs w:val="21"/>
+        </w:rPr>
+        <w:t>August</w:t>
+      </w:r>
+      <w:r>
+        <w:rPr>
+          <w:rFonts w:ascii="Garamond" w:hAnsi="Garamond" w:cs="Arial"/>
+          <w:bCs/>
+          <w:i/>
+          <w:iCs/>
+          <w:sz w:val="21"/>
+          <w:szCs w:val="21"/>
+        </w:rPr>
+        <w:t xml:space="preserve"> 2021</w:t>
+      </w:r>
+      <w:r>
+        <w:rPr>
+          <w:rFonts w:ascii="Garamond" w:hAnsi="Garamond" w:cs="Arial"/>
+          <w:bCs/>
+          <w:i/>
+          <w:iCs/>
+          <w:sz w:val="21"/>
+          <w:szCs w:val="21"/>
+        </w:rPr>
+        <w:t xml:space="preserve"> – </w:t>
+      </w:r>
+      <w:r>
+        <w:rPr>
+          <w:rFonts w:ascii="Garamond" w:hAnsi="Garamond" w:cs="Arial"/>
+          <w:bCs/>
+          <w:i/>
+          <w:iCs/>
+          <w:sz w:val="21"/>
+          <w:szCs w:val="21"/>
+        </w:rPr>
+        <w:t>September</w:t>
+      </w:r>
+      <w:r>
+        <w:rPr>
+          <w:rFonts w:ascii="Garamond" w:hAnsi="Garamond" w:cs="Arial"/>
+          <w:bCs/>
+          <w:i/>
+          <w:iCs/>
+          <w:sz w:val="21"/>
+          <w:szCs w:val="21"/>
+        </w:rPr>
+        <w:t xml:space="preserve"> </w:t>
+      </w:r>
+      <w:r>
+        <w:rPr>
+          <w:rFonts w:ascii="Garamond" w:hAnsi="Garamond" w:cs="Arial"/>
+          <w:bCs/>
+          <w:i/>
+          <w:iCs/>
+          <w:sz w:val="21"/>
+          <w:szCs w:val="21"/>
+        </w:rPr>
+        <w:t>2021</w:t>
+      </w:r>
+    </w:p>
+    <w:p>
+      <w:pPr>
+        <w:pStyle w:val="ListParagraph"/>
+        <w:numPr>
+          <w:ilvl w:val="0"/>
+          <w:numId w:val="1"/>
+        </w:numPr>
+        <w:tabs>
+          <w:tab w:val="right" w:pos="10440"/>
+        </w:tabs>
+        <w:spacing w:after="0" w:line="276" w:lineRule="auto"/>
+        <w:rPr>
+          <w:rFonts w:ascii="Garamond" w:hAnsi="Garamond" w:cs="Arial"/>
+          <w:sz w:val="21"/>
+          <w:szCs w:val="21"/>
+        </w:rPr>
+      </w:pPr>
+      <w:r>
+        <w:rPr>
+          <w:rFonts w:ascii="Garamond" w:hAnsi="Garamond" w:cs="Arial"/>
+          <w:sz w:val="21"/>
+          <w:szCs w:val="21"/>
+        </w:rPr>
+        <w:t>Analyzed</w:t>
+      </w:r>
+      <w:r>
+        <w:rPr>
+          <w:rFonts w:ascii="Garamond" w:hAnsi="Garamond" w:cs="Arial"/>
+          <w:sz w:val="21"/>
+          <w:szCs w:val="21"/>
+        </w:rPr>
+        <w:t xml:space="preserve"> performance tests of additive manufacturing machines</w:t>
+      </w:r>
+      <w:r>
+        <w:rPr>
+          <w:rFonts w:ascii="Garamond" w:hAnsi="Garamond" w:cs="Arial"/>
+          <w:sz w:val="21"/>
+          <w:szCs w:val="21"/>
+        </w:rPr>
+        <w:t xml:space="preserve"> by operating </w:t>
+      </w:r>
+      <w:r>
+        <w:rPr>
+          <w:rFonts w:ascii="Garamond" w:hAnsi="Garamond" w:cs="Arial"/>
+          <w:sz w:val="21"/>
+          <w:szCs w:val="21"/>
+        </w:rPr>
+        <w:t xml:space="preserve">the </w:t>
+      </w:r>
+      <w:r>
+        <w:rPr>
+          <w:rFonts w:ascii="Garamond" w:hAnsi="Garamond" w:cs="Arial"/>
+          <w:sz w:val="21"/>
+          <w:szCs w:val="21"/>
+        </w:rPr>
+        <w:t>machines and inspecting products</w:t>
+      </w:r>
+    </w:p>
+    <w:p>
+      <w:pPr>
+        <w:pStyle w:val="ListParagraph"/>
+        <w:numPr>
+          <w:ilvl w:val="0"/>
+          <w:numId w:val="1"/>
+        </w:numPr>
+        <w:tabs>
+          <w:tab w:val="right" w:pos="10440"/>
+        </w:tabs>
+        <w:spacing w:after="0" w:line="276" w:lineRule="auto"/>
+        <w:rPr>
+          <w:rFonts w:ascii="Garamond" w:hAnsi="Garamond" w:cs="Arial"/>
           <w:sz w:val="21"/>
           <w:szCs w:val="21"/>
         </w:rPr>
@@ -2861,8 +3246,8 @@
         <w:rPr>
           <w:rFonts w:ascii="Garamond" w:hAnsi="Garamond" w:cs="Arial"/>
           <w:iCs/>
-          <w:sz w:val="21"/>
-          <w:szCs w:val="21"/>
+          <w:sz w:val="6"/>
+          <w:szCs w:val="6"/>
         </w:rPr>
       </w:pPr>
     </w:p>
@@ -2913,7 +3298,27 @@
           <w:sz w:val="21"/>
           <w:szCs w:val="21"/>
         </w:rPr>
-        <w:t xml:space="preserve">Extended Kalman Filter , </w:t>
+        <w:t xml:space="preserve">Extended Kalman </w:t>
+      </w:r>
+      <w:proofErr w:type="gramStart"/>
+      <w:r>
+        <w:rPr>
+          <w:rFonts w:ascii="Garamond" w:hAnsi="Garamond" w:cs="Arial"/>
+          <w:i/>
+          <w:sz w:val="21"/>
+          <w:szCs w:val="21"/>
+        </w:rPr>
+        <w:t>Filter ,</w:t>
+      </w:r>
+      <w:proofErr w:type="gramEnd"/>
+      <w:r>
+        <w:rPr>
+          <w:rFonts w:ascii="Garamond" w:hAnsi="Garamond" w:cs="Arial"/>
+          <w:i/>
+          <w:sz w:val="21"/>
+          <w:szCs w:val="21"/>
+        </w:rPr>
+        <w:t xml:space="preserve"> </w:t>
       </w:r>
       <w:r>
         <w:rPr>
@@ -3060,8 +3465,54 @@
           <w:sz w:val="21"/>
           <w:szCs w:val="21"/>
         </w:rPr>
-        <w:t xml:space="preserve"> among pedestrian, cyclist, and intelligent wheelchair</w:t>
-      </w:r>
+        <w:t xml:space="preserve"> among </w:t>
+      </w:r>
+      <w:proofErr w:type="gramStart"/>
+      <w:r>
+        <w:rPr>
+          <w:rFonts w:ascii="Garamond" w:hAnsi="Garamond" w:cs="Arial"/>
+          <w:sz w:val="21"/>
+          <w:szCs w:val="21"/>
+        </w:rPr>
+        <w:t>pedestrian</w:t>
+      </w:r>
+      <w:proofErr w:type="gramEnd"/>
+      <w:r>
+        <w:rPr>
+          <w:rFonts w:ascii="Garamond" w:hAnsi="Garamond" w:cs="Arial"/>
+          <w:sz w:val="21"/>
+          <w:szCs w:val="21"/>
+        </w:rPr>
+        <w:t xml:space="preserve">, </w:t>
+      </w:r>
+      <w:proofErr w:type="gramStart"/>
+      <w:r>
+        <w:rPr>
+          <w:rFonts w:ascii="Garamond" w:hAnsi="Garamond" w:cs="Arial"/>
+          <w:sz w:val="21"/>
+          <w:szCs w:val="21"/>
+        </w:rPr>
+        <w:t>cyclist</w:t>
+      </w:r>
+      <w:proofErr w:type="gramEnd"/>
+      <w:r>
+        <w:rPr>
+          <w:rFonts w:ascii="Garamond" w:hAnsi="Garamond" w:cs="Arial"/>
+          <w:sz w:val="21"/>
+          <w:szCs w:val="21"/>
+        </w:rPr>
+        <w:t xml:space="preserve">, and intelligent </w:t>
+      </w:r>
+      <w:proofErr w:type="gramStart"/>
+      <w:r>
+        <w:rPr>
+          <w:rFonts w:ascii="Garamond" w:hAnsi="Garamond" w:cs="Arial"/>
+          <w:sz w:val="21"/>
+          <w:szCs w:val="21"/>
+        </w:rPr>
+        <w:t>wheelchair</w:t>
+      </w:r>
+      <w:proofErr w:type="gramEnd"/>
     </w:p>
     <w:p>
       <w:pPr>
@@ -3114,7 +3565,23 @@
           <w:sz w:val="21"/>
           <w:szCs w:val="21"/>
         </w:rPr>
-        <w:t>Conducted sensor fusion using</w:t>
+        <w:t xml:space="preserve">Conducted sensor </w:t>
+      </w:r>
+      <w:r>
+        <w:rPr>
+          <w:rFonts w:ascii="Garamond" w:hAnsi="Garamond" w:cs="Arial"/>
+          <w:sz w:val="21"/>
+          <w:szCs w:val="21"/>
+        </w:rPr>
+        <w:t>fusion</w:t>
+      </w:r>
+      <w:r>
+        <w:rPr>
+          <w:rFonts w:ascii="Garamond" w:hAnsi="Garamond" w:cs="Arial"/>
+          <w:sz w:val="21"/>
+          <w:szCs w:val="21"/>
+        </w:rPr>
+        <w:t xml:space="preserve"> using</w:t>
       </w:r>
       <w:r>
         <w:rPr>
@@ -4421,6 +4888,15 @@
 </file>
 
 <file path=customXml/item1.xml><?xml version="1.0" encoding="utf-8"?>
+<?mso-contentType ?>
+<FormTemplates xmlns="http://schemas.microsoft.com/sharepoint/v3/contenttype/forms">
+  <Display>DocumentLibraryForm</Display>
+  <Edit>DocumentLibraryForm</Edit>
+  <New>DocumentLibraryForm</New>
+</FormTemplates>
+</file>
+
+<file path=customXml/item2.xml><?xml version="1.0" encoding="utf-8"?>
 <ct:contentTypeSchema xmlns:ct="http://schemas.microsoft.com/office/2006/metadata/contentType" xmlns:ma="http://schemas.microsoft.com/office/2006/metadata/properties/metaAttributes" ct:_="" ma:_="" ma:contentTypeName="Document" ma:contentTypeID="0x010100E00F7205C82CFC49993A09459E403F9D" ma:contentTypeVersion="11" ma:contentTypeDescription="Create a new document." ma:contentTypeScope="" ma:versionID="15ca1506d9d0bc3d30df8ed0110f0d4e">
   <xsd:schema xmlns:xsd="http://www.w3.org/2001/XMLSchema" xmlns:xs="http://www.w3.org/2001/XMLSchema" xmlns:p="http://schemas.microsoft.com/office/2006/metadata/properties" xmlns:ns2="8f1b7c86-42c5-4929-b887-8cfd13270314" xmlns:ns3="671c1944-cc4f-476c-949f-52559c641db4" targetNamespace="http://schemas.microsoft.com/office/2006/metadata/properties" ma:root="true" ma:fieldsID="db6c2aada95e6879eb2870ebec6b4aa1" ns2:_="" ns3:_="">
     <xsd:import namespace="8f1b7c86-42c5-4929-b887-8cfd13270314"/>
@@ -4631,16 +5107,15 @@
 </ct:contentTypeSchema>
 </file>
 
-<file path=customXml/item2.xml><?xml version="1.0" encoding="utf-8"?>
-<?mso-contentType ?>
-<FormTemplates xmlns="http://schemas.microsoft.com/sharepoint/v3/contenttype/forms">
-  <Display>DocumentLibraryForm</Display>
-  <Edit>DocumentLibraryForm</Edit>
-  <New>DocumentLibraryForm</New>
-</FormTemplates>
+<file path=customXml/itemProps1.xml><?xml version="1.0" encoding="utf-8"?>
+<ds:datastoreItem xmlns:ds="http://schemas.openxmlformats.org/officeDocument/2006/customXml" ds:itemID="{8E8AFA64-578D-46FF-A288-428D1FA7C9F1}">
+  <ds:schemaRefs>
+    <ds:schemaRef ds:uri="http://schemas.microsoft.com/sharepoint/v3/contenttype/forms"/>
+  </ds:schemaRefs>
+</ds:datastoreItem>
 </file>
 
-<file path=customXml/itemProps1.xml><?xml version="1.0" encoding="utf-8"?>
+<file path=customXml/itemProps2.xml><?xml version="1.0" encoding="utf-8"?>
 <ds:datastoreItem xmlns:ds="http://schemas.openxmlformats.org/officeDocument/2006/customXml" ds:itemID="{5ECCFF00-82E4-439E-8D62-678F77120EF2}">
   <ds:schemaRefs>
     <ds:schemaRef ds:uri="http://schemas.microsoft.com/office/2006/metadata/contentType"/>
@@ -4657,12 +5132,4 @@
     <ds:schemaRef ds:uri="http://schemas.microsoft.com/internal/obd"/>
   </ds:schemaRefs>
 </ds:datastoreItem>
-</file>
-
-<file path=customXml/itemProps2.xml><?xml version="1.0" encoding="utf-8"?>
-<ds:datastoreItem xmlns:ds="http://schemas.openxmlformats.org/officeDocument/2006/customXml" ds:itemID="{8E8AFA64-578D-46FF-A288-428D1FA7C9F1}">
-  <ds:schemaRefs>
-    <ds:schemaRef ds:uri="http://schemas.microsoft.com/sharepoint/v3/contenttype/forms"/>
-  </ds:schemaRefs>
-</ds:datastoreItem>
 </file>
--- a/Marika_Nishi_Resume.docx
+++ b/Marika_Nishi_Resume.docx
@@ -40,17 +40,10 @@
       <w:r>
         <w:rPr>
           <w:rFonts w:ascii="Times New Roman" w:hAnsi="Times New Roman" w:cs="Times New Roman"/>
-          <w:sz w:val="40"/>
-        </w:rPr>
-        <w:t xml:space="preserve">Mobile </w:t>
-      </w:r>
-      <w:r>
-        <w:rPr>
-          <w:rFonts w:ascii="Times New Roman" w:hAnsi="Times New Roman" w:cs="Times New Roman"/>
           <w:sz w:val="20"/>
           <w:szCs w:val="10"/>
         </w:rPr>
-        <w:t>Mobile Robots Intern - Mechatronics Vehicle Feature(s) R&amp;D</w:t>
+        <w:t>Robotics Data Collector</w:t>
       </w:r>
     </w:p>
     <w:p>
@@ -379,34 +372,6 @@
           <w:sz w:val="21"/>
           <w:szCs w:val="21"/>
         </w:rPr>
-        <w:t xml:space="preserve"> |</w:t>
-      </w:r>
-      <w:r>
-        <w:rPr>
-          <w:rFonts w:ascii="Garamond" w:hAnsi="Garamond" w:cs="Arial"/>
-          <w:i/>
-          <w:iCs/>
-          <w:sz w:val="21"/>
-          <w:szCs w:val="21"/>
-        </w:rPr>
-        <w:t xml:space="preserve">Concentration: </w:t>
-      </w:r>
-      <w:r>
-        <w:rPr>
-          <w:rFonts w:ascii="Garamond" w:hAnsi="Garamond" w:cs="Arial"/>
-          <w:i/>
-          <w:iCs/>
-          <w:sz w:val="21"/>
-          <w:szCs w:val="21"/>
-        </w:rPr>
-        <w:t>Computer Vision</w:t>
-      </w:r>
-      <w:r>
-        <w:rPr>
-          <w:rFonts w:ascii="Garamond" w:hAnsi="Garamond" w:cs="Arial"/>
-          <w:sz w:val="21"/>
-          <w:szCs w:val="21"/>
-        </w:rPr>
         <w:tab/>
       </w:r>
       <w:r>
@@ -425,7 +390,7 @@
           <w:sz w:val="21"/>
           <w:szCs w:val="21"/>
         </w:rPr>
-        <w:t>78</w:t>
+        <w:t>81</w:t>
       </w:r>
       <w:r>
         <w:rPr>
@@ -639,8 +604,8 @@
         <w:spacing w:after="0" w:line="276" w:lineRule="auto"/>
         <w:rPr>
           <w:rFonts w:ascii="Garamond" w:hAnsi="Garamond" w:cs="Arial"/>
-          <w:sz w:val="21"/>
-          <w:szCs w:val="21"/>
+          <w:sz w:val="10"/>
+          <w:szCs w:val="10"/>
         </w:rPr>
       </w:pPr>
     </w:p>
@@ -1264,8 +1229,8 @@
         <w:spacing w:after="0" w:line="276" w:lineRule="auto"/>
         <w:rPr>
           <w:rFonts w:ascii="Garamond" w:hAnsi="Garamond" w:cs="Arial"/>
-          <w:sz w:val="21"/>
-          <w:szCs w:val="21"/>
+          <w:sz w:val="10"/>
+          <w:szCs w:val="10"/>
         </w:rPr>
       </w:pPr>
     </w:p>
@@ -1321,25 +1286,7 @@
           <w:sz w:val="21"/>
           <w:szCs w:val="21"/>
         </w:rPr>
-        <w:t xml:space="preserve">Vijay </w:t>
-      </w:r>
-      <w:r>
-        <w:rPr>
-          <w:rFonts w:ascii="Garamond" w:hAnsi="Garamond" w:cs="Arial"/>
-          <w:bCs/>
-          <w:sz w:val="21"/>
-          <w:szCs w:val="21"/>
-        </w:rPr>
-        <w:t xml:space="preserve">Kumar </w:t>
-      </w:r>
-      <w:r>
-        <w:rPr>
-          <w:rFonts w:ascii="Garamond" w:hAnsi="Garamond" w:cs="Arial"/>
-          <w:bCs/>
-          <w:sz w:val="21"/>
-          <w:szCs w:val="21"/>
-        </w:rPr>
-        <w:t>Lab</w:t>
+        <w:t>ISUZU</w:t>
       </w:r>
       <w:r>
         <w:rPr>
@@ -1357,16 +1304,25 @@
           <w:sz w:val="21"/>
           <w:szCs w:val="21"/>
         </w:rPr>
-        <w:t>Research Intern,</w:t>
-      </w:r>
-      <w:r>
-        <w:rPr>
-          <w:rFonts w:ascii="Garamond" w:hAnsi="Garamond" w:cs="Arial"/>
-          <w:iCs/>
-          <w:sz w:val="21"/>
-          <w:szCs w:val="21"/>
-        </w:rPr>
-        <w:t xml:space="preserve"> Philadelphia, PA, United States</w:t>
+        <w:t>Advanced Engineering - AI &amp; Autonomous Driving Intern</w:t>
+      </w:r>
+      <w:r>
+        <w:rPr>
+          <w:rFonts w:ascii="Garamond" w:hAnsi="Garamond" w:cs="Arial"/>
+          <w:i/>
+          <w:sz w:val="21"/>
+          <w:szCs w:val="21"/>
+        </w:rPr>
+        <w:t>,</w:t>
+      </w:r>
+      <w:r>
+        <w:rPr>
+          <w:rFonts w:ascii="Garamond" w:hAnsi="Garamond" w:cs="Arial"/>
+          <w:iCs/>
+          <w:sz w:val="21"/>
+          <w:szCs w:val="21"/>
+        </w:rPr>
+        <w:t xml:space="preserve"> Plymouth, MI, United States</w:t>
       </w:r>
       <w:r>
         <w:rPr>
@@ -1386,7 +1342,7 @@
           <w:sz w:val="21"/>
           <w:szCs w:val="21"/>
         </w:rPr>
-        <w:t>May 2025</w:t>
+        <w:t>May 2026</w:t>
       </w:r>
       <w:r>
         <w:rPr>
@@ -1424,74 +1380,17 @@
         <w:spacing w:after="0" w:line="276" w:lineRule="auto"/>
         <w:rPr>
           <w:rFonts w:ascii="Garamond" w:hAnsi="Garamond" w:cs="Arial"/>
-          <w:bCs/>
-          <w:sz w:val="21"/>
-          <w:szCs w:val="21"/>
-        </w:rPr>
-      </w:pPr>
-      <w:r>
-        <w:rPr>
-          <w:rFonts w:ascii="Garamond" w:hAnsi="Garamond" w:cs="Arial"/>
-          <w:sz w:val="21"/>
-          <w:szCs w:val="21"/>
-        </w:rPr>
-        <w:t>Implement</w:t>
-      </w:r>
-      <w:r>
-        <w:rPr>
-          <w:rFonts w:ascii="Garamond" w:hAnsi="Garamond" w:cs="Arial"/>
-          <w:sz w:val="21"/>
-          <w:szCs w:val="21"/>
-        </w:rPr>
-        <w:t xml:space="preserve"> driving simulator</w:t>
-      </w:r>
-      <w:r>
-        <w:rPr>
-          <w:rFonts w:ascii="Garamond" w:hAnsi="Garamond" w:cs="Arial"/>
-          <w:sz w:val="21"/>
-          <w:szCs w:val="21"/>
-        </w:rPr>
-        <w:t>s</w:t>
-      </w:r>
-      <w:r>
-        <w:rPr>
-          <w:rFonts w:ascii="Garamond" w:hAnsi="Garamond" w:cs="Arial"/>
-          <w:sz w:val="21"/>
-          <w:szCs w:val="21"/>
-        </w:rPr>
-        <w:t xml:space="preserve"> that visualized data </w:t>
-      </w:r>
-      <w:r>
-        <w:rPr>
-          <w:rFonts w:ascii="Garamond" w:hAnsi="Garamond" w:cs="Arial"/>
-          <w:sz w:val="21"/>
-          <w:szCs w:val="21"/>
-        </w:rPr>
-        <w:t>of</w:t>
-      </w:r>
-      <w:r>
-        <w:rPr>
-          <w:rFonts w:ascii="Garamond" w:hAnsi="Garamond" w:cs="Arial"/>
-          <w:sz w:val="21"/>
-          <w:szCs w:val="21"/>
-        </w:rPr>
-        <w:t xml:space="preserve"> event camera on </w:t>
-      </w:r>
-      <w:r>
-        <w:rPr>
-          <w:rFonts w:ascii="Garamond" w:hAnsi="Garamond" w:cs="Arial"/>
-          <w:sz w:val="21"/>
-          <w:szCs w:val="21"/>
-        </w:rPr>
-        <w:t>F1</w:t>
-      </w:r>
-      <w:r>
-        <w:rPr>
-          <w:rFonts w:ascii="Garamond" w:hAnsi="Garamond" w:cs="Arial"/>
-          <w:sz w:val="21"/>
-          <w:szCs w:val="21"/>
-        </w:rPr>
-        <w:t>tenth</w:t>
+          <w:sz w:val="21"/>
+          <w:szCs w:val="21"/>
+        </w:rPr>
+      </w:pPr>
+      <w:r>
+        <w:rPr>
+          <w:rFonts w:ascii="Garamond" w:hAnsi="Garamond" w:cs="Arial"/>
+          <w:sz w:val="21"/>
+          <w:szCs w:val="21"/>
+        </w:rPr>
+        <w:t>Design and implement core algorithms for scheduling, task assignment, and</w:t>
       </w:r>
       <w:r>
         <w:rPr>
@@ -1507,7 +1406,23 @@
           <w:sz w:val="21"/>
           <w:szCs w:val="21"/>
         </w:rPr>
-        <w:t>car</w:t>
+        <w:t>multi-agent trajectory planning</w:t>
+      </w:r>
+      <w:r>
+        <w:rPr>
+          <w:rFonts w:ascii="Garamond" w:hAnsi="Garamond" w:cs="Arial"/>
+          <w:sz w:val="21"/>
+          <w:szCs w:val="21"/>
+        </w:rPr>
+        <w:t>; d</w:t>
+      </w:r>
+      <w:r>
+        <w:rPr>
+          <w:rFonts w:ascii="Garamond" w:hAnsi="Garamond" w:cs="Arial"/>
+          <w:sz w:val="21"/>
+          <w:szCs w:val="21"/>
+        </w:rPr>
+        <w:t>evelop AI-enabled optimization and</w:t>
       </w:r>
       <w:r>
         <w:rPr>
@@ -1523,15 +1438,7 @@
           <w:sz w:val="21"/>
           <w:szCs w:val="21"/>
         </w:rPr>
-        <w:t xml:space="preserve">using Gazebo, CARLA, and </w:t>
-      </w:r>
-      <w:r>
-        <w:rPr>
-          <w:rFonts w:ascii="Garamond" w:hAnsi="Garamond" w:cs="Arial"/>
-          <w:sz w:val="21"/>
-          <w:szCs w:val="21"/>
-        </w:rPr>
-        <w:t>ROS</w:t>
+        <w:t>decision-making modules that coordinate multiple autonomous vehicles</w:t>
       </w:r>
     </w:p>
     <w:p>
@@ -1547,26 +1454,17 @@
         <w:spacing w:after="0" w:line="276" w:lineRule="auto"/>
         <w:rPr>
           <w:rFonts w:ascii="Garamond" w:hAnsi="Garamond" w:cs="Arial"/>
-          <w:bCs/>
-          <w:sz w:val="21"/>
-          <w:szCs w:val="21"/>
-        </w:rPr>
-      </w:pPr>
-      <w:r>
-        <w:rPr>
-          <w:rFonts w:ascii="Garamond" w:hAnsi="Garamond" w:cs="Arial"/>
-          <w:sz w:val="21"/>
-          <w:szCs w:val="21"/>
-        </w:rPr>
-        <w:t>Collect datasets</w:t>
-      </w:r>
-      <w:r>
-        <w:rPr>
-          <w:rFonts w:ascii="Garamond" w:hAnsi="Garamond" w:cs="Arial"/>
-          <w:sz w:val="21"/>
-          <w:szCs w:val="21"/>
-        </w:rPr>
-        <w:t xml:space="preserve"> on driving simulator</w:t>
+          <w:sz w:val="21"/>
+          <w:szCs w:val="21"/>
+        </w:rPr>
+      </w:pPr>
+      <w:r>
+        <w:rPr>
+          <w:rFonts w:ascii="Garamond" w:hAnsi="Garamond" w:cs="Arial"/>
+          <w:sz w:val="21"/>
+          <w:szCs w:val="21"/>
+        </w:rPr>
+        <w:t>Develop digital-twin simulation of the</w:t>
       </w:r>
       <w:r>
         <w:rPr>
@@ -1582,63 +1480,15 @@
           <w:sz w:val="21"/>
           <w:szCs w:val="21"/>
         </w:rPr>
-        <w:t xml:space="preserve">and train </w:t>
-      </w:r>
-      <w:r>
-        <w:rPr>
-          <w:rFonts w:ascii="Garamond" w:hAnsi="Garamond" w:cs="Arial"/>
-          <w:sz w:val="21"/>
-          <w:szCs w:val="21"/>
-        </w:rPr>
-        <w:t>vision transformer</w:t>
-      </w:r>
-      <w:r>
-        <w:rPr>
-          <w:rFonts w:ascii="Garamond" w:hAnsi="Garamond" w:cs="Arial"/>
-          <w:sz w:val="21"/>
-          <w:szCs w:val="21"/>
-        </w:rPr>
-        <w:t xml:space="preserve"> model</w:t>
-      </w:r>
-      <w:r>
-        <w:rPr>
-          <w:rFonts w:ascii="Garamond" w:hAnsi="Garamond" w:cs="Arial"/>
-          <w:sz w:val="21"/>
-          <w:szCs w:val="21"/>
-        </w:rPr>
-        <w:t xml:space="preserve"> </w:t>
-      </w:r>
-      <w:r>
-        <w:rPr>
-          <w:rFonts w:ascii="Garamond" w:hAnsi="Garamond" w:cs="Arial"/>
-          <w:sz w:val="21"/>
-          <w:szCs w:val="21"/>
-        </w:rPr>
-        <w:t>that computed appropriate</w:t>
-      </w:r>
-      <w:r>
-        <w:rPr>
-          <w:rFonts w:ascii="Garamond" w:hAnsi="Garamond" w:cs="Arial"/>
-          <w:sz w:val="21"/>
-          <w:szCs w:val="21"/>
-        </w:rPr>
-        <w:t xml:space="preserve"> motion control</w:t>
-      </w:r>
-      <w:r>
-        <w:rPr>
-          <w:rFonts w:ascii="Garamond" w:hAnsi="Garamond" w:cs="Arial"/>
-          <w:sz w:val="21"/>
-          <w:szCs w:val="21"/>
-        </w:rPr>
-        <w:t xml:space="preserve"> from event camera images</w:t>
-      </w:r>
-      <w:r>
-        <w:rPr>
-          <w:rFonts w:ascii="Garamond" w:hAnsi="Garamond" w:cs="Arial"/>
-          <w:sz w:val="21"/>
-          <w:szCs w:val="21"/>
-        </w:rPr>
-        <w:t>; improve data generation process efficiency by removing redundancy, cutting time by 70 %</w:t>
+        <w:t>autonomous logistics hub</w:t>
+      </w:r>
+      <w:r>
+        <w:rPr>
+          <w:rFonts w:ascii="Garamond" w:hAnsi="Garamond" w:cs="Arial"/>
+          <w:sz w:val="21"/>
+          <w:szCs w:val="21"/>
+        </w:rPr>
+        <w:t>; create test cases to evaluate multi-agent operations</w:t>
       </w:r>
     </w:p>
     <w:p>
@@ -1649,20 +1499,6 @@
         <w:spacing w:after="0" w:line="276" w:lineRule="auto"/>
         <w:rPr>
           <w:rFonts w:ascii="Garamond" w:hAnsi="Garamond" w:cs="Arial"/>
-          <w:bCs/>
-          <w:sz w:val="21"/>
-          <w:szCs w:val="21"/>
-        </w:rPr>
-      </w:pPr>
-    </w:p>
-    <w:p>
-      <w:pPr>
-        <w:tabs>
-          <w:tab w:val="right" w:pos="10440"/>
-        </w:tabs>
-        <w:spacing w:after="0" w:line="276" w:lineRule="auto"/>
-        <w:rPr>
-          <w:rFonts w:ascii="Garamond" w:hAnsi="Garamond" w:cs="Arial"/>
           <w:b/>
           <w:sz w:val="21"/>
           <w:szCs w:val="21"/>
@@ -1675,7 +1511,7 @@
           <w:sz w:val="21"/>
           <w:szCs w:val="21"/>
         </w:rPr>
-        <w:t>BOSCH</w:t>
+        <w:t>Vijay Kumar Lab</w:t>
       </w:r>
       <w:r>
         <w:rPr>
@@ -1693,30 +1529,39 @@
           <w:sz w:val="21"/>
           <w:szCs w:val="21"/>
         </w:rPr>
-        <w:t>S</w:t>
-      </w:r>
-      <w:r>
-        <w:rPr>
-          <w:rFonts w:ascii="Garamond" w:hAnsi="Garamond" w:cs="Arial"/>
-          <w:i/>
-          <w:sz w:val="21"/>
-          <w:szCs w:val="21"/>
-        </w:rPr>
-        <w:t>oftware</w:t>
-      </w:r>
-      <w:r>
-        <w:rPr>
-          <w:rFonts w:ascii="Garamond" w:hAnsi="Garamond" w:cs="Arial"/>
-          <w:i/>
-          <w:sz w:val="21"/>
-          <w:szCs w:val="21"/>
-        </w:rPr>
-        <w:t xml:space="preserve"> Intern</w:t>
-      </w:r>
-      <w:r>
-        <w:rPr>
-          <w:rFonts w:ascii="Garamond" w:hAnsi="Garamond" w:cs="Arial"/>
-          <w:bCs/>
+        <w:t>Research Assistant</w:t>
+      </w:r>
+      <w:r>
+        <w:rPr>
+          <w:rFonts w:ascii="Garamond" w:hAnsi="Garamond" w:cs="Arial"/>
+          <w:i/>
+          <w:sz w:val="21"/>
+          <w:szCs w:val="21"/>
+        </w:rPr>
+        <w:t>,</w:t>
+      </w:r>
+      <w:r>
+        <w:rPr>
+          <w:rFonts w:ascii="Garamond" w:hAnsi="Garamond" w:cs="Arial"/>
+          <w:iCs/>
+          <w:sz w:val="21"/>
+          <w:szCs w:val="21"/>
+        </w:rPr>
+        <w:t xml:space="preserve"> </w:t>
+      </w:r>
+      <w:r>
+        <w:rPr>
+          <w:rFonts w:ascii="Garamond" w:hAnsi="Garamond" w:cs="Arial"/>
+          <w:iCs/>
+          <w:sz w:val="21"/>
+          <w:szCs w:val="21"/>
+        </w:rPr>
+        <w:t>Philadelphia</w:t>
+      </w:r>
+      <w:r>
+        <w:rPr>
+          <w:rFonts w:ascii="Garamond" w:hAnsi="Garamond" w:cs="Arial"/>
+          <w:iCs/>
           <w:sz w:val="21"/>
           <w:szCs w:val="21"/>
         </w:rPr>
@@ -1725,34 +1570,20 @@
       <w:r>
         <w:rPr>
           <w:rFonts w:ascii="Garamond" w:hAnsi="Garamond" w:cs="Arial"/>
-          <w:sz w:val="21"/>
-          <w:szCs w:val="21"/>
-        </w:rPr>
-        <w:t>Tsuzuki</w:t>
-      </w:r>
-      <w:r>
-        <w:rPr>
-          <w:rFonts w:ascii="Garamond" w:hAnsi="Garamond" w:cs="Arial"/>
-          <w:sz w:val="21"/>
-          <w:szCs w:val="21"/>
-        </w:rPr>
-        <w:t xml:space="preserve">, </w:t>
-      </w:r>
-      <w:r>
-        <w:rPr>
-          <w:rFonts w:ascii="Garamond" w:hAnsi="Garamond" w:cs="Arial"/>
-          <w:sz w:val="21"/>
-          <w:szCs w:val="21"/>
-        </w:rPr>
-        <w:t>Kanagawa</w:t>
-      </w:r>
-      <w:r>
-        <w:rPr>
-          <w:rFonts w:ascii="Garamond" w:hAnsi="Garamond" w:cs="Arial"/>
-          <w:sz w:val="21"/>
-          <w:szCs w:val="21"/>
-        </w:rPr>
-        <w:t>, Japan</w:t>
+          <w:iCs/>
+          <w:sz w:val="21"/>
+          <w:szCs w:val="21"/>
+        </w:rPr>
+        <w:t>PA</w:t>
+      </w:r>
+      <w:r>
+        <w:rPr>
+          <w:rFonts w:ascii="Garamond" w:hAnsi="Garamond" w:cs="Arial"/>
+          <w:iCs/>
+          <w:sz w:val="21"/>
+          <w:szCs w:val="21"/>
+        </w:rPr>
+        <w:t>, United States</w:t>
       </w:r>
       <w:r>
         <w:rPr>
@@ -1772,18 +1603,7 @@
           <w:sz w:val="21"/>
           <w:szCs w:val="21"/>
         </w:rPr>
-        <w:t>August</w:t>
-      </w:r>
-      <w:r>
-        <w:rPr>
-          <w:rFonts w:ascii="Garamond" w:hAnsi="Garamond" w:cs="Arial"/>
-          <w:bCs/>
-          <w:i/>
-          <w:iCs/>
-          <w:sz w:val="21"/>
-          <w:szCs w:val="21"/>
-        </w:rPr>
-        <w:t xml:space="preserve"> 2023</w:t>
+        <w:t>May 2026</w:t>
       </w:r>
       <w:r>
         <w:rPr>
@@ -1805,29 +1625,7 @@
           <w:sz w:val="21"/>
           <w:szCs w:val="21"/>
         </w:rPr>
-        <w:t>September</w:t>
-      </w:r>
-      <w:r>
-        <w:rPr>
-          <w:rFonts w:ascii="Garamond" w:hAnsi="Garamond" w:cs="Arial"/>
-          <w:bCs/>
-          <w:i/>
-          <w:iCs/>
-          <w:sz w:val="21"/>
-          <w:szCs w:val="21"/>
-        </w:rPr>
-        <w:t xml:space="preserve"> </w:t>
-      </w:r>
-      <w:r>
-        <w:rPr>
-          <w:rFonts w:ascii="Garamond" w:hAnsi="Garamond" w:cs="Arial"/>
-          <w:bCs/>
-          <w:i/>
-          <w:iCs/>
-          <w:sz w:val="21"/>
-          <w:szCs w:val="21"/>
-        </w:rPr>
-        <w:t>2023</w:t>
+        <w:t>Present</w:t>
       </w:r>
     </w:p>
     <w:p>
@@ -1853,103 +1651,133 @@
           <w:sz w:val="21"/>
           <w:szCs w:val="21"/>
         </w:rPr>
-        <w:t xml:space="preserve">Designed and built </w:t>
-      </w:r>
-      <w:r>
-        <w:rPr>
-          <w:rFonts w:ascii="Garamond" w:hAnsi="Garamond" w:cs="Arial"/>
-          <w:sz w:val="21"/>
-          <w:szCs w:val="21"/>
-        </w:rPr>
-        <w:t>map</w:t>
-      </w:r>
-      <w:r>
-        <w:rPr>
-          <w:rFonts w:ascii="Garamond" w:hAnsi="Garamond" w:cs="Arial"/>
-          <w:sz w:val="21"/>
-          <w:szCs w:val="21"/>
-        </w:rPr>
-        <w:t xml:space="preserve"> </w:t>
-      </w:r>
-      <w:r>
-        <w:rPr>
-          <w:rFonts w:ascii="Garamond" w:hAnsi="Garamond" w:cs="Arial"/>
-          <w:sz w:val="21"/>
-          <w:szCs w:val="21"/>
-        </w:rPr>
-        <w:t xml:space="preserve">to enhance autonomous driving by visualizing key information, such as </w:t>
-      </w:r>
-      <w:r>
-        <w:rPr>
-          <w:rFonts w:ascii="Garamond" w:hAnsi="Garamond" w:cs="Arial"/>
-          <w:sz w:val="21"/>
-          <w:szCs w:val="21"/>
-        </w:rPr>
-        <w:t xml:space="preserve">routes and </w:t>
-      </w:r>
-      <w:r>
-        <w:rPr>
-          <w:rFonts w:ascii="Garamond" w:hAnsi="Garamond" w:cs="Arial"/>
-          <w:sz w:val="21"/>
-          <w:szCs w:val="21"/>
-        </w:rPr>
-        <w:t xml:space="preserve">vehicle </w:t>
-      </w:r>
-      <w:r>
-        <w:rPr>
-          <w:rFonts w:ascii="Garamond" w:hAnsi="Garamond" w:cs="Arial"/>
-          <w:sz w:val="21"/>
-          <w:szCs w:val="21"/>
-        </w:rPr>
-        <w:t>state</w:t>
-      </w:r>
-      <w:r>
-        <w:rPr>
-          <w:rFonts w:ascii="Garamond" w:hAnsi="Garamond" w:cs="Arial"/>
-          <w:sz w:val="21"/>
-          <w:szCs w:val="21"/>
-        </w:rPr>
-        <w:t xml:space="preserve"> using MATLAB</w:t>
-      </w:r>
-      <w:r>
-        <w:rPr>
-          <w:rFonts w:ascii="Garamond" w:hAnsi="Garamond" w:cs="Arial"/>
-          <w:sz w:val="21"/>
-          <w:szCs w:val="21"/>
-        </w:rPr>
-        <w:t xml:space="preserve">; helped company’s </w:t>
-      </w:r>
-      <w:r>
-        <w:rPr>
-          <w:rFonts w:ascii="Garamond" w:hAnsi="Garamond" w:cs="Arial"/>
-          <w:sz w:val="21"/>
-          <w:szCs w:val="21"/>
-        </w:rPr>
-        <w:t>engineers</w:t>
-      </w:r>
-      <w:r>
-        <w:rPr>
-          <w:rFonts w:ascii="Garamond" w:hAnsi="Garamond" w:cs="Arial"/>
-          <w:sz w:val="21"/>
-          <w:szCs w:val="21"/>
-        </w:rPr>
-        <w:t xml:space="preserve"> </w:t>
-      </w:r>
-      <w:r>
-        <w:rPr>
-          <w:rFonts w:ascii="Garamond" w:hAnsi="Garamond" w:cs="Arial"/>
-          <w:sz w:val="21"/>
-          <w:szCs w:val="21"/>
-        </w:rPr>
-        <w:t>understand signals sent from cars</w:t>
-      </w:r>
-      <w:r>
-        <w:rPr>
-          <w:rFonts w:ascii="Garamond" w:hAnsi="Garamond" w:cs="Arial"/>
-          <w:sz w:val="21"/>
-          <w:szCs w:val="21"/>
-        </w:rPr>
-        <w:t xml:space="preserve"> visually</w:t>
+        <w:t xml:space="preserve">Design and </w:t>
+      </w:r>
+      <w:r>
+        <w:rPr>
+          <w:rFonts w:ascii="Garamond" w:hAnsi="Garamond" w:cs="Arial"/>
+          <w:sz w:val="21"/>
+          <w:szCs w:val="21"/>
+        </w:rPr>
+        <w:t>build VLA-based drone control</w:t>
+      </w:r>
+      <w:r>
+        <w:rPr>
+          <w:rFonts w:ascii="Garamond" w:hAnsi="Garamond" w:cs="Arial"/>
+          <w:sz w:val="21"/>
+          <w:szCs w:val="21"/>
+        </w:rPr>
+        <w:t xml:space="preserve"> system to complete tasks like opening windows and turning valves</w:t>
+      </w:r>
+    </w:p>
+    <w:p>
+      <w:pPr>
+        <w:tabs>
+          <w:tab w:val="right" w:pos="10440"/>
+        </w:tabs>
+        <w:spacing w:after="0" w:line="276" w:lineRule="auto"/>
+        <w:rPr>
+          <w:rFonts w:ascii="Garamond" w:hAnsi="Garamond" w:cs="Arial"/>
+          <w:b/>
+          <w:sz w:val="21"/>
+          <w:szCs w:val="21"/>
+        </w:rPr>
+      </w:pPr>
+      <w:r>
+        <w:rPr>
+          <w:rFonts w:ascii="Garamond" w:hAnsi="Garamond" w:cs="Arial"/>
+          <w:bCs/>
+          <w:sz w:val="21"/>
+          <w:szCs w:val="21"/>
+        </w:rPr>
+        <w:t xml:space="preserve">Vijay </w:t>
+      </w:r>
+      <w:r>
+        <w:rPr>
+          <w:rFonts w:ascii="Garamond" w:hAnsi="Garamond" w:cs="Arial"/>
+          <w:bCs/>
+          <w:sz w:val="21"/>
+          <w:szCs w:val="21"/>
+        </w:rPr>
+        <w:t xml:space="preserve">Kumar </w:t>
+      </w:r>
+      <w:r>
+        <w:rPr>
+          <w:rFonts w:ascii="Garamond" w:hAnsi="Garamond" w:cs="Arial"/>
+          <w:bCs/>
+          <w:sz w:val="21"/>
+          <w:szCs w:val="21"/>
+        </w:rPr>
+        <w:t>Lab</w:t>
+      </w:r>
+      <w:r>
+        <w:rPr>
+          <w:rFonts w:ascii="Garamond" w:hAnsi="Garamond" w:cs="Arial"/>
+          <w:iCs/>
+          <w:sz w:val="21"/>
+          <w:szCs w:val="21"/>
+        </w:rPr>
+        <w:t xml:space="preserve"> | </w:t>
+      </w:r>
+      <w:r>
+        <w:rPr>
+          <w:rFonts w:ascii="Garamond" w:hAnsi="Garamond" w:cs="Arial"/>
+          <w:i/>
+          <w:sz w:val="21"/>
+          <w:szCs w:val="21"/>
+        </w:rPr>
+        <w:t>Research Intern,</w:t>
+      </w:r>
+      <w:r>
+        <w:rPr>
+          <w:rFonts w:ascii="Garamond" w:hAnsi="Garamond" w:cs="Arial"/>
+          <w:iCs/>
+          <w:sz w:val="21"/>
+          <w:szCs w:val="21"/>
+        </w:rPr>
+        <w:t xml:space="preserve"> Philadelphia, PA, United States</w:t>
+      </w:r>
+      <w:r>
+        <w:rPr>
+          <w:rFonts w:ascii="Garamond" w:hAnsi="Garamond" w:cs="Arial"/>
+          <w:b/>
+          <w:sz w:val="21"/>
+          <w:szCs w:val="21"/>
+        </w:rPr>
+        <w:tab/>
+      </w:r>
+      <w:r>
+        <w:rPr>
+          <w:rFonts w:ascii="Garamond" w:hAnsi="Garamond" w:cs="Arial"/>
+          <w:bCs/>
+          <w:i/>
+          <w:iCs/>
+          <w:sz w:val="21"/>
+          <w:szCs w:val="21"/>
+        </w:rPr>
+        <w:t>May 2025</w:t>
+      </w:r>
+      <w:r>
+        <w:rPr>
+          <w:rFonts w:ascii="Garamond" w:hAnsi="Garamond" w:cs="Arial"/>
+          <w:bCs/>
+          <w:i/>
+          <w:iCs/>
+          <w:sz w:val="21"/>
+          <w:szCs w:val="21"/>
+        </w:rPr>
+        <w:t xml:space="preserve"> – </w:t>
+      </w:r>
+      <w:r>
+        <w:rPr>
+          <w:rFonts w:ascii="Garamond" w:hAnsi="Garamond" w:cs="Arial"/>
+          <w:bCs/>
+          <w:i/>
+          <w:iCs/>
+          <w:sz w:val="21"/>
+          <w:szCs w:val="21"/>
+        </w:rPr>
+        <w:t>May 2026</w:t>
       </w:r>
     </w:p>
     <w:p>
@@ -1965,17 +1793,82 @@
         <w:spacing w:after="0" w:line="276" w:lineRule="auto"/>
         <w:rPr>
           <w:rFonts w:ascii="Garamond" w:hAnsi="Garamond" w:cs="Arial"/>
-          <w:sz w:val="21"/>
-          <w:szCs w:val="21"/>
-        </w:rPr>
-      </w:pPr>
-      <w:r>
-        <w:rPr>
-          <w:rFonts w:ascii="Garamond" w:hAnsi="Garamond" w:cs="Arial"/>
-          <w:sz w:val="21"/>
-          <w:szCs w:val="21"/>
-        </w:rPr>
-        <w:t>Improved</w:t>
+          <w:bCs/>
+          <w:sz w:val="21"/>
+          <w:szCs w:val="21"/>
+        </w:rPr>
+      </w:pPr>
+      <w:r>
+        <w:rPr>
+          <w:rFonts w:ascii="Garamond" w:hAnsi="Garamond" w:cs="Arial"/>
+          <w:sz w:val="21"/>
+          <w:szCs w:val="21"/>
+        </w:rPr>
+        <w:t>Implement</w:t>
+      </w:r>
+      <w:r>
+        <w:rPr>
+          <w:rFonts w:ascii="Garamond" w:hAnsi="Garamond" w:cs="Arial"/>
+          <w:sz w:val="21"/>
+          <w:szCs w:val="21"/>
+        </w:rPr>
+        <w:t>ed</w:t>
+      </w:r>
+      <w:r>
+        <w:rPr>
+          <w:rFonts w:ascii="Garamond" w:hAnsi="Garamond" w:cs="Arial"/>
+          <w:sz w:val="21"/>
+          <w:szCs w:val="21"/>
+        </w:rPr>
+        <w:t xml:space="preserve"> driving simulator</w:t>
+      </w:r>
+      <w:r>
+        <w:rPr>
+          <w:rFonts w:ascii="Garamond" w:hAnsi="Garamond" w:cs="Arial"/>
+          <w:sz w:val="21"/>
+          <w:szCs w:val="21"/>
+        </w:rPr>
+        <w:t>s</w:t>
+      </w:r>
+      <w:r>
+        <w:rPr>
+          <w:rFonts w:ascii="Garamond" w:hAnsi="Garamond" w:cs="Arial"/>
+          <w:sz w:val="21"/>
+          <w:szCs w:val="21"/>
+        </w:rPr>
+        <w:t xml:space="preserve"> that visualized data </w:t>
+      </w:r>
+      <w:r>
+        <w:rPr>
+          <w:rFonts w:ascii="Garamond" w:hAnsi="Garamond" w:cs="Arial"/>
+          <w:sz w:val="21"/>
+          <w:szCs w:val="21"/>
+        </w:rPr>
+        <w:t>of</w:t>
+      </w:r>
+      <w:r>
+        <w:rPr>
+          <w:rFonts w:ascii="Garamond" w:hAnsi="Garamond" w:cs="Arial"/>
+          <w:sz w:val="21"/>
+          <w:szCs w:val="21"/>
+        </w:rPr>
+        <w:t xml:space="preserve"> event camera on </w:t>
+      </w:r>
+      <w:r>
+        <w:rPr>
+          <w:rFonts w:ascii="Garamond" w:hAnsi="Garamond" w:cs="Arial"/>
+          <w:sz w:val="21"/>
+          <w:szCs w:val="21"/>
+        </w:rPr>
+        <w:t>F1</w:t>
+      </w:r>
+      <w:r>
+        <w:rPr>
+          <w:rFonts w:ascii="Garamond" w:hAnsi="Garamond" w:cs="Arial"/>
+          <w:sz w:val="21"/>
+          <w:szCs w:val="21"/>
+        </w:rPr>
+        <w:t>tenth</w:t>
       </w:r>
       <w:r>
         <w:rPr>
@@ -1991,63 +1884,7 @@
           <w:sz w:val="21"/>
           <w:szCs w:val="21"/>
         </w:rPr>
-        <w:t>software</w:t>
-      </w:r>
-      <w:r>
-        <w:rPr>
-          <w:rFonts w:ascii="Garamond" w:hAnsi="Garamond" w:cs="Arial"/>
-          <w:sz w:val="21"/>
-          <w:szCs w:val="21"/>
-        </w:rPr>
-        <w:t xml:space="preserve"> that processed </w:t>
-      </w:r>
-      <w:r>
-        <w:rPr>
-          <w:rFonts w:ascii="Garamond" w:hAnsi="Garamond" w:cs="Arial"/>
-          <w:sz w:val="21"/>
-          <w:szCs w:val="21"/>
-        </w:rPr>
-        <w:t xml:space="preserve">CAN </w:t>
-      </w:r>
-      <w:r>
-        <w:rPr>
-          <w:rFonts w:ascii="Garamond" w:hAnsi="Garamond" w:cs="Arial"/>
-          <w:sz w:val="21"/>
-          <w:szCs w:val="21"/>
-        </w:rPr>
-        <w:t>signals from cars</w:t>
-      </w:r>
-      <w:r>
-        <w:rPr>
-          <w:rFonts w:ascii="Garamond" w:hAnsi="Garamond" w:cs="Arial"/>
-          <w:sz w:val="21"/>
-          <w:szCs w:val="21"/>
-        </w:rPr>
-        <w:t xml:space="preserve"> by fixing signal </w:t>
-      </w:r>
-      <w:r>
-        <w:rPr>
-          <w:rFonts w:ascii="Garamond" w:hAnsi="Garamond" w:cs="Arial"/>
-          <w:sz w:val="21"/>
-          <w:szCs w:val="21"/>
-        </w:rPr>
-        <w:t>decoding</w:t>
-      </w:r>
-      <w:r>
-        <w:rPr>
-          <w:rFonts w:ascii="Garamond" w:hAnsi="Garamond" w:cs="Arial"/>
-          <w:sz w:val="21"/>
-          <w:szCs w:val="21"/>
-        </w:rPr>
-        <w:t xml:space="preserve">; </w:t>
-      </w:r>
-      <w:r>
-        <w:rPr>
-          <w:rFonts w:ascii="Garamond" w:hAnsi="Garamond" w:cs="Arial"/>
-          <w:sz w:val="21"/>
-          <w:szCs w:val="21"/>
-        </w:rPr>
-        <w:t>refined</w:t>
+        <w:t>car</w:t>
       </w:r>
       <w:r>
         <w:rPr>
@@ -2063,7 +1900,15 @@
           <w:sz w:val="21"/>
           <w:szCs w:val="21"/>
         </w:rPr>
-        <w:t>system output accuracy</w:t>
+        <w:t xml:space="preserve">using Gazebo, CARLA, and </w:t>
+      </w:r>
+      <w:r>
+        <w:rPr>
+          <w:rFonts w:ascii="Garamond" w:hAnsi="Garamond" w:cs="Arial"/>
+          <w:sz w:val="21"/>
+          <w:szCs w:val="21"/>
+        </w:rPr>
+        <w:t>ROS</w:t>
       </w:r>
     </w:p>
     <w:p>
@@ -2090,23 +1935,31 @@
           <w:sz w:val="21"/>
           <w:szCs w:val="21"/>
         </w:rPr>
-        <w:t>Co</w:t>
-      </w:r>
-      <w:r>
-        <w:rPr>
-          <w:rFonts w:ascii="Garamond" w:hAnsi="Garamond" w:cs="Arial"/>
-          <w:sz w:val="21"/>
-          <w:szCs w:val="21"/>
-        </w:rPr>
-        <w:t>llabora</w:t>
-      </w:r>
-      <w:r>
-        <w:rPr>
-          <w:rFonts w:ascii="Garamond" w:hAnsi="Garamond" w:cs="Arial"/>
-          <w:sz w:val="21"/>
-          <w:szCs w:val="21"/>
-        </w:rPr>
-        <w:t>ted</w:t>
+        <w:t>Collect</w:t>
+      </w:r>
+      <w:r>
+        <w:rPr>
+          <w:rFonts w:ascii="Garamond" w:hAnsi="Garamond" w:cs="Arial"/>
+          <w:sz w:val="21"/>
+          <w:szCs w:val="21"/>
+        </w:rPr>
+        <w:t>ed</w:t>
+      </w:r>
+      <w:r>
+        <w:rPr>
+          <w:rFonts w:ascii="Garamond" w:hAnsi="Garamond" w:cs="Arial"/>
+          <w:sz w:val="21"/>
+          <w:szCs w:val="21"/>
+        </w:rPr>
+        <w:t xml:space="preserve"> datasets</w:t>
+      </w:r>
+      <w:r>
+        <w:rPr>
+          <w:rFonts w:ascii="Garamond" w:hAnsi="Garamond" w:cs="Arial"/>
+          <w:sz w:val="21"/>
+          <w:szCs w:val="21"/>
+        </w:rPr>
+        <w:t xml:space="preserve"> on driving simulator</w:t>
       </w:r>
       <w:r>
         <w:rPr>
@@ -2122,64 +1975,105 @@
           <w:sz w:val="21"/>
           <w:szCs w:val="21"/>
         </w:rPr>
-        <w:t>with colleagues</w:t>
-      </w:r>
-      <w:r>
-        <w:rPr>
-          <w:rFonts w:ascii="Garamond" w:hAnsi="Garamond" w:cs="Arial"/>
-          <w:sz w:val="21"/>
-          <w:szCs w:val="21"/>
-        </w:rPr>
-        <w:t xml:space="preserve"> from </w:t>
-      </w:r>
-      <w:r>
-        <w:rPr>
-          <w:rFonts w:ascii="Garamond" w:hAnsi="Garamond" w:cs="Arial"/>
-          <w:sz w:val="21"/>
-          <w:szCs w:val="21"/>
-        </w:rPr>
-        <w:t>10</w:t>
-      </w:r>
-      <w:r>
-        <w:rPr>
-          <w:rFonts w:ascii="Garamond" w:hAnsi="Garamond" w:cs="Arial"/>
-          <w:sz w:val="21"/>
-          <w:szCs w:val="21"/>
-        </w:rPr>
-        <w:t xml:space="preserve"> countries</w:t>
-      </w:r>
-      <w:r>
-        <w:rPr>
-          <w:rFonts w:ascii="Garamond" w:hAnsi="Garamond" w:cs="Arial"/>
-          <w:sz w:val="21"/>
-          <w:szCs w:val="21"/>
-        </w:rPr>
-        <w:t xml:space="preserve"> and different majors; made outcomes reflecting diverse opinions</w:t>
+        <w:t>and train</w:t>
+      </w:r>
+      <w:r>
+        <w:rPr>
+          <w:rFonts w:ascii="Garamond" w:hAnsi="Garamond" w:cs="Arial"/>
+          <w:sz w:val="21"/>
+          <w:szCs w:val="21"/>
+        </w:rPr>
+        <w:t>ed</w:t>
+      </w:r>
+      <w:r>
+        <w:rPr>
+          <w:rFonts w:ascii="Garamond" w:hAnsi="Garamond" w:cs="Arial"/>
+          <w:sz w:val="21"/>
+          <w:szCs w:val="21"/>
+        </w:rPr>
+        <w:t xml:space="preserve"> </w:t>
+      </w:r>
+      <w:r>
+        <w:rPr>
+          <w:rFonts w:ascii="Garamond" w:hAnsi="Garamond" w:cs="Arial"/>
+          <w:sz w:val="21"/>
+          <w:szCs w:val="21"/>
+        </w:rPr>
+        <w:t>vision transformer</w:t>
+      </w:r>
+      <w:r>
+        <w:rPr>
+          <w:rFonts w:ascii="Garamond" w:hAnsi="Garamond" w:cs="Arial"/>
+          <w:sz w:val="21"/>
+          <w:szCs w:val="21"/>
+        </w:rPr>
+        <w:t xml:space="preserve"> model</w:t>
+      </w:r>
+      <w:r>
+        <w:rPr>
+          <w:rFonts w:ascii="Garamond" w:hAnsi="Garamond" w:cs="Arial"/>
+          <w:sz w:val="21"/>
+          <w:szCs w:val="21"/>
+        </w:rPr>
+        <w:t xml:space="preserve"> </w:t>
+      </w:r>
+      <w:r>
+        <w:rPr>
+          <w:rFonts w:ascii="Garamond" w:hAnsi="Garamond" w:cs="Arial"/>
+          <w:sz w:val="21"/>
+          <w:szCs w:val="21"/>
+        </w:rPr>
+        <w:t>that computed appropriate</w:t>
+      </w:r>
+      <w:r>
+        <w:rPr>
+          <w:rFonts w:ascii="Garamond" w:hAnsi="Garamond" w:cs="Arial"/>
+          <w:sz w:val="21"/>
+          <w:szCs w:val="21"/>
+        </w:rPr>
+        <w:t xml:space="preserve"> motion control</w:t>
+      </w:r>
+      <w:r>
+        <w:rPr>
+          <w:rFonts w:ascii="Garamond" w:hAnsi="Garamond" w:cs="Arial"/>
+          <w:sz w:val="21"/>
+          <w:szCs w:val="21"/>
+        </w:rPr>
+        <w:t xml:space="preserve"> from event camera images</w:t>
+      </w:r>
+      <w:r>
+        <w:rPr>
+          <w:rFonts w:ascii="Garamond" w:hAnsi="Garamond" w:cs="Arial"/>
+          <w:sz w:val="21"/>
+          <w:szCs w:val="21"/>
+        </w:rPr>
+        <w:t>; improve</w:t>
+      </w:r>
+      <w:r>
+        <w:rPr>
+          <w:rFonts w:ascii="Garamond" w:hAnsi="Garamond" w:cs="Arial"/>
+          <w:sz w:val="21"/>
+          <w:szCs w:val="21"/>
+        </w:rPr>
+        <w:t>d</w:t>
+      </w:r>
+      <w:r>
+        <w:rPr>
+          <w:rFonts w:ascii="Garamond" w:hAnsi="Garamond" w:cs="Arial"/>
+          <w:sz w:val="21"/>
+          <w:szCs w:val="21"/>
+        </w:rPr>
+        <w:t xml:space="preserve"> data generation process efficiency by removing redundancy, cutting time by 70 %</w:t>
       </w:r>
     </w:p>
     <w:p>
       <w:pPr>
-        <w:pStyle w:val="ListParagraph"/>
         <w:tabs>
           <w:tab w:val="right" w:pos="10440"/>
         </w:tabs>
         <w:spacing w:after="0" w:line="276" w:lineRule="auto"/>
         <w:rPr>
           <w:rFonts w:ascii="Garamond" w:hAnsi="Garamond" w:cs="Arial"/>
-          <w:bCs/>
-          <w:sz w:val="21"/>
-          <w:szCs w:val="21"/>
-        </w:rPr>
-      </w:pPr>
-    </w:p>
-    <w:p>
-      <w:pPr>
-        <w:tabs>
-          <w:tab w:val="right" w:pos="10440"/>
-        </w:tabs>
-        <w:spacing w:after="0" w:line="276" w:lineRule="auto"/>
-        <w:rPr>
-          <w:rFonts w:ascii="Garamond" w:hAnsi="Garamond" w:cs="Arial"/>
           <w:b/>
           <w:sz w:val="21"/>
           <w:szCs w:val="21"/>
@@ -2192,16 +2086,7 @@
           <w:sz w:val="21"/>
           <w:szCs w:val="21"/>
         </w:rPr>
-        <w:t xml:space="preserve">DMG </w:t>
-      </w:r>
-      <w:r>
-        <w:rPr>
-          <w:rFonts w:ascii="Garamond" w:hAnsi="Garamond" w:cs="Arial"/>
-          <w:bCs/>
-          <w:sz w:val="21"/>
-          <w:szCs w:val="21"/>
-        </w:rPr>
-        <w:t>MORI</w:t>
+        <w:t>BOSCH</w:t>
       </w:r>
       <w:r>
         <w:rPr>
@@ -2219,39 +2104,62 @@
           <w:sz w:val="21"/>
           <w:szCs w:val="21"/>
         </w:rPr>
-        <w:t xml:space="preserve">Industrial Practices </w:t>
-      </w:r>
-      <w:r>
-        <w:rPr>
-          <w:rFonts w:ascii="Garamond" w:hAnsi="Garamond" w:cs="Arial"/>
-          <w:i/>
-          <w:sz w:val="21"/>
-          <w:szCs w:val="21"/>
-        </w:rPr>
-        <w:t>Intern</w:t>
-      </w:r>
-      <w:r>
-        <w:rPr>
-          <w:rFonts w:ascii="Garamond" w:hAnsi="Garamond" w:cs="Arial"/>
-          <w:i/>
-          <w:sz w:val="21"/>
-          <w:szCs w:val="21"/>
-        </w:rPr>
-        <w:t>, Additive Manufacturing R &amp; D</w:t>
-      </w:r>
-      <w:r>
-        <w:rPr>
-          <w:rFonts w:ascii="Garamond" w:hAnsi="Garamond" w:cs="Arial"/>
-          <w:iCs/>
-          <w:sz w:val="21"/>
-          <w:szCs w:val="21"/>
-        </w:rPr>
-        <w:t>, Iga, Mie</w:t>
-      </w:r>
-      <w:r>
-        <w:rPr>
-          <w:rFonts w:ascii="Garamond" w:hAnsi="Garamond" w:cs="Arial"/>
-          <w:iCs/>
+        <w:t>S</w:t>
+      </w:r>
+      <w:r>
+        <w:rPr>
+          <w:rFonts w:ascii="Garamond" w:hAnsi="Garamond" w:cs="Arial"/>
+          <w:i/>
+          <w:sz w:val="21"/>
+          <w:szCs w:val="21"/>
+        </w:rPr>
+        <w:t>oftware</w:t>
+      </w:r>
+      <w:r>
+        <w:rPr>
+          <w:rFonts w:ascii="Garamond" w:hAnsi="Garamond" w:cs="Arial"/>
+          <w:i/>
+          <w:sz w:val="21"/>
+          <w:szCs w:val="21"/>
+        </w:rPr>
+        <w:t xml:space="preserve"> Intern</w:t>
+      </w:r>
+      <w:r>
+        <w:rPr>
+          <w:rFonts w:ascii="Garamond" w:hAnsi="Garamond" w:cs="Arial"/>
+          <w:bCs/>
+          <w:sz w:val="21"/>
+          <w:szCs w:val="21"/>
+        </w:rPr>
+        <w:t xml:space="preserve">, </w:t>
+      </w:r>
+      <w:r>
+        <w:rPr>
+          <w:rFonts w:ascii="Garamond" w:hAnsi="Garamond" w:cs="Arial"/>
+          <w:sz w:val="21"/>
+          <w:szCs w:val="21"/>
+        </w:rPr>
+        <w:t>Tsuzuki</w:t>
+      </w:r>
+      <w:r>
+        <w:rPr>
+          <w:rFonts w:ascii="Garamond" w:hAnsi="Garamond" w:cs="Arial"/>
+          <w:sz w:val="21"/>
+          <w:szCs w:val="21"/>
+        </w:rPr>
+        <w:t xml:space="preserve">, </w:t>
+      </w:r>
+      <w:r>
+        <w:rPr>
+          <w:rFonts w:ascii="Garamond" w:hAnsi="Garamond" w:cs="Arial"/>
+          <w:sz w:val="21"/>
+          <w:szCs w:val="21"/>
+        </w:rPr>
+        <w:t>Kanagawa</w:t>
+      </w:r>
+      <w:r>
+        <w:rPr>
+          <w:rFonts w:ascii="Garamond" w:hAnsi="Garamond" w:cs="Arial"/>
           <w:sz w:val="21"/>
           <w:szCs w:val="21"/>
         </w:rPr>
@@ -2286,7 +2194,7 @@
           <w:sz w:val="21"/>
           <w:szCs w:val="21"/>
         </w:rPr>
-        <w:t xml:space="preserve"> 2021</w:t>
+        <w:t xml:space="preserve"> 2023</w:t>
       </w:r>
       <w:r>
         <w:rPr>
@@ -2330,7 +2238,7 @@
           <w:sz w:val="21"/>
           <w:szCs w:val="21"/>
         </w:rPr>
-        <w:t>2021</w:t>
+        <w:t>2023</w:t>
       </w:r>
     </w:p>
     <w:p>
@@ -2356,39 +2264,103 @@
           <w:sz w:val="21"/>
           <w:szCs w:val="21"/>
         </w:rPr>
-        <w:t>Analyzed</w:t>
-      </w:r>
-      <w:r>
-        <w:rPr>
-          <w:rFonts w:ascii="Garamond" w:hAnsi="Garamond" w:cs="Arial"/>
-          <w:sz w:val="21"/>
-          <w:szCs w:val="21"/>
-        </w:rPr>
-        <w:t xml:space="preserve"> performance tests of additive manufacturing machines</w:t>
-      </w:r>
-      <w:r>
-        <w:rPr>
-          <w:rFonts w:ascii="Garamond" w:hAnsi="Garamond" w:cs="Arial"/>
-          <w:sz w:val="21"/>
-          <w:szCs w:val="21"/>
-        </w:rPr>
-        <w:t xml:space="preserve"> by operating </w:t>
-      </w:r>
-      <w:r>
-        <w:rPr>
-          <w:rFonts w:ascii="Garamond" w:hAnsi="Garamond" w:cs="Arial"/>
-          <w:sz w:val="21"/>
-          <w:szCs w:val="21"/>
-        </w:rPr>
-        <w:t xml:space="preserve">the </w:t>
-      </w:r>
-      <w:r>
-        <w:rPr>
-          <w:rFonts w:ascii="Garamond" w:hAnsi="Garamond" w:cs="Arial"/>
-          <w:sz w:val="21"/>
-          <w:szCs w:val="21"/>
-        </w:rPr>
-        <w:t>machines and inspecting products</w:t>
+        <w:t xml:space="preserve">Designed and built </w:t>
+      </w:r>
+      <w:r>
+        <w:rPr>
+          <w:rFonts w:ascii="Garamond" w:hAnsi="Garamond" w:cs="Arial"/>
+          <w:sz w:val="21"/>
+          <w:szCs w:val="21"/>
+        </w:rPr>
+        <w:t>map</w:t>
+      </w:r>
+      <w:r>
+        <w:rPr>
+          <w:rFonts w:ascii="Garamond" w:hAnsi="Garamond" w:cs="Arial"/>
+          <w:sz w:val="21"/>
+          <w:szCs w:val="21"/>
+        </w:rPr>
+        <w:t xml:space="preserve"> </w:t>
+      </w:r>
+      <w:r>
+        <w:rPr>
+          <w:rFonts w:ascii="Garamond" w:hAnsi="Garamond" w:cs="Arial"/>
+          <w:sz w:val="21"/>
+          <w:szCs w:val="21"/>
+        </w:rPr>
+        <w:t xml:space="preserve">to enhance autonomous driving by visualizing key information, such as </w:t>
+      </w:r>
+      <w:r>
+        <w:rPr>
+          <w:rFonts w:ascii="Garamond" w:hAnsi="Garamond" w:cs="Arial"/>
+          <w:sz w:val="21"/>
+          <w:szCs w:val="21"/>
+        </w:rPr>
+        <w:t xml:space="preserve">routes and </w:t>
+      </w:r>
+      <w:r>
+        <w:rPr>
+          <w:rFonts w:ascii="Garamond" w:hAnsi="Garamond" w:cs="Arial"/>
+          <w:sz w:val="21"/>
+          <w:szCs w:val="21"/>
+        </w:rPr>
+        <w:t xml:space="preserve">vehicle </w:t>
+      </w:r>
+      <w:r>
+        <w:rPr>
+          <w:rFonts w:ascii="Garamond" w:hAnsi="Garamond" w:cs="Arial"/>
+          <w:sz w:val="21"/>
+          <w:szCs w:val="21"/>
+        </w:rPr>
+        <w:t>state</w:t>
+      </w:r>
+      <w:r>
+        <w:rPr>
+          <w:rFonts w:ascii="Garamond" w:hAnsi="Garamond" w:cs="Arial"/>
+          <w:sz w:val="21"/>
+          <w:szCs w:val="21"/>
+        </w:rPr>
+        <w:t xml:space="preserve"> using MATLAB</w:t>
+      </w:r>
+      <w:r>
+        <w:rPr>
+          <w:rFonts w:ascii="Garamond" w:hAnsi="Garamond" w:cs="Arial"/>
+          <w:sz w:val="21"/>
+          <w:szCs w:val="21"/>
+        </w:rPr>
+        <w:t xml:space="preserve">; helped company’s </w:t>
+      </w:r>
+      <w:r>
+        <w:rPr>
+          <w:rFonts w:ascii="Garamond" w:hAnsi="Garamond" w:cs="Arial"/>
+          <w:sz w:val="21"/>
+          <w:szCs w:val="21"/>
+        </w:rPr>
+        <w:t>engineers</w:t>
+      </w:r>
+      <w:r>
+        <w:rPr>
+          <w:rFonts w:ascii="Garamond" w:hAnsi="Garamond" w:cs="Arial"/>
+          <w:sz w:val="21"/>
+          <w:szCs w:val="21"/>
+        </w:rPr>
+        <w:t xml:space="preserve"> </w:t>
+      </w:r>
+      <w:r>
+        <w:rPr>
+          <w:rFonts w:ascii="Garamond" w:hAnsi="Garamond" w:cs="Arial"/>
+          <w:sz w:val="21"/>
+          <w:szCs w:val="21"/>
+        </w:rPr>
+        <w:t>understand signals sent from cars</w:t>
+      </w:r>
+      <w:r>
+        <w:rPr>
+          <w:rFonts w:ascii="Garamond" w:hAnsi="Garamond" w:cs="Arial"/>
+          <w:sz w:val="21"/>
+          <w:szCs w:val="21"/>
+        </w:rPr>
+        <w:t xml:space="preserve"> visually</w:t>
       </w:r>
     </w:p>
     <w:p>
@@ -2414,6 +2386,430 @@
           <w:sz w:val="21"/>
           <w:szCs w:val="21"/>
         </w:rPr>
+        <w:t>Improved</w:t>
+      </w:r>
+      <w:r>
+        <w:rPr>
+          <w:rFonts w:ascii="Garamond" w:hAnsi="Garamond" w:cs="Arial"/>
+          <w:sz w:val="21"/>
+          <w:szCs w:val="21"/>
+        </w:rPr>
+        <w:t xml:space="preserve"> </w:t>
+      </w:r>
+      <w:r>
+        <w:rPr>
+          <w:rFonts w:ascii="Garamond" w:hAnsi="Garamond" w:cs="Arial"/>
+          <w:sz w:val="21"/>
+          <w:szCs w:val="21"/>
+        </w:rPr>
+        <w:t>software</w:t>
+      </w:r>
+      <w:r>
+        <w:rPr>
+          <w:rFonts w:ascii="Garamond" w:hAnsi="Garamond" w:cs="Arial"/>
+          <w:sz w:val="21"/>
+          <w:szCs w:val="21"/>
+        </w:rPr>
+        <w:t xml:space="preserve"> that processed </w:t>
+      </w:r>
+      <w:r>
+        <w:rPr>
+          <w:rFonts w:ascii="Garamond" w:hAnsi="Garamond" w:cs="Arial"/>
+          <w:sz w:val="21"/>
+          <w:szCs w:val="21"/>
+        </w:rPr>
+        <w:t xml:space="preserve">CAN </w:t>
+      </w:r>
+      <w:r>
+        <w:rPr>
+          <w:rFonts w:ascii="Garamond" w:hAnsi="Garamond" w:cs="Arial"/>
+          <w:sz w:val="21"/>
+          <w:szCs w:val="21"/>
+        </w:rPr>
+        <w:t>signals from cars</w:t>
+      </w:r>
+      <w:r>
+        <w:rPr>
+          <w:rFonts w:ascii="Garamond" w:hAnsi="Garamond" w:cs="Arial"/>
+          <w:sz w:val="21"/>
+          <w:szCs w:val="21"/>
+        </w:rPr>
+        <w:t xml:space="preserve"> by fixing signal </w:t>
+      </w:r>
+      <w:r>
+        <w:rPr>
+          <w:rFonts w:ascii="Garamond" w:hAnsi="Garamond" w:cs="Arial"/>
+          <w:sz w:val="21"/>
+          <w:szCs w:val="21"/>
+        </w:rPr>
+        <w:t>decoding</w:t>
+      </w:r>
+      <w:r>
+        <w:rPr>
+          <w:rFonts w:ascii="Garamond" w:hAnsi="Garamond" w:cs="Arial"/>
+          <w:sz w:val="21"/>
+          <w:szCs w:val="21"/>
+        </w:rPr>
+        <w:t xml:space="preserve">; </w:t>
+      </w:r>
+      <w:r>
+        <w:rPr>
+          <w:rFonts w:ascii="Garamond" w:hAnsi="Garamond" w:cs="Arial"/>
+          <w:sz w:val="21"/>
+          <w:szCs w:val="21"/>
+        </w:rPr>
+        <w:t>refined</w:t>
+      </w:r>
+      <w:r>
+        <w:rPr>
+          <w:rFonts w:ascii="Garamond" w:hAnsi="Garamond" w:cs="Arial"/>
+          <w:sz w:val="21"/>
+          <w:szCs w:val="21"/>
+        </w:rPr>
+        <w:t xml:space="preserve"> </w:t>
+      </w:r>
+      <w:r>
+        <w:rPr>
+          <w:rFonts w:ascii="Garamond" w:hAnsi="Garamond" w:cs="Arial"/>
+          <w:sz w:val="21"/>
+          <w:szCs w:val="21"/>
+        </w:rPr>
+        <w:t>system output accuracy</w:t>
+      </w:r>
+    </w:p>
+    <w:p>
+      <w:pPr>
+        <w:pStyle w:val="ListParagraph"/>
+        <w:numPr>
+          <w:ilvl w:val="0"/>
+          <w:numId w:val="1"/>
+        </w:numPr>
+        <w:tabs>
+          <w:tab w:val="right" w:pos="10440"/>
+        </w:tabs>
+        <w:spacing w:after="0" w:line="276" w:lineRule="auto"/>
+        <w:rPr>
+          <w:rFonts w:ascii="Garamond" w:hAnsi="Garamond" w:cs="Arial"/>
+          <w:bCs/>
+          <w:sz w:val="21"/>
+          <w:szCs w:val="21"/>
+        </w:rPr>
+      </w:pPr>
+      <w:r>
+        <w:rPr>
+          <w:rFonts w:ascii="Garamond" w:hAnsi="Garamond" w:cs="Arial"/>
+          <w:sz w:val="21"/>
+          <w:szCs w:val="21"/>
+        </w:rPr>
+        <w:t>Co</w:t>
+      </w:r>
+      <w:r>
+        <w:rPr>
+          <w:rFonts w:ascii="Garamond" w:hAnsi="Garamond" w:cs="Arial"/>
+          <w:sz w:val="21"/>
+          <w:szCs w:val="21"/>
+        </w:rPr>
+        <w:t>llabora</w:t>
+      </w:r>
+      <w:r>
+        <w:rPr>
+          <w:rFonts w:ascii="Garamond" w:hAnsi="Garamond" w:cs="Arial"/>
+          <w:sz w:val="21"/>
+          <w:szCs w:val="21"/>
+        </w:rPr>
+        <w:t>ted</w:t>
+      </w:r>
+      <w:r>
+        <w:rPr>
+          <w:rFonts w:ascii="Garamond" w:hAnsi="Garamond" w:cs="Arial"/>
+          <w:sz w:val="21"/>
+          <w:szCs w:val="21"/>
+        </w:rPr>
+        <w:t xml:space="preserve"> </w:t>
+      </w:r>
+      <w:r>
+        <w:rPr>
+          <w:rFonts w:ascii="Garamond" w:hAnsi="Garamond" w:cs="Arial"/>
+          <w:sz w:val="21"/>
+          <w:szCs w:val="21"/>
+        </w:rPr>
+        <w:t>with colleagues</w:t>
+      </w:r>
+      <w:r>
+        <w:rPr>
+          <w:rFonts w:ascii="Garamond" w:hAnsi="Garamond" w:cs="Arial"/>
+          <w:sz w:val="21"/>
+          <w:szCs w:val="21"/>
+        </w:rPr>
+        <w:t xml:space="preserve"> from </w:t>
+      </w:r>
+      <w:r>
+        <w:rPr>
+          <w:rFonts w:ascii="Garamond" w:hAnsi="Garamond" w:cs="Arial"/>
+          <w:sz w:val="21"/>
+          <w:szCs w:val="21"/>
+        </w:rPr>
+        <w:t>10</w:t>
+      </w:r>
+      <w:r>
+        <w:rPr>
+          <w:rFonts w:ascii="Garamond" w:hAnsi="Garamond" w:cs="Arial"/>
+          <w:sz w:val="21"/>
+          <w:szCs w:val="21"/>
+        </w:rPr>
+        <w:t xml:space="preserve"> countries</w:t>
+      </w:r>
+      <w:r>
+        <w:rPr>
+          <w:rFonts w:ascii="Garamond" w:hAnsi="Garamond" w:cs="Arial"/>
+          <w:sz w:val="21"/>
+          <w:szCs w:val="21"/>
+        </w:rPr>
+        <w:t xml:space="preserve"> and different majors; made outcomes reflecting diverse opinions</w:t>
+      </w:r>
+    </w:p>
+    <w:p>
+      <w:pPr>
+        <w:tabs>
+          <w:tab w:val="right" w:pos="10440"/>
+        </w:tabs>
+        <w:spacing w:after="0" w:line="276" w:lineRule="auto"/>
+        <w:rPr>
+          <w:rFonts w:ascii="Garamond" w:hAnsi="Garamond" w:cs="Arial"/>
+          <w:b/>
+          <w:sz w:val="21"/>
+          <w:szCs w:val="21"/>
+        </w:rPr>
+      </w:pPr>
+      <w:r>
+        <w:rPr>
+          <w:rFonts w:ascii="Garamond" w:hAnsi="Garamond" w:cs="Arial"/>
+          <w:bCs/>
+          <w:sz w:val="21"/>
+          <w:szCs w:val="21"/>
+        </w:rPr>
+        <w:t xml:space="preserve">DMG </w:t>
+      </w:r>
+      <w:r>
+        <w:rPr>
+          <w:rFonts w:ascii="Garamond" w:hAnsi="Garamond" w:cs="Arial"/>
+          <w:bCs/>
+          <w:sz w:val="21"/>
+          <w:szCs w:val="21"/>
+        </w:rPr>
+        <w:t>MORI</w:t>
+      </w:r>
+      <w:r>
+        <w:rPr>
+          <w:rFonts w:ascii="Garamond" w:hAnsi="Garamond" w:cs="Arial"/>
+          <w:iCs/>
+          <w:sz w:val="21"/>
+          <w:szCs w:val="21"/>
+        </w:rPr>
+        <w:t xml:space="preserve"> | </w:t>
+      </w:r>
+      <w:r>
+        <w:rPr>
+          <w:rFonts w:ascii="Garamond" w:hAnsi="Garamond" w:cs="Arial"/>
+          <w:i/>
+          <w:sz w:val="21"/>
+          <w:szCs w:val="21"/>
+        </w:rPr>
+        <w:t xml:space="preserve">Industrial Practices </w:t>
+      </w:r>
+      <w:r>
+        <w:rPr>
+          <w:rFonts w:ascii="Garamond" w:hAnsi="Garamond" w:cs="Arial"/>
+          <w:i/>
+          <w:sz w:val="21"/>
+          <w:szCs w:val="21"/>
+        </w:rPr>
+        <w:t>Intern</w:t>
+      </w:r>
+      <w:r>
+        <w:rPr>
+          <w:rFonts w:ascii="Garamond" w:hAnsi="Garamond" w:cs="Arial"/>
+          <w:i/>
+          <w:sz w:val="21"/>
+          <w:szCs w:val="21"/>
+        </w:rPr>
+        <w:t>, Additive Manufacturing R &amp; D</w:t>
+      </w:r>
+      <w:r>
+        <w:rPr>
+          <w:rFonts w:ascii="Garamond" w:hAnsi="Garamond" w:cs="Arial"/>
+          <w:iCs/>
+          <w:sz w:val="21"/>
+          <w:szCs w:val="21"/>
+        </w:rPr>
+        <w:t>, Iga, Mie</w:t>
+      </w:r>
+      <w:r>
+        <w:rPr>
+          <w:rFonts w:ascii="Garamond" w:hAnsi="Garamond" w:cs="Arial"/>
+          <w:iCs/>
+          <w:sz w:val="21"/>
+          <w:szCs w:val="21"/>
+        </w:rPr>
+        <w:t>, Japan</w:t>
+      </w:r>
+      <w:r>
+        <w:rPr>
+          <w:rFonts w:ascii="Garamond" w:hAnsi="Garamond" w:cs="Arial"/>
+          <w:b/>
+          <w:sz w:val="21"/>
+          <w:szCs w:val="21"/>
+        </w:rPr>
+        <w:tab/>
+      </w:r>
+      <w:r>
+        <w:rPr>
+          <w:rFonts w:ascii="Garamond" w:hAnsi="Garamond" w:cs="Arial"/>
+          <w:bCs/>
+          <w:i/>
+          <w:iCs/>
+          <w:sz w:val="21"/>
+          <w:szCs w:val="21"/>
+        </w:rPr>
+        <w:t>August</w:t>
+      </w:r>
+      <w:r>
+        <w:rPr>
+          <w:rFonts w:ascii="Garamond" w:hAnsi="Garamond" w:cs="Arial"/>
+          <w:bCs/>
+          <w:i/>
+          <w:iCs/>
+          <w:sz w:val="21"/>
+          <w:szCs w:val="21"/>
+        </w:rPr>
+        <w:t xml:space="preserve"> 2021</w:t>
+      </w:r>
+      <w:r>
+        <w:rPr>
+          <w:rFonts w:ascii="Garamond" w:hAnsi="Garamond" w:cs="Arial"/>
+          <w:bCs/>
+          <w:i/>
+          <w:iCs/>
+          <w:sz w:val="21"/>
+          <w:szCs w:val="21"/>
+        </w:rPr>
+        <w:t xml:space="preserve"> – </w:t>
+      </w:r>
+      <w:r>
+        <w:rPr>
+          <w:rFonts w:ascii="Garamond" w:hAnsi="Garamond" w:cs="Arial"/>
+          <w:bCs/>
+          <w:i/>
+          <w:iCs/>
+          <w:sz w:val="21"/>
+          <w:szCs w:val="21"/>
+        </w:rPr>
+        <w:t>September</w:t>
+      </w:r>
+      <w:r>
+        <w:rPr>
+          <w:rFonts w:ascii="Garamond" w:hAnsi="Garamond" w:cs="Arial"/>
+          <w:bCs/>
+          <w:i/>
+          <w:iCs/>
+          <w:sz w:val="21"/>
+          <w:szCs w:val="21"/>
+        </w:rPr>
+        <w:t xml:space="preserve"> </w:t>
+      </w:r>
+      <w:r>
+        <w:rPr>
+          <w:rFonts w:ascii="Garamond" w:hAnsi="Garamond" w:cs="Arial"/>
+          <w:bCs/>
+          <w:i/>
+          <w:iCs/>
+          <w:sz w:val="21"/>
+          <w:szCs w:val="21"/>
+        </w:rPr>
+        <w:t>2021</w:t>
+      </w:r>
+    </w:p>
+    <w:p>
+      <w:pPr>
+        <w:pStyle w:val="ListParagraph"/>
+        <w:numPr>
+          <w:ilvl w:val="0"/>
+          <w:numId w:val="1"/>
+        </w:numPr>
+        <w:tabs>
+          <w:tab w:val="right" w:pos="10440"/>
+        </w:tabs>
+        <w:spacing w:after="0" w:line="276" w:lineRule="auto"/>
+        <w:rPr>
+          <w:rFonts w:ascii="Garamond" w:hAnsi="Garamond" w:cs="Arial"/>
+          <w:sz w:val="21"/>
+          <w:szCs w:val="21"/>
+        </w:rPr>
+      </w:pPr>
+      <w:r>
+        <w:rPr>
+          <w:rFonts w:ascii="Garamond" w:hAnsi="Garamond" w:cs="Arial"/>
+          <w:sz w:val="21"/>
+          <w:szCs w:val="21"/>
+        </w:rPr>
+        <w:t>Analyzed</w:t>
+      </w:r>
+      <w:r>
+        <w:rPr>
+          <w:rFonts w:ascii="Garamond" w:hAnsi="Garamond" w:cs="Arial"/>
+          <w:sz w:val="21"/>
+          <w:szCs w:val="21"/>
+        </w:rPr>
+        <w:t xml:space="preserve"> performance tests of additive manufacturing machines</w:t>
+      </w:r>
+      <w:r>
+        <w:rPr>
+          <w:rFonts w:ascii="Garamond" w:hAnsi="Garamond" w:cs="Arial"/>
+          <w:sz w:val="21"/>
+          <w:szCs w:val="21"/>
+        </w:rPr>
+        <w:t xml:space="preserve"> by operating </w:t>
+      </w:r>
+      <w:r>
+        <w:rPr>
+          <w:rFonts w:ascii="Garamond" w:hAnsi="Garamond" w:cs="Arial"/>
+          <w:sz w:val="21"/>
+          <w:szCs w:val="21"/>
+        </w:rPr>
+        <w:t xml:space="preserve">the </w:t>
+      </w:r>
+      <w:r>
+        <w:rPr>
+          <w:rFonts w:ascii="Garamond" w:hAnsi="Garamond" w:cs="Arial"/>
+          <w:sz w:val="21"/>
+          <w:szCs w:val="21"/>
+        </w:rPr>
+        <w:t>machines and inspecting products</w:t>
+      </w:r>
+    </w:p>
+    <w:p>
+      <w:pPr>
+        <w:pStyle w:val="ListParagraph"/>
+        <w:numPr>
+          <w:ilvl w:val="0"/>
+          <w:numId w:val="1"/>
+        </w:numPr>
+        <w:tabs>
+          <w:tab w:val="right" w:pos="10440"/>
+        </w:tabs>
+        <w:spacing w:after="0" w:line="276" w:lineRule="auto"/>
+        <w:rPr>
+          <w:rFonts w:ascii="Garamond" w:hAnsi="Garamond" w:cs="Arial"/>
+          <w:sz w:val="21"/>
+          <w:szCs w:val="21"/>
+        </w:rPr>
+      </w:pPr>
+      <w:r>
+        <w:rPr>
+          <w:rFonts w:ascii="Garamond" w:hAnsi="Garamond" w:cs="Arial"/>
+          <w:sz w:val="21"/>
+          <w:szCs w:val="21"/>
+        </w:rPr>
         <w:t>Investigated</w:t>
       </w:r>
       <w:r>
@@ -2506,8 +2902,8 @@
         <w:spacing w:after="0" w:line="276" w:lineRule="auto"/>
         <w:rPr>
           <w:rFonts w:ascii="Garamond" w:hAnsi="Garamond" w:cs="Arial"/>
-          <w:sz w:val="21"/>
-          <w:szCs w:val="21"/>
+          <w:sz w:val="10"/>
+          <w:szCs w:val="10"/>
         </w:rPr>
       </w:pPr>
     </w:p>
@@ -2579,52 +2975,16 @@
           <w:sz w:val="21"/>
           <w:szCs w:val="21"/>
         </w:rPr>
-        <w:t xml:space="preserve">Mobile Robots Competition | </w:t>
-      </w:r>
-      <w:r>
-        <w:rPr>
-          <w:rFonts w:ascii="Garamond" w:hAnsi="Garamond" w:cs="Arial"/>
-          <w:i/>
-          <w:sz w:val="21"/>
-          <w:szCs w:val="21"/>
-        </w:rPr>
-        <w:t xml:space="preserve">Mechatronics, CAD, Mechanical Design, Microcontroller, </w:t>
-      </w:r>
-      <w:r>
-        <w:rPr>
-          <w:rFonts w:ascii="Garamond" w:hAnsi="Garamond" w:cs="Arial"/>
-          <w:i/>
-          <w:sz w:val="21"/>
-          <w:szCs w:val="21"/>
-        </w:rPr>
-        <w:t>Solder</w:t>
-      </w:r>
-      <w:r>
-        <w:rPr>
-          <w:rFonts w:ascii="Garamond" w:hAnsi="Garamond" w:cs="Arial"/>
-          <w:i/>
-          <w:sz w:val="21"/>
-          <w:szCs w:val="21"/>
-        </w:rPr>
-        <w:t>, Control</w:t>
-      </w:r>
-      <w:r>
-        <w:rPr>
-          <w:rFonts w:ascii="Garamond" w:hAnsi="Garamond" w:cs="Arial"/>
-          <w:i/>
-          <w:sz w:val="21"/>
-          <w:szCs w:val="21"/>
-        </w:rPr>
-        <w:t>, Webpage</w:t>
-      </w:r>
-      <w:r>
-        <w:rPr>
-          <w:rFonts w:ascii="Garamond" w:hAnsi="Garamond" w:cs="Arial"/>
-          <w:i/>
-          <w:sz w:val="21"/>
-          <w:szCs w:val="21"/>
-        </w:rPr>
-        <w:t>, C</w:t>
+        <w:t xml:space="preserve">F1tenth Autonomous Racing Cars | </w:t>
+      </w:r>
+      <w:r>
+        <w:rPr>
+          <w:rFonts w:ascii="Garamond" w:hAnsi="Garamond" w:cs="Arial"/>
+          <w:i/>
+          <w:sz w:val="21"/>
+          <w:szCs w:val="21"/>
+        </w:rPr>
+        <w:t>Perception, Planning, Control, Autonomous Driving, Python, C++, ROS2</w:t>
       </w:r>
       <w:r>
         <w:rPr>
@@ -2660,7 +3020,7 @@
           <w:sz w:val="21"/>
           <w:szCs w:val="21"/>
         </w:rPr>
-        <w:t>6</w:t>
+        <w:t>5</w:t>
       </w:r>
       <w:r>
         <w:rPr>
@@ -2682,7 +3042,7 @@
           <w:sz w:val="21"/>
           <w:szCs w:val="21"/>
         </w:rPr>
-        <w:t>Present</w:t>
+        <w:t>May 2025</w:t>
       </w:r>
     </w:p>
     <w:p>
@@ -2698,18 +3058,152 @@
         <w:spacing w:after="0" w:line="276" w:lineRule="auto"/>
         <w:rPr>
           <w:rFonts w:ascii="Garamond" w:hAnsi="Garamond" w:cs="Arial"/>
-          <w:iCs/>
-          <w:sz w:val="21"/>
-          <w:szCs w:val="21"/>
-        </w:rPr>
-      </w:pPr>
-      <w:r>
-        <w:rPr>
-          <w:rFonts w:ascii="Garamond" w:hAnsi="Garamond" w:cs="Arial"/>
-          <w:sz w:val="21"/>
-          <w:szCs w:val="21"/>
-        </w:rPr>
-        <w:t>Design and fabricate a mobile robot using CAD, laser cutting, 3D printing</w:t>
+          <w:sz w:val="21"/>
+          <w:szCs w:val="21"/>
+        </w:rPr>
+      </w:pPr>
+      <w:r>
+        <w:rPr>
+          <w:rFonts w:ascii="Garamond" w:hAnsi="Garamond" w:cs="Arial"/>
+          <w:sz w:val="21"/>
+          <w:szCs w:val="21"/>
+        </w:rPr>
+        <w:t>Developed autonomous racing car that was 1/10 scale of F1 racing cars; designed and implemented motion planning and vehicle control systems using Python, C++, ROS, SLAM localization; won second place for fastest lap in race</w:t>
+      </w:r>
+    </w:p>
+    <w:p>
+      <w:pPr>
+        <w:tabs>
+          <w:tab w:val="right" w:pos="10440"/>
+        </w:tabs>
+        <w:spacing w:after="0" w:line="276" w:lineRule="auto"/>
+        <w:rPr>
+          <w:rFonts w:ascii="Garamond" w:hAnsi="Garamond" w:cs="Arial"/>
+          <w:iCs/>
+          <w:sz w:val="6"/>
+          <w:szCs w:val="6"/>
+        </w:rPr>
+      </w:pPr>
+    </w:p>
+    <w:p>
+      <w:pPr>
+        <w:tabs>
+          <w:tab w:val="right" w:pos="10440"/>
+        </w:tabs>
+        <w:spacing w:after="0" w:line="276" w:lineRule="auto"/>
+        <w:rPr>
+          <w:rFonts w:ascii="Garamond" w:hAnsi="Garamond" w:cs="Arial"/>
+          <w:i/>
+          <w:sz w:val="21"/>
+          <w:szCs w:val="21"/>
+        </w:rPr>
+      </w:pPr>
+      <w:r>
+        <w:rPr>
+          <w:rFonts w:ascii="Garamond" w:hAnsi="Garamond" w:cs="Arial"/>
+          <w:iCs/>
+          <w:sz w:val="21"/>
+          <w:szCs w:val="21"/>
+        </w:rPr>
+        <w:t>Research of Traffic Collision Prediction System</w:t>
+      </w:r>
+      <w:r>
+        <w:rPr>
+          <w:rFonts w:ascii="Garamond" w:hAnsi="Garamond" w:cs="Arial"/>
+          <w:iCs/>
+          <w:sz w:val="21"/>
+          <w:szCs w:val="21"/>
+        </w:rPr>
+        <w:t xml:space="preserve"> | </w:t>
+      </w:r>
+      <w:r>
+        <w:rPr>
+          <w:rFonts w:ascii="Garamond" w:hAnsi="Garamond" w:cs="Arial"/>
+          <w:i/>
+          <w:sz w:val="21"/>
+          <w:szCs w:val="21"/>
+        </w:rPr>
+        <w:t>Prototyping, Extended Kalman Filter , C++, ROS</w:t>
+      </w:r>
+      <w:r>
+        <w:rPr>
+          <w:rFonts w:ascii="Garamond" w:hAnsi="Garamond" w:cs="Arial"/>
+          <w:i/>
+          <w:sz w:val="21"/>
+          <w:szCs w:val="21"/>
+        </w:rPr>
+        <w:tab/>
+      </w:r>
+      <w:r>
+        <w:rPr>
+          <w:rFonts w:ascii="Garamond" w:hAnsi="Garamond" w:cs="Arial"/>
+          <w:i/>
+          <w:sz w:val="21"/>
+          <w:szCs w:val="21"/>
+        </w:rPr>
+        <w:t>April</w:t>
+      </w:r>
+      <w:r>
+        <w:rPr>
+          <w:rFonts w:ascii="Garamond" w:hAnsi="Garamond" w:cs="Arial"/>
+          <w:i/>
+          <w:sz w:val="21"/>
+          <w:szCs w:val="21"/>
+        </w:rPr>
+        <w:t xml:space="preserve"> 202</w:t>
+      </w:r>
+      <w:r>
+        <w:rPr>
+          <w:rFonts w:ascii="Garamond" w:hAnsi="Garamond" w:cs="Arial"/>
+          <w:i/>
+          <w:sz w:val="21"/>
+          <w:szCs w:val="21"/>
+        </w:rPr>
+        <w:t>2</w:t>
+      </w:r>
+      <w:r>
+        <w:rPr>
+          <w:rFonts w:ascii="Garamond" w:hAnsi="Garamond" w:cs="Arial"/>
+          <w:bCs/>
+          <w:i/>
+          <w:iCs/>
+          <w:sz w:val="21"/>
+          <w:szCs w:val="21"/>
+        </w:rPr>
+        <w:t xml:space="preserve"> – </w:t>
+      </w:r>
+      <w:r>
+        <w:rPr>
+          <w:rFonts w:ascii="Garamond" w:hAnsi="Garamond" w:cs="Arial"/>
+          <w:bCs/>
+          <w:i/>
+          <w:iCs/>
+          <w:sz w:val="21"/>
+          <w:szCs w:val="21"/>
+        </w:rPr>
+        <w:t>March</w:t>
+      </w:r>
+      <w:r>
+        <w:rPr>
+          <w:rFonts w:ascii="Garamond" w:hAnsi="Garamond" w:cs="Arial"/>
+          <w:bCs/>
+          <w:i/>
+          <w:iCs/>
+          <w:sz w:val="21"/>
+          <w:szCs w:val="21"/>
+        </w:rPr>
+        <w:t xml:space="preserve"> 202</w:t>
+      </w:r>
+      <w:r>
+        <w:rPr>
+          <w:rFonts w:ascii="Garamond" w:hAnsi="Garamond" w:cs="Arial"/>
+          <w:bCs/>
+          <w:i/>
+          <w:iCs/>
+          <w:sz w:val="21"/>
+          <w:szCs w:val="21"/>
+        </w:rPr>
+        <w:t>3</w:t>
       </w:r>
     </w:p>
     <w:p>
@@ -2725,243 +3219,6 @@
         <w:spacing w:after="0" w:line="276" w:lineRule="auto"/>
         <w:rPr>
           <w:rFonts w:ascii="Garamond" w:hAnsi="Garamond" w:cs="Arial"/>
-          <w:iCs/>
-          <w:sz w:val="21"/>
-          <w:szCs w:val="21"/>
-        </w:rPr>
-      </w:pPr>
-      <w:r>
-        <w:rPr>
-          <w:rFonts w:ascii="Garamond" w:hAnsi="Garamond" w:cs="Arial"/>
-          <w:iCs/>
-          <w:sz w:val="21"/>
-          <w:szCs w:val="21"/>
-        </w:rPr>
-        <w:t>Develop embedded control software in C (Arduino) for real-time motor control and sensor integration</w:t>
-      </w:r>
-    </w:p>
-    <w:p>
-      <w:pPr>
-        <w:pStyle w:val="ListParagraph"/>
-        <w:numPr>
-          <w:ilvl w:val="0"/>
-          <w:numId w:val="2"/>
-        </w:numPr>
-        <w:tabs>
-          <w:tab w:val="right" w:pos="10440"/>
-        </w:tabs>
-        <w:spacing w:after="0" w:line="276" w:lineRule="auto"/>
-        <w:rPr>
-          <w:rFonts w:ascii="Garamond" w:hAnsi="Garamond" w:cs="Arial"/>
-          <w:iCs/>
-          <w:sz w:val="21"/>
-          <w:szCs w:val="21"/>
-        </w:rPr>
-      </w:pPr>
-      <w:r>
-        <w:rPr>
-          <w:rFonts w:ascii="Garamond" w:hAnsi="Garamond" w:cs="Arial"/>
-          <w:iCs/>
-          <w:sz w:val="21"/>
-          <w:szCs w:val="21"/>
-        </w:rPr>
-        <w:t>Implement wall-following using ToF sensor feedback and closed-loop control</w:t>
-      </w:r>
-    </w:p>
-    <w:p>
-      <w:pPr>
-        <w:pStyle w:val="ListParagraph"/>
-        <w:numPr>
-          <w:ilvl w:val="0"/>
-          <w:numId w:val="2"/>
-        </w:numPr>
-        <w:tabs>
-          <w:tab w:val="right" w:pos="10440"/>
-        </w:tabs>
-        <w:spacing w:after="0" w:line="276" w:lineRule="auto"/>
-        <w:rPr>
-          <w:rFonts w:ascii="Garamond" w:hAnsi="Garamond" w:cs="Arial"/>
-          <w:iCs/>
-          <w:sz w:val="21"/>
-          <w:szCs w:val="21"/>
-        </w:rPr>
-      </w:pPr>
-      <w:r>
-        <w:rPr>
-          <w:rFonts w:ascii="Garamond" w:hAnsi="Garamond" w:cs="Arial"/>
-          <w:iCs/>
-          <w:sz w:val="21"/>
-          <w:szCs w:val="21"/>
-        </w:rPr>
-        <w:t>Design and solder custom circuitry and build a web-based interface for wireless robot control</w:t>
-      </w:r>
-    </w:p>
-    <w:p>
-      <w:pPr>
-        <w:tabs>
-          <w:tab w:val="right" w:pos="10440"/>
-        </w:tabs>
-        <w:spacing w:after="0" w:line="276" w:lineRule="auto"/>
-        <w:rPr>
-          <w:rFonts w:ascii="Garamond" w:hAnsi="Garamond" w:cs="Arial"/>
-          <w:iCs/>
-          <w:sz w:val="21"/>
-          <w:szCs w:val="21"/>
-        </w:rPr>
-      </w:pPr>
-    </w:p>
-    <w:p>
-      <w:pPr>
-        <w:tabs>
-          <w:tab w:val="right" w:pos="10440"/>
-        </w:tabs>
-        <w:spacing w:after="0" w:line="276" w:lineRule="auto"/>
-        <w:rPr>
-          <w:rFonts w:ascii="Garamond" w:hAnsi="Garamond" w:cs="Arial"/>
-          <w:i/>
-          <w:sz w:val="21"/>
-          <w:szCs w:val="21"/>
-        </w:rPr>
-      </w:pPr>
-      <w:r>
-        <w:rPr>
-          <w:rFonts w:ascii="Garamond" w:hAnsi="Garamond" w:cs="Arial"/>
-          <w:iCs/>
-          <w:sz w:val="21"/>
-          <w:szCs w:val="21"/>
-        </w:rPr>
-        <w:t>Research of Traffic Collision Prediction System</w:t>
-      </w:r>
-      <w:r>
-        <w:rPr>
-          <w:rFonts w:ascii="Garamond" w:hAnsi="Garamond" w:cs="Arial"/>
-          <w:iCs/>
-          <w:sz w:val="21"/>
-          <w:szCs w:val="21"/>
-        </w:rPr>
-        <w:t xml:space="preserve"> | </w:t>
-      </w:r>
-      <w:r>
-        <w:rPr>
-          <w:rFonts w:ascii="Garamond" w:hAnsi="Garamond" w:cs="Arial"/>
-          <w:i/>
-          <w:sz w:val="21"/>
-          <w:szCs w:val="21"/>
-        </w:rPr>
-        <w:t xml:space="preserve">Prototyping, </w:t>
-      </w:r>
-      <w:r>
-        <w:rPr>
-          <w:rFonts w:ascii="Garamond" w:hAnsi="Garamond" w:cs="Arial"/>
-          <w:i/>
-          <w:sz w:val="21"/>
-          <w:szCs w:val="21"/>
-        </w:rPr>
-        <w:t xml:space="preserve">Extended Kalman Filter , </w:t>
-      </w:r>
-      <w:r>
-        <w:rPr>
-          <w:rFonts w:ascii="Garamond" w:hAnsi="Garamond" w:cs="Arial"/>
-          <w:i/>
-          <w:sz w:val="21"/>
-          <w:szCs w:val="21"/>
-        </w:rPr>
-        <w:t>C++, ROS</w:t>
-      </w:r>
-      <w:r>
-        <w:rPr>
-          <w:rFonts w:ascii="Garamond" w:hAnsi="Garamond" w:cs="Arial"/>
-          <w:i/>
-          <w:sz w:val="21"/>
-          <w:szCs w:val="21"/>
-        </w:rPr>
-        <w:tab/>
-      </w:r>
-      <w:r>
-        <w:rPr>
-          <w:rFonts w:ascii="Garamond" w:hAnsi="Garamond" w:cs="Arial"/>
-          <w:i/>
-          <w:sz w:val="21"/>
-          <w:szCs w:val="21"/>
-        </w:rPr>
-        <w:t>April</w:t>
-      </w:r>
-      <w:r>
-        <w:rPr>
-          <w:rFonts w:ascii="Garamond" w:hAnsi="Garamond" w:cs="Arial"/>
-          <w:i/>
-          <w:sz w:val="21"/>
-          <w:szCs w:val="21"/>
-        </w:rPr>
-        <w:t xml:space="preserve"> 202</w:t>
-      </w:r>
-      <w:r>
-        <w:rPr>
-          <w:rFonts w:ascii="Garamond" w:hAnsi="Garamond" w:cs="Arial"/>
-          <w:i/>
-          <w:sz w:val="21"/>
-          <w:szCs w:val="21"/>
-        </w:rPr>
-        <w:t>2</w:t>
-      </w:r>
-      <w:r>
-        <w:rPr>
-          <w:rFonts w:ascii="Garamond" w:hAnsi="Garamond" w:cs="Arial"/>
-          <w:bCs/>
-          <w:i/>
-          <w:iCs/>
-          <w:sz w:val="21"/>
-          <w:szCs w:val="21"/>
-        </w:rPr>
-        <w:t xml:space="preserve"> – </w:t>
-      </w:r>
-      <w:r>
-        <w:rPr>
-          <w:rFonts w:ascii="Garamond" w:hAnsi="Garamond" w:cs="Arial"/>
-          <w:bCs/>
-          <w:i/>
-          <w:iCs/>
-          <w:sz w:val="21"/>
-          <w:szCs w:val="21"/>
-        </w:rPr>
-        <w:t>March</w:t>
-      </w:r>
-      <w:r>
-        <w:rPr>
-          <w:rFonts w:ascii="Garamond" w:hAnsi="Garamond" w:cs="Arial"/>
-          <w:bCs/>
-          <w:i/>
-          <w:iCs/>
-          <w:sz w:val="21"/>
-          <w:szCs w:val="21"/>
-        </w:rPr>
-        <w:t xml:space="preserve"> 202</w:t>
-      </w:r>
-      <w:r>
-        <w:rPr>
-          <w:rFonts w:ascii="Garamond" w:hAnsi="Garamond" w:cs="Arial"/>
-          <w:bCs/>
-          <w:i/>
-          <w:iCs/>
-          <w:sz w:val="21"/>
-          <w:szCs w:val="21"/>
-        </w:rPr>
-        <w:t>3</w:t>
-      </w:r>
-    </w:p>
-    <w:p>
-      <w:pPr>
-        <w:pStyle w:val="ListParagraph"/>
-        <w:numPr>
-          <w:ilvl w:val="0"/>
-          <w:numId w:val="2"/>
-        </w:numPr>
-        <w:tabs>
-          <w:tab w:val="right" w:pos="10440"/>
-        </w:tabs>
-        <w:spacing w:after="0" w:line="276" w:lineRule="auto"/>
-        <w:rPr>
-          <w:rFonts w:ascii="Garamond" w:hAnsi="Garamond" w:cs="Arial"/>
           <w:sz w:val="21"/>
           <w:szCs w:val="21"/>
         </w:rPr>
@@ -2988,15 +3245,7 @@
           <w:sz w:val="21"/>
           <w:szCs w:val="21"/>
         </w:rPr>
-        <w:t xml:space="preserve">real-time </w:t>
-      </w:r>
-      <w:r>
-        <w:rPr>
-          <w:rFonts w:ascii="Garamond" w:hAnsi="Garamond" w:cs="Arial"/>
-          <w:sz w:val="21"/>
-          <w:szCs w:val="21"/>
-        </w:rPr>
-        <w:t>collision prediction system</w:t>
+        <w:t>real-time collision prediction system</w:t>
       </w:r>
       <w:r>
         <w:rPr>

--- a/Marika_Nishi_Resume.docx
+++ b/Marika_Nishi_Resume.docx
@@ -12,8 +12,9 @@
         <w:spacing w:after="0" w:line="240" w:lineRule="auto"/>
         <w:rPr>
           <w:rFonts w:ascii="Garamond" w:hAnsi="Garamond" w:cs="Arial"/>
-          <w:sz w:val="24"/>
-          <w:szCs w:val="24"/>
+          <w:sz w:val="28"/>
+          <w:szCs w:val="18"/>
+          <w:lang w:eastAsia="ja-JP"/>
         </w:rPr>
       </w:pPr>
       <w:r>
@@ -40,17 +41,9 @@
       <w:r>
         <w:rPr>
           <w:rFonts w:ascii="Times New Roman" w:hAnsi="Times New Roman" w:cs="Times New Roman"/>
-          <w:sz w:val="40"/>
-        </w:rPr>
-        <w:t xml:space="preserve">Mobile </w:t>
-      </w:r>
-      <w:r>
-        <w:rPr>
-          <w:rFonts w:ascii="Times New Roman" w:hAnsi="Times New Roman" w:cs="Times New Roman"/>
-          <w:sz w:val="20"/>
-          <w:szCs w:val="10"/>
-        </w:rPr>
-        <w:t>Mobile Robots Intern - Mechatronics Vehicle Feature(s) R&amp;D</w:t>
+          <w:szCs w:val="14"/>
+        </w:rPr>
+        <w:t>Robotic Engineer</w:t>
       </w:r>
     </w:p>
     <w:p>
@@ -176,6 +169,25 @@
         </w:rPr>
         <w:t xml:space="preserve"> </w:t>
       </w:r>
+      <w:hyperlink r:id="rId11" w:history="1">
+        <w:r>
+          <w:rPr>
+            <w:rStyle w:val="Hyperlink"/>
+            <w:rFonts w:ascii="Garamond" w:hAnsi="Garamond" w:cs="Arial"/>
+            <w:sz w:val="18"/>
+            <w:szCs w:val="18"/>
+          </w:rPr>
+          <w:t>marika340.github.io</w:t>
+        </w:r>
+      </w:hyperlink>
+      <w:r>
+        <w:rPr>
+          <w:rFonts w:ascii="Garamond" w:hAnsi="Garamond" w:cs="Arial"/>
+          <w:sz w:val="18"/>
+          <w:szCs w:val="18"/>
+        </w:rPr>
+        <w:t xml:space="preserve"> </w:t>
+      </w:r>
     </w:p>
     <w:p>
       <w:pPr>
@@ -639,8 +651,8 @@
         <w:spacing w:after="0" w:line="276" w:lineRule="auto"/>
         <w:rPr>
           <w:rFonts w:ascii="Garamond" w:hAnsi="Garamond" w:cs="Arial"/>
-          <w:sz w:val="21"/>
-          <w:szCs w:val="21"/>
+          <w:sz w:val="10"/>
+          <w:szCs w:val="10"/>
         </w:rPr>
       </w:pPr>
     </w:p>
@@ -740,6 +752,57 @@
       <w:r>
         <w:rPr>
           <w:rFonts w:ascii="Garamond" w:hAnsi="Garamond" w:cs="Arial"/>
+          <w:sz w:val="21"/>
+          <w:szCs w:val="21"/>
+        </w:rPr>
+        <w:t xml:space="preserve">SLAM, </w:t>
+      </w:r>
+      <w:r>
+        <w:rPr>
+          <w:rFonts w:ascii="Garamond" w:hAnsi="Garamond" w:cs="Arial"/>
+          <w:sz w:val="21"/>
+          <w:szCs w:val="21"/>
+        </w:rPr>
+        <w:t xml:space="preserve">perception, </w:t>
+      </w:r>
+      <w:r>
+        <w:rPr>
+          <w:rFonts w:ascii="Garamond" w:hAnsi="Garamond" w:cs="Arial"/>
+          <w:sz w:val="21"/>
+          <w:szCs w:val="21"/>
+        </w:rPr>
+        <w:t xml:space="preserve">frame transformation, </w:t>
+      </w:r>
+      <w:r>
+        <w:rPr>
+          <w:rFonts w:ascii="Garamond" w:hAnsi="Garamond" w:cs="Arial"/>
+          <w:iCs/>
+          <w:sz w:val="21"/>
+          <w:szCs w:val="21"/>
+        </w:rPr>
+        <w:t>Python,</w:t>
+      </w:r>
+      <w:r>
+        <w:rPr>
+          <w:rFonts w:ascii="Garamond" w:hAnsi="Garamond" w:cs="Arial"/>
+          <w:iCs/>
+          <w:sz w:val="21"/>
+          <w:szCs w:val="21"/>
+        </w:rPr>
+        <w:t xml:space="preserve"> </w:t>
+      </w:r>
+      <w:r>
+        <w:rPr>
+          <w:rFonts w:ascii="Garamond" w:hAnsi="Garamond" w:cs="Arial"/>
+          <w:iCs/>
+          <w:sz w:val="21"/>
+          <w:szCs w:val="21"/>
+        </w:rPr>
+        <w:t xml:space="preserve">PyTorch, </w:t>
+      </w:r>
+      <w:r>
+        <w:rPr>
+          <w:rFonts w:ascii="Garamond" w:hAnsi="Garamond" w:cs="Arial"/>
           <w:iCs/>
           <w:sz w:val="21"/>
           <w:szCs w:val="21"/>
@@ -753,12 +816,46 @@
           <w:sz w:val="21"/>
           <w:szCs w:val="21"/>
         </w:rPr>
-        <w:t>Python,</w:t>
-      </w:r>
-      <w:r>
-        <w:rPr>
-          <w:rFonts w:ascii="Garamond" w:hAnsi="Garamond" w:cs="Arial"/>
-          <w:iCs/>
+        <w:t xml:space="preserve">Matlab, </w:t>
+      </w:r>
+      <w:r>
+        <w:rPr>
+          <w:rFonts w:ascii="Garamond" w:hAnsi="Garamond" w:cs="Arial"/>
+          <w:iCs/>
+          <w:sz w:val="21"/>
+          <w:szCs w:val="21"/>
+        </w:rPr>
+        <w:t xml:space="preserve">ROS, </w:t>
+      </w:r>
+      <w:r>
+        <w:rPr>
+          <w:rFonts w:ascii="Garamond" w:hAnsi="Garamond" w:cs="Arial"/>
+          <w:iCs/>
+          <w:sz w:val="21"/>
+          <w:szCs w:val="21"/>
+        </w:rPr>
+        <w:t xml:space="preserve">SQL, </w:t>
+      </w:r>
+      <w:r>
+        <w:rPr>
+          <w:rFonts w:ascii="Garamond" w:hAnsi="Garamond" w:cs="Arial"/>
+          <w:iCs/>
+          <w:sz w:val="21"/>
+          <w:szCs w:val="21"/>
+        </w:rPr>
+        <w:t xml:space="preserve">AWS, </w:t>
+      </w:r>
+      <w:r>
+        <w:rPr>
+          <w:rFonts w:ascii="Garamond" w:hAnsi="Garamond" w:cs="Arial"/>
+          <w:sz w:val="21"/>
+          <w:szCs w:val="21"/>
+        </w:rPr>
+        <w:t xml:space="preserve">Sensor Fusion, OpenCV, segmentation, </w:t>
+      </w:r>
+      <w:r>
+        <w:rPr>
+          <w:rFonts w:ascii="Garamond" w:hAnsi="Garamond" w:cs="Arial"/>
           <w:sz w:val="21"/>
           <w:szCs w:val="21"/>
         </w:rPr>
@@ -767,89 +864,43 @@
       <w:r>
         <w:rPr>
           <w:rFonts w:ascii="Garamond" w:hAnsi="Garamond" w:cs="Arial"/>
-          <w:iCs/>
-          <w:sz w:val="21"/>
-          <w:szCs w:val="21"/>
-        </w:rPr>
-        <w:t xml:space="preserve">PyTorch, </w:t>
-      </w:r>
-      <w:r>
-        <w:rPr>
-          <w:rFonts w:ascii="Garamond" w:hAnsi="Garamond" w:cs="Arial"/>
-          <w:iCs/>
-          <w:sz w:val="21"/>
-          <w:szCs w:val="21"/>
-        </w:rPr>
-        <w:t>Robot Operating System (</w:t>
-      </w:r>
-      <w:r>
-        <w:rPr>
-          <w:rFonts w:ascii="Garamond" w:hAnsi="Garamond" w:cs="Arial"/>
-          <w:iCs/>
-          <w:sz w:val="21"/>
-          <w:szCs w:val="21"/>
-        </w:rPr>
-        <w:t>ROS</w:t>
-      </w:r>
-      <w:r>
-        <w:rPr>
-          <w:rFonts w:ascii="Garamond" w:hAnsi="Garamond" w:cs="Arial"/>
-          <w:iCs/>
-          <w:sz w:val="21"/>
-          <w:szCs w:val="21"/>
-        </w:rPr>
-        <w:t>)</w:t>
-      </w:r>
-      <w:r>
-        <w:rPr>
-          <w:rFonts w:ascii="Garamond" w:hAnsi="Garamond" w:cs="Arial"/>
-          <w:iCs/>
-          <w:sz w:val="21"/>
-          <w:szCs w:val="21"/>
-        </w:rPr>
-        <w:t xml:space="preserve">, </w:t>
-      </w:r>
-      <w:r>
-        <w:rPr>
-          <w:rFonts w:ascii="Garamond" w:hAnsi="Garamond" w:cs="Arial"/>
-          <w:sz w:val="21"/>
-          <w:szCs w:val="21"/>
-        </w:rPr>
-        <w:t xml:space="preserve">motion planning, </w:t>
-      </w:r>
-      <w:r>
-        <w:rPr>
-          <w:rFonts w:ascii="Garamond" w:hAnsi="Garamond" w:cs="Arial"/>
-          <w:sz w:val="21"/>
-          <w:szCs w:val="21"/>
-        </w:rPr>
-        <w:t xml:space="preserve">Simulator (Gazebo), mobile robots, </w:t>
-      </w:r>
-      <w:r>
-        <w:rPr>
-          <w:rFonts w:ascii="Garamond" w:hAnsi="Garamond" w:cs="Arial"/>
-          <w:sz w:val="21"/>
-          <w:szCs w:val="21"/>
-        </w:rPr>
-        <w:t xml:space="preserve">perception, 1/10th scale cars, </w:t>
-      </w:r>
-      <w:r>
-        <w:rPr>
-          <w:rFonts w:ascii="Garamond" w:hAnsi="Garamond" w:cs="Arial"/>
-          <w:iCs/>
-          <w:sz w:val="21"/>
-          <w:szCs w:val="21"/>
-        </w:rPr>
-        <w:t>ML</w:t>
-      </w:r>
-      <w:r>
-        <w:rPr>
-          <w:rFonts w:ascii="Garamond" w:hAnsi="Garamond" w:cs="Arial"/>
-          <w:iCs/>
-          <w:sz w:val="21"/>
-          <w:szCs w:val="21"/>
-        </w:rPr>
-        <w:t xml:space="preserve">, ML-based planning, </w:t>
+          <w:sz w:val="21"/>
+          <w:szCs w:val="21"/>
+        </w:rPr>
+        <w:t xml:space="preserve">AI, </w:t>
+      </w:r>
+      <w:r>
+        <w:rPr>
+          <w:rFonts w:ascii="Garamond" w:hAnsi="Garamond" w:cs="Arial"/>
+          <w:iCs/>
+          <w:sz w:val="21"/>
+          <w:szCs w:val="21"/>
+        </w:rPr>
+        <w:t xml:space="preserve">ML, ML-based planning, </w:t>
+      </w:r>
+      <w:r>
+        <w:rPr>
+          <w:rFonts w:ascii="Garamond" w:hAnsi="Garamond" w:cs="Arial"/>
+          <w:sz w:val="21"/>
+          <w:szCs w:val="21"/>
+        </w:rPr>
+        <w:t>Simulator (Gazebo</w:t>
+      </w:r>
+      <w:r>
+        <w:rPr>
+          <w:rFonts w:ascii="Garamond" w:hAnsi="Garamond" w:cs="Arial"/>
+          <w:sz w:val="21"/>
+          <w:szCs w:val="21"/>
+        </w:rPr>
+        <w:t>, Mujoco</w:t>
+      </w:r>
+      <w:r>
+        <w:rPr>
+          <w:rFonts w:ascii="Garamond" w:hAnsi="Garamond" w:cs="Arial"/>
+          <w:sz w:val="21"/>
+          <w:szCs w:val="21"/>
+        </w:rPr>
+        <w:t xml:space="preserve">), </w:t>
       </w:r>
       <w:r>
         <w:rPr>
@@ -863,19 +914,19 @@
       <w:r>
         <w:rPr>
           <w:rFonts w:ascii="Garamond" w:hAnsi="Garamond" w:cs="Arial"/>
-          <w:iCs/>
-          <w:sz w:val="21"/>
-          <w:szCs w:val="21"/>
-        </w:rPr>
-        <w:t xml:space="preserve">control, segmentation, </w:t>
-      </w:r>
-      <w:r>
-        <w:rPr>
-          <w:rFonts w:ascii="Garamond" w:hAnsi="Garamond" w:cs="Arial"/>
-          <w:sz w:val="21"/>
-          <w:szCs w:val="21"/>
-        </w:rPr>
-        <w:t>SLAM, Sensor Fusion, OpenCV</w:t>
+          <w:sz w:val="21"/>
+          <w:szCs w:val="21"/>
+        </w:rPr>
+        <w:t xml:space="preserve">1/10th scale cars, </w:t>
+      </w:r>
+      <w:r>
+        <w:rPr>
+          <w:rFonts w:ascii="Garamond" w:hAnsi="Garamond" w:cs="Arial"/>
+          <w:iCs/>
+          <w:sz w:val="21"/>
+          <w:szCs w:val="21"/>
+        </w:rPr>
+        <w:t>control</w:t>
       </w:r>
     </w:p>
     <w:p>
@@ -903,8 +954,127 @@
       <w:r>
         <w:rPr>
           <w:rFonts w:ascii="Garamond" w:hAnsi="Garamond" w:cs="Arial"/>
+          <w:sz w:val="21"/>
+          <w:szCs w:val="21"/>
+        </w:rPr>
+        <w:t xml:space="preserve"> </w:t>
+      </w:r>
+      <w:r>
+        <w:rPr>
+          <w:rFonts w:ascii="Garamond" w:hAnsi="Garamond" w:cs="Arial"/>
+          <w:sz w:val="21"/>
+          <w:szCs w:val="21"/>
+        </w:rPr>
+        <w:t>LiDAR</w:t>
+      </w:r>
+      <w:r>
+        <w:rPr>
+          <w:rFonts w:ascii="Garamond" w:hAnsi="Garamond" w:cs="Arial"/>
+          <w:sz w:val="21"/>
+          <w:szCs w:val="21"/>
+        </w:rPr>
+        <w:t>, RGB camera</w:t>
+      </w:r>
+      <w:r>
+        <w:rPr>
+          <w:rFonts w:ascii="Garamond" w:hAnsi="Garamond" w:cs="Arial"/>
+          <w:sz w:val="21"/>
+          <w:szCs w:val="21"/>
+        </w:rPr>
+        <w:t>s</w:t>
+      </w:r>
+      <w:r>
+        <w:rPr>
+          <w:rFonts w:ascii="Garamond" w:hAnsi="Garamond" w:cs="Arial"/>
+          <w:sz w:val="21"/>
+          <w:szCs w:val="21"/>
+        </w:rPr>
+        <w:t>, GPS</w:t>
+      </w:r>
+      <w:r>
+        <w:rPr>
+          <w:rFonts w:ascii="Garamond" w:hAnsi="Garamond" w:cs="Arial"/>
+          <w:sz w:val="21"/>
+          <w:szCs w:val="21"/>
+        </w:rPr>
+        <w:t xml:space="preserve">, IMU, EKF, </w:t>
+      </w:r>
+      <w:r>
+        <w:rPr>
+          <w:rFonts w:ascii="Garamond" w:hAnsi="Garamond" w:cs="Arial"/>
+          <w:sz w:val="21"/>
+          <w:szCs w:val="21"/>
+        </w:rPr>
+        <w:t xml:space="preserve">actuators, </w:t>
+      </w:r>
+      <w:r>
+        <w:rPr>
+          <w:rFonts w:ascii="Garamond" w:hAnsi="Garamond" w:cs="Arial"/>
+          <w:iCs/>
+          <w:sz w:val="21"/>
+          <w:szCs w:val="21"/>
+        </w:rPr>
+        <w:t xml:space="preserve">3D printers, laser cutters, </w:t>
+      </w:r>
+      <w:r>
+        <w:rPr>
+          <w:rFonts w:ascii="Garamond" w:hAnsi="Garamond" w:cs="Arial"/>
+          <w:sz w:val="21"/>
+          <w:szCs w:val="21"/>
+        </w:rPr>
+        <w:t>microcontroller</w:t>
+      </w:r>
+    </w:p>
+    <w:p>
+      <w:pPr>
+        <w:tabs>
+          <w:tab w:val="right" w:pos="10440"/>
+        </w:tabs>
+        <w:spacing w:after="0" w:line="276" w:lineRule="auto"/>
+        <w:rPr>
+          <w:rFonts w:ascii="Garamond" w:hAnsi="Garamond" w:cs="Arial"/>
+          <w:sz w:val="21"/>
+          <w:szCs w:val="21"/>
+        </w:rPr>
+      </w:pPr>
+      <w:r>
+        <w:rPr>
+          <w:rFonts w:ascii="Garamond" w:hAnsi="Garamond" w:cs="Arial"/>
           <w:b/>
           <w:bCs/>
+          <w:iCs/>
+          <w:sz w:val="21"/>
+          <w:szCs w:val="21"/>
+        </w:rPr>
+        <w:t>Relevant Coursework</w:t>
+      </w:r>
+      <w:r>
+        <w:rPr>
+          <w:rFonts w:ascii="Garamond" w:hAnsi="Garamond" w:cs="Arial"/>
+          <w:sz w:val="21"/>
+          <w:szCs w:val="21"/>
+        </w:rPr>
+        <w:t xml:space="preserve">: </w:t>
+      </w:r>
+      <w:r>
+        <w:rPr>
+          <w:rFonts w:ascii="Garamond" w:hAnsi="Garamond" w:cs="Arial"/>
+          <w:sz w:val="21"/>
+          <w:szCs w:val="21"/>
+        </w:rPr>
+        <w:t xml:space="preserve">LLM; </w:t>
+      </w:r>
+      <w:r>
+        <w:rPr>
+          <w:rFonts w:ascii="Garamond" w:hAnsi="Garamond" w:cs="Arial"/>
+          <w:sz w:val="21"/>
+          <w:szCs w:val="21"/>
+        </w:rPr>
+        <w:t>Dynamics and Control;</w:t>
+      </w:r>
+      <w:r>
+        <w:rPr>
+          <w:rFonts w:ascii="Garamond" w:hAnsi="Garamond" w:cs="Arial"/>
           <w:sz w:val="21"/>
           <w:szCs w:val="21"/>
         </w:rPr>
@@ -916,64 +1086,79 @@
           <w:sz w:val="21"/>
           <w:szCs w:val="21"/>
         </w:rPr>
-        <w:t>LiDAR</w:t>
-      </w:r>
-      <w:r>
-        <w:rPr>
-          <w:rFonts w:ascii="Garamond" w:hAnsi="Garamond" w:cs="Arial"/>
-          <w:sz w:val="21"/>
-          <w:szCs w:val="21"/>
-        </w:rPr>
-        <w:t>, RGB camera</w:t>
-      </w:r>
-      <w:r>
-        <w:rPr>
-          <w:rFonts w:ascii="Garamond" w:hAnsi="Garamond" w:cs="Arial"/>
-          <w:sz w:val="21"/>
-          <w:szCs w:val="21"/>
-        </w:rPr>
-        <w:t>s</w:t>
-      </w:r>
-      <w:r>
-        <w:rPr>
-          <w:rFonts w:ascii="Garamond" w:hAnsi="Garamond" w:cs="Arial"/>
-          <w:sz w:val="21"/>
-          <w:szCs w:val="21"/>
-        </w:rPr>
-        <w:t>, GPS</w:t>
-      </w:r>
-      <w:r>
-        <w:rPr>
-          <w:rFonts w:ascii="Garamond" w:hAnsi="Garamond" w:cs="Arial"/>
-          <w:sz w:val="21"/>
-          <w:szCs w:val="21"/>
-        </w:rPr>
-        <w:t xml:space="preserve">, IMU, EKF, </w:t>
-      </w:r>
-      <w:r>
-        <w:rPr>
-          <w:rFonts w:ascii="Garamond" w:hAnsi="Garamond" w:cs="Arial"/>
-          <w:sz w:val="21"/>
-          <w:szCs w:val="21"/>
-        </w:rPr>
-        <w:t xml:space="preserve">actuators, </w:t>
-      </w:r>
-      <w:r>
-        <w:rPr>
-          <w:rFonts w:ascii="Garamond" w:hAnsi="Garamond" w:cs="Arial"/>
-          <w:iCs/>
-          <w:sz w:val="21"/>
-          <w:szCs w:val="21"/>
-        </w:rPr>
-        <w:t xml:space="preserve">3D printers, laser cutters, </w:t>
-      </w:r>
-      <w:r>
-        <w:rPr>
-          <w:rFonts w:ascii="Garamond" w:hAnsi="Garamond" w:cs="Arial"/>
-          <w:sz w:val="21"/>
-          <w:szCs w:val="21"/>
-        </w:rPr>
-        <w:t>drill presses, microcontroller</w:t>
+        <w:t xml:space="preserve">Mechatronics; </w:t>
+      </w:r>
+      <w:r>
+        <w:rPr>
+          <w:rFonts w:ascii="Garamond" w:hAnsi="Garamond" w:cs="Arial"/>
+          <w:sz w:val="21"/>
+          <w:szCs w:val="21"/>
+        </w:rPr>
+        <w:t xml:space="preserve">F1tenth Autonomous Racing Cars; Automotive Engineering; </w:t>
+      </w:r>
+      <w:r>
+        <w:rPr>
+          <w:rFonts w:ascii="Garamond" w:hAnsi="Garamond" w:cs="Arial"/>
+          <w:sz w:val="21"/>
+          <w:szCs w:val="21"/>
+        </w:rPr>
+        <w:t xml:space="preserve">Deep </w:t>
+      </w:r>
+      <w:r>
+        <w:rPr>
+          <w:rFonts w:ascii="Garamond" w:hAnsi="Garamond" w:cs="Arial"/>
+          <w:sz w:val="21"/>
+          <w:szCs w:val="21"/>
+        </w:rPr>
+        <w:t>Neural Networks</w:t>
+      </w:r>
+      <w:r>
+        <w:rPr>
+          <w:rFonts w:ascii="Garamond" w:hAnsi="Garamond" w:cs="Arial"/>
+          <w:sz w:val="21"/>
+          <w:szCs w:val="21"/>
+        </w:rPr>
+        <w:t xml:space="preserve">; </w:t>
+      </w:r>
+      <w:r>
+        <w:rPr>
+          <w:rFonts w:ascii="Garamond" w:hAnsi="Garamond" w:cs="Arial"/>
+          <w:sz w:val="21"/>
+          <w:szCs w:val="21"/>
+        </w:rPr>
+        <w:t xml:space="preserve">Deep Learning; </w:t>
+      </w:r>
+      <w:r>
+        <w:rPr>
+          <w:rFonts w:ascii="Garamond" w:hAnsi="Garamond" w:cs="Arial"/>
+          <w:sz w:val="21"/>
+          <w:szCs w:val="21"/>
+        </w:rPr>
+        <w:t>Computer Vision</w:t>
+      </w:r>
+      <w:r>
+        <w:rPr>
+          <w:rFonts w:ascii="Garamond" w:hAnsi="Garamond" w:cs="Arial"/>
+          <w:sz w:val="21"/>
+          <w:szCs w:val="21"/>
+        </w:rPr>
+        <w:t xml:space="preserve">; </w:t>
+      </w:r>
+      <w:r>
+        <w:rPr>
+          <w:rFonts w:ascii="Garamond" w:hAnsi="Garamond" w:cs="Arial"/>
+          <w:sz w:val="21"/>
+          <w:szCs w:val="21"/>
+        </w:rPr>
+        <w:t>Machine Perception</w:t>
+      </w:r>
+      <w:r>
+        <w:rPr>
+          <w:rFonts w:ascii="Garamond" w:hAnsi="Garamond" w:cs="Arial"/>
+          <w:sz w:val="21"/>
+          <w:szCs w:val="21"/>
+        </w:rPr>
+        <w:t>; Machine Learning</w:t>
       </w:r>
     </w:p>
     <w:p>
@@ -984,6 +1169,8 @@
         <w:spacing w:after="0" w:line="276" w:lineRule="auto"/>
         <w:rPr>
           <w:rFonts w:ascii="Garamond" w:hAnsi="Garamond" w:cs="Arial"/>
+          <w:i/>
+          <w:iCs/>
           <w:sz w:val="21"/>
           <w:szCs w:val="21"/>
         </w:rPr>
@@ -993,91 +1180,20 @@
           <w:rFonts w:ascii="Garamond" w:hAnsi="Garamond" w:cs="Arial"/>
           <w:b/>
           <w:bCs/>
-          <w:iCs/>
-          <w:sz w:val="21"/>
-          <w:szCs w:val="21"/>
-        </w:rPr>
-        <w:t>Relevant Coursework</w:t>
-      </w:r>
-      <w:r>
-        <w:rPr>
-          <w:rFonts w:ascii="Garamond" w:hAnsi="Garamond" w:cs="Arial"/>
-          <w:sz w:val="21"/>
-          <w:szCs w:val="21"/>
-        </w:rPr>
-        <w:t xml:space="preserve">: </w:t>
-      </w:r>
-      <w:r>
-        <w:rPr>
-          <w:rFonts w:ascii="Garamond" w:hAnsi="Garamond" w:cs="Arial"/>
-          <w:sz w:val="21"/>
-          <w:szCs w:val="21"/>
-        </w:rPr>
-        <w:t xml:space="preserve">Mechatronics; </w:t>
-      </w:r>
-      <w:r>
-        <w:rPr>
-          <w:rFonts w:ascii="Garamond" w:hAnsi="Garamond" w:cs="Arial"/>
-          <w:sz w:val="21"/>
-          <w:szCs w:val="21"/>
-        </w:rPr>
-        <w:t xml:space="preserve">F1tenth Autonomous Racing Cars; Automotive Engineering; </w:t>
-      </w:r>
-      <w:r>
-        <w:rPr>
-          <w:rFonts w:ascii="Garamond" w:hAnsi="Garamond" w:cs="Arial"/>
-          <w:sz w:val="21"/>
-          <w:szCs w:val="21"/>
-        </w:rPr>
-        <w:t xml:space="preserve">Deep </w:t>
-      </w:r>
-      <w:r>
-        <w:rPr>
-          <w:rFonts w:ascii="Garamond" w:hAnsi="Garamond" w:cs="Arial"/>
-          <w:sz w:val="21"/>
-          <w:szCs w:val="21"/>
-        </w:rPr>
-        <w:t>Neural Networks</w:t>
-      </w:r>
-      <w:r>
-        <w:rPr>
-          <w:rFonts w:ascii="Garamond" w:hAnsi="Garamond" w:cs="Arial"/>
-          <w:sz w:val="21"/>
-          <w:szCs w:val="21"/>
-        </w:rPr>
-        <w:t xml:space="preserve">; </w:t>
-      </w:r>
-      <w:r>
-        <w:rPr>
-          <w:rFonts w:ascii="Garamond" w:hAnsi="Garamond" w:cs="Arial"/>
-          <w:sz w:val="21"/>
-          <w:szCs w:val="21"/>
-        </w:rPr>
-        <w:t xml:space="preserve">Deep Learning; </w:t>
-      </w:r>
-      <w:r>
-        <w:rPr>
-          <w:rFonts w:ascii="Garamond" w:hAnsi="Garamond" w:cs="Arial"/>
-          <w:sz w:val="21"/>
-          <w:szCs w:val="21"/>
-        </w:rPr>
-        <w:t>Computer Vision</w:t>
-      </w:r>
-      <w:r>
-        <w:rPr>
-          <w:rFonts w:ascii="Garamond" w:hAnsi="Garamond" w:cs="Arial"/>
-          <w:sz w:val="21"/>
-          <w:szCs w:val="21"/>
-        </w:rPr>
-        <w:t xml:space="preserve">; </w:t>
-      </w:r>
-      <w:r>
-        <w:rPr>
-          <w:rFonts w:ascii="Garamond" w:hAnsi="Garamond" w:cs="Arial"/>
-          <w:sz w:val="21"/>
-          <w:szCs w:val="21"/>
-        </w:rPr>
-        <w:t>Dynamics and Control;</w:t>
+          <w:sz w:val="21"/>
+          <w:szCs w:val="21"/>
+        </w:rPr>
+        <w:t>Publication</w:t>
+      </w:r>
+      <w:r>
+        <w:rPr>
+          <w:rFonts w:ascii="Garamond" w:hAnsi="Garamond" w:cs="Arial"/>
+          <w:b/>
+          <w:bCs/>
+          <w:sz w:val="21"/>
+          <w:szCs w:val="21"/>
+        </w:rPr>
+        <w:t>:</w:t>
       </w:r>
       <w:r>
         <w:rPr>
@@ -1093,15 +1209,51 @@
           <w:sz w:val="21"/>
           <w:szCs w:val="21"/>
         </w:rPr>
-        <w:t>Machine Perception</w:t>
-      </w:r>
-      <w:r>
-        <w:rPr>
-          <w:rFonts w:ascii="Garamond" w:hAnsi="Garamond" w:cs="Arial"/>
-          <w:sz w:val="21"/>
-          <w:szCs w:val="21"/>
-        </w:rPr>
-        <w:t>; Machine Learning</w:t>
+        <w:t xml:space="preserve">Hori, K., Watanabe, K., Tanaka, T., </w:t>
+      </w:r>
+      <w:r>
+        <w:rPr>
+          <w:rFonts w:ascii="Garamond" w:hAnsi="Garamond" w:cs="Arial"/>
+          <w:b/>
+          <w:bCs/>
+          <w:sz w:val="21"/>
+          <w:szCs w:val="21"/>
+        </w:rPr>
+        <w:t>Nishi, M.</w:t>
+      </w:r>
+      <w:r>
+        <w:rPr>
+          <w:rFonts w:ascii="Garamond" w:hAnsi="Garamond" w:cs="Arial"/>
+          <w:sz w:val="21"/>
+          <w:szCs w:val="21"/>
+        </w:rPr>
+        <w:t xml:space="preserve">, &amp; Ito, T. (2026). </w:t>
+      </w:r>
+      <w:r>
+        <w:rPr>
+          <w:rFonts w:ascii="Garamond" w:hAnsi="Garamond" w:cs="Arial"/>
+          <w:sz w:val="21"/>
+          <w:szCs w:val="21"/>
+        </w:rPr>
+        <w:t>Visibility Evaluation Around Unsignalized Intersections with Occlusion From Arbitrary On-road Viewpoints Using Point Cloud Maps</w:t>
+      </w:r>
+      <w:r>
+        <w:rPr>
+          <w:rFonts w:ascii="Garamond" w:hAnsi="Garamond" w:cs="Arial"/>
+          <w:sz w:val="21"/>
+          <w:szCs w:val="21"/>
+        </w:rPr>
+        <w:t xml:space="preserve">. </w:t>
+      </w:r>
+      <w:r>
+        <w:rPr>
+          <w:rFonts w:ascii="Garamond" w:hAnsi="Garamond" w:cs="Arial"/>
+          <w:i/>
+          <w:iCs/>
+          <w:sz w:val="21"/>
+          <w:szCs w:val="21"/>
+        </w:rPr>
+        <w:t>International Journal of Intelligent Transportation Systems Research.</w:t>
       </w:r>
     </w:p>
     <w:p>
@@ -1112,12 +1264,18 @@
         <w:spacing w:after="0" w:line="276" w:lineRule="auto"/>
         <w:rPr>
           <w:rFonts w:ascii="Garamond" w:hAnsi="Garamond" w:cs="Arial"/>
-          <w:i/>
-          <w:iCs/>
-          <w:sz w:val="21"/>
-          <w:szCs w:val="21"/>
-        </w:rPr>
-      </w:pPr>
+          <w:sz w:val="21"/>
+          <w:szCs w:val="21"/>
+        </w:rPr>
+      </w:pPr>
+      <w:r>
+        <w:rPr>
+          <w:rFonts w:ascii="Garamond" w:hAnsi="Garamond" w:cs="Arial"/>
+          <w:sz w:val="21"/>
+          <w:szCs w:val="21"/>
+        </w:rPr>
+        <w:t xml:space="preserve">Watanabe, K., </w:t>
+      </w:r>
       <w:r>
         <w:rPr>
           <w:rFonts w:ascii="Garamond" w:hAnsi="Garamond" w:cs="Arial"/>
@@ -1126,17 +1284,25 @@
           <w:sz w:val="21"/>
           <w:szCs w:val="21"/>
         </w:rPr>
-        <w:t>Publication</w:t>
-      </w:r>
-      <w:r>
-        <w:rPr>
-          <w:rFonts w:ascii="Garamond" w:hAnsi="Garamond" w:cs="Arial"/>
-          <w:b/>
-          <w:bCs/>
-          <w:sz w:val="21"/>
-          <w:szCs w:val="21"/>
-        </w:rPr>
-        <w:t>:</w:t>
+        <w:t>Nishi, M.</w:t>
+      </w:r>
+      <w:r>
+        <w:rPr>
+          <w:rFonts w:ascii="Garamond" w:hAnsi="Garamond" w:cs="Arial"/>
+          <w:sz w:val="21"/>
+          <w:szCs w:val="21"/>
+        </w:rPr>
+        <w:t xml:space="preserve">, &amp; Ito, T. (2025). Placement design of various roadside sensors for stochastic position prediction of traffic participants on community roads. </w:t>
+      </w:r>
+      <w:r>
+        <w:rPr>
+          <w:rFonts w:ascii="Garamond" w:hAnsi="Garamond" w:cs="Arial"/>
+          <w:i/>
+          <w:iCs/>
+          <w:sz w:val="21"/>
+          <w:szCs w:val="21"/>
+        </w:rPr>
+        <w:t>International Journal of Intelligent Transportation Systems Research.</w:t>
       </w:r>
       <w:r>
         <w:rPr>
@@ -1146,58 +1312,6 @@
         </w:rPr>
         <w:t xml:space="preserve"> </w:t>
       </w:r>
-      <w:r>
-        <w:rPr>
-          <w:rFonts w:ascii="Garamond" w:hAnsi="Garamond" w:cs="Arial"/>
-          <w:sz w:val="21"/>
-          <w:szCs w:val="21"/>
-        </w:rPr>
-        <w:t xml:space="preserve">Hori, K., Watanabe, K., Tanaka, T., </w:t>
-      </w:r>
-      <w:r>
-        <w:rPr>
-          <w:rFonts w:ascii="Garamond" w:hAnsi="Garamond" w:cs="Arial"/>
-          <w:b/>
-          <w:bCs/>
-          <w:sz w:val="21"/>
-          <w:szCs w:val="21"/>
-        </w:rPr>
-        <w:t>Nishi, M.</w:t>
-      </w:r>
-      <w:r>
-        <w:rPr>
-          <w:rFonts w:ascii="Garamond" w:hAnsi="Garamond" w:cs="Arial"/>
-          <w:sz w:val="21"/>
-          <w:szCs w:val="21"/>
-        </w:rPr>
-        <w:t xml:space="preserve">, &amp; Ito, T. (2026). </w:t>
-      </w:r>
-      <w:r>
-        <w:rPr>
-          <w:rFonts w:ascii="Garamond" w:hAnsi="Garamond" w:cs="Arial"/>
-          <w:sz w:val="21"/>
-          <w:szCs w:val="21"/>
-        </w:rPr>
-        <w:t>Visibility Evaluation Around Unsignalized Intersections with Occlusion From Arbitrary On-road Viewpoints Using Point Cloud Maps</w:t>
-      </w:r>
-      <w:r>
-        <w:rPr>
-          <w:rFonts w:ascii="Garamond" w:hAnsi="Garamond" w:cs="Arial"/>
-          <w:sz w:val="21"/>
-          <w:szCs w:val="21"/>
-        </w:rPr>
-        <w:t xml:space="preserve">. </w:t>
-      </w:r>
-      <w:r>
-        <w:rPr>
-          <w:rFonts w:ascii="Garamond" w:hAnsi="Garamond" w:cs="Arial"/>
-          <w:i/>
-          <w:iCs/>
-          <w:sz w:val="21"/>
-          <w:szCs w:val="21"/>
-        </w:rPr>
-        <w:t>International Journal of Intelligent Transportation Systems Research.</w:t>
-      </w:r>
     </w:p>
     <w:p>
       <w:pPr>
@@ -1207,65 +1321,8 @@
         <w:spacing w:after="0" w:line="276" w:lineRule="auto"/>
         <w:rPr>
           <w:rFonts w:ascii="Garamond" w:hAnsi="Garamond" w:cs="Arial"/>
-          <w:sz w:val="21"/>
-          <w:szCs w:val="21"/>
-        </w:rPr>
-      </w:pPr>
-      <w:r>
-        <w:rPr>
-          <w:rFonts w:ascii="Garamond" w:hAnsi="Garamond" w:cs="Arial"/>
-          <w:sz w:val="21"/>
-          <w:szCs w:val="21"/>
-        </w:rPr>
-        <w:t xml:space="preserve">Watanabe, K., </w:t>
-      </w:r>
-      <w:r>
-        <w:rPr>
-          <w:rFonts w:ascii="Garamond" w:hAnsi="Garamond" w:cs="Arial"/>
-          <w:b/>
-          <w:bCs/>
-          <w:sz w:val="21"/>
-          <w:szCs w:val="21"/>
-        </w:rPr>
-        <w:t>Nishi, M.</w:t>
-      </w:r>
-      <w:r>
-        <w:rPr>
-          <w:rFonts w:ascii="Garamond" w:hAnsi="Garamond" w:cs="Arial"/>
-          <w:sz w:val="21"/>
-          <w:szCs w:val="21"/>
-        </w:rPr>
-        <w:t xml:space="preserve">, &amp; Ito, T. (2025). Placement design of various roadside sensors for stochastic position prediction of traffic participants on community roads. </w:t>
-      </w:r>
-      <w:r>
-        <w:rPr>
-          <w:rFonts w:ascii="Garamond" w:hAnsi="Garamond" w:cs="Arial"/>
-          <w:i/>
-          <w:iCs/>
-          <w:sz w:val="21"/>
-          <w:szCs w:val="21"/>
-        </w:rPr>
-        <w:t>International Journal of Intelligent Transportation Systems Research.</w:t>
-      </w:r>
-      <w:r>
-        <w:rPr>
-          <w:rFonts w:ascii="Garamond" w:hAnsi="Garamond" w:cs="Arial"/>
-          <w:sz w:val="21"/>
-          <w:szCs w:val="21"/>
-        </w:rPr>
-        <w:t xml:space="preserve"> </w:t>
-      </w:r>
-    </w:p>
-    <w:p>
-      <w:pPr>
-        <w:tabs>
-          <w:tab w:val="right" w:pos="10440"/>
-        </w:tabs>
-        <w:spacing w:after="0" w:line="276" w:lineRule="auto"/>
-        <w:rPr>
-          <w:rFonts w:ascii="Garamond" w:hAnsi="Garamond" w:cs="Arial"/>
-          <w:sz w:val="21"/>
-          <w:szCs w:val="21"/>
+          <w:sz w:val="10"/>
+          <w:szCs w:val="10"/>
         </w:rPr>
       </w:pPr>
     </w:p>
@@ -1321,25 +1378,7 @@
           <w:sz w:val="21"/>
           <w:szCs w:val="21"/>
         </w:rPr>
-        <w:t xml:space="preserve">Vijay </w:t>
-      </w:r>
-      <w:r>
-        <w:rPr>
-          <w:rFonts w:ascii="Garamond" w:hAnsi="Garamond" w:cs="Arial"/>
-          <w:bCs/>
-          <w:sz w:val="21"/>
-          <w:szCs w:val="21"/>
-        </w:rPr>
-        <w:t xml:space="preserve">Kumar </w:t>
-      </w:r>
-      <w:r>
-        <w:rPr>
-          <w:rFonts w:ascii="Garamond" w:hAnsi="Garamond" w:cs="Arial"/>
-          <w:bCs/>
-          <w:sz w:val="21"/>
-          <w:szCs w:val="21"/>
-        </w:rPr>
-        <w:t>Lab</w:t>
+        <w:t>ISUZU</w:t>
       </w:r>
       <w:r>
         <w:rPr>
@@ -1357,16 +1396,25 @@
           <w:sz w:val="21"/>
           <w:szCs w:val="21"/>
         </w:rPr>
-        <w:t>Research Intern,</w:t>
-      </w:r>
-      <w:r>
-        <w:rPr>
-          <w:rFonts w:ascii="Garamond" w:hAnsi="Garamond" w:cs="Arial"/>
-          <w:iCs/>
-          <w:sz w:val="21"/>
-          <w:szCs w:val="21"/>
-        </w:rPr>
-        <w:t xml:space="preserve"> Philadelphia, PA, United States</w:t>
+        <w:t>Advanced Engineering - AI &amp; Autonomous Driving Intern</w:t>
+      </w:r>
+      <w:r>
+        <w:rPr>
+          <w:rFonts w:ascii="Garamond" w:hAnsi="Garamond" w:cs="Arial"/>
+          <w:i/>
+          <w:sz w:val="21"/>
+          <w:szCs w:val="21"/>
+        </w:rPr>
+        <w:t>,</w:t>
+      </w:r>
+      <w:r>
+        <w:rPr>
+          <w:rFonts w:ascii="Garamond" w:hAnsi="Garamond" w:cs="Arial"/>
+          <w:iCs/>
+          <w:sz w:val="21"/>
+          <w:szCs w:val="21"/>
+        </w:rPr>
+        <w:t xml:space="preserve"> Plymouth, MI, United States</w:t>
       </w:r>
       <w:r>
         <w:rPr>
@@ -1386,7 +1434,7 @@
           <w:sz w:val="21"/>
           <w:szCs w:val="21"/>
         </w:rPr>
-        <w:t>May 2025</w:t>
+        <w:t>May 2026</w:t>
       </w:r>
       <w:r>
         <w:rPr>
@@ -1424,114 +1472,17 @@
         <w:spacing w:after="0" w:line="276" w:lineRule="auto"/>
         <w:rPr>
           <w:rFonts w:ascii="Garamond" w:hAnsi="Garamond" w:cs="Arial"/>
-          <w:bCs/>
-          <w:sz w:val="21"/>
-          <w:szCs w:val="21"/>
-        </w:rPr>
-      </w:pPr>
-      <w:r>
-        <w:rPr>
-          <w:rFonts w:ascii="Garamond" w:hAnsi="Garamond" w:cs="Arial"/>
-          <w:sz w:val="21"/>
-          <w:szCs w:val="21"/>
-        </w:rPr>
-        <w:t>Implement</w:t>
-      </w:r>
-      <w:r>
-        <w:rPr>
-          <w:rFonts w:ascii="Garamond" w:hAnsi="Garamond" w:cs="Arial"/>
-          <w:sz w:val="21"/>
-          <w:szCs w:val="21"/>
-        </w:rPr>
-        <w:t xml:space="preserve"> driving simulator</w:t>
-      </w:r>
-      <w:r>
-        <w:rPr>
-          <w:rFonts w:ascii="Garamond" w:hAnsi="Garamond" w:cs="Arial"/>
-          <w:sz w:val="21"/>
-          <w:szCs w:val="21"/>
-        </w:rPr>
-        <w:t>s</w:t>
-      </w:r>
-      <w:r>
-        <w:rPr>
-          <w:rFonts w:ascii="Garamond" w:hAnsi="Garamond" w:cs="Arial"/>
-          <w:sz w:val="21"/>
-          <w:szCs w:val="21"/>
-        </w:rPr>
-        <w:t xml:space="preserve"> that visualized data </w:t>
-      </w:r>
-      <w:r>
-        <w:rPr>
-          <w:rFonts w:ascii="Garamond" w:hAnsi="Garamond" w:cs="Arial"/>
-          <w:sz w:val="21"/>
-          <w:szCs w:val="21"/>
-        </w:rPr>
-        <w:t>of</w:t>
-      </w:r>
-      <w:r>
-        <w:rPr>
-          <w:rFonts w:ascii="Garamond" w:hAnsi="Garamond" w:cs="Arial"/>
-          <w:sz w:val="21"/>
-          <w:szCs w:val="21"/>
-        </w:rPr>
-        <w:t xml:space="preserve"> event camera on </w:t>
-      </w:r>
-      <w:r>
-        <w:rPr>
-          <w:rFonts w:ascii="Garamond" w:hAnsi="Garamond" w:cs="Arial"/>
-          <w:sz w:val="21"/>
-          <w:szCs w:val="21"/>
-        </w:rPr>
-        <w:t>F1</w:t>
-      </w:r>
-      <w:r>
-        <w:rPr>
-          <w:rFonts w:ascii="Garamond" w:hAnsi="Garamond" w:cs="Arial"/>
-          <w:sz w:val="21"/>
-          <w:szCs w:val="21"/>
-        </w:rPr>
-        <w:t>tenth</w:t>
-      </w:r>
-      <w:r>
-        <w:rPr>
-          <w:rFonts w:ascii="Garamond" w:hAnsi="Garamond" w:cs="Arial"/>
-          <w:sz w:val="21"/>
-          <w:szCs w:val="21"/>
-        </w:rPr>
-        <w:t xml:space="preserve"> </w:t>
-      </w:r>
-      <w:r>
-        <w:rPr>
-          <w:rFonts w:ascii="Garamond" w:hAnsi="Garamond" w:cs="Arial"/>
-          <w:sz w:val="21"/>
-          <w:szCs w:val="21"/>
-        </w:rPr>
-        <w:t>car</w:t>
-      </w:r>
-      <w:r>
-        <w:rPr>
-          <w:rFonts w:ascii="Garamond" w:hAnsi="Garamond" w:cs="Arial"/>
-          <w:sz w:val="21"/>
-          <w:szCs w:val="21"/>
-        </w:rPr>
-        <w:t xml:space="preserve"> </w:t>
-      </w:r>
-      <w:r>
-        <w:rPr>
-          <w:rFonts w:ascii="Garamond" w:hAnsi="Garamond" w:cs="Arial"/>
-          <w:sz w:val="21"/>
-          <w:szCs w:val="21"/>
-        </w:rPr>
-        <w:t xml:space="preserve">using Gazebo, CARLA, and </w:t>
-      </w:r>
-      <w:r>
-        <w:rPr>
-          <w:rFonts w:ascii="Garamond" w:hAnsi="Garamond" w:cs="Arial"/>
-          <w:sz w:val="21"/>
-          <w:szCs w:val="21"/>
-        </w:rPr>
-        <w:t>ROS</w:t>
+          <w:sz w:val="21"/>
+          <w:szCs w:val="21"/>
+        </w:rPr>
+      </w:pPr>
+      <w:r>
+        <w:rPr>
+          <w:rFonts w:ascii="Garamond" w:hAnsi="Garamond" w:cs="Arial"/>
+          <w:sz w:val="21"/>
+          <w:szCs w:val="21"/>
+        </w:rPr>
+        <w:t>Investigate autonomous truck on-road test failures by tracing issues across a large-scale Bazel-based perception, planning, and control software stack, identifying root causes through code analysis and debugging</w:t>
       </w:r>
     </w:p>
     <w:p>
@@ -1547,98 +1498,33 @@
         <w:spacing w:after="0" w:line="276" w:lineRule="auto"/>
         <w:rPr>
           <w:rFonts w:ascii="Garamond" w:hAnsi="Garamond" w:cs="Arial"/>
-          <w:bCs/>
-          <w:sz w:val="21"/>
-          <w:szCs w:val="21"/>
-        </w:rPr>
-      </w:pPr>
-      <w:r>
-        <w:rPr>
-          <w:rFonts w:ascii="Garamond" w:hAnsi="Garamond" w:cs="Arial"/>
-          <w:sz w:val="21"/>
-          <w:szCs w:val="21"/>
-        </w:rPr>
-        <w:t>Collect datasets</w:t>
-      </w:r>
-      <w:r>
-        <w:rPr>
-          <w:rFonts w:ascii="Garamond" w:hAnsi="Garamond" w:cs="Arial"/>
-          <w:sz w:val="21"/>
-          <w:szCs w:val="21"/>
-        </w:rPr>
-        <w:t xml:space="preserve"> on driving simulator</w:t>
-      </w:r>
-      <w:r>
-        <w:rPr>
-          <w:rFonts w:ascii="Garamond" w:hAnsi="Garamond" w:cs="Arial"/>
-          <w:sz w:val="21"/>
-          <w:szCs w:val="21"/>
-        </w:rPr>
-        <w:t xml:space="preserve"> </w:t>
-      </w:r>
-      <w:r>
-        <w:rPr>
-          <w:rFonts w:ascii="Garamond" w:hAnsi="Garamond" w:cs="Arial"/>
-          <w:sz w:val="21"/>
-          <w:szCs w:val="21"/>
-        </w:rPr>
-        <w:t xml:space="preserve">and train </w:t>
-      </w:r>
-      <w:r>
-        <w:rPr>
-          <w:rFonts w:ascii="Garamond" w:hAnsi="Garamond" w:cs="Arial"/>
-          <w:sz w:val="21"/>
-          <w:szCs w:val="21"/>
-        </w:rPr>
-        <w:t>vision transformer</w:t>
-      </w:r>
-      <w:r>
-        <w:rPr>
-          <w:rFonts w:ascii="Garamond" w:hAnsi="Garamond" w:cs="Arial"/>
-          <w:sz w:val="21"/>
-          <w:szCs w:val="21"/>
-        </w:rPr>
-        <w:t xml:space="preserve"> model</w:t>
-      </w:r>
-      <w:r>
-        <w:rPr>
-          <w:rFonts w:ascii="Garamond" w:hAnsi="Garamond" w:cs="Arial"/>
-          <w:sz w:val="21"/>
-          <w:szCs w:val="21"/>
-        </w:rPr>
-        <w:t xml:space="preserve"> </w:t>
-      </w:r>
-      <w:r>
-        <w:rPr>
-          <w:rFonts w:ascii="Garamond" w:hAnsi="Garamond" w:cs="Arial"/>
-          <w:sz w:val="21"/>
-          <w:szCs w:val="21"/>
-        </w:rPr>
-        <w:t>that computed appropriate</w:t>
-      </w:r>
-      <w:r>
-        <w:rPr>
-          <w:rFonts w:ascii="Garamond" w:hAnsi="Garamond" w:cs="Arial"/>
-          <w:sz w:val="21"/>
-          <w:szCs w:val="21"/>
-        </w:rPr>
-        <w:t xml:space="preserve"> motion control</w:t>
-      </w:r>
-      <w:r>
-        <w:rPr>
-          <w:rFonts w:ascii="Garamond" w:hAnsi="Garamond" w:cs="Arial"/>
-          <w:sz w:val="21"/>
-          <w:szCs w:val="21"/>
-        </w:rPr>
-        <w:t xml:space="preserve"> from event camera images</w:t>
-      </w:r>
-      <w:r>
-        <w:rPr>
-          <w:rFonts w:ascii="Garamond" w:hAnsi="Garamond" w:cs="Arial"/>
-          <w:sz w:val="21"/>
-          <w:szCs w:val="21"/>
-        </w:rPr>
-        <w:t>; improve data generation process efficiency by removing redundancy, cutting time by 70 %</w:t>
+          <w:sz w:val="21"/>
+          <w:szCs w:val="21"/>
+        </w:rPr>
+      </w:pPr>
+      <w:r>
+        <w:rPr>
+          <w:rFonts w:ascii="Garamond" w:hAnsi="Garamond" w:cs="Arial"/>
+          <w:sz w:val="21"/>
+          <w:szCs w:val="21"/>
+        </w:rPr>
+        <w:t xml:space="preserve">Use SQL </w:t>
+      </w:r>
+      <w:r>
+        <w:rPr>
+          <w:rFonts w:ascii="Garamond" w:hAnsi="Garamond" w:cs="Arial"/>
+          <w:sz w:val="21"/>
+          <w:szCs w:val="21"/>
+        </w:rPr>
+        <w:t xml:space="preserve">and AWS </w:t>
+      </w:r>
+      <w:r>
+        <w:rPr>
+          <w:rFonts w:ascii="Garamond" w:hAnsi="Garamond" w:cs="Arial"/>
+          <w:sz w:val="21"/>
+          <w:szCs w:val="21"/>
+        </w:rPr>
+        <w:t>to analyze autonomous driving on-road test data and quantitatively evaluate stack performance</w:t>
       </w:r>
     </w:p>
     <w:p>
@@ -1649,20 +1535,6 @@
         <w:spacing w:after="0" w:line="276" w:lineRule="auto"/>
         <w:rPr>
           <w:rFonts w:ascii="Garamond" w:hAnsi="Garamond" w:cs="Arial"/>
-          <w:bCs/>
-          <w:sz w:val="21"/>
-          <w:szCs w:val="21"/>
-        </w:rPr>
-      </w:pPr>
-    </w:p>
-    <w:p>
-      <w:pPr>
-        <w:tabs>
-          <w:tab w:val="right" w:pos="10440"/>
-        </w:tabs>
-        <w:spacing w:after="0" w:line="276" w:lineRule="auto"/>
-        <w:rPr>
-          <w:rFonts w:ascii="Garamond" w:hAnsi="Garamond" w:cs="Arial"/>
           <w:b/>
           <w:sz w:val="21"/>
           <w:szCs w:val="21"/>
@@ -1675,7 +1547,7 @@
           <w:sz w:val="21"/>
           <w:szCs w:val="21"/>
         </w:rPr>
-        <w:t>BOSCH</w:t>
+        <w:t>Vijay Kumar Lab</w:t>
       </w:r>
       <w:r>
         <w:rPr>
@@ -1693,66 +1565,16 @@
           <w:sz w:val="21"/>
           <w:szCs w:val="21"/>
         </w:rPr>
-        <w:t>S</w:t>
-      </w:r>
-      <w:r>
-        <w:rPr>
-          <w:rFonts w:ascii="Garamond" w:hAnsi="Garamond" w:cs="Arial"/>
-          <w:i/>
-          <w:sz w:val="21"/>
-          <w:szCs w:val="21"/>
-        </w:rPr>
-        <w:t>oftware</w:t>
-      </w:r>
-      <w:r>
-        <w:rPr>
-          <w:rFonts w:ascii="Garamond" w:hAnsi="Garamond" w:cs="Arial"/>
-          <w:i/>
-          <w:sz w:val="21"/>
-          <w:szCs w:val="21"/>
-        </w:rPr>
-        <w:t xml:space="preserve"> Intern</w:t>
-      </w:r>
-      <w:r>
-        <w:rPr>
-          <w:rFonts w:ascii="Garamond" w:hAnsi="Garamond" w:cs="Arial"/>
-          <w:bCs/>
-          <w:sz w:val="21"/>
-          <w:szCs w:val="21"/>
-        </w:rPr>
-        <w:t xml:space="preserve">, </w:t>
-      </w:r>
-      <w:r>
-        <w:rPr>
-          <w:rFonts w:ascii="Garamond" w:hAnsi="Garamond" w:cs="Arial"/>
-          <w:sz w:val="21"/>
-          <w:szCs w:val="21"/>
-        </w:rPr>
-        <w:t>Tsuzuki</w:t>
-      </w:r>
-      <w:r>
-        <w:rPr>
-          <w:rFonts w:ascii="Garamond" w:hAnsi="Garamond" w:cs="Arial"/>
-          <w:sz w:val="21"/>
-          <w:szCs w:val="21"/>
-        </w:rPr>
-        <w:t xml:space="preserve">, </w:t>
-      </w:r>
-      <w:r>
-        <w:rPr>
-          <w:rFonts w:ascii="Garamond" w:hAnsi="Garamond" w:cs="Arial"/>
-          <w:sz w:val="21"/>
-          <w:szCs w:val="21"/>
-        </w:rPr>
-        <w:t>Kanagawa</w:t>
-      </w:r>
-      <w:r>
-        <w:rPr>
-          <w:rFonts w:ascii="Garamond" w:hAnsi="Garamond" w:cs="Arial"/>
-          <w:sz w:val="21"/>
-          <w:szCs w:val="21"/>
-        </w:rPr>
-        <w:t>, Japan</w:t>
+        <w:t>Research Intern,</w:t>
+      </w:r>
+      <w:r>
+        <w:rPr>
+          <w:rFonts w:ascii="Garamond" w:hAnsi="Garamond" w:cs="Arial"/>
+          <w:iCs/>
+          <w:sz w:val="21"/>
+          <w:szCs w:val="21"/>
+        </w:rPr>
+        <w:t xml:space="preserve"> Philadelphia, PA, United States</w:t>
       </w:r>
       <w:r>
         <w:rPr>
@@ -1772,18 +1594,7 @@
           <w:sz w:val="21"/>
           <w:szCs w:val="21"/>
         </w:rPr>
-        <w:t>August</w:t>
-      </w:r>
-      <w:r>
-        <w:rPr>
-          <w:rFonts w:ascii="Garamond" w:hAnsi="Garamond" w:cs="Arial"/>
-          <w:bCs/>
-          <w:i/>
-          <w:iCs/>
-          <w:sz w:val="21"/>
-          <w:szCs w:val="21"/>
-        </w:rPr>
-        <w:t xml:space="preserve"> 2023</w:t>
+        <w:t>May 2025</w:t>
       </w:r>
       <w:r>
         <w:rPr>
@@ -1805,29 +1616,7 @@
           <w:sz w:val="21"/>
           <w:szCs w:val="21"/>
         </w:rPr>
-        <w:t>September</w:t>
-      </w:r>
-      <w:r>
-        <w:rPr>
-          <w:rFonts w:ascii="Garamond" w:hAnsi="Garamond" w:cs="Arial"/>
-          <w:bCs/>
-          <w:i/>
-          <w:iCs/>
-          <w:sz w:val="21"/>
-          <w:szCs w:val="21"/>
-        </w:rPr>
-        <w:t xml:space="preserve"> </w:t>
-      </w:r>
-      <w:r>
-        <w:rPr>
-          <w:rFonts w:ascii="Garamond" w:hAnsi="Garamond" w:cs="Arial"/>
-          <w:bCs/>
-          <w:i/>
-          <w:iCs/>
-          <w:sz w:val="21"/>
-          <w:szCs w:val="21"/>
-        </w:rPr>
-        <w:t>2023</w:t>
+        <w:t>May 2026</w:t>
       </w:r>
     </w:p>
     <w:p>
@@ -1843,113 +1632,34 @@
         <w:spacing w:after="0" w:line="276" w:lineRule="auto"/>
         <w:rPr>
           <w:rFonts w:ascii="Garamond" w:hAnsi="Garamond" w:cs="Arial"/>
-          <w:sz w:val="21"/>
-          <w:szCs w:val="21"/>
-        </w:rPr>
-      </w:pPr>
-      <w:r>
-        <w:rPr>
-          <w:rFonts w:ascii="Garamond" w:hAnsi="Garamond" w:cs="Arial"/>
-          <w:sz w:val="21"/>
-          <w:szCs w:val="21"/>
-        </w:rPr>
-        <w:t xml:space="preserve">Designed and built </w:t>
-      </w:r>
-      <w:r>
-        <w:rPr>
-          <w:rFonts w:ascii="Garamond" w:hAnsi="Garamond" w:cs="Arial"/>
-          <w:sz w:val="21"/>
-          <w:szCs w:val="21"/>
-        </w:rPr>
-        <w:t>map</w:t>
-      </w:r>
-      <w:r>
-        <w:rPr>
-          <w:rFonts w:ascii="Garamond" w:hAnsi="Garamond" w:cs="Arial"/>
-          <w:sz w:val="21"/>
-          <w:szCs w:val="21"/>
-        </w:rPr>
-        <w:t xml:space="preserve"> </w:t>
-      </w:r>
-      <w:r>
-        <w:rPr>
-          <w:rFonts w:ascii="Garamond" w:hAnsi="Garamond" w:cs="Arial"/>
-          <w:sz w:val="21"/>
-          <w:szCs w:val="21"/>
-        </w:rPr>
-        <w:t xml:space="preserve">to enhance autonomous driving by visualizing key information, such as </w:t>
-      </w:r>
-      <w:r>
-        <w:rPr>
-          <w:rFonts w:ascii="Garamond" w:hAnsi="Garamond" w:cs="Arial"/>
-          <w:sz w:val="21"/>
-          <w:szCs w:val="21"/>
-        </w:rPr>
-        <w:t xml:space="preserve">routes and </w:t>
-      </w:r>
-      <w:r>
-        <w:rPr>
-          <w:rFonts w:ascii="Garamond" w:hAnsi="Garamond" w:cs="Arial"/>
-          <w:sz w:val="21"/>
-          <w:szCs w:val="21"/>
-        </w:rPr>
-        <w:t xml:space="preserve">vehicle </w:t>
-      </w:r>
-      <w:r>
-        <w:rPr>
-          <w:rFonts w:ascii="Garamond" w:hAnsi="Garamond" w:cs="Arial"/>
-          <w:sz w:val="21"/>
-          <w:szCs w:val="21"/>
-        </w:rPr>
-        <w:t>state</w:t>
-      </w:r>
-      <w:r>
-        <w:rPr>
-          <w:rFonts w:ascii="Garamond" w:hAnsi="Garamond" w:cs="Arial"/>
-          <w:sz w:val="21"/>
-          <w:szCs w:val="21"/>
-        </w:rPr>
-        <w:t xml:space="preserve"> using MATLAB</w:t>
-      </w:r>
-      <w:r>
-        <w:rPr>
-          <w:rFonts w:ascii="Garamond" w:hAnsi="Garamond" w:cs="Arial"/>
-          <w:sz w:val="21"/>
-          <w:szCs w:val="21"/>
-        </w:rPr>
-        <w:t xml:space="preserve">; helped company’s </w:t>
-      </w:r>
-      <w:r>
-        <w:rPr>
-          <w:rFonts w:ascii="Garamond" w:hAnsi="Garamond" w:cs="Arial"/>
-          <w:sz w:val="21"/>
-          <w:szCs w:val="21"/>
-        </w:rPr>
-        <w:t>engineers</w:t>
-      </w:r>
-      <w:r>
-        <w:rPr>
-          <w:rFonts w:ascii="Garamond" w:hAnsi="Garamond" w:cs="Arial"/>
-          <w:sz w:val="21"/>
-          <w:szCs w:val="21"/>
-        </w:rPr>
-        <w:t xml:space="preserve"> </w:t>
-      </w:r>
-      <w:r>
-        <w:rPr>
-          <w:rFonts w:ascii="Garamond" w:hAnsi="Garamond" w:cs="Arial"/>
-          <w:sz w:val="21"/>
-          <w:szCs w:val="21"/>
-        </w:rPr>
-        <w:t>understand signals sent from cars</w:t>
-      </w:r>
-      <w:r>
-        <w:rPr>
-          <w:rFonts w:ascii="Garamond" w:hAnsi="Garamond" w:cs="Arial"/>
-          <w:sz w:val="21"/>
-          <w:szCs w:val="21"/>
-        </w:rPr>
-        <w:t xml:space="preserve"> visually</w:t>
+          <w:bCs/>
+          <w:sz w:val="21"/>
+          <w:szCs w:val="21"/>
+        </w:rPr>
+      </w:pPr>
+      <w:r>
+        <w:rPr>
+          <w:rFonts w:ascii="Garamond" w:hAnsi="Garamond" w:cs="Arial"/>
+          <w:sz w:val="21"/>
+          <w:szCs w:val="21"/>
+        </w:rPr>
+        <w:t>Implement</w:t>
+      </w:r>
+      <w:r>
+        <w:rPr>
+          <w:rFonts w:ascii="Garamond" w:hAnsi="Garamond" w:cs="Arial"/>
+          <w:sz w:val="21"/>
+          <w:szCs w:val="21"/>
+        </w:rPr>
+        <w:t>ed</w:t>
+      </w:r>
+      <w:r>
+        <w:rPr>
+          <w:rFonts w:ascii="Garamond" w:hAnsi="Garamond" w:cs="Arial"/>
+          <w:sz w:val="21"/>
+          <w:szCs w:val="21"/>
+        </w:rPr>
+        <w:t xml:space="preserve"> driving simulators that visualized data of event camera on F1tenth car using Gazebo, CARLA, and ROS</w:t>
       </w:r>
     </w:p>
     <w:p>
@@ -1965,21 +1675,188 @@
         <w:spacing w:after="0" w:line="276" w:lineRule="auto"/>
         <w:rPr>
           <w:rFonts w:ascii="Garamond" w:hAnsi="Garamond" w:cs="Arial"/>
-          <w:sz w:val="21"/>
-          <w:szCs w:val="21"/>
-        </w:rPr>
-      </w:pPr>
-      <w:r>
-        <w:rPr>
-          <w:rFonts w:ascii="Garamond" w:hAnsi="Garamond" w:cs="Arial"/>
-          <w:sz w:val="21"/>
-          <w:szCs w:val="21"/>
-        </w:rPr>
-        <w:t>Improved</w:t>
-      </w:r>
-      <w:r>
-        <w:rPr>
-          <w:rFonts w:ascii="Garamond" w:hAnsi="Garamond" w:cs="Arial"/>
+          <w:bCs/>
+          <w:sz w:val="21"/>
+          <w:szCs w:val="21"/>
+        </w:rPr>
+      </w:pPr>
+      <w:r>
+        <w:rPr>
+          <w:rFonts w:ascii="Garamond" w:hAnsi="Garamond" w:cs="Arial"/>
+          <w:sz w:val="21"/>
+          <w:szCs w:val="21"/>
+        </w:rPr>
+        <w:t>Collect</w:t>
+      </w:r>
+      <w:r>
+        <w:rPr>
+          <w:rFonts w:ascii="Garamond" w:hAnsi="Garamond" w:cs="Arial"/>
+          <w:sz w:val="21"/>
+          <w:szCs w:val="21"/>
+        </w:rPr>
+        <w:t>ed</w:t>
+      </w:r>
+      <w:r>
+        <w:rPr>
+          <w:rFonts w:ascii="Garamond" w:hAnsi="Garamond" w:cs="Arial"/>
+          <w:sz w:val="21"/>
+          <w:szCs w:val="21"/>
+        </w:rPr>
+        <w:t xml:space="preserve"> datasets on driving simulator and train</w:t>
+      </w:r>
+      <w:r>
+        <w:rPr>
+          <w:rFonts w:ascii="Garamond" w:hAnsi="Garamond" w:cs="Arial"/>
+          <w:sz w:val="21"/>
+          <w:szCs w:val="21"/>
+        </w:rPr>
+        <w:t>ed</w:t>
+      </w:r>
+      <w:r>
+        <w:rPr>
+          <w:rFonts w:ascii="Garamond" w:hAnsi="Garamond" w:cs="Arial"/>
+          <w:sz w:val="21"/>
+          <w:szCs w:val="21"/>
+        </w:rPr>
+        <w:t xml:space="preserve"> vision transformer model that computed appropriate motion control from event camera images; improve data generation process efficiency by removing redundancy, cutting time by 70 %</w:t>
+      </w:r>
+    </w:p>
+    <w:p>
+      <w:pPr>
+        <w:pStyle w:val="ListParagraph"/>
+        <w:tabs>
+          <w:tab w:val="right" w:pos="10440"/>
+        </w:tabs>
+        <w:spacing w:after="0" w:line="276" w:lineRule="auto"/>
+        <w:rPr>
+          <w:rFonts w:ascii="Garamond" w:hAnsi="Garamond" w:cs="Arial"/>
+          <w:bCs/>
+          <w:sz w:val="6"/>
+          <w:szCs w:val="6"/>
+        </w:rPr>
+      </w:pPr>
+    </w:p>
+    <w:p>
+      <w:pPr>
+        <w:tabs>
+          <w:tab w:val="right" w:pos="10440"/>
+        </w:tabs>
+        <w:spacing w:after="0" w:line="276" w:lineRule="auto"/>
+        <w:rPr>
+          <w:rFonts w:ascii="Garamond" w:hAnsi="Garamond" w:cs="Arial"/>
+          <w:b/>
+          <w:sz w:val="21"/>
+          <w:szCs w:val="21"/>
+        </w:rPr>
+      </w:pPr>
+      <w:r>
+        <w:rPr>
+          <w:rFonts w:ascii="Garamond" w:hAnsi="Garamond" w:cs="Arial"/>
+          <w:bCs/>
+          <w:sz w:val="21"/>
+          <w:szCs w:val="21"/>
+        </w:rPr>
+        <w:t>BOSCH</w:t>
+      </w:r>
+      <w:r>
+        <w:rPr>
+          <w:rFonts w:ascii="Garamond" w:hAnsi="Garamond" w:cs="Arial"/>
+          <w:iCs/>
+          <w:sz w:val="21"/>
+          <w:szCs w:val="21"/>
+        </w:rPr>
+        <w:t xml:space="preserve"> | </w:t>
+      </w:r>
+      <w:r>
+        <w:rPr>
+          <w:rFonts w:ascii="Garamond" w:hAnsi="Garamond" w:cs="Arial"/>
+          <w:i/>
+          <w:sz w:val="21"/>
+          <w:szCs w:val="21"/>
+        </w:rPr>
+        <w:t>Software Intern</w:t>
+      </w:r>
+      <w:r>
+        <w:rPr>
+          <w:rFonts w:ascii="Garamond" w:hAnsi="Garamond" w:cs="Arial"/>
+          <w:bCs/>
+          <w:sz w:val="21"/>
+          <w:szCs w:val="21"/>
+        </w:rPr>
+        <w:t xml:space="preserve">, </w:t>
+      </w:r>
+      <w:r>
+        <w:rPr>
+          <w:rFonts w:ascii="Garamond" w:hAnsi="Garamond" w:cs="Arial"/>
+          <w:sz w:val="21"/>
+          <w:szCs w:val="21"/>
+        </w:rPr>
+        <w:t>Tsuzuki</w:t>
+      </w:r>
+      <w:r>
+        <w:rPr>
+          <w:rFonts w:ascii="Garamond" w:hAnsi="Garamond" w:cs="Arial"/>
+          <w:sz w:val="21"/>
+          <w:szCs w:val="21"/>
+        </w:rPr>
+        <w:t xml:space="preserve">, </w:t>
+      </w:r>
+      <w:r>
+        <w:rPr>
+          <w:rFonts w:ascii="Garamond" w:hAnsi="Garamond" w:cs="Arial"/>
+          <w:sz w:val="21"/>
+          <w:szCs w:val="21"/>
+        </w:rPr>
+        <w:t>Kanagawa, Japan</w:t>
+      </w:r>
+      <w:r>
+        <w:rPr>
+          <w:rFonts w:ascii="Garamond" w:hAnsi="Garamond" w:cs="Arial"/>
+          <w:b/>
+          <w:sz w:val="21"/>
+          <w:szCs w:val="21"/>
+        </w:rPr>
+        <w:tab/>
+      </w:r>
+      <w:r>
+        <w:rPr>
+          <w:rFonts w:ascii="Garamond" w:hAnsi="Garamond" w:cs="Arial"/>
+          <w:bCs/>
+          <w:i/>
+          <w:iCs/>
+          <w:sz w:val="21"/>
+          <w:szCs w:val="21"/>
+        </w:rPr>
+        <w:t>August 2023</w:t>
+      </w:r>
+      <w:r>
+        <w:rPr>
+          <w:rFonts w:ascii="Garamond" w:hAnsi="Garamond" w:cs="Arial"/>
+          <w:bCs/>
+          <w:i/>
+          <w:iCs/>
+          <w:sz w:val="21"/>
+          <w:szCs w:val="21"/>
+        </w:rPr>
+        <w:t xml:space="preserve"> – </w:t>
+      </w:r>
+      <w:r>
+        <w:rPr>
+          <w:rFonts w:ascii="Garamond" w:hAnsi="Garamond" w:cs="Arial"/>
+          <w:bCs/>
+          <w:i/>
+          <w:iCs/>
+          <w:sz w:val="21"/>
+          <w:szCs w:val="21"/>
+        </w:rPr>
+        <w:t>September</w:t>
+      </w:r>
+      <w:r>
+        <w:rPr>
+          <w:rFonts w:ascii="Garamond" w:hAnsi="Garamond" w:cs="Arial"/>
+          <w:bCs/>
+          <w:i/>
+          <w:iCs/>
           <w:sz w:val="21"/>
           <w:szCs w:val="21"/>
         </w:rPr>
@@ -1988,82 +1865,13 @@
       <w:r>
         <w:rPr>
           <w:rFonts w:ascii="Garamond" w:hAnsi="Garamond" w:cs="Arial"/>
-          <w:sz w:val="21"/>
-          <w:szCs w:val="21"/>
-        </w:rPr>
-        <w:t>software</w:t>
-      </w:r>
-      <w:r>
-        <w:rPr>
-          <w:rFonts w:ascii="Garamond" w:hAnsi="Garamond" w:cs="Arial"/>
-          <w:sz w:val="21"/>
-          <w:szCs w:val="21"/>
-        </w:rPr>
-        <w:t xml:space="preserve"> that processed </w:t>
-      </w:r>
-      <w:r>
-        <w:rPr>
-          <w:rFonts w:ascii="Garamond" w:hAnsi="Garamond" w:cs="Arial"/>
-          <w:sz w:val="21"/>
-          <w:szCs w:val="21"/>
-        </w:rPr>
-        <w:t xml:space="preserve">CAN </w:t>
-      </w:r>
-      <w:r>
-        <w:rPr>
-          <w:rFonts w:ascii="Garamond" w:hAnsi="Garamond" w:cs="Arial"/>
-          <w:sz w:val="21"/>
-          <w:szCs w:val="21"/>
-        </w:rPr>
-        <w:t>signals from cars</w:t>
-      </w:r>
-      <w:r>
-        <w:rPr>
-          <w:rFonts w:ascii="Garamond" w:hAnsi="Garamond" w:cs="Arial"/>
-          <w:sz w:val="21"/>
-          <w:szCs w:val="21"/>
-        </w:rPr>
-        <w:t xml:space="preserve"> by fixing signal </w:t>
-      </w:r>
-      <w:r>
-        <w:rPr>
-          <w:rFonts w:ascii="Garamond" w:hAnsi="Garamond" w:cs="Arial"/>
-          <w:sz w:val="21"/>
-          <w:szCs w:val="21"/>
-        </w:rPr>
-        <w:t>decoding</w:t>
-      </w:r>
-      <w:r>
-        <w:rPr>
-          <w:rFonts w:ascii="Garamond" w:hAnsi="Garamond" w:cs="Arial"/>
-          <w:sz w:val="21"/>
-          <w:szCs w:val="21"/>
-        </w:rPr>
-        <w:t xml:space="preserve">; </w:t>
-      </w:r>
-      <w:r>
-        <w:rPr>
-          <w:rFonts w:ascii="Garamond" w:hAnsi="Garamond" w:cs="Arial"/>
-          <w:sz w:val="21"/>
-          <w:szCs w:val="21"/>
-        </w:rPr>
-        <w:t>refined</w:t>
-      </w:r>
-      <w:r>
-        <w:rPr>
-          <w:rFonts w:ascii="Garamond" w:hAnsi="Garamond" w:cs="Arial"/>
-          <w:sz w:val="21"/>
-          <w:szCs w:val="21"/>
-        </w:rPr>
-        <w:t xml:space="preserve"> </w:t>
-      </w:r>
-      <w:r>
-        <w:rPr>
-          <w:rFonts w:ascii="Garamond" w:hAnsi="Garamond" w:cs="Arial"/>
-          <w:sz w:val="21"/>
-          <w:szCs w:val="21"/>
-        </w:rPr>
-        <w:t>system output accuracy</w:t>
+          <w:bCs/>
+          <w:i/>
+          <w:iCs/>
+          <w:sz w:val="21"/>
+          <w:szCs w:val="21"/>
+        </w:rPr>
+        <w:t>2023</w:t>
       </w:r>
     </w:p>
     <w:p>
@@ -2079,258 +1887,17 @@
         <w:spacing w:after="0" w:line="276" w:lineRule="auto"/>
         <w:rPr>
           <w:rFonts w:ascii="Garamond" w:hAnsi="Garamond" w:cs="Arial"/>
-          <w:bCs/>
-          <w:sz w:val="21"/>
-          <w:szCs w:val="21"/>
-        </w:rPr>
-      </w:pPr>
-      <w:r>
-        <w:rPr>
-          <w:rFonts w:ascii="Garamond" w:hAnsi="Garamond" w:cs="Arial"/>
-          <w:sz w:val="21"/>
-          <w:szCs w:val="21"/>
-        </w:rPr>
-        <w:t>Co</w:t>
-      </w:r>
-      <w:r>
-        <w:rPr>
-          <w:rFonts w:ascii="Garamond" w:hAnsi="Garamond" w:cs="Arial"/>
-          <w:sz w:val="21"/>
-          <w:szCs w:val="21"/>
-        </w:rPr>
-        <w:t>llabora</w:t>
-      </w:r>
-      <w:r>
-        <w:rPr>
-          <w:rFonts w:ascii="Garamond" w:hAnsi="Garamond" w:cs="Arial"/>
-          <w:sz w:val="21"/>
-          <w:szCs w:val="21"/>
-        </w:rPr>
-        <w:t>ted</w:t>
-      </w:r>
-      <w:r>
-        <w:rPr>
-          <w:rFonts w:ascii="Garamond" w:hAnsi="Garamond" w:cs="Arial"/>
-          <w:sz w:val="21"/>
-          <w:szCs w:val="21"/>
-        </w:rPr>
-        <w:t xml:space="preserve"> </w:t>
-      </w:r>
-      <w:r>
-        <w:rPr>
-          <w:rFonts w:ascii="Garamond" w:hAnsi="Garamond" w:cs="Arial"/>
-          <w:sz w:val="21"/>
-          <w:szCs w:val="21"/>
-        </w:rPr>
-        <w:t>with colleagues</w:t>
-      </w:r>
-      <w:r>
-        <w:rPr>
-          <w:rFonts w:ascii="Garamond" w:hAnsi="Garamond" w:cs="Arial"/>
-          <w:sz w:val="21"/>
-          <w:szCs w:val="21"/>
-        </w:rPr>
-        <w:t xml:space="preserve"> from </w:t>
-      </w:r>
-      <w:r>
-        <w:rPr>
-          <w:rFonts w:ascii="Garamond" w:hAnsi="Garamond" w:cs="Arial"/>
-          <w:sz w:val="21"/>
-          <w:szCs w:val="21"/>
-        </w:rPr>
-        <w:t>10</w:t>
-      </w:r>
-      <w:r>
-        <w:rPr>
-          <w:rFonts w:ascii="Garamond" w:hAnsi="Garamond" w:cs="Arial"/>
-          <w:sz w:val="21"/>
-          <w:szCs w:val="21"/>
-        </w:rPr>
-        <w:t xml:space="preserve"> countries</w:t>
-      </w:r>
-      <w:r>
-        <w:rPr>
-          <w:rFonts w:ascii="Garamond" w:hAnsi="Garamond" w:cs="Arial"/>
-          <w:sz w:val="21"/>
-          <w:szCs w:val="21"/>
-        </w:rPr>
-        <w:t xml:space="preserve"> and different majors; made outcomes reflecting diverse opinions</w:t>
-      </w:r>
-    </w:p>
-    <w:p>
-      <w:pPr>
-        <w:pStyle w:val="ListParagraph"/>
-        <w:tabs>
-          <w:tab w:val="right" w:pos="10440"/>
-        </w:tabs>
-        <w:spacing w:after="0" w:line="276" w:lineRule="auto"/>
-        <w:rPr>
-          <w:rFonts w:ascii="Garamond" w:hAnsi="Garamond" w:cs="Arial"/>
-          <w:bCs/>
-          <w:sz w:val="21"/>
-          <w:szCs w:val="21"/>
-        </w:rPr>
-      </w:pPr>
-    </w:p>
-    <w:p>
-      <w:pPr>
-        <w:tabs>
-          <w:tab w:val="right" w:pos="10440"/>
-        </w:tabs>
-        <w:spacing w:after="0" w:line="276" w:lineRule="auto"/>
-        <w:rPr>
-          <w:rFonts w:ascii="Garamond" w:hAnsi="Garamond" w:cs="Arial"/>
-          <w:b/>
-          <w:sz w:val="21"/>
-          <w:szCs w:val="21"/>
-        </w:rPr>
-      </w:pPr>
-      <w:r>
-        <w:rPr>
-          <w:rFonts w:ascii="Garamond" w:hAnsi="Garamond" w:cs="Arial"/>
-          <w:bCs/>
-          <w:sz w:val="21"/>
-          <w:szCs w:val="21"/>
-        </w:rPr>
-        <w:t xml:space="preserve">DMG </w:t>
-      </w:r>
-      <w:r>
-        <w:rPr>
-          <w:rFonts w:ascii="Garamond" w:hAnsi="Garamond" w:cs="Arial"/>
-          <w:bCs/>
-          <w:sz w:val="21"/>
-          <w:szCs w:val="21"/>
-        </w:rPr>
-        <w:t>MORI</w:t>
-      </w:r>
-      <w:r>
-        <w:rPr>
-          <w:rFonts w:ascii="Garamond" w:hAnsi="Garamond" w:cs="Arial"/>
-          <w:iCs/>
-          <w:sz w:val="21"/>
-          <w:szCs w:val="21"/>
-        </w:rPr>
-        <w:t xml:space="preserve"> | </w:t>
-      </w:r>
-      <w:r>
-        <w:rPr>
-          <w:rFonts w:ascii="Garamond" w:hAnsi="Garamond" w:cs="Arial"/>
-          <w:i/>
-          <w:sz w:val="21"/>
-          <w:szCs w:val="21"/>
-        </w:rPr>
-        <w:t xml:space="preserve">Industrial Practices </w:t>
-      </w:r>
-      <w:r>
-        <w:rPr>
-          <w:rFonts w:ascii="Garamond" w:hAnsi="Garamond" w:cs="Arial"/>
-          <w:i/>
-          <w:sz w:val="21"/>
-          <w:szCs w:val="21"/>
-        </w:rPr>
-        <w:t>Intern</w:t>
-      </w:r>
-      <w:r>
-        <w:rPr>
-          <w:rFonts w:ascii="Garamond" w:hAnsi="Garamond" w:cs="Arial"/>
-          <w:i/>
-          <w:sz w:val="21"/>
-          <w:szCs w:val="21"/>
-        </w:rPr>
-        <w:t>, Additive Manufacturing R &amp; D</w:t>
-      </w:r>
-      <w:r>
-        <w:rPr>
-          <w:rFonts w:ascii="Garamond" w:hAnsi="Garamond" w:cs="Arial"/>
-          <w:iCs/>
-          <w:sz w:val="21"/>
-          <w:szCs w:val="21"/>
-        </w:rPr>
-        <w:t>, Iga, Mie</w:t>
-      </w:r>
-      <w:r>
-        <w:rPr>
-          <w:rFonts w:ascii="Garamond" w:hAnsi="Garamond" w:cs="Arial"/>
-          <w:iCs/>
-          <w:sz w:val="21"/>
-          <w:szCs w:val="21"/>
-        </w:rPr>
-        <w:t>, Japan</w:t>
-      </w:r>
-      <w:r>
-        <w:rPr>
-          <w:rFonts w:ascii="Garamond" w:hAnsi="Garamond" w:cs="Arial"/>
-          <w:b/>
-          <w:sz w:val="21"/>
-          <w:szCs w:val="21"/>
-        </w:rPr>
-        <w:tab/>
-      </w:r>
-      <w:r>
-        <w:rPr>
-          <w:rFonts w:ascii="Garamond" w:hAnsi="Garamond" w:cs="Arial"/>
-          <w:bCs/>
-          <w:i/>
-          <w:iCs/>
-          <w:sz w:val="21"/>
-          <w:szCs w:val="21"/>
-        </w:rPr>
-        <w:t>August</w:t>
-      </w:r>
-      <w:r>
-        <w:rPr>
-          <w:rFonts w:ascii="Garamond" w:hAnsi="Garamond" w:cs="Arial"/>
-          <w:bCs/>
-          <w:i/>
-          <w:iCs/>
-          <w:sz w:val="21"/>
-          <w:szCs w:val="21"/>
-        </w:rPr>
-        <w:t xml:space="preserve"> 2021</w:t>
-      </w:r>
-      <w:r>
-        <w:rPr>
-          <w:rFonts w:ascii="Garamond" w:hAnsi="Garamond" w:cs="Arial"/>
-          <w:bCs/>
-          <w:i/>
-          <w:iCs/>
-          <w:sz w:val="21"/>
-          <w:szCs w:val="21"/>
-        </w:rPr>
-        <w:t xml:space="preserve"> – </w:t>
-      </w:r>
-      <w:r>
-        <w:rPr>
-          <w:rFonts w:ascii="Garamond" w:hAnsi="Garamond" w:cs="Arial"/>
-          <w:bCs/>
-          <w:i/>
-          <w:iCs/>
-          <w:sz w:val="21"/>
-          <w:szCs w:val="21"/>
-        </w:rPr>
-        <w:t>September</w:t>
-      </w:r>
-      <w:r>
-        <w:rPr>
-          <w:rFonts w:ascii="Garamond" w:hAnsi="Garamond" w:cs="Arial"/>
-          <w:bCs/>
-          <w:i/>
-          <w:iCs/>
-          <w:sz w:val="21"/>
-          <w:szCs w:val="21"/>
-        </w:rPr>
-        <w:t xml:space="preserve"> </w:t>
-      </w:r>
-      <w:r>
-        <w:rPr>
-          <w:rFonts w:ascii="Garamond" w:hAnsi="Garamond" w:cs="Arial"/>
-          <w:bCs/>
-          <w:i/>
-          <w:iCs/>
-          <w:sz w:val="21"/>
-          <w:szCs w:val="21"/>
-        </w:rPr>
-        <w:t>2021</w:t>
+          <w:sz w:val="21"/>
+          <w:szCs w:val="21"/>
+        </w:rPr>
+      </w:pPr>
+      <w:r>
+        <w:rPr>
+          <w:rFonts w:ascii="Garamond" w:hAnsi="Garamond" w:cs="Arial"/>
+          <w:sz w:val="21"/>
+          <w:szCs w:val="21"/>
+        </w:rPr>
+        <w:t>Designed and built map to enhance autonomous driving/ADAS by visualizing key information, such as routes and vehicle state using MATLAB; helped company’s engineers understand signals sent from cars visually</w:t>
       </w:r>
     </w:p>
     <w:p>
@@ -2356,39 +1923,7 @@
           <w:sz w:val="21"/>
           <w:szCs w:val="21"/>
         </w:rPr>
-        <w:t>Analyzed</w:t>
-      </w:r>
-      <w:r>
-        <w:rPr>
-          <w:rFonts w:ascii="Garamond" w:hAnsi="Garamond" w:cs="Arial"/>
-          <w:sz w:val="21"/>
-          <w:szCs w:val="21"/>
-        </w:rPr>
-        <w:t xml:space="preserve"> performance tests of additive manufacturing machines</w:t>
-      </w:r>
-      <w:r>
-        <w:rPr>
-          <w:rFonts w:ascii="Garamond" w:hAnsi="Garamond" w:cs="Arial"/>
-          <w:sz w:val="21"/>
-          <w:szCs w:val="21"/>
-        </w:rPr>
-        <w:t xml:space="preserve"> by operating </w:t>
-      </w:r>
-      <w:r>
-        <w:rPr>
-          <w:rFonts w:ascii="Garamond" w:hAnsi="Garamond" w:cs="Arial"/>
-          <w:sz w:val="21"/>
-          <w:szCs w:val="21"/>
-        </w:rPr>
-        <w:t xml:space="preserve">the </w:t>
-      </w:r>
-      <w:r>
-        <w:rPr>
-          <w:rFonts w:ascii="Garamond" w:hAnsi="Garamond" w:cs="Arial"/>
-          <w:sz w:val="21"/>
-          <w:szCs w:val="21"/>
-        </w:rPr>
-        <w:t>machines and inspecting products</w:t>
+        <w:t>Improved software that processed CAN signals from cars by fixing signal decoding; refined system output accuracy</w:t>
       </w:r>
     </w:p>
     <w:p>
@@ -2404,102 +1939,156 @@
         <w:spacing w:after="0" w:line="276" w:lineRule="auto"/>
         <w:rPr>
           <w:rFonts w:ascii="Garamond" w:hAnsi="Garamond" w:cs="Arial"/>
-          <w:sz w:val="21"/>
-          <w:szCs w:val="21"/>
-        </w:rPr>
-      </w:pPr>
-      <w:r>
-        <w:rPr>
-          <w:rFonts w:ascii="Garamond" w:hAnsi="Garamond" w:cs="Arial"/>
-          <w:sz w:val="21"/>
-          <w:szCs w:val="21"/>
-        </w:rPr>
-        <w:t>Investigated</w:t>
-      </w:r>
-      <w:r>
-        <w:rPr>
-          <w:rFonts w:ascii="Garamond" w:hAnsi="Garamond" w:cs="Arial"/>
-          <w:sz w:val="21"/>
-          <w:szCs w:val="21"/>
-        </w:rPr>
-        <w:t xml:space="preserve"> additive manufacturing methods</w:t>
-      </w:r>
-      <w:r>
-        <w:rPr>
-          <w:rFonts w:ascii="Garamond" w:hAnsi="Garamond" w:cs="Arial"/>
-          <w:sz w:val="21"/>
-          <w:szCs w:val="21"/>
-        </w:rPr>
-        <w:t xml:space="preserve"> by </w:t>
-      </w:r>
-      <w:r>
-        <w:rPr>
-          <w:rFonts w:ascii="Garamond" w:hAnsi="Garamond" w:cs="Arial"/>
-          <w:sz w:val="21"/>
-          <w:szCs w:val="21"/>
-        </w:rPr>
-        <w:t>examining</w:t>
-      </w:r>
-      <w:r>
-        <w:rPr>
-          <w:rFonts w:ascii="Garamond" w:hAnsi="Garamond" w:cs="Arial"/>
-          <w:sz w:val="21"/>
-          <w:szCs w:val="21"/>
-        </w:rPr>
-        <w:t xml:space="preserve"> machine structures</w:t>
-      </w:r>
-      <w:r>
-        <w:rPr>
-          <w:rFonts w:ascii="Garamond" w:hAnsi="Garamond" w:cs="Arial"/>
-          <w:sz w:val="21"/>
-          <w:szCs w:val="21"/>
-        </w:rPr>
-        <w:t xml:space="preserve">; </w:t>
-      </w:r>
-      <w:r>
-        <w:rPr>
-          <w:rFonts w:ascii="Garamond" w:hAnsi="Garamond" w:cs="Arial"/>
-          <w:sz w:val="21"/>
-          <w:szCs w:val="21"/>
-        </w:rPr>
-        <w:t>proposed solution</w:t>
-      </w:r>
-      <w:r>
-        <w:rPr>
-          <w:rFonts w:ascii="Garamond" w:hAnsi="Garamond" w:cs="Arial"/>
-          <w:sz w:val="21"/>
-          <w:szCs w:val="21"/>
-        </w:rPr>
-        <w:t>s</w:t>
-      </w:r>
-      <w:r>
-        <w:rPr>
-          <w:rFonts w:ascii="Garamond" w:hAnsi="Garamond" w:cs="Arial"/>
-          <w:sz w:val="21"/>
-          <w:szCs w:val="21"/>
-        </w:rPr>
-        <w:t xml:space="preserve"> to </w:t>
-      </w:r>
-      <w:r>
-        <w:rPr>
-          <w:rFonts w:ascii="Garamond" w:hAnsi="Garamond" w:cs="Arial"/>
-          <w:sz w:val="21"/>
-          <w:szCs w:val="21"/>
-        </w:rPr>
-        <w:t>heat distortion</w:t>
-      </w:r>
-      <w:r>
-        <w:rPr>
-          <w:rFonts w:ascii="Garamond" w:hAnsi="Garamond" w:cs="Arial"/>
+          <w:bCs/>
+          <w:sz w:val="21"/>
+          <w:szCs w:val="21"/>
+        </w:rPr>
+      </w:pPr>
+      <w:r>
+        <w:rPr>
+          <w:rFonts w:ascii="Garamond" w:hAnsi="Garamond" w:cs="Arial"/>
+          <w:sz w:val="21"/>
+          <w:szCs w:val="21"/>
+        </w:rPr>
+        <w:t>Collaborated with colleagues from 10 countries and different majors; made outcomes reflecting diverse opinions</w:t>
+      </w:r>
+    </w:p>
+    <w:p>
+      <w:pPr>
+        <w:pStyle w:val="ListParagraph"/>
+        <w:tabs>
+          <w:tab w:val="right" w:pos="10440"/>
+        </w:tabs>
+        <w:spacing w:after="0" w:line="276" w:lineRule="auto"/>
+        <w:rPr>
+          <w:rFonts w:ascii="Garamond" w:hAnsi="Garamond" w:cs="Arial"/>
+          <w:bCs/>
+          <w:sz w:val="6"/>
+          <w:szCs w:val="6"/>
+        </w:rPr>
+      </w:pPr>
+    </w:p>
+    <w:p>
+      <w:pPr>
+        <w:tabs>
+          <w:tab w:val="right" w:pos="10440"/>
+        </w:tabs>
+        <w:spacing w:after="0" w:line="276" w:lineRule="auto"/>
+        <w:rPr>
+          <w:rFonts w:ascii="Garamond" w:hAnsi="Garamond" w:cs="Arial"/>
+          <w:b/>
+          <w:sz w:val="21"/>
+          <w:szCs w:val="21"/>
+        </w:rPr>
+      </w:pPr>
+      <w:r>
+        <w:rPr>
+          <w:rFonts w:ascii="Garamond" w:hAnsi="Garamond" w:cs="Arial"/>
+          <w:bCs/>
+          <w:sz w:val="21"/>
+          <w:szCs w:val="21"/>
+        </w:rPr>
+        <w:t>DMG MORI</w:t>
+      </w:r>
+      <w:r>
+        <w:rPr>
+          <w:rFonts w:ascii="Garamond" w:hAnsi="Garamond" w:cs="Arial"/>
+          <w:iCs/>
+          <w:sz w:val="21"/>
+          <w:szCs w:val="21"/>
+        </w:rPr>
+        <w:t xml:space="preserve"> | </w:t>
+      </w:r>
+      <w:r>
+        <w:rPr>
+          <w:rFonts w:ascii="Garamond" w:hAnsi="Garamond" w:cs="Arial"/>
+          <w:i/>
+          <w:sz w:val="21"/>
+          <w:szCs w:val="21"/>
+        </w:rPr>
+        <w:t>Industrial Practices Intern, Additive Manufacturing R &amp; D</w:t>
+      </w:r>
+      <w:r>
+        <w:rPr>
+          <w:rFonts w:ascii="Garamond" w:hAnsi="Garamond" w:cs="Arial"/>
+          <w:iCs/>
+          <w:sz w:val="21"/>
+          <w:szCs w:val="21"/>
+        </w:rPr>
+        <w:t>, Iga, Mie, Japan</w:t>
+      </w:r>
+      <w:r>
+        <w:rPr>
+          <w:rFonts w:ascii="Garamond" w:hAnsi="Garamond" w:cs="Arial"/>
+          <w:b/>
+          <w:sz w:val="21"/>
+          <w:szCs w:val="21"/>
+        </w:rPr>
+        <w:tab/>
+      </w:r>
+      <w:r>
+        <w:rPr>
+          <w:rFonts w:ascii="Garamond" w:hAnsi="Garamond" w:cs="Arial"/>
+          <w:bCs/>
+          <w:i/>
+          <w:iCs/>
+          <w:sz w:val="21"/>
+          <w:szCs w:val="21"/>
+        </w:rPr>
+        <w:t>August 2021</w:t>
+      </w:r>
+      <w:r>
+        <w:rPr>
+          <w:rFonts w:ascii="Garamond" w:hAnsi="Garamond" w:cs="Arial"/>
+          <w:bCs/>
+          <w:i/>
+          <w:iCs/>
+          <w:sz w:val="21"/>
+          <w:szCs w:val="21"/>
+        </w:rPr>
+        <w:t xml:space="preserve"> – </w:t>
+      </w:r>
+      <w:r>
+        <w:rPr>
+          <w:rFonts w:ascii="Garamond" w:hAnsi="Garamond" w:cs="Arial"/>
+          <w:bCs/>
+          <w:i/>
+          <w:iCs/>
+          <w:sz w:val="21"/>
+          <w:szCs w:val="21"/>
+        </w:rPr>
+        <w:t>September</w:t>
+      </w:r>
+      <w:r>
+        <w:rPr>
+          <w:rFonts w:ascii="Garamond" w:hAnsi="Garamond" w:cs="Arial"/>
+          <w:bCs/>
+          <w:i/>
+          <w:iCs/>
           <w:sz w:val="21"/>
           <w:szCs w:val="21"/>
         </w:rPr>
         <w:t xml:space="preserve"> </w:t>
       </w:r>
+      <w:r>
+        <w:rPr>
+          <w:rFonts w:ascii="Garamond" w:hAnsi="Garamond" w:cs="Arial"/>
+          <w:bCs/>
+          <w:i/>
+          <w:iCs/>
+          <w:sz w:val="21"/>
+          <w:szCs w:val="21"/>
+        </w:rPr>
+        <w:t>2021</w:t>
+      </w:r>
     </w:p>
     <w:p>
       <w:pPr>
         <w:pStyle w:val="ListParagraph"/>
+        <w:numPr>
+          <w:ilvl w:val="0"/>
+          <w:numId w:val="1"/>
+        </w:numPr>
         <w:tabs>
           <w:tab w:val="right" w:pos="10440"/>
         </w:tabs>
@@ -2508,6 +2097,70 @@
           <w:rFonts w:ascii="Garamond" w:hAnsi="Garamond" w:cs="Arial"/>
           <w:sz w:val="21"/>
           <w:szCs w:val="21"/>
+        </w:rPr>
+      </w:pPr>
+      <w:r>
+        <w:rPr>
+          <w:rFonts w:ascii="Garamond" w:hAnsi="Garamond" w:cs="Arial"/>
+          <w:sz w:val="21"/>
+          <w:szCs w:val="21"/>
+        </w:rPr>
+        <w:t>Analyzed</w:t>
+      </w:r>
+      <w:r>
+        <w:rPr>
+          <w:rFonts w:ascii="Garamond" w:hAnsi="Garamond" w:cs="Arial"/>
+          <w:sz w:val="21"/>
+          <w:szCs w:val="21"/>
+        </w:rPr>
+        <w:t xml:space="preserve"> performance tests of additive manufacturing machines</w:t>
+      </w:r>
+      <w:r>
+        <w:rPr>
+          <w:rFonts w:ascii="Garamond" w:hAnsi="Garamond" w:cs="Arial"/>
+          <w:sz w:val="21"/>
+          <w:szCs w:val="21"/>
+        </w:rPr>
+        <w:t xml:space="preserve"> by operating the machines and inspecting products</w:t>
+      </w:r>
+    </w:p>
+    <w:p>
+      <w:pPr>
+        <w:pStyle w:val="ListParagraph"/>
+        <w:numPr>
+          <w:ilvl w:val="0"/>
+          <w:numId w:val="1"/>
+        </w:numPr>
+        <w:tabs>
+          <w:tab w:val="right" w:pos="10440"/>
+        </w:tabs>
+        <w:spacing w:after="0" w:line="276" w:lineRule="auto"/>
+        <w:rPr>
+          <w:rFonts w:ascii="Garamond" w:hAnsi="Garamond" w:cs="Arial"/>
+          <w:sz w:val="21"/>
+          <w:szCs w:val="21"/>
+        </w:rPr>
+      </w:pPr>
+      <w:r>
+        <w:rPr>
+          <w:rFonts w:ascii="Garamond" w:hAnsi="Garamond" w:cs="Arial"/>
+          <w:sz w:val="21"/>
+          <w:szCs w:val="21"/>
+        </w:rPr>
+        <w:t xml:space="preserve">Investigated additive manufacturing methods by examining machine structures; proposed solutions to heat distortion </w:t>
+      </w:r>
+    </w:p>
+    <w:p>
+      <w:pPr>
+        <w:pStyle w:val="ListParagraph"/>
+        <w:tabs>
+          <w:tab w:val="right" w:pos="10440"/>
+        </w:tabs>
+        <w:spacing w:after="0" w:line="276" w:lineRule="auto"/>
+        <w:rPr>
+          <w:rFonts w:ascii="Garamond" w:hAnsi="Garamond" w:cs="Arial"/>
+          <w:sz w:val="10"/>
+          <w:szCs w:val="10"/>
         </w:rPr>
       </w:pPr>
     </w:p>
@@ -2588,25 +2241,7 @@
           <w:sz w:val="21"/>
           <w:szCs w:val="21"/>
         </w:rPr>
-        <w:t xml:space="preserve">Mechatronics, CAD, Mechanical Design, Microcontroller, </w:t>
-      </w:r>
-      <w:r>
-        <w:rPr>
-          <w:rFonts w:ascii="Garamond" w:hAnsi="Garamond" w:cs="Arial"/>
-          <w:i/>
-          <w:sz w:val="21"/>
-          <w:szCs w:val="21"/>
-        </w:rPr>
-        <w:t>Solder</w:t>
-      </w:r>
-      <w:r>
-        <w:rPr>
-          <w:rFonts w:ascii="Garamond" w:hAnsi="Garamond" w:cs="Arial"/>
-          <w:i/>
-          <w:sz w:val="21"/>
-          <w:szCs w:val="21"/>
-        </w:rPr>
-        <w:t>, Control</w:t>
+        <w:t>Mechatronics, CAD, Mechanical Design, Microcontroller, Control</w:t>
       </w:r>
       <w:r>
         <w:rPr>
@@ -2682,7 +2317,7 @@
           <w:sz w:val="21"/>
           <w:szCs w:val="21"/>
         </w:rPr>
-        <w:t>Present</w:t>
+        <w:t>May 2026</w:t>
       </w:r>
     </w:p>
     <w:p>
@@ -2709,7 +2344,15 @@
           <w:sz w:val="21"/>
           <w:szCs w:val="21"/>
         </w:rPr>
-        <w:t>Design and fabricate a mobile robot using CAD, laser cutting, 3D printing</w:t>
+        <w:t>Designed and fabricated a mobile robot with CAD, laser cutting, and 3D printing; wrote embedded C (Arduino) code for motor control, ToF wall-following, and wireless web interface</w:t>
+      </w:r>
+      <w:r>
+        <w:rPr>
+          <w:rFonts w:ascii="Garamond" w:hAnsi="Garamond" w:cs="Arial"/>
+          <w:sz w:val="21"/>
+          <w:szCs w:val="21"/>
+        </w:rPr>
+        <w:t xml:space="preserve"> using UDP and IP</w:t>
       </w:r>
     </w:p>
     <w:p>
@@ -2737,16 +2380,12 @@
           <w:sz w:val="21"/>
           <w:szCs w:val="21"/>
         </w:rPr>
-        <w:t>Develop embedded control software in C (Arduino) for real-time motor control and sensor integration</w:t>
+        <w:t>Awarded 2nd place in the final competition</w:t>
       </w:r>
     </w:p>
     <w:p>
       <w:pPr>
         <w:pStyle w:val="ListParagraph"/>
-        <w:numPr>
-          <w:ilvl w:val="0"/>
-          <w:numId w:val="2"/>
-        </w:numPr>
         <w:tabs>
           <w:tab w:val="right" w:pos="10440"/>
         </w:tabs>
@@ -2754,59 +2393,8 @@
         <w:rPr>
           <w:rFonts w:ascii="Garamond" w:hAnsi="Garamond" w:cs="Arial"/>
           <w:iCs/>
-          <w:sz w:val="21"/>
-          <w:szCs w:val="21"/>
-        </w:rPr>
-      </w:pPr>
-      <w:r>
-        <w:rPr>
-          <w:rFonts w:ascii="Garamond" w:hAnsi="Garamond" w:cs="Arial"/>
-          <w:iCs/>
-          <w:sz w:val="21"/>
-          <w:szCs w:val="21"/>
-        </w:rPr>
-        <w:t>Implement wall-following using ToF sensor feedback and closed-loop control</w:t>
-      </w:r>
-    </w:p>
-    <w:p>
-      <w:pPr>
-        <w:pStyle w:val="ListParagraph"/>
-        <w:numPr>
-          <w:ilvl w:val="0"/>
-          <w:numId w:val="2"/>
-        </w:numPr>
-        <w:tabs>
-          <w:tab w:val="right" w:pos="10440"/>
-        </w:tabs>
-        <w:spacing w:after="0" w:line="276" w:lineRule="auto"/>
-        <w:rPr>
-          <w:rFonts w:ascii="Garamond" w:hAnsi="Garamond" w:cs="Arial"/>
-          <w:iCs/>
-          <w:sz w:val="21"/>
-          <w:szCs w:val="21"/>
-        </w:rPr>
-      </w:pPr>
-      <w:r>
-        <w:rPr>
-          <w:rFonts w:ascii="Garamond" w:hAnsi="Garamond" w:cs="Arial"/>
-          <w:iCs/>
-          <w:sz w:val="21"/>
-          <w:szCs w:val="21"/>
-        </w:rPr>
-        <w:t>Design and solder custom circuitry and build a web-based interface for wireless robot control</w:t>
-      </w:r>
-    </w:p>
-    <w:p>
-      <w:pPr>
-        <w:tabs>
-          <w:tab w:val="right" w:pos="10440"/>
-        </w:tabs>
-        <w:spacing w:after="0" w:line="276" w:lineRule="auto"/>
-        <w:rPr>
-          <w:rFonts w:ascii="Garamond" w:hAnsi="Garamond" w:cs="Arial"/>
-          <w:iCs/>
-          <w:sz w:val="21"/>
-          <w:szCs w:val="21"/>
+          <w:sz w:val="6"/>
+          <w:szCs w:val="6"/>
         </w:rPr>
       </w:pPr>
     </w:p>
@@ -3446,7 +3034,7 @@
   <w:docDefaults>
     <w:rPrDefault>
       <w:rPr>
-        <w:rFonts w:asciiTheme="minorHAnsi" w:eastAsiaTheme="minorHAnsi" w:hAnsiTheme="minorHAnsi" w:cstheme="minorBidi"/>
+        <w:rFonts w:asciiTheme="minorHAnsi" w:eastAsiaTheme="minorEastAsia" w:hAnsiTheme="minorHAnsi" w:cstheme="minorBidi"/>
         <w:sz w:val="22"/>
         <w:szCs w:val="22"/>
         <w:lang w:val="en-US" w:eastAsia="en-US" w:bidi="ar-SA"/>

--- a/Marika_Nishi_Resume.docx
+++ b/Marika_Nishi_Resume.docx
@@ -43,7 +43,7 @@
           <w:sz w:val="18"/>
           <w:szCs w:val="8"/>
         </w:rPr>
-        <w:t>Software Engineer Intern (Fall 2026)</w:t>
+        <w:t>Robotics Software Engineer</w:t>
       </w:r>
     </w:p>
     <w:p>
@@ -107,7 +107,6 @@
         </w:rPr>
         <w:t>-</w:t>
       </w:r>
-      <w:proofErr w:type="gramStart"/>
       <w:r>
         <w:rPr>
           <w:rFonts w:ascii="Garamond" w:hAnsi="Garamond" w:cs="Arial"/>
@@ -130,16 +129,7 @@
           <w:sz w:val="18"/>
           <w:szCs w:val="18"/>
         </w:rPr>
-        <w:t>Philadelphia</w:t>
-      </w:r>
-      <w:proofErr w:type="gramEnd"/>
-      <w:r>
-        <w:rPr>
-          <w:rFonts w:ascii="Garamond" w:hAnsi="Garamond" w:cs="Arial"/>
-          <w:sz w:val="18"/>
-          <w:szCs w:val="18"/>
-        </w:rPr>
-        <w:t xml:space="preserve">, PA </w:t>
+        <w:t xml:space="preserve">Philadelphia, PA </w:t>
       </w:r>
       <w:hyperlink r:id="rId9" w:history="1">
         <w:r>
@@ -783,6 +773,24 @@
           <w:sz w:val="21"/>
           <w:szCs w:val="21"/>
         </w:rPr>
+        <w:t xml:space="preserve">Robot Operating System (ROS), </w:t>
+      </w:r>
+      <w:r>
+        <w:rPr>
+          <w:rFonts w:ascii="Garamond" w:hAnsi="Garamond" w:cs="Arial"/>
+          <w:iCs/>
+          <w:sz w:val="21"/>
+          <w:szCs w:val="21"/>
+        </w:rPr>
+        <w:t xml:space="preserve">ROS2, </w:t>
+      </w:r>
+      <w:r>
+        <w:rPr>
+          <w:rFonts w:ascii="Garamond" w:hAnsi="Garamond" w:cs="Arial"/>
+          <w:iCs/>
+          <w:sz w:val="21"/>
+          <w:szCs w:val="21"/>
+        </w:rPr>
         <w:t xml:space="preserve">ML-based planning, </w:t>
       </w:r>
       <w:r>
@@ -792,30 +800,118 @@
           <w:sz w:val="21"/>
           <w:szCs w:val="21"/>
         </w:rPr>
-        <w:t xml:space="preserve">Machine Learning, </w:t>
-      </w:r>
-      <w:r>
-        <w:rPr>
-          <w:rFonts w:ascii="Garamond" w:hAnsi="Garamond" w:cs="Arial"/>
-          <w:iCs/>
-          <w:sz w:val="21"/>
-          <w:szCs w:val="21"/>
-        </w:rPr>
-        <w:t>Robot Operating System (</w:t>
-      </w:r>
-      <w:r>
-        <w:rPr>
-          <w:rFonts w:ascii="Garamond" w:hAnsi="Garamond" w:cs="Arial"/>
-          <w:iCs/>
-          <w:sz w:val="21"/>
-          <w:szCs w:val="21"/>
-        </w:rPr>
-        <w:t>ROS</w:t>
-      </w:r>
-      <w:r>
-        <w:rPr>
-          <w:rFonts w:ascii="Garamond" w:hAnsi="Garamond" w:cs="Arial"/>
-          <w:iCs/>
+        <w:t>control</w:t>
+      </w:r>
+      <w:r>
+        <w:rPr>
+          <w:rFonts w:ascii="Garamond" w:hAnsi="Garamond" w:cs="Arial"/>
+          <w:sz w:val="21"/>
+          <w:szCs w:val="21"/>
+        </w:rPr>
+        <w:t xml:space="preserve">, </w:t>
+      </w:r>
+      <w:r>
+        <w:rPr>
+          <w:rFonts w:ascii="Garamond" w:hAnsi="Garamond" w:cs="Arial"/>
+          <w:iCs/>
+          <w:sz w:val="21"/>
+          <w:szCs w:val="21"/>
+        </w:rPr>
+        <w:t>ML</w:t>
+      </w:r>
+      <w:r>
+        <w:rPr>
+          <w:rFonts w:ascii="Garamond" w:hAnsi="Garamond" w:cs="Arial"/>
+          <w:iCs/>
+          <w:sz w:val="21"/>
+          <w:szCs w:val="21"/>
+        </w:rPr>
+        <w:t xml:space="preserve">, </w:t>
+      </w:r>
+      <w:r>
+        <w:rPr>
+          <w:rFonts w:ascii="Garamond" w:hAnsi="Garamond" w:cs="Arial"/>
+          <w:iCs/>
+          <w:sz w:val="21"/>
+          <w:szCs w:val="21"/>
+        </w:rPr>
+        <w:t xml:space="preserve">Git, </w:t>
+      </w:r>
+      <w:r>
+        <w:rPr>
+          <w:rFonts w:ascii="Garamond" w:hAnsi="Garamond" w:cs="Arial"/>
+          <w:sz w:val="21"/>
+          <w:szCs w:val="21"/>
+        </w:rPr>
+        <w:t xml:space="preserve">motion planning, </w:t>
+      </w:r>
+      <w:r>
+        <w:rPr>
+          <w:rFonts w:ascii="Garamond" w:hAnsi="Garamond" w:cs="Arial"/>
+          <w:sz w:val="21"/>
+          <w:szCs w:val="21"/>
+        </w:rPr>
+        <w:t>s</w:t>
+      </w:r>
+      <w:r>
+        <w:rPr>
+          <w:rFonts w:ascii="Garamond" w:hAnsi="Garamond" w:cs="Arial"/>
+          <w:sz w:val="21"/>
+          <w:szCs w:val="21"/>
+        </w:rPr>
+        <w:t xml:space="preserve">ensor </w:t>
+      </w:r>
+      <w:r>
+        <w:rPr>
+          <w:rFonts w:ascii="Garamond" w:hAnsi="Garamond" w:cs="Arial"/>
+          <w:sz w:val="21"/>
+          <w:szCs w:val="21"/>
+        </w:rPr>
+        <w:t>f</w:t>
+      </w:r>
+      <w:r>
+        <w:rPr>
+          <w:rFonts w:ascii="Garamond" w:hAnsi="Garamond" w:cs="Arial"/>
+          <w:sz w:val="21"/>
+          <w:szCs w:val="21"/>
+        </w:rPr>
+        <w:t xml:space="preserve">usion, </w:t>
+      </w:r>
+      <w:r>
+        <w:rPr>
+          <w:rFonts w:ascii="Garamond" w:hAnsi="Garamond" w:cs="Arial"/>
+          <w:sz w:val="21"/>
+          <w:szCs w:val="21"/>
+        </w:rPr>
+        <w:t xml:space="preserve">SLAM, </w:t>
+      </w:r>
+      <w:r>
+        <w:rPr>
+          <w:rFonts w:ascii="Garamond" w:hAnsi="Garamond" w:cs="Arial"/>
+          <w:sz w:val="21"/>
+          <w:szCs w:val="21"/>
+        </w:rPr>
+        <w:t xml:space="preserve">perception, 1/10th scale cars, </w:t>
+      </w:r>
+      <w:r>
+        <w:rPr>
+          <w:rFonts w:ascii="Garamond" w:hAnsi="Garamond" w:cs="Arial"/>
+          <w:sz w:val="21"/>
+          <w:szCs w:val="21"/>
+        </w:rPr>
+        <w:t xml:space="preserve">OpenCV, </w:t>
+      </w:r>
+      <w:r>
+        <w:rPr>
+          <w:rFonts w:ascii="Garamond" w:hAnsi="Garamond" w:cs="Arial"/>
+          <w:sz w:val="21"/>
+          <w:szCs w:val="21"/>
+        </w:rPr>
+        <w:t>Simulator (Gazebo</w:t>
+      </w:r>
+      <w:r>
+        <w:rPr>
+          <w:rFonts w:ascii="Garamond" w:hAnsi="Garamond" w:cs="Arial"/>
           <w:sz w:val="21"/>
           <w:szCs w:val="21"/>
         </w:rPr>
@@ -824,7 +920,6 @@
       <w:r>
         <w:rPr>
           <w:rFonts w:ascii="Garamond" w:hAnsi="Garamond" w:cs="Arial"/>
-          <w:iCs/>
           <w:sz w:val="21"/>
           <w:szCs w:val="21"/>
         </w:rPr>
@@ -833,102 +928,11 @@
       <w:r>
         <w:rPr>
           <w:rFonts w:ascii="Garamond" w:hAnsi="Garamond" w:cs="Arial"/>
-          <w:sz w:val="21"/>
-          <w:szCs w:val="21"/>
-        </w:rPr>
-        <w:t xml:space="preserve">SLAM, </w:t>
-      </w:r>
-      <w:r>
-        <w:rPr>
-          <w:rFonts w:ascii="Garamond" w:hAnsi="Garamond" w:cs="Arial"/>
-          <w:sz w:val="21"/>
-          <w:szCs w:val="21"/>
-        </w:rPr>
-        <w:t xml:space="preserve">perception, 1/10th scale cars, </w:t>
-      </w:r>
-      <w:r>
-        <w:rPr>
-          <w:rFonts w:ascii="Garamond" w:hAnsi="Garamond" w:cs="Arial"/>
-          <w:sz w:val="21"/>
-          <w:szCs w:val="21"/>
-        </w:rPr>
-        <w:t xml:space="preserve">Sensor Fusion, </w:t>
-      </w:r>
-      <w:r>
-        <w:rPr>
-          <w:rFonts w:ascii="Garamond" w:hAnsi="Garamond" w:cs="Arial"/>
-          <w:iCs/>
-          <w:sz w:val="21"/>
-          <w:szCs w:val="21"/>
-        </w:rPr>
-        <w:t>image processing</w:t>
-      </w:r>
-      <w:r>
-        <w:rPr>
-          <w:rFonts w:ascii="Garamond" w:hAnsi="Garamond" w:cs="Arial"/>
-          <w:iCs/>
-          <w:sz w:val="21"/>
-          <w:szCs w:val="21"/>
-        </w:rPr>
-        <w:t xml:space="preserve">, </w:t>
-      </w:r>
-      <w:r>
-        <w:rPr>
-          <w:rFonts w:ascii="Garamond" w:hAnsi="Garamond" w:cs="Arial"/>
-          <w:sz w:val="21"/>
-          <w:szCs w:val="21"/>
-        </w:rPr>
-        <w:t xml:space="preserve">OpenCV, </w:t>
-      </w:r>
-      <w:r>
-        <w:rPr>
-          <w:rFonts w:ascii="Garamond" w:hAnsi="Garamond" w:cs="Arial"/>
-          <w:sz w:val="21"/>
-          <w:szCs w:val="21"/>
-        </w:rPr>
-        <w:t xml:space="preserve">motion planning, </w:t>
-      </w:r>
-      <w:r>
-        <w:rPr>
-          <w:rFonts w:ascii="Garamond" w:hAnsi="Garamond" w:cs="Arial"/>
-          <w:sz w:val="21"/>
-          <w:szCs w:val="21"/>
-        </w:rPr>
-        <w:t>Simulator (Gazebo</w:t>
-      </w:r>
-      <w:r>
-        <w:rPr>
-          <w:rFonts w:ascii="Garamond" w:hAnsi="Garamond" w:cs="Arial"/>
-          <w:sz w:val="21"/>
-          <w:szCs w:val="21"/>
-        </w:rPr>
-        <w:t>)</w:t>
-      </w:r>
-      <w:r>
-        <w:rPr>
-          <w:rFonts w:ascii="Garamond" w:hAnsi="Garamond" w:cs="Arial"/>
-          <w:sz w:val="21"/>
-          <w:szCs w:val="21"/>
-        </w:rPr>
-        <w:t xml:space="preserve">, </w:t>
-      </w:r>
-      <w:r>
-        <w:rPr>
-          <w:rFonts w:ascii="Garamond" w:hAnsi="Garamond" w:cs="Arial"/>
-          <w:iCs/>
-          <w:sz w:val="21"/>
-          <w:szCs w:val="21"/>
-        </w:rPr>
-        <w:t xml:space="preserve">CUDA, </w:t>
-      </w:r>
-      <w:r>
-        <w:rPr>
-          <w:rFonts w:ascii="Garamond" w:hAnsi="Garamond" w:cs="Arial"/>
-          <w:iCs/>
-          <w:sz w:val="21"/>
-          <w:szCs w:val="21"/>
-        </w:rPr>
-        <w:t>control</w:t>
+          <w:iCs/>
+          <w:sz w:val="21"/>
+          <w:szCs w:val="21"/>
+        </w:rPr>
+        <w:t>CUDA</w:t>
       </w:r>
     </w:p>
     <w:p>
@@ -1231,25 +1235,7 @@
           <w:sz w:val="21"/>
           <w:szCs w:val="21"/>
         </w:rPr>
-        <w:t xml:space="preserve">Visibility Evaluation Around Unsignalized Intersections with Occlusion </w:t>
-      </w:r>
-      <w:proofErr w:type="gramStart"/>
-      <w:r>
-        <w:rPr>
-          <w:rFonts w:ascii="Garamond" w:hAnsi="Garamond" w:cs="Arial"/>
-          <w:sz w:val="21"/>
-          <w:szCs w:val="21"/>
-        </w:rPr>
-        <w:t>From</w:t>
-      </w:r>
-      <w:proofErr w:type="gramEnd"/>
-      <w:r>
-        <w:rPr>
-          <w:rFonts w:ascii="Garamond" w:hAnsi="Garamond" w:cs="Arial"/>
-          <w:sz w:val="21"/>
-          <w:szCs w:val="21"/>
-        </w:rPr>
-        <w:t xml:space="preserve"> Arbitrary On-road Viewpoints Using Point Cloud Maps</w:t>
+        <w:t>Visibility Evaluation Around Unsignalized Intersections with Occlusion From Arbitrary On-road Viewpoints Using Point Cloud Maps</w:t>
       </w:r>
       <w:r>
         <w:rPr>
@@ -1543,55 +1529,7 @@
           <w:sz w:val="21"/>
           <w:szCs w:val="21"/>
         </w:rPr>
-        <w:t>Design and implement core algorithms for scheduling, task assignment, and</w:t>
-      </w:r>
-      <w:r>
-        <w:rPr>
-          <w:rFonts w:ascii="Garamond" w:hAnsi="Garamond" w:cs="Arial"/>
-          <w:sz w:val="21"/>
-          <w:szCs w:val="21"/>
-        </w:rPr>
-        <w:t xml:space="preserve"> </w:t>
-      </w:r>
-      <w:r>
-        <w:rPr>
-          <w:rFonts w:ascii="Garamond" w:hAnsi="Garamond" w:cs="Arial"/>
-          <w:sz w:val="21"/>
-          <w:szCs w:val="21"/>
-        </w:rPr>
-        <w:t>multi-agent trajectory planning</w:t>
-      </w:r>
-      <w:r>
-        <w:rPr>
-          <w:rFonts w:ascii="Garamond" w:hAnsi="Garamond" w:cs="Arial"/>
-          <w:sz w:val="21"/>
-          <w:szCs w:val="21"/>
-        </w:rPr>
-        <w:t>; d</w:t>
-      </w:r>
-      <w:r>
-        <w:rPr>
-          <w:rFonts w:ascii="Garamond" w:hAnsi="Garamond" w:cs="Arial"/>
-          <w:sz w:val="21"/>
-          <w:szCs w:val="21"/>
-        </w:rPr>
-        <w:t>evelop AI-enabled optimization and</w:t>
-      </w:r>
-      <w:r>
-        <w:rPr>
-          <w:rFonts w:ascii="Garamond" w:hAnsi="Garamond" w:cs="Arial"/>
-          <w:sz w:val="21"/>
-          <w:szCs w:val="21"/>
-        </w:rPr>
-        <w:t xml:space="preserve"> </w:t>
-      </w:r>
-      <w:r>
-        <w:rPr>
-          <w:rFonts w:ascii="Garamond" w:hAnsi="Garamond" w:cs="Arial"/>
-          <w:sz w:val="21"/>
-          <w:szCs w:val="21"/>
-        </w:rPr>
-        <w:t>decision-making modules that coordinate multiple autonomous vehicles</w:t>
+        <w:t>Investigate autonomous truck on-road test failures by tracing issues across a large-scale Bazel-based perception, planning, and control software stack, identifying root causes through code analysis and debugging</w:t>
       </w:r>
     </w:p>
     <w:p>
@@ -1617,31 +1555,7 @@
           <w:sz w:val="21"/>
           <w:szCs w:val="21"/>
         </w:rPr>
-        <w:t>Develop digital-twin simulation of the</w:t>
-      </w:r>
-      <w:r>
-        <w:rPr>
-          <w:rFonts w:ascii="Garamond" w:hAnsi="Garamond" w:cs="Arial"/>
-          <w:sz w:val="21"/>
-          <w:szCs w:val="21"/>
-        </w:rPr>
-        <w:t xml:space="preserve"> </w:t>
-      </w:r>
-      <w:r>
-        <w:rPr>
-          <w:rFonts w:ascii="Garamond" w:hAnsi="Garamond" w:cs="Arial"/>
-          <w:sz w:val="21"/>
-          <w:szCs w:val="21"/>
-        </w:rPr>
-        <w:t>autonomous logistics hub</w:t>
-      </w:r>
-      <w:r>
-        <w:rPr>
-          <w:rFonts w:ascii="Garamond" w:hAnsi="Garamond" w:cs="Arial"/>
-          <w:sz w:val="21"/>
-          <w:szCs w:val="21"/>
-        </w:rPr>
-        <w:t>; create test cases to evaluate multi-agent operations</w:t>
+        <w:t>Use SQL and AWS to analyze autonomous driving on-road test data and quantitatively evaluate stack performance</w:t>
       </w:r>
     </w:p>
     <w:p>
@@ -2213,7 +2127,6 @@
         </w:rPr>
         <w:t xml:space="preserve">Designed and built </w:t>
       </w:r>
-      <w:proofErr w:type="gramStart"/>
       <w:r>
         <w:rPr>
           <w:rFonts w:ascii="Garamond" w:hAnsi="Garamond" w:cs="Arial"/>
@@ -2222,7 +2135,6 @@
         </w:rPr>
         <w:t>map</w:t>
       </w:r>
-      <w:proofErr w:type="gramEnd"/>
       <w:r>
         <w:rPr>
           <w:rFonts w:ascii="Garamond" w:hAnsi="Garamond" w:cs="Arial"/>
@@ -2375,25 +2287,7 @@
           <w:sz w:val="21"/>
           <w:szCs w:val="21"/>
         </w:rPr>
-        <w:t xml:space="preserve"> that </w:t>
-      </w:r>
-      <w:proofErr w:type="gramStart"/>
-      <w:r>
-        <w:rPr>
-          <w:rFonts w:ascii="Garamond" w:hAnsi="Garamond" w:cs="Arial"/>
-          <w:sz w:val="21"/>
-          <w:szCs w:val="21"/>
-        </w:rPr>
-        <w:t>processed</w:t>
-      </w:r>
-      <w:proofErr w:type="gramEnd"/>
-      <w:r>
-        <w:rPr>
-          <w:rFonts w:ascii="Garamond" w:hAnsi="Garamond" w:cs="Arial"/>
-          <w:sz w:val="21"/>
-          <w:szCs w:val="21"/>
-        </w:rPr>
-        <w:t xml:space="preserve"> </w:t>
+        <w:t xml:space="preserve"> that processed </w:t>
       </w:r>
       <w:r>
         <w:rPr>
@@ -3298,27 +3192,7 @@
           <w:sz w:val="21"/>
           <w:szCs w:val="21"/>
         </w:rPr>
-        <w:t xml:space="preserve">Extended Kalman </w:t>
-      </w:r>
-      <w:proofErr w:type="gramStart"/>
-      <w:r>
-        <w:rPr>
-          <w:rFonts w:ascii="Garamond" w:hAnsi="Garamond" w:cs="Arial"/>
-          <w:i/>
-          <w:sz w:val="21"/>
-          <w:szCs w:val="21"/>
-        </w:rPr>
-        <w:t>Filter ,</w:t>
-      </w:r>
-      <w:proofErr w:type="gramEnd"/>
-      <w:r>
-        <w:rPr>
-          <w:rFonts w:ascii="Garamond" w:hAnsi="Garamond" w:cs="Arial"/>
-          <w:i/>
-          <w:sz w:val="21"/>
-          <w:szCs w:val="21"/>
-        </w:rPr>
-        <w:t xml:space="preserve"> </w:t>
+        <w:t xml:space="preserve">Extended Kalman Filter , </w:t>
       </w:r>
       <w:r>
         <w:rPr>
@@ -3465,54 +3339,8 @@
           <w:sz w:val="21"/>
           <w:szCs w:val="21"/>
         </w:rPr>
-        <w:t xml:space="preserve"> among </w:t>
-      </w:r>
-      <w:proofErr w:type="gramStart"/>
-      <w:r>
-        <w:rPr>
-          <w:rFonts w:ascii="Garamond" w:hAnsi="Garamond" w:cs="Arial"/>
-          <w:sz w:val="21"/>
-          <w:szCs w:val="21"/>
-        </w:rPr>
-        <w:t>pedestrian</w:t>
-      </w:r>
-      <w:proofErr w:type="gramEnd"/>
-      <w:r>
-        <w:rPr>
-          <w:rFonts w:ascii="Garamond" w:hAnsi="Garamond" w:cs="Arial"/>
-          <w:sz w:val="21"/>
-          <w:szCs w:val="21"/>
-        </w:rPr>
-        <w:t xml:space="preserve">, </w:t>
-      </w:r>
-      <w:proofErr w:type="gramStart"/>
-      <w:r>
-        <w:rPr>
-          <w:rFonts w:ascii="Garamond" w:hAnsi="Garamond" w:cs="Arial"/>
-          <w:sz w:val="21"/>
-          <w:szCs w:val="21"/>
-        </w:rPr>
-        <w:t>cyclist</w:t>
-      </w:r>
-      <w:proofErr w:type="gramEnd"/>
-      <w:r>
-        <w:rPr>
-          <w:rFonts w:ascii="Garamond" w:hAnsi="Garamond" w:cs="Arial"/>
-          <w:sz w:val="21"/>
-          <w:szCs w:val="21"/>
-        </w:rPr>
-        <w:t xml:space="preserve">, and intelligent </w:t>
-      </w:r>
-      <w:proofErr w:type="gramStart"/>
-      <w:r>
-        <w:rPr>
-          <w:rFonts w:ascii="Garamond" w:hAnsi="Garamond" w:cs="Arial"/>
-          <w:sz w:val="21"/>
-          <w:szCs w:val="21"/>
-        </w:rPr>
-        <w:t>wheelchair</w:t>
-      </w:r>
-      <w:proofErr w:type="gramEnd"/>
+        <w:t xml:space="preserve"> among pedestrian, cyclist, and intelligent wheelchair</w:t>
+      </w:r>
     </w:p>
     <w:p>
       <w:pPr>

--- a/Marika_Nishi_Resume.docx
+++ b/Marika_Nishi_Resume.docx
@@ -43,7 +43,7 @@
           <w:sz w:val="20"/>
           <w:szCs w:val="10"/>
         </w:rPr>
-        <w:t>Robotics Data Collector</w:t>
+        <w:t>Engineering Development Group</w:t>
       </w:r>
     </w:p>
     <w:p>
@@ -107,6 +107,7 @@
         </w:rPr>
         <w:t>-</w:t>
       </w:r>
+      <w:proofErr w:type="gramStart"/>
       <w:r>
         <w:rPr>
           <w:rFonts w:ascii="Garamond" w:hAnsi="Garamond" w:cs="Arial"/>
@@ -129,7 +130,16 @@
           <w:sz w:val="18"/>
           <w:szCs w:val="18"/>
         </w:rPr>
-        <w:t xml:space="preserve">Philadelphia, PA </w:t>
+        <w:t>Philadelphia</w:t>
+      </w:r>
+      <w:proofErr w:type="gramEnd"/>
+      <w:r>
+        <w:rPr>
+          <w:rFonts w:ascii="Garamond" w:hAnsi="Garamond" w:cs="Arial"/>
+          <w:sz w:val="18"/>
+          <w:szCs w:val="18"/>
+        </w:rPr>
+        <w:t xml:space="preserve">, PA </w:t>
       </w:r>
       <w:hyperlink r:id="rId9" w:history="1">
         <w:r>
@@ -139,7 +149,27 @@
             <w:sz w:val="18"/>
             <w:szCs w:val="18"/>
           </w:rPr>
-          <w:t>linkedin.com/in/marika-nishi/</w:t>
+          <w:t>linkedin.com/in/</w:t>
+        </w:r>
+        <w:proofErr w:type="spellStart"/>
+        <w:r>
+          <w:rPr>
+            <w:rStyle w:val="Hyperlink"/>
+            <w:rFonts w:ascii="Garamond" w:hAnsi="Garamond" w:cs="Arial"/>
+            <w:sz w:val="18"/>
+            <w:szCs w:val="18"/>
+          </w:rPr>
+          <w:t>marika-nishi</w:t>
+        </w:r>
+        <w:proofErr w:type="spellEnd"/>
+        <w:r>
+          <w:rPr>
+            <w:rStyle w:val="Hyperlink"/>
+            <w:rFonts w:ascii="Garamond" w:hAnsi="Garamond" w:cs="Arial"/>
+            <w:sz w:val="18"/>
+            <w:szCs w:val="18"/>
+          </w:rPr>
+          <w:t>/</w:t>
         </w:r>
       </w:hyperlink>
       <w:r>
@@ -169,6 +199,25 @@
         </w:rPr>
         <w:t xml:space="preserve"> </w:t>
       </w:r>
+      <w:hyperlink r:id="rId11" w:history="1">
+        <w:r>
+          <w:rPr>
+            <w:rStyle w:val="Hyperlink"/>
+            <w:rFonts w:ascii="Garamond" w:hAnsi="Garamond" w:cs="Arial"/>
+            <w:sz w:val="18"/>
+            <w:szCs w:val="18"/>
+          </w:rPr>
+          <w:t>marika340.github.io</w:t>
+        </w:r>
+      </w:hyperlink>
+      <w:r>
+        <w:rPr>
+          <w:rFonts w:ascii="Garamond" w:hAnsi="Garamond" w:cs="Arial"/>
+          <w:sz w:val="18"/>
+          <w:szCs w:val="18"/>
+        </w:rPr>
+        <w:t xml:space="preserve"> </w:t>
+      </w:r>
     </w:p>
     <w:p>
       <w:pPr>
@@ -709,15 +758,6 @@
           <w:sz w:val="21"/>
           <w:szCs w:val="21"/>
         </w:rPr>
-        <w:t xml:space="preserve">C++, C, </w:t>
-      </w:r>
-      <w:r>
-        <w:rPr>
-          <w:rFonts w:ascii="Garamond" w:hAnsi="Garamond" w:cs="Arial"/>
-          <w:iCs/>
-          <w:sz w:val="21"/>
-          <w:szCs w:val="21"/>
-        </w:rPr>
         <w:t>Python,</w:t>
       </w:r>
       <w:r>
@@ -729,23 +769,79 @@
         </w:rPr>
         <w:t xml:space="preserve"> </w:t>
       </w:r>
-      <w:r>
-        <w:rPr>
-          <w:rFonts w:ascii="Garamond" w:hAnsi="Garamond" w:cs="Arial"/>
-          <w:iCs/>
-          <w:sz w:val="21"/>
-          <w:szCs w:val="21"/>
-        </w:rPr>
-        <w:t xml:space="preserve">PyTorch, </w:t>
-      </w:r>
-      <w:r>
-        <w:rPr>
-          <w:rFonts w:ascii="Garamond" w:hAnsi="Garamond" w:cs="Arial"/>
-          <w:iCs/>
-          <w:sz w:val="21"/>
-          <w:szCs w:val="21"/>
-        </w:rPr>
-        <w:t>Robot Operating System (</w:t>
+      <w:proofErr w:type="spellStart"/>
+      <w:r>
+        <w:rPr>
+          <w:rFonts w:ascii="Garamond" w:hAnsi="Garamond" w:cs="Arial"/>
+          <w:iCs/>
+          <w:sz w:val="21"/>
+          <w:szCs w:val="21"/>
+        </w:rPr>
+        <w:t>PyTorch</w:t>
+      </w:r>
+      <w:proofErr w:type="spellEnd"/>
+      <w:r>
+        <w:rPr>
+          <w:rFonts w:ascii="Garamond" w:hAnsi="Garamond" w:cs="Arial"/>
+          <w:iCs/>
+          <w:sz w:val="21"/>
+          <w:szCs w:val="21"/>
+        </w:rPr>
+        <w:t xml:space="preserve">, </w:t>
+      </w:r>
+      <w:r>
+        <w:rPr>
+          <w:rFonts w:ascii="Garamond" w:hAnsi="Garamond" w:cs="Arial"/>
+          <w:iCs/>
+          <w:sz w:val="21"/>
+          <w:szCs w:val="21"/>
+        </w:rPr>
+        <w:t xml:space="preserve">C, </w:t>
+      </w:r>
+      <w:r>
+        <w:rPr>
+          <w:rFonts w:ascii="Garamond" w:hAnsi="Garamond" w:cs="Arial"/>
+          <w:iCs/>
+          <w:sz w:val="21"/>
+          <w:szCs w:val="21"/>
+        </w:rPr>
+        <w:t xml:space="preserve">C++, </w:t>
+      </w:r>
+      <w:r>
+        <w:rPr>
+          <w:rFonts w:ascii="Garamond" w:hAnsi="Garamond" w:cs="Arial"/>
+          <w:iCs/>
+          <w:sz w:val="21"/>
+          <w:szCs w:val="21"/>
+        </w:rPr>
+        <w:t>Git,</w:t>
+      </w:r>
+      <w:r>
+        <w:rPr>
+          <w:rFonts w:ascii="Garamond" w:hAnsi="Garamond" w:cs="Arial"/>
+          <w:iCs/>
+          <w:sz w:val="21"/>
+          <w:szCs w:val="21"/>
+        </w:rPr>
+        <w:t xml:space="preserve"> </w:t>
+      </w:r>
+      <w:r>
+        <w:rPr>
+          <w:rFonts w:ascii="Garamond" w:hAnsi="Garamond" w:cs="Arial"/>
+          <w:iCs/>
+          <w:sz w:val="21"/>
+          <w:szCs w:val="21"/>
+        </w:rPr>
+        <w:t xml:space="preserve">Linux, </w:t>
+      </w:r>
+      <w:r>
+        <w:rPr>
+          <w:rFonts w:ascii="Garamond" w:hAnsi="Garamond" w:cs="Arial"/>
+          <w:iCs/>
+          <w:sz w:val="21"/>
+          <w:szCs w:val="21"/>
+        </w:rPr>
+        <w:t xml:space="preserve">ROS, </w:t>
       </w:r>
       <w:r>
         <w:rPr>
@@ -763,6 +859,213 @@
           <w:sz w:val="21"/>
           <w:szCs w:val="21"/>
         </w:rPr>
+        <w:t>2</w:t>
+      </w:r>
+      <w:r>
+        <w:rPr>
+          <w:rFonts w:ascii="Garamond" w:hAnsi="Garamond" w:cs="Arial"/>
+          <w:iCs/>
+          <w:sz w:val="21"/>
+          <w:szCs w:val="21"/>
+        </w:rPr>
+        <w:t>,</w:t>
+      </w:r>
+      <w:r>
+        <w:rPr>
+          <w:rFonts w:ascii="Garamond" w:hAnsi="Garamond" w:cs="Arial"/>
+          <w:iCs/>
+          <w:sz w:val="21"/>
+          <w:szCs w:val="21"/>
+        </w:rPr>
+        <w:t xml:space="preserve"> </w:t>
+      </w:r>
+      <w:r>
+        <w:rPr>
+          <w:rFonts w:ascii="Garamond" w:hAnsi="Garamond" w:cs="Arial"/>
+          <w:iCs/>
+          <w:sz w:val="21"/>
+          <w:szCs w:val="21"/>
+        </w:rPr>
+        <w:t>motion planning</w:t>
+      </w:r>
+      <w:r>
+        <w:rPr>
+          <w:rFonts w:ascii="Garamond" w:hAnsi="Garamond" w:cs="Arial"/>
+          <w:sz w:val="21"/>
+          <w:szCs w:val="21"/>
+        </w:rPr>
+        <w:t xml:space="preserve">, </w:t>
+      </w:r>
+      <w:r>
+        <w:rPr>
+          <w:rFonts w:ascii="Garamond" w:hAnsi="Garamond" w:cs="Arial"/>
+          <w:iCs/>
+          <w:sz w:val="21"/>
+          <w:szCs w:val="21"/>
+        </w:rPr>
+        <w:t xml:space="preserve">ML-based planning, </w:t>
+      </w:r>
+      <w:r>
+        <w:rPr>
+          <w:rFonts w:ascii="Garamond" w:hAnsi="Garamond" w:cs="Arial"/>
+          <w:iCs/>
+          <w:sz w:val="21"/>
+          <w:szCs w:val="21"/>
+        </w:rPr>
+        <w:t xml:space="preserve">MATLAB, Simulink, </w:t>
+      </w:r>
+      <w:r>
+        <w:rPr>
+          <w:rFonts w:ascii="Garamond" w:hAnsi="Garamond" w:cs="Arial"/>
+          <w:iCs/>
+          <w:sz w:val="21"/>
+          <w:szCs w:val="21"/>
+        </w:rPr>
+        <w:t>Docker</w:t>
+      </w:r>
+      <w:r>
+        <w:rPr>
+          <w:rFonts w:ascii="Garamond" w:hAnsi="Garamond" w:cs="Arial"/>
+          <w:iCs/>
+          <w:sz w:val="21"/>
+          <w:szCs w:val="21"/>
+        </w:rPr>
+        <w:t xml:space="preserve">, </w:t>
+      </w:r>
+      <w:r>
+        <w:rPr>
+          <w:rFonts w:ascii="Garamond" w:hAnsi="Garamond" w:cs="Arial"/>
+          <w:iCs/>
+          <w:sz w:val="21"/>
+          <w:szCs w:val="21"/>
+        </w:rPr>
+        <w:t xml:space="preserve">autonomous driving, </w:t>
+      </w:r>
+      <w:r>
+        <w:rPr>
+          <w:rFonts w:ascii="Garamond" w:hAnsi="Garamond" w:cs="Arial"/>
+          <w:iCs/>
+          <w:sz w:val="21"/>
+          <w:szCs w:val="21"/>
+        </w:rPr>
+        <w:t xml:space="preserve">control, </w:t>
+      </w:r>
+      <w:r>
+        <w:rPr>
+          <w:rFonts w:ascii="Garamond" w:hAnsi="Garamond" w:cs="Arial"/>
+          <w:sz w:val="21"/>
+          <w:szCs w:val="21"/>
+        </w:rPr>
+        <w:t>perception, Linux,</w:t>
+      </w:r>
+      <w:r>
+        <w:rPr>
+          <w:rFonts w:ascii="Garamond" w:hAnsi="Garamond" w:cs="Arial"/>
+          <w:iCs/>
+          <w:sz w:val="21"/>
+          <w:szCs w:val="21"/>
+        </w:rPr>
+        <w:t xml:space="preserve"> SLAM</w:t>
+      </w:r>
+      <w:r>
+        <w:rPr>
+          <w:rFonts w:ascii="Garamond" w:hAnsi="Garamond" w:cs="Arial"/>
+          <w:iCs/>
+          <w:sz w:val="21"/>
+          <w:szCs w:val="21"/>
+        </w:rPr>
+        <w:t xml:space="preserve">, sensor fusion, </w:t>
+      </w:r>
+      <w:r>
+        <w:rPr>
+          <w:rFonts w:ascii="Garamond" w:hAnsi="Garamond" w:cs="Arial"/>
+          <w:iCs/>
+          <w:sz w:val="21"/>
+          <w:szCs w:val="21"/>
+        </w:rPr>
+        <w:t>simulation (Gazebo, Isaac</w:t>
+      </w:r>
+      <w:r>
+        <w:rPr>
+          <w:rFonts w:ascii="Garamond" w:hAnsi="Garamond" w:cs="Arial"/>
+          <w:iCs/>
+          <w:sz w:val="21"/>
+          <w:szCs w:val="21"/>
+        </w:rPr>
+        <w:t xml:space="preserve"> </w:t>
+      </w:r>
+      <w:r>
+        <w:rPr>
+          <w:rFonts w:ascii="Garamond" w:hAnsi="Garamond" w:cs="Arial"/>
+          <w:iCs/>
+          <w:sz w:val="21"/>
+          <w:szCs w:val="21"/>
+        </w:rPr>
+        <w:t>Sim</w:t>
+      </w:r>
+      <w:r>
+        <w:rPr>
+          <w:rFonts w:ascii="Garamond" w:hAnsi="Garamond" w:cs="Arial"/>
+          <w:iCs/>
+          <w:sz w:val="21"/>
+          <w:szCs w:val="21"/>
+        </w:rPr>
+        <w:t xml:space="preserve">, </w:t>
+      </w:r>
+      <w:proofErr w:type="spellStart"/>
+      <w:r>
+        <w:rPr>
+          <w:rFonts w:ascii="Garamond" w:hAnsi="Garamond" w:cs="Arial"/>
+          <w:iCs/>
+          <w:sz w:val="21"/>
+          <w:szCs w:val="21"/>
+        </w:rPr>
+        <w:t>Mu</w:t>
+      </w:r>
+      <w:r>
+        <w:rPr>
+          <w:rFonts w:ascii="Garamond" w:hAnsi="Garamond" w:cs="Arial"/>
+          <w:iCs/>
+          <w:sz w:val="21"/>
+          <w:szCs w:val="21"/>
+        </w:rPr>
+        <w:t>J</w:t>
+      </w:r>
+      <w:r>
+        <w:rPr>
+          <w:rFonts w:ascii="Garamond" w:hAnsi="Garamond" w:cs="Arial"/>
+          <w:iCs/>
+          <w:sz w:val="21"/>
+          <w:szCs w:val="21"/>
+        </w:rPr>
+        <w:t>o</w:t>
+      </w:r>
+      <w:r>
+        <w:rPr>
+          <w:rFonts w:ascii="Garamond" w:hAnsi="Garamond" w:cs="Arial"/>
+          <w:iCs/>
+          <w:sz w:val="21"/>
+          <w:szCs w:val="21"/>
+        </w:rPr>
+        <w:t>C</w:t>
+      </w:r>
+      <w:r>
+        <w:rPr>
+          <w:rFonts w:ascii="Garamond" w:hAnsi="Garamond" w:cs="Arial"/>
+          <w:iCs/>
+          <w:sz w:val="21"/>
+          <w:szCs w:val="21"/>
+        </w:rPr>
+        <w:t>o</w:t>
+      </w:r>
+      <w:proofErr w:type="spellEnd"/>
+      <w:r>
+        <w:rPr>
+          <w:rFonts w:ascii="Garamond" w:hAnsi="Garamond" w:cs="Arial"/>
+          <w:iCs/>
+          <w:sz w:val="21"/>
+          <w:szCs w:val="21"/>
+        </w:rPr>
         <w:t>)</w:t>
       </w:r>
       <w:r>
@@ -772,75 +1075,7 @@
           <w:sz w:val="21"/>
           <w:szCs w:val="21"/>
         </w:rPr>
-        <w:t xml:space="preserve">, </w:t>
-      </w:r>
-      <w:r>
-        <w:rPr>
-          <w:rFonts w:ascii="Garamond" w:hAnsi="Garamond" w:cs="Arial"/>
-          <w:sz w:val="21"/>
-          <w:szCs w:val="21"/>
-        </w:rPr>
-        <w:t xml:space="preserve">motion planning, </w:t>
-      </w:r>
-      <w:r>
-        <w:rPr>
-          <w:rFonts w:ascii="Garamond" w:hAnsi="Garamond" w:cs="Arial"/>
-          <w:sz w:val="21"/>
-          <w:szCs w:val="21"/>
-        </w:rPr>
-        <w:t xml:space="preserve">Simulator (Gazebo), mobile robots, </w:t>
-      </w:r>
-      <w:r>
-        <w:rPr>
-          <w:rFonts w:ascii="Garamond" w:hAnsi="Garamond" w:cs="Arial"/>
-          <w:sz w:val="21"/>
-          <w:szCs w:val="21"/>
-        </w:rPr>
-        <w:t xml:space="preserve">perception, 1/10th scale cars, </w:t>
-      </w:r>
-      <w:r>
-        <w:rPr>
-          <w:rFonts w:ascii="Garamond" w:hAnsi="Garamond" w:cs="Arial"/>
-          <w:iCs/>
-          <w:sz w:val="21"/>
-          <w:szCs w:val="21"/>
-        </w:rPr>
-        <w:t>ML</w:t>
-      </w:r>
-      <w:r>
-        <w:rPr>
-          <w:rFonts w:ascii="Garamond" w:hAnsi="Garamond" w:cs="Arial"/>
-          <w:iCs/>
-          <w:sz w:val="21"/>
-          <w:szCs w:val="21"/>
-        </w:rPr>
-        <w:t xml:space="preserve">, ML-based planning, </w:t>
-      </w:r>
-      <w:r>
-        <w:rPr>
-          <w:rFonts w:ascii="Garamond" w:hAnsi="Garamond" w:cs="Arial"/>
-          <w:iCs/>
-          <w:sz w:val="21"/>
-          <w:szCs w:val="21"/>
-        </w:rPr>
-        <w:t xml:space="preserve">CUDA, </w:t>
-      </w:r>
-      <w:r>
-        <w:rPr>
-          <w:rFonts w:ascii="Garamond" w:hAnsi="Garamond" w:cs="Arial"/>
-          <w:iCs/>
-          <w:sz w:val="21"/>
-          <w:szCs w:val="21"/>
-        </w:rPr>
-        <w:t xml:space="preserve">control, segmentation, </w:t>
-      </w:r>
-      <w:r>
-        <w:rPr>
-          <w:rFonts w:ascii="Garamond" w:hAnsi="Garamond" w:cs="Arial"/>
-          <w:sz w:val="21"/>
-          <w:szCs w:val="21"/>
-        </w:rPr>
-        <w:t>SLAM, Sensor Fusion, OpenCV</w:t>
+        <w:t>, AI</w:t>
       </w:r>
     </w:p>
     <w:p>
@@ -881,6 +1116,30 @@
           <w:sz w:val="21"/>
           <w:szCs w:val="21"/>
         </w:rPr>
+        <w:t xml:space="preserve">control </w:t>
+      </w:r>
+      <w:r>
+        <w:rPr>
+          <w:rFonts w:ascii="Garamond" w:hAnsi="Garamond" w:cs="Arial"/>
+          <w:sz w:val="21"/>
+          <w:szCs w:val="21"/>
+        </w:rPr>
+        <w:t>algorithm</w:t>
+      </w:r>
+      <w:r>
+        <w:rPr>
+          <w:rFonts w:ascii="Garamond" w:hAnsi="Garamond" w:cs="Arial"/>
+          <w:sz w:val="21"/>
+          <w:szCs w:val="21"/>
+        </w:rPr>
+        <w:t xml:space="preserve">, </w:t>
+      </w:r>
+      <w:r>
+        <w:rPr>
+          <w:rFonts w:ascii="Garamond" w:hAnsi="Garamond" w:cs="Arial"/>
+          <w:sz w:val="21"/>
+          <w:szCs w:val="21"/>
+        </w:rPr>
         <w:t>LiDAR</w:t>
       </w:r>
       <w:r>
@@ -889,7 +1148,23 @@
           <w:sz w:val="21"/>
           <w:szCs w:val="21"/>
         </w:rPr>
-        <w:t>, RGB camera</w:t>
+        <w:t xml:space="preserve">, </w:t>
+      </w:r>
+      <w:r>
+        <w:rPr>
+          <w:rFonts w:ascii="Garamond" w:hAnsi="Garamond" w:cs="Arial"/>
+          <w:sz w:val="21"/>
+          <w:szCs w:val="21"/>
+        </w:rPr>
+        <w:t xml:space="preserve">IMUs, </w:t>
+      </w:r>
+      <w:r>
+        <w:rPr>
+          <w:rFonts w:ascii="Garamond" w:hAnsi="Garamond" w:cs="Arial"/>
+          <w:sz w:val="21"/>
+          <w:szCs w:val="21"/>
+        </w:rPr>
+        <w:t>RGB camera</w:t>
       </w:r>
       <w:r>
         <w:rPr>
@@ -905,40 +1180,39 @@
           <w:sz w:val="21"/>
           <w:szCs w:val="21"/>
         </w:rPr>
-        <w:t>, GPS</w:t>
-      </w:r>
-      <w:r>
-        <w:rPr>
-          <w:rFonts w:ascii="Garamond" w:hAnsi="Garamond" w:cs="Arial"/>
-          <w:sz w:val="21"/>
-          <w:szCs w:val="21"/>
-        </w:rPr>
-        <w:t xml:space="preserve">, IMU, EKF, </w:t>
-      </w:r>
-      <w:r>
-        <w:rPr>
-          <w:rFonts w:ascii="Garamond" w:hAnsi="Garamond" w:cs="Arial"/>
-          <w:sz w:val="21"/>
-          <w:szCs w:val="21"/>
-        </w:rPr>
-        <w:t xml:space="preserve">actuators, </w:t>
-      </w:r>
-      <w:r>
-        <w:rPr>
-          <w:rFonts w:ascii="Garamond" w:hAnsi="Garamond" w:cs="Arial"/>
-          <w:iCs/>
-          <w:sz w:val="21"/>
-          <w:szCs w:val="21"/>
-        </w:rPr>
-        <w:t xml:space="preserve">3D printers, laser cutters, </w:t>
-      </w:r>
-      <w:r>
-        <w:rPr>
-          <w:rFonts w:ascii="Garamond" w:hAnsi="Garamond" w:cs="Arial"/>
-          <w:sz w:val="21"/>
-          <w:szCs w:val="21"/>
-        </w:rPr>
-        <w:t>drill presses, microcontroller</w:t>
+        <w:t xml:space="preserve">, </w:t>
+      </w:r>
+      <w:r>
+        <w:rPr>
+          <w:rFonts w:ascii="Garamond" w:hAnsi="Garamond" w:cs="Arial"/>
+          <w:sz w:val="21"/>
+          <w:szCs w:val="21"/>
+        </w:rPr>
+        <w:t xml:space="preserve">radar, IMUs, </w:t>
+      </w:r>
+      <w:r>
+        <w:rPr>
+          <w:rFonts w:ascii="Garamond" w:hAnsi="Garamond" w:cs="Arial"/>
+          <w:sz w:val="21"/>
+          <w:szCs w:val="21"/>
+        </w:rPr>
+        <w:t>GPS</w:t>
+      </w:r>
+      <w:r>
+        <w:rPr>
+          <w:rFonts w:ascii="Garamond" w:hAnsi="Garamond" w:cs="Arial"/>
+          <w:sz w:val="21"/>
+          <w:szCs w:val="21"/>
+        </w:rPr>
+        <w:t xml:space="preserve">, </w:t>
+      </w:r>
+      <w:r>
+        <w:rPr>
+          <w:rFonts w:ascii="Garamond" w:hAnsi="Garamond" w:cs="Arial"/>
+          <w:sz w:val="21"/>
+          <w:szCs w:val="21"/>
+        </w:rPr>
+        <w:t>microcontroller</w:t>
       </w:r>
     </w:p>
     <w:p>
@@ -1143,7 +1417,25 @@
           <w:sz w:val="21"/>
           <w:szCs w:val="21"/>
         </w:rPr>
-        <w:t>Visibility Evaluation Around Unsignalized Intersections with Occlusion From Arbitrary On-road Viewpoints Using Point Cloud Maps</w:t>
+        <w:t xml:space="preserve">Visibility Evaluation Around Unsignalized Intersections with Occlusion </w:t>
+      </w:r>
+      <w:proofErr w:type="gramStart"/>
+      <w:r>
+        <w:rPr>
+          <w:rFonts w:ascii="Garamond" w:hAnsi="Garamond" w:cs="Arial"/>
+          <w:sz w:val="21"/>
+          <w:szCs w:val="21"/>
+        </w:rPr>
+        <w:t>From</w:t>
+      </w:r>
+      <w:proofErr w:type="gramEnd"/>
+      <w:r>
+        <w:rPr>
+          <w:rFonts w:ascii="Garamond" w:hAnsi="Garamond" w:cs="Arial"/>
+          <w:sz w:val="21"/>
+          <w:szCs w:val="21"/>
+        </w:rPr>
+        <w:t xml:space="preserve"> Arbitrary On-road Viewpoints Using Point Cloud Maps</w:t>
       </w:r>
       <w:r>
         <w:rPr>
@@ -1286,6 +1578,191 @@
           <w:sz w:val="21"/>
           <w:szCs w:val="21"/>
         </w:rPr>
+        <w:t>Vijay Kumar Lab</w:t>
+      </w:r>
+      <w:r>
+        <w:rPr>
+          <w:rFonts w:ascii="Garamond" w:hAnsi="Garamond" w:cs="Arial"/>
+          <w:iCs/>
+          <w:sz w:val="21"/>
+          <w:szCs w:val="21"/>
+        </w:rPr>
+        <w:t xml:space="preserve"> | </w:t>
+      </w:r>
+      <w:r>
+        <w:rPr>
+          <w:rFonts w:ascii="Garamond" w:hAnsi="Garamond" w:cs="Arial"/>
+          <w:i/>
+          <w:sz w:val="21"/>
+          <w:szCs w:val="21"/>
+        </w:rPr>
+        <w:t>Research Assistant,</w:t>
+      </w:r>
+      <w:r>
+        <w:rPr>
+          <w:rFonts w:ascii="Garamond" w:hAnsi="Garamond" w:cs="Arial"/>
+          <w:iCs/>
+          <w:sz w:val="21"/>
+          <w:szCs w:val="21"/>
+        </w:rPr>
+        <w:t xml:space="preserve"> Philadelphia, PA, United States</w:t>
+      </w:r>
+      <w:r>
+        <w:rPr>
+          <w:rFonts w:ascii="Garamond" w:hAnsi="Garamond" w:cs="Arial"/>
+          <w:b/>
+          <w:sz w:val="21"/>
+          <w:szCs w:val="21"/>
+        </w:rPr>
+        <w:tab/>
+      </w:r>
+      <w:r>
+        <w:rPr>
+          <w:rFonts w:ascii="Garamond" w:hAnsi="Garamond" w:cs="Arial"/>
+          <w:bCs/>
+          <w:i/>
+          <w:iCs/>
+          <w:sz w:val="21"/>
+          <w:szCs w:val="21"/>
+        </w:rPr>
+        <w:t>May 2026</w:t>
+      </w:r>
+      <w:r>
+        <w:rPr>
+          <w:rFonts w:ascii="Garamond" w:hAnsi="Garamond" w:cs="Arial"/>
+          <w:bCs/>
+          <w:i/>
+          <w:iCs/>
+          <w:sz w:val="21"/>
+          <w:szCs w:val="21"/>
+        </w:rPr>
+        <w:t xml:space="preserve"> – </w:t>
+      </w:r>
+      <w:r>
+        <w:rPr>
+          <w:rFonts w:ascii="Garamond" w:hAnsi="Garamond" w:cs="Arial"/>
+          <w:bCs/>
+          <w:i/>
+          <w:iCs/>
+          <w:sz w:val="21"/>
+          <w:szCs w:val="21"/>
+        </w:rPr>
+        <w:t>Present</w:t>
+      </w:r>
+    </w:p>
+    <w:p>
+      <w:pPr>
+        <w:pStyle w:val="ListParagraph"/>
+        <w:numPr>
+          <w:ilvl w:val="0"/>
+          <w:numId w:val="3"/>
+        </w:numPr>
+        <w:tabs>
+          <w:tab w:val="right" w:pos="10440"/>
+        </w:tabs>
+        <w:spacing w:after="0" w:line="276" w:lineRule="auto"/>
+        <w:rPr>
+          <w:rFonts w:ascii="Garamond" w:hAnsi="Garamond" w:cs="Arial"/>
+          <w:bCs/>
+          <w:sz w:val="21"/>
+          <w:szCs w:val="21"/>
+        </w:rPr>
+      </w:pPr>
+      <w:r>
+        <w:rPr>
+          <w:rFonts w:ascii="Garamond" w:hAnsi="Garamond" w:cs="Arial"/>
+          <w:sz w:val="21"/>
+          <w:szCs w:val="21"/>
+        </w:rPr>
+        <w:t xml:space="preserve">Design and build VLA control system </w:t>
+      </w:r>
+      <w:r>
+        <w:rPr>
+          <w:rFonts w:ascii="Garamond" w:hAnsi="Garamond" w:cs="Arial"/>
+          <w:sz w:val="21"/>
+          <w:szCs w:val="21"/>
+        </w:rPr>
+        <w:t>of drones with robotic arm</w:t>
+      </w:r>
+      <w:r>
+        <w:rPr>
+          <w:rFonts w:ascii="Garamond" w:hAnsi="Garamond" w:cs="Arial"/>
+          <w:sz w:val="21"/>
+          <w:szCs w:val="21"/>
+        </w:rPr>
+        <w:t>s</w:t>
+      </w:r>
+      <w:r>
+        <w:rPr>
+          <w:rFonts w:ascii="Garamond" w:hAnsi="Garamond" w:cs="Arial"/>
+          <w:sz w:val="21"/>
+          <w:szCs w:val="21"/>
+        </w:rPr>
+        <w:t xml:space="preserve"> </w:t>
+      </w:r>
+      <w:r>
+        <w:rPr>
+          <w:rFonts w:ascii="Garamond" w:hAnsi="Garamond" w:cs="Arial"/>
+          <w:sz w:val="21"/>
+          <w:szCs w:val="21"/>
+        </w:rPr>
+        <w:t xml:space="preserve">to complete tasks like </w:t>
+      </w:r>
+      <w:r>
+        <w:rPr>
+          <w:rFonts w:ascii="Garamond" w:hAnsi="Garamond" w:cs="Arial"/>
+          <w:sz w:val="21"/>
+          <w:szCs w:val="21"/>
+        </w:rPr>
+        <w:t>turning valves</w:t>
+      </w:r>
+      <w:r>
+        <w:rPr>
+          <w:rFonts w:ascii="Garamond" w:hAnsi="Garamond" w:cs="Arial"/>
+          <w:sz w:val="21"/>
+          <w:szCs w:val="21"/>
+        </w:rPr>
+        <w:t xml:space="preserve"> </w:t>
+      </w:r>
+      <w:r>
+        <w:rPr>
+          <w:rFonts w:ascii="Garamond" w:hAnsi="Garamond" w:cs="Arial"/>
+          <w:sz w:val="21"/>
+          <w:szCs w:val="21"/>
+        </w:rPr>
+        <w:t xml:space="preserve">with </w:t>
+      </w:r>
+      <w:proofErr w:type="spellStart"/>
+      <w:r>
+        <w:rPr>
+          <w:rFonts w:ascii="Garamond" w:hAnsi="Garamond" w:cs="Arial"/>
+          <w:sz w:val="21"/>
+          <w:szCs w:val="21"/>
+        </w:rPr>
+        <w:t>IsaacSim</w:t>
+      </w:r>
+      <w:proofErr w:type="spellEnd"/>
+    </w:p>
+    <w:p>
+      <w:pPr>
+        <w:tabs>
+          <w:tab w:val="right" w:pos="10440"/>
+        </w:tabs>
+        <w:spacing w:after="0" w:line="276" w:lineRule="auto"/>
+        <w:rPr>
+          <w:rFonts w:ascii="Garamond" w:hAnsi="Garamond" w:cs="Arial"/>
+          <w:b/>
+          <w:sz w:val="21"/>
+          <w:szCs w:val="21"/>
+        </w:rPr>
+      </w:pPr>
+      <w:r>
+        <w:rPr>
+          <w:rFonts w:ascii="Garamond" w:hAnsi="Garamond" w:cs="Arial"/>
+          <w:bCs/>
+          <w:sz w:val="21"/>
+          <w:szCs w:val="21"/>
+        </w:rPr>
         <w:t>ISUZU</w:t>
       </w:r>
       <w:r>
@@ -1364,7 +1841,18 @@
           <w:sz w:val="21"/>
           <w:szCs w:val="21"/>
         </w:rPr>
-        <w:t>Present</w:t>
+        <w:t>August</w:t>
+      </w:r>
+      <w:r>
+        <w:rPr>
+          <w:rFonts w:ascii="Garamond" w:hAnsi="Garamond" w:cs="Arial"/>
+          <w:bCs/>
+          <w:i/>
+          <w:iCs/>
+          <w:sz w:val="21"/>
+          <w:szCs w:val="21"/>
+        </w:rPr>
+        <w:t xml:space="preserve"> 2026</w:t>
       </w:r>
     </w:p>
     <w:p>
@@ -1390,55 +1878,49 @@
           <w:sz w:val="21"/>
           <w:szCs w:val="21"/>
         </w:rPr>
-        <w:t>Design and implement core algorithms for scheduling, task assignment, and</w:t>
-      </w:r>
-      <w:r>
-        <w:rPr>
-          <w:rFonts w:ascii="Garamond" w:hAnsi="Garamond" w:cs="Arial"/>
-          <w:sz w:val="21"/>
-          <w:szCs w:val="21"/>
-        </w:rPr>
-        <w:t xml:space="preserve"> </w:t>
-      </w:r>
-      <w:r>
-        <w:rPr>
-          <w:rFonts w:ascii="Garamond" w:hAnsi="Garamond" w:cs="Arial"/>
-          <w:sz w:val="21"/>
-          <w:szCs w:val="21"/>
-        </w:rPr>
-        <w:t>multi-agent trajectory planning</w:t>
-      </w:r>
-      <w:r>
-        <w:rPr>
-          <w:rFonts w:ascii="Garamond" w:hAnsi="Garamond" w:cs="Arial"/>
-          <w:sz w:val="21"/>
-          <w:szCs w:val="21"/>
-        </w:rPr>
-        <w:t>; d</w:t>
-      </w:r>
-      <w:r>
-        <w:rPr>
-          <w:rFonts w:ascii="Garamond" w:hAnsi="Garamond" w:cs="Arial"/>
-          <w:sz w:val="21"/>
-          <w:szCs w:val="21"/>
-        </w:rPr>
-        <w:t>evelop AI-enabled optimization and</w:t>
-      </w:r>
-      <w:r>
-        <w:rPr>
-          <w:rFonts w:ascii="Garamond" w:hAnsi="Garamond" w:cs="Arial"/>
-          <w:sz w:val="21"/>
-          <w:szCs w:val="21"/>
-        </w:rPr>
-        <w:t xml:space="preserve"> </w:t>
-      </w:r>
-      <w:r>
-        <w:rPr>
-          <w:rFonts w:ascii="Garamond" w:hAnsi="Garamond" w:cs="Arial"/>
-          <w:sz w:val="21"/>
-          <w:szCs w:val="21"/>
-        </w:rPr>
-        <w:t>decision-making modules that coordinate multiple autonomous vehicles</w:t>
+        <w:t xml:space="preserve">Investigate autonomous truck on-road test failures by tracing issues across a large-scale perception, planning, and control software </w:t>
+      </w:r>
+      <w:r>
+        <w:rPr>
+          <w:rFonts w:ascii="Garamond" w:hAnsi="Garamond" w:cs="Arial"/>
+          <w:sz w:val="21"/>
+          <w:szCs w:val="21"/>
+        </w:rPr>
+        <w:t>architecture</w:t>
+      </w:r>
+      <w:r>
+        <w:rPr>
+          <w:rFonts w:ascii="Garamond" w:hAnsi="Garamond" w:cs="Arial"/>
+          <w:sz w:val="21"/>
+          <w:szCs w:val="21"/>
+        </w:rPr>
+        <w:t xml:space="preserve"> built with Bazel and </w:t>
+      </w:r>
+      <w:proofErr w:type="spellStart"/>
+      <w:r>
+        <w:rPr>
+          <w:rFonts w:ascii="Garamond" w:hAnsi="Garamond" w:cs="Arial"/>
+          <w:sz w:val="21"/>
+          <w:szCs w:val="21"/>
+        </w:rPr>
+        <w:t>protobuf</w:t>
+      </w:r>
+      <w:proofErr w:type="spellEnd"/>
+      <w:r>
+        <w:rPr>
+          <w:rFonts w:ascii="Garamond" w:hAnsi="Garamond" w:cs="Arial"/>
+          <w:sz w:val="21"/>
+          <w:szCs w:val="21"/>
+        </w:rPr>
+        <w:t>, identifying root causes through code analysis and debuggin</w:t>
+      </w:r>
+      <w:r>
+        <w:rPr>
+          <w:rFonts w:ascii="Garamond" w:hAnsi="Garamond" w:cs="Arial"/>
+          <w:sz w:val="21"/>
+          <w:szCs w:val="21"/>
+        </w:rPr>
+        <w:t>g</w:t>
       </w:r>
     </w:p>
     <w:p>
@@ -1464,31 +1946,15 @@
           <w:sz w:val="21"/>
           <w:szCs w:val="21"/>
         </w:rPr>
-        <w:t>Develop digital-twin simulation of the</w:t>
-      </w:r>
-      <w:r>
-        <w:rPr>
-          <w:rFonts w:ascii="Garamond" w:hAnsi="Garamond" w:cs="Arial"/>
-          <w:sz w:val="21"/>
-          <w:szCs w:val="21"/>
-        </w:rPr>
-        <w:t xml:space="preserve"> </w:t>
-      </w:r>
-      <w:r>
-        <w:rPr>
-          <w:rFonts w:ascii="Garamond" w:hAnsi="Garamond" w:cs="Arial"/>
-          <w:sz w:val="21"/>
-          <w:szCs w:val="21"/>
-        </w:rPr>
-        <w:t>autonomous logistics hub</w:t>
-      </w:r>
-      <w:r>
-        <w:rPr>
-          <w:rFonts w:ascii="Garamond" w:hAnsi="Garamond" w:cs="Arial"/>
-          <w:sz w:val="21"/>
-          <w:szCs w:val="21"/>
-        </w:rPr>
-        <w:t>; create test cases to evaluate multi-agent operations</w:t>
+        <w:t>Use SQL to analyze autonomous driving on-road test data and quantitatively evaluate performance</w:t>
+      </w:r>
+      <w:r>
+        <w:rPr>
+          <w:rFonts w:ascii="Garamond" w:hAnsi="Garamond" w:cs="Arial"/>
+          <w:sz w:val="21"/>
+          <w:szCs w:val="21"/>
+        </w:rPr>
+        <w:t xml:space="preserve"> in dashboards</w:t>
       </w:r>
     </w:p>
     <w:p>
@@ -1511,7 +1977,25 @@
           <w:sz w:val="21"/>
           <w:szCs w:val="21"/>
         </w:rPr>
-        <w:t>Vijay Kumar Lab</w:t>
+        <w:t xml:space="preserve">Vijay </w:t>
+      </w:r>
+      <w:r>
+        <w:rPr>
+          <w:rFonts w:ascii="Garamond" w:hAnsi="Garamond" w:cs="Arial"/>
+          <w:bCs/>
+          <w:sz w:val="21"/>
+          <w:szCs w:val="21"/>
+        </w:rPr>
+        <w:t xml:space="preserve">Kumar </w:t>
+      </w:r>
+      <w:r>
+        <w:rPr>
+          <w:rFonts w:ascii="Garamond" w:hAnsi="Garamond" w:cs="Arial"/>
+          <w:bCs/>
+          <w:sz w:val="21"/>
+          <w:szCs w:val="21"/>
+        </w:rPr>
+        <w:t>Lab</w:t>
       </w:r>
       <w:r>
         <w:rPr>
@@ -1529,61 +2013,16 @@
           <w:sz w:val="21"/>
           <w:szCs w:val="21"/>
         </w:rPr>
-        <w:t>Research Assistant</w:t>
-      </w:r>
-      <w:r>
-        <w:rPr>
-          <w:rFonts w:ascii="Garamond" w:hAnsi="Garamond" w:cs="Arial"/>
-          <w:i/>
-          <w:sz w:val="21"/>
-          <w:szCs w:val="21"/>
-        </w:rPr>
-        <w:t>,</w:t>
-      </w:r>
-      <w:r>
-        <w:rPr>
-          <w:rFonts w:ascii="Garamond" w:hAnsi="Garamond" w:cs="Arial"/>
-          <w:iCs/>
-          <w:sz w:val="21"/>
-          <w:szCs w:val="21"/>
-        </w:rPr>
-        <w:t xml:space="preserve"> </w:t>
-      </w:r>
-      <w:r>
-        <w:rPr>
-          <w:rFonts w:ascii="Garamond" w:hAnsi="Garamond" w:cs="Arial"/>
-          <w:iCs/>
-          <w:sz w:val="21"/>
-          <w:szCs w:val="21"/>
-        </w:rPr>
-        <w:t>Philadelphia</w:t>
-      </w:r>
-      <w:r>
-        <w:rPr>
-          <w:rFonts w:ascii="Garamond" w:hAnsi="Garamond" w:cs="Arial"/>
-          <w:iCs/>
-          <w:sz w:val="21"/>
-          <w:szCs w:val="21"/>
-        </w:rPr>
-        <w:t xml:space="preserve">, </w:t>
-      </w:r>
-      <w:r>
-        <w:rPr>
-          <w:rFonts w:ascii="Garamond" w:hAnsi="Garamond" w:cs="Arial"/>
-          <w:iCs/>
-          <w:sz w:val="21"/>
-          <w:szCs w:val="21"/>
-        </w:rPr>
-        <w:t>PA</w:t>
-      </w:r>
-      <w:r>
-        <w:rPr>
-          <w:rFonts w:ascii="Garamond" w:hAnsi="Garamond" w:cs="Arial"/>
-          <w:iCs/>
-          <w:sz w:val="21"/>
-          <w:szCs w:val="21"/>
-        </w:rPr>
-        <w:t>, United States</w:t>
+        <w:t>Research Intern,</w:t>
+      </w:r>
+      <w:r>
+        <w:rPr>
+          <w:rFonts w:ascii="Garamond" w:hAnsi="Garamond" w:cs="Arial"/>
+          <w:iCs/>
+          <w:sz w:val="21"/>
+          <w:szCs w:val="21"/>
+        </w:rPr>
+        <w:t xml:space="preserve"> Philadelphia, PA, United States</w:t>
       </w:r>
       <w:r>
         <w:rPr>
@@ -1603,29 +2042,29 @@
           <w:sz w:val="21"/>
           <w:szCs w:val="21"/>
         </w:rPr>
+        <w:t>May 2025</w:t>
+      </w:r>
+      <w:r>
+        <w:rPr>
+          <w:rFonts w:ascii="Garamond" w:hAnsi="Garamond" w:cs="Arial"/>
+          <w:bCs/>
+          <w:i/>
+          <w:iCs/>
+          <w:sz w:val="21"/>
+          <w:szCs w:val="21"/>
+        </w:rPr>
+        <w:t xml:space="preserve"> – </w:t>
+      </w:r>
+      <w:r>
+        <w:rPr>
+          <w:rFonts w:ascii="Garamond" w:hAnsi="Garamond" w:cs="Arial"/>
+          <w:bCs/>
+          <w:i/>
+          <w:iCs/>
+          <w:sz w:val="21"/>
+          <w:szCs w:val="21"/>
+        </w:rPr>
         <w:t>May 2026</w:t>
-      </w:r>
-      <w:r>
-        <w:rPr>
-          <w:rFonts w:ascii="Garamond" w:hAnsi="Garamond" w:cs="Arial"/>
-          <w:bCs/>
-          <w:i/>
-          <w:iCs/>
-          <w:sz w:val="21"/>
-          <w:szCs w:val="21"/>
-        </w:rPr>
-        <w:t xml:space="preserve"> – </w:t>
-      </w:r>
-      <w:r>
-        <w:rPr>
-          <w:rFonts w:ascii="Garamond" w:hAnsi="Garamond" w:cs="Arial"/>
-          <w:bCs/>
-          <w:i/>
-          <w:iCs/>
-          <w:sz w:val="21"/>
-          <w:szCs w:val="21"/>
-        </w:rPr>
-        <w:t>Present</w:t>
       </w:r>
     </w:p>
     <w:p>
@@ -1641,143 +2080,122 @@
         <w:spacing w:after="0" w:line="276" w:lineRule="auto"/>
         <w:rPr>
           <w:rFonts w:ascii="Garamond" w:hAnsi="Garamond" w:cs="Arial"/>
-          <w:sz w:val="21"/>
-          <w:szCs w:val="21"/>
-        </w:rPr>
-      </w:pPr>
-      <w:r>
-        <w:rPr>
-          <w:rFonts w:ascii="Garamond" w:hAnsi="Garamond" w:cs="Arial"/>
-          <w:sz w:val="21"/>
-          <w:szCs w:val="21"/>
-        </w:rPr>
-        <w:t xml:space="preserve">Design and </w:t>
-      </w:r>
-      <w:r>
-        <w:rPr>
-          <w:rFonts w:ascii="Garamond" w:hAnsi="Garamond" w:cs="Arial"/>
-          <w:sz w:val="21"/>
-          <w:szCs w:val="21"/>
-        </w:rPr>
-        <w:t>build VLA-based drone control</w:t>
-      </w:r>
-      <w:r>
-        <w:rPr>
-          <w:rFonts w:ascii="Garamond" w:hAnsi="Garamond" w:cs="Arial"/>
-          <w:sz w:val="21"/>
-          <w:szCs w:val="21"/>
-        </w:rPr>
-        <w:t xml:space="preserve"> system to complete tasks like opening windows and turning valves</w:t>
-      </w:r>
-    </w:p>
-    <w:p>
-      <w:pPr>
-        <w:tabs>
-          <w:tab w:val="right" w:pos="10440"/>
-        </w:tabs>
-        <w:spacing w:after="0" w:line="276" w:lineRule="auto"/>
-        <w:rPr>
-          <w:rFonts w:ascii="Garamond" w:hAnsi="Garamond" w:cs="Arial"/>
-          <w:b/>
-          <w:sz w:val="21"/>
-          <w:szCs w:val="21"/>
-        </w:rPr>
-      </w:pPr>
-      <w:r>
-        <w:rPr>
-          <w:rFonts w:ascii="Garamond" w:hAnsi="Garamond" w:cs="Arial"/>
-          <w:bCs/>
-          <w:sz w:val="21"/>
-          <w:szCs w:val="21"/>
-        </w:rPr>
-        <w:t xml:space="preserve">Vijay </w:t>
-      </w:r>
-      <w:r>
-        <w:rPr>
-          <w:rFonts w:ascii="Garamond" w:hAnsi="Garamond" w:cs="Arial"/>
-          <w:bCs/>
-          <w:sz w:val="21"/>
-          <w:szCs w:val="21"/>
-        </w:rPr>
-        <w:t xml:space="preserve">Kumar </w:t>
-      </w:r>
-      <w:r>
-        <w:rPr>
-          <w:rFonts w:ascii="Garamond" w:hAnsi="Garamond" w:cs="Arial"/>
-          <w:bCs/>
-          <w:sz w:val="21"/>
-          <w:szCs w:val="21"/>
-        </w:rPr>
-        <w:t>Lab</w:t>
-      </w:r>
-      <w:r>
-        <w:rPr>
-          <w:rFonts w:ascii="Garamond" w:hAnsi="Garamond" w:cs="Arial"/>
-          <w:iCs/>
-          <w:sz w:val="21"/>
-          <w:szCs w:val="21"/>
-        </w:rPr>
-        <w:t xml:space="preserve"> | </w:t>
-      </w:r>
-      <w:r>
-        <w:rPr>
-          <w:rFonts w:ascii="Garamond" w:hAnsi="Garamond" w:cs="Arial"/>
-          <w:i/>
-          <w:sz w:val="21"/>
-          <w:szCs w:val="21"/>
-        </w:rPr>
-        <w:t>Research Intern,</w:t>
-      </w:r>
-      <w:r>
-        <w:rPr>
-          <w:rFonts w:ascii="Garamond" w:hAnsi="Garamond" w:cs="Arial"/>
-          <w:iCs/>
-          <w:sz w:val="21"/>
-          <w:szCs w:val="21"/>
-        </w:rPr>
-        <w:t xml:space="preserve"> Philadelphia, PA, United States</w:t>
-      </w:r>
-      <w:r>
-        <w:rPr>
-          <w:rFonts w:ascii="Garamond" w:hAnsi="Garamond" w:cs="Arial"/>
-          <w:b/>
-          <w:sz w:val="21"/>
-          <w:szCs w:val="21"/>
-        </w:rPr>
-        <w:tab/>
-      </w:r>
-      <w:r>
-        <w:rPr>
-          <w:rFonts w:ascii="Garamond" w:hAnsi="Garamond" w:cs="Arial"/>
-          <w:bCs/>
-          <w:i/>
-          <w:iCs/>
-          <w:sz w:val="21"/>
-          <w:szCs w:val="21"/>
-        </w:rPr>
-        <w:t>May 2025</w:t>
-      </w:r>
-      <w:r>
-        <w:rPr>
-          <w:rFonts w:ascii="Garamond" w:hAnsi="Garamond" w:cs="Arial"/>
-          <w:bCs/>
-          <w:i/>
-          <w:iCs/>
-          <w:sz w:val="21"/>
-          <w:szCs w:val="21"/>
-        </w:rPr>
-        <w:t xml:space="preserve"> – </w:t>
-      </w:r>
-      <w:r>
-        <w:rPr>
-          <w:rFonts w:ascii="Garamond" w:hAnsi="Garamond" w:cs="Arial"/>
-          <w:bCs/>
-          <w:i/>
-          <w:iCs/>
-          <w:sz w:val="21"/>
-          <w:szCs w:val="21"/>
-        </w:rPr>
-        <w:t>May 2026</w:t>
+          <w:bCs/>
+          <w:sz w:val="21"/>
+          <w:szCs w:val="21"/>
+        </w:rPr>
+      </w:pPr>
+      <w:r>
+        <w:rPr>
+          <w:rFonts w:ascii="Garamond" w:hAnsi="Garamond" w:cs="Arial"/>
+          <w:sz w:val="21"/>
+          <w:szCs w:val="21"/>
+        </w:rPr>
+        <w:t>Implement</w:t>
+      </w:r>
+      <w:r>
+        <w:rPr>
+          <w:rFonts w:ascii="Garamond" w:hAnsi="Garamond" w:cs="Arial"/>
+          <w:sz w:val="21"/>
+          <w:szCs w:val="21"/>
+        </w:rPr>
+        <w:t>ed</w:t>
+      </w:r>
+      <w:r>
+        <w:rPr>
+          <w:rFonts w:ascii="Garamond" w:hAnsi="Garamond" w:cs="Arial"/>
+          <w:sz w:val="21"/>
+          <w:szCs w:val="21"/>
+        </w:rPr>
+        <w:t xml:space="preserve"> driving simulator</w:t>
+      </w:r>
+      <w:r>
+        <w:rPr>
+          <w:rFonts w:ascii="Garamond" w:hAnsi="Garamond" w:cs="Arial"/>
+          <w:sz w:val="21"/>
+          <w:szCs w:val="21"/>
+        </w:rPr>
+        <w:t>s</w:t>
+      </w:r>
+      <w:r>
+        <w:rPr>
+          <w:rFonts w:ascii="Garamond" w:hAnsi="Garamond" w:cs="Arial"/>
+          <w:sz w:val="21"/>
+          <w:szCs w:val="21"/>
+        </w:rPr>
+        <w:t xml:space="preserve"> that visualized data </w:t>
+      </w:r>
+      <w:r>
+        <w:rPr>
+          <w:rFonts w:ascii="Garamond" w:hAnsi="Garamond" w:cs="Arial"/>
+          <w:sz w:val="21"/>
+          <w:szCs w:val="21"/>
+        </w:rPr>
+        <w:t>of</w:t>
+      </w:r>
+      <w:r>
+        <w:rPr>
+          <w:rFonts w:ascii="Garamond" w:hAnsi="Garamond" w:cs="Arial"/>
+          <w:sz w:val="21"/>
+          <w:szCs w:val="21"/>
+        </w:rPr>
+        <w:t xml:space="preserve"> event camera on </w:t>
+      </w:r>
+      <w:r>
+        <w:rPr>
+          <w:rFonts w:ascii="Garamond" w:hAnsi="Garamond" w:cs="Arial"/>
+          <w:sz w:val="21"/>
+          <w:szCs w:val="21"/>
+        </w:rPr>
+        <w:t>F1</w:t>
+      </w:r>
+      <w:r>
+        <w:rPr>
+          <w:rFonts w:ascii="Garamond" w:hAnsi="Garamond" w:cs="Arial"/>
+          <w:sz w:val="21"/>
+          <w:szCs w:val="21"/>
+        </w:rPr>
+        <w:t>tenth</w:t>
+      </w:r>
+      <w:r>
+        <w:rPr>
+          <w:rFonts w:ascii="Garamond" w:hAnsi="Garamond" w:cs="Arial"/>
+          <w:sz w:val="21"/>
+          <w:szCs w:val="21"/>
+        </w:rPr>
+        <w:t xml:space="preserve"> </w:t>
+      </w:r>
+      <w:r>
+        <w:rPr>
+          <w:rFonts w:ascii="Garamond" w:hAnsi="Garamond" w:cs="Arial"/>
+          <w:sz w:val="21"/>
+          <w:szCs w:val="21"/>
+        </w:rPr>
+        <w:t>car</w:t>
+      </w:r>
+      <w:r>
+        <w:rPr>
+          <w:rFonts w:ascii="Garamond" w:hAnsi="Garamond" w:cs="Arial"/>
+          <w:sz w:val="21"/>
+          <w:szCs w:val="21"/>
+        </w:rPr>
+        <w:t xml:space="preserve"> </w:t>
+      </w:r>
+      <w:r>
+        <w:rPr>
+          <w:rFonts w:ascii="Garamond" w:hAnsi="Garamond" w:cs="Arial"/>
+          <w:sz w:val="21"/>
+          <w:szCs w:val="21"/>
+        </w:rPr>
+        <w:t xml:space="preserve">using Gazebo, CARLA, and </w:t>
+      </w:r>
+      <w:r>
+        <w:rPr>
+          <w:rFonts w:ascii="Garamond" w:hAnsi="Garamond" w:cs="Arial"/>
+          <w:sz w:val="21"/>
+          <w:szCs w:val="21"/>
+        </w:rPr>
+        <w:t>ROS</w:t>
       </w:r>
     </w:p>
     <w:p>
@@ -1804,7 +2222,7 @@
           <w:sz w:val="21"/>
           <w:szCs w:val="21"/>
         </w:rPr>
-        <w:t>Implement</w:t>
+        <w:t>Collect</w:t>
       </w:r>
       <w:r>
         <w:rPr>
@@ -1820,55 +2238,15 @@
           <w:sz w:val="21"/>
           <w:szCs w:val="21"/>
         </w:rPr>
-        <w:t xml:space="preserve"> driving simulator</w:t>
-      </w:r>
-      <w:r>
-        <w:rPr>
-          <w:rFonts w:ascii="Garamond" w:hAnsi="Garamond" w:cs="Arial"/>
-          <w:sz w:val="21"/>
-          <w:szCs w:val="21"/>
-        </w:rPr>
-        <w:t>s</w:t>
-      </w:r>
-      <w:r>
-        <w:rPr>
-          <w:rFonts w:ascii="Garamond" w:hAnsi="Garamond" w:cs="Arial"/>
-          <w:sz w:val="21"/>
-          <w:szCs w:val="21"/>
-        </w:rPr>
-        <w:t xml:space="preserve"> that visualized data </w:t>
-      </w:r>
-      <w:r>
-        <w:rPr>
-          <w:rFonts w:ascii="Garamond" w:hAnsi="Garamond" w:cs="Arial"/>
-          <w:sz w:val="21"/>
-          <w:szCs w:val="21"/>
-        </w:rPr>
-        <w:t>of</w:t>
-      </w:r>
-      <w:r>
-        <w:rPr>
-          <w:rFonts w:ascii="Garamond" w:hAnsi="Garamond" w:cs="Arial"/>
-          <w:sz w:val="21"/>
-          <w:szCs w:val="21"/>
-        </w:rPr>
-        <w:t xml:space="preserve"> event camera on </w:t>
-      </w:r>
-      <w:r>
-        <w:rPr>
-          <w:rFonts w:ascii="Garamond" w:hAnsi="Garamond" w:cs="Arial"/>
-          <w:sz w:val="21"/>
-          <w:szCs w:val="21"/>
-        </w:rPr>
-        <w:t>F1</w:t>
-      </w:r>
-      <w:r>
-        <w:rPr>
-          <w:rFonts w:ascii="Garamond" w:hAnsi="Garamond" w:cs="Arial"/>
-          <w:sz w:val="21"/>
-          <w:szCs w:val="21"/>
-        </w:rPr>
-        <w:t>tenth</w:t>
+        <w:t xml:space="preserve"> datasets</w:t>
+      </w:r>
+      <w:r>
+        <w:rPr>
+          <w:rFonts w:ascii="Garamond" w:hAnsi="Garamond" w:cs="Arial"/>
+          <w:sz w:val="21"/>
+          <w:szCs w:val="21"/>
+        </w:rPr>
+        <w:t xml:space="preserve"> on driving simulator</w:t>
       </w:r>
       <w:r>
         <w:rPr>
@@ -1884,7 +2262,15 @@
           <w:sz w:val="21"/>
           <w:szCs w:val="21"/>
         </w:rPr>
-        <w:t>car</w:t>
+        <w:t>and train</w:t>
+      </w:r>
+      <w:r>
+        <w:rPr>
+          <w:rFonts w:ascii="Garamond" w:hAnsi="Garamond" w:cs="Arial"/>
+          <w:sz w:val="21"/>
+          <w:szCs w:val="21"/>
+        </w:rPr>
+        <w:t>ed</w:t>
       </w:r>
       <w:r>
         <w:rPr>
@@ -1900,15 +2286,246 @@
           <w:sz w:val="21"/>
           <w:szCs w:val="21"/>
         </w:rPr>
-        <w:t xml:space="preserve">using Gazebo, CARLA, and </w:t>
-      </w:r>
-      <w:r>
-        <w:rPr>
-          <w:rFonts w:ascii="Garamond" w:hAnsi="Garamond" w:cs="Arial"/>
-          <w:sz w:val="21"/>
-          <w:szCs w:val="21"/>
-        </w:rPr>
-        <w:t>ROS</w:t>
+        <w:t>vision transformer</w:t>
+      </w:r>
+      <w:r>
+        <w:rPr>
+          <w:rFonts w:ascii="Garamond" w:hAnsi="Garamond" w:cs="Arial"/>
+          <w:sz w:val="21"/>
+          <w:szCs w:val="21"/>
+        </w:rPr>
+        <w:t xml:space="preserve"> model</w:t>
+      </w:r>
+      <w:r>
+        <w:rPr>
+          <w:rFonts w:ascii="Garamond" w:hAnsi="Garamond" w:cs="Arial"/>
+          <w:sz w:val="21"/>
+          <w:szCs w:val="21"/>
+        </w:rPr>
+        <w:t xml:space="preserve"> </w:t>
+      </w:r>
+      <w:r>
+        <w:rPr>
+          <w:rFonts w:ascii="Garamond" w:hAnsi="Garamond" w:cs="Arial"/>
+          <w:sz w:val="21"/>
+          <w:szCs w:val="21"/>
+        </w:rPr>
+        <w:t>that computed appropriate</w:t>
+      </w:r>
+      <w:r>
+        <w:rPr>
+          <w:rFonts w:ascii="Garamond" w:hAnsi="Garamond" w:cs="Arial"/>
+          <w:sz w:val="21"/>
+          <w:szCs w:val="21"/>
+        </w:rPr>
+        <w:t xml:space="preserve"> motion control</w:t>
+      </w:r>
+      <w:r>
+        <w:rPr>
+          <w:rFonts w:ascii="Garamond" w:hAnsi="Garamond" w:cs="Arial"/>
+          <w:sz w:val="21"/>
+          <w:szCs w:val="21"/>
+        </w:rPr>
+        <w:t xml:space="preserve"> from event camera images</w:t>
+      </w:r>
+      <w:r>
+        <w:rPr>
+          <w:rFonts w:ascii="Garamond" w:hAnsi="Garamond" w:cs="Arial"/>
+          <w:sz w:val="21"/>
+          <w:szCs w:val="21"/>
+        </w:rPr>
+        <w:t>; improve</w:t>
+      </w:r>
+      <w:r>
+        <w:rPr>
+          <w:rFonts w:ascii="Garamond" w:hAnsi="Garamond" w:cs="Arial"/>
+          <w:sz w:val="21"/>
+          <w:szCs w:val="21"/>
+        </w:rPr>
+        <w:t>d</w:t>
+      </w:r>
+      <w:r>
+        <w:rPr>
+          <w:rFonts w:ascii="Garamond" w:hAnsi="Garamond" w:cs="Arial"/>
+          <w:sz w:val="21"/>
+          <w:szCs w:val="21"/>
+        </w:rPr>
+        <w:t xml:space="preserve"> data generation process efficiency by removing redundancy, cutting time by 70 %</w:t>
+      </w:r>
+    </w:p>
+    <w:p>
+      <w:pPr>
+        <w:tabs>
+          <w:tab w:val="right" w:pos="10440"/>
+        </w:tabs>
+        <w:spacing w:after="0" w:line="276" w:lineRule="auto"/>
+        <w:rPr>
+          <w:rFonts w:ascii="Garamond" w:hAnsi="Garamond" w:cs="Arial"/>
+          <w:b/>
+          <w:sz w:val="21"/>
+          <w:szCs w:val="21"/>
+        </w:rPr>
+      </w:pPr>
+      <w:r>
+        <w:rPr>
+          <w:rFonts w:ascii="Garamond" w:hAnsi="Garamond" w:cs="Arial"/>
+          <w:bCs/>
+          <w:sz w:val="21"/>
+          <w:szCs w:val="21"/>
+        </w:rPr>
+        <w:t>BOSCH</w:t>
+      </w:r>
+      <w:r>
+        <w:rPr>
+          <w:rFonts w:ascii="Garamond" w:hAnsi="Garamond" w:cs="Arial"/>
+          <w:iCs/>
+          <w:sz w:val="21"/>
+          <w:szCs w:val="21"/>
+        </w:rPr>
+        <w:t xml:space="preserve"> | </w:t>
+      </w:r>
+      <w:r>
+        <w:rPr>
+          <w:rFonts w:ascii="Garamond" w:hAnsi="Garamond" w:cs="Arial"/>
+          <w:i/>
+          <w:sz w:val="21"/>
+          <w:szCs w:val="21"/>
+        </w:rPr>
+        <w:t>S</w:t>
+      </w:r>
+      <w:r>
+        <w:rPr>
+          <w:rFonts w:ascii="Garamond" w:hAnsi="Garamond" w:cs="Arial"/>
+          <w:i/>
+          <w:sz w:val="21"/>
+          <w:szCs w:val="21"/>
+        </w:rPr>
+        <w:t>oftware</w:t>
+      </w:r>
+      <w:r>
+        <w:rPr>
+          <w:rFonts w:ascii="Garamond" w:hAnsi="Garamond" w:cs="Arial"/>
+          <w:i/>
+          <w:sz w:val="21"/>
+          <w:szCs w:val="21"/>
+        </w:rPr>
+        <w:t xml:space="preserve"> Intern</w:t>
+      </w:r>
+      <w:r>
+        <w:rPr>
+          <w:rFonts w:ascii="Garamond" w:hAnsi="Garamond" w:cs="Arial"/>
+          <w:bCs/>
+          <w:sz w:val="21"/>
+          <w:szCs w:val="21"/>
+        </w:rPr>
+        <w:t xml:space="preserve">, </w:t>
+      </w:r>
+      <w:r>
+        <w:rPr>
+          <w:rFonts w:ascii="Garamond" w:hAnsi="Garamond" w:cs="Arial"/>
+          <w:sz w:val="21"/>
+          <w:szCs w:val="21"/>
+        </w:rPr>
+        <w:t>Tsuzuki</w:t>
+      </w:r>
+      <w:r>
+        <w:rPr>
+          <w:rFonts w:ascii="Garamond" w:hAnsi="Garamond" w:cs="Arial"/>
+          <w:sz w:val="21"/>
+          <w:szCs w:val="21"/>
+        </w:rPr>
+        <w:t xml:space="preserve">, </w:t>
+      </w:r>
+      <w:r>
+        <w:rPr>
+          <w:rFonts w:ascii="Garamond" w:hAnsi="Garamond" w:cs="Arial"/>
+          <w:sz w:val="21"/>
+          <w:szCs w:val="21"/>
+        </w:rPr>
+        <w:t>Kanagawa</w:t>
+      </w:r>
+      <w:r>
+        <w:rPr>
+          <w:rFonts w:ascii="Garamond" w:hAnsi="Garamond" w:cs="Arial"/>
+          <w:sz w:val="21"/>
+          <w:szCs w:val="21"/>
+        </w:rPr>
+        <w:t>, Japan</w:t>
+      </w:r>
+      <w:r>
+        <w:rPr>
+          <w:rFonts w:ascii="Garamond" w:hAnsi="Garamond" w:cs="Arial"/>
+          <w:b/>
+          <w:sz w:val="21"/>
+          <w:szCs w:val="21"/>
+        </w:rPr>
+        <w:tab/>
+      </w:r>
+      <w:r>
+        <w:rPr>
+          <w:rFonts w:ascii="Garamond" w:hAnsi="Garamond" w:cs="Arial"/>
+          <w:bCs/>
+          <w:i/>
+          <w:iCs/>
+          <w:sz w:val="21"/>
+          <w:szCs w:val="21"/>
+        </w:rPr>
+        <w:t>August</w:t>
+      </w:r>
+      <w:r>
+        <w:rPr>
+          <w:rFonts w:ascii="Garamond" w:hAnsi="Garamond" w:cs="Arial"/>
+          <w:bCs/>
+          <w:i/>
+          <w:iCs/>
+          <w:sz w:val="21"/>
+          <w:szCs w:val="21"/>
+        </w:rPr>
+        <w:t xml:space="preserve"> 2023</w:t>
+      </w:r>
+      <w:r>
+        <w:rPr>
+          <w:rFonts w:ascii="Garamond" w:hAnsi="Garamond" w:cs="Arial"/>
+          <w:bCs/>
+          <w:i/>
+          <w:iCs/>
+          <w:sz w:val="21"/>
+          <w:szCs w:val="21"/>
+        </w:rPr>
+        <w:t xml:space="preserve"> – </w:t>
+      </w:r>
+      <w:r>
+        <w:rPr>
+          <w:rFonts w:ascii="Garamond" w:hAnsi="Garamond" w:cs="Arial"/>
+          <w:bCs/>
+          <w:i/>
+          <w:iCs/>
+          <w:sz w:val="21"/>
+          <w:szCs w:val="21"/>
+        </w:rPr>
+        <w:t>September</w:t>
+      </w:r>
+      <w:r>
+        <w:rPr>
+          <w:rFonts w:ascii="Garamond" w:hAnsi="Garamond" w:cs="Arial"/>
+          <w:bCs/>
+          <w:i/>
+          <w:iCs/>
+          <w:sz w:val="21"/>
+          <w:szCs w:val="21"/>
+        </w:rPr>
+        <w:t xml:space="preserve"> </w:t>
+      </w:r>
+      <w:r>
+        <w:rPr>
+          <w:rFonts w:ascii="Garamond" w:hAnsi="Garamond" w:cs="Arial"/>
+          <w:bCs/>
+          <w:i/>
+          <w:iCs/>
+          <w:sz w:val="21"/>
+          <w:szCs w:val="21"/>
+        </w:rPr>
+        <w:t>2023</w:t>
       </w:r>
     </w:p>
     <w:p>
@@ -1924,43 +2541,28 @@
         <w:spacing w:after="0" w:line="276" w:lineRule="auto"/>
         <w:rPr>
           <w:rFonts w:ascii="Garamond" w:hAnsi="Garamond" w:cs="Arial"/>
-          <w:bCs/>
-          <w:sz w:val="21"/>
-          <w:szCs w:val="21"/>
-        </w:rPr>
-      </w:pPr>
-      <w:r>
-        <w:rPr>
-          <w:rFonts w:ascii="Garamond" w:hAnsi="Garamond" w:cs="Arial"/>
-          <w:sz w:val="21"/>
-          <w:szCs w:val="21"/>
-        </w:rPr>
-        <w:t>Collect</w:t>
-      </w:r>
-      <w:r>
-        <w:rPr>
-          <w:rFonts w:ascii="Garamond" w:hAnsi="Garamond" w:cs="Arial"/>
-          <w:sz w:val="21"/>
-          <w:szCs w:val="21"/>
-        </w:rPr>
-        <w:t>ed</w:t>
-      </w:r>
-      <w:r>
-        <w:rPr>
-          <w:rFonts w:ascii="Garamond" w:hAnsi="Garamond" w:cs="Arial"/>
-          <w:sz w:val="21"/>
-          <w:szCs w:val="21"/>
-        </w:rPr>
-        <w:t xml:space="preserve"> datasets</w:t>
-      </w:r>
-      <w:r>
-        <w:rPr>
-          <w:rFonts w:ascii="Garamond" w:hAnsi="Garamond" w:cs="Arial"/>
-          <w:sz w:val="21"/>
-          <w:szCs w:val="21"/>
-        </w:rPr>
-        <w:t xml:space="preserve"> on driving simulator</w:t>
-      </w:r>
+          <w:sz w:val="21"/>
+          <w:szCs w:val="21"/>
+        </w:rPr>
+      </w:pPr>
+      <w:r>
+        <w:rPr>
+          <w:rFonts w:ascii="Garamond" w:hAnsi="Garamond" w:cs="Arial"/>
+          <w:sz w:val="21"/>
+          <w:szCs w:val="21"/>
+        </w:rPr>
+        <w:t xml:space="preserve">Designed and built </w:t>
+      </w:r>
+      <w:proofErr w:type="gramStart"/>
+      <w:r>
+        <w:rPr>
+          <w:rFonts w:ascii="Garamond" w:hAnsi="Garamond" w:cs="Arial"/>
+          <w:sz w:val="21"/>
+          <w:szCs w:val="21"/>
+        </w:rPr>
+        <w:t>map</w:t>
+      </w:r>
+      <w:proofErr w:type="gramEnd"/>
       <w:r>
         <w:rPr>
           <w:rFonts w:ascii="Garamond" w:hAnsi="Garamond" w:cs="Arial"/>
@@ -1975,15 +2577,55 @@
           <w:sz w:val="21"/>
           <w:szCs w:val="21"/>
         </w:rPr>
-        <w:t>and train</w:t>
-      </w:r>
-      <w:r>
-        <w:rPr>
-          <w:rFonts w:ascii="Garamond" w:hAnsi="Garamond" w:cs="Arial"/>
-          <w:sz w:val="21"/>
-          <w:szCs w:val="21"/>
-        </w:rPr>
-        <w:t>ed</w:t>
+        <w:t xml:space="preserve">to enhance autonomous driving by visualizing key information, such as </w:t>
+      </w:r>
+      <w:r>
+        <w:rPr>
+          <w:rFonts w:ascii="Garamond" w:hAnsi="Garamond" w:cs="Arial"/>
+          <w:sz w:val="21"/>
+          <w:szCs w:val="21"/>
+        </w:rPr>
+        <w:t xml:space="preserve">routes and </w:t>
+      </w:r>
+      <w:r>
+        <w:rPr>
+          <w:rFonts w:ascii="Garamond" w:hAnsi="Garamond" w:cs="Arial"/>
+          <w:sz w:val="21"/>
+          <w:szCs w:val="21"/>
+        </w:rPr>
+        <w:t xml:space="preserve">vehicle </w:t>
+      </w:r>
+      <w:r>
+        <w:rPr>
+          <w:rFonts w:ascii="Garamond" w:hAnsi="Garamond" w:cs="Arial"/>
+          <w:sz w:val="21"/>
+          <w:szCs w:val="21"/>
+        </w:rPr>
+        <w:t>state</w:t>
+      </w:r>
+      <w:r>
+        <w:rPr>
+          <w:rFonts w:ascii="Garamond" w:hAnsi="Garamond" w:cs="Arial"/>
+          <w:sz w:val="21"/>
+          <w:szCs w:val="21"/>
+        </w:rPr>
+        <w:t xml:space="preserve"> using MATLAB</w:t>
+      </w:r>
+      <w:r>
+        <w:rPr>
+          <w:rFonts w:ascii="Garamond" w:hAnsi="Garamond" w:cs="Arial"/>
+          <w:sz w:val="21"/>
+          <w:szCs w:val="21"/>
+        </w:rPr>
+        <w:t xml:space="preserve">; helped company’s </w:t>
+      </w:r>
+      <w:r>
+        <w:rPr>
+          <w:rFonts w:ascii="Garamond" w:hAnsi="Garamond" w:cs="Arial"/>
+          <w:sz w:val="21"/>
+          <w:szCs w:val="21"/>
+        </w:rPr>
+        <w:t>engineers</w:t>
       </w:r>
       <w:r>
         <w:rPr>
@@ -1999,246 +2641,15 @@
           <w:sz w:val="21"/>
           <w:szCs w:val="21"/>
         </w:rPr>
-        <w:t>vision transformer</w:t>
-      </w:r>
-      <w:r>
-        <w:rPr>
-          <w:rFonts w:ascii="Garamond" w:hAnsi="Garamond" w:cs="Arial"/>
-          <w:sz w:val="21"/>
-          <w:szCs w:val="21"/>
-        </w:rPr>
-        <w:t xml:space="preserve"> model</w:t>
-      </w:r>
-      <w:r>
-        <w:rPr>
-          <w:rFonts w:ascii="Garamond" w:hAnsi="Garamond" w:cs="Arial"/>
-          <w:sz w:val="21"/>
-          <w:szCs w:val="21"/>
-        </w:rPr>
-        <w:t xml:space="preserve"> </w:t>
-      </w:r>
-      <w:r>
-        <w:rPr>
-          <w:rFonts w:ascii="Garamond" w:hAnsi="Garamond" w:cs="Arial"/>
-          <w:sz w:val="21"/>
-          <w:szCs w:val="21"/>
-        </w:rPr>
-        <w:t>that computed appropriate</w:t>
-      </w:r>
-      <w:r>
-        <w:rPr>
-          <w:rFonts w:ascii="Garamond" w:hAnsi="Garamond" w:cs="Arial"/>
-          <w:sz w:val="21"/>
-          <w:szCs w:val="21"/>
-        </w:rPr>
-        <w:t xml:space="preserve"> motion control</w:t>
-      </w:r>
-      <w:r>
-        <w:rPr>
-          <w:rFonts w:ascii="Garamond" w:hAnsi="Garamond" w:cs="Arial"/>
-          <w:sz w:val="21"/>
-          <w:szCs w:val="21"/>
-        </w:rPr>
-        <w:t xml:space="preserve"> from event camera images</w:t>
-      </w:r>
-      <w:r>
-        <w:rPr>
-          <w:rFonts w:ascii="Garamond" w:hAnsi="Garamond" w:cs="Arial"/>
-          <w:sz w:val="21"/>
-          <w:szCs w:val="21"/>
-        </w:rPr>
-        <w:t>; improve</w:t>
-      </w:r>
-      <w:r>
-        <w:rPr>
-          <w:rFonts w:ascii="Garamond" w:hAnsi="Garamond" w:cs="Arial"/>
-          <w:sz w:val="21"/>
-          <w:szCs w:val="21"/>
-        </w:rPr>
-        <w:t>d</w:t>
-      </w:r>
-      <w:r>
-        <w:rPr>
-          <w:rFonts w:ascii="Garamond" w:hAnsi="Garamond" w:cs="Arial"/>
-          <w:sz w:val="21"/>
-          <w:szCs w:val="21"/>
-        </w:rPr>
-        <w:t xml:space="preserve"> data generation process efficiency by removing redundancy, cutting time by 70 %</w:t>
-      </w:r>
-    </w:p>
-    <w:p>
-      <w:pPr>
-        <w:tabs>
-          <w:tab w:val="right" w:pos="10440"/>
-        </w:tabs>
-        <w:spacing w:after="0" w:line="276" w:lineRule="auto"/>
-        <w:rPr>
-          <w:rFonts w:ascii="Garamond" w:hAnsi="Garamond" w:cs="Arial"/>
-          <w:b/>
-          <w:sz w:val="21"/>
-          <w:szCs w:val="21"/>
-        </w:rPr>
-      </w:pPr>
-      <w:r>
-        <w:rPr>
-          <w:rFonts w:ascii="Garamond" w:hAnsi="Garamond" w:cs="Arial"/>
-          <w:bCs/>
-          <w:sz w:val="21"/>
-          <w:szCs w:val="21"/>
-        </w:rPr>
-        <w:t>BOSCH</w:t>
-      </w:r>
-      <w:r>
-        <w:rPr>
-          <w:rFonts w:ascii="Garamond" w:hAnsi="Garamond" w:cs="Arial"/>
-          <w:iCs/>
-          <w:sz w:val="21"/>
-          <w:szCs w:val="21"/>
-        </w:rPr>
-        <w:t xml:space="preserve"> | </w:t>
-      </w:r>
-      <w:r>
-        <w:rPr>
-          <w:rFonts w:ascii="Garamond" w:hAnsi="Garamond" w:cs="Arial"/>
-          <w:i/>
-          <w:sz w:val="21"/>
-          <w:szCs w:val="21"/>
-        </w:rPr>
-        <w:t>S</w:t>
-      </w:r>
-      <w:r>
-        <w:rPr>
-          <w:rFonts w:ascii="Garamond" w:hAnsi="Garamond" w:cs="Arial"/>
-          <w:i/>
-          <w:sz w:val="21"/>
-          <w:szCs w:val="21"/>
-        </w:rPr>
-        <w:t>oftware</w:t>
-      </w:r>
-      <w:r>
-        <w:rPr>
-          <w:rFonts w:ascii="Garamond" w:hAnsi="Garamond" w:cs="Arial"/>
-          <w:i/>
-          <w:sz w:val="21"/>
-          <w:szCs w:val="21"/>
-        </w:rPr>
-        <w:t xml:space="preserve"> Intern</w:t>
-      </w:r>
-      <w:r>
-        <w:rPr>
-          <w:rFonts w:ascii="Garamond" w:hAnsi="Garamond" w:cs="Arial"/>
-          <w:bCs/>
-          <w:sz w:val="21"/>
-          <w:szCs w:val="21"/>
-        </w:rPr>
-        <w:t xml:space="preserve">, </w:t>
-      </w:r>
-      <w:r>
-        <w:rPr>
-          <w:rFonts w:ascii="Garamond" w:hAnsi="Garamond" w:cs="Arial"/>
-          <w:sz w:val="21"/>
-          <w:szCs w:val="21"/>
-        </w:rPr>
-        <w:t>Tsuzuki</w:t>
-      </w:r>
-      <w:r>
-        <w:rPr>
-          <w:rFonts w:ascii="Garamond" w:hAnsi="Garamond" w:cs="Arial"/>
-          <w:sz w:val="21"/>
-          <w:szCs w:val="21"/>
-        </w:rPr>
-        <w:t xml:space="preserve">, </w:t>
-      </w:r>
-      <w:r>
-        <w:rPr>
-          <w:rFonts w:ascii="Garamond" w:hAnsi="Garamond" w:cs="Arial"/>
-          <w:sz w:val="21"/>
-          <w:szCs w:val="21"/>
-        </w:rPr>
-        <w:t>Kanagawa</w:t>
-      </w:r>
-      <w:r>
-        <w:rPr>
-          <w:rFonts w:ascii="Garamond" w:hAnsi="Garamond" w:cs="Arial"/>
-          <w:sz w:val="21"/>
-          <w:szCs w:val="21"/>
-        </w:rPr>
-        <w:t>, Japan</w:t>
-      </w:r>
-      <w:r>
-        <w:rPr>
-          <w:rFonts w:ascii="Garamond" w:hAnsi="Garamond" w:cs="Arial"/>
-          <w:b/>
-          <w:sz w:val="21"/>
-          <w:szCs w:val="21"/>
-        </w:rPr>
-        <w:tab/>
-      </w:r>
-      <w:r>
-        <w:rPr>
-          <w:rFonts w:ascii="Garamond" w:hAnsi="Garamond" w:cs="Arial"/>
-          <w:bCs/>
-          <w:i/>
-          <w:iCs/>
-          <w:sz w:val="21"/>
-          <w:szCs w:val="21"/>
-        </w:rPr>
-        <w:t>August</w:t>
-      </w:r>
-      <w:r>
-        <w:rPr>
-          <w:rFonts w:ascii="Garamond" w:hAnsi="Garamond" w:cs="Arial"/>
-          <w:bCs/>
-          <w:i/>
-          <w:iCs/>
-          <w:sz w:val="21"/>
-          <w:szCs w:val="21"/>
-        </w:rPr>
-        <w:t xml:space="preserve"> 2023</w:t>
-      </w:r>
-      <w:r>
-        <w:rPr>
-          <w:rFonts w:ascii="Garamond" w:hAnsi="Garamond" w:cs="Arial"/>
-          <w:bCs/>
-          <w:i/>
-          <w:iCs/>
-          <w:sz w:val="21"/>
-          <w:szCs w:val="21"/>
-        </w:rPr>
-        <w:t xml:space="preserve"> – </w:t>
-      </w:r>
-      <w:r>
-        <w:rPr>
-          <w:rFonts w:ascii="Garamond" w:hAnsi="Garamond" w:cs="Arial"/>
-          <w:bCs/>
-          <w:i/>
-          <w:iCs/>
-          <w:sz w:val="21"/>
-          <w:szCs w:val="21"/>
-        </w:rPr>
-        <w:t>September</w:t>
-      </w:r>
-      <w:r>
-        <w:rPr>
-          <w:rFonts w:ascii="Garamond" w:hAnsi="Garamond" w:cs="Arial"/>
-          <w:bCs/>
-          <w:i/>
-          <w:iCs/>
-          <w:sz w:val="21"/>
-          <w:szCs w:val="21"/>
-        </w:rPr>
-        <w:t xml:space="preserve"> </w:t>
-      </w:r>
-      <w:r>
-        <w:rPr>
-          <w:rFonts w:ascii="Garamond" w:hAnsi="Garamond" w:cs="Arial"/>
-          <w:bCs/>
-          <w:i/>
-          <w:iCs/>
-          <w:sz w:val="21"/>
-          <w:szCs w:val="21"/>
-        </w:rPr>
-        <w:t>2023</w:t>
+        <w:t>understand signals sent from cars</w:t>
+      </w:r>
+      <w:r>
+        <w:rPr>
+          <w:rFonts w:ascii="Garamond" w:hAnsi="Garamond" w:cs="Arial"/>
+          <w:sz w:val="21"/>
+          <w:szCs w:val="21"/>
+        </w:rPr>
+        <w:t xml:space="preserve"> visually</w:t>
       </w:r>
     </w:p>
     <w:p>
@@ -2264,15 +2675,7 @@
           <w:sz w:val="21"/>
           <w:szCs w:val="21"/>
         </w:rPr>
-        <w:t xml:space="preserve">Designed and built </w:t>
-      </w:r>
-      <w:r>
-        <w:rPr>
-          <w:rFonts w:ascii="Garamond" w:hAnsi="Garamond" w:cs="Arial"/>
-          <w:sz w:val="21"/>
-          <w:szCs w:val="21"/>
-        </w:rPr>
-        <w:t>map</w:t>
+        <w:t>Improved</w:t>
       </w:r>
       <w:r>
         <w:rPr>
@@ -2288,56 +2691,26 @@
           <w:sz w:val="21"/>
           <w:szCs w:val="21"/>
         </w:rPr>
-        <w:t xml:space="preserve">to enhance autonomous driving by visualizing key information, such as </w:t>
-      </w:r>
-      <w:r>
-        <w:rPr>
-          <w:rFonts w:ascii="Garamond" w:hAnsi="Garamond" w:cs="Arial"/>
-          <w:sz w:val="21"/>
-          <w:szCs w:val="21"/>
-        </w:rPr>
-        <w:t xml:space="preserve">routes and </w:t>
-      </w:r>
-      <w:r>
-        <w:rPr>
-          <w:rFonts w:ascii="Garamond" w:hAnsi="Garamond" w:cs="Arial"/>
-          <w:sz w:val="21"/>
-          <w:szCs w:val="21"/>
-        </w:rPr>
-        <w:t xml:space="preserve">vehicle </w:t>
-      </w:r>
-      <w:r>
-        <w:rPr>
-          <w:rFonts w:ascii="Garamond" w:hAnsi="Garamond" w:cs="Arial"/>
-          <w:sz w:val="21"/>
-          <w:szCs w:val="21"/>
-        </w:rPr>
-        <w:t>state</w:t>
-      </w:r>
-      <w:r>
-        <w:rPr>
-          <w:rFonts w:ascii="Garamond" w:hAnsi="Garamond" w:cs="Arial"/>
-          <w:sz w:val="21"/>
-          <w:szCs w:val="21"/>
-        </w:rPr>
-        <w:t xml:space="preserve"> using MATLAB</w:t>
-      </w:r>
-      <w:r>
-        <w:rPr>
-          <w:rFonts w:ascii="Garamond" w:hAnsi="Garamond" w:cs="Arial"/>
-          <w:sz w:val="21"/>
-          <w:szCs w:val="21"/>
-        </w:rPr>
-        <w:t xml:space="preserve">; helped company’s </w:t>
-      </w:r>
-      <w:r>
-        <w:rPr>
-          <w:rFonts w:ascii="Garamond" w:hAnsi="Garamond" w:cs="Arial"/>
-          <w:sz w:val="21"/>
-          <w:szCs w:val="21"/>
-        </w:rPr>
-        <w:t>engineers</w:t>
-      </w:r>
+        <w:t>software</w:t>
+      </w:r>
+      <w:r>
+        <w:rPr>
+          <w:rFonts w:ascii="Garamond" w:hAnsi="Garamond" w:cs="Arial"/>
+          <w:sz w:val="21"/>
+          <w:szCs w:val="21"/>
+        </w:rPr>
+        <w:t xml:space="preserve"> that </w:t>
+      </w:r>
+      <w:proofErr w:type="gramStart"/>
+      <w:r>
+        <w:rPr>
+          <w:rFonts w:ascii="Garamond" w:hAnsi="Garamond" w:cs="Arial"/>
+          <w:sz w:val="21"/>
+          <w:szCs w:val="21"/>
+        </w:rPr>
+        <w:t>processed</w:t>
+      </w:r>
+      <w:proofErr w:type="gramEnd"/>
       <w:r>
         <w:rPr>
           <w:rFonts w:ascii="Garamond" w:hAnsi="Garamond" w:cs="Arial"/>
@@ -2352,15 +2725,63 @@
           <w:sz w:val="21"/>
           <w:szCs w:val="21"/>
         </w:rPr>
-        <w:t>understand signals sent from cars</w:t>
-      </w:r>
-      <w:r>
-        <w:rPr>
-          <w:rFonts w:ascii="Garamond" w:hAnsi="Garamond" w:cs="Arial"/>
-          <w:sz w:val="21"/>
-          <w:szCs w:val="21"/>
-        </w:rPr>
-        <w:t xml:space="preserve"> visually</w:t>
+        <w:t xml:space="preserve">CAN </w:t>
+      </w:r>
+      <w:r>
+        <w:rPr>
+          <w:rFonts w:ascii="Garamond" w:hAnsi="Garamond" w:cs="Arial"/>
+          <w:sz w:val="21"/>
+          <w:szCs w:val="21"/>
+        </w:rPr>
+        <w:t>signals from cars</w:t>
+      </w:r>
+      <w:r>
+        <w:rPr>
+          <w:rFonts w:ascii="Garamond" w:hAnsi="Garamond" w:cs="Arial"/>
+          <w:sz w:val="21"/>
+          <w:szCs w:val="21"/>
+        </w:rPr>
+        <w:t xml:space="preserve"> by fixing signal </w:t>
+      </w:r>
+      <w:r>
+        <w:rPr>
+          <w:rFonts w:ascii="Garamond" w:hAnsi="Garamond" w:cs="Arial"/>
+          <w:sz w:val="21"/>
+          <w:szCs w:val="21"/>
+        </w:rPr>
+        <w:t>decoding</w:t>
+      </w:r>
+      <w:r>
+        <w:rPr>
+          <w:rFonts w:ascii="Garamond" w:hAnsi="Garamond" w:cs="Arial"/>
+          <w:sz w:val="21"/>
+          <w:szCs w:val="21"/>
+        </w:rPr>
+        <w:t xml:space="preserve">; </w:t>
+      </w:r>
+      <w:r>
+        <w:rPr>
+          <w:rFonts w:ascii="Garamond" w:hAnsi="Garamond" w:cs="Arial"/>
+          <w:sz w:val="21"/>
+          <w:szCs w:val="21"/>
+        </w:rPr>
+        <w:t>refined</w:t>
+      </w:r>
+      <w:r>
+        <w:rPr>
+          <w:rFonts w:ascii="Garamond" w:hAnsi="Garamond" w:cs="Arial"/>
+          <w:sz w:val="21"/>
+          <w:szCs w:val="21"/>
+        </w:rPr>
+        <w:t xml:space="preserve"> </w:t>
+      </w:r>
+      <w:r>
+        <w:rPr>
+          <w:rFonts w:ascii="Garamond" w:hAnsi="Garamond" w:cs="Arial"/>
+          <w:sz w:val="21"/>
+          <w:szCs w:val="21"/>
+        </w:rPr>
+        <w:t>system output accuracy</w:t>
       </w:r>
     </w:p>
     <w:p>
@@ -2376,17 +2797,34 @@
         <w:spacing w:after="0" w:line="276" w:lineRule="auto"/>
         <w:rPr>
           <w:rFonts w:ascii="Garamond" w:hAnsi="Garamond" w:cs="Arial"/>
-          <w:sz w:val="21"/>
-          <w:szCs w:val="21"/>
-        </w:rPr>
-      </w:pPr>
-      <w:r>
-        <w:rPr>
-          <w:rFonts w:ascii="Garamond" w:hAnsi="Garamond" w:cs="Arial"/>
-          <w:sz w:val="21"/>
-          <w:szCs w:val="21"/>
-        </w:rPr>
-        <w:t>Improved</w:t>
+          <w:bCs/>
+          <w:sz w:val="21"/>
+          <w:szCs w:val="21"/>
+        </w:rPr>
+      </w:pPr>
+      <w:r>
+        <w:rPr>
+          <w:rFonts w:ascii="Garamond" w:hAnsi="Garamond" w:cs="Arial"/>
+          <w:sz w:val="21"/>
+          <w:szCs w:val="21"/>
+        </w:rPr>
+        <w:t>Co</w:t>
+      </w:r>
+      <w:r>
+        <w:rPr>
+          <w:rFonts w:ascii="Garamond" w:hAnsi="Garamond" w:cs="Arial"/>
+          <w:sz w:val="21"/>
+          <w:szCs w:val="21"/>
+        </w:rPr>
+        <w:t>llabora</w:t>
+      </w:r>
+      <w:r>
+        <w:rPr>
+          <w:rFonts w:ascii="Garamond" w:hAnsi="Garamond" w:cs="Arial"/>
+          <w:sz w:val="21"/>
+          <w:szCs w:val="21"/>
+        </w:rPr>
+        <w:t>ted</w:t>
       </w:r>
       <w:r>
         <w:rPr>
@@ -2402,67 +2840,185 @@
           <w:sz w:val="21"/>
           <w:szCs w:val="21"/>
         </w:rPr>
-        <w:t>software</w:t>
-      </w:r>
-      <w:r>
-        <w:rPr>
-          <w:rFonts w:ascii="Garamond" w:hAnsi="Garamond" w:cs="Arial"/>
-          <w:sz w:val="21"/>
-          <w:szCs w:val="21"/>
-        </w:rPr>
-        <w:t xml:space="preserve"> that processed </w:t>
-      </w:r>
-      <w:r>
-        <w:rPr>
-          <w:rFonts w:ascii="Garamond" w:hAnsi="Garamond" w:cs="Arial"/>
-          <w:sz w:val="21"/>
-          <w:szCs w:val="21"/>
-        </w:rPr>
-        <w:t xml:space="preserve">CAN </w:t>
-      </w:r>
-      <w:r>
-        <w:rPr>
-          <w:rFonts w:ascii="Garamond" w:hAnsi="Garamond" w:cs="Arial"/>
-          <w:sz w:val="21"/>
-          <w:szCs w:val="21"/>
-        </w:rPr>
-        <w:t>signals from cars</w:t>
-      </w:r>
-      <w:r>
-        <w:rPr>
-          <w:rFonts w:ascii="Garamond" w:hAnsi="Garamond" w:cs="Arial"/>
-          <w:sz w:val="21"/>
-          <w:szCs w:val="21"/>
-        </w:rPr>
-        <w:t xml:space="preserve"> by fixing signal </w:t>
-      </w:r>
-      <w:r>
-        <w:rPr>
-          <w:rFonts w:ascii="Garamond" w:hAnsi="Garamond" w:cs="Arial"/>
-          <w:sz w:val="21"/>
-          <w:szCs w:val="21"/>
-        </w:rPr>
-        <w:t>decoding</w:t>
-      </w:r>
-      <w:r>
-        <w:rPr>
-          <w:rFonts w:ascii="Garamond" w:hAnsi="Garamond" w:cs="Arial"/>
-          <w:sz w:val="21"/>
-          <w:szCs w:val="21"/>
-        </w:rPr>
-        <w:t xml:space="preserve">; </w:t>
-      </w:r>
-      <w:r>
-        <w:rPr>
-          <w:rFonts w:ascii="Garamond" w:hAnsi="Garamond" w:cs="Arial"/>
-          <w:sz w:val="21"/>
-          <w:szCs w:val="21"/>
-        </w:rPr>
-        <w:t>refined</w:t>
-      </w:r>
-      <w:r>
-        <w:rPr>
-          <w:rFonts w:ascii="Garamond" w:hAnsi="Garamond" w:cs="Arial"/>
+        <w:t>with colleagues</w:t>
+      </w:r>
+      <w:r>
+        <w:rPr>
+          <w:rFonts w:ascii="Garamond" w:hAnsi="Garamond" w:cs="Arial"/>
+          <w:sz w:val="21"/>
+          <w:szCs w:val="21"/>
+        </w:rPr>
+        <w:t xml:space="preserve"> from </w:t>
+      </w:r>
+      <w:r>
+        <w:rPr>
+          <w:rFonts w:ascii="Garamond" w:hAnsi="Garamond" w:cs="Arial"/>
+          <w:sz w:val="21"/>
+          <w:szCs w:val="21"/>
+        </w:rPr>
+        <w:t>10</w:t>
+      </w:r>
+      <w:r>
+        <w:rPr>
+          <w:rFonts w:ascii="Garamond" w:hAnsi="Garamond" w:cs="Arial"/>
+          <w:sz w:val="21"/>
+          <w:szCs w:val="21"/>
+        </w:rPr>
+        <w:t xml:space="preserve"> countries</w:t>
+      </w:r>
+      <w:r>
+        <w:rPr>
+          <w:rFonts w:ascii="Garamond" w:hAnsi="Garamond" w:cs="Arial"/>
+          <w:sz w:val="21"/>
+          <w:szCs w:val="21"/>
+        </w:rPr>
+        <w:t xml:space="preserve"> and different majors; made outcomes reflecting diverse opinions</w:t>
+      </w:r>
+    </w:p>
+    <w:p>
+      <w:pPr>
+        <w:tabs>
+          <w:tab w:val="right" w:pos="10440"/>
+        </w:tabs>
+        <w:spacing w:after="0" w:line="276" w:lineRule="auto"/>
+        <w:rPr>
+          <w:rFonts w:ascii="Garamond" w:hAnsi="Garamond" w:cs="Arial"/>
+          <w:b/>
+          <w:sz w:val="21"/>
+          <w:szCs w:val="21"/>
+        </w:rPr>
+      </w:pPr>
+      <w:r>
+        <w:rPr>
+          <w:rFonts w:ascii="Garamond" w:hAnsi="Garamond" w:cs="Arial"/>
+          <w:bCs/>
+          <w:sz w:val="21"/>
+          <w:szCs w:val="21"/>
+        </w:rPr>
+        <w:t xml:space="preserve">DMG </w:t>
+      </w:r>
+      <w:r>
+        <w:rPr>
+          <w:rFonts w:ascii="Garamond" w:hAnsi="Garamond" w:cs="Arial"/>
+          <w:bCs/>
+          <w:sz w:val="21"/>
+          <w:szCs w:val="21"/>
+        </w:rPr>
+        <w:t>MORI</w:t>
+      </w:r>
+      <w:r>
+        <w:rPr>
+          <w:rFonts w:ascii="Garamond" w:hAnsi="Garamond" w:cs="Arial"/>
+          <w:iCs/>
+          <w:sz w:val="21"/>
+          <w:szCs w:val="21"/>
+        </w:rPr>
+        <w:t xml:space="preserve"> | </w:t>
+      </w:r>
+      <w:r>
+        <w:rPr>
+          <w:rFonts w:ascii="Garamond" w:hAnsi="Garamond" w:cs="Arial"/>
+          <w:i/>
+          <w:sz w:val="21"/>
+          <w:szCs w:val="21"/>
+        </w:rPr>
+        <w:t xml:space="preserve">Industrial Practices </w:t>
+      </w:r>
+      <w:r>
+        <w:rPr>
+          <w:rFonts w:ascii="Garamond" w:hAnsi="Garamond" w:cs="Arial"/>
+          <w:i/>
+          <w:sz w:val="21"/>
+          <w:szCs w:val="21"/>
+        </w:rPr>
+        <w:t>Intern</w:t>
+      </w:r>
+      <w:r>
+        <w:rPr>
+          <w:rFonts w:ascii="Garamond" w:hAnsi="Garamond" w:cs="Arial"/>
+          <w:i/>
+          <w:sz w:val="21"/>
+          <w:szCs w:val="21"/>
+        </w:rPr>
+        <w:t>, Additive Manufacturing R &amp; D</w:t>
+      </w:r>
+      <w:r>
+        <w:rPr>
+          <w:rFonts w:ascii="Garamond" w:hAnsi="Garamond" w:cs="Arial"/>
+          <w:iCs/>
+          <w:sz w:val="21"/>
+          <w:szCs w:val="21"/>
+        </w:rPr>
+        <w:t>, Iga, Mie</w:t>
+      </w:r>
+      <w:r>
+        <w:rPr>
+          <w:rFonts w:ascii="Garamond" w:hAnsi="Garamond" w:cs="Arial"/>
+          <w:iCs/>
+          <w:sz w:val="21"/>
+          <w:szCs w:val="21"/>
+        </w:rPr>
+        <w:t>, Japan</w:t>
+      </w:r>
+      <w:r>
+        <w:rPr>
+          <w:rFonts w:ascii="Garamond" w:hAnsi="Garamond" w:cs="Arial"/>
+          <w:b/>
+          <w:sz w:val="21"/>
+          <w:szCs w:val="21"/>
+        </w:rPr>
+        <w:tab/>
+      </w:r>
+      <w:r>
+        <w:rPr>
+          <w:rFonts w:ascii="Garamond" w:hAnsi="Garamond" w:cs="Arial"/>
+          <w:bCs/>
+          <w:i/>
+          <w:iCs/>
+          <w:sz w:val="21"/>
+          <w:szCs w:val="21"/>
+        </w:rPr>
+        <w:t>August</w:t>
+      </w:r>
+      <w:r>
+        <w:rPr>
+          <w:rFonts w:ascii="Garamond" w:hAnsi="Garamond" w:cs="Arial"/>
+          <w:bCs/>
+          <w:i/>
+          <w:iCs/>
+          <w:sz w:val="21"/>
+          <w:szCs w:val="21"/>
+        </w:rPr>
+        <w:t xml:space="preserve"> 2021</w:t>
+      </w:r>
+      <w:r>
+        <w:rPr>
+          <w:rFonts w:ascii="Garamond" w:hAnsi="Garamond" w:cs="Arial"/>
+          <w:bCs/>
+          <w:i/>
+          <w:iCs/>
+          <w:sz w:val="21"/>
+          <w:szCs w:val="21"/>
+        </w:rPr>
+        <w:t xml:space="preserve"> – </w:t>
+      </w:r>
+      <w:r>
+        <w:rPr>
+          <w:rFonts w:ascii="Garamond" w:hAnsi="Garamond" w:cs="Arial"/>
+          <w:bCs/>
+          <w:i/>
+          <w:iCs/>
+          <w:sz w:val="21"/>
+          <w:szCs w:val="21"/>
+        </w:rPr>
+        <w:t>September</w:t>
+      </w:r>
+      <w:r>
+        <w:rPr>
+          <w:rFonts w:ascii="Garamond" w:hAnsi="Garamond" w:cs="Arial"/>
+          <w:bCs/>
+          <w:i/>
+          <w:iCs/>
           <w:sz w:val="21"/>
           <w:szCs w:val="21"/>
         </w:rPr>
@@ -2471,10 +3027,13 @@
       <w:r>
         <w:rPr>
           <w:rFonts w:ascii="Garamond" w:hAnsi="Garamond" w:cs="Arial"/>
-          <w:sz w:val="21"/>
-          <w:szCs w:val="21"/>
-        </w:rPr>
-        <w:t>system output accuracy</w:t>
+          <w:bCs/>
+          <w:i/>
+          <w:iCs/>
+          <w:sz w:val="21"/>
+          <w:szCs w:val="21"/>
+        </w:rPr>
+        <w:t>2021</w:t>
       </w:r>
     </w:p>
     <w:p>
@@ -2490,243 +3049,49 @@
         <w:spacing w:after="0" w:line="276" w:lineRule="auto"/>
         <w:rPr>
           <w:rFonts w:ascii="Garamond" w:hAnsi="Garamond" w:cs="Arial"/>
-          <w:bCs/>
-          <w:sz w:val="21"/>
-          <w:szCs w:val="21"/>
-        </w:rPr>
-      </w:pPr>
-      <w:r>
-        <w:rPr>
-          <w:rFonts w:ascii="Garamond" w:hAnsi="Garamond" w:cs="Arial"/>
-          <w:sz w:val="21"/>
-          <w:szCs w:val="21"/>
-        </w:rPr>
-        <w:t>Co</w:t>
-      </w:r>
-      <w:r>
-        <w:rPr>
-          <w:rFonts w:ascii="Garamond" w:hAnsi="Garamond" w:cs="Arial"/>
-          <w:sz w:val="21"/>
-          <w:szCs w:val="21"/>
-        </w:rPr>
-        <w:t>llabora</w:t>
-      </w:r>
-      <w:r>
-        <w:rPr>
-          <w:rFonts w:ascii="Garamond" w:hAnsi="Garamond" w:cs="Arial"/>
-          <w:sz w:val="21"/>
-          <w:szCs w:val="21"/>
-        </w:rPr>
-        <w:t>ted</w:t>
-      </w:r>
-      <w:r>
-        <w:rPr>
-          <w:rFonts w:ascii="Garamond" w:hAnsi="Garamond" w:cs="Arial"/>
-          <w:sz w:val="21"/>
-          <w:szCs w:val="21"/>
-        </w:rPr>
-        <w:t xml:space="preserve"> </w:t>
-      </w:r>
-      <w:r>
-        <w:rPr>
-          <w:rFonts w:ascii="Garamond" w:hAnsi="Garamond" w:cs="Arial"/>
-          <w:sz w:val="21"/>
-          <w:szCs w:val="21"/>
-        </w:rPr>
-        <w:t>with colleagues</w:t>
-      </w:r>
-      <w:r>
-        <w:rPr>
-          <w:rFonts w:ascii="Garamond" w:hAnsi="Garamond" w:cs="Arial"/>
-          <w:sz w:val="21"/>
-          <w:szCs w:val="21"/>
-        </w:rPr>
-        <w:t xml:space="preserve"> from </w:t>
-      </w:r>
-      <w:r>
-        <w:rPr>
-          <w:rFonts w:ascii="Garamond" w:hAnsi="Garamond" w:cs="Arial"/>
-          <w:sz w:val="21"/>
-          <w:szCs w:val="21"/>
-        </w:rPr>
-        <w:t>10</w:t>
-      </w:r>
-      <w:r>
-        <w:rPr>
-          <w:rFonts w:ascii="Garamond" w:hAnsi="Garamond" w:cs="Arial"/>
-          <w:sz w:val="21"/>
-          <w:szCs w:val="21"/>
-        </w:rPr>
-        <w:t xml:space="preserve"> countries</w:t>
-      </w:r>
-      <w:r>
-        <w:rPr>
-          <w:rFonts w:ascii="Garamond" w:hAnsi="Garamond" w:cs="Arial"/>
-          <w:sz w:val="21"/>
-          <w:szCs w:val="21"/>
-        </w:rPr>
-        <w:t xml:space="preserve"> and different majors; made outcomes reflecting diverse opinions</w:t>
-      </w:r>
-    </w:p>
-    <w:p>
-      <w:pPr>
-        <w:tabs>
-          <w:tab w:val="right" w:pos="10440"/>
-        </w:tabs>
-        <w:spacing w:after="0" w:line="276" w:lineRule="auto"/>
-        <w:rPr>
-          <w:rFonts w:ascii="Garamond" w:hAnsi="Garamond" w:cs="Arial"/>
-          <w:b/>
-          <w:sz w:val="21"/>
-          <w:szCs w:val="21"/>
-        </w:rPr>
-      </w:pPr>
-      <w:r>
-        <w:rPr>
-          <w:rFonts w:ascii="Garamond" w:hAnsi="Garamond" w:cs="Arial"/>
-          <w:bCs/>
-          <w:sz w:val="21"/>
-          <w:szCs w:val="21"/>
-        </w:rPr>
-        <w:t xml:space="preserve">DMG </w:t>
-      </w:r>
-      <w:r>
-        <w:rPr>
-          <w:rFonts w:ascii="Garamond" w:hAnsi="Garamond" w:cs="Arial"/>
-          <w:bCs/>
-          <w:sz w:val="21"/>
-          <w:szCs w:val="21"/>
-        </w:rPr>
-        <w:t>MORI</w:t>
-      </w:r>
-      <w:r>
-        <w:rPr>
-          <w:rFonts w:ascii="Garamond" w:hAnsi="Garamond" w:cs="Arial"/>
-          <w:iCs/>
-          <w:sz w:val="21"/>
-          <w:szCs w:val="21"/>
-        </w:rPr>
-        <w:t xml:space="preserve"> | </w:t>
-      </w:r>
-      <w:r>
-        <w:rPr>
-          <w:rFonts w:ascii="Garamond" w:hAnsi="Garamond" w:cs="Arial"/>
-          <w:i/>
-          <w:sz w:val="21"/>
-          <w:szCs w:val="21"/>
-        </w:rPr>
-        <w:t xml:space="preserve">Industrial Practices </w:t>
-      </w:r>
-      <w:r>
-        <w:rPr>
-          <w:rFonts w:ascii="Garamond" w:hAnsi="Garamond" w:cs="Arial"/>
-          <w:i/>
-          <w:sz w:val="21"/>
-          <w:szCs w:val="21"/>
-        </w:rPr>
-        <w:t>Intern</w:t>
-      </w:r>
-      <w:r>
-        <w:rPr>
-          <w:rFonts w:ascii="Garamond" w:hAnsi="Garamond" w:cs="Arial"/>
-          <w:i/>
-          <w:sz w:val="21"/>
-          <w:szCs w:val="21"/>
-        </w:rPr>
-        <w:t>, Additive Manufacturing R &amp; D</w:t>
-      </w:r>
-      <w:r>
-        <w:rPr>
-          <w:rFonts w:ascii="Garamond" w:hAnsi="Garamond" w:cs="Arial"/>
-          <w:iCs/>
-          <w:sz w:val="21"/>
-          <w:szCs w:val="21"/>
-        </w:rPr>
-        <w:t>, Iga, Mie</w:t>
-      </w:r>
-      <w:r>
-        <w:rPr>
-          <w:rFonts w:ascii="Garamond" w:hAnsi="Garamond" w:cs="Arial"/>
-          <w:iCs/>
-          <w:sz w:val="21"/>
-          <w:szCs w:val="21"/>
-        </w:rPr>
-        <w:t>, Japan</w:t>
-      </w:r>
-      <w:r>
-        <w:rPr>
-          <w:rFonts w:ascii="Garamond" w:hAnsi="Garamond" w:cs="Arial"/>
-          <w:b/>
-          <w:sz w:val="21"/>
-          <w:szCs w:val="21"/>
-        </w:rPr>
-        <w:tab/>
-      </w:r>
-      <w:r>
-        <w:rPr>
-          <w:rFonts w:ascii="Garamond" w:hAnsi="Garamond" w:cs="Arial"/>
-          <w:bCs/>
-          <w:i/>
-          <w:iCs/>
-          <w:sz w:val="21"/>
-          <w:szCs w:val="21"/>
-        </w:rPr>
-        <w:t>August</w:t>
-      </w:r>
-      <w:r>
-        <w:rPr>
-          <w:rFonts w:ascii="Garamond" w:hAnsi="Garamond" w:cs="Arial"/>
-          <w:bCs/>
-          <w:i/>
-          <w:iCs/>
-          <w:sz w:val="21"/>
-          <w:szCs w:val="21"/>
-        </w:rPr>
-        <w:t xml:space="preserve"> 2021</w:t>
-      </w:r>
-      <w:r>
-        <w:rPr>
-          <w:rFonts w:ascii="Garamond" w:hAnsi="Garamond" w:cs="Arial"/>
-          <w:bCs/>
-          <w:i/>
-          <w:iCs/>
-          <w:sz w:val="21"/>
-          <w:szCs w:val="21"/>
-        </w:rPr>
-        <w:t xml:space="preserve"> – </w:t>
-      </w:r>
-      <w:r>
-        <w:rPr>
-          <w:rFonts w:ascii="Garamond" w:hAnsi="Garamond" w:cs="Arial"/>
-          <w:bCs/>
-          <w:i/>
-          <w:iCs/>
-          <w:sz w:val="21"/>
-          <w:szCs w:val="21"/>
-        </w:rPr>
-        <w:t>September</w:t>
-      </w:r>
-      <w:r>
-        <w:rPr>
-          <w:rFonts w:ascii="Garamond" w:hAnsi="Garamond" w:cs="Arial"/>
-          <w:bCs/>
-          <w:i/>
-          <w:iCs/>
-          <w:sz w:val="21"/>
-          <w:szCs w:val="21"/>
-        </w:rPr>
-        <w:t xml:space="preserve"> </w:t>
-      </w:r>
-      <w:r>
-        <w:rPr>
-          <w:rFonts w:ascii="Garamond" w:hAnsi="Garamond" w:cs="Arial"/>
-          <w:bCs/>
-          <w:i/>
-          <w:iCs/>
-          <w:sz w:val="21"/>
-          <w:szCs w:val="21"/>
-        </w:rPr>
-        <w:t>2021</w:t>
+          <w:sz w:val="21"/>
+          <w:szCs w:val="21"/>
+        </w:rPr>
+      </w:pPr>
+      <w:r>
+        <w:rPr>
+          <w:rFonts w:ascii="Garamond" w:hAnsi="Garamond" w:cs="Arial"/>
+          <w:sz w:val="21"/>
+          <w:szCs w:val="21"/>
+        </w:rPr>
+        <w:t>Analyzed</w:t>
+      </w:r>
+      <w:r>
+        <w:rPr>
+          <w:rFonts w:ascii="Garamond" w:hAnsi="Garamond" w:cs="Arial"/>
+          <w:sz w:val="21"/>
+          <w:szCs w:val="21"/>
+        </w:rPr>
+        <w:t xml:space="preserve"> performance tests of additive manufacturing machines</w:t>
+      </w:r>
+      <w:r>
+        <w:rPr>
+          <w:rFonts w:ascii="Garamond" w:hAnsi="Garamond" w:cs="Arial"/>
+          <w:sz w:val="21"/>
+          <w:szCs w:val="21"/>
+        </w:rPr>
+        <w:t xml:space="preserve"> by operating </w:t>
+      </w:r>
+      <w:r>
+        <w:rPr>
+          <w:rFonts w:ascii="Garamond" w:hAnsi="Garamond" w:cs="Arial"/>
+          <w:sz w:val="21"/>
+          <w:szCs w:val="21"/>
+        </w:rPr>
+        <w:t xml:space="preserve">the </w:t>
+      </w:r>
+      <w:r>
+        <w:rPr>
+          <w:rFonts w:ascii="Garamond" w:hAnsi="Garamond" w:cs="Arial"/>
+          <w:sz w:val="21"/>
+          <w:szCs w:val="21"/>
+        </w:rPr>
+        <w:t>machines and inspecting products</w:t>
       </w:r>
     </w:p>
     <w:p>
@@ -2752,64 +3117,6 @@
           <w:sz w:val="21"/>
           <w:szCs w:val="21"/>
         </w:rPr>
-        <w:t>Analyzed</w:t>
-      </w:r>
-      <w:r>
-        <w:rPr>
-          <w:rFonts w:ascii="Garamond" w:hAnsi="Garamond" w:cs="Arial"/>
-          <w:sz w:val="21"/>
-          <w:szCs w:val="21"/>
-        </w:rPr>
-        <w:t xml:space="preserve"> performance tests of additive manufacturing machines</w:t>
-      </w:r>
-      <w:r>
-        <w:rPr>
-          <w:rFonts w:ascii="Garamond" w:hAnsi="Garamond" w:cs="Arial"/>
-          <w:sz w:val="21"/>
-          <w:szCs w:val="21"/>
-        </w:rPr>
-        <w:t xml:space="preserve"> by operating </w:t>
-      </w:r>
-      <w:r>
-        <w:rPr>
-          <w:rFonts w:ascii="Garamond" w:hAnsi="Garamond" w:cs="Arial"/>
-          <w:sz w:val="21"/>
-          <w:szCs w:val="21"/>
-        </w:rPr>
-        <w:t xml:space="preserve">the </w:t>
-      </w:r>
-      <w:r>
-        <w:rPr>
-          <w:rFonts w:ascii="Garamond" w:hAnsi="Garamond" w:cs="Arial"/>
-          <w:sz w:val="21"/>
-          <w:szCs w:val="21"/>
-        </w:rPr>
-        <w:t>machines and inspecting products</w:t>
-      </w:r>
-    </w:p>
-    <w:p>
-      <w:pPr>
-        <w:pStyle w:val="ListParagraph"/>
-        <w:numPr>
-          <w:ilvl w:val="0"/>
-          <w:numId w:val="1"/>
-        </w:numPr>
-        <w:tabs>
-          <w:tab w:val="right" w:pos="10440"/>
-        </w:tabs>
-        <w:spacing w:after="0" w:line="276" w:lineRule="auto"/>
-        <w:rPr>
-          <w:rFonts w:ascii="Garamond" w:hAnsi="Garamond" w:cs="Arial"/>
-          <w:sz w:val="21"/>
-          <w:szCs w:val="21"/>
-        </w:rPr>
-      </w:pPr>
-      <w:r>
-        <w:rPr>
-          <w:rFonts w:ascii="Garamond" w:hAnsi="Garamond" w:cs="Arial"/>
-          <w:sz w:val="21"/>
-          <w:szCs w:val="21"/>
-        </w:rPr>
         <w:t>Investigated</w:t>
       </w:r>
       <w:r>
@@ -3123,7 +3430,27 @@
           <w:sz w:val="21"/>
           <w:szCs w:val="21"/>
         </w:rPr>
-        <w:t>Prototyping, Extended Kalman Filter , C++, ROS</w:t>
+        <w:t xml:space="preserve">Prototyping, Extended Kalman </w:t>
+      </w:r>
+      <w:proofErr w:type="gramStart"/>
+      <w:r>
+        <w:rPr>
+          <w:rFonts w:ascii="Garamond" w:hAnsi="Garamond" w:cs="Arial"/>
+          <w:i/>
+          <w:sz w:val="21"/>
+          <w:szCs w:val="21"/>
+        </w:rPr>
+        <w:t>Filter ,</w:t>
+      </w:r>
+      <w:proofErr w:type="gramEnd"/>
+      <w:r>
+        <w:rPr>
+          <w:rFonts w:ascii="Garamond" w:hAnsi="Garamond" w:cs="Arial"/>
+          <w:i/>
+          <w:sz w:val="21"/>
+          <w:szCs w:val="21"/>
+        </w:rPr>
+        <w:t xml:space="preserve"> C++, ROS</w:t>
       </w:r>
       <w:r>
         <w:rPr>
@@ -3253,8 +3580,54 @@
           <w:sz w:val="21"/>
           <w:szCs w:val="21"/>
         </w:rPr>
-        <w:t xml:space="preserve"> among pedestrian, cyclist, and intelligent wheelchair</w:t>
-      </w:r>
+        <w:t xml:space="preserve"> among </w:t>
+      </w:r>
+      <w:proofErr w:type="gramStart"/>
+      <w:r>
+        <w:rPr>
+          <w:rFonts w:ascii="Garamond" w:hAnsi="Garamond" w:cs="Arial"/>
+          <w:sz w:val="21"/>
+          <w:szCs w:val="21"/>
+        </w:rPr>
+        <w:t>pedestrian</w:t>
+      </w:r>
+      <w:proofErr w:type="gramEnd"/>
+      <w:r>
+        <w:rPr>
+          <w:rFonts w:ascii="Garamond" w:hAnsi="Garamond" w:cs="Arial"/>
+          <w:sz w:val="21"/>
+          <w:szCs w:val="21"/>
+        </w:rPr>
+        <w:t xml:space="preserve">, </w:t>
+      </w:r>
+      <w:proofErr w:type="gramStart"/>
+      <w:r>
+        <w:rPr>
+          <w:rFonts w:ascii="Garamond" w:hAnsi="Garamond" w:cs="Arial"/>
+          <w:sz w:val="21"/>
+          <w:szCs w:val="21"/>
+        </w:rPr>
+        <w:t>cyclist</w:t>
+      </w:r>
+      <w:proofErr w:type="gramEnd"/>
+      <w:r>
+        <w:rPr>
+          <w:rFonts w:ascii="Garamond" w:hAnsi="Garamond" w:cs="Arial"/>
+          <w:sz w:val="21"/>
+          <w:szCs w:val="21"/>
+        </w:rPr>
+        <w:t xml:space="preserve">, and intelligent </w:t>
+      </w:r>
+      <w:proofErr w:type="gramStart"/>
+      <w:r>
+        <w:rPr>
+          <w:rFonts w:ascii="Garamond" w:hAnsi="Garamond" w:cs="Arial"/>
+          <w:sz w:val="21"/>
+          <w:szCs w:val="21"/>
+        </w:rPr>
+        <w:t>wheelchair</w:t>
+      </w:r>
+      <w:proofErr w:type="gramEnd"/>
     </w:p>
     <w:p>
       <w:pPr>
@@ -3569,9 +3942,9 @@
     </w:lvl>
   </w:abstractNum>
   <w:abstractNum w:abstractNumId="1" w15:restartNumberingAfterBreak="0">
-    <w:nsid w:val="645B451C"/>
+    <w:nsid w:val="47097557"/>
     <w:multiLevelType w:val="hybridMultilevel"/>
-    <w:tmpl w:val="1E18F3D2"/>
+    <w:tmpl w:val="BB7C277C"/>
     <w:lvl w:ilvl="0" w:tplc="04090001">
       <w:start w:val="1"/>
       <w:numFmt w:val="bullet"/>
@@ -3681,10 +4054,126 @@
       </w:rPr>
     </w:lvl>
   </w:abstractNum>
+  <w:abstractNum w:abstractNumId="2" w15:restartNumberingAfterBreak="0">
+    <w:nsid w:val="645B451C"/>
+    <w:multiLevelType w:val="hybridMultilevel"/>
+    <w:tmpl w:val="1E18F3D2"/>
+    <w:lvl w:ilvl="0" w:tplc="04090001">
+      <w:start w:val="1"/>
+      <w:numFmt w:val="bullet"/>
+      <w:lvlText w:val=""/>
+      <w:lvlJc w:val="left"/>
+      <w:pPr>
+        <w:ind w:left="720" w:hanging="360"/>
+      </w:pPr>
+      <w:rPr>
+        <w:rFonts w:ascii="Symbol" w:hAnsi="Symbol" w:hint="default"/>
+      </w:rPr>
+    </w:lvl>
+    <w:lvl w:ilvl="1" w:tplc="04090003" w:tentative="1">
+      <w:start w:val="1"/>
+      <w:numFmt w:val="bullet"/>
+      <w:lvlText w:val="o"/>
+      <w:lvlJc w:val="left"/>
+      <w:pPr>
+        <w:ind w:left="1440" w:hanging="360"/>
+      </w:pPr>
+      <w:rPr>
+        <w:rFonts w:ascii="Courier New" w:hAnsi="Courier New" w:cs="Courier New" w:hint="default"/>
+      </w:rPr>
+    </w:lvl>
+    <w:lvl w:ilvl="2" w:tplc="04090005" w:tentative="1">
+      <w:start w:val="1"/>
+      <w:numFmt w:val="bullet"/>
+      <w:lvlText w:val=""/>
+      <w:lvlJc w:val="left"/>
+      <w:pPr>
+        <w:ind w:left="2160" w:hanging="360"/>
+      </w:pPr>
+      <w:rPr>
+        <w:rFonts w:ascii="Wingdings" w:hAnsi="Wingdings" w:hint="default"/>
+      </w:rPr>
+    </w:lvl>
+    <w:lvl w:ilvl="3" w:tplc="04090001" w:tentative="1">
+      <w:start w:val="1"/>
+      <w:numFmt w:val="bullet"/>
+      <w:lvlText w:val=""/>
+      <w:lvlJc w:val="left"/>
+      <w:pPr>
+        <w:ind w:left="2880" w:hanging="360"/>
+      </w:pPr>
+      <w:rPr>
+        <w:rFonts w:ascii="Symbol" w:hAnsi="Symbol" w:hint="default"/>
+      </w:rPr>
+    </w:lvl>
+    <w:lvl w:ilvl="4" w:tplc="04090003" w:tentative="1">
+      <w:start w:val="1"/>
+      <w:numFmt w:val="bullet"/>
+      <w:lvlText w:val="o"/>
+      <w:lvlJc w:val="left"/>
+      <w:pPr>
+        <w:ind w:left="3600" w:hanging="360"/>
+      </w:pPr>
+      <w:rPr>
+        <w:rFonts w:ascii="Courier New" w:hAnsi="Courier New" w:cs="Courier New" w:hint="default"/>
+      </w:rPr>
+    </w:lvl>
+    <w:lvl w:ilvl="5" w:tplc="04090005" w:tentative="1">
+      <w:start w:val="1"/>
+      <w:numFmt w:val="bullet"/>
+      <w:lvlText w:val=""/>
+      <w:lvlJc w:val="left"/>
+      <w:pPr>
+        <w:ind w:left="4320" w:hanging="360"/>
+      </w:pPr>
+      <w:rPr>
+        <w:rFonts w:ascii="Wingdings" w:hAnsi="Wingdings" w:hint="default"/>
+      </w:rPr>
+    </w:lvl>
+    <w:lvl w:ilvl="6" w:tplc="04090001" w:tentative="1">
+      <w:start w:val="1"/>
+      <w:numFmt w:val="bullet"/>
+      <w:lvlText w:val=""/>
+      <w:lvlJc w:val="left"/>
+      <w:pPr>
+        <w:ind w:left="5040" w:hanging="360"/>
+      </w:pPr>
+      <w:rPr>
+        <w:rFonts w:ascii="Symbol" w:hAnsi="Symbol" w:hint="default"/>
+      </w:rPr>
+    </w:lvl>
+    <w:lvl w:ilvl="7" w:tplc="04090003" w:tentative="1">
+      <w:start w:val="1"/>
+      <w:numFmt w:val="bullet"/>
+      <w:lvlText w:val="o"/>
+      <w:lvlJc w:val="left"/>
+      <w:pPr>
+        <w:ind w:left="5760" w:hanging="360"/>
+      </w:pPr>
+      <w:rPr>
+        <w:rFonts w:ascii="Courier New" w:hAnsi="Courier New" w:cs="Courier New" w:hint="default"/>
+      </w:rPr>
+    </w:lvl>
+    <w:lvl w:ilvl="8" w:tplc="04090005" w:tentative="1">
+      <w:start w:val="1"/>
+      <w:numFmt w:val="bullet"/>
+      <w:lvlText w:val=""/>
+      <w:lvlJc w:val="left"/>
+      <w:pPr>
+        <w:ind w:left="6480" w:hanging="360"/>
+      </w:pPr>
+      <w:rPr>
+        <w:rFonts w:ascii="Wingdings" w:hAnsi="Wingdings" w:hint="default"/>
+      </w:rPr>
+    </w:lvl>
+  </w:abstractNum>
   <w:num w:numId="1" w16cid:durableId="810052991">
     <w:abstractNumId w:val="0"/>
   </w:num>
   <w:num w:numId="2" w16cid:durableId="1402673005">
+    <w:abstractNumId w:val="2"/>
+  </w:num>
+  <w:num w:numId="3" w16cid:durableId="2107991064">
     <w:abstractNumId w:val="1"/>
   </w:num>
 </w:numbering>
@@ -4614,15 +5103,6 @@
 </file>
 
 <file path=customXml/item1.xml><?xml version="1.0" encoding="utf-8"?>
-<?mso-contentType ?>
-<FormTemplates xmlns="http://schemas.microsoft.com/sharepoint/v3/contenttype/forms">
-  <Display>DocumentLibraryForm</Display>
-  <Edit>DocumentLibraryForm</Edit>
-  <New>DocumentLibraryForm</New>
-</FormTemplates>
-</file>
-
-<file path=customXml/item2.xml><?xml version="1.0" encoding="utf-8"?>
 <ct:contentTypeSchema xmlns:ct="http://schemas.microsoft.com/office/2006/metadata/contentType" xmlns:ma="http://schemas.microsoft.com/office/2006/metadata/properties/metaAttributes" ct:_="" ma:_="" ma:contentTypeName="Document" ma:contentTypeID="0x010100E00F7205C82CFC49993A09459E403F9D" ma:contentTypeVersion="11" ma:contentTypeDescription="Create a new document." ma:contentTypeScope="" ma:versionID="15ca1506d9d0bc3d30df8ed0110f0d4e">
   <xsd:schema xmlns:xsd="http://www.w3.org/2001/XMLSchema" xmlns:xs="http://www.w3.org/2001/XMLSchema" xmlns:p="http://schemas.microsoft.com/office/2006/metadata/properties" xmlns:ns2="8f1b7c86-42c5-4929-b887-8cfd13270314" xmlns:ns3="671c1944-cc4f-476c-949f-52559c641db4" targetNamespace="http://schemas.microsoft.com/office/2006/metadata/properties" ma:root="true" ma:fieldsID="db6c2aada95e6879eb2870ebec6b4aa1" ns2:_="" ns3:_="">
     <xsd:import namespace="8f1b7c86-42c5-4929-b887-8cfd13270314"/>
@@ -4833,15 +5313,16 @@
 </ct:contentTypeSchema>
 </file>
 
-<file path=customXml/itemProps1.xml><?xml version="1.0" encoding="utf-8"?>
-<ds:datastoreItem xmlns:ds="http://schemas.openxmlformats.org/officeDocument/2006/customXml" ds:itemID="{8E8AFA64-578D-46FF-A288-428D1FA7C9F1}">
-  <ds:schemaRefs>
-    <ds:schemaRef ds:uri="http://schemas.microsoft.com/sharepoint/v3/contenttype/forms"/>
-  </ds:schemaRefs>
-</ds:datastoreItem>
+<file path=customXml/item2.xml><?xml version="1.0" encoding="utf-8"?>
+<?mso-contentType ?>
+<FormTemplates xmlns="http://schemas.microsoft.com/sharepoint/v3/contenttype/forms">
+  <Display>DocumentLibraryForm</Display>
+  <Edit>DocumentLibraryForm</Edit>
+  <New>DocumentLibraryForm</New>
+</FormTemplates>
 </file>
 
-<file path=customXml/itemProps2.xml><?xml version="1.0" encoding="utf-8"?>
+<file path=customXml/itemProps1.xml><?xml version="1.0" encoding="utf-8"?>
 <ds:datastoreItem xmlns:ds="http://schemas.openxmlformats.org/officeDocument/2006/customXml" ds:itemID="{5ECCFF00-82E4-439E-8D62-678F77120EF2}">
   <ds:schemaRefs>
     <ds:schemaRef ds:uri="http://schemas.microsoft.com/office/2006/metadata/contentType"/>
@@ -4858,4 +5339,12 @@
     <ds:schemaRef ds:uri="http://schemas.microsoft.com/internal/obd"/>
   </ds:schemaRefs>
 </ds:datastoreItem>
+</file>
+
+<file path=customXml/itemProps2.xml><?xml version="1.0" encoding="utf-8"?>
+<ds:datastoreItem xmlns:ds="http://schemas.openxmlformats.org/officeDocument/2006/customXml" ds:itemID="{8E8AFA64-578D-46FF-A288-428D1FA7C9F1}">
+  <ds:schemaRefs>
+    <ds:schemaRef ds:uri="http://schemas.microsoft.com/sharepoint/v3/contenttype/forms"/>
+  </ds:schemaRefs>
+</ds:datastoreItem>
 </file>
--- a/Marika_Nishi_Resume.docx
+++ b/Marika_Nishi_Resume.docx
@@ -859,15 +859,7 @@
           <w:sz w:val="21"/>
           <w:szCs w:val="21"/>
         </w:rPr>
-        <w:t xml:space="preserve"> </w:t>
-      </w:r>
-      <w:r>
-        <w:rPr>
-          <w:rFonts w:ascii="Garamond" w:hAnsi="Garamond" w:cs="Arial"/>
-          <w:sz w:val="21"/>
-          <w:szCs w:val="21"/>
-        </w:rPr>
-        <w:t xml:space="preserve">AI, </w:t>
+        <w:t xml:space="preserve"> AI, </w:t>
       </w:r>
       <w:r>
         <w:rPr>
@@ -1456,7 +1448,7 @@
           <w:sz w:val="21"/>
           <w:szCs w:val="21"/>
         </w:rPr>
-        <w:t>Present</w:t>
+        <w:t>August 2026</w:t>
       </w:r>
     </w:p>
     <w:p>
@@ -3953,15 +3945,6 @@
 </file>
 
 <file path=customXml/item1.xml><?xml version="1.0" encoding="utf-8"?>
-<?mso-contentType ?>
-<FormTemplates xmlns="http://schemas.microsoft.com/sharepoint/v3/contenttype/forms">
-  <Display>DocumentLibraryForm</Display>
-  <Edit>DocumentLibraryForm</Edit>
-  <New>DocumentLibraryForm</New>
-</FormTemplates>
-</file>
-
-<file path=customXml/item2.xml><?xml version="1.0" encoding="utf-8"?>
 <ct:contentTypeSchema xmlns:ct="http://schemas.microsoft.com/office/2006/metadata/contentType" xmlns:ma="http://schemas.microsoft.com/office/2006/metadata/properties/metaAttributes" ct:_="" ma:_="" ma:contentTypeName="Document" ma:contentTypeID="0x010100E00F7205C82CFC49993A09459E403F9D" ma:contentTypeVersion="11" ma:contentTypeDescription="Create a new document." ma:contentTypeScope="" ma:versionID="15ca1506d9d0bc3d30df8ed0110f0d4e">
   <xsd:schema xmlns:xsd="http://www.w3.org/2001/XMLSchema" xmlns:xs="http://www.w3.org/2001/XMLSchema" xmlns:p="http://schemas.microsoft.com/office/2006/metadata/properties" xmlns:ns2="8f1b7c86-42c5-4929-b887-8cfd13270314" xmlns:ns3="671c1944-cc4f-476c-949f-52559c641db4" targetNamespace="http://schemas.microsoft.com/office/2006/metadata/properties" ma:root="true" ma:fieldsID="db6c2aada95e6879eb2870ebec6b4aa1" ns2:_="" ns3:_="">
     <xsd:import namespace="8f1b7c86-42c5-4929-b887-8cfd13270314"/>
@@ -4172,15 +4155,16 @@
 </ct:contentTypeSchema>
 </file>
 
-<file path=customXml/itemProps1.xml><?xml version="1.0" encoding="utf-8"?>
-<ds:datastoreItem xmlns:ds="http://schemas.openxmlformats.org/officeDocument/2006/customXml" ds:itemID="{8E8AFA64-578D-46FF-A288-428D1FA7C9F1}">
-  <ds:schemaRefs>
-    <ds:schemaRef ds:uri="http://schemas.microsoft.com/sharepoint/v3/contenttype/forms"/>
-  </ds:schemaRefs>
-</ds:datastoreItem>
+<file path=customXml/item2.xml><?xml version="1.0" encoding="utf-8"?>
+<?mso-contentType ?>
+<FormTemplates xmlns="http://schemas.microsoft.com/sharepoint/v3/contenttype/forms">
+  <Display>DocumentLibraryForm</Display>
+  <Edit>DocumentLibraryForm</Edit>
+  <New>DocumentLibraryForm</New>
+</FormTemplates>
 </file>
 
-<file path=customXml/itemProps2.xml><?xml version="1.0" encoding="utf-8"?>
+<file path=customXml/itemProps1.xml><?xml version="1.0" encoding="utf-8"?>
 <ds:datastoreItem xmlns:ds="http://schemas.openxmlformats.org/officeDocument/2006/customXml" ds:itemID="{5ECCFF00-82E4-439E-8D62-678F77120EF2}">
   <ds:schemaRefs>
     <ds:schemaRef ds:uri="http://schemas.microsoft.com/office/2006/metadata/contentType"/>
@@ -4197,4 +4181,12 @@
     <ds:schemaRef ds:uri="http://schemas.microsoft.com/internal/obd"/>
   </ds:schemaRefs>
 </ds:datastoreItem>
+</file>
+
+<file path=customXml/itemProps2.xml><?xml version="1.0" encoding="utf-8"?>
+<ds:datastoreItem xmlns:ds="http://schemas.openxmlformats.org/officeDocument/2006/customXml" ds:itemID="{8E8AFA64-578D-46FF-A288-428D1FA7C9F1}">
+  <ds:schemaRefs>
+    <ds:schemaRef ds:uri="http://schemas.microsoft.com/sharepoint/v3/contenttype/forms"/>
+  </ds:schemaRefs>
+</ds:datastoreItem>
 </file>
--- a/Marika_Nishi_Resume.docx
+++ b/Marika_Nishi_Resume.docx
@@ -43,7 +43,7 @@
           <w:rFonts w:ascii="Times New Roman" w:hAnsi="Times New Roman" w:cs="Times New Roman"/>
           <w:szCs w:val="14"/>
         </w:rPr>
-        <w:t>Robotic Engineer</w:t>
+        <w:t>Mechanical Engineer (Robotics)</w:t>
       </w:r>
     </w:p>
     <w:p>
@@ -1370,6 +1370,165 @@
           <w:sz w:val="21"/>
           <w:szCs w:val="21"/>
         </w:rPr>
+        <w:t>Vijay Kumar Lab</w:t>
+      </w:r>
+      <w:r>
+        <w:rPr>
+          <w:rFonts w:ascii="Garamond" w:hAnsi="Garamond" w:cs="Arial"/>
+          <w:iCs/>
+          <w:sz w:val="21"/>
+          <w:szCs w:val="21"/>
+        </w:rPr>
+        <w:t xml:space="preserve"> | </w:t>
+      </w:r>
+      <w:r>
+        <w:rPr>
+          <w:rFonts w:ascii="Garamond" w:hAnsi="Garamond" w:cs="Arial"/>
+          <w:i/>
+          <w:sz w:val="21"/>
+          <w:szCs w:val="21"/>
+        </w:rPr>
+        <w:t>Research Assistant,</w:t>
+      </w:r>
+      <w:r>
+        <w:rPr>
+          <w:rFonts w:ascii="Garamond" w:hAnsi="Garamond" w:cs="Arial"/>
+          <w:iCs/>
+          <w:sz w:val="21"/>
+          <w:szCs w:val="21"/>
+        </w:rPr>
+        <w:t xml:space="preserve"> Philadelphia, PA, United States</w:t>
+      </w:r>
+      <w:r>
+        <w:rPr>
+          <w:rFonts w:ascii="Garamond" w:hAnsi="Garamond" w:cs="Arial"/>
+          <w:b/>
+          <w:sz w:val="21"/>
+          <w:szCs w:val="21"/>
+        </w:rPr>
+        <w:tab/>
+      </w:r>
+      <w:r>
+        <w:rPr>
+          <w:rFonts w:ascii="Garamond" w:hAnsi="Garamond" w:cs="Arial"/>
+          <w:bCs/>
+          <w:i/>
+          <w:iCs/>
+          <w:sz w:val="21"/>
+          <w:szCs w:val="21"/>
+        </w:rPr>
+        <w:t>May 2026</w:t>
+      </w:r>
+      <w:r>
+        <w:rPr>
+          <w:rFonts w:ascii="Garamond" w:hAnsi="Garamond" w:cs="Arial"/>
+          <w:bCs/>
+          <w:i/>
+          <w:iCs/>
+          <w:sz w:val="21"/>
+          <w:szCs w:val="21"/>
+        </w:rPr>
+        <w:t xml:space="preserve"> – </w:t>
+      </w:r>
+      <w:r>
+        <w:rPr>
+          <w:rFonts w:ascii="Garamond" w:hAnsi="Garamond" w:cs="Arial"/>
+          <w:bCs/>
+          <w:i/>
+          <w:iCs/>
+          <w:sz w:val="21"/>
+          <w:szCs w:val="21"/>
+        </w:rPr>
+        <w:t>Present</w:t>
+      </w:r>
+    </w:p>
+    <w:p>
+      <w:pPr>
+        <w:pStyle w:val="ListParagraph"/>
+        <w:numPr>
+          <w:ilvl w:val="0"/>
+          <w:numId w:val="3"/>
+        </w:numPr>
+        <w:tabs>
+          <w:tab w:val="right" w:pos="10440"/>
+        </w:tabs>
+        <w:spacing w:after="0" w:line="276" w:lineRule="auto"/>
+        <w:rPr>
+          <w:rFonts w:ascii="Garamond" w:hAnsi="Garamond" w:cs="Arial"/>
+          <w:bCs/>
+          <w:sz w:val="21"/>
+          <w:szCs w:val="21"/>
+        </w:rPr>
+      </w:pPr>
+      <w:r>
+        <w:rPr>
+          <w:rFonts w:ascii="Garamond" w:hAnsi="Garamond" w:cs="Arial"/>
+          <w:sz w:val="21"/>
+          <w:szCs w:val="21"/>
+        </w:rPr>
+        <w:t xml:space="preserve">Design and build VLA control system </w:t>
+      </w:r>
+      <w:r>
+        <w:rPr>
+          <w:rFonts w:ascii="Garamond" w:hAnsi="Garamond" w:cs="Arial"/>
+          <w:sz w:val="21"/>
+          <w:szCs w:val="21"/>
+        </w:rPr>
+        <w:t xml:space="preserve">of drones with robotic arms </w:t>
+      </w:r>
+      <w:r>
+        <w:rPr>
+          <w:rFonts w:ascii="Garamond" w:hAnsi="Garamond" w:cs="Arial"/>
+          <w:sz w:val="21"/>
+          <w:szCs w:val="21"/>
+        </w:rPr>
+        <w:t xml:space="preserve">to complete tasks like </w:t>
+      </w:r>
+      <w:r>
+        <w:rPr>
+          <w:rFonts w:ascii="Garamond" w:hAnsi="Garamond" w:cs="Arial"/>
+          <w:sz w:val="21"/>
+          <w:szCs w:val="21"/>
+        </w:rPr>
+        <w:t>turning valves</w:t>
+      </w:r>
+      <w:r>
+        <w:rPr>
+          <w:rFonts w:ascii="Garamond" w:hAnsi="Garamond" w:cs="Arial"/>
+          <w:sz w:val="21"/>
+          <w:szCs w:val="21"/>
+        </w:rPr>
+        <w:t xml:space="preserve"> </w:t>
+      </w:r>
+      <w:r>
+        <w:rPr>
+          <w:rFonts w:ascii="Garamond" w:hAnsi="Garamond" w:cs="Arial"/>
+          <w:sz w:val="21"/>
+          <w:szCs w:val="21"/>
+        </w:rPr>
+        <w:t>with IsaacSim</w:t>
+      </w:r>
+    </w:p>
+    <w:p>
+      <w:pPr>
+        <w:tabs>
+          <w:tab w:val="right" w:pos="10440"/>
+        </w:tabs>
+        <w:spacing w:after="0" w:line="276" w:lineRule="auto"/>
+        <w:rPr>
+          <w:rFonts w:ascii="Garamond" w:hAnsi="Garamond" w:cs="Arial"/>
+          <w:b/>
+          <w:sz w:val="21"/>
+          <w:szCs w:val="21"/>
+        </w:rPr>
+      </w:pPr>
+      <w:r>
+        <w:rPr>
+          <w:rFonts w:ascii="Garamond" w:hAnsi="Garamond" w:cs="Arial"/>
+          <w:bCs/>
+          <w:sz w:val="21"/>
+          <w:szCs w:val="21"/>
+        </w:rPr>
         <w:t>ISUZU</w:t>
       </w:r>
       <w:r>
@@ -2326,69 +2485,51 @@
         <w:rPr>
           <w:rFonts w:ascii="Garamond" w:hAnsi="Garamond" w:cs="Arial"/>
           <w:iCs/>
-          <w:sz w:val="21"/>
-          <w:szCs w:val="21"/>
-        </w:rPr>
-      </w:pPr>
-      <w:r>
-        <w:rPr>
-          <w:rFonts w:ascii="Garamond" w:hAnsi="Garamond" w:cs="Arial"/>
-          <w:sz w:val="21"/>
-          <w:szCs w:val="21"/>
-        </w:rPr>
-        <w:t>Designed and fabricated a mobile robot with CAD, laser cutting, and 3D printing; wrote embedded C (Arduino) code for motor control, ToF wall-following, and wireless web interface</w:t>
-      </w:r>
-      <w:r>
-        <w:rPr>
-          <w:rFonts w:ascii="Garamond" w:hAnsi="Garamond" w:cs="Arial"/>
-          <w:sz w:val="21"/>
-          <w:szCs w:val="21"/>
-        </w:rPr>
-        <w:t xml:space="preserve"> using UDP and IP</w:t>
-      </w:r>
-    </w:p>
-    <w:p>
-      <w:pPr>
-        <w:pStyle w:val="ListParagraph"/>
-        <w:numPr>
-          <w:ilvl w:val="0"/>
-          <w:numId w:val="2"/>
-        </w:numPr>
-        <w:tabs>
-          <w:tab w:val="right" w:pos="10440"/>
-        </w:tabs>
-        <w:spacing w:after="0" w:line="276" w:lineRule="auto"/>
-        <w:rPr>
-          <w:rFonts w:ascii="Garamond" w:hAnsi="Garamond" w:cs="Arial"/>
-          <w:iCs/>
-          <w:sz w:val="21"/>
-          <w:szCs w:val="21"/>
-        </w:rPr>
-      </w:pPr>
-      <w:r>
-        <w:rPr>
-          <w:rFonts w:ascii="Garamond" w:hAnsi="Garamond" w:cs="Arial"/>
-          <w:iCs/>
-          <w:sz w:val="21"/>
-          <w:szCs w:val="21"/>
-        </w:rPr>
-        <w:t>Awarded 2nd place in the final competition</w:t>
-      </w:r>
-    </w:p>
-    <w:p>
-      <w:pPr>
-        <w:pStyle w:val="ListParagraph"/>
-        <w:tabs>
-          <w:tab w:val="right" w:pos="10440"/>
-        </w:tabs>
-        <w:spacing w:after="0" w:line="276" w:lineRule="auto"/>
-        <w:rPr>
-          <w:rFonts w:ascii="Garamond" w:hAnsi="Garamond" w:cs="Arial"/>
-          <w:iCs/>
           <w:sz w:val="6"/>
           <w:szCs w:val="6"/>
         </w:rPr>
       </w:pPr>
+      <w:r>
+        <w:rPr>
+          <w:rFonts w:ascii="Garamond" w:hAnsi="Garamond" w:cs="Arial"/>
+          <w:sz w:val="21"/>
+          <w:szCs w:val="21"/>
+        </w:rPr>
+        <w:t>Designed and fabricated a mobile robot with CAD, laser cutting, and 3D printing; wrote embedded C (Arduino) code for motor control, ToF wall-following, and wireless web interface</w:t>
+      </w:r>
+      <w:r>
+        <w:rPr>
+          <w:rFonts w:ascii="Garamond" w:hAnsi="Garamond" w:cs="Arial"/>
+          <w:sz w:val="21"/>
+          <w:szCs w:val="21"/>
+        </w:rPr>
+        <w:t xml:space="preserve"> using UDP and IP</w:t>
+      </w:r>
+      <w:r>
+        <w:rPr>
+          <w:rFonts w:ascii="Garamond" w:hAnsi="Garamond" w:cs="Arial"/>
+          <w:sz w:val="21"/>
+          <w:szCs w:val="21"/>
+        </w:rPr>
+        <w:t>; won 2</w:t>
+      </w:r>
+      <w:r>
+        <w:rPr>
+          <w:rFonts w:ascii="Garamond" w:hAnsi="Garamond" w:cs="Arial"/>
+          <w:sz w:val="21"/>
+          <w:szCs w:val="21"/>
+          <w:vertAlign w:val="superscript"/>
+        </w:rPr>
+        <w:t>nd</w:t>
+      </w:r>
+      <w:r>
+        <w:rPr>
+          <w:rFonts w:ascii="Garamond" w:hAnsi="Garamond" w:cs="Arial"/>
+          <w:sz w:val="21"/>
+          <w:szCs w:val="21"/>
+        </w:rPr>
+        <w:t xml:space="preserve"> place in final competition</w:t>
+      </w:r>
     </w:p>
     <w:p>
       <w:pPr>
@@ -2900,9 +3041,9 @@
     </w:lvl>
   </w:abstractNum>
   <w:abstractNum w:abstractNumId="1" w15:restartNumberingAfterBreak="0">
-    <w:nsid w:val="645B451C"/>
+    <w:nsid w:val="47097557"/>
     <w:multiLevelType w:val="hybridMultilevel"/>
-    <w:tmpl w:val="1E18F3D2"/>
+    <w:tmpl w:val="BB7C277C"/>
     <w:lvl w:ilvl="0" w:tplc="04090001">
       <w:start w:val="1"/>
       <w:numFmt w:val="bullet"/>
@@ -3012,10 +3153,126 @@
       </w:rPr>
     </w:lvl>
   </w:abstractNum>
+  <w:abstractNum w:abstractNumId="2" w15:restartNumberingAfterBreak="0">
+    <w:nsid w:val="645B451C"/>
+    <w:multiLevelType w:val="hybridMultilevel"/>
+    <w:tmpl w:val="1E18F3D2"/>
+    <w:lvl w:ilvl="0" w:tplc="04090001">
+      <w:start w:val="1"/>
+      <w:numFmt w:val="bullet"/>
+      <w:lvlText w:val=""/>
+      <w:lvlJc w:val="left"/>
+      <w:pPr>
+        <w:ind w:left="720" w:hanging="360"/>
+      </w:pPr>
+      <w:rPr>
+        <w:rFonts w:ascii="Symbol" w:hAnsi="Symbol" w:hint="default"/>
+      </w:rPr>
+    </w:lvl>
+    <w:lvl w:ilvl="1" w:tplc="04090003" w:tentative="1">
+      <w:start w:val="1"/>
+      <w:numFmt w:val="bullet"/>
+      <w:lvlText w:val="o"/>
+      <w:lvlJc w:val="left"/>
+      <w:pPr>
+        <w:ind w:left="1440" w:hanging="360"/>
+      </w:pPr>
+      <w:rPr>
+        <w:rFonts w:ascii="Courier New" w:hAnsi="Courier New" w:cs="Courier New" w:hint="default"/>
+      </w:rPr>
+    </w:lvl>
+    <w:lvl w:ilvl="2" w:tplc="04090005" w:tentative="1">
+      <w:start w:val="1"/>
+      <w:numFmt w:val="bullet"/>
+      <w:lvlText w:val=""/>
+      <w:lvlJc w:val="left"/>
+      <w:pPr>
+        <w:ind w:left="2160" w:hanging="360"/>
+      </w:pPr>
+      <w:rPr>
+        <w:rFonts w:ascii="Wingdings" w:hAnsi="Wingdings" w:hint="default"/>
+      </w:rPr>
+    </w:lvl>
+    <w:lvl w:ilvl="3" w:tplc="04090001" w:tentative="1">
+      <w:start w:val="1"/>
+      <w:numFmt w:val="bullet"/>
+      <w:lvlText w:val=""/>
+      <w:lvlJc w:val="left"/>
+      <w:pPr>
+        <w:ind w:left="2880" w:hanging="360"/>
+      </w:pPr>
+      <w:rPr>
+        <w:rFonts w:ascii="Symbol" w:hAnsi="Symbol" w:hint="default"/>
+      </w:rPr>
+    </w:lvl>
+    <w:lvl w:ilvl="4" w:tplc="04090003" w:tentative="1">
+      <w:start w:val="1"/>
+      <w:numFmt w:val="bullet"/>
+      <w:lvlText w:val="o"/>
+      <w:lvlJc w:val="left"/>
+      <w:pPr>
+        <w:ind w:left="3600" w:hanging="360"/>
+      </w:pPr>
+      <w:rPr>
+        <w:rFonts w:ascii="Courier New" w:hAnsi="Courier New" w:cs="Courier New" w:hint="default"/>
+      </w:rPr>
+    </w:lvl>
+    <w:lvl w:ilvl="5" w:tplc="04090005" w:tentative="1">
+      <w:start w:val="1"/>
+      <w:numFmt w:val="bullet"/>
+      <w:lvlText w:val=""/>
+      <w:lvlJc w:val="left"/>
+      <w:pPr>
+        <w:ind w:left="4320" w:hanging="360"/>
+      </w:pPr>
+      <w:rPr>
+        <w:rFonts w:ascii="Wingdings" w:hAnsi="Wingdings" w:hint="default"/>
+      </w:rPr>
+    </w:lvl>
+    <w:lvl w:ilvl="6" w:tplc="04090001" w:tentative="1">
+      <w:start w:val="1"/>
+      <w:numFmt w:val="bullet"/>
+      <w:lvlText w:val=""/>
+      <w:lvlJc w:val="left"/>
+      <w:pPr>
+        <w:ind w:left="5040" w:hanging="360"/>
+      </w:pPr>
+      <w:rPr>
+        <w:rFonts w:ascii="Symbol" w:hAnsi="Symbol" w:hint="default"/>
+      </w:rPr>
+    </w:lvl>
+    <w:lvl w:ilvl="7" w:tplc="04090003" w:tentative="1">
+      <w:start w:val="1"/>
+      <w:numFmt w:val="bullet"/>
+      <w:lvlText w:val="o"/>
+      <w:lvlJc w:val="left"/>
+      <w:pPr>
+        <w:ind w:left="5760" w:hanging="360"/>
+      </w:pPr>
+      <w:rPr>
+        <w:rFonts w:ascii="Courier New" w:hAnsi="Courier New" w:cs="Courier New" w:hint="default"/>
+      </w:rPr>
+    </w:lvl>
+    <w:lvl w:ilvl="8" w:tplc="04090005" w:tentative="1">
+      <w:start w:val="1"/>
+      <w:numFmt w:val="bullet"/>
+      <w:lvlText w:val=""/>
+      <w:lvlJc w:val="left"/>
+      <w:pPr>
+        <w:ind w:left="6480" w:hanging="360"/>
+      </w:pPr>
+      <w:rPr>
+        <w:rFonts w:ascii="Wingdings" w:hAnsi="Wingdings" w:hint="default"/>
+      </w:rPr>
+    </w:lvl>
+  </w:abstractNum>
   <w:num w:numId="1" w16cid:durableId="810052991">
     <w:abstractNumId w:val="0"/>
   </w:num>
   <w:num w:numId="2" w16cid:durableId="1402673005">
+    <w:abstractNumId w:val="2"/>
+  </w:num>
+  <w:num w:numId="3" w16cid:durableId="2107991064">
     <w:abstractNumId w:val="1"/>
   </w:num>
 </w:numbering>

--- a/Marika_Nishi_Resume.docx
+++ b/Marika_Nishi_Resume.docx
@@ -29,21 +29,6 @@
           <w:sz w:val="40"/>
         </w:rPr>
         <w:t>Marika Nishi</w:t>
-      </w:r>
-      <w:r>
-        <w:rPr>
-          <w:rFonts w:ascii="Times New Roman" w:hAnsi="Times New Roman" w:cs="Times New Roman"/>
-          <w:sz w:val="40"/>
-        </w:rPr>
-        <w:t xml:space="preserve"> </w:t>
-      </w:r>
-      <w:r>
-        <w:rPr>
-          <w:rFonts w:ascii="Times New Roman" w:hAnsi="Times New Roman" w:cs="Times New Roman"/>
-          <w:sz w:val="20"/>
-          <w:szCs w:val="10"/>
-        </w:rPr>
-        <w:t>Engineering Development Group</w:t>
       </w:r>
     </w:p>
     <w:p>
@@ -149,27 +134,7 @@
             <w:sz w:val="18"/>
             <w:szCs w:val="18"/>
           </w:rPr>
-          <w:t>linkedin.com/in/</w:t>
-        </w:r>
-        <w:proofErr w:type="spellStart"/>
-        <w:r>
-          <w:rPr>
-            <w:rStyle w:val="Hyperlink"/>
-            <w:rFonts w:ascii="Garamond" w:hAnsi="Garamond" w:cs="Arial"/>
-            <w:sz w:val="18"/>
-            <w:szCs w:val="18"/>
-          </w:rPr>
-          <w:t>marika-nishi</w:t>
-        </w:r>
-        <w:proofErr w:type="spellEnd"/>
-        <w:r>
-          <w:rPr>
-            <w:rStyle w:val="Hyperlink"/>
-            <w:rFonts w:ascii="Garamond" w:hAnsi="Garamond" w:cs="Arial"/>
-            <w:sz w:val="18"/>
-            <w:szCs w:val="18"/>
-          </w:rPr>
-          <w:t>/</w:t>
+          <w:t>linkedin.com/in/marika-nishi/</w:t>
         </w:r>
       </w:hyperlink>
       <w:r>
@@ -769,21 +734,117 @@
         </w:rPr>
         <w:t xml:space="preserve"> </w:t>
       </w:r>
-      <w:proofErr w:type="spellStart"/>
-      <w:r>
-        <w:rPr>
-          <w:rFonts w:ascii="Garamond" w:hAnsi="Garamond" w:cs="Arial"/>
-          <w:iCs/>
-          <w:sz w:val="21"/>
-          <w:szCs w:val="21"/>
-        </w:rPr>
-        <w:t>PyTorch</w:t>
-      </w:r>
-      <w:proofErr w:type="spellEnd"/>
-      <w:r>
-        <w:rPr>
-          <w:rFonts w:ascii="Garamond" w:hAnsi="Garamond" w:cs="Arial"/>
-          <w:iCs/>
+      <w:r>
+        <w:rPr>
+          <w:rFonts w:ascii="Garamond" w:hAnsi="Garamond" w:cs="Arial"/>
+          <w:iCs/>
+          <w:sz w:val="21"/>
+          <w:szCs w:val="21"/>
+        </w:rPr>
+        <w:t xml:space="preserve">PyTorch, </w:t>
+      </w:r>
+      <w:r>
+        <w:rPr>
+          <w:rFonts w:ascii="Garamond" w:hAnsi="Garamond" w:cs="Arial"/>
+          <w:iCs/>
+          <w:sz w:val="21"/>
+          <w:szCs w:val="21"/>
+        </w:rPr>
+        <w:t xml:space="preserve">C, </w:t>
+      </w:r>
+      <w:r>
+        <w:rPr>
+          <w:rFonts w:ascii="Garamond" w:hAnsi="Garamond" w:cs="Arial"/>
+          <w:iCs/>
+          <w:sz w:val="21"/>
+          <w:szCs w:val="21"/>
+        </w:rPr>
+        <w:t xml:space="preserve">C++, </w:t>
+      </w:r>
+      <w:r>
+        <w:rPr>
+          <w:rFonts w:ascii="Garamond" w:hAnsi="Garamond" w:cs="Arial"/>
+          <w:iCs/>
+          <w:sz w:val="21"/>
+          <w:szCs w:val="21"/>
+        </w:rPr>
+        <w:t>Git,</w:t>
+      </w:r>
+      <w:r>
+        <w:rPr>
+          <w:rFonts w:ascii="Garamond" w:hAnsi="Garamond" w:cs="Arial"/>
+          <w:iCs/>
+          <w:sz w:val="21"/>
+          <w:szCs w:val="21"/>
+        </w:rPr>
+        <w:t xml:space="preserve"> </w:t>
+      </w:r>
+      <w:r>
+        <w:rPr>
+          <w:rFonts w:ascii="Garamond" w:hAnsi="Garamond" w:cs="Arial"/>
+          <w:iCs/>
+          <w:sz w:val="21"/>
+          <w:szCs w:val="21"/>
+        </w:rPr>
+        <w:t xml:space="preserve">Linux, </w:t>
+      </w:r>
+      <w:r>
+        <w:rPr>
+          <w:rFonts w:ascii="Garamond" w:hAnsi="Garamond" w:cs="Arial"/>
+          <w:iCs/>
+          <w:sz w:val="21"/>
+          <w:szCs w:val="21"/>
+        </w:rPr>
+        <w:t xml:space="preserve">ROS, </w:t>
+      </w:r>
+      <w:r>
+        <w:rPr>
+          <w:rFonts w:ascii="Garamond" w:hAnsi="Garamond" w:cs="Arial"/>
+          <w:iCs/>
+          <w:sz w:val="21"/>
+          <w:szCs w:val="21"/>
+        </w:rPr>
+        <w:t>ROS</w:t>
+      </w:r>
+      <w:r>
+        <w:rPr>
+          <w:rFonts w:ascii="Garamond" w:hAnsi="Garamond" w:cs="Arial"/>
+          <w:iCs/>
+          <w:sz w:val="21"/>
+          <w:szCs w:val="21"/>
+        </w:rPr>
+        <w:t>2</w:t>
+      </w:r>
+      <w:r>
+        <w:rPr>
+          <w:rFonts w:ascii="Garamond" w:hAnsi="Garamond" w:cs="Arial"/>
+          <w:iCs/>
+          <w:sz w:val="21"/>
+          <w:szCs w:val="21"/>
+        </w:rPr>
+        <w:t>,</w:t>
+      </w:r>
+      <w:r>
+        <w:rPr>
+          <w:rFonts w:ascii="Garamond" w:hAnsi="Garamond" w:cs="Arial"/>
+          <w:iCs/>
+          <w:sz w:val="21"/>
+          <w:szCs w:val="21"/>
+        </w:rPr>
+        <w:t xml:space="preserve"> </w:t>
+      </w:r>
+      <w:r>
+        <w:rPr>
+          <w:rFonts w:ascii="Garamond" w:hAnsi="Garamond" w:cs="Arial"/>
+          <w:iCs/>
+          <w:sz w:val="21"/>
+          <w:szCs w:val="21"/>
+        </w:rPr>
+        <w:t>motion planning</w:t>
+      </w:r>
+      <w:r>
+        <w:rPr>
+          <w:rFonts w:ascii="Garamond" w:hAnsi="Garamond" w:cs="Arial"/>
           <w:sz w:val="21"/>
           <w:szCs w:val="21"/>
         </w:rPr>
@@ -796,25 +857,87 @@
           <w:sz w:val="21"/>
           <w:szCs w:val="21"/>
         </w:rPr>
-        <w:t xml:space="preserve">C, </w:t>
-      </w:r>
-      <w:r>
-        <w:rPr>
-          <w:rFonts w:ascii="Garamond" w:hAnsi="Garamond" w:cs="Arial"/>
-          <w:iCs/>
-          <w:sz w:val="21"/>
-          <w:szCs w:val="21"/>
-        </w:rPr>
-        <w:t xml:space="preserve">C++, </w:t>
-      </w:r>
-      <w:r>
-        <w:rPr>
-          <w:rFonts w:ascii="Garamond" w:hAnsi="Garamond" w:cs="Arial"/>
-          <w:iCs/>
-          <w:sz w:val="21"/>
-          <w:szCs w:val="21"/>
-        </w:rPr>
-        <w:t>Git,</w:t>
+        <w:t xml:space="preserve">ML-based planning, </w:t>
+      </w:r>
+      <w:r>
+        <w:rPr>
+          <w:rFonts w:ascii="Garamond" w:hAnsi="Garamond" w:cs="Arial"/>
+          <w:iCs/>
+          <w:sz w:val="21"/>
+          <w:szCs w:val="21"/>
+        </w:rPr>
+        <w:t xml:space="preserve">MATLAB, Simulink, </w:t>
+      </w:r>
+      <w:r>
+        <w:rPr>
+          <w:rFonts w:ascii="Garamond" w:hAnsi="Garamond" w:cs="Arial"/>
+          <w:iCs/>
+          <w:sz w:val="21"/>
+          <w:szCs w:val="21"/>
+        </w:rPr>
+        <w:t>Docker</w:t>
+      </w:r>
+      <w:r>
+        <w:rPr>
+          <w:rFonts w:ascii="Garamond" w:hAnsi="Garamond" w:cs="Arial"/>
+          <w:iCs/>
+          <w:sz w:val="21"/>
+          <w:szCs w:val="21"/>
+        </w:rPr>
+        <w:t xml:space="preserve">, </w:t>
+      </w:r>
+      <w:r>
+        <w:rPr>
+          <w:rFonts w:ascii="Garamond" w:hAnsi="Garamond" w:cs="Arial"/>
+          <w:iCs/>
+          <w:sz w:val="21"/>
+          <w:szCs w:val="21"/>
+        </w:rPr>
+        <w:t xml:space="preserve">autonomous driving, </w:t>
+      </w:r>
+      <w:r>
+        <w:rPr>
+          <w:rFonts w:ascii="Garamond" w:hAnsi="Garamond" w:cs="Arial"/>
+          <w:iCs/>
+          <w:sz w:val="21"/>
+          <w:szCs w:val="21"/>
+        </w:rPr>
+        <w:t xml:space="preserve">control, </w:t>
+      </w:r>
+      <w:r>
+        <w:rPr>
+          <w:rFonts w:ascii="Garamond" w:hAnsi="Garamond" w:cs="Arial"/>
+          <w:sz w:val="21"/>
+          <w:szCs w:val="21"/>
+        </w:rPr>
+        <w:t>perception, Linux,</w:t>
+      </w:r>
+      <w:r>
+        <w:rPr>
+          <w:rFonts w:ascii="Garamond" w:hAnsi="Garamond" w:cs="Arial"/>
+          <w:iCs/>
+          <w:sz w:val="21"/>
+          <w:szCs w:val="21"/>
+        </w:rPr>
+        <w:t xml:space="preserve"> SLAM</w:t>
+      </w:r>
+      <w:r>
+        <w:rPr>
+          <w:rFonts w:ascii="Garamond" w:hAnsi="Garamond" w:cs="Arial"/>
+          <w:iCs/>
+          <w:sz w:val="21"/>
+          <w:szCs w:val="21"/>
+        </w:rPr>
+        <w:t xml:space="preserve">, sensor fusion, </w:t>
+      </w:r>
+      <w:r>
+        <w:rPr>
+          <w:rFonts w:ascii="Garamond" w:hAnsi="Garamond" w:cs="Arial"/>
+          <w:iCs/>
+          <w:sz w:val="21"/>
+          <w:szCs w:val="21"/>
+        </w:rPr>
+        <w:t>simulation (Gazebo, Isaac</w:t>
       </w:r>
       <w:r>
         <w:rPr>
@@ -832,175 +955,6 @@
           <w:sz w:val="21"/>
           <w:szCs w:val="21"/>
         </w:rPr>
-        <w:t xml:space="preserve">Linux, </w:t>
-      </w:r>
-      <w:r>
-        <w:rPr>
-          <w:rFonts w:ascii="Garamond" w:hAnsi="Garamond" w:cs="Arial"/>
-          <w:iCs/>
-          <w:sz w:val="21"/>
-          <w:szCs w:val="21"/>
-        </w:rPr>
-        <w:t xml:space="preserve">ROS, </w:t>
-      </w:r>
-      <w:r>
-        <w:rPr>
-          <w:rFonts w:ascii="Garamond" w:hAnsi="Garamond" w:cs="Arial"/>
-          <w:iCs/>
-          <w:sz w:val="21"/>
-          <w:szCs w:val="21"/>
-        </w:rPr>
-        <w:t>ROS</w:t>
-      </w:r>
-      <w:r>
-        <w:rPr>
-          <w:rFonts w:ascii="Garamond" w:hAnsi="Garamond" w:cs="Arial"/>
-          <w:iCs/>
-          <w:sz w:val="21"/>
-          <w:szCs w:val="21"/>
-        </w:rPr>
-        <w:t>2</w:t>
-      </w:r>
-      <w:r>
-        <w:rPr>
-          <w:rFonts w:ascii="Garamond" w:hAnsi="Garamond" w:cs="Arial"/>
-          <w:iCs/>
-          <w:sz w:val="21"/>
-          <w:szCs w:val="21"/>
-        </w:rPr>
-        <w:t>,</w:t>
-      </w:r>
-      <w:r>
-        <w:rPr>
-          <w:rFonts w:ascii="Garamond" w:hAnsi="Garamond" w:cs="Arial"/>
-          <w:iCs/>
-          <w:sz w:val="21"/>
-          <w:szCs w:val="21"/>
-        </w:rPr>
-        <w:t xml:space="preserve"> </w:t>
-      </w:r>
-      <w:r>
-        <w:rPr>
-          <w:rFonts w:ascii="Garamond" w:hAnsi="Garamond" w:cs="Arial"/>
-          <w:iCs/>
-          <w:sz w:val="21"/>
-          <w:szCs w:val="21"/>
-        </w:rPr>
-        <w:t>motion planning</w:t>
-      </w:r>
-      <w:r>
-        <w:rPr>
-          <w:rFonts w:ascii="Garamond" w:hAnsi="Garamond" w:cs="Arial"/>
-          <w:sz w:val="21"/>
-          <w:szCs w:val="21"/>
-        </w:rPr>
-        <w:t xml:space="preserve">, </w:t>
-      </w:r>
-      <w:r>
-        <w:rPr>
-          <w:rFonts w:ascii="Garamond" w:hAnsi="Garamond" w:cs="Arial"/>
-          <w:iCs/>
-          <w:sz w:val="21"/>
-          <w:szCs w:val="21"/>
-        </w:rPr>
-        <w:t xml:space="preserve">ML-based planning, </w:t>
-      </w:r>
-      <w:r>
-        <w:rPr>
-          <w:rFonts w:ascii="Garamond" w:hAnsi="Garamond" w:cs="Arial"/>
-          <w:iCs/>
-          <w:sz w:val="21"/>
-          <w:szCs w:val="21"/>
-        </w:rPr>
-        <w:t xml:space="preserve">MATLAB, Simulink, </w:t>
-      </w:r>
-      <w:r>
-        <w:rPr>
-          <w:rFonts w:ascii="Garamond" w:hAnsi="Garamond" w:cs="Arial"/>
-          <w:iCs/>
-          <w:sz w:val="21"/>
-          <w:szCs w:val="21"/>
-        </w:rPr>
-        <w:t>Docker</w:t>
-      </w:r>
-      <w:r>
-        <w:rPr>
-          <w:rFonts w:ascii="Garamond" w:hAnsi="Garamond" w:cs="Arial"/>
-          <w:iCs/>
-          <w:sz w:val="21"/>
-          <w:szCs w:val="21"/>
-        </w:rPr>
-        <w:t xml:space="preserve">, </w:t>
-      </w:r>
-      <w:r>
-        <w:rPr>
-          <w:rFonts w:ascii="Garamond" w:hAnsi="Garamond" w:cs="Arial"/>
-          <w:iCs/>
-          <w:sz w:val="21"/>
-          <w:szCs w:val="21"/>
-        </w:rPr>
-        <w:t xml:space="preserve">autonomous driving, </w:t>
-      </w:r>
-      <w:r>
-        <w:rPr>
-          <w:rFonts w:ascii="Garamond" w:hAnsi="Garamond" w:cs="Arial"/>
-          <w:iCs/>
-          <w:sz w:val="21"/>
-          <w:szCs w:val="21"/>
-        </w:rPr>
-        <w:t xml:space="preserve">control, </w:t>
-      </w:r>
-      <w:r>
-        <w:rPr>
-          <w:rFonts w:ascii="Garamond" w:hAnsi="Garamond" w:cs="Arial"/>
-          <w:sz w:val="21"/>
-          <w:szCs w:val="21"/>
-        </w:rPr>
-        <w:t>perception, Linux,</w:t>
-      </w:r>
-      <w:r>
-        <w:rPr>
-          <w:rFonts w:ascii="Garamond" w:hAnsi="Garamond" w:cs="Arial"/>
-          <w:iCs/>
-          <w:sz w:val="21"/>
-          <w:szCs w:val="21"/>
-        </w:rPr>
-        <w:t xml:space="preserve"> SLAM</w:t>
-      </w:r>
-      <w:r>
-        <w:rPr>
-          <w:rFonts w:ascii="Garamond" w:hAnsi="Garamond" w:cs="Arial"/>
-          <w:iCs/>
-          <w:sz w:val="21"/>
-          <w:szCs w:val="21"/>
-        </w:rPr>
-        <w:t xml:space="preserve">, sensor fusion, </w:t>
-      </w:r>
-      <w:r>
-        <w:rPr>
-          <w:rFonts w:ascii="Garamond" w:hAnsi="Garamond" w:cs="Arial"/>
-          <w:iCs/>
-          <w:sz w:val="21"/>
-          <w:szCs w:val="21"/>
-        </w:rPr>
-        <w:t>simulation (Gazebo, Isaac</w:t>
-      </w:r>
-      <w:r>
-        <w:rPr>
-          <w:rFonts w:ascii="Garamond" w:hAnsi="Garamond" w:cs="Arial"/>
-          <w:iCs/>
-          <w:sz w:val="21"/>
-          <w:szCs w:val="21"/>
-        </w:rPr>
-        <w:t xml:space="preserve"> </w:t>
-      </w:r>
-      <w:r>
-        <w:rPr>
-          <w:rFonts w:ascii="Garamond" w:hAnsi="Garamond" w:cs="Arial"/>
-          <w:iCs/>
-          <w:sz w:val="21"/>
-          <w:szCs w:val="21"/>
-        </w:rPr>
         <w:t>Sim</w:t>
       </w:r>
       <w:r>
@@ -1010,17 +964,7 @@
           <w:sz w:val="21"/>
           <w:szCs w:val="21"/>
         </w:rPr>
-        <w:t xml:space="preserve">, </w:t>
-      </w:r>
-      <w:proofErr w:type="spellStart"/>
-      <w:r>
-        <w:rPr>
-          <w:rFonts w:ascii="Garamond" w:hAnsi="Garamond" w:cs="Arial"/>
-          <w:iCs/>
-          <w:sz w:val="21"/>
-          <w:szCs w:val="21"/>
-        </w:rPr>
-        <w:t>Mu</w:t>
+        <w:t>, Mu</w:t>
       </w:r>
       <w:r>
         <w:rPr>
@@ -1058,7 +1002,6 @@
         </w:rPr>
         <w:t>o</w:t>
       </w:r>
-      <w:proofErr w:type="spellEnd"/>
       <w:r>
         <w:rPr>
           <w:rFonts w:ascii="Garamond" w:hAnsi="Garamond" w:cs="Arial"/>
@@ -1730,18 +1673,8 @@
           <w:sz w:val="21"/>
           <w:szCs w:val="21"/>
         </w:rPr>
-        <w:t xml:space="preserve">with </w:t>
-      </w:r>
-      <w:proofErr w:type="spellStart"/>
-      <w:r>
-        <w:rPr>
-          <w:rFonts w:ascii="Garamond" w:hAnsi="Garamond" w:cs="Arial"/>
-          <w:sz w:val="21"/>
-          <w:szCs w:val="21"/>
-        </w:rPr>
-        <w:t>IsaacSim</w:t>
-      </w:r>
-      <w:proofErr w:type="spellEnd"/>
+        <w:t>with IsaacSim</w:t>
+      </w:r>
     </w:p>
     <w:p>
       <w:pPr>
@@ -1894,25 +1827,7 @@
           <w:sz w:val="21"/>
           <w:szCs w:val="21"/>
         </w:rPr>
-        <w:t xml:space="preserve"> built with Bazel and </w:t>
-      </w:r>
-      <w:proofErr w:type="spellStart"/>
-      <w:r>
-        <w:rPr>
-          <w:rFonts w:ascii="Garamond" w:hAnsi="Garamond" w:cs="Arial"/>
-          <w:sz w:val="21"/>
-          <w:szCs w:val="21"/>
-        </w:rPr>
-        <w:t>protobuf</w:t>
-      </w:r>
-      <w:proofErr w:type="spellEnd"/>
-      <w:r>
-        <w:rPr>
-          <w:rFonts w:ascii="Garamond" w:hAnsi="Garamond" w:cs="Arial"/>
-          <w:sz w:val="21"/>
-          <w:szCs w:val="21"/>
-        </w:rPr>
-        <w:t>, identifying root causes through code analysis and debuggin</w:t>
+        <w:t xml:space="preserve"> built with Bazel and protobuf, identifying root causes through code analysis and debuggin</w:t>
       </w:r>
       <w:r>
         <w:rPr>
@@ -5103,6 +5018,15 @@
 </file>
 
 <file path=customXml/item1.xml><?xml version="1.0" encoding="utf-8"?>
+<?mso-contentType ?>
+<FormTemplates xmlns="http://schemas.microsoft.com/sharepoint/v3/contenttype/forms">
+  <Display>DocumentLibraryForm</Display>
+  <Edit>DocumentLibraryForm</Edit>
+  <New>DocumentLibraryForm</New>
+</FormTemplates>
+</file>
+
+<file path=customXml/item2.xml><?xml version="1.0" encoding="utf-8"?>
 <ct:contentTypeSchema xmlns:ct="http://schemas.microsoft.com/office/2006/metadata/contentType" xmlns:ma="http://schemas.microsoft.com/office/2006/metadata/properties/metaAttributes" ct:_="" ma:_="" ma:contentTypeName="Document" ma:contentTypeID="0x010100E00F7205C82CFC49993A09459E403F9D" ma:contentTypeVersion="11" ma:contentTypeDescription="Create a new document." ma:contentTypeScope="" ma:versionID="15ca1506d9d0bc3d30df8ed0110f0d4e">
   <xsd:schema xmlns:xsd="http://www.w3.org/2001/XMLSchema" xmlns:xs="http://www.w3.org/2001/XMLSchema" xmlns:p="http://schemas.microsoft.com/office/2006/metadata/properties" xmlns:ns2="8f1b7c86-42c5-4929-b887-8cfd13270314" xmlns:ns3="671c1944-cc4f-476c-949f-52559c641db4" targetNamespace="http://schemas.microsoft.com/office/2006/metadata/properties" ma:root="true" ma:fieldsID="db6c2aada95e6879eb2870ebec6b4aa1" ns2:_="" ns3:_="">
     <xsd:import namespace="8f1b7c86-42c5-4929-b887-8cfd13270314"/>
@@ -5313,16 +5237,15 @@
 </ct:contentTypeSchema>
 </file>
 
-<file path=customXml/item2.xml><?xml version="1.0" encoding="utf-8"?>
-<?mso-contentType ?>
-<FormTemplates xmlns="http://schemas.microsoft.com/sharepoint/v3/contenttype/forms">
-  <Display>DocumentLibraryForm</Display>
-  <Edit>DocumentLibraryForm</Edit>
-  <New>DocumentLibraryForm</New>
-</FormTemplates>
+<file path=customXml/itemProps1.xml><?xml version="1.0" encoding="utf-8"?>
+<ds:datastoreItem xmlns:ds="http://schemas.openxmlformats.org/officeDocument/2006/customXml" ds:itemID="{8E8AFA64-578D-46FF-A288-428D1FA7C9F1}">
+  <ds:schemaRefs>
+    <ds:schemaRef ds:uri="http://schemas.microsoft.com/sharepoint/v3/contenttype/forms"/>
+  </ds:schemaRefs>
+</ds:datastoreItem>
 </file>
 
-<file path=customXml/itemProps1.xml><?xml version="1.0" encoding="utf-8"?>
+<file path=customXml/itemProps2.xml><?xml version="1.0" encoding="utf-8"?>
 <ds:datastoreItem xmlns:ds="http://schemas.openxmlformats.org/officeDocument/2006/customXml" ds:itemID="{5ECCFF00-82E4-439E-8D62-678F77120EF2}">
   <ds:schemaRefs>
     <ds:schemaRef ds:uri="http://schemas.microsoft.com/office/2006/metadata/contentType"/>
@@ -5339,12 +5262,4 @@
     <ds:schemaRef ds:uri="http://schemas.microsoft.com/internal/obd"/>
   </ds:schemaRefs>
 </ds:datastoreItem>
-</file>
-
-<file path=customXml/itemProps2.xml><?xml version="1.0" encoding="utf-8"?>
-<ds:datastoreItem xmlns:ds="http://schemas.openxmlformats.org/officeDocument/2006/customXml" ds:itemID="{8E8AFA64-578D-46FF-A288-428D1FA7C9F1}">
-  <ds:schemaRefs>
-    <ds:schemaRef ds:uri="http://schemas.microsoft.com/sharepoint/v3/contenttype/forms"/>
-  </ds:schemaRefs>
-</ds:datastoreItem>
 </file>
--- a/Marika_Nishi_Resume.docx
+++ b/Marika_Nishi_Resume.docx
@@ -43,7 +43,7 @@
           <w:rFonts w:ascii="Times New Roman" w:hAnsi="Times New Roman" w:cs="Times New Roman"/>
           <w:szCs w:val="14"/>
         </w:rPr>
-        <w:t>Mechanical Engineer (Robotics)</w:t>
+        <w:t>Mechatronics – Diploma / Engineer</w:t>
       </w:r>
     </w:p>
     <w:p>
@@ -752,6 +752,15 @@
       <w:r>
         <w:rPr>
           <w:rFonts w:ascii="Garamond" w:hAnsi="Garamond" w:cs="Arial"/>
+          <w:iCs/>
+          <w:sz w:val="21"/>
+          <w:szCs w:val="21"/>
+        </w:rPr>
+        <w:t xml:space="preserve">industrial communication protocols (CAN), </w:t>
+      </w:r>
+      <w:r>
+        <w:rPr>
+          <w:rFonts w:ascii="Garamond" w:hAnsi="Garamond" w:cs="Arial"/>
           <w:sz w:val="21"/>
           <w:szCs w:val="21"/>
         </w:rPr>
@@ -771,7 +780,15 @@
           <w:sz w:val="21"/>
           <w:szCs w:val="21"/>
         </w:rPr>
-        <w:t xml:space="preserve">frame transformation, </w:t>
+        <w:t>p</w:t>
+      </w:r>
+      <w:r>
+        <w:rPr>
+          <w:rFonts w:ascii="Garamond" w:hAnsi="Garamond" w:cs="Arial"/>
+          <w:sz w:val="21"/>
+          <w:szCs w:val="21"/>
+        </w:rPr>
+        <w:t xml:space="preserve">rogramming, </w:t>
       </w:r>
       <w:r>
         <w:rPr>
@@ -816,16 +833,25 @@
           <w:sz w:val="21"/>
           <w:szCs w:val="21"/>
         </w:rPr>
-        <w:t xml:space="preserve">Matlab, </w:t>
-      </w:r>
-      <w:r>
-        <w:rPr>
-          <w:rFonts w:ascii="Garamond" w:hAnsi="Garamond" w:cs="Arial"/>
-          <w:iCs/>
-          <w:sz w:val="21"/>
-          <w:szCs w:val="21"/>
-        </w:rPr>
-        <w:t xml:space="preserve">ROS, </w:t>
+        <w:t>ROS,</w:t>
+      </w:r>
+      <w:r>
+        <w:rPr>
+          <w:rFonts w:ascii="Garamond" w:hAnsi="Garamond" w:cs="Arial"/>
+          <w:iCs/>
+          <w:sz w:val="21"/>
+          <w:szCs w:val="21"/>
+        </w:rPr>
+        <w:t xml:space="preserve"> ROS2,</w:t>
+      </w:r>
+      <w:r>
+        <w:rPr>
+          <w:rFonts w:ascii="Garamond" w:hAnsi="Garamond" w:cs="Arial"/>
+          <w:iCs/>
+          <w:sz w:val="21"/>
+          <w:szCs w:val="21"/>
+        </w:rPr>
+        <w:t xml:space="preserve"> </w:t>
       </w:r>
       <w:r>
         <w:rPr>
@@ -839,52 +865,75 @@
       <w:r>
         <w:rPr>
           <w:rFonts w:ascii="Garamond" w:hAnsi="Garamond" w:cs="Arial"/>
-          <w:iCs/>
-          <w:sz w:val="21"/>
-          <w:szCs w:val="21"/>
-        </w:rPr>
-        <w:t xml:space="preserve">AWS, </w:t>
-      </w:r>
-      <w:r>
-        <w:rPr>
-          <w:rFonts w:ascii="Garamond" w:hAnsi="Garamond" w:cs="Arial"/>
-          <w:sz w:val="21"/>
-          <w:szCs w:val="21"/>
-        </w:rPr>
-        <w:t xml:space="preserve">Sensor Fusion, OpenCV, segmentation, </w:t>
-      </w:r>
-      <w:r>
-        <w:rPr>
-          <w:rFonts w:ascii="Garamond" w:hAnsi="Garamond" w:cs="Arial"/>
-          <w:sz w:val="21"/>
-          <w:szCs w:val="21"/>
-        </w:rPr>
-        <w:t xml:space="preserve"> AI, </w:t>
-      </w:r>
-      <w:r>
-        <w:rPr>
-          <w:rFonts w:ascii="Garamond" w:hAnsi="Garamond" w:cs="Arial"/>
-          <w:iCs/>
-          <w:sz w:val="21"/>
-          <w:szCs w:val="21"/>
-        </w:rPr>
-        <w:t xml:space="preserve">ML, ML-based planning, </w:t>
-      </w:r>
-      <w:r>
-        <w:rPr>
-          <w:rFonts w:ascii="Garamond" w:hAnsi="Garamond" w:cs="Arial"/>
-          <w:sz w:val="21"/>
-          <w:szCs w:val="21"/>
-        </w:rPr>
-        <w:t>Simulator (Gazebo</w:t>
-      </w:r>
-      <w:r>
-        <w:rPr>
-          <w:rFonts w:ascii="Garamond" w:hAnsi="Garamond" w:cs="Arial"/>
-          <w:sz w:val="21"/>
-          <w:szCs w:val="21"/>
-        </w:rPr>
-        <w:t>, Mujoco</w:t>
+          <w:sz w:val="21"/>
+          <w:szCs w:val="21"/>
+        </w:rPr>
+        <w:t>s</w:t>
+      </w:r>
+      <w:r>
+        <w:rPr>
+          <w:rFonts w:ascii="Garamond" w:hAnsi="Garamond" w:cs="Arial"/>
+          <w:sz w:val="21"/>
+          <w:szCs w:val="21"/>
+        </w:rPr>
+        <w:t xml:space="preserve">ensor </w:t>
+      </w:r>
+      <w:r>
+        <w:rPr>
+          <w:rFonts w:ascii="Garamond" w:hAnsi="Garamond" w:cs="Arial"/>
+          <w:sz w:val="21"/>
+          <w:szCs w:val="21"/>
+        </w:rPr>
+        <w:t>f</w:t>
+      </w:r>
+      <w:r>
+        <w:rPr>
+          <w:rFonts w:ascii="Garamond" w:hAnsi="Garamond" w:cs="Arial"/>
+          <w:sz w:val="21"/>
+          <w:szCs w:val="21"/>
+        </w:rPr>
+        <w:t xml:space="preserve">usion, OpenCV, segmentation, </w:t>
+      </w:r>
+      <w:r>
+        <w:rPr>
+          <w:rFonts w:ascii="Garamond" w:hAnsi="Garamond" w:cs="Arial"/>
+          <w:iCs/>
+          <w:sz w:val="21"/>
+          <w:szCs w:val="21"/>
+        </w:rPr>
+        <w:t xml:space="preserve">ML-based planning, </w:t>
+      </w:r>
+      <w:r>
+        <w:rPr>
+          <w:rFonts w:ascii="Garamond" w:hAnsi="Garamond" w:cs="Arial"/>
+          <w:sz w:val="21"/>
+          <w:szCs w:val="21"/>
+        </w:rPr>
+        <w:t>s</w:t>
+      </w:r>
+      <w:r>
+        <w:rPr>
+          <w:rFonts w:ascii="Garamond" w:hAnsi="Garamond" w:cs="Arial"/>
+          <w:sz w:val="21"/>
+          <w:szCs w:val="21"/>
+        </w:rPr>
+        <w:t>imulator (Gazebo</w:t>
+      </w:r>
+      <w:r>
+        <w:rPr>
+          <w:rFonts w:ascii="Garamond" w:hAnsi="Garamond" w:cs="Arial"/>
+          <w:sz w:val="21"/>
+          <w:szCs w:val="21"/>
+        </w:rPr>
+        <w:t xml:space="preserve">, </w:t>
+      </w:r>
+      <w:r>
+        <w:rPr>
+          <w:rFonts w:ascii="Garamond" w:hAnsi="Garamond" w:cs="Arial"/>
+          <w:sz w:val="21"/>
+          <w:szCs w:val="21"/>
+        </w:rPr>
+        <w:t>IsaacSim</w:t>
       </w:r>
       <w:r>
         <w:rPr>
@@ -897,28 +946,10 @@
       <w:r>
         <w:rPr>
           <w:rFonts w:ascii="Garamond" w:hAnsi="Garamond" w:cs="Arial"/>
-          <w:iCs/>
-          <w:sz w:val="21"/>
-          <w:szCs w:val="21"/>
-        </w:rPr>
-        <w:t xml:space="preserve">CUDA, </w:t>
-      </w:r>
-      <w:r>
-        <w:rPr>
-          <w:rFonts w:ascii="Garamond" w:hAnsi="Garamond" w:cs="Arial"/>
-          <w:sz w:val="21"/>
-          <w:szCs w:val="21"/>
-        </w:rPr>
-        <w:t xml:space="preserve">1/10th scale cars, </w:t>
-      </w:r>
-      <w:r>
-        <w:rPr>
-          <w:rFonts w:ascii="Garamond" w:hAnsi="Garamond" w:cs="Arial"/>
-          <w:iCs/>
-          <w:sz w:val="21"/>
-          <w:szCs w:val="21"/>
-        </w:rPr>
-        <w:t>control</w:t>
+          <w:sz w:val="21"/>
+          <w:szCs w:val="21"/>
+        </w:rPr>
+        <w:t>autonomous driving</w:t>
       </w:r>
     </w:p>
     <w:p>
@@ -957,6 +988,14 @@
           <w:sz w:val="21"/>
           <w:szCs w:val="21"/>
         </w:rPr>
+        <w:t xml:space="preserve">CAD, </w:t>
+      </w:r>
+      <w:r>
+        <w:rPr>
+          <w:rFonts w:ascii="Garamond" w:hAnsi="Garamond" w:cs="Arial"/>
+          <w:sz w:val="21"/>
+          <w:szCs w:val="21"/>
+        </w:rPr>
         <w:t>LiDAR</w:t>
       </w:r>
       <w:r>
@@ -965,7 +1004,23 @@
           <w:sz w:val="21"/>
           <w:szCs w:val="21"/>
         </w:rPr>
-        <w:t>, RGB camera</w:t>
+        <w:t xml:space="preserve">, </w:t>
+      </w:r>
+      <w:r>
+        <w:rPr>
+          <w:rFonts w:ascii="Garamond" w:hAnsi="Garamond" w:cs="Arial"/>
+          <w:sz w:val="21"/>
+          <w:szCs w:val="21"/>
+        </w:rPr>
+        <w:t xml:space="preserve">circuit design, </w:t>
+      </w:r>
+      <w:r>
+        <w:rPr>
+          <w:rFonts w:ascii="Garamond" w:hAnsi="Garamond" w:cs="Arial"/>
+          <w:sz w:val="21"/>
+          <w:szCs w:val="21"/>
+        </w:rPr>
+        <w:t>RGB camera</w:t>
       </w:r>
       <w:r>
         <w:rPr>
@@ -989,7 +1044,7 @@
           <w:sz w:val="21"/>
           <w:szCs w:val="21"/>
         </w:rPr>
-        <w:t xml:space="preserve">, IMU, EKF, </w:t>
+        <w:t xml:space="preserve">, IMU, </w:t>
       </w:r>
       <w:r>
         <w:rPr>

--- a/Marika_Nishi_Resume.docx
+++ b/Marika_Nishi_Resume.docx
@@ -30,6 +30,37 @@
         </w:rPr>
         <w:t>Marika Nishi</w:t>
       </w:r>
+      <w:r>
+        <w:rPr>
+          <w:rFonts w:ascii="Times New Roman" w:hAnsi="Times New Roman" w:cs="Times New Roman"/>
+          <w:sz w:val="40"/>
+        </w:rPr>
+        <w:t xml:space="preserve"> </w:t>
+      </w:r>
+      <w:r>
+        <w:rPr>
+          <w:rFonts w:ascii="Times New Roman" w:hAnsi="Times New Roman" w:cs="Times New Roman"/>
+          <w:sz w:val="20"/>
+          <w:szCs w:val="10"/>
+        </w:rPr>
+        <w:t xml:space="preserve">Robotics </w:t>
+      </w:r>
+      <w:r>
+        <w:rPr>
+          <w:rFonts w:ascii="Times New Roman" w:hAnsi="Times New Roman" w:cs="Times New Roman"/>
+          <w:sz w:val="20"/>
+          <w:szCs w:val="10"/>
+        </w:rPr>
+        <w:t>Application</w:t>
+      </w:r>
+      <w:r>
+        <w:rPr>
+          <w:rFonts w:ascii="Times New Roman" w:hAnsi="Times New Roman" w:cs="Times New Roman"/>
+          <w:sz w:val="20"/>
+          <w:szCs w:val="10"/>
+        </w:rPr>
+        <w:t xml:space="preserve"> Engineer</w:t>
+      </w:r>
     </w:p>
     <w:p>
       <w:pPr>
@@ -92,7 +123,6 @@
         </w:rPr>
         <w:t>-</w:t>
       </w:r>
-      <w:proofErr w:type="gramStart"/>
       <w:r>
         <w:rPr>
           <w:rFonts w:ascii="Garamond" w:hAnsi="Garamond" w:cs="Arial"/>
@@ -115,16 +145,7 @@
           <w:sz w:val="18"/>
           <w:szCs w:val="18"/>
         </w:rPr>
-        <w:t>Philadelphia</w:t>
-      </w:r>
-      <w:proofErr w:type="gramEnd"/>
-      <w:r>
-        <w:rPr>
-          <w:rFonts w:ascii="Garamond" w:hAnsi="Garamond" w:cs="Arial"/>
-          <w:sz w:val="18"/>
-          <w:szCs w:val="18"/>
-        </w:rPr>
-        <w:t xml:space="preserve">, PA </w:t>
+        <w:t xml:space="preserve">Philadelphia, PA </w:t>
       </w:r>
       <w:hyperlink r:id="rId9" w:history="1">
         <w:r>
@@ -750,6 +771,15 @@
           <w:sz w:val="21"/>
           <w:szCs w:val="21"/>
         </w:rPr>
+        <w:t xml:space="preserve">C++, </w:t>
+      </w:r>
+      <w:r>
+        <w:rPr>
+          <w:rFonts w:ascii="Garamond" w:hAnsi="Garamond" w:cs="Arial"/>
+          <w:iCs/>
+          <w:sz w:val="21"/>
+          <w:szCs w:val="21"/>
+        </w:rPr>
         <w:t xml:space="preserve">C, </w:t>
       </w:r>
       <w:r>
@@ -759,15 +789,6 @@
           <w:sz w:val="21"/>
           <w:szCs w:val="21"/>
         </w:rPr>
-        <w:t xml:space="preserve">C++, </w:t>
-      </w:r>
-      <w:r>
-        <w:rPr>
-          <w:rFonts w:ascii="Garamond" w:hAnsi="Garamond" w:cs="Arial"/>
-          <w:iCs/>
-          <w:sz w:val="21"/>
-          <w:szCs w:val="21"/>
-        </w:rPr>
         <w:t>Git,</w:t>
       </w:r>
       <w:r>
@@ -786,43 +807,123 @@
           <w:sz w:val="21"/>
           <w:szCs w:val="21"/>
         </w:rPr>
+        <w:t xml:space="preserve">ROS, ROS2, </w:t>
+      </w:r>
+      <w:r>
+        <w:rPr>
+          <w:rFonts w:ascii="Garamond" w:hAnsi="Garamond" w:cs="Arial"/>
+          <w:iCs/>
+          <w:sz w:val="21"/>
+          <w:szCs w:val="21"/>
+        </w:rPr>
         <w:t xml:space="preserve">Linux, </w:t>
       </w:r>
       <w:r>
         <w:rPr>
           <w:rFonts w:ascii="Garamond" w:hAnsi="Garamond" w:cs="Arial"/>
-          <w:iCs/>
-          <w:sz w:val="21"/>
-          <w:szCs w:val="21"/>
-        </w:rPr>
-        <w:t xml:space="preserve">ROS, </w:t>
-      </w:r>
-      <w:r>
-        <w:rPr>
-          <w:rFonts w:ascii="Garamond" w:hAnsi="Garamond" w:cs="Arial"/>
-          <w:iCs/>
-          <w:sz w:val="21"/>
-          <w:szCs w:val="21"/>
-        </w:rPr>
-        <w:t>ROS</w:t>
-      </w:r>
-      <w:r>
-        <w:rPr>
-          <w:rFonts w:ascii="Garamond" w:hAnsi="Garamond" w:cs="Arial"/>
-          <w:iCs/>
-          <w:sz w:val="21"/>
-          <w:szCs w:val="21"/>
-        </w:rPr>
-        <w:t>2</w:t>
-      </w:r>
-      <w:r>
-        <w:rPr>
-          <w:rFonts w:ascii="Garamond" w:hAnsi="Garamond" w:cs="Arial"/>
-          <w:iCs/>
-          <w:sz w:val="21"/>
-          <w:szCs w:val="21"/>
-        </w:rPr>
-        <w:t>,</w:t>
+          <w:sz w:val="21"/>
+          <w:szCs w:val="21"/>
+        </w:rPr>
+        <w:t xml:space="preserve">perception, </w:t>
+      </w:r>
+      <w:r>
+        <w:rPr>
+          <w:rFonts w:ascii="Garamond" w:hAnsi="Garamond" w:cs="Arial"/>
+          <w:iCs/>
+          <w:sz w:val="21"/>
+          <w:szCs w:val="21"/>
+        </w:rPr>
+        <w:t xml:space="preserve">SLAM, </w:t>
+      </w:r>
+      <w:r>
+        <w:rPr>
+          <w:rFonts w:ascii="Garamond" w:hAnsi="Garamond" w:cs="Arial"/>
+          <w:iCs/>
+          <w:sz w:val="21"/>
+          <w:szCs w:val="21"/>
+        </w:rPr>
+        <w:t xml:space="preserve">Kalman filter, </w:t>
+      </w:r>
+      <w:r>
+        <w:rPr>
+          <w:rFonts w:ascii="Garamond" w:hAnsi="Garamond" w:cs="Arial"/>
+          <w:iCs/>
+          <w:sz w:val="21"/>
+          <w:szCs w:val="21"/>
+        </w:rPr>
+        <w:t>sensor fusion</w:t>
+      </w:r>
+      <w:r>
+        <w:rPr>
+          <w:rFonts w:ascii="Garamond" w:hAnsi="Garamond" w:cs="Arial"/>
+          <w:iCs/>
+          <w:sz w:val="21"/>
+          <w:szCs w:val="21"/>
+        </w:rPr>
+        <w:t>, AI</w:t>
+      </w:r>
+      <w:r>
+        <w:rPr>
+          <w:rFonts w:ascii="Garamond" w:hAnsi="Garamond" w:cs="Arial"/>
+          <w:iCs/>
+          <w:sz w:val="21"/>
+          <w:szCs w:val="21"/>
+        </w:rPr>
+        <w:t xml:space="preserve">, </w:t>
+      </w:r>
+      <w:r>
+        <w:rPr>
+          <w:rFonts w:ascii="Garamond" w:hAnsi="Garamond" w:cs="Arial"/>
+          <w:iCs/>
+          <w:sz w:val="21"/>
+          <w:szCs w:val="21"/>
+        </w:rPr>
+        <w:t xml:space="preserve">data visualization, </w:t>
+      </w:r>
+      <w:r>
+        <w:rPr>
+          <w:rFonts w:ascii="Garamond" w:hAnsi="Garamond" w:cs="Arial"/>
+          <w:iCs/>
+          <w:sz w:val="21"/>
+          <w:szCs w:val="21"/>
+        </w:rPr>
+        <w:t xml:space="preserve">ML-based planning, </w:t>
+      </w:r>
+      <w:r>
+        <w:rPr>
+          <w:rFonts w:ascii="Garamond" w:hAnsi="Garamond" w:cs="Arial"/>
+          <w:iCs/>
+          <w:sz w:val="21"/>
+          <w:szCs w:val="21"/>
+        </w:rPr>
+        <w:t xml:space="preserve">MATLAB, Simulink, </w:t>
+      </w:r>
+      <w:r>
+        <w:rPr>
+          <w:rFonts w:ascii="Garamond" w:hAnsi="Garamond" w:cs="Arial"/>
+          <w:iCs/>
+          <w:sz w:val="21"/>
+          <w:szCs w:val="21"/>
+        </w:rPr>
+        <w:t xml:space="preserve">autonomous driving, </w:t>
+      </w:r>
+      <w:r>
+        <w:rPr>
+          <w:rFonts w:ascii="Garamond" w:hAnsi="Garamond" w:cs="Arial"/>
+          <w:iCs/>
+          <w:sz w:val="21"/>
+          <w:szCs w:val="21"/>
+        </w:rPr>
+        <w:t xml:space="preserve">control, </w:t>
+      </w:r>
+      <w:r>
+        <w:rPr>
+          <w:rFonts w:ascii="Garamond" w:hAnsi="Garamond" w:cs="Arial"/>
+          <w:iCs/>
+          <w:sz w:val="21"/>
+          <w:szCs w:val="21"/>
+        </w:rPr>
+        <w:t>simulation (Gazebo, Isaac</w:t>
       </w:r>
       <w:r>
         <w:rPr>
@@ -840,121 +941,6 @@
           <w:sz w:val="21"/>
           <w:szCs w:val="21"/>
         </w:rPr>
-        <w:t>motion planning</w:t>
-      </w:r>
-      <w:r>
-        <w:rPr>
-          <w:rFonts w:ascii="Garamond" w:hAnsi="Garamond" w:cs="Arial"/>
-          <w:sz w:val="21"/>
-          <w:szCs w:val="21"/>
-        </w:rPr>
-        <w:t xml:space="preserve">, </w:t>
-      </w:r>
-      <w:r>
-        <w:rPr>
-          <w:rFonts w:ascii="Garamond" w:hAnsi="Garamond" w:cs="Arial"/>
-          <w:iCs/>
-          <w:sz w:val="21"/>
-          <w:szCs w:val="21"/>
-        </w:rPr>
-        <w:t xml:space="preserve">ML-based planning, </w:t>
-      </w:r>
-      <w:r>
-        <w:rPr>
-          <w:rFonts w:ascii="Garamond" w:hAnsi="Garamond" w:cs="Arial"/>
-          <w:iCs/>
-          <w:sz w:val="21"/>
-          <w:szCs w:val="21"/>
-        </w:rPr>
-        <w:t xml:space="preserve">MATLAB, Simulink, </w:t>
-      </w:r>
-      <w:r>
-        <w:rPr>
-          <w:rFonts w:ascii="Garamond" w:hAnsi="Garamond" w:cs="Arial"/>
-          <w:iCs/>
-          <w:sz w:val="21"/>
-          <w:szCs w:val="21"/>
-        </w:rPr>
-        <w:t>Docker</w:t>
-      </w:r>
-      <w:r>
-        <w:rPr>
-          <w:rFonts w:ascii="Garamond" w:hAnsi="Garamond" w:cs="Arial"/>
-          <w:iCs/>
-          <w:sz w:val="21"/>
-          <w:szCs w:val="21"/>
-        </w:rPr>
-        <w:t xml:space="preserve">, </w:t>
-      </w:r>
-      <w:r>
-        <w:rPr>
-          <w:rFonts w:ascii="Garamond" w:hAnsi="Garamond" w:cs="Arial"/>
-          <w:iCs/>
-          <w:sz w:val="21"/>
-          <w:szCs w:val="21"/>
-        </w:rPr>
-        <w:t xml:space="preserve">autonomous driving, </w:t>
-      </w:r>
-      <w:r>
-        <w:rPr>
-          <w:rFonts w:ascii="Garamond" w:hAnsi="Garamond" w:cs="Arial"/>
-          <w:iCs/>
-          <w:sz w:val="21"/>
-          <w:szCs w:val="21"/>
-        </w:rPr>
-        <w:t xml:space="preserve">control, </w:t>
-      </w:r>
-      <w:r>
-        <w:rPr>
-          <w:rFonts w:ascii="Garamond" w:hAnsi="Garamond" w:cs="Arial"/>
-          <w:sz w:val="21"/>
-          <w:szCs w:val="21"/>
-        </w:rPr>
-        <w:t>perception, Linux,</w:t>
-      </w:r>
-      <w:r>
-        <w:rPr>
-          <w:rFonts w:ascii="Garamond" w:hAnsi="Garamond" w:cs="Arial"/>
-          <w:iCs/>
-          <w:sz w:val="21"/>
-          <w:szCs w:val="21"/>
-        </w:rPr>
-        <w:t xml:space="preserve"> SLAM</w:t>
-      </w:r>
-      <w:r>
-        <w:rPr>
-          <w:rFonts w:ascii="Garamond" w:hAnsi="Garamond" w:cs="Arial"/>
-          <w:iCs/>
-          <w:sz w:val="21"/>
-          <w:szCs w:val="21"/>
-        </w:rPr>
-        <w:t xml:space="preserve">, sensor fusion, </w:t>
-      </w:r>
-      <w:r>
-        <w:rPr>
-          <w:rFonts w:ascii="Garamond" w:hAnsi="Garamond" w:cs="Arial"/>
-          <w:iCs/>
-          <w:sz w:val="21"/>
-          <w:szCs w:val="21"/>
-        </w:rPr>
-        <w:t>simulation (Gazebo, Isaac</w:t>
-      </w:r>
-      <w:r>
-        <w:rPr>
-          <w:rFonts w:ascii="Garamond" w:hAnsi="Garamond" w:cs="Arial"/>
-          <w:iCs/>
-          <w:sz w:val="21"/>
-          <w:szCs w:val="21"/>
-        </w:rPr>
-        <w:t xml:space="preserve"> </w:t>
-      </w:r>
-      <w:r>
-        <w:rPr>
-          <w:rFonts w:ascii="Garamond" w:hAnsi="Garamond" w:cs="Arial"/>
-          <w:iCs/>
-          <w:sz w:val="21"/>
-          <w:szCs w:val="21"/>
-        </w:rPr>
         <w:t>Sim</w:t>
       </w:r>
       <w:r>
@@ -1010,15 +996,6 @@
           <w:szCs w:val="21"/>
         </w:rPr>
         <w:t>)</w:t>
-      </w:r>
-      <w:r>
-        <w:rPr>
-          <w:rFonts w:ascii="Garamond" w:hAnsi="Garamond" w:cs="Arial"/>
-          <w:iCs/>
-          <w:sz w:val="21"/>
-          <w:szCs w:val="21"/>
-        </w:rPr>
-        <w:t>, AI</w:t>
       </w:r>
     </w:p>
     <w:p>
@@ -1059,15 +1036,23 @@
           <w:sz w:val="21"/>
           <w:szCs w:val="21"/>
         </w:rPr>
-        <w:t xml:space="preserve">control </w:t>
-      </w:r>
-      <w:r>
-        <w:rPr>
-          <w:rFonts w:ascii="Garamond" w:hAnsi="Garamond" w:cs="Arial"/>
-          <w:sz w:val="21"/>
-          <w:szCs w:val="21"/>
-        </w:rPr>
-        <w:t>algorithm</w:t>
+        <w:t>CAN bus communication,</w:t>
+      </w:r>
+      <w:r>
+        <w:rPr>
+          <w:rFonts w:ascii="Garamond" w:hAnsi="Garamond" w:cs="Arial"/>
+          <w:sz w:val="21"/>
+          <w:szCs w:val="21"/>
+        </w:rPr>
+        <w:t xml:space="preserve"> </w:t>
+      </w:r>
+      <w:r>
+        <w:rPr>
+          <w:rFonts w:ascii="Garamond" w:hAnsi="Garamond" w:cs="Arial"/>
+          <w:sz w:val="21"/>
+          <w:szCs w:val="21"/>
+        </w:rPr>
+        <w:t>LiDAR</w:t>
       </w:r>
       <w:r>
         <w:rPr>
@@ -1083,7 +1068,31 @@
           <w:sz w:val="21"/>
           <w:szCs w:val="21"/>
         </w:rPr>
-        <w:t>LiDAR</w:t>
+        <w:t xml:space="preserve">GNSS, </w:t>
+      </w:r>
+      <w:r>
+        <w:rPr>
+          <w:rFonts w:ascii="Garamond" w:hAnsi="Garamond" w:cs="Arial"/>
+          <w:sz w:val="21"/>
+          <w:szCs w:val="21"/>
+        </w:rPr>
+        <w:t xml:space="preserve">IMU, </w:t>
+      </w:r>
+      <w:r>
+        <w:rPr>
+          <w:rFonts w:ascii="Garamond" w:hAnsi="Garamond" w:cs="Arial"/>
+          <w:sz w:val="21"/>
+          <w:szCs w:val="21"/>
+        </w:rPr>
+        <w:t>RGB camera</w:t>
+      </w:r>
+      <w:r>
+        <w:rPr>
+          <w:rFonts w:ascii="Garamond" w:hAnsi="Garamond" w:cs="Arial"/>
+          <w:sz w:val="21"/>
+          <w:szCs w:val="21"/>
+        </w:rPr>
+        <w:t>s</w:t>
       </w:r>
       <w:r>
         <w:rPr>
@@ -1099,55 +1108,7 @@
           <w:sz w:val="21"/>
           <w:szCs w:val="21"/>
         </w:rPr>
-        <w:t xml:space="preserve">IMUs, </w:t>
-      </w:r>
-      <w:r>
-        <w:rPr>
-          <w:rFonts w:ascii="Garamond" w:hAnsi="Garamond" w:cs="Arial"/>
-          <w:sz w:val="21"/>
-          <w:szCs w:val="21"/>
-        </w:rPr>
-        <w:t>RGB camera</w:t>
-      </w:r>
-      <w:r>
-        <w:rPr>
-          <w:rFonts w:ascii="Garamond" w:hAnsi="Garamond" w:cs="Arial"/>
-          <w:sz w:val="21"/>
-          <w:szCs w:val="21"/>
-        </w:rPr>
-        <w:t>s</w:t>
-      </w:r>
-      <w:r>
-        <w:rPr>
-          <w:rFonts w:ascii="Garamond" w:hAnsi="Garamond" w:cs="Arial"/>
-          <w:sz w:val="21"/>
-          <w:szCs w:val="21"/>
-        </w:rPr>
-        <w:t xml:space="preserve">, </w:t>
-      </w:r>
-      <w:r>
-        <w:rPr>
-          <w:rFonts w:ascii="Garamond" w:hAnsi="Garamond" w:cs="Arial"/>
-          <w:sz w:val="21"/>
-          <w:szCs w:val="21"/>
-        </w:rPr>
-        <w:t xml:space="preserve">radar, IMUs, </w:t>
-      </w:r>
-      <w:r>
-        <w:rPr>
-          <w:rFonts w:ascii="Garamond" w:hAnsi="Garamond" w:cs="Arial"/>
-          <w:sz w:val="21"/>
-          <w:szCs w:val="21"/>
-        </w:rPr>
-        <w:t>GPS</w:t>
-      </w:r>
-      <w:r>
-        <w:rPr>
-          <w:rFonts w:ascii="Garamond" w:hAnsi="Garamond" w:cs="Arial"/>
-          <w:sz w:val="21"/>
-          <w:szCs w:val="21"/>
-        </w:rPr>
-        <w:t xml:space="preserve">, </w:t>
+        <w:t xml:space="preserve">radar, </w:t>
       </w:r>
       <w:r>
         <w:rPr>
@@ -1360,25 +1321,7 @@
           <w:sz w:val="21"/>
           <w:szCs w:val="21"/>
         </w:rPr>
-        <w:t xml:space="preserve">Visibility Evaluation Around Unsignalized Intersections with Occlusion </w:t>
-      </w:r>
-      <w:proofErr w:type="gramStart"/>
-      <w:r>
-        <w:rPr>
-          <w:rFonts w:ascii="Garamond" w:hAnsi="Garamond" w:cs="Arial"/>
-          <w:sz w:val="21"/>
-          <w:szCs w:val="21"/>
-        </w:rPr>
-        <w:t>From</w:t>
-      </w:r>
-      <w:proofErr w:type="gramEnd"/>
-      <w:r>
-        <w:rPr>
-          <w:rFonts w:ascii="Garamond" w:hAnsi="Garamond" w:cs="Arial"/>
-          <w:sz w:val="21"/>
-          <w:szCs w:val="21"/>
-        </w:rPr>
-        <w:t xml:space="preserve"> Arbitrary On-road Viewpoints Using Point Cloud Maps</w:t>
+        <w:t>Visibility Evaluation Around Unsignalized Intersections with Occlusion From Arbitrary On-road Viewpoints Using Point Cloud Maps</w:t>
       </w:r>
       <w:r>
         <w:rPr>
@@ -2468,7 +2411,6 @@
         </w:rPr>
         <w:t xml:space="preserve">Designed and built </w:t>
       </w:r>
-      <w:proofErr w:type="gramStart"/>
       <w:r>
         <w:rPr>
           <w:rFonts w:ascii="Garamond" w:hAnsi="Garamond" w:cs="Arial"/>
@@ -2477,7 +2419,6 @@
         </w:rPr>
         <w:t>map</w:t>
       </w:r>
-      <w:proofErr w:type="gramEnd"/>
       <w:r>
         <w:rPr>
           <w:rFonts w:ascii="Garamond" w:hAnsi="Garamond" w:cs="Arial"/>
@@ -2614,25 +2555,7 @@
           <w:sz w:val="21"/>
           <w:szCs w:val="21"/>
         </w:rPr>
-        <w:t xml:space="preserve"> that </w:t>
-      </w:r>
-      <w:proofErr w:type="gramStart"/>
-      <w:r>
-        <w:rPr>
-          <w:rFonts w:ascii="Garamond" w:hAnsi="Garamond" w:cs="Arial"/>
-          <w:sz w:val="21"/>
-          <w:szCs w:val="21"/>
-        </w:rPr>
-        <w:t>processed</w:t>
-      </w:r>
-      <w:proofErr w:type="gramEnd"/>
-      <w:r>
-        <w:rPr>
-          <w:rFonts w:ascii="Garamond" w:hAnsi="Garamond" w:cs="Arial"/>
-          <w:sz w:val="21"/>
-          <w:szCs w:val="21"/>
-        </w:rPr>
-        <w:t xml:space="preserve"> </w:t>
+        <w:t xml:space="preserve"> that processed </w:t>
       </w:r>
       <w:r>
         <w:rPr>
@@ -3345,27 +3268,7 @@
           <w:sz w:val="21"/>
           <w:szCs w:val="21"/>
         </w:rPr>
-        <w:t xml:space="preserve">Prototyping, Extended Kalman </w:t>
-      </w:r>
-      <w:proofErr w:type="gramStart"/>
-      <w:r>
-        <w:rPr>
-          <w:rFonts w:ascii="Garamond" w:hAnsi="Garamond" w:cs="Arial"/>
-          <w:i/>
-          <w:sz w:val="21"/>
-          <w:szCs w:val="21"/>
-        </w:rPr>
-        <w:t>Filter ,</w:t>
-      </w:r>
-      <w:proofErr w:type="gramEnd"/>
-      <w:r>
-        <w:rPr>
-          <w:rFonts w:ascii="Garamond" w:hAnsi="Garamond" w:cs="Arial"/>
-          <w:i/>
-          <w:sz w:val="21"/>
-          <w:szCs w:val="21"/>
-        </w:rPr>
-        <w:t xml:space="preserve"> C++, ROS</w:t>
+        <w:t>Prototyping, Extended Kalman Filter , C++, ROS</w:t>
       </w:r>
       <w:r>
         <w:rPr>
@@ -3495,54 +3398,8 @@
           <w:sz w:val="21"/>
           <w:szCs w:val="21"/>
         </w:rPr>
-        <w:t xml:space="preserve"> among </w:t>
-      </w:r>
-      <w:proofErr w:type="gramStart"/>
-      <w:r>
-        <w:rPr>
-          <w:rFonts w:ascii="Garamond" w:hAnsi="Garamond" w:cs="Arial"/>
-          <w:sz w:val="21"/>
-          <w:szCs w:val="21"/>
-        </w:rPr>
-        <w:t>pedestrian</w:t>
-      </w:r>
-      <w:proofErr w:type="gramEnd"/>
-      <w:r>
-        <w:rPr>
-          <w:rFonts w:ascii="Garamond" w:hAnsi="Garamond" w:cs="Arial"/>
-          <w:sz w:val="21"/>
-          <w:szCs w:val="21"/>
-        </w:rPr>
-        <w:t xml:space="preserve">, </w:t>
-      </w:r>
-      <w:proofErr w:type="gramStart"/>
-      <w:r>
-        <w:rPr>
-          <w:rFonts w:ascii="Garamond" w:hAnsi="Garamond" w:cs="Arial"/>
-          <w:sz w:val="21"/>
-          <w:szCs w:val="21"/>
-        </w:rPr>
-        <w:t>cyclist</w:t>
-      </w:r>
-      <w:proofErr w:type="gramEnd"/>
-      <w:r>
-        <w:rPr>
-          <w:rFonts w:ascii="Garamond" w:hAnsi="Garamond" w:cs="Arial"/>
-          <w:sz w:val="21"/>
-          <w:szCs w:val="21"/>
-        </w:rPr>
-        <w:t xml:space="preserve">, and intelligent </w:t>
-      </w:r>
-      <w:proofErr w:type="gramStart"/>
-      <w:r>
-        <w:rPr>
-          <w:rFonts w:ascii="Garamond" w:hAnsi="Garamond" w:cs="Arial"/>
-          <w:sz w:val="21"/>
-          <w:szCs w:val="21"/>
-        </w:rPr>
-        <w:t>wheelchair</w:t>
-      </w:r>
-      <w:proofErr w:type="gramEnd"/>
+        <w:t xml:space="preserve"> among pedestrian, cyclist, and intelligent wheelchair</w:t>
+      </w:r>
     </w:p>
     <w:p>
       <w:pPr>

--- a/Marika_Nishi_Resume.docx
+++ b/Marika_Nishi_Resume.docx
@@ -43,7 +43,14 @@
           <w:rFonts w:ascii="Times New Roman" w:hAnsi="Times New Roman" w:cs="Times New Roman"/>
           <w:szCs w:val="14"/>
         </w:rPr>
-        <w:t>Mechatronics – Diploma / Engineer</w:t>
+        <w:t>Robotics</w:t>
+      </w:r>
+      <w:r>
+        <w:rPr>
+          <w:rFonts w:ascii="Times New Roman" w:hAnsi="Times New Roman" w:cs="Times New Roman"/>
+          <w:szCs w:val="14"/>
+        </w:rPr>
+        <w:t xml:space="preserve"> Engineer</w:t>
       </w:r>
     </w:p>
     <w:p>
@@ -107,6 +114,7 @@
         </w:rPr>
         <w:t>-</w:t>
       </w:r>
+      <w:proofErr w:type="gramStart"/>
       <w:r>
         <w:rPr>
           <w:rFonts w:ascii="Garamond" w:hAnsi="Garamond" w:cs="Arial"/>
@@ -129,7 +137,16 @@
           <w:sz w:val="18"/>
           <w:szCs w:val="18"/>
         </w:rPr>
-        <w:t xml:space="preserve">Philadelphia, PA </w:t>
+        <w:t>Philadelphia</w:t>
+      </w:r>
+      <w:proofErr w:type="gramEnd"/>
+      <w:r>
+        <w:rPr>
+          <w:rFonts w:ascii="Garamond" w:hAnsi="Garamond" w:cs="Arial"/>
+          <w:sz w:val="18"/>
+          <w:szCs w:val="18"/>
+        </w:rPr>
+        <w:t xml:space="preserve">, PA </w:t>
       </w:r>
       <w:hyperlink r:id="rId9" w:history="1">
         <w:r>
@@ -817,14 +834,25 @@
         </w:rPr>
         <w:t xml:space="preserve">PyTorch, </w:t>
       </w:r>
-      <w:r>
-        <w:rPr>
-          <w:rFonts w:ascii="Garamond" w:hAnsi="Garamond" w:cs="Arial"/>
-          <w:iCs/>
-          <w:sz w:val="21"/>
-          <w:szCs w:val="21"/>
-        </w:rPr>
-        <w:t xml:space="preserve">C++, C, </w:t>
+      <w:proofErr w:type="gramStart"/>
+      <w:r>
+        <w:rPr>
+          <w:rFonts w:ascii="Garamond" w:hAnsi="Garamond" w:cs="Arial"/>
+          <w:iCs/>
+          <w:sz w:val="21"/>
+          <w:szCs w:val="21"/>
+        </w:rPr>
+        <w:t>C++, C</w:t>
+      </w:r>
+      <w:proofErr w:type="gramEnd"/>
+      <w:r>
+        <w:rPr>
+          <w:rFonts w:ascii="Garamond" w:hAnsi="Garamond" w:cs="Arial"/>
+          <w:iCs/>
+          <w:sz w:val="21"/>
+          <w:szCs w:val="21"/>
+        </w:rPr>
+        <w:t xml:space="preserve">, </w:t>
       </w:r>
       <w:r>
         <w:rPr>
@@ -1282,7 +1310,25 @@
           <w:sz w:val="21"/>
           <w:szCs w:val="21"/>
         </w:rPr>
-        <w:t>Visibility Evaluation Around Unsignalized Intersections with Occlusion From Arbitrary On-road Viewpoints Using Point Cloud Maps</w:t>
+        <w:t xml:space="preserve">Visibility Evaluation Around Unsignalized Intersections with Occlusion </w:t>
+      </w:r>
+      <w:proofErr w:type="gramStart"/>
+      <w:r>
+        <w:rPr>
+          <w:rFonts w:ascii="Garamond" w:hAnsi="Garamond" w:cs="Arial"/>
+          <w:sz w:val="21"/>
+          <w:szCs w:val="21"/>
+        </w:rPr>
+        <w:t>From</w:t>
+      </w:r>
+      <w:proofErr w:type="gramEnd"/>
+      <w:r>
+        <w:rPr>
+          <w:rFonts w:ascii="Garamond" w:hAnsi="Garamond" w:cs="Arial"/>
+          <w:sz w:val="21"/>
+          <w:szCs w:val="21"/>
+        </w:rPr>
+        <w:t xml:space="preserve"> Arbitrary On-road Viewpoints Using Point Cloud Maps</w:t>
       </w:r>
       <w:r>
         <w:rPr>
@@ -2103,7 +2149,25 @@
           <w:sz w:val="21"/>
           <w:szCs w:val="21"/>
         </w:rPr>
-        <w:t>Designed and built map to enhance autonomous driving/ADAS by visualizing key information, such as routes and vehicle state using MATLAB; helped company’s engineers understand signals sent from cars visually</w:t>
+        <w:t xml:space="preserve">Designed and built </w:t>
+      </w:r>
+      <w:proofErr w:type="gramStart"/>
+      <w:r>
+        <w:rPr>
+          <w:rFonts w:ascii="Garamond" w:hAnsi="Garamond" w:cs="Arial"/>
+          <w:sz w:val="21"/>
+          <w:szCs w:val="21"/>
+        </w:rPr>
+        <w:t>map</w:t>
+      </w:r>
+      <w:proofErr w:type="gramEnd"/>
+      <w:r>
+        <w:rPr>
+          <w:rFonts w:ascii="Garamond" w:hAnsi="Garamond" w:cs="Arial"/>
+          <w:sz w:val="21"/>
+          <w:szCs w:val="21"/>
+        </w:rPr>
+        <w:t xml:space="preserve"> to enhance autonomous driving/ADAS by visualizing key information, such as routes and vehicle state using MATLAB; helped company’s engineers understand signals sent from cars visually</w:t>
       </w:r>
     </w:p>
     <w:p>
@@ -2129,7 +2193,25 @@
           <w:sz w:val="21"/>
           <w:szCs w:val="21"/>
         </w:rPr>
-        <w:t>Improved software that processed CAN signals from cars by fixing signal decoding; refined system output accuracy</w:t>
+        <w:t xml:space="preserve">Improved software that </w:t>
+      </w:r>
+      <w:proofErr w:type="gramStart"/>
+      <w:r>
+        <w:rPr>
+          <w:rFonts w:ascii="Garamond" w:hAnsi="Garamond" w:cs="Arial"/>
+          <w:sz w:val="21"/>
+          <w:szCs w:val="21"/>
+        </w:rPr>
+        <w:t>processed</w:t>
+      </w:r>
+      <w:proofErr w:type="gramEnd"/>
+      <w:r>
+        <w:rPr>
+          <w:rFonts w:ascii="Garamond" w:hAnsi="Garamond" w:cs="Arial"/>
+          <w:sz w:val="21"/>
+          <w:szCs w:val="21"/>
+        </w:rPr>
+        <w:t xml:space="preserve"> CAN signals from cars by fixing signal decoding; refined system output accuracy</w:t>
       </w:r>
     </w:p>
     <w:p>
@@ -2633,7 +2715,27 @@
           <w:sz w:val="21"/>
           <w:szCs w:val="21"/>
         </w:rPr>
-        <w:t xml:space="preserve">Extended Kalman Filter , </w:t>
+        <w:t xml:space="preserve">Extended Kalman </w:t>
+      </w:r>
+      <w:proofErr w:type="gramStart"/>
+      <w:r>
+        <w:rPr>
+          <w:rFonts w:ascii="Garamond" w:hAnsi="Garamond" w:cs="Arial"/>
+          <w:i/>
+          <w:sz w:val="21"/>
+          <w:szCs w:val="21"/>
+        </w:rPr>
+        <w:t>Filter ,</w:t>
+      </w:r>
+      <w:proofErr w:type="gramEnd"/>
+      <w:r>
+        <w:rPr>
+          <w:rFonts w:ascii="Garamond" w:hAnsi="Garamond" w:cs="Arial"/>
+          <w:i/>
+          <w:sz w:val="21"/>
+          <w:szCs w:val="21"/>
+        </w:rPr>
+        <w:t xml:space="preserve"> </w:t>
       </w:r>
       <w:r>
         <w:rPr>
@@ -2780,8 +2882,54 @@
           <w:sz w:val="21"/>
           <w:szCs w:val="21"/>
         </w:rPr>
-        <w:t xml:space="preserve"> among pedestrian, cyclist, and intelligent wheelchair</w:t>
-      </w:r>
+        <w:t xml:space="preserve"> among </w:t>
+      </w:r>
+      <w:proofErr w:type="gramStart"/>
+      <w:r>
+        <w:rPr>
+          <w:rFonts w:ascii="Garamond" w:hAnsi="Garamond" w:cs="Arial"/>
+          <w:sz w:val="21"/>
+          <w:szCs w:val="21"/>
+        </w:rPr>
+        <w:t>pedestrian</w:t>
+      </w:r>
+      <w:proofErr w:type="gramEnd"/>
+      <w:r>
+        <w:rPr>
+          <w:rFonts w:ascii="Garamond" w:hAnsi="Garamond" w:cs="Arial"/>
+          <w:sz w:val="21"/>
+          <w:szCs w:val="21"/>
+        </w:rPr>
+        <w:t xml:space="preserve">, </w:t>
+      </w:r>
+      <w:proofErr w:type="gramStart"/>
+      <w:r>
+        <w:rPr>
+          <w:rFonts w:ascii="Garamond" w:hAnsi="Garamond" w:cs="Arial"/>
+          <w:sz w:val="21"/>
+          <w:szCs w:val="21"/>
+        </w:rPr>
+        <w:t>cyclist</w:t>
+      </w:r>
+      <w:proofErr w:type="gramEnd"/>
+      <w:r>
+        <w:rPr>
+          <w:rFonts w:ascii="Garamond" w:hAnsi="Garamond" w:cs="Arial"/>
+          <w:sz w:val="21"/>
+          <w:szCs w:val="21"/>
+        </w:rPr>
+        <w:t xml:space="preserve">, and intelligent </w:t>
+      </w:r>
+      <w:proofErr w:type="gramStart"/>
+      <w:r>
+        <w:rPr>
+          <w:rFonts w:ascii="Garamond" w:hAnsi="Garamond" w:cs="Arial"/>
+          <w:sz w:val="21"/>
+          <w:szCs w:val="21"/>
+        </w:rPr>
+        <w:t>wheelchair</w:t>
+      </w:r>
+      <w:proofErr w:type="gramEnd"/>
     </w:p>
     <w:p>
       <w:pPr>
@@ -4257,6 +4405,15 @@
 </file>
 
 <file path=customXml/item1.xml><?xml version="1.0" encoding="utf-8"?>
+<?mso-contentType ?>
+<FormTemplates xmlns="http://schemas.microsoft.com/sharepoint/v3/contenttype/forms">
+  <Display>DocumentLibraryForm</Display>
+  <Edit>DocumentLibraryForm</Edit>
+  <New>DocumentLibraryForm</New>
+</FormTemplates>
+</file>
+
+<file path=customXml/item2.xml><?xml version="1.0" encoding="utf-8"?>
 <ct:contentTypeSchema xmlns:ct="http://schemas.microsoft.com/office/2006/metadata/contentType" xmlns:ma="http://schemas.microsoft.com/office/2006/metadata/properties/metaAttributes" ct:_="" ma:_="" ma:contentTypeName="Document" ma:contentTypeID="0x010100E00F7205C82CFC49993A09459E403F9D" ma:contentTypeVersion="11" ma:contentTypeDescription="Create a new document." ma:contentTypeScope="" ma:versionID="15ca1506d9d0bc3d30df8ed0110f0d4e">
   <xsd:schema xmlns:xsd="http://www.w3.org/2001/XMLSchema" xmlns:xs="http://www.w3.org/2001/XMLSchema" xmlns:p="http://schemas.microsoft.com/office/2006/metadata/properties" xmlns:ns2="8f1b7c86-42c5-4929-b887-8cfd13270314" xmlns:ns3="671c1944-cc4f-476c-949f-52559c641db4" targetNamespace="http://schemas.microsoft.com/office/2006/metadata/properties" ma:root="true" ma:fieldsID="db6c2aada95e6879eb2870ebec6b4aa1" ns2:_="" ns3:_="">
     <xsd:import namespace="8f1b7c86-42c5-4929-b887-8cfd13270314"/>
@@ -4467,16 +4624,15 @@
 </ct:contentTypeSchema>
 </file>
 
-<file path=customXml/item2.xml><?xml version="1.0" encoding="utf-8"?>
-<?mso-contentType ?>
-<FormTemplates xmlns="http://schemas.microsoft.com/sharepoint/v3/contenttype/forms">
-  <Display>DocumentLibraryForm</Display>
-  <Edit>DocumentLibraryForm</Edit>
-  <New>DocumentLibraryForm</New>
-</FormTemplates>
+<file path=customXml/itemProps1.xml><?xml version="1.0" encoding="utf-8"?>
+<ds:datastoreItem xmlns:ds="http://schemas.openxmlformats.org/officeDocument/2006/customXml" ds:itemID="{8E8AFA64-578D-46FF-A288-428D1FA7C9F1}">
+  <ds:schemaRefs>
+    <ds:schemaRef ds:uri="http://schemas.microsoft.com/sharepoint/v3/contenttype/forms"/>
+  </ds:schemaRefs>
+</ds:datastoreItem>
 </file>
 
-<file path=customXml/itemProps1.xml><?xml version="1.0" encoding="utf-8"?>
+<file path=customXml/itemProps2.xml><?xml version="1.0" encoding="utf-8"?>
 <ds:datastoreItem xmlns:ds="http://schemas.openxmlformats.org/officeDocument/2006/customXml" ds:itemID="{5ECCFF00-82E4-439E-8D62-678F77120EF2}">
   <ds:schemaRefs>
     <ds:schemaRef ds:uri="http://schemas.microsoft.com/office/2006/metadata/contentType"/>
@@ -4493,12 +4649,4 @@
     <ds:schemaRef ds:uri="http://schemas.microsoft.com/internal/obd"/>
   </ds:schemaRefs>
 </ds:datastoreItem>
-</file>
-
-<file path=customXml/itemProps2.xml><?xml version="1.0" encoding="utf-8"?>
-<ds:datastoreItem xmlns:ds="http://schemas.openxmlformats.org/officeDocument/2006/customXml" ds:itemID="{8E8AFA64-578D-46FF-A288-428D1FA7C9F1}">
-  <ds:schemaRefs>
-    <ds:schemaRef ds:uri="http://schemas.microsoft.com/sharepoint/v3/contenttype/forms"/>
-  </ds:schemaRefs>
-</ds:datastoreItem>
 </file>
--- a/Marika_Nishi_Resume.docx
+++ b/Marika_Nishi_Resume.docx
@@ -43,15 +43,7 @@
           <w:sz w:val="20"/>
           <w:szCs w:val="10"/>
         </w:rPr>
-        <w:t xml:space="preserve">Robotics </w:t>
-      </w:r>
-      <w:r>
-        <w:rPr>
-          <w:rFonts w:ascii="Times New Roman" w:hAnsi="Times New Roman" w:cs="Times New Roman"/>
-          <w:sz w:val="20"/>
-          <w:szCs w:val="10"/>
-        </w:rPr>
-        <w:t>Application</w:t>
+        <w:t>Perception Robotics</w:t>
       </w:r>
       <w:r>
         <w:rPr>
@@ -842,7 +834,25 @@
           <w:sz w:val="21"/>
           <w:szCs w:val="21"/>
         </w:rPr>
-        <w:t xml:space="preserve">Kalman filter, </w:t>
+        <w:t xml:space="preserve">AWS, Docker, </w:t>
+      </w:r>
+      <w:r>
+        <w:rPr>
+          <w:rFonts w:ascii="Garamond" w:hAnsi="Garamond" w:cs="Arial"/>
+          <w:iCs/>
+          <w:sz w:val="21"/>
+          <w:szCs w:val="21"/>
+        </w:rPr>
+        <w:t xml:space="preserve">visualizations, </w:t>
+      </w:r>
+      <w:r>
+        <w:rPr>
+          <w:rFonts w:ascii="Garamond" w:hAnsi="Garamond" w:cs="Arial"/>
+          <w:iCs/>
+          <w:sz w:val="21"/>
+          <w:szCs w:val="21"/>
+        </w:rPr>
+        <w:t xml:space="preserve">ML-based planning, </w:t>
       </w:r>
       <w:r>
         <w:rPr>
@@ -860,15 +870,6 @@
           <w:sz w:val="21"/>
           <w:szCs w:val="21"/>
         </w:rPr>
-        <w:t>, AI</w:t>
-      </w:r>
-      <w:r>
-        <w:rPr>
-          <w:rFonts w:ascii="Garamond" w:hAnsi="Garamond" w:cs="Arial"/>
-          <w:iCs/>
-          <w:sz w:val="21"/>
-          <w:szCs w:val="21"/>
-        </w:rPr>
         <w:t xml:space="preserve">, </w:t>
       </w:r>
       <w:r>
@@ -878,16 +879,25 @@
           <w:sz w:val="21"/>
           <w:szCs w:val="21"/>
         </w:rPr>
-        <w:t xml:space="preserve">data visualization, </w:t>
-      </w:r>
-      <w:r>
-        <w:rPr>
-          <w:rFonts w:ascii="Garamond" w:hAnsi="Garamond" w:cs="Arial"/>
-          <w:iCs/>
-          <w:sz w:val="21"/>
-          <w:szCs w:val="21"/>
-        </w:rPr>
-        <w:t xml:space="preserve">ML-based planning, </w:t>
+        <w:t xml:space="preserve">EKF, </w:t>
+      </w:r>
+      <w:r>
+        <w:rPr>
+          <w:rFonts w:ascii="Garamond" w:hAnsi="Garamond" w:cs="Arial"/>
+          <w:iCs/>
+          <w:sz w:val="21"/>
+          <w:szCs w:val="21"/>
+        </w:rPr>
+        <w:t>AI</w:t>
+      </w:r>
+      <w:r>
+        <w:rPr>
+          <w:rFonts w:ascii="Garamond" w:hAnsi="Garamond" w:cs="Arial"/>
+          <w:iCs/>
+          <w:sz w:val="21"/>
+          <w:szCs w:val="21"/>
+        </w:rPr>
+        <w:t xml:space="preserve">, </w:t>
       </w:r>
       <w:r>
         <w:rPr>
@@ -4875,15 +4885,6 @@
 </file>
 
 <file path=customXml/item1.xml><?xml version="1.0" encoding="utf-8"?>
-<?mso-contentType ?>
-<FormTemplates xmlns="http://schemas.microsoft.com/sharepoint/v3/contenttype/forms">
-  <Display>DocumentLibraryForm</Display>
-  <Edit>DocumentLibraryForm</Edit>
-  <New>DocumentLibraryForm</New>
-</FormTemplates>
-</file>
-
-<file path=customXml/item2.xml><?xml version="1.0" encoding="utf-8"?>
 <ct:contentTypeSchema xmlns:ct="http://schemas.microsoft.com/office/2006/metadata/contentType" xmlns:ma="http://schemas.microsoft.com/office/2006/metadata/properties/metaAttributes" ct:_="" ma:_="" ma:contentTypeName="Document" ma:contentTypeID="0x010100E00F7205C82CFC49993A09459E403F9D" ma:contentTypeVersion="11" ma:contentTypeDescription="Create a new document." ma:contentTypeScope="" ma:versionID="15ca1506d9d0bc3d30df8ed0110f0d4e">
   <xsd:schema xmlns:xsd="http://www.w3.org/2001/XMLSchema" xmlns:xs="http://www.w3.org/2001/XMLSchema" xmlns:p="http://schemas.microsoft.com/office/2006/metadata/properties" xmlns:ns2="8f1b7c86-42c5-4929-b887-8cfd13270314" xmlns:ns3="671c1944-cc4f-476c-949f-52559c641db4" targetNamespace="http://schemas.microsoft.com/office/2006/metadata/properties" ma:root="true" ma:fieldsID="db6c2aada95e6879eb2870ebec6b4aa1" ns2:_="" ns3:_="">
     <xsd:import namespace="8f1b7c86-42c5-4929-b887-8cfd13270314"/>
@@ -5094,15 +5095,16 @@
 </ct:contentTypeSchema>
 </file>
 
-<file path=customXml/itemProps1.xml><?xml version="1.0" encoding="utf-8"?>
-<ds:datastoreItem xmlns:ds="http://schemas.openxmlformats.org/officeDocument/2006/customXml" ds:itemID="{8E8AFA64-578D-46FF-A288-428D1FA7C9F1}">
-  <ds:schemaRefs>
-    <ds:schemaRef ds:uri="http://schemas.microsoft.com/sharepoint/v3/contenttype/forms"/>
-  </ds:schemaRefs>
-</ds:datastoreItem>
+<file path=customXml/item2.xml><?xml version="1.0" encoding="utf-8"?>
+<?mso-contentType ?>
+<FormTemplates xmlns="http://schemas.microsoft.com/sharepoint/v3/contenttype/forms">
+  <Display>DocumentLibraryForm</Display>
+  <Edit>DocumentLibraryForm</Edit>
+  <New>DocumentLibraryForm</New>
+</FormTemplates>
 </file>
 
-<file path=customXml/itemProps2.xml><?xml version="1.0" encoding="utf-8"?>
+<file path=customXml/itemProps1.xml><?xml version="1.0" encoding="utf-8"?>
 <ds:datastoreItem xmlns:ds="http://schemas.openxmlformats.org/officeDocument/2006/customXml" ds:itemID="{5ECCFF00-82E4-439E-8D62-678F77120EF2}">
   <ds:schemaRefs>
     <ds:schemaRef ds:uri="http://schemas.microsoft.com/office/2006/metadata/contentType"/>
@@ -5119,4 +5121,12 @@
     <ds:schemaRef ds:uri="http://schemas.microsoft.com/internal/obd"/>
   </ds:schemaRefs>
 </ds:datastoreItem>
+</file>
+
+<file path=customXml/itemProps2.xml><?xml version="1.0" encoding="utf-8"?>
+<ds:datastoreItem xmlns:ds="http://schemas.openxmlformats.org/officeDocument/2006/customXml" ds:itemID="{8E8AFA64-578D-46FF-A288-428D1FA7C9F1}">
+  <ds:schemaRefs>
+    <ds:schemaRef ds:uri="http://schemas.microsoft.com/sharepoint/v3/contenttype/forms"/>
+  </ds:schemaRefs>
+</ds:datastoreItem>
 </file>